--- a/My project/Vývoj 2D herní aplikace pro mobilní zařízení.docx
+++ b/My project/Vývoj 2D herní aplikace pro mobilní zařízení.docx
@@ -5096,35 +5096,35 @@
         <w:spacing w:line="360" w:lineRule="auto"/>
         <w:ind w:firstLine="578"/>
       </w:pPr>
-      <w:bookmarkStart w:id="14" w:name="_Toc142480038"/>
-      <w:bookmarkStart w:id="15" w:name="_Hlk142651506"/>
+      <w:bookmarkStart w:id="14" w:name="_Hlk142651506"/>
+      <w:bookmarkStart w:id="15" w:name="_Toc142480038"/>
       <w:r>
         <w:t>Unreal engine je jeden z nejpopulárnějších herních enginů součastnosti, vyvíjen společností Epic Games od roku 1998.</w:t>
       </w:r>
       <w:r>
         <w:t xml:space="preserve"> Je velmi dobře zdokumentovaný, proto je vhodný jak už pro začátečníky ale </w:t>
       </w:r>
+      <w:bookmarkEnd w:id="14"/>
+      <w:r>
+        <w:t>také i pro pokročilé vývojáře. Mezi jeho silné stránky patří například výkonost oproti ostatní konkurentům</w:t>
+      </w:r>
+      <w:r>
+        <w:t xml:space="preserve">, dále </w:t>
+      </w:r>
+      <w:r>
+        <w:t>poskytuje nejlepší</w:t>
+      </w:r>
+      <w:r>
+        <w:t xml:space="preserve"> možnost</w:t>
+      </w:r>
+      <w:r>
+        <w:t>i</w:t>
+      </w:r>
+      <w:r>
+        <w:t xml:space="preserve"> pro vývoj her pro virtuální realitu.</w:t>
+      </w:r>
+      <w:bookmarkStart w:id="16" w:name="_Toc142480039"/>
       <w:bookmarkEnd w:id="15"/>
-      <w:r>
-        <w:t>také i pro pokročilé vývojáře. Mezi jeho silné stránky patří například výkonost oproti ostatní konkurentům</w:t>
-      </w:r>
-      <w:r>
-        <w:t xml:space="preserve">, dále </w:t>
-      </w:r>
-      <w:r>
-        <w:t>poskytuje nejlepší</w:t>
-      </w:r>
-      <w:r>
-        <w:t xml:space="preserve"> možnost</w:t>
-      </w:r>
-      <w:r>
-        <w:t>i</w:t>
-      </w:r>
-      <w:r>
-        <w:t xml:space="preserve"> pro vývoj her pro virtuální realitu.</w:t>
-      </w:r>
-      <w:bookmarkStart w:id="16" w:name="_Toc142480039"/>
-      <w:bookmarkEnd w:id="14"/>
       <w:r>
         <w:t xml:space="preserve"> </w:t>
       </w:r>
@@ -5276,6 +5276,7 @@
         <w:spacing w:line="360" w:lineRule="auto"/>
         <w:ind w:firstLine="578"/>
       </w:pPr>
+      <w:bookmarkStart w:id="17" w:name="_Hlk143777197"/>
       <w:r>
         <w:t xml:space="preserve">Lumberyard je herni engine od společnosti Amazon. Jeho technologie jsou založeny na CryEnginu, které jsou vylepšeny a rozšířeny. </w:t>
       </w:r>
@@ -5304,6 +5305,7 @@
       <w:r>
         <w:t xml:space="preserve"> </w:t>
       </w:r>
+      <w:bookmarkEnd w:id="17"/>
       <w:r>
         <w:t>[</w:t>
       </w:r>
@@ -5316,65 +5318,531 @@
     </w:p>
     <w:p>
       <w:pPr>
+        <w:pStyle w:val="Nadpis2"/>
+      </w:pPr>
+      <w:r>
+        <w:t>Unity</w:t>
+      </w:r>
+    </w:p>
+    <w:p>
+      <w:pPr>
         <w:spacing w:line="360" w:lineRule="auto"/>
         <w:ind w:firstLine="578"/>
       </w:pPr>
+      <w:r>
+        <w:t xml:space="preserve">Unity je herní engine pro vývoj 2D a 3D her. Je </w:t>
+      </w:r>
+      <w:r>
+        <w:t>vyvíjen</w:t>
+      </w:r>
+      <w:r>
+        <w:t xml:space="preserve"> společností Unity </w:t>
+      </w:r>
+      <w:r>
+        <w:t>Technologies</w:t>
+      </w:r>
+      <w:r>
+        <w:t xml:space="preserve"> od roku 2005.</w:t>
+      </w:r>
+      <w:r>
+        <w:t xml:space="preserve"> </w:t>
+      </w:r>
+      <w:r>
+        <w:t>Velká výhoda při využívaní tohoto enginu je, že existuje velmi rozsáhlý Asset Store, který obsahuje mnoho grafických modelů, efektů ale také i audio.</w:t>
+      </w:r>
+      <w:r>
+        <w:t xml:space="preserve"> </w:t>
+      </w:r>
+      <w:r>
+        <w:t>[</w:t>
+      </w:r>
+      <w:r>
+        <w:t>5</w:t>
+      </w:r>
+      <w:r>
+        <w:t>]</w:t>
+      </w:r>
     </w:p>
     <w:p/>
+    <w:bookmarkEnd w:id="16"/>
+    <w:p>
+      <w:pPr>
+        <w:pStyle w:val="Nadpis3"/>
+      </w:pPr>
+      <w:r>
+        <w:t>GameObject</w:t>
+      </w:r>
+    </w:p>
     <w:p>
       <w:pPr>
         <w:spacing w:line="360" w:lineRule="auto"/>
         <w:ind w:firstLine="578"/>
       </w:pPr>
+      <w:r>
+        <w:t>Všechno</w:t>
+      </w:r>
+      <w:r>
+        <w:t>,</w:t>
+      </w:r>
+      <w:r>
+        <w:t xml:space="preserve"> co vidíme na obrazovce, ať už se jedná o postavu hráče, stěnu budovy nebo zbraň nepřátele je</w:t>
+      </w:r>
+      <w:r>
+        <w:t xml:space="preserve"> </w:t>
+      </w:r>
+      <w:r>
+        <w:t xml:space="preserve">GameObject. </w:t>
+      </w:r>
+      <w:r>
+        <w:t>Tento herní objekt</w:t>
+      </w:r>
+      <w:r>
+        <w:t>,</w:t>
+      </w:r>
+      <w:r>
+        <w:t xml:space="preserve"> ale sám o sobě nic nedělá, jedná se pouze o </w:t>
+      </w:r>
+      <w:r>
+        <w:t>obal</w:t>
+      </w:r>
+      <w:r>
+        <w:t>, ke kterému se dále připojují komponenty, které určují chování daného GameObjektu.</w:t>
+      </w:r>
+      <w:r>
+        <w:t xml:space="preserve"> Existuje mnoho komponent, kde každ</w:t>
+      </w:r>
+      <w:r>
+        <w:t>á</w:t>
+      </w:r>
+      <w:r>
+        <w:t xml:space="preserve"> má své vlastní </w:t>
+      </w:r>
+      <w:r>
+        <w:t xml:space="preserve">využití, </w:t>
+      </w:r>
+      <w:r>
+        <w:t>ale mezi nejznámější,</w:t>
+      </w:r>
+      <w:r>
+        <w:t xml:space="preserve"> bez</w:t>
+      </w:r>
+      <w:r>
+        <w:t xml:space="preserve"> kterých se neobejde skoro </w:t>
+      </w:r>
+      <w:r>
+        <w:t>žádný</w:t>
+      </w:r>
+      <w:r>
+        <w:t xml:space="preserve"> </w:t>
+      </w:r>
+      <w:r>
+        <w:t>komplexnější</w:t>
+      </w:r>
+      <w:r>
+        <w:t xml:space="preserve"> herní objekt patří.</w:t>
+      </w:r>
+    </w:p>
+    <w:p>
+      <w:pPr>
+        <w:pStyle w:val="Nadpis4"/>
+        <w:spacing w:line="360" w:lineRule="auto"/>
+      </w:pPr>
+      <w:r>
+        <w:t>Transform</w:t>
+      </w:r>
     </w:p>
     <w:p>
       <w:pPr>
         <w:spacing w:line="360" w:lineRule="auto"/>
         <w:ind w:firstLine="578"/>
       </w:pPr>
+      <w:bookmarkStart w:id="18" w:name="_Toc142480041"/>
+      <w:r>
+        <w:t>Jedná se o komponent, který je vždy připnutý k hernímu objektu a nejde odebrat. Určuje pozici, rotaci a měřítko objektu ve scéně. Jednotlivé hodnoty se dají nastavit v inspektoru daného objektu nebo přímo ze scriptu.</w:t>
+      </w:r>
+      <w:r>
+        <w:t xml:space="preserve"> </w:t>
+      </w:r>
+      <w:r>
+        <w:t>[</w:t>
+      </w:r>
+      <w:r>
+        <w:t>6</w:t>
+      </w:r>
+      <w:r>
+        <w:t>]</w:t>
+      </w:r>
+      <w:r>
+        <w:t xml:space="preserve"> </w:t>
+      </w:r>
     </w:p>
     <w:p>
       <w:pPr>
         <w:spacing w:line="360" w:lineRule="auto"/>
         <w:ind w:firstLine="578"/>
       </w:pPr>
-    </w:p>
-    <w:p>
-      <w:pPr>
-        <w:pStyle w:val="Nadpis2"/>
-      </w:pPr>
-      <w:r>
-        <w:t>Unity</w:t>
-      </w:r>
-    </w:p>
+      <w:r>
+        <w:rPr>
+          <w:noProof/>
+        </w:rPr>
+        <mc:AlternateContent>
+          <mc:Choice Requires="wps">
+            <w:drawing>
+              <wp:anchor distT="0" distB="0" distL="114300" distR="114300" simplePos="0" relativeHeight="251663360" behindDoc="0" locked="0" layoutInCell="1" allowOverlap="1" wp14:anchorId="75FBEB71" wp14:editId="35E09351">
+                <wp:simplePos x="0" y="0"/>
+                <wp:positionH relativeFrom="column">
+                  <wp:posOffset>701040</wp:posOffset>
+                </wp:positionH>
+                <wp:positionV relativeFrom="paragraph">
+                  <wp:posOffset>1456055</wp:posOffset>
+                </wp:positionV>
+                <wp:extent cx="3636645" cy="635"/>
+                <wp:effectExtent l="0" t="0" r="0" b="0"/>
+                <wp:wrapTopAndBottom/>
+                <wp:docPr id="780182125" name="Textové pole 1"/>
+                <wp:cNvGraphicFramePr/>
+                <a:graphic xmlns:a="http://schemas.openxmlformats.org/drawingml/2006/main">
+                  <a:graphicData uri="http://schemas.microsoft.com/office/word/2010/wordprocessingShape">
+                    <wps:wsp>
+                      <wps:cNvSpPr txBox="1"/>
+                      <wps:spPr>
+                        <a:xfrm>
+                          <a:off x="0" y="0"/>
+                          <a:ext cx="3636645" cy="635"/>
+                        </a:xfrm>
+                        <a:prstGeom prst="rect">
+                          <a:avLst/>
+                        </a:prstGeom>
+                        <a:solidFill>
+                          <a:prstClr val="white"/>
+                        </a:solidFill>
+                        <a:ln>
+                          <a:noFill/>
+                        </a:ln>
+                      </wps:spPr>
+                      <wps:txbx>
+                        <w:txbxContent>
+                          <w:p>
+                            <w:pPr>
+                              <w:pStyle w:val="Titulek"/>
+                              <w:rPr>
+                                <w:noProof/>
+                                <w:sz w:val="24"/>
+                                <w:szCs w:val="24"/>
+                              </w:rPr>
+                            </w:pPr>
+                            <w:r>
+                              <w:t xml:space="preserve">Obrázek </w:t>
+                            </w:r>
+                            <w:r>
+                              <w:fldChar w:fldCharType="begin"/>
+                            </w:r>
+                            <w:r>
+                              <w:instrText xml:space="preserve"> SEQ Obrázek \* ARABIC </w:instrText>
+                            </w:r>
+                            <w:r>
+                              <w:fldChar w:fldCharType="separate"/>
+                            </w:r>
+                            <w:r>
+                              <w:rPr>
+                                <w:noProof/>
+                              </w:rPr>
+                              <w:t>1</w:t>
+                            </w:r>
+                            <w:r>
+                              <w:fldChar w:fldCharType="end"/>
+                            </w:r>
+                            <w:r>
+                              <w:t>- Transform</w:t>
+                            </w:r>
+                          </w:p>
+                        </w:txbxContent>
+                      </wps:txbx>
+                      <wps:bodyPr rot="0" spcFirstLastPara="0" vertOverflow="overflow" horzOverflow="overflow" vert="horz" wrap="square" lIns="0" tIns="0" rIns="0" bIns="0" numCol="1" spcCol="0" rtlCol="0" fromWordArt="0" anchor="t" anchorCtr="0" forceAA="0" compatLnSpc="1">
+                        <a:prstTxWarp prst="textNoShape">
+                          <a:avLst/>
+                        </a:prstTxWarp>
+                        <a:spAutoFit/>
+                      </wps:bodyPr>
+                    </wps:wsp>
+                  </a:graphicData>
+                </a:graphic>
+              </wp:anchor>
+            </w:drawing>
+          </mc:Choice>
+          <mc:Fallback>
+            <w:pict>
+              <v:shapetype w14:anchorId="75FBEB71" id="_x0000_t202" coordsize="21600,21600" o:spt="202" path="m,l,21600r21600,l21600,xe">
+                <v:stroke joinstyle="miter"/>
+                <v:path gradientshapeok="t" o:connecttype="rect"/>
+              </v:shapetype>
+              <v:shape id="Textové pole 1" o:spid="_x0000_s1026" type="#_x0000_t202" style="position:absolute;left:0;text-align:left;margin-left:55.2pt;margin-top:114.65pt;width:286.35pt;height:.05pt;z-index:251663360;visibility:visible;mso-wrap-style:square;mso-wrap-distance-left:9pt;mso-wrap-distance-top:0;mso-wrap-distance-right:9pt;mso-wrap-distance-bottom:0;mso-position-horizontal:absolute;mso-position-horizontal-relative:text;mso-position-vertical:absolute;mso-position-vertical-relative:text;v-text-anchor:top" o:gfxdata="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" stroked="f">
+                <v:textbox style="mso-fit-shape-to-text:t" inset="0,0,0,0">
+                  <w:txbxContent>
+                    <w:p>
+                      <w:pPr>
+                        <w:pStyle w:val="Titulek"/>
+                        <w:rPr>
+                          <w:noProof/>
+                          <w:sz w:val="24"/>
+                          <w:szCs w:val="24"/>
+                        </w:rPr>
+                      </w:pPr>
+                      <w:r>
+                        <w:t xml:space="preserve">Obrázek </w:t>
+                      </w:r>
+                      <w:r>
+                        <w:fldChar w:fldCharType="begin"/>
+                      </w:r>
+                      <w:r>
+                        <w:instrText xml:space="preserve"> SEQ Obrázek \* ARABIC </w:instrText>
+                      </w:r>
+                      <w:r>
+                        <w:fldChar w:fldCharType="separate"/>
+                      </w:r>
+                      <w:r>
+                        <w:rPr>
+                          <w:noProof/>
+                        </w:rPr>
+                        <w:t>1</w:t>
+                      </w:r>
+                      <w:r>
+                        <w:fldChar w:fldCharType="end"/>
+                      </w:r>
+                      <w:r>
+                        <w:t>- Transform</w:t>
+                      </w:r>
+                    </w:p>
+                  </w:txbxContent>
+                </v:textbox>
+                <w10:wrap type="topAndBottom"/>
+              </v:shape>
+            </w:pict>
+          </mc:Fallback>
+        </mc:AlternateContent>
+      </w:r>
+      <w:r>
+        <w:rPr>
+          <w:noProof/>
+        </w:rPr>
+        <w:drawing>
+          <wp:anchor distT="0" distB="0" distL="114300" distR="114300" simplePos="0" relativeHeight="251661312" behindDoc="0" locked="0" layoutInCell="1" allowOverlap="1" wp14:anchorId="5AE0E278" wp14:editId="51333680">
+            <wp:simplePos x="0" y="0"/>
+            <wp:positionH relativeFrom="page">
+              <wp:align>center</wp:align>
+            </wp:positionH>
+            <wp:positionV relativeFrom="paragraph">
+              <wp:posOffset>278765</wp:posOffset>
+            </wp:positionV>
+            <wp:extent cx="3636645" cy="1200150"/>
+            <wp:effectExtent l="0" t="0" r="1905" b="0"/>
+            <wp:wrapTopAndBottom/>
+            <wp:docPr id="1626054005" name="Obrázek 2" descr="Obsah obrázku text, snímek obrazovky, Písmo, číslo&#10;&#10;Popis byl vytvořen automaticky"/>
+            <wp:cNvGraphicFramePr>
+              <a:graphicFrameLocks xmlns:a="http://schemas.openxmlformats.org/drawingml/2006/main" noChangeAspect="1"/>
+            </wp:cNvGraphicFramePr>
+            <a:graphic xmlns:a="http://schemas.openxmlformats.org/drawingml/2006/main">
+              <a:graphicData uri="http://schemas.openxmlformats.org/drawingml/2006/picture">
+                <pic:pic xmlns:pic="http://schemas.openxmlformats.org/drawingml/2006/picture">
+                  <pic:nvPicPr>
+                    <pic:cNvPr id="1626054005" name="Obrázek 2" descr="Obsah obrázku text, snímek obrazovky, Písmo, číslo&#10;&#10;Popis byl vytvořen automaticky"/>
+                    <pic:cNvPicPr/>
+                  </pic:nvPicPr>
+                  <pic:blipFill>
+                    <a:blip r:embed="rId11">
+                      <a:extLst>
+                        <a:ext uri="{28A0092B-C50C-407E-A947-70E740481C1C}">
+                          <a14:useLocalDpi xmlns:a14="http://schemas.microsoft.com/office/drawing/2010/main" val="0"/>
+                        </a:ext>
+                      </a:extLst>
+                    </a:blip>
+                    <a:stretch>
+                      <a:fillRect/>
+                    </a:stretch>
+                  </pic:blipFill>
+                  <pic:spPr>
+                    <a:xfrm>
+                      <a:off x="0" y="0"/>
+                      <a:ext cx="3636645" cy="1200150"/>
+                    </a:xfrm>
+                    <a:prstGeom prst="rect">
+                      <a:avLst/>
+                    </a:prstGeom>
+                  </pic:spPr>
+                </pic:pic>
+              </a:graphicData>
+            </a:graphic>
+            <wp14:sizeRelH relativeFrom="margin">
+              <wp14:pctWidth>0</wp14:pctWidth>
+            </wp14:sizeRelH>
+            <wp14:sizeRelV relativeFrom="margin">
+              <wp14:pctHeight>0</wp14:pctHeight>
+            </wp14:sizeRelV>
+          </wp:anchor>
+        </w:drawing>
+      </w:r>
+    </w:p>
+    <w:p>
+      <w:pPr>
+        <w:spacing w:line="360" w:lineRule="auto"/>
+        <w:ind w:firstLine="578"/>
+      </w:pPr>
+      <w:r>
+        <w:lastRenderedPageBreak/>
+        <w:t xml:space="preserve">Následující kus kódu nastaví hernímu objektu, ke </w:t>
+      </w:r>
+      <w:r>
+        <w:t>kterému</w:t>
+      </w:r>
+      <w:r>
+        <w:t xml:space="preserve"> je tento script připnutý souřadnice na </w:t>
+      </w:r>
+      <w:r>
+        <w:t>0, 0 a 0</w:t>
+      </w:r>
+      <w:r>
+        <w:t>.</w:t>
+      </w:r>
+    </w:p>
+    <w:p>
+      <w:pPr>
+        <w:spacing w:line="360" w:lineRule="auto"/>
+        <w:ind w:firstLine="578"/>
+      </w:pPr>
+    </w:p>
+    <w:p>
+      <w:pPr>
+        <w:spacing w:line="360" w:lineRule="auto"/>
+        <w:ind w:firstLine="578"/>
+      </w:pPr>
+      <w:r>
+        <w:t xml:space="preserve">void Start() </w:t>
+      </w:r>
+    </w:p>
+    <w:p>
+      <w:pPr>
+        <w:spacing w:line="360" w:lineRule="auto"/>
+        <w:ind w:firstLine="578"/>
+      </w:pPr>
+      <w:r>
+        <w:t>{         </w:t>
+      </w:r>
+    </w:p>
+    <w:p>
+      <w:pPr>
+        <w:spacing w:line="360" w:lineRule="auto"/>
+        <w:ind w:left="709" w:firstLine="709"/>
+      </w:pPr>
+      <w:r>
+        <w:t xml:space="preserve">transform.position = new Vector3(0, </w:t>
+      </w:r>
+      <w:r>
+        <w:t>0</w:t>
+      </w:r>
+      <w:r>
+        <w:t>, 0);</w:t>
+      </w:r>
+    </w:p>
+    <w:p>
+      <w:pPr>
+        <w:spacing w:line="360" w:lineRule="auto"/>
+        <w:ind w:firstLine="578"/>
+      </w:pPr>
+      <w:r>
+        <w:t xml:space="preserve"> }</w:t>
+      </w:r>
+    </w:p>
+    <w:p>
+      <w:pPr>
+        <w:spacing w:line="360" w:lineRule="auto"/>
+        <w:ind w:firstLine="578"/>
+      </w:pPr>
+    </w:p>
+    <w:p>
+      <w:pPr>
+        <w:spacing w:line="360" w:lineRule="auto"/>
+        <w:ind w:firstLine="578"/>
+      </w:pPr>
+      <w:r>
+        <w:t xml:space="preserve">Vlastnosti komponenty Transform jsou používány v celé hierarchii </w:t>
+      </w:r>
+      <w:r>
+        <w:t>herního objektu</w:t>
+      </w:r>
+      <w:r>
+        <w:t xml:space="preserve">. </w:t>
+      </w:r>
+      <w:r>
+        <w:t>Proto p</w:t>
+      </w:r>
+      <w:r>
+        <w:t>okud</w:t>
+      </w:r>
+      <w:r>
+        <w:t xml:space="preserve"> se změn</w:t>
+      </w:r>
+      <w:r>
+        <w:t>í</w:t>
+      </w:r>
+      <w:r>
+        <w:t xml:space="preserve"> pozice rodiče, tato změna ovlivní</w:t>
+      </w:r>
+      <w:r>
+        <w:t xml:space="preserve"> také všechny jeho potomky</w:t>
+      </w:r>
+      <w:r>
+        <w:t xml:space="preserve"> </w:t>
+      </w:r>
+      <w:r>
+        <w:t>v hierarchii.</w:t>
+      </w:r>
+    </w:p>
+    <w:p>
+      <w:pPr>
+        <w:pStyle w:val="Nadpis4"/>
+      </w:pPr>
+      <w:r>
+        <w:t>Collider</w:t>
+      </w:r>
+    </w:p>
+    <w:p>
+      <w:pPr>
+        <w:pStyle w:val="Nadpis4"/>
+      </w:pPr>
+      <w:r>
+        <w:t>Animator</w:t>
+      </w:r>
+    </w:p>
+    <w:p>
+      <w:pPr>
+        <w:pStyle w:val="Nadpis4"/>
+      </w:pPr>
+      <w:r>
+        <w:t>Scripts</w:t>
+      </w:r>
+    </w:p>
+    <w:p>
+      <w:pPr>
+        <w:pStyle w:val="Nadpis4"/>
+      </w:pPr>
+      <w:r>
+        <w:t>Audio</w:t>
+      </w:r>
+    </w:p>
+    <w:p/>
     <w:p>
       <w:pPr>
         <w:pStyle w:val="Nadpis3"/>
-      </w:pPr>
-      <w:r>
-        <w:t>Komponenty</w:t>
-      </w:r>
-      <w:bookmarkEnd w:id="16"/>
-    </w:p>
-    <w:p>
-      <w:pPr>
-        <w:pStyle w:val="Nadpis4"/>
-        <w:spacing w:line="360" w:lineRule="auto"/>
-      </w:pPr>
-      <w:bookmarkStart w:id="17" w:name="_Toc142480040"/>
-      <w:r>
-        <w:t>Colliders</w:t>
-      </w:r>
-      <w:bookmarkEnd w:id="17"/>
-    </w:p>
-    <w:p>
-      <w:pPr>
-        <w:pStyle w:val="Nadpis3"/>
-        <w:spacing w:line="360" w:lineRule="auto"/>
-      </w:pPr>
-      <w:bookmarkStart w:id="18" w:name="_Toc142480041"/>
-      <w:r>
-        <w:t>Scena atd.</w:t>
+        <w:spacing w:line="360" w:lineRule="auto"/>
+      </w:pPr>
+      <w:r>
+        <w:t>Sc</w:t>
+      </w:r>
+      <w:r>
+        <w:t>é</w:t>
+      </w:r>
+      <w:r>
+        <w:t>na atd.</w:t>
       </w:r>
       <w:bookmarkEnd w:id="18"/>
     </w:p>
@@ -5777,7 +6245,7 @@
           <w:numId w:val="20"/>
         </w:numPr>
       </w:pPr>
-      <w:hyperlink r:id="rId11" w:history="1">
+      <w:hyperlink r:id="rId12" w:history="1">
         <w:r>
           <w:rPr>
             <w:rStyle w:val="Hypertextovodkaz"/>
@@ -5794,7 +6262,7 @@
           <w:numId w:val="20"/>
         </w:numPr>
       </w:pPr>
-      <w:hyperlink r:id="rId12" w:history="1">
+      <w:hyperlink r:id="rId13" w:history="1">
         <w:r>
           <w:rPr>
             <w:rStyle w:val="Hypertextovodkaz"/>
@@ -5811,7 +6279,7 @@
           <w:numId w:val="20"/>
         </w:numPr>
       </w:pPr>
-      <w:hyperlink r:id="rId13" w:history="1">
+      <w:hyperlink r:id="rId14" w:history="1">
         <w:r>
           <w:rPr>
             <w:rStyle w:val="Hypertextovodkaz"/>
@@ -5828,8 +6296,42 @@
           <w:numId w:val="20"/>
         </w:numPr>
       </w:pPr>
-      <w:r>
-        <w:t>https://www.incredibuild.com/integrations/amazon-lumberyard</w:t>
+      <w:hyperlink r:id="rId15" w:history="1">
+        <w:r>
+          <w:rPr>
+            <w:rStyle w:val="Hypertextovodkaz"/>
+          </w:rPr>
+          <w:t>https://www.incredibuild.com/integrations/amazon-lumberyard</w:t>
+        </w:r>
+      </w:hyperlink>
+    </w:p>
+    <w:p>
+      <w:pPr>
+        <w:pStyle w:val="Odstavecseseznamem"/>
+        <w:numPr>
+          <w:ilvl w:val="0"/>
+          <w:numId w:val="20"/>
+        </w:numPr>
+      </w:pPr>
+      <w:hyperlink r:id="rId16" w:history="1">
+        <w:r>
+          <w:rPr>
+            <w:rStyle w:val="Hypertextovodkaz"/>
+          </w:rPr>
+          <w:t>https://gamedevacademy.org/what-is-unity/</w:t>
+        </w:r>
+      </w:hyperlink>
+    </w:p>
+    <w:p>
+      <w:pPr>
+        <w:pStyle w:val="Odstavecseseznamem"/>
+        <w:numPr>
+          <w:ilvl w:val="0"/>
+          <w:numId w:val="20"/>
+        </w:numPr>
+      </w:pPr>
+      <w:r>
+        <w:t>https://docs.unity3d.com/Manual/class-Transform.html</w:t>
       </w:r>
     </w:p>
     <w:p>
@@ -5864,10 +6366,14 @@
     </w:p>
     <w:p>
       <w:pPr>
-        <w:spacing w:line="360" w:lineRule="auto"/>
-      </w:pPr>
-      <w:r>
-        <w:t>Odkazovaný seznam obrázků</w:t>
+        <w:pStyle w:val="Odstavecseseznamem"/>
+        <w:numPr>
+          <w:ilvl w:val="0"/>
+          <w:numId w:val="21"/>
+        </w:numPr>
+      </w:pPr>
+      <w:r>
+        <w:t>https://docs.unity3d.com/Manual/class-Transform.html</w:t>
       </w:r>
     </w:p>
     <w:p>
@@ -5971,7 +6477,7 @@
           <w:numId w:val="0"/>
         </w:numPr>
         <w:sectPr>
-          <w:footerReference w:type="default" r:id="rId14"/>
+          <w:footerReference w:type="default" r:id="rId17"/>
           <w:type w:val="continuous"/>
           <w:pgSz w:w="11907" w:h="16839" w:code="9"/>
           <w:pgMar w:top="1701" w:right="1134" w:bottom="1418" w:left="1985" w:header="709" w:footer="709" w:gutter="0"/>
@@ -6012,7 +6518,7 @@
       </w:pPr>
     </w:p>
     <w:sectPr>
-      <w:headerReference w:type="default" r:id="rId15"/>
+      <w:headerReference w:type="default" r:id="rId18"/>
       <w:type w:val="continuous"/>
       <w:pgSz w:w="11907" w:h="16839" w:code="9"/>
       <w:pgMar w:top="1418" w:right="851" w:bottom="1418" w:left="1985" w:header="709" w:footer="709" w:gutter="0"/>
@@ -7955,6 +8461,92 @@
     </w:lvl>
   </w:abstractNum>
   <w:abstractNum w:abstractNumId="18" w15:restartNumberingAfterBreak="0">
+    <w:nsid w:val="709B2A07"/>
+    <w:multiLevelType w:val="hybridMultilevel"/>
+    <w:tmpl w:val="219CAB38"/>
+    <w:lvl w:ilvl="0" w:tplc="08090011">
+      <w:start w:val="1"/>
+      <w:numFmt w:val="decimal"/>
+      <w:lvlText w:val="%1)"/>
+      <w:lvlJc w:val="left"/>
+      <w:pPr>
+        <w:ind w:left="720" w:hanging="360"/>
+      </w:pPr>
+    </w:lvl>
+    <w:lvl w:ilvl="1" w:tplc="04050019" w:tentative="1">
+      <w:start w:val="1"/>
+      <w:numFmt w:val="lowerLetter"/>
+      <w:lvlText w:val="%2."/>
+      <w:lvlJc w:val="left"/>
+      <w:pPr>
+        <w:ind w:left="1440" w:hanging="360"/>
+      </w:pPr>
+    </w:lvl>
+    <w:lvl w:ilvl="2" w:tplc="0405001B" w:tentative="1">
+      <w:start w:val="1"/>
+      <w:numFmt w:val="lowerRoman"/>
+      <w:lvlText w:val="%3."/>
+      <w:lvlJc w:val="right"/>
+      <w:pPr>
+        <w:ind w:left="2160" w:hanging="180"/>
+      </w:pPr>
+    </w:lvl>
+    <w:lvl w:ilvl="3" w:tplc="0405000F" w:tentative="1">
+      <w:start w:val="1"/>
+      <w:numFmt w:val="decimal"/>
+      <w:lvlText w:val="%4."/>
+      <w:lvlJc w:val="left"/>
+      <w:pPr>
+        <w:ind w:left="2880" w:hanging="360"/>
+      </w:pPr>
+    </w:lvl>
+    <w:lvl w:ilvl="4" w:tplc="04050019" w:tentative="1">
+      <w:start w:val="1"/>
+      <w:numFmt w:val="lowerLetter"/>
+      <w:lvlText w:val="%5."/>
+      <w:lvlJc w:val="left"/>
+      <w:pPr>
+        <w:ind w:left="3600" w:hanging="360"/>
+      </w:pPr>
+    </w:lvl>
+    <w:lvl w:ilvl="5" w:tplc="0405001B" w:tentative="1">
+      <w:start w:val="1"/>
+      <w:numFmt w:val="lowerRoman"/>
+      <w:lvlText w:val="%6."/>
+      <w:lvlJc w:val="right"/>
+      <w:pPr>
+        <w:ind w:left="4320" w:hanging="180"/>
+      </w:pPr>
+    </w:lvl>
+    <w:lvl w:ilvl="6" w:tplc="0405000F" w:tentative="1">
+      <w:start w:val="1"/>
+      <w:numFmt w:val="decimal"/>
+      <w:lvlText w:val="%7."/>
+      <w:lvlJc w:val="left"/>
+      <w:pPr>
+        <w:ind w:left="5040" w:hanging="360"/>
+      </w:pPr>
+    </w:lvl>
+    <w:lvl w:ilvl="7" w:tplc="04050019" w:tentative="1">
+      <w:start w:val="1"/>
+      <w:numFmt w:val="lowerLetter"/>
+      <w:lvlText w:val="%8."/>
+      <w:lvlJc w:val="left"/>
+      <w:pPr>
+        <w:ind w:left="5760" w:hanging="360"/>
+      </w:pPr>
+    </w:lvl>
+    <w:lvl w:ilvl="8" w:tplc="0405001B" w:tentative="1">
+      <w:start w:val="1"/>
+      <w:numFmt w:val="lowerRoman"/>
+      <w:lvlText w:val="%9."/>
+      <w:lvlJc w:val="right"/>
+      <w:pPr>
+        <w:ind w:left="6480" w:hanging="180"/>
+      </w:pPr>
+    </w:lvl>
+  </w:abstractNum>
+  <w:abstractNum w:abstractNumId="19" w15:restartNumberingAfterBreak="0">
     <w:nsid w:val="7545255E"/>
     <w:multiLevelType w:val="hybridMultilevel"/>
     <w:tmpl w:val="6F82260E"/>
@@ -8040,7 +8632,7 @@
       </w:pPr>
     </w:lvl>
   </w:abstractNum>
-  <w:abstractNum w:abstractNumId="19" w15:restartNumberingAfterBreak="0">
+  <w:abstractNum w:abstractNumId="20" w15:restartNumberingAfterBreak="0">
     <w:nsid w:val="7FBA585D"/>
     <w:multiLevelType w:val="hybridMultilevel"/>
     <w:tmpl w:val="C07E3C0E"/>
@@ -8178,12 +8770,15 @@
     <w:abstractNumId w:val="13"/>
   </w:num>
   <w:num w:numId="18" w16cid:durableId="1797332878">
-    <w:abstractNumId w:val="19"/>
+    <w:abstractNumId w:val="20"/>
   </w:num>
   <w:num w:numId="19" w16cid:durableId="1415395887">
     <w:abstractNumId w:val="15"/>
   </w:num>
   <w:num w:numId="20" w16cid:durableId="1187674162">
+    <w:abstractNumId w:val="19"/>
+  </w:num>
+  <w:num w:numId="21" w16cid:durableId="856114863">
     <w:abstractNumId w:val="18"/>
   </w:num>
   <w:numIdMacAtCleanup w:val="12"/>
@@ -9836,6 +10431,24 @@
       <w:shd w:val="clear" w:color="auto" w:fill="E1DFDD"/>
     </w:rPr>
   </w:style>
+  <w:style w:type="paragraph" w:styleId="Titulek">
+    <w:name w:val="caption"/>
+    <w:basedOn w:val="Normln"/>
+    <w:next w:val="Normln"/>
+    <w:unhideWhenUsed/>
+    <w:qFormat/>
+    <w:rsid w:val="002E602C"/>
+    <w:pPr>
+      <w:spacing w:after="200"/>
+    </w:pPr>
+    <w:rPr>
+      <w:i/>
+      <w:iCs/>
+      <w:color w:val="44546A" w:themeColor="text2"/>
+      <w:sz w:val="18"/>
+      <w:szCs w:val="18"/>
+    </w:rPr>
+  </w:style>
 </w:styles>
 </file>
 

--- a/My project/Vývoj 2D herní aplikace pro mobilní zařízení.docx
+++ b/My project/Vývoj 2D herní aplikace pro mobilní zařízení.docx
@@ -5342,10 +5342,7 @@
         <w:t>Technologies</w:t>
       </w:r>
       <w:r>
-        <w:t xml:space="preserve"> od roku 2005.</w:t>
-      </w:r>
-      <w:r>
-        <w:t xml:space="preserve"> </w:t>
+        <w:t xml:space="preserve"> od roku 2005. </w:t>
       </w:r>
       <w:r>
         <w:t>Velká výhoda při využívaní tohoto enginu je, že existuje velmi rozsáhlý Asset Store, který obsahuje mnoho grafických modelů, efektů ale také i audio.</w:t>
@@ -5457,11 +5454,13 @@
         <w:ind w:firstLine="578"/>
       </w:pPr>
       <w:bookmarkStart w:id="18" w:name="_Toc142480041"/>
-      <w:r>
-        <w:t>Jedná se o komponent, který je vždy připnutý k hernímu objektu a nejde odebrat. Určuje pozici, rotaci a měřítko objektu ve scéně. Jednotlivé hodnoty se dají nastavit v inspektoru daného objektu nebo přímo ze scriptu.</w:t>
-      </w:r>
-      <w:r>
-        <w:t xml:space="preserve"> </w:t>
+      <w:bookmarkStart w:id="19" w:name="_Hlk144739028"/>
+      <w:r>
+        <w:t>Jedná se o komponent, který je vždy připnutý k hernímu objektu a nejde odebrat. Určuje pozici, rotaci a měřítko objektu ve scéně</w:t>
+      </w:r>
+      <w:bookmarkEnd w:id="19"/>
+      <w:r>
+        <w:t xml:space="preserve">. Jednotlivé hodnoty se dají nastavit v inspektoru daného objektu nebo přímo ze scriptu. </w:t>
       </w:r>
       <w:r>
         <w:t>[</w:t>
@@ -5764,78 +5763,1128 @@
         <w:ind w:firstLine="578"/>
       </w:pPr>
       <w:r>
-        <w:t xml:space="preserve">Vlastnosti komponenty Transform jsou používány v celé hierarchii </w:t>
-      </w:r>
-      <w:r>
-        <w:t>herního objektu</w:t>
+        <w:t>Vlastnosti komponen</w:t>
+      </w:r>
+      <w:r>
+        <w:t xml:space="preserve">ty Transform jsou používány v celé hierarchii herního objektu. </w:t>
+      </w:r>
+      <w:r>
+        <w:t>Proto p</w:t>
+      </w:r>
+      <w:r>
+        <w:t>okud se změn</w:t>
+      </w:r>
+      <w:r>
+        <w:t>í</w:t>
+      </w:r>
+      <w:r>
+        <w:t xml:space="preserve"> pozice rodiče, tato</w:t>
+      </w:r>
+      <w:r>
+        <w:t xml:space="preserve"> změna ovlivní také všechny jeho potomky v hierarchii.</w:t>
+      </w:r>
+    </w:p>
+    <w:p>
+      <w:pPr>
+        <w:pStyle w:val="Nadpis4"/>
+      </w:pPr>
+      <w:r>
+        <w:t>Collider</w:t>
+      </w:r>
+    </w:p>
+    <w:p>
+      <w:pPr>
+        <w:spacing w:line="360" w:lineRule="auto"/>
+        <w:ind w:firstLine="709"/>
+      </w:pPr>
+      <w:bookmarkStart w:id="20" w:name="_Hlk144741436"/>
+      <w:r>
+        <w:t>Komponent, kte</w:t>
+      </w:r>
+      <w:r>
+        <w:t>r</w:t>
+      </w:r>
+      <w:r>
+        <w:t>ý</w:t>
+      </w:r>
+      <w:r>
+        <w:t xml:space="preserve"> slouží k řešením kolizí mezi objekty ve scéně.</w:t>
+      </w:r>
+      <w:r>
+        <w:t xml:space="preserve"> </w:t>
+      </w:r>
+      <w:r>
+        <w:t>Existuje několik, předpřipravených tvarů</w:t>
+      </w:r>
+      <w:r>
+        <w:t xml:space="preserve">, které se nazývají </w:t>
+      </w:r>
+      <w:r>
+        <w:rPr>
+          <w:i/>
+          <w:iCs/>
+        </w:rPr>
+        <w:t>primitive colliders</w:t>
+      </w:r>
+      <w:r>
+        <w:t xml:space="preserve">, které </w:t>
+      </w:r>
+      <w:r>
+        <w:t xml:space="preserve">jsou </w:t>
+      </w:r>
+      <w:r>
+        <w:t>málo náročné</w:t>
+      </w:r>
+      <w:r>
+        <w:t xml:space="preserve"> pro procesor</w:t>
+      </w:r>
+      <w:r>
+        <w:t xml:space="preserve">, díky jejich </w:t>
+      </w:r>
+      <w:bookmarkEnd w:id="20"/>
+      <w:r>
+        <w:t xml:space="preserve">jednoduchosti. Patří mezi ně například </w:t>
+      </w:r>
+      <w:r>
+        <w:t>Box Collider, Sphere Collider, Capsule Collider</w:t>
+      </w:r>
+      <w:r>
+        <w:t xml:space="preserve"> a jejich zjednodušené verze ve 2D.</w:t>
+      </w:r>
+      <w:r>
+        <w:t xml:space="preserve"> </w:t>
+      </w:r>
+    </w:p>
+    <w:p>
+      <w:pPr>
+        <w:spacing w:line="360" w:lineRule="auto"/>
+        <w:ind w:firstLine="709"/>
+      </w:pPr>
+      <w:r>
+        <w:t>Pokud chceme</w:t>
+      </w:r>
+      <w:r>
+        <w:t>,</w:t>
+      </w:r>
+      <w:r>
+        <w:t xml:space="preserve"> aby </w:t>
+      </w:r>
+      <w:r>
+        <w:t xml:space="preserve">na objekty ve scéně se uplatňovaly klasické fyzikální síly jako je gravitace, hmotnost, odpor a </w:t>
+      </w:r>
+      <w:r>
+        <w:t>hybnost</w:t>
+      </w:r>
+      <w:r>
+        <w:t xml:space="preserve"> musíme k našemu objektu připnout komponentu </w:t>
+      </w:r>
+      <w:r>
+        <w:rPr>
+          <w:b/>
+          <w:bCs/>
+        </w:rPr>
+        <w:t>Rigid Body</w:t>
+      </w:r>
+      <w:r>
+        <w:t>, která společně s Collider docílí př</w:t>
+      </w:r>
+      <w:r>
+        <w:t>esného řešení kolizí.</w:t>
+      </w:r>
+    </w:p>
+    <w:p>
+      <w:pPr>
+        <w:spacing w:line="360" w:lineRule="auto"/>
+        <w:ind w:firstLine="709"/>
+      </w:pPr>
+      <w:r>
+        <w:rPr>
+          <w:b/>
+          <w:bCs/>
+        </w:rPr>
+        <w:t>Trigger</w:t>
+      </w:r>
+      <w:r>
+        <w:t xml:space="preserve">, neboli komponent collider, který má zapnutou možnost </w:t>
+      </w:r>
+      <w:r>
+        <w:rPr>
+          <w:lang w:val="en-GB"/>
+        </w:rPr>
+        <w:t>,,</w:t>
+      </w:r>
+      <w:r>
+        <w:t>Is Trigger‘‘ je speciálním druhem collideru, který slouží k</w:t>
+      </w:r>
+      <w:r>
+        <w:t>e</w:t>
+      </w:r>
+      <w:r>
+        <w:t xml:space="preserve"> spouštění funkcí při kolizi dvou </w:t>
+      </w:r>
+      <w:r>
+        <w:t>objektů</w:t>
       </w:r>
       <w:r>
         <w:t xml:space="preserve">. </w:t>
       </w:r>
       <w:r>
-        <w:t>Proto p</w:t>
-      </w:r>
-      <w:r>
-        <w:t>okud</w:t>
-      </w:r>
-      <w:r>
-        <w:t xml:space="preserve"> se změn</w:t>
+        <w:t>Na rozdíl od normálních kolizí t</w:t>
+      </w:r>
+      <w:r>
+        <w:t xml:space="preserve">yto </w:t>
+      </w:r>
+      <w:r>
+        <w:t>objektu spolu jinak neinteragují.</w:t>
+      </w:r>
+      <w:r>
+        <w:t xml:space="preserve"> Velmi častým příkladem </w:t>
+      </w:r>
+      <w:r>
+        <w:t xml:space="preserve">může být střela hráče, která </w:t>
+      </w:r>
+      <w:r>
+        <w:t>se zničí</w:t>
+      </w:r>
+      <w:r>
+        <w:t xml:space="preserve"> když protne </w:t>
+      </w:r>
+      <w:r>
+        <w:t xml:space="preserve">s nepřítelem, </w:t>
+      </w:r>
+      <w:r>
+        <w:t xml:space="preserve">jak je uvedeno v příkladu níže. </w:t>
+      </w:r>
+      <w:r>
+        <w:t>[</w:t>
+      </w:r>
+      <w:r>
+        <w:t>7</w:t>
+      </w:r>
+      <w:r>
+        <w:t>]</w:t>
+      </w:r>
+      <w:r>
+        <w:t xml:space="preserve"> </w:t>
+      </w:r>
+      <w:r>
+        <w:t>[</w:t>
+      </w:r>
+      <w:r>
+        <w:t>8</w:t>
+      </w:r>
+      <w:r>
+        <w:t>]</w:t>
+      </w:r>
+    </w:p>
+    <w:p>
+      <w:pPr>
+        <w:spacing w:line="360" w:lineRule="auto"/>
+        <w:ind w:firstLine="709"/>
+      </w:pPr>
+      <w:r>
+        <w:t>void OnTriggerEnter2D(Collider2D collider2D)</w:t>
+      </w:r>
+    </w:p>
+    <w:p>
+      <w:pPr>
+        <w:spacing w:line="360" w:lineRule="auto"/>
+        <w:ind w:firstLine="709"/>
+      </w:pPr>
+      <w:r>
+        <w:t>{</w:t>
+      </w:r>
+    </w:p>
+    <w:p>
+      <w:pPr>
+        <w:spacing w:line="360" w:lineRule="auto"/>
+        <w:ind w:firstLine="709"/>
+      </w:pPr>
+      <w:r>
+        <w:t>        GameObject gm = collider2D.gameObject;</w:t>
+      </w:r>
+    </w:p>
+    <w:p>
+      <w:pPr>
+        <w:spacing w:line="360" w:lineRule="auto"/>
+        <w:ind w:firstLine="709"/>
+      </w:pPr>
+      <w:r>
+        <w:t>        if(gm.CompareTag("Enemy")){            </w:t>
+      </w:r>
+    </w:p>
+    <w:p>
+      <w:pPr>
+        <w:spacing w:line="360" w:lineRule="auto"/>
+        <w:ind w:firstLine="709"/>
+      </w:pPr>
+      <w:r>
+        <w:t>            Destroy(gameObject);</w:t>
+      </w:r>
+    </w:p>
+    <w:p>
+      <w:pPr>
+        <w:spacing w:line="360" w:lineRule="auto"/>
+        <w:ind w:firstLine="709"/>
+      </w:pPr>
+      <w:r>
+        <w:t>        }        </w:t>
+      </w:r>
+    </w:p>
+    <w:p>
+      <w:pPr>
+        <w:spacing w:line="360" w:lineRule="auto"/>
+        <w:ind w:firstLine="709"/>
+      </w:pPr>
+      <w:r>
+        <w:t>}</w:t>
+      </w:r>
+    </w:p>
+    <w:p>
+      <w:pPr>
+        <w:spacing w:line="360" w:lineRule="auto"/>
+        <w:ind w:firstLine="709"/>
+      </w:pPr>
+    </w:p>
+    <w:p>
+      <w:pPr>
+        <w:pStyle w:val="Nadpis4"/>
+      </w:pPr>
+      <w:r>
+        <w:lastRenderedPageBreak/>
+        <w:t>Animator</w:t>
+      </w:r>
+    </w:p>
+    <w:p>
+      <w:pPr>
+        <w:spacing w:line="360" w:lineRule="auto"/>
+        <w:ind w:firstLine="709"/>
+      </w:pPr>
+      <w:r>
+        <w:t xml:space="preserve">Je komponenta, pomocí níž se provádí animace našeho objektu, ke kterému je připojena. </w:t>
+      </w:r>
+      <w:r>
+        <w:t xml:space="preserve">Ke správné funkčnosti vyžaduje </w:t>
+      </w:r>
+      <w:bookmarkStart w:id="21" w:name="_Hlk144743496"/>
+      <w:r>
+        <w:rPr>
+          <w:b/>
+          <w:bCs/>
+        </w:rPr>
+        <w:t>Animator Controller</w:t>
+      </w:r>
+      <w:bookmarkEnd w:id="21"/>
+      <w:r>
+        <w:t xml:space="preserve">, který slouží k přepínání jednotlivých klipů a </w:t>
+      </w:r>
+      <w:r>
+        <w:t xml:space="preserve">vytváření </w:t>
+      </w:r>
+      <w:r>
+        <w:t>přechod</w:t>
+      </w:r>
+      <w:r>
+        <w:t>ů</w:t>
+      </w:r>
+      <w:r>
+        <w:t xml:space="preserve"> mezi nimi. </w:t>
+      </w:r>
+    </w:p>
+    <w:p>
+      <w:pPr>
+        <w:spacing w:line="360" w:lineRule="auto"/>
+        <w:ind w:firstLine="709"/>
+      </w:pPr>
+      <w:r>
+        <w:t xml:space="preserve">Animator Controller se skládá z několika </w:t>
+      </w:r>
+      <w:r>
+        <w:t>obdélníků</w:t>
+      </w:r>
+      <w:r>
+        <w:t xml:space="preserve">, který představují jednotlivé </w:t>
+      </w:r>
+      <w:r>
+        <w:t xml:space="preserve">stavy </w:t>
+      </w:r>
+      <w:r>
+        <w:t xml:space="preserve">daného objektu. </w:t>
+      </w:r>
+      <w:r>
+        <w:t>Mezi těmito stavy se dají vytvořit přechody</w:t>
+      </w:r>
+      <w:r>
+        <w:t xml:space="preserve">, které obsahují podmínky, pomocí niž se řídí přepínání mezi jednotlivými stavy. </w:t>
+      </w:r>
+    </w:p>
+    <w:p>
+      <w:pPr>
+        <w:spacing w:line="360" w:lineRule="auto"/>
+        <w:ind w:firstLine="709"/>
+      </w:pPr>
+      <w:r>
+        <w:t>Každý Animator Controller zpravidla obsahuje tři základní stavy:</w:t>
+      </w:r>
+    </w:p>
+    <w:p>
+      <w:pPr>
+        <w:pStyle w:val="Odstavecseseznamem"/>
+        <w:numPr>
+          <w:ilvl w:val="0"/>
+          <w:numId w:val="23"/>
+        </w:numPr>
+        <w:spacing w:line="360" w:lineRule="auto"/>
+      </w:pPr>
+      <w:r>
+        <w:t>Entry –</w:t>
+      </w:r>
+      <w:r>
+        <w:t xml:space="preserve"> stav</w:t>
+      </w:r>
+      <w:r>
+        <w:t xml:space="preserve">, </w:t>
+      </w:r>
+      <w:r>
+        <w:t xml:space="preserve">ve </w:t>
+      </w:r>
+      <w:r>
+        <w:t>kter</w:t>
+      </w:r>
+      <w:r>
+        <w:t xml:space="preserve">ém každý objekt začíná a </w:t>
+      </w:r>
+      <w:r>
+        <w:t>z</w:t>
+      </w:r>
+      <w:r>
+        <w:t>e</w:t>
+      </w:r>
+      <w:r>
+        <w:t xml:space="preserve"> které</w:t>
+      </w:r>
+      <w:r>
+        <w:t>ho</w:t>
+      </w:r>
+      <w:r>
+        <w:t xml:space="preserve"> se dále přechází do dalších stavů</w:t>
+      </w:r>
+    </w:p>
+    <w:p>
+      <w:pPr>
+        <w:pStyle w:val="Odstavecseseznamem"/>
+        <w:numPr>
+          <w:ilvl w:val="0"/>
+          <w:numId w:val="23"/>
+        </w:numPr>
+        <w:spacing w:line="360" w:lineRule="auto"/>
+      </w:pPr>
+      <w:r>
+        <w:t xml:space="preserve">Exit </w:t>
+      </w:r>
+      <w:r>
+        <w:t>–</w:t>
+      </w:r>
+      <w:r>
+        <w:t xml:space="preserve"> </w:t>
+      </w:r>
+      <w:r>
+        <w:t>tento stav slouží k ukončení animace a navracení do počátečního stavu Entry</w:t>
+      </w:r>
+    </w:p>
+    <w:p>
+      <w:pPr>
+        <w:pStyle w:val="Odstavecseseznamem"/>
+        <w:numPr>
+          <w:ilvl w:val="0"/>
+          <w:numId w:val="23"/>
+        </w:numPr>
+        <w:spacing w:line="360" w:lineRule="auto"/>
+      </w:pPr>
+      <w:r>
+        <w:t xml:space="preserve">Any State – </w:t>
+      </w:r>
+      <w:r>
+        <w:t>Slouží k přechodut do určitého stavu bez ohledu na to, ve kterém stavu se právě nacházíte.</w:t>
+      </w:r>
+      <w:r>
+        <w:t xml:space="preserve"> </w:t>
+      </w:r>
+      <w:r>
+        <w:t>[</w:t>
+      </w:r>
+      <w:r>
+        <w:t>9</w:t>
+      </w:r>
+      <w:r>
+        <w:t>]</w:t>
+      </w:r>
+    </w:p>
+    <w:p>
+      <w:pPr>
+        <w:spacing w:line="360" w:lineRule="auto"/>
+        <w:ind w:firstLine="709"/>
+      </w:pPr>
+      <w:r>
+        <w:rPr>
+          <w:noProof/>
+        </w:rPr>
+        <mc:AlternateContent>
+          <mc:Choice Requires="wps">
+            <w:drawing>
+              <wp:anchor distT="0" distB="0" distL="114300" distR="114300" simplePos="0" relativeHeight="251668480" behindDoc="0" locked="0" layoutInCell="1" allowOverlap="1" wp14:anchorId="7BA525AB" wp14:editId="65DA21E6">
+                <wp:simplePos x="0" y="0"/>
+                <wp:positionH relativeFrom="column">
+                  <wp:posOffset>-5080</wp:posOffset>
+                </wp:positionH>
+                <wp:positionV relativeFrom="paragraph">
+                  <wp:posOffset>3350260</wp:posOffset>
+                </wp:positionV>
+                <wp:extent cx="5585460" cy="635"/>
+                <wp:effectExtent l="0" t="0" r="0" b="0"/>
+                <wp:wrapTopAndBottom/>
+                <wp:docPr id="93349154" name="Textové pole 1"/>
+                <wp:cNvGraphicFramePr/>
+                <a:graphic xmlns:a="http://schemas.openxmlformats.org/drawingml/2006/main">
+                  <a:graphicData uri="http://schemas.microsoft.com/office/word/2010/wordprocessingShape">
+                    <wps:wsp>
+                      <wps:cNvSpPr txBox="1"/>
+                      <wps:spPr>
+                        <a:xfrm>
+                          <a:off x="0" y="0"/>
+                          <a:ext cx="5585460" cy="635"/>
+                        </a:xfrm>
+                        <a:prstGeom prst="rect">
+                          <a:avLst/>
+                        </a:prstGeom>
+                        <a:solidFill>
+                          <a:prstClr val="white"/>
+                        </a:solidFill>
+                        <a:ln>
+                          <a:noFill/>
+                        </a:ln>
+                      </wps:spPr>
+                      <wps:txbx>
+                        <w:txbxContent>
+                          <w:p>
+                            <w:pPr>
+                              <w:pStyle w:val="Titulek"/>
+                              <w:rPr>
+                                <w:noProof/>
+                                <w:sz w:val="24"/>
+                                <w:szCs w:val="24"/>
+                              </w:rPr>
+                            </w:pPr>
+                            <w:r>
+                              <w:t xml:space="preserve">Obrázek </w:t>
+                            </w:r>
+                            <w:r>
+                              <w:fldChar w:fldCharType="begin"/>
+                            </w:r>
+                            <w:r>
+                              <w:instrText xml:space="preserve"> SEQ Obrázek \* ARABIC </w:instrText>
+                            </w:r>
+                            <w:r>
+                              <w:fldChar w:fldCharType="separate"/>
+                            </w:r>
+                            <w:r>
+                              <w:rPr>
+                                <w:noProof/>
+                              </w:rPr>
+                              <w:t>2</w:t>
+                            </w:r>
+                            <w:r>
+                              <w:fldChar w:fldCharType="end"/>
+                            </w:r>
+                            <w:r>
+                              <w:t xml:space="preserve"> - Animator Controller</w:t>
+                            </w:r>
+                          </w:p>
+                        </w:txbxContent>
+                      </wps:txbx>
+                      <wps:bodyPr rot="0" spcFirstLastPara="0" vertOverflow="overflow" horzOverflow="overflow" vert="horz" wrap="square" lIns="0" tIns="0" rIns="0" bIns="0" numCol="1" spcCol="0" rtlCol="0" fromWordArt="0" anchor="t" anchorCtr="0" forceAA="0" compatLnSpc="1">
+                        <a:prstTxWarp prst="textNoShape">
+                          <a:avLst/>
+                        </a:prstTxWarp>
+                        <a:spAutoFit/>
+                      </wps:bodyPr>
+                    </wps:wsp>
+                  </a:graphicData>
+                </a:graphic>
+              </wp:anchor>
+            </w:drawing>
+          </mc:Choice>
+          <mc:Fallback>
+            <w:pict>
+              <v:shape w14:anchorId="7BA525AB" id="_x0000_s1027" type="#_x0000_t202" style="position:absolute;left:0;text-align:left;margin-left:-.4pt;margin-top:263.8pt;width:439.8pt;height:.05pt;z-index:251668480;visibility:visible;mso-wrap-style:square;mso-wrap-distance-left:9pt;mso-wrap-distance-top:0;mso-wrap-distance-right:9pt;mso-wrap-distance-bottom:0;mso-position-horizontal:absolute;mso-position-horizontal-relative:text;mso-position-vertical:absolute;mso-position-vertical-relative:text;v-text-anchor:top" o:gfxdata="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" stroked="f">
+                <v:textbox style="mso-fit-shape-to-text:t" inset="0,0,0,0">
+                  <w:txbxContent>
+                    <w:p>
+                      <w:pPr>
+                        <w:pStyle w:val="Titulek"/>
+                        <w:rPr>
+                          <w:noProof/>
+                          <w:sz w:val="24"/>
+                          <w:szCs w:val="24"/>
+                        </w:rPr>
+                      </w:pPr>
+                      <w:r>
+                        <w:t xml:space="preserve">Obrázek </w:t>
+                      </w:r>
+                      <w:r>
+                        <w:fldChar w:fldCharType="begin"/>
+                      </w:r>
+                      <w:r>
+                        <w:instrText xml:space="preserve"> SEQ Obrázek \* ARABIC </w:instrText>
+                      </w:r>
+                      <w:r>
+                        <w:fldChar w:fldCharType="separate"/>
+                      </w:r>
+                      <w:r>
+                        <w:rPr>
+                          <w:noProof/>
+                        </w:rPr>
+                        <w:t>2</w:t>
+                      </w:r>
+                      <w:r>
+                        <w:fldChar w:fldCharType="end"/>
+                      </w:r>
+                      <w:r>
+                        <w:t xml:space="preserve"> - Animator Controller</w:t>
+                      </w:r>
+                    </w:p>
+                  </w:txbxContent>
+                </v:textbox>
+                <w10:wrap type="topAndBottom"/>
+              </v:shape>
+            </w:pict>
+          </mc:Fallback>
+        </mc:AlternateContent>
+      </w:r>
+      <w:r>
+        <w:rPr>
+          <w:noProof/>
+        </w:rPr>
+        <w:drawing>
+          <wp:anchor distT="0" distB="0" distL="114300" distR="114300" simplePos="0" relativeHeight="251664384" behindDoc="0" locked="0" layoutInCell="1" allowOverlap="1" wp14:anchorId="42B33702" wp14:editId="2031EA51">
+            <wp:simplePos x="0" y="0"/>
+            <wp:positionH relativeFrom="margin">
+              <wp:align>right</wp:align>
+            </wp:positionH>
+            <wp:positionV relativeFrom="paragraph">
+              <wp:posOffset>336550</wp:posOffset>
+            </wp:positionV>
+            <wp:extent cx="5585460" cy="2956560"/>
+            <wp:effectExtent l="0" t="0" r="0" b="0"/>
+            <wp:wrapTopAndBottom/>
+            <wp:docPr id="2041325622" name="Obrázek 3" descr="Obsah obrázku snímek obrazovky, Multimediální software, Grafický software, diagram&#10;&#10;Popis byl vytvořen automaticky"/>
+            <wp:cNvGraphicFramePr>
+              <a:graphicFrameLocks xmlns:a="http://schemas.openxmlformats.org/drawingml/2006/main" noChangeAspect="1"/>
+            </wp:cNvGraphicFramePr>
+            <a:graphic xmlns:a="http://schemas.openxmlformats.org/drawingml/2006/main">
+              <a:graphicData uri="http://schemas.openxmlformats.org/drawingml/2006/picture">
+                <pic:pic xmlns:pic="http://schemas.openxmlformats.org/drawingml/2006/picture">
+                  <pic:nvPicPr>
+                    <pic:cNvPr id="2041325622" name="Obrázek 3" descr="Obsah obrázku snímek obrazovky, Multimediální software, Grafický software, diagram&#10;&#10;Popis byl vytvořen automaticky"/>
+                    <pic:cNvPicPr/>
+                  </pic:nvPicPr>
+                  <pic:blipFill>
+                    <a:blip r:embed="rId12">
+                      <a:extLst>
+                        <a:ext uri="{28A0092B-C50C-407E-A947-70E740481C1C}">
+                          <a14:useLocalDpi xmlns:a14="http://schemas.microsoft.com/office/drawing/2010/main" val="0"/>
+                        </a:ext>
+                      </a:extLst>
+                    </a:blip>
+                    <a:stretch>
+                      <a:fillRect/>
+                    </a:stretch>
+                  </pic:blipFill>
+                  <pic:spPr>
+                    <a:xfrm>
+                      <a:off x="0" y="0"/>
+                      <a:ext cx="5585460" cy="2956560"/>
+                    </a:xfrm>
+                    <a:prstGeom prst="rect">
+                      <a:avLst/>
+                    </a:prstGeom>
+                  </pic:spPr>
+                </pic:pic>
+              </a:graphicData>
+            </a:graphic>
+            <wp14:sizeRelH relativeFrom="margin">
+              <wp14:pctWidth>0</wp14:pctWidth>
+            </wp14:sizeRelH>
+            <wp14:sizeRelV relativeFrom="margin">
+              <wp14:pctHeight>0</wp14:pctHeight>
+            </wp14:sizeRelV>
+          </wp:anchor>
+        </w:drawing>
+      </w:r>
+    </w:p>
+    <w:p>
+      <w:pPr>
+        <w:pStyle w:val="Nadpis4"/>
+      </w:pPr>
+      <w:r>
+        <w:t>S</w:t>
+      </w:r>
+      <w:r>
+        <w:t>k</w:t>
+      </w:r>
+      <w:r>
+        <w:t>ript</w:t>
+      </w:r>
+      <w:r>
+        <w:t>y</w:t>
+      </w:r>
+    </w:p>
+    <w:p>
+      <w:pPr>
+        <w:spacing w:line="360" w:lineRule="auto"/>
+        <w:ind w:firstLine="709"/>
+      </w:pPr>
+      <w:r>
+        <w:t>Jsou velmi důležitou součástí každého objektu</w:t>
+      </w:r>
+      <w:r>
+        <w:t>, pomocí nichž se dá řídit celý objekt</w:t>
+      </w:r>
+      <w:r>
+        <w:t xml:space="preserve"> a přistupovat k ostatním komponentám, které jsou připnuté k tomuto objektu. </w:t>
+      </w:r>
+      <w:r>
+        <w:t>Při vytvoření nového skriptu vznikne třída se jménem daného skriptu, která automaticky děd</w:t>
       </w:r>
       <w:r>
         <w:t>í</w:t>
       </w:r>
       <w:r>
-        <w:t xml:space="preserve"> pozice rodiče, tato změna ovlivní</w:t>
-      </w:r>
-      <w:r>
-        <w:t xml:space="preserve"> také všechny jeho potomky</w:t>
+        <w:t xml:space="preserve"> ze třídy </w:t>
+      </w:r>
+      <w:r>
+        <w:rPr>
+          <w:b/>
+          <w:bCs/>
+        </w:rPr>
+        <w:lastRenderedPageBreak/>
+        <w:t>MonoBehaviour</w:t>
+      </w:r>
+      <w:r>
+        <w:t xml:space="preserve"> a implementuje dvě základní </w:t>
+      </w:r>
+      <w:r>
+        <w:t>funkce</w:t>
       </w:r>
       <w:r>
         <w:t xml:space="preserve"> </w:t>
       </w:r>
       <w:r>
-        <w:t>v hierarchii.</w:t>
-      </w:r>
+        <w:rPr>
+          <w:b/>
+          <w:bCs/>
+        </w:rPr>
+        <w:t>Start</w:t>
+      </w:r>
+      <w:r>
+        <w:t xml:space="preserve"> a </w:t>
+      </w:r>
+      <w:r>
+        <w:rPr>
+          <w:b/>
+          <w:bCs/>
+        </w:rPr>
+        <w:t>Update</w:t>
+      </w:r>
+      <w:r>
+        <w:t xml:space="preserve">. </w:t>
+      </w:r>
+      <w:r>
+        <w:t xml:space="preserve">Jak už název vypovídá </w:t>
+      </w:r>
+      <w:r>
+        <w:t>funkce</w:t>
+      </w:r>
+      <w:r>
+        <w:t xml:space="preserve"> </w:t>
+      </w:r>
+      <w:r>
+        <w:t>Start se provede při inicializaci daného objektu, což se zejména hodí pro nastavování referencí na jiné objekty ve scéně, s</w:t>
+      </w:r>
+      <w:r>
+        <w:t>e</w:t>
+      </w:r>
+      <w:r>
+        <w:t xml:space="preserve"> kterýma se dále v tomto skriptu pracuje. </w:t>
+      </w:r>
+    </w:p>
+    <w:p>
+      <w:pPr>
+        <w:spacing w:line="360" w:lineRule="auto"/>
+        <w:ind w:firstLine="709"/>
+      </w:pPr>
+      <w:r>
+        <w:t xml:space="preserve">Naopak </w:t>
+      </w:r>
+      <w:r>
+        <w:t>funkce</w:t>
+      </w:r>
+      <w:r>
+        <w:t xml:space="preserve"> </w:t>
+      </w:r>
+      <w:r>
+        <w:t xml:space="preserve">Update se provádí při každé aktualizaci </w:t>
+      </w:r>
+      <w:r>
+        <w:t>obrazovky,</w:t>
+      </w:r>
+      <w:r>
+        <w:t xml:space="preserve"> proto sem patří </w:t>
+      </w:r>
+      <w:r>
+        <w:t>vše,</w:t>
+      </w:r>
+      <w:r>
+        <w:t xml:space="preserve"> co je potřeba provádět neustále, jako </w:t>
+      </w:r>
+      <w:r>
+        <w:t xml:space="preserve">je </w:t>
+      </w:r>
+      <w:r>
+        <w:t>například pohyb vystřelené střely.</w:t>
+      </w:r>
+      <w:r>
+        <w:t xml:space="preserve"> </w:t>
+      </w:r>
+    </w:p>
+    <w:p>
+      <w:pPr>
+        <w:spacing w:line="360" w:lineRule="auto"/>
+        <w:ind w:firstLine="709"/>
+      </w:pPr>
+      <w:r>
+        <w:rPr>
+          <w:noProof/>
+        </w:rPr>
+        <mc:AlternateContent>
+          <mc:Choice Requires="wps">
+            <w:drawing>
+              <wp:anchor distT="0" distB="0" distL="114300" distR="114300" simplePos="0" relativeHeight="251671552" behindDoc="0" locked="0" layoutInCell="1" allowOverlap="1" wp14:anchorId="32712A3E" wp14:editId="1DF44E55">
+                <wp:simplePos x="0" y="0"/>
+                <wp:positionH relativeFrom="column">
+                  <wp:posOffset>690880</wp:posOffset>
+                </wp:positionH>
+                <wp:positionV relativeFrom="paragraph">
+                  <wp:posOffset>4256405</wp:posOffset>
+                </wp:positionV>
+                <wp:extent cx="4198620" cy="635"/>
+                <wp:effectExtent l="0" t="0" r="0" b="0"/>
+                <wp:wrapTopAndBottom/>
+                <wp:docPr id="1812514050" name="Textové pole 1"/>
+                <wp:cNvGraphicFramePr/>
+                <a:graphic xmlns:a="http://schemas.openxmlformats.org/drawingml/2006/main">
+                  <a:graphicData uri="http://schemas.microsoft.com/office/word/2010/wordprocessingShape">
+                    <wps:wsp>
+                      <wps:cNvSpPr txBox="1"/>
+                      <wps:spPr>
+                        <a:xfrm>
+                          <a:off x="0" y="0"/>
+                          <a:ext cx="4198620" cy="635"/>
+                        </a:xfrm>
+                        <a:prstGeom prst="rect">
+                          <a:avLst/>
+                        </a:prstGeom>
+                        <a:solidFill>
+                          <a:prstClr val="white"/>
+                        </a:solidFill>
+                        <a:ln>
+                          <a:noFill/>
+                        </a:ln>
+                      </wps:spPr>
+                      <wps:txbx>
+                        <w:txbxContent>
+                          <w:p>
+                            <w:pPr>
+                              <w:pStyle w:val="Titulek"/>
+                              <w:rPr>
+                                <w:noProof/>
+                                <w:sz w:val="24"/>
+                                <w:szCs w:val="24"/>
+                              </w:rPr>
+                            </w:pPr>
+                            <w:r>
+                              <w:t xml:space="preserve">Obrázek </w:t>
+                            </w:r>
+                            <w:r>
+                              <w:fldChar w:fldCharType="begin"/>
+                            </w:r>
+                            <w:r>
+                              <w:instrText xml:space="preserve"> SEQ Obrázek \* ARABIC </w:instrText>
+                            </w:r>
+                            <w:r>
+                              <w:fldChar w:fldCharType="separate"/>
+                            </w:r>
+                            <w:r>
+                              <w:rPr>
+                                <w:noProof/>
+                              </w:rPr>
+                              <w:t>3</w:t>
+                            </w:r>
+                            <w:r>
+                              <w:fldChar w:fldCharType="end"/>
+                            </w:r>
+                            <w:r>
+                              <w:t xml:space="preserve"> - základní skript</w:t>
+                            </w:r>
+                          </w:p>
+                        </w:txbxContent>
+                      </wps:txbx>
+                      <wps:bodyPr rot="0" spcFirstLastPara="0" vertOverflow="overflow" horzOverflow="overflow" vert="horz" wrap="square" lIns="0" tIns="0" rIns="0" bIns="0" numCol="1" spcCol="0" rtlCol="0" fromWordArt="0" anchor="t" anchorCtr="0" forceAA="0" compatLnSpc="1">
+                        <a:prstTxWarp prst="textNoShape">
+                          <a:avLst/>
+                        </a:prstTxWarp>
+                        <a:spAutoFit/>
+                      </wps:bodyPr>
+                    </wps:wsp>
+                  </a:graphicData>
+                </a:graphic>
+              </wp:anchor>
+            </w:drawing>
+          </mc:Choice>
+          <mc:Fallback>
+            <w:pict>
+              <v:shape w14:anchorId="32712A3E" id="_x0000_s1028" type="#_x0000_t202" style="position:absolute;left:0;text-align:left;margin-left:54.4pt;margin-top:335.15pt;width:330.6pt;height:.05pt;z-index:251671552;visibility:visible;mso-wrap-style:square;mso-wrap-distance-left:9pt;mso-wrap-distance-top:0;mso-wrap-distance-right:9pt;mso-wrap-distance-bottom:0;mso-position-horizontal:absolute;mso-position-horizontal-relative:text;mso-position-vertical:absolute;mso-position-vertical-relative:text;v-text-anchor:top" o:gfxdata="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" stroked="f">
+                <v:textbox style="mso-fit-shape-to-text:t" inset="0,0,0,0">
+                  <w:txbxContent>
+                    <w:p>
+                      <w:pPr>
+                        <w:pStyle w:val="Titulek"/>
+                        <w:rPr>
+                          <w:noProof/>
+                          <w:sz w:val="24"/>
+                          <w:szCs w:val="24"/>
+                        </w:rPr>
+                      </w:pPr>
+                      <w:r>
+                        <w:t xml:space="preserve">Obrázek </w:t>
+                      </w:r>
+                      <w:r>
+                        <w:fldChar w:fldCharType="begin"/>
+                      </w:r>
+                      <w:r>
+                        <w:instrText xml:space="preserve"> SEQ Obrázek \* ARABIC </w:instrText>
+                      </w:r>
+                      <w:r>
+                        <w:fldChar w:fldCharType="separate"/>
+                      </w:r>
+                      <w:r>
+                        <w:rPr>
+                          <w:noProof/>
+                        </w:rPr>
+                        <w:t>3</w:t>
+                      </w:r>
+                      <w:r>
+                        <w:fldChar w:fldCharType="end"/>
+                      </w:r>
+                      <w:r>
+                        <w:t xml:space="preserve"> - základní skript</w:t>
+                      </w:r>
+                    </w:p>
+                  </w:txbxContent>
+                </v:textbox>
+                <w10:wrap type="topAndBottom"/>
+              </v:shape>
+            </w:pict>
+          </mc:Fallback>
+        </mc:AlternateContent>
+      </w:r>
+      <w:r>
+        <w:rPr>
+          <w:noProof/>
+        </w:rPr>
+        <w:drawing>
+          <wp:anchor distT="0" distB="0" distL="114300" distR="114300" simplePos="0" relativeHeight="251669504" behindDoc="0" locked="0" layoutInCell="1" allowOverlap="1" wp14:anchorId="63EFD485" wp14:editId="7EFA3FF1">
+            <wp:simplePos x="0" y="0"/>
+            <wp:positionH relativeFrom="margin">
+              <wp:align>center</wp:align>
+            </wp:positionH>
+            <wp:positionV relativeFrom="paragraph">
+              <wp:posOffset>1202055</wp:posOffset>
+            </wp:positionV>
+            <wp:extent cx="4198620" cy="2997200"/>
+            <wp:effectExtent l="0" t="0" r="0" b="0"/>
+            <wp:wrapTopAndBottom/>
+            <wp:docPr id="1576594923" name="Obrázek 5" descr="Obsah obrázku text, snímek obrazovky, Písmo&#10;&#10;Popis byl vytvořen automaticky"/>
+            <wp:cNvGraphicFramePr>
+              <a:graphicFrameLocks xmlns:a="http://schemas.openxmlformats.org/drawingml/2006/main" noChangeAspect="1"/>
+            </wp:cNvGraphicFramePr>
+            <a:graphic xmlns:a="http://schemas.openxmlformats.org/drawingml/2006/main">
+              <a:graphicData uri="http://schemas.openxmlformats.org/drawingml/2006/picture">
+                <pic:pic xmlns:pic="http://schemas.openxmlformats.org/drawingml/2006/picture">
+                  <pic:nvPicPr>
+                    <pic:cNvPr id="1576594923" name="Obrázek 5" descr="Obsah obrázku text, snímek obrazovky, Písmo&#10;&#10;Popis byl vytvořen automaticky"/>
+                    <pic:cNvPicPr/>
+                  </pic:nvPicPr>
+                  <pic:blipFill>
+                    <a:blip r:embed="rId13">
+                      <a:extLst>
+                        <a:ext uri="{28A0092B-C50C-407E-A947-70E740481C1C}">
+                          <a14:useLocalDpi xmlns:a14="http://schemas.microsoft.com/office/drawing/2010/main" val="0"/>
+                        </a:ext>
+                      </a:extLst>
+                    </a:blip>
+                    <a:stretch>
+                      <a:fillRect/>
+                    </a:stretch>
+                  </pic:blipFill>
+                  <pic:spPr>
+                    <a:xfrm>
+                      <a:off x="0" y="0"/>
+                      <a:ext cx="4198620" cy="2997200"/>
+                    </a:xfrm>
+                    <a:prstGeom prst="rect">
+                      <a:avLst/>
+                    </a:prstGeom>
+                  </pic:spPr>
+                </pic:pic>
+              </a:graphicData>
+            </a:graphic>
+            <wp14:sizeRelH relativeFrom="margin">
+              <wp14:pctWidth>0</wp14:pctWidth>
+            </wp14:sizeRelH>
+            <wp14:sizeRelV relativeFrom="margin">
+              <wp14:pctHeight>0</wp14:pctHeight>
+            </wp14:sizeRelV>
+          </wp:anchor>
+        </w:drawing>
+      </w:r>
+      <w:bookmarkStart w:id="22" w:name="_Hlk144747156"/>
+      <w:r>
+        <w:t xml:space="preserve">Další velmi důležitou funkcí, kterou třída MonoBehaviour poskytuje je </w:t>
+      </w:r>
+      <w:r>
+        <w:rPr>
+          <w:b/>
+          <w:bCs/>
+        </w:rPr>
+        <w:t>Awake</w:t>
+      </w:r>
+      <w:r>
+        <w:t xml:space="preserve">. Tato funkce se stejně jako Start provedena pouze jednou na začátku. Awake je ale na rozdíl od Start volán </w:t>
+      </w:r>
+      <w:bookmarkEnd w:id="22"/>
+      <w:r>
+        <w:t xml:space="preserve">hned potom co je objekt s daným scriptem </w:t>
+      </w:r>
+      <w:r>
+        <w:t>inicializován</w:t>
+      </w:r>
+      <w:r>
+        <w:t xml:space="preserve"> neboli všechny funkce Awake se provedou před </w:t>
+      </w:r>
+      <w:r>
+        <w:t>voláním</w:t>
+      </w:r>
+      <w:r>
+        <w:t xml:space="preserve"> funkcí Start.</w:t>
+      </w:r>
+    </w:p>
+    <w:p>
+      <w:pPr>
+        <w:spacing w:line="360" w:lineRule="auto"/>
+      </w:pPr>
     </w:p>
     <w:p>
       <w:pPr>
         <w:pStyle w:val="Nadpis4"/>
       </w:pPr>
       <w:r>
-        <w:t>Collider</w:t>
-      </w:r>
-    </w:p>
-    <w:p>
-      <w:pPr>
-        <w:pStyle w:val="Nadpis4"/>
-      </w:pPr>
-      <w:r>
-        <w:t>Animator</w:t>
-      </w:r>
-    </w:p>
-    <w:p>
-      <w:pPr>
-        <w:pStyle w:val="Nadpis4"/>
-      </w:pPr>
-      <w:r>
-        <w:t>Scripts</w:t>
-      </w:r>
-    </w:p>
-    <w:p>
-      <w:pPr>
-        <w:pStyle w:val="Nadpis4"/>
-      </w:pPr>
-      <w:r>
         <w:t>Audio</w:t>
       </w:r>
     </w:p>
-    <w:p/>
+    <w:p>
+      <w:pPr>
+        <w:spacing w:line="360" w:lineRule="auto"/>
+        <w:ind w:firstLine="709"/>
+      </w:pPr>
+      <w:r>
+        <w:rPr>
+          <w:b/>
+          <w:bCs/>
+        </w:rPr>
+        <w:t>Audio Listener</w:t>
+      </w:r>
+      <w:r>
+        <w:t xml:space="preserve"> je komponenta, která slouží k zaznamenávání všeho zvuku ve scéně. Nejčastěji se umísťuje na hlavní kameru, protože je to místo ze, kterého všechen zvuk je slyšet ve 3D.</w:t>
+      </w:r>
+    </w:p>
+    <w:p>
+      <w:pPr>
+        <w:spacing w:line="360" w:lineRule="auto"/>
+        <w:ind w:firstLine="709"/>
+      </w:pPr>
+      <w:r>
+        <w:rPr>
+          <w:b/>
+          <w:bCs/>
+        </w:rPr>
+        <w:t xml:space="preserve">Audio Source </w:t>
+      </w:r>
+      <w:r>
+        <w:t>je zodpovědný za přehrávání zvukových nahrávek.</w:t>
+      </w:r>
+      <w:r>
+        <w:t xml:space="preserve"> Přidává se k objektům, který někdy během svého pobytu na scéně </w:t>
+      </w:r>
+      <w:r>
+        <w:t>přehrají</w:t>
+      </w:r>
+      <w:r>
+        <w:t xml:space="preserve"> nějaký zvuk. </w:t>
+      </w:r>
+      <w:r>
+        <w:t xml:space="preserve">Tato komponenta umožňuje nastavit zvukové nahrávce </w:t>
+      </w:r>
+      <w:r>
+        <w:t>několik vlastností</w:t>
+      </w:r>
+      <w:r>
+        <w:t>, přímo z</w:t>
+      </w:r>
+      <w:r>
+        <w:t> </w:t>
+      </w:r>
+      <w:r>
+        <w:t>inspektoru</w:t>
+      </w:r>
+      <w:r>
+        <w:t xml:space="preserve"> jako je například spuštění nahrávky při vzniku objektu nebo hlasitost.</w:t>
+      </w:r>
+      <w:r>
+        <w:t xml:space="preserve"> </w:t>
+      </w:r>
+      <w:r>
+        <w:t>[</w:t>
+      </w:r>
+      <w:r>
+        <w:t>10</w:t>
+      </w:r>
+      <w:r>
+        <w:t>]</w:t>
+      </w:r>
+    </w:p>
+    <w:p>
+      <w:pPr>
+        <w:spacing w:line="360" w:lineRule="auto"/>
+      </w:pPr>
+    </w:p>
     <w:p>
       <w:pPr>
         <w:pStyle w:val="Nadpis3"/>
         <w:spacing w:line="360" w:lineRule="auto"/>
       </w:pPr>
       <w:r>
+        <w:lastRenderedPageBreak/>
         <w:t>Sc</w:t>
       </w:r>
       <w:r>
@@ -5851,36 +6900,36 @@
         <w:pStyle w:val="Nadpis3"/>
         <w:spacing w:line="360" w:lineRule="auto"/>
       </w:pPr>
-      <w:bookmarkStart w:id="19" w:name="_Toc142480042"/>
+      <w:bookmarkStart w:id="23" w:name="_Toc142480042"/>
       <w:r>
         <w:t>Asset Store</w:t>
       </w:r>
-      <w:bookmarkEnd w:id="19"/>
+      <w:bookmarkEnd w:id="23"/>
     </w:p>
     <w:p>
       <w:pPr>
         <w:pStyle w:val="Nadpis2"/>
         <w:spacing w:line="360" w:lineRule="auto"/>
       </w:pPr>
-      <w:bookmarkStart w:id="20" w:name="_Toc142480043"/>
+      <w:bookmarkStart w:id="24" w:name="_Toc142480043"/>
       <w:r>
         <w:t>Mobiln</w:t>
       </w:r>
       <w:r>
         <w:t>í platformy</w:t>
       </w:r>
-      <w:bookmarkEnd w:id="20"/>
+      <w:bookmarkEnd w:id="24"/>
     </w:p>
     <w:p>
       <w:pPr>
         <w:pStyle w:val="Nadpis3"/>
         <w:spacing w:line="360" w:lineRule="auto"/>
       </w:pPr>
-      <w:bookmarkStart w:id="21" w:name="_Toc142480044"/>
+      <w:bookmarkStart w:id="25" w:name="_Toc142480044"/>
       <w:r>
         <w:t>Andriod</w:t>
       </w:r>
-      <w:bookmarkEnd w:id="21"/>
+      <w:bookmarkEnd w:id="25"/>
     </w:p>
     <w:p>
       <w:pPr>
@@ -5890,33 +6939,33 @@
       <w:r>
         <w:t xml:space="preserve"> </w:t>
       </w:r>
-      <w:bookmarkStart w:id="22" w:name="_Toc142480045"/>
+      <w:bookmarkStart w:id="26" w:name="_Toc142480045"/>
       <w:r>
         <w:t>IOS</w:t>
       </w:r>
-      <w:bookmarkEnd w:id="22"/>
+      <w:bookmarkEnd w:id="26"/>
     </w:p>
     <w:p>
       <w:pPr>
         <w:pStyle w:val="Nadpis2"/>
         <w:spacing w:line="360" w:lineRule="auto"/>
       </w:pPr>
-      <w:bookmarkStart w:id="23" w:name="_Toc142480046"/>
+      <w:bookmarkStart w:id="27" w:name="_Toc142480046"/>
       <w:r>
         <w:t>Publikace</w:t>
       </w:r>
-      <w:bookmarkEnd w:id="23"/>
+      <w:bookmarkEnd w:id="27"/>
     </w:p>
     <w:p>
       <w:pPr>
         <w:pStyle w:val="Nadpis3"/>
         <w:spacing w:line="360" w:lineRule="auto"/>
       </w:pPr>
-      <w:bookmarkStart w:id="24" w:name="_Toc142480047"/>
+      <w:bookmarkStart w:id="28" w:name="_Toc142480047"/>
       <w:r>
         <w:t>Google Play</w:t>
       </w:r>
-      <w:bookmarkEnd w:id="24"/>
+      <w:bookmarkEnd w:id="28"/>
     </w:p>
     <w:p>
       <w:pPr>
@@ -5939,23 +6988,23 @@
       <w:r>
         <w:br w:type="page"/>
       </w:r>
-      <w:bookmarkStart w:id="25" w:name="_Toc142480048"/>
+      <w:bookmarkStart w:id="29" w:name="_Toc142480048"/>
       <w:r>
         <w:lastRenderedPageBreak/>
         <w:t>Vlastní práce</w:t>
       </w:r>
-      <w:bookmarkEnd w:id="25"/>
+      <w:bookmarkEnd w:id="29"/>
     </w:p>
     <w:p>
       <w:pPr>
         <w:pStyle w:val="Nadpis2"/>
         <w:spacing w:line="360" w:lineRule="auto"/>
       </w:pPr>
-      <w:bookmarkStart w:id="26" w:name="_Toc142480049"/>
+      <w:bookmarkStart w:id="30" w:name="_Toc142480049"/>
       <w:r>
         <w:t>Podkapitola úroveň 2</w:t>
       </w:r>
-      <w:bookmarkEnd w:id="26"/>
+      <w:bookmarkEnd w:id="30"/>
     </w:p>
     <w:p>
       <w:pPr>
@@ -5978,7 +7027,7 @@
         <w:pStyle w:val="Nadpis3"/>
         <w:spacing w:line="360" w:lineRule="auto"/>
       </w:pPr>
-      <w:bookmarkStart w:id="27" w:name="_Toc142480050"/>
+      <w:bookmarkStart w:id="31" w:name="_Toc142480050"/>
       <w:r>
         <w:t xml:space="preserve">Podkapitola </w:t>
       </w:r>
@@ -5988,7 +7037,7 @@
       <w:r>
         <w:t>3</w:t>
       </w:r>
-      <w:bookmarkEnd w:id="27"/>
+      <w:bookmarkEnd w:id="31"/>
     </w:p>
     <w:p>
       <w:pPr>
@@ -6008,7 +7057,7 @@
         <w:pStyle w:val="Nadpis3"/>
         <w:spacing w:line="360" w:lineRule="auto"/>
       </w:pPr>
-      <w:bookmarkStart w:id="28" w:name="_Toc142480051"/>
+      <w:bookmarkStart w:id="32" w:name="_Toc142480051"/>
       <w:r>
         <w:t xml:space="preserve">Podkapitola </w:t>
       </w:r>
@@ -6018,7 +7067,7 @@
       <w:r>
         <w:t>3</w:t>
       </w:r>
-      <w:bookmarkEnd w:id="28"/>
+      <w:bookmarkEnd w:id="32"/>
     </w:p>
     <w:p>
       <w:pPr>
@@ -6038,11 +7087,11 @@
         <w:pStyle w:val="Nadpis2"/>
         <w:spacing w:line="360" w:lineRule="auto"/>
       </w:pPr>
-      <w:bookmarkStart w:id="29" w:name="_Toc142480052"/>
+      <w:bookmarkStart w:id="33" w:name="_Toc142480052"/>
       <w:r>
         <w:t>Podkapitola úroveň 2</w:t>
       </w:r>
-      <w:bookmarkEnd w:id="29"/>
+      <w:bookmarkEnd w:id="33"/>
     </w:p>
     <w:p>
       <w:pPr>
@@ -6067,23 +7116,23 @@
       <w:r>
         <w:br w:type="page"/>
       </w:r>
-      <w:bookmarkStart w:id="30" w:name="_Toc142480053"/>
+      <w:bookmarkStart w:id="34" w:name="_Toc142480053"/>
       <w:r>
         <w:lastRenderedPageBreak/>
         <w:t>Výsledky a diskuse</w:t>
       </w:r>
-      <w:bookmarkEnd w:id="30"/>
+      <w:bookmarkEnd w:id="34"/>
     </w:p>
     <w:p>
       <w:pPr>
         <w:pStyle w:val="Nadpis2"/>
         <w:spacing w:line="360" w:lineRule="auto"/>
       </w:pPr>
-      <w:bookmarkStart w:id="31" w:name="_Toc142480054"/>
+      <w:bookmarkStart w:id="35" w:name="_Toc142480054"/>
       <w:r>
         <w:t>Podkapitola úroveň 2</w:t>
       </w:r>
-      <w:bookmarkEnd w:id="31"/>
+      <w:bookmarkEnd w:id="35"/>
     </w:p>
     <w:p>
       <w:pPr>
@@ -6106,7 +7155,7 @@
         <w:pStyle w:val="Nadpis3"/>
         <w:spacing w:line="360" w:lineRule="auto"/>
       </w:pPr>
-      <w:bookmarkStart w:id="32" w:name="_Toc142480055"/>
+      <w:bookmarkStart w:id="36" w:name="_Toc142480055"/>
       <w:r>
         <w:t xml:space="preserve">Podkapitola </w:t>
       </w:r>
@@ -6116,7 +7165,7 @@
       <w:r>
         <w:t>3</w:t>
       </w:r>
-      <w:bookmarkEnd w:id="32"/>
+      <w:bookmarkEnd w:id="36"/>
     </w:p>
     <w:p>
       <w:pPr>
@@ -6136,7 +7185,7 @@
         <w:pStyle w:val="Nadpis3"/>
         <w:spacing w:line="360" w:lineRule="auto"/>
       </w:pPr>
-      <w:bookmarkStart w:id="33" w:name="_Toc142480056"/>
+      <w:bookmarkStart w:id="37" w:name="_Toc142480056"/>
       <w:r>
         <w:t xml:space="preserve">Podkapitola </w:t>
       </w:r>
@@ -6146,7 +7195,7 @@
       <w:r>
         <w:t>3</w:t>
       </w:r>
-      <w:bookmarkEnd w:id="33"/>
+      <w:bookmarkEnd w:id="37"/>
     </w:p>
     <w:p>
       <w:pPr>
@@ -6166,11 +7215,11 @@
         <w:pStyle w:val="Nadpis2"/>
         <w:spacing w:line="360" w:lineRule="auto"/>
       </w:pPr>
-      <w:bookmarkStart w:id="34" w:name="_Toc142480057"/>
+      <w:bookmarkStart w:id="38" w:name="_Toc142480057"/>
       <w:r>
         <w:t>Podkapitola úroveň 2</w:t>
       </w:r>
-      <w:bookmarkEnd w:id="34"/>
+      <w:bookmarkEnd w:id="38"/>
     </w:p>
     <w:p>
       <w:pPr>
@@ -6195,12 +7244,12 @@
       <w:r>
         <w:br w:type="page"/>
       </w:r>
-      <w:bookmarkStart w:id="35" w:name="_Toc142480058"/>
+      <w:bookmarkStart w:id="39" w:name="_Toc142480058"/>
       <w:r>
         <w:lastRenderedPageBreak/>
         <w:t>Závěr</w:t>
       </w:r>
-      <w:bookmarkEnd w:id="35"/>
+      <w:bookmarkEnd w:id="39"/>
     </w:p>
     <w:p>
       <w:pPr>
@@ -6230,12 +7279,12 @@
       <w:r>
         <w:br w:type="page"/>
       </w:r>
-      <w:bookmarkStart w:id="36" w:name="_Toc142480059"/>
+      <w:bookmarkStart w:id="40" w:name="_Toc142480059"/>
       <w:r>
         <w:lastRenderedPageBreak/>
         <w:t>Seznam použitých zdrojů</w:t>
       </w:r>
-      <w:bookmarkEnd w:id="36"/>
+      <w:bookmarkEnd w:id="40"/>
     </w:p>
     <w:p>
       <w:pPr>
@@ -6245,7 +7294,7 @@
           <w:numId w:val="20"/>
         </w:numPr>
       </w:pPr>
-      <w:hyperlink r:id="rId12" w:history="1">
+      <w:hyperlink r:id="rId14" w:history="1">
         <w:r>
           <w:rPr>
             <w:rStyle w:val="Hypertextovodkaz"/>
@@ -6262,7 +7311,7 @@
           <w:numId w:val="20"/>
         </w:numPr>
       </w:pPr>
-      <w:hyperlink r:id="rId13" w:history="1">
+      <w:hyperlink r:id="rId15" w:history="1">
         <w:r>
           <w:rPr>
             <w:rStyle w:val="Hypertextovodkaz"/>
@@ -6279,7 +7328,7 @@
           <w:numId w:val="20"/>
         </w:numPr>
       </w:pPr>
-      <w:hyperlink r:id="rId14" w:history="1">
+      <w:hyperlink r:id="rId16" w:history="1">
         <w:r>
           <w:rPr>
             <w:rStyle w:val="Hypertextovodkaz"/>
@@ -6296,7 +7345,7 @@
           <w:numId w:val="20"/>
         </w:numPr>
       </w:pPr>
-      <w:hyperlink r:id="rId15" w:history="1">
+      <w:hyperlink r:id="rId17" w:history="1">
         <w:r>
           <w:rPr>
             <w:rStyle w:val="Hypertextovodkaz"/>
@@ -6313,7 +7362,7 @@
           <w:numId w:val="20"/>
         </w:numPr>
       </w:pPr>
-      <w:hyperlink r:id="rId16" w:history="1">
+      <w:hyperlink r:id="rId18" w:history="1">
         <w:r>
           <w:rPr>
             <w:rStyle w:val="Hypertextovodkaz"/>
@@ -6330,8 +7379,76 @@
           <w:numId w:val="20"/>
         </w:numPr>
       </w:pPr>
-      <w:r>
-        <w:t>https://docs.unity3d.com/Manual/class-Transform.html</w:t>
+      <w:hyperlink r:id="rId19" w:history="1">
+        <w:r>
+          <w:rPr>
+            <w:rStyle w:val="Hypertextovodkaz"/>
+          </w:rPr>
+          <w:t>https://docs.unity3d.com/Manual/class-Transform.html</w:t>
+        </w:r>
+      </w:hyperlink>
+    </w:p>
+    <w:p>
+      <w:pPr>
+        <w:pStyle w:val="Odstavecseseznamem"/>
+        <w:numPr>
+          <w:ilvl w:val="0"/>
+          <w:numId w:val="20"/>
+        </w:numPr>
+      </w:pPr>
+      <w:hyperlink r:id="rId20" w:history="1">
+        <w:r>
+          <w:rPr>
+            <w:rStyle w:val="Hypertextovodkaz"/>
+          </w:rPr>
+          <w:t>https://christopherhilton88.medium.com/colliders-and-triggers-in-unity-understanding-the-basics-7192714f3440</w:t>
+        </w:r>
+      </w:hyperlink>
+    </w:p>
+    <w:p>
+      <w:pPr>
+        <w:pStyle w:val="Odstavecseseznamem"/>
+        <w:numPr>
+          <w:ilvl w:val="0"/>
+          <w:numId w:val="20"/>
+        </w:numPr>
+      </w:pPr>
+      <w:hyperlink r:id="rId21" w:history="1">
+        <w:r>
+          <w:rPr>
+            <w:rStyle w:val="Hypertextovodkaz"/>
+          </w:rPr>
+          <w:t>https://www.tutorialspoint.com/unity/unity_rigidbodies_and_physics.htm</w:t>
+        </w:r>
+      </w:hyperlink>
+    </w:p>
+    <w:p>
+      <w:pPr>
+        <w:pStyle w:val="Odstavecseseznamem"/>
+        <w:numPr>
+          <w:ilvl w:val="0"/>
+          <w:numId w:val="20"/>
+        </w:numPr>
+      </w:pPr>
+      <w:hyperlink r:id="rId22" w:history="1">
+        <w:r>
+          <w:rPr>
+            <w:rStyle w:val="Hypertextovodkaz"/>
+          </w:rPr>
+          <w:t>https://www.studytonight.com/game-development-in-2D/animation-animator</w:t>
+        </w:r>
+      </w:hyperlink>
+    </w:p>
+    <w:p>
+      <w:pPr>
+        <w:pStyle w:val="Odstavecseseznamem"/>
+        <w:numPr>
+          <w:ilvl w:val="0"/>
+          <w:numId w:val="20"/>
+        </w:numPr>
+      </w:pPr>
+      <w:r>
+        <w:t>https://www.youtube.com/watch?v=6OT43pvUyfY</w:t>
       </w:r>
     </w:p>
     <w:p>
@@ -6346,23 +7463,23 @@
       <w:r>
         <w:br w:type="page"/>
       </w:r>
-      <w:bookmarkStart w:id="37" w:name="_Toc142480060"/>
+      <w:bookmarkStart w:id="41" w:name="_Toc142480060"/>
       <w:r>
         <w:lastRenderedPageBreak/>
         <w:t>Seznam obrázků, tabulek, grafů a zkratek</w:t>
       </w:r>
-      <w:bookmarkEnd w:id="37"/>
+      <w:bookmarkEnd w:id="41"/>
     </w:p>
     <w:p>
       <w:pPr>
         <w:pStyle w:val="Nadpis2"/>
         <w:spacing w:line="360" w:lineRule="auto"/>
       </w:pPr>
-      <w:bookmarkStart w:id="38" w:name="_Toc142480061"/>
+      <w:bookmarkStart w:id="42" w:name="_Toc142480061"/>
       <w:r>
         <w:t>Seznam obrázků</w:t>
       </w:r>
-      <w:bookmarkEnd w:id="38"/>
+      <w:bookmarkEnd w:id="42"/>
     </w:p>
     <w:p>
       <w:pPr>
@@ -6372,8 +7489,37 @@
           <w:numId w:val="21"/>
         </w:numPr>
       </w:pPr>
-      <w:r>
-        <w:t>https://docs.unity3d.com/Manual/class-Transform.html</w:t>
+      <w:hyperlink r:id="rId23" w:history="1">
+        <w:r>
+          <w:rPr>
+            <w:rStyle w:val="Hypertextovodkaz"/>
+          </w:rPr>
+          <w:t>https://docs.unity3d.com/Manual/class-Transform.html</w:t>
+        </w:r>
+      </w:hyperlink>
+    </w:p>
+    <w:p>
+      <w:pPr>
+        <w:pStyle w:val="Odstavecseseznamem"/>
+        <w:numPr>
+          <w:ilvl w:val="0"/>
+          <w:numId w:val="21"/>
+        </w:numPr>
+      </w:pPr>
+      <w:r>
+        <w:t>Vlastní</w:t>
+      </w:r>
+    </w:p>
+    <w:p>
+      <w:pPr>
+        <w:pStyle w:val="Odstavecseseznamem"/>
+        <w:numPr>
+          <w:ilvl w:val="0"/>
+          <w:numId w:val="21"/>
+        </w:numPr>
+      </w:pPr>
+      <w:r>
+        <w:t>https://docs.unity3d.com/Manual/CreatingAndUsingScripts.html</w:t>
       </w:r>
     </w:p>
     <w:p>
@@ -6386,11 +7532,11 @@
           <w:lang w:eastAsia="en-US"/>
         </w:rPr>
       </w:pPr>
-      <w:bookmarkStart w:id="39" w:name="_Toc142480062"/>
+      <w:bookmarkStart w:id="43" w:name="_Toc142480062"/>
       <w:r>
         <w:t>Seznam tabulek</w:t>
       </w:r>
-      <w:bookmarkEnd w:id="39"/>
+      <w:bookmarkEnd w:id="43"/>
     </w:p>
     <w:p>
       <w:pPr>
@@ -6410,11 +7556,11 @@
           <w:lang w:eastAsia="en-US"/>
         </w:rPr>
       </w:pPr>
-      <w:bookmarkStart w:id="40" w:name="_Toc142480063"/>
+      <w:bookmarkStart w:id="44" w:name="_Toc142480063"/>
       <w:r>
         <w:t>Seznam grafů</w:t>
       </w:r>
-      <w:bookmarkEnd w:id="40"/>
+      <w:bookmarkEnd w:id="44"/>
     </w:p>
     <w:p>
       <w:pPr>
@@ -6434,11 +7580,11 @@
           <w:lang w:eastAsia="en-US"/>
         </w:rPr>
       </w:pPr>
-      <w:bookmarkStart w:id="41" w:name="_Toc142480064"/>
+      <w:bookmarkStart w:id="45" w:name="_Toc142480064"/>
       <w:r>
         <w:t>Seznam použitých zkratek</w:t>
       </w:r>
-      <w:bookmarkEnd w:id="41"/>
+      <w:bookmarkEnd w:id="45"/>
     </w:p>
     <w:p>
       <w:pPr>
@@ -6477,7 +7623,7 @@
           <w:numId w:val="0"/>
         </w:numPr>
         <w:sectPr>
-          <w:footerReference w:type="default" r:id="rId17"/>
+          <w:footerReference w:type="default" r:id="rId24"/>
           <w:type w:val="continuous"/>
           <w:pgSz w:w="11907" w:h="16839" w:code="9"/>
           <w:pgMar w:top="1701" w:right="1134" w:bottom="1418" w:left="1985" w:header="709" w:footer="709" w:gutter="0"/>
@@ -6486,12 +7632,12 @@
           <w:docGrid w:linePitch="326"/>
         </w:sectPr>
       </w:pPr>
-      <w:bookmarkStart w:id="42" w:name="_Toc142480065"/>
+      <w:bookmarkStart w:id="46" w:name="_Toc142480065"/>
       <w:r>
         <w:lastRenderedPageBreak/>
         <w:t>Přílohy</w:t>
       </w:r>
-      <w:bookmarkEnd w:id="42"/>
+      <w:bookmarkEnd w:id="46"/>
     </w:p>
     <w:p>
       <w:pPr>
@@ -6518,7 +7664,7 @@
       </w:pPr>
     </w:p>
     <w:sectPr>
-      <w:headerReference w:type="default" r:id="rId18"/>
+      <w:headerReference w:type="default" r:id="rId25"/>
       <w:type w:val="continuous"/>
       <w:pgSz w:w="11907" w:h="16839" w:code="9"/>
       <w:pgMar w:top="1418" w:right="851" w:bottom="1418" w:left="1985" w:header="709" w:footer="709" w:gutter="0"/>
@@ -7184,6 +8330,119 @@
     </w:lvl>
   </w:abstractNum>
   <w:abstractNum w:abstractNumId="5" w15:restartNumberingAfterBreak="0">
+    <w:nsid w:val="1D6C6129"/>
+    <w:multiLevelType w:val="hybridMultilevel"/>
+    <w:tmpl w:val="4B462FA6"/>
+    <w:lvl w:ilvl="0" w:tplc="04050001">
+      <w:start w:val="1"/>
+      <w:numFmt w:val="bullet"/>
+      <w:lvlText w:val=""/>
+      <w:lvlJc w:val="left"/>
+      <w:pPr>
+        <w:ind w:left="1488" w:hanging="360"/>
+      </w:pPr>
+      <w:rPr>
+        <w:rFonts w:ascii="Symbol" w:hAnsi="Symbol" w:hint="default"/>
+      </w:rPr>
+    </w:lvl>
+    <w:lvl w:ilvl="1" w:tplc="04050003" w:tentative="1">
+      <w:start w:val="1"/>
+      <w:numFmt w:val="bullet"/>
+      <w:lvlText w:val="o"/>
+      <w:lvlJc w:val="left"/>
+      <w:pPr>
+        <w:ind w:left="2208" w:hanging="360"/>
+      </w:pPr>
+      <w:rPr>
+        <w:rFonts w:ascii="Courier New" w:hAnsi="Courier New" w:cs="Courier New" w:hint="default"/>
+      </w:rPr>
+    </w:lvl>
+    <w:lvl w:ilvl="2" w:tplc="04050005" w:tentative="1">
+      <w:start w:val="1"/>
+      <w:numFmt w:val="bullet"/>
+      <w:lvlText w:val=""/>
+      <w:lvlJc w:val="left"/>
+      <w:pPr>
+        <w:ind w:left="2928" w:hanging="360"/>
+      </w:pPr>
+      <w:rPr>
+        <w:rFonts w:ascii="Wingdings" w:hAnsi="Wingdings" w:hint="default"/>
+      </w:rPr>
+    </w:lvl>
+    <w:lvl w:ilvl="3" w:tplc="04050001" w:tentative="1">
+      <w:start w:val="1"/>
+      <w:numFmt w:val="bullet"/>
+      <w:lvlText w:val=""/>
+      <w:lvlJc w:val="left"/>
+      <w:pPr>
+        <w:ind w:left="3648" w:hanging="360"/>
+      </w:pPr>
+      <w:rPr>
+        <w:rFonts w:ascii="Symbol" w:hAnsi="Symbol" w:hint="default"/>
+      </w:rPr>
+    </w:lvl>
+    <w:lvl w:ilvl="4" w:tplc="04050003" w:tentative="1">
+      <w:start w:val="1"/>
+      <w:numFmt w:val="bullet"/>
+      <w:lvlText w:val="o"/>
+      <w:lvlJc w:val="left"/>
+      <w:pPr>
+        <w:ind w:left="4368" w:hanging="360"/>
+      </w:pPr>
+      <w:rPr>
+        <w:rFonts w:ascii="Courier New" w:hAnsi="Courier New" w:cs="Courier New" w:hint="default"/>
+      </w:rPr>
+    </w:lvl>
+    <w:lvl w:ilvl="5" w:tplc="04050005" w:tentative="1">
+      <w:start w:val="1"/>
+      <w:numFmt w:val="bullet"/>
+      <w:lvlText w:val=""/>
+      <w:lvlJc w:val="left"/>
+      <w:pPr>
+        <w:ind w:left="5088" w:hanging="360"/>
+      </w:pPr>
+      <w:rPr>
+        <w:rFonts w:ascii="Wingdings" w:hAnsi="Wingdings" w:hint="default"/>
+      </w:rPr>
+    </w:lvl>
+    <w:lvl w:ilvl="6" w:tplc="04050001" w:tentative="1">
+      <w:start w:val="1"/>
+      <w:numFmt w:val="bullet"/>
+      <w:lvlText w:val=""/>
+      <w:lvlJc w:val="left"/>
+      <w:pPr>
+        <w:ind w:left="5808" w:hanging="360"/>
+      </w:pPr>
+      <w:rPr>
+        <w:rFonts w:ascii="Symbol" w:hAnsi="Symbol" w:hint="default"/>
+      </w:rPr>
+    </w:lvl>
+    <w:lvl w:ilvl="7" w:tplc="04050003" w:tentative="1">
+      <w:start w:val="1"/>
+      <w:numFmt w:val="bullet"/>
+      <w:lvlText w:val="o"/>
+      <w:lvlJc w:val="left"/>
+      <w:pPr>
+        <w:ind w:left="6528" w:hanging="360"/>
+      </w:pPr>
+      <w:rPr>
+        <w:rFonts w:ascii="Courier New" w:hAnsi="Courier New" w:cs="Courier New" w:hint="default"/>
+      </w:rPr>
+    </w:lvl>
+    <w:lvl w:ilvl="8" w:tplc="04050005" w:tentative="1">
+      <w:start w:val="1"/>
+      <w:numFmt w:val="bullet"/>
+      <w:lvlText w:val=""/>
+      <w:lvlJc w:val="left"/>
+      <w:pPr>
+        <w:ind w:left="7248" w:hanging="360"/>
+      </w:pPr>
+      <w:rPr>
+        <w:rFonts w:ascii="Wingdings" w:hAnsi="Wingdings" w:hint="default"/>
+      </w:rPr>
+    </w:lvl>
+  </w:abstractNum>
+  <w:abstractNum w:abstractNumId="6" w15:restartNumberingAfterBreak="0">
     <w:nsid w:val="1FC04423"/>
     <w:multiLevelType w:val="hybridMultilevel"/>
     <w:tmpl w:val="D034F3CE"/>
@@ -7268,7 +8527,7 @@
       </w:pPr>
     </w:lvl>
   </w:abstractNum>
-  <w:abstractNum w:abstractNumId="6" w15:restartNumberingAfterBreak="0">
+  <w:abstractNum w:abstractNumId="7" w15:restartNumberingAfterBreak="0">
     <w:nsid w:val="2069234D"/>
     <w:multiLevelType w:val="hybridMultilevel"/>
     <w:tmpl w:val="142ADDDA"/>
@@ -7354,7 +8613,7 @@
       </w:pPr>
     </w:lvl>
   </w:abstractNum>
-  <w:abstractNum w:abstractNumId="7" w15:restartNumberingAfterBreak="0">
+  <w:abstractNum w:abstractNumId="8" w15:restartNumberingAfterBreak="0">
     <w:nsid w:val="2E46767E"/>
     <w:multiLevelType w:val="hybridMultilevel"/>
     <w:tmpl w:val="AC3E4E98"/>
@@ -7467,7 +8726,7 @@
       </w:pPr>
     </w:lvl>
   </w:abstractNum>
-  <w:abstractNum w:abstractNumId="8" w15:restartNumberingAfterBreak="0">
+  <w:abstractNum w:abstractNumId="9" w15:restartNumberingAfterBreak="0">
     <w:nsid w:val="30C52C4E"/>
     <w:multiLevelType w:val="multilevel"/>
     <w:tmpl w:val="A1E07DBA"/>
@@ -7580,7 +8839,7 @@
       </w:pPr>
     </w:lvl>
   </w:abstractNum>
-  <w:abstractNum w:abstractNumId="9" w15:restartNumberingAfterBreak="0">
+  <w:abstractNum w:abstractNumId="10" w15:restartNumberingAfterBreak="0">
     <w:nsid w:val="3F3C1639"/>
     <w:multiLevelType w:val="hybridMultilevel"/>
     <w:tmpl w:val="D236F858"/>
@@ -7666,7 +8925,7 @@
       </w:pPr>
     </w:lvl>
   </w:abstractNum>
-  <w:abstractNum w:abstractNumId="10" w15:restartNumberingAfterBreak="0">
+  <w:abstractNum w:abstractNumId="11" w15:restartNumberingAfterBreak="0">
     <w:nsid w:val="41DB2519"/>
     <w:multiLevelType w:val="hybridMultilevel"/>
     <w:tmpl w:val="E6E441E2"/>
@@ -7779,7 +9038,7 @@
       </w:pPr>
     </w:lvl>
   </w:abstractNum>
-  <w:abstractNum w:abstractNumId="11" w15:restartNumberingAfterBreak="0">
+  <w:abstractNum w:abstractNumId="12" w15:restartNumberingAfterBreak="0">
     <w:nsid w:val="47386D64"/>
     <w:multiLevelType w:val="hybridMultilevel"/>
     <w:tmpl w:val="0BEA5672"/>
@@ -7864,7 +9123,120 @@
       </w:pPr>
     </w:lvl>
   </w:abstractNum>
-  <w:abstractNum w:abstractNumId="12" w15:restartNumberingAfterBreak="0">
+  <w:abstractNum w:abstractNumId="13" w15:restartNumberingAfterBreak="0">
+    <w:nsid w:val="476A68C1"/>
+    <w:multiLevelType w:val="hybridMultilevel"/>
+    <w:tmpl w:val="19B8EC08"/>
+    <w:lvl w:ilvl="0" w:tplc="04050001">
+      <w:start w:val="1"/>
+      <w:numFmt w:val="bullet"/>
+      <w:lvlText w:val=""/>
+      <w:lvlJc w:val="left"/>
+      <w:pPr>
+        <w:ind w:left="1429" w:hanging="360"/>
+      </w:pPr>
+      <w:rPr>
+        <w:rFonts w:ascii="Symbol" w:hAnsi="Symbol" w:hint="default"/>
+      </w:rPr>
+    </w:lvl>
+    <w:lvl w:ilvl="1" w:tplc="04050003" w:tentative="1">
+      <w:start w:val="1"/>
+      <w:numFmt w:val="bullet"/>
+      <w:lvlText w:val="o"/>
+      <w:lvlJc w:val="left"/>
+      <w:pPr>
+        <w:ind w:left="2149" w:hanging="360"/>
+      </w:pPr>
+      <w:rPr>
+        <w:rFonts w:ascii="Courier New" w:hAnsi="Courier New" w:cs="Courier New" w:hint="default"/>
+      </w:rPr>
+    </w:lvl>
+    <w:lvl w:ilvl="2" w:tplc="04050005" w:tentative="1">
+      <w:start w:val="1"/>
+      <w:numFmt w:val="bullet"/>
+      <w:lvlText w:val=""/>
+      <w:lvlJc w:val="left"/>
+      <w:pPr>
+        <w:ind w:left="2869" w:hanging="360"/>
+      </w:pPr>
+      <w:rPr>
+        <w:rFonts w:ascii="Wingdings" w:hAnsi="Wingdings" w:hint="default"/>
+      </w:rPr>
+    </w:lvl>
+    <w:lvl w:ilvl="3" w:tplc="04050001" w:tentative="1">
+      <w:start w:val="1"/>
+      <w:numFmt w:val="bullet"/>
+      <w:lvlText w:val=""/>
+      <w:lvlJc w:val="left"/>
+      <w:pPr>
+        <w:ind w:left="3589" w:hanging="360"/>
+      </w:pPr>
+      <w:rPr>
+        <w:rFonts w:ascii="Symbol" w:hAnsi="Symbol" w:hint="default"/>
+      </w:rPr>
+    </w:lvl>
+    <w:lvl w:ilvl="4" w:tplc="04050003" w:tentative="1">
+      <w:start w:val="1"/>
+      <w:numFmt w:val="bullet"/>
+      <w:lvlText w:val="o"/>
+      <w:lvlJc w:val="left"/>
+      <w:pPr>
+        <w:ind w:left="4309" w:hanging="360"/>
+      </w:pPr>
+      <w:rPr>
+        <w:rFonts w:ascii="Courier New" w:hAnsi="Courier New" w:cs="Courier New" w:hint="default"/>
+      </w:rPr>
+    </w:lvl>
+    <w:lvl w:ilvl="5" w:tplc="04050005" w:tentative="1">
+      <w:start w:val="1"/>
+      <w:numFmt w:val="bullet"/>
+      <w:lvlText w:val=""/>
+      <w:lvlJc w:val="left"/>
+      <w:pPr>
+        <w:ind w:left="5029" w:hanging="360"/>
+      </w:pPr>
+      <w:rPr>
+        <w:rFonts w:ascii="Wingdings" w:hAnsi="Wingdings" w:hint="default"/>
+      </w:rPr>
+    </w:lvl>
+    <w:lvl w:ilvl="6" w:tplc="04050001" w:tentative="1">
+      <w:start w:val="1"/>
+      <w:numFmt w:val="bullet"/>
+      <w:lvlText w:val=""/>
+      <w:lvlJc w:val="left"/>
+      <w:pPr>
+        <w:ind w:left="5749" w:hanging="360"/>
+      </w:pPr>
+      <w:rPr>
+        <w:rFonts w:ascii="Symbol" w:hAnsi="Symbol" w:hint="default"/>
+      </w:rPr>
+    </w:lvl>
+    <w:lvl w:ilvl="7" w:tplc="04050003" w:tentative="1">
+      <w:start w:val="1"/>
+      <w:numFmt w:val="bullet"/>
+      <w:lvlText w:val="o"/>
+      <w:lvlJc w:val="left"/>
+      <w:pPr>
+        <w:ind w:left="6469" w:hanging="360"/>
+      </w:pPr>
+      <w:rPr>
+        <w:rFonts w:ascii="Courier New" w:hAnsi="Courier New" w:cs="Courier New" w:hint="default"/>
+      </w:rPr>
+    </w:lvl>
+    <w:lvl w:ilvl="8" w:tplc="04050005" w:tentative="1">
+      <w:start w:val="1"/>
+      <w:numFmt w:val="bullet"/>
+      <w:lvlText w:val=""/>
+      <w:lvlJc w:val="left"/>
+      <w:pPr>
+        <w:ind w:left="7189" w:hanging="360"/>
+      </w:pPr>
+      <w:rPr>
+        <w:rFonts w:ascii="Wingdings" w:hAnsi="Wingdings" w:hint="default"/>
+      </w:rPr>
+    </w:lvl>
+  </w:abstractNum>
+  <w:abstractNum w:abstractNumId="14" w15:restartNumberingAfterBreak="0">
     <w:nsid w:val="4896692F"/>
     <w:multiLevelType w:val="multilevel"/>
     <w:tmpl w:val="1E284B36"/>
@@ -7977,7 +9349,7 @@
       </w:pPr>
     </w:lvl>
   </w:abstractNum>
-  <w:abstractNum w:abstractNumId="13" w15:restartNumberingAfterBreak="0">
+  <w:abstractNum w:abstractNumId="15" w15:restartNumberingAfterBreak="0">
     <w:nsid w:val="4A00174F"/>
     <w:multiLevelType w:val="hybridMultilevel"/>
     <w:tmpl w:val="754ED1CC"/>
@@ -8063,7 +9435,7 @@
       </w:pPr>
     </w:lvl>
   </w:abstractNum>
-  <w:abstractNum w:abstractNumId="14" w15:restartNumberingAfterBreak="0">
+  <w:abstractNum w:abstractNumId="16" w15:restartNumberingAfterBreak="0">
     <w:nsid w:val="573A0D50"/>
     <w:multiLevelType w:val="multilevel"/>
     <w:tmpl w:val="B0204106"/>
@@ -8176,7 +9548,7 @@
       </w:pPr>
     </w:lvl>
   </w:abstractNum>
-  <w:abstractNum w:abstractNumId="15" w15:restartNumberingAfterBreak="0">
+  <w:abstractNum w:abstractNumId="17" w15:restartNumberingAfterBreak="0">
     <w:nsid w:val="5E5666E0"/>
     <w:multiLevelType w:val="hybridMultilevel"/>
     <w:tmpl w:val="F00A5D66"/>
@@ -8262,7 +9634,7 @@
       </w:pPr>
     </w:lvl>
   </w:abstractNum>
-  <w:abstractNum w:abstractNumId="16" w15:restartNumberingAfterBreak="0">
+  <w:abstractNum w:abstractNumId="18" w15:restartNumberingAfterBreak="0">
     <w:nsid w:val="66C4390B"/>
     <w:multiLevelType w:val="hybridMultilevel"/>
     <w:tmpl w:val="BC4A03B4"/>
@@ -8375,7 +9747,7 @@
       </w:pPr>
     </w:lvl>
   </w:abstractNum>
-  <w:abstractNum w:abstractNumId="17" w15:restartNumberingAfterBreak="0">
+  <w:abstractNum w:abstractNumId="19" w15:restartNumberingAfterBreak="0">
     <w:nsid w:val="708873F7"/>
     <w:multiLevelType w:val="hybridMultilevel"/>
     <w:tmpl w:val="4F2CE3BE"/>
@@ -8460,7 +9832,7 @@
       </w:pPr>
     </w:lvl>
   </w:abstractNum>
-  <w:abstractNum w:abstractNumId="18" w15:restartNumberingAfterBreak="0">
+  <w:abstractNum w:abstractNumId="20" w15:restartNumberingAfterBreak="0">
     <w:nsid w:val="709B2A07"/>
     <w:multiLevelType w:val="hybridMultilevel"/>
     <w:tmpl w:val="219CAB38"/>
@@ -8546,7 +9918,7 @@
       </w:pPr>
     </w:lvl>
   </w:abstractNum>
-  <w:abstractNum w:abstractNumId="19" w15:restartNumberingAfterBreak="0">
+  <w:abstractNum w:abstractNumId="21" w15:restartNumberingAfterBreak="0">
     <w:nsid w:val="7545255E"/>
     <w:multiLevelType w:val="hybridMultilevel"/>
     <w:tmpl w:val="6F82260E"/>
@@ -8632,7 +10004,7 @@
       </w:pPr>
     </w:lvl>
   </w:abstractNum>
-  <w:abstractNum w:abstractNumId="20" w15:restartNumberingAfterBreak="0">
+  <w:abstractNum w:abstractNumId="22" w15:restartNumberingAfterBreak="0">
     <w:nsid w:val="7FBA585D"/>
     <w:multiLevelType w:val="hybridMultilevel"/>
     <w:tmpl w:val="C07E3C0E"/>
@@ -8719,7 +10091,7 @@
     </w:lvl>
   </w:abstractNum>
   <w:num w:numId="1" w16cid:durableId="709456700">
-    <w:abstractNumId w:val="10"/>
+    <w:abstractNumId w:val="11"/>
   </w:num>
   <w:num w:numId="2" w16cid:durableId="288049671">
     <w:abstractNumId w:val="1"/>
@@ -8728,10 +10100,10 @@
     <w:abstractNumId w:val="3"/>
   </w:num>
   <w:num w:numId="4" w16cid:durableId="1713919982">
-    <w:abstractNumId w:val="7"/>
+    <w:abstractNumId w:val="8"/>
   </w:num>
   <w:num w:numId="5" w16cid:durableId="525405487">
-    <w:abstractNumId w:val="16"/>
+    <w:abstractNumId w:val="18"/>
   </w:num>
   <w:num w:numId="6" w16cid:durableId="1079133308">
     <w:abstractNumId w:val="4"/>
@@ -8740,46 +10112,52 @@
     <w:abstractNumId w:val="2"/>
   </w:num>
   <w:num w:numId="8" w16cid:durableId="1248614827">
-    <w:abstractNumId w:val="17"/>
+    <w:abstractNumId w:val="19"/>
   </w:num>
   <w:num w:numId="9" w16cid:durableId="254483934">
     <w:abstractNumId w:val="0"/>
   </w:num>
   <w:num w:numId="10" w16cid:durableId="1883322900">
+    <w:abstractNumId w:val="6"/>
+  </w:num>
+  <w:num w:numId="11" w16cid:durableId="109400128">
+    <w:abstractNumId w:val="12"/>
+  </w:num>
+  <w:num w:numId="12" w16cid:durableId="644240379">
+    <w:abstractNumId w:val="9"/>
+  </w:num>
+  <w:num w:numId="13" w16cid:durableId="1739665330">
+    <w:abstractNumId w:val="10"/>
+  </w:num>
+  <w:num w:numId="14" w16cid:durableId="1337685222">
+    <w:abstractNumId w:val="16"/>
+  </w:num>
+  <w:num w:numId="15" w16cid:durableId="167719132">
+    <w:abstractNumId w:val="7"/>
+  </w:num>
+  <w:num w:numId="16" w16cid:durableId="2012828866">
+    <w:abstractNumId w:val="14"/>
+  </w:num>
+  <w:num w:numId="17" w16cid:durableId="473645087">
+    <w:abstractNumId w:val="15"/>
+  </w:num>
+  <w:num w:numId="18" w16cid:durableId="1797332878">
+    <w:abstractNumId w:val="22"/>
+  </w:num>
+  <w:num w:numId="19" w16cid:durableId="1415395887">
+    <w:abstractNumId w:val="17"/>
+  </w:num>
+  <w:num w:numId="20" w16cid:durableId="1187674162">
+    <w:abstractNumId w:val="21"/>
+  </w:num>
+  <w:num w:numId="21" w16cid:durableId="856114863">
+    <w:abstractNumId w:val="20"/>
+  </w:num>
+  <w:num w:numId="22" w16cid:durableId="1557468158">
     <w:abstractNumId w:val="5"/>
   </w:num>
-  <w:num w:numId="11" w16cid:durableId="109400128">
-    <w:abstractNumId w:val="11"/>
-  </w:num>
-  <w:num w:numId="12" w16cid:durableId="644240379">
-    <w:abstractNumId w:val="8"/>
-  </w:num>
-  <w:num w:numId="13" w16cid:durableId="1739665330">
-    <w:abstractNumId w:val="9"/>
-  </w:num>
-  <w:num w:numId="14" w16cid:durableId="1337685222">
-    <w:abstractNumId w:val="14"/>
-  </w:num>
-  <w:num w:numId="15" w16cid:durableId="167719132">
-    <w:abstractNumId w:val="6"/>
-  </w:num>
-  <w:num w:numId="16" w16cid:durableId="2012828866">
-    <w:abstractNumId w:val="12"/>
-  </w:num>
-  <w:num w:numId="17" w16cid:durableId="473645087">
+  <w:num w:numId="23" w16cid:durableId="1710521897">
     <w:abstractNumId w:val="13"/>
-  </w:num>
-  <w:num w:numId="18" w16cid:durableId="1797332878">
-    <w:abstractNumId w:val="20"/>
-  </w:num>
-  <w:num w:numId="19" w16cid:durableId="1415395887">
-    <w:abstractNumId w:val="15"/>
-  </w:num>
-  <w:num w:numId="20" w16cid:durableId="1187674162">
-    <w:abstractNumId w:val="19"/>
-  </w:num>
-  <w:num w:numId="21" w16cid:durableId="856114863">
-    <w:abstractNumId w:val="18"/>
   </w:num>
   <w:numIdMacAtCleanup w:val="12"/>
 </w:numbering>

--- a/My project/Vývoj 2D herní aplikace pro mobilní zařízení.docx
+++ b/My project/Vývoj 2D herní aplikace pro mobilní zařízení.docx
@@ -971,7 +971,23 @@
           <w:rFonts w:cs="Times New Roman"/>
           <w:szCs w:val="20"/>
         </w:rPr>
-        <w:t>(ka)</w:t>
+        <w:t>(</w:t>
+      </w:r>
+      <w:proofErr w:type="spellStart"/>
+      <w:r>
+        <w:rPr>
+          <w:rFonts w:cs="Times New Roman"/>
+          <w:szCs w:val="20"/>
+        </w:rPr>
+        <w:t>ka</w:t>
+      </w:r>
+      <w:proofErr w:type="spellEnd"/>
+      <w:r>
+        <w:rPr>
+          <w:rFonts w:cs="Times New Roman"/>
+          <w:szCs w:val="20"/>
+        </w:rPr>
+        <w:t>)</w:t>
       </w:r>
       <w:r>
         <w:rPr>
@@ -4824,7 +4840,15 @@
         <w:t>hry,</w:t>
       </w:r>
       <w:r>
-        <w:t xml:space="preserve"> a proto vývoj her není už tak složitý jako býval, existuje mnoho nástrojů neboli herních enginů na vývoj her.</w:t>
+        <w:t xml:space="preserve"> a proto vývoj her není už tak složitý jako býval, existuje mnoho nástrojů neboli herních </w:t>
+      </w:r>
+      <w:proofErr w:type="spellStart"/>
+      <w:r>
+        <w:t>enginů</w:t>
+      </w:r>
+      <w:proofErr w:type="spellEnd"/>
+      <w:r>
+        <w:t xml:space="preserve"> na vývoj her.</w:t>
       </w:r>
     </w:p>
     <w:p>
@@ -4864,7 +4888,15 @@
         <w:t>návod,</w:t>
       </w:r>
       <w:r>
-        <w:t xml:space="preserve"> jak vytvořit mobilní hru herního enginu Unity.</w:t>
+        <w:t xml:space="preserve"> jak vytvořit mobilní hru herního </w:t>
+      </w:r>
+      <w:proofErr w:type="spellStart"/>
+      <w:r>
+        <w:t>enginu</w:t>
+      </w:r>
+      <w:proofErr w:type="spellEnd"/>
+      <w:r>
+        <w:t xml:space="preserve"> Unity.</w:t>
       </w:r>
     </w:p>
     <w:p>
@@ -4909,7 +4941,15 @@
         <w:jc w:val="both"/>
       </w:pPr>
       <w:r>
-        <w:t>Cílem bakalářské práce je charakteristika vývoje mobilní hry pro platformu Android. Práce bude obsahovat popis základních postupů a technik při práci s herním enginem Unity, díky tomu bude moci sloužit jako návod nejen začínajícím vývojářům. Dílčím cílem práce je implementace hry, která po důkladném uživatelském testování, bude publikována na Google Play. Součástí práce bude také podrobný popis postupu samostatného zveřejnění hry.</w:t>
+        <w:t xml:space="preserve">Cílem bakalářské práce je charakteristika vývoje mobilní hry pro platformu Android. Práce bude obsahovat popis základních postupů a technik při práci s herním </w:t>
+      </w:r>
+      <w:proofErr w:type="spellStart"/>
+      <w:r>
+        <w:t>enginem</w:t>
+      </w:r>
+      <w:proofErr w:type="spellEnd"/>
+      <w:r>
+        <w:t xml:space="preserve"> Unity, díky tomu bude moci sloužit jako návod nejen začínajícím vývojářům. Dílčím cílem práce je implementace hry, která po důkladném uživatelském testování, bude publikována na Google Play. Součástí práce bude také podrobný popis postupu samostatného zveřejnění hry.</w:t>
       </w:r>
     </w:p>
     <w:p>
@@ -4937,7 +4977,31 @@
         <w:jc w:val="both"/>
       </w:pPr>
       <w:r>
-        <w:t>Metodika řešené problematiky bakalářské práce je založena na studiu odborné literatury a dokumentace Unity. V teoretické části budou popsány základní postupy při práci v Unity a jejím asset store, také jak probíhá vývoj mobilní aplikace a v neposlední řadě budou představeny různé druhy herních enginů a rozdíly mezi nimi. Pomocí znalostí z teoretické části bude probíhat samotná implementace hry se scripty psanými v jazyce C#.</w:t>
+        <w:t xml:space="preserve">Metodika řešené problematiky bakalářské práce je založena na studiu odborné literatury a dokumentace Unity. V teoretické části budou popsány základní postupy při práci v Unity a jejím </w:t>
+      </w:r>
+      <w:proofErr w:type="spellStart"/>
+      <w:r>
+        <w:t>asset</w:t>
+      </w:r>
+      <w:proofErr w:type="spellEnd"/>
+      <w:r>
+        <w:t xml:space="preserve"> </w:t>
+      </w:r>
+      <w:proofErr w:type="spellStart"/>
+      <w:r>
+        <w:t>store</w:t>
+      </w:r>
+      <w:proofErr w:type="spellEnd"/>
+      <w:r>
+        <w:t xml:space="preserve">, také jak probíhá vývoj mobilní aplikace a v neposlední řadě budou představeny různé druhy herních </w:t>
+      </w:r>
+      <w:proofErr w:type="spellStart"/>
+      <w:r>
+        <w:t>enginů</w:t>
+      </w:r>
+      <w:proofErr w:type="spellEnd"/>
+      <w:r>
+        <w:t xml:space="preserve"> a rozdíly mezi nimi. Pomocí znalostí z teoretické části bude probíhat samotná implementace hry se scripty psanými v jazyce C#.</w:t>
       </w:r>
     </w:p>
     <w:p>
@@ -4961,9 +5025,14 @@
       </w:pPr>
       <w:bookmarkStart w:id="13" w:name="_Toc142480036"/>
       <w:r>
-        <w:t>Herní engine</w:t>
+        <w:t xml:space="preserve">Herní </w:t>
+      </w:r>
+      <w:proofErr w:type="spellStart"/>
+      <w:r>
+        <w:t>engine</w:t>
       </w:r>
       <w:bookmarkEnd w:id="13"/>
+      <w:proofErr w:type="spellEnd"/>
     </w:p>
     <w:p>
       <w:pPr>
@@ -4971,7 +5040,15 @@
         <w:ind w:firstLine="578"/>
       </w:pPr>
       <w:r>
-        <w:t xml:space="preserve">Herní engine je prostředí pro </w:t>
+        <w:t xml:space="preserve">Herní </w:t>
+      </w:r>
+      <w:proofErr w:type="spellStart"/>
+      <w:r>
+        <w:t>engine</w:t>
+      </w:r>
+      <w:proofErr w:type="spellEnd"/>
+      <w:r>
+        <w:t xml:space="preserve"> je prostředí pro </w:t>
       </w:r>
       <w:r>
         <w:t>zjednodušení</w:t>
@@ -5031,7 +5108,15 @@
         <w:ind w:firstLine="578"/>
       </w:pPr>
       <w:r>
-        <w:t xml:space="preserve">Existuje mnoho herních enginů a nejde </w:t>
+        <w:t xml:space="preserve">Existuje mnoho herních </w:t>
+      </w:r>
+      <w:proofErr w:type="spellStart"/>
+      <w:r>
+        <w:t>enginů</w:t>
+      </w:r>
+      <w:proofErr w:type="spellEnd"/>
+      <w:r>
+        <w:t xml:space="preserve"> a nejde </w:t>
       </w:r>
       <w:r>
         <w:t>ř</w:t>
@@ -5076,7 +5161,15 @@
         <w:t>společnosti</w:t>
       </w:r>
       <w:r>
-        <w:t xml:space="preserve"> si vyvíjejí jejich vlastní herní enginy, </w:t>
+        <w:t xml:space="preserve"> si vyvíjejí jejich vlastní herní </w:t>
+      </w:r>
+      <w:proofErr w:type="spellStart"/>
+      <w:r>
+        <w:t>enginy</w:t>
+      </w:r>
+      <w:proofErr w:type="spellEnd"/>
+      <w:r>
+        <w:t xml:space="preserve">, </w:t>
       </w:r>
       <w:r>
         <w:t>které přesně pasují a umožňují vše co daný titul zrovna potřebuje.</w:t>
@@ -5087,9 +5180,19 @@
         <w:pStyle w:val="Nadpis3"/>
         <w:spacing w:line="360" w:lineRule="auto"/>
       </w:pPr>
-      <w:r>
-        <w:t>Unreal Engine</w:t>
-      </w:r>
+      <w:proofErr w:type="spellStart"/>
+      <w:r>
+        <w:t>Unreal</w:t>
+      </w:r>
+      <w:proofErr w:type="spellEnd"/>
+      <w:r>
+        <w:t xml:space="preserve"> </w:t>
+      </w:r>
+      <w:proofErr w:type="spellStart"/>
+      <w:r>
+        <w:t>Engine</w:t>
+      </w:r>
+      <w:proofErr w:type="spellEnd"/>
     </w:p>
     <w:p>
       <w:pPr>
@@ -5098,8 +5201,53 @@
       </w:pPr>
       <w:bookmarkStart w:id="14" w:name="_Hlk142651506"/>
       <w:bookmarkStart w:id="15" w:name="_Toc142480038"/>
-      <w:r>
-        <w:t>Unreal engine je jeden z nejpopulárnějších herních enginů součastnosti, vyvíjen společností Epic Games od roku 1998.</w:t>
+      <w:proofErr w:type="spellStart"/>
+      <w:r>
+        <w:t>Unreal</w:t>
+      </w:r>
+      <w:proofErr w:type="spellEnd"/>
+      <w:r>
+        <w:t xml:space="preserve"> </w:t>
+      </w:r>
+      <w:proofErr w:type="spellStart"/>
+      <w:r>
+        <w:t>engine</w:t>
+      </w:r>
+      <w:proofErr w:type="spellEnd"/>
+      <w:r>
+        <w:t xml:space="preserve"> je jeden z nejpopulárnějších herních </w:t>
+      </w:r>
+      <w:proofErr w:type="spellStart"/>
+      <w:r>
+        <w:t>enginů</w:t>
+      </w:r>
+      <w:proofErr w:type="spellEnd"/>
+      <w:r>
+        <w:t xml:space="preserve"> </w:t>
+      </w:r>
+      <w:proofErr w:type="spellStart"/>
+      <w:r>
+        <w:t>součastnosti</w:t>
+      </w:r>
+      <w:proofErr w:type="spellEnd"/>
+      <w:r>
+        <w:t xml:space="preserve">, vyvíjen společností </w:t>
+      </w:r>
+      <w:proofErr w:type="spellStart"/>
+      <w:r>
+        <w:t>Epic</w:t>
+      </w:r>
+      <w:proofErr w:type="spellEnd"/>
+      <w:r>
+        <w:t xml:space="preserve"> </w:t>
+      </w:r>
+      <w:proofErr w:type="spellStart"/>
+      <w:r>
+        <w:t>Games</w:t>
+      </w:r>
+      <w:proofErr w:type="spellEnd"/>
+      <w:r>
+        <w:t xml:space="preserve"> od roku 1998.</w:t>
       </w:r>
       <w:r>
         <w:t xml:space="preserve"> Je velmi dobře zdokumentovaný, proto je vhodný jak už pro začátečníky ale </w:t>
@@ -5129,16 +5277,37 @@
         <w:t xml:space="preserve"> </w:t>
       </w:r>
       <w:r>
-        <w:t xml:space="preserve">Naopak pro vývoj 2D her tento engine není moc vhodný. </w:t>
+        <w:t xml:space="preserve">Naopak pro vývoj 2D her tento </w:t>
+      </w:r>
+      <w:proofErr w:type="spellStart"/>
+      <w:r>
+        <w:t>engine</w:t>
+      </w:r>
+      <w:proofErr w:type="spellEnd"/>
+      <w:r>
+        <w:t xml:space="preserve"> není moc vhodný. </w:t>
       </w:r>
       <w:r>
         <w:t>Mezi nejznámější hry vyrobené v </w:t>
       </w:r>
+      <w:proofErr w:type="spellStart"/>
       <w:r>
         <w:t>U</w:t>
       </w:r>
       <w:r>
-        <w:t>nrealu patří například Fortnite a nebo Ark.</w:t>
+        <w:t>nrealu</w:t>
+      </w:r>
+      <w:proofErr w:type="spellEnd"/>
+      <w:r>
+        <w:t xml:space="preserve"> patří například </w:t>
+      </w:r>
+      <w:proofErr w:type="spellStart"/>
+      <w:r>
+        <w:t>Fortnite</w:t>
+      </w:r>
+      <w:proofErr w:type="spellEnd"/>
+      <w:r>
+        <w:t xml:space="preserve"> a nebo Ark.</w:t>
       </w:r>
       <w:r>
         <w:t xml:space="preserve"> </w:t>
@@ -5167,10 +5336,23 @@
         <w:ind w:firstLine="578"/>
       </w:pPr>
       <w:r>
-        <w:t xml:space="preserve">Godot je herní engine, který má unikátní přístup ke scéně pomocí </w:t>
-      </w:r>
-      <w:r>
-        <w:t>nodes, kde každému uzlu se může přiřadit script, pomocí, kterého kont</w:t>
+        <w:t xml:space="preserve">Godot je herní </w:t>
+      </w:r>
+      <w:proofErr w:type="spellStart"/>
+      <w:r>
+        <w:t>engine</w:t>
+      </w:r>
+      <w:proofErr w:type="spellEnd"/>
+      <w:r>
+        <w:t xml:space="preserve">, který má unikátní přístup ke scéně pomocí </w:t>
+      </w:r>
+      <w:proofErr w:type="spellStart"/>
+      <w:r>
+        <w:t>nodes</w:t>
+      </w:r>
+      <w:proofErr w:type="spellEnd"/>
+      <w:r>
+        <w:t>, kde každému uzlu se může přiřadit script, pomocí, kterého kont</w:t>
       </w:r>
       <w:r>
         <w:t>r</w:t>
@@ -5185,19 +5367,56 @@
         <w:t xml:space="preserve"> na scéně.</w:t>
       </w:r>
       <w:r>
-        <w:t xml:space="preserve"> Na rozdíl od ostatních herních enginů, tento poskytuje možnost psát scripty ve speciálním jazyce </w:t>
-      </w:r>
-      <w:r>
-        <w:t>gdcript, což je ,,kombinace,, mezi typescriptem a pythonem.</w:t>
+        <w:t xml:space="preserve"> Na rozdíl od ostatních herních </w:t>
+      </w:r>
+      <w:proofErr w:type="spellStart"/>
+      <w:r>
+        <w:t>enginů</w:t>
+      </w:r>
+      <w:proofErr w:type="spellEnd"/>
+      <w:r>
+        <w:t xml:space="preserve">, tento poskytuje možnost psát scripty ve speciálním jazyce </w:t>
+      </w:r>
+      <w:proofErr w:type="spellStart"/>
+      <w:r>
+        <w:t>gdcript</w:t>
+      </w:r>
+      <w:proofErr w:type="spellEnd"/>
+      <w:r>
+        <w:t xml:space="preserve">, což je ,,kombinace,, mezi </w:t>
+      </w:r>
+      <w:proofErr w:type="spellStart"/>
+      <w:r>
+        <w:t>typescriptem</w:t>
+      </w:r>
+      <w:proofErr w:type="spellEnd"/>
+      <w:r>
+        <w:t xml:space="preserve"> a pythonem.</w:t>
       </w:r>
       <w:r>
         <w:t xml:space="preserve"> </w:t>
       </w:r>
       <w:r>
-        <w:t xml:space="preserve">Tento herní engine je zdarma a open-source </w:t>
-      </w:r>
-      <w:r>
-        <w:t xml:space="preserve">a je ideální pro tvorbu 2D a 3D her. Kvůli tomu, že není tak populární jako Unity nebo Unreal existuje proto méně tutoriálu a matriálu pro práci s ním. </w:t>
+        <w:t xml:space="preserve">Tento herní </w:t>
+      </w:r>
+      <w:proofErr w:type="spellStart"/>
+      <w:r>
+        <w:t>engine</w:t>
+      </w:r>
+      <w:proofErr w:type="spellEnd"/>
+      <w:r>
+        <w:t xml:space="preserve"> je zdarma a open-source </w:t>
+      </w:r>
+      <w:r>
+        <w:t xml:space="preserve">a je ideální pro tvorbu 2D a 3D her. Kvůli tomu, že není tak populární jako Unity nebo </w:t>
+      </w:r>
+      <w:proofErr w:type="spellStart"/>
+      <w:r>
+        <w:t>Unreal</w:t>
+      </w:r>
+      <w:proofErr w:type="spellEnd"/>
+      <w:r>
+        <w:t xml:space="preserve"> existuje proto méně tutoriálu a matriálu pro práci s ním. </w:t>
       </w:r>
       <w:r>
         <w:t>[</w:t>
@@ -5225,17 +5444,48 @@
       <w:pPr>
         <w:pStyle w:val="Nadpis3"/>
       </w:pPr>
+      <w:proofErr w:type="spellStart"/>
       <w:r>
         <w:t>CryEngine</w:t>
       </w:r>
+      <w:proofErr w:type="spellEnd"/>
     </w:p>
     <w:p>
       <w:pPr>
         <w:spacing w:line="360" w:lineRule="auto"/>
         <w:ind w:firstLine="578"/>
       </w:pPr>
-      <w:r>
-        <w:t>CryEngine je herní engine vyvíjen společností CryTek od roku 2002. Pomocí něho jsou vytvořeny všechny hry od CryTeku ale mimo jiné také známé tit</w:t>
+      <w:proofErr w:type="spellStart"/>
+      <w:r>
+        <w:t>CryEngine</w:t>
+      </w:r>
+      <w:proofErr w:type="spellEnd"/>
+      <w:r>
+        <w:t xml:space="preserve"> je herní </w:t>
+      </w:r>
+      <w:proofErr w:type="spellStart"/>
+      <w:r>
+        <w:t>engine</w:t>
+      </w:r>
+      <w:proofErr w:type="spellEnd"/>
+      <w:r>
+        <w:t xml:space="preserve"> vyvíjen společností </w:t>
+      </w:r>
+      <w:proofErr w:type="spellStart"/>
+      <w:r>
+        <w:t>CryTek</w:t>
+      </w:r>
+      <w:proofErr w:type="spellEnd"/>
+      <w:r>
+        <w:t xml:space="preserve"> od roku 2002. Pomocí něho jsou vytvořeny všechny hry od </w:t>
+      </w:r>
+      <w:proofErr w:type="spellStart"/>
+      <w:r>
+        <w:t>CryTeku</w:t>
+      </w:r>
+      <w:proofErr w:type="spellEnd"/>
+      <w:r>
+        <w:t xml:space="preserve"> ale mimo jiné také známé tit</w:t>
       </w:r>
       <w:r>
         <w:t>u</w:t>
@@ -5249,9 +5499,46 @@
       <w:r>
         <w:t xml:space="preserve"> jako například </w:t>
       </w:r>
+      <w:proofErr w:type="spellStart"/>
       <w:r>
         <w:lastRenderedPageBreak/>
-        <w:t xml:space="preserve">Kingdom Come: Deliverence od společnosti Warhorse Studios. Mezi jeho přední stánky se řadí jednoduchost, výkonný editor a podpora virtuální reality. </w:t>
+        <w:t>Kingdom</w:t>
+      </w:r>
+      <w:proofErr w:type="spellEnd"/>
+      <w:r>
+        <w:t xml:space="preserve"> </w:t>
+      </w:r>
+      <w:proofErr w:type="spellStart"/>
+      <w:r>
+        <w:t>Come</w:t>
+      </w:r>
+      <w:proofErr w:type="spellEnd"/>
+      <w:r>
+        <w:t xml:space="preserve">: </w:t>
+      </w:r>
+      <w:proofErr w:type="spellStart"/>
+      <w:r>
+        <w:t>Deliverence</w:t>
+      </w:r>
+      <w:proofErr w:type="spellEnd"/>
+      <w:r>
+        <w:t xml:space="preserve"> od společnosti </w:t>
+      </w:r>
+      <w:proofErr w:type="spellStart"/>
+      <w:r>
+        <w:t>Warhorse</w:t>
+      </w:r>
+      <w:proofErr w:type="spellEnd"/>
+      <w:r>
+        <w:t xml:space="preserve"> </w:t>
+      </w:r>
+      <w:proofErr w:type="spellStart"/>
+      <w:r>
+        <w:t>Studios</w:t>
+      </w:r>
+      <w:proofErr w:type="spellEnd"/>
+      <w:r>
+        <w:t xml:space="preserve">. Mezi jeho přední stánky se řadí jednoduchost, výkonný editor a podpora virtuální reality. </w:t>
       </w:r>
       <w:r>
         <w:t>[</w:t>
@@ -5268,8 +5555,13 @@
         <w:pStyle w:val="Nadpis3"/>
       </w:pPr>
       <w:r>
-        <w:t>Amazon Lumberyard</w:t>
-      </w:r>
+        <w:t xml:space="preserve">Amazon </w:t>
+      </w:r>
+      <w:proofErr w:type="spellStart"/>
+      <w:r>
+        <w:t>Lumberyard</w:t>
+      </w:r>
+      <w:proofErr w:type="spellEnd"/>
     </w:p>
     <w:p>
       <w:pPr>
@@ -5277,28 +5569,85 @@
         <w:ind w:firstLine="578"/>
       </w:pPr>
       <w:bookmarkStart w:id="17" w:name="_Hlk143777197"/>
-      <w:r>
-        <w:t xml:space="preserve">Lumberyard je herni engine od společnosti Amazon. Jeho technologie jsou založeny na CryEnginu, které jsou vylepšeny a rozšířeny. </w:t>
-      </w:r>
-      <w:r>
-        <w:t xml:space="preserve">Tento engine je zdarma obsahuje 3D modelovací nástroje a také podporuje virtuální realitu. Mezi nejznámější tituly vytvořené pomocí tohoto enginu patří </w:t>
+      <w:proofErr w:type="spellStart"/>
+      <w:r>
+        <w:t>Lumberyard</w:t>
+      </w:r>
+      <w:proofErr w:type="spellEnd"/>
+      <w:r>
+        <w:t xml:space="preserve"> je </w:t>
+      </w:r>
+      <w:proofErr w:type="spellStart"/>
+      <w:r>
+        <w:t>herni</w:t>
+      </w:r>
+      <w:proofErr w:type="spellEnd"/>
+      <w:r>
+        <w:t xml:space="preserve"> </w:t>
+      </w:r>
+      <w:proofErr w:type="spellStart"/>
+      <w:r>
+        <w:t>engine</w:t>
+      </w:r>
+      <w:proofErr w:type="spellEnd"/>
+      <w:r>
+        <w:t xml:space="preserve"> od společnosti Amazon. Jeho technologie jsou založeny na </w:t>
+      </w:r>
+      <w:proofErr w:type="spellStart"/>
+      <w:r>
+        <w:t>CryEnginu</w:t>
+      </w:r>
+      <w:proofErr w:type="spellEnd"/>
+      <w:r>
+        <w:t xml:space="preserve">, které jsou vylepšeny a rozšířeny. </w:t>
+      </w:r>
+      <w:r>
+        <w:t xml:space="preserve">Tento </w:t>
+      </w:r>
+      <w:proofErr w:type="spellStart"/>
+      <w:r>
+        <w:t>engine</w:t>
+      </w:r>
+      <w:proofErr w:type="spellEnd"/>
+      <w:r>
+        <w:t xml:space="preserve"> je zdarma obsahuje 3D modelovací nástroje a také podporuje virtuální realitu. Mezi nejznámější tituly vytvořené pomocí tohoto </w:t>
+      </w:r>
+      <w:proofErr w:type="spellStart"/>
+      <w:r>
+        <w:t>enginu</w:t>
+      </w:r>
+      <w:proofErr w:type="spellEnd"/>
+      <w:r>
+        <w:t xml:space="preserve"> patří </w:t>
       </w:r>
       <w:hyperlink r:id="rId10" w:history="1">
+        <w:proofErr w:type="spellStart"/>
         <w:r>
           <w:rPr>
             <w:rStyle w:val="Hypertextovodkaz"/>
             <w:color w:val="auto"/>
             <w:u w:val="none"/>
           </w:rPr>
-          <w:t>The Grand Tour Game</w:t>
+          <w:t>The</w:t>
+        </w:r>
+        <w:proofErr w:type="spellEnd"/>
+        <w:r>
+          <w:rPr>
+            <w:rStyle w:val="Hypertextovodkaz"/>
+            <w:color w:val="auto"/>
+            <w:u w:val="none"/>
+          </w:rPr>
+          <w:t xml:space="preserve"> Grand Tour Game</w:t>
         </w:r>
       </w:hyperlink>
       <w:r>
         <w:t xml:space="preserve"> a </w:t>
       </w:r>
+      <w:proofErr w:type="spellStart"/>
       <w:r>
         <w:t>Crucible</w:t>
       </w:r>
+      <w:proofErr w:type="spellEnd"/>
       <w:r>
         <w:t>.</w:t>
       </w:r>
@@ -5330,7 +5679,15 @@
         <w:ind w:firstLine="578"/>
       </w:pPr>
       <w:r>
-        <w:t xml:space="preserve">Unity je herní engine pro vývoj 2D a 3D her. Je </w:t>
+        <w:t xml:space="preserve">Unity je herní </w:t>
+      </w:r>
+      <w:proofErr w:type="spellStart"/>
+      <w:r>
+        <w:t>engine</w:t>
+      </w:r>
+      <w:proofErr w:type="spellEnd"/>
+      <w:r>
+        <w:t xml:space="preserve"> pro vývoj 2D a 3D her. Je </w:t>
       </w:r>
       <w:r>
         <w:t>vyvíjen</w:t>
@@ -5345,7 +5702,31 @@
         <w:t xml:space="preserve"> od roku 2005. </w:t>
       </w:r>
       <w:r>
-        <w:t>Velká výhoda při využívaní tohoto enginu je, že existuje velmi rozsáhlý Asset Store, který obsahuje mnoho grafických modelů, efektů ale také i audio.</w:t>
+        <w:t xml:space="preserve">Velká výhoda při využívaní tohoto </w:t>
+      </w:r>
+      <w:proofErr w:type="spellStart"/>
+      <w:r>
+        <w:t>enginu</w:t>
+      </w:r>
+      <w:proofErr w:type="spellEnd"/>
+      <w:r>
+        <w:t xml:space="preserve"> je, že existuje velmi rozsáhlý </w:t>
+      </w:r>
+      <w:proofErr w:type="spellStart"/>
+      <w:r>
+        <w:t>Asset</w:t>
+      </w:r>
+      <w:proofErr w:type="spellEnd"/>
+      <w:r>
+        <w:t xml:space="preserve"> </w:t>
+      </w:r>
+      <w:proofErr w:type="spellStart"/>
+      <w:r>
+        <w:t>Store</w:t>
+      </w:r>
+      <w:proofErr w:type="spellEnd"/>
+      <w:r>
+        <w:t>, který obsahuje mnoho grafických modelů, efektů ale také i audio.</w:t>
       </w:r>
       <w:r>
         <w:t xml:space="preserve"> </w:t>
@@ -5366,9 +5747,11 @@
       <w:pPr>
         <w:pStyle w:val="Nadpis3"/>
       </w:pPr>
+      <w:proofErr w:type="spellStart"/>
       <w:r>
         <w:t>GameObject</w:t>
       </w:r>
+      <w:proofErr w:type="spellEnd"/>
     </w:p>
     <w:p>
       <w:pPr>
@@ -5387,8 +5770,13 @@
       <w:r>
         <w:t xml:space="preserve"> </w:t>
       </w:r>
-      <w:r>
-        <w:t xml:space="preserve">GameObject. </w:t>
+      <w:proofErr w:type="spellStart"/>
+      <w:r>
+        <w:t>GameObject</w:t>
+      </w:r>
+      <w:proofErr w:type="spellEnd"/>
+      <w:r>
+        <w:t xml:space="preserve">. </w:t>
       </w:r>
       <w:r>
         <w:t>Tento herní objekt</w:t>
@@ -5403,7 +5791,15 @@
         <w:t>obal</w:t>
       </w:r>
       <w:r>
-        <w:t>, ke kterému se dále připojují komponenty, které určují chování daného GameObjektu.</w:t>
+        <w:t xml:space="preserve">, ke kterému se dále připojují komponenty, které určují chování daného </w:t>
+      </w:r>
+      <w:proofErr w:type="spellStart"/>
+      <w:r>
+        <w:t>GameObjektu</w:t>
+      </w:r>
+      <w:proofErr w:type="spellEnd"/>
+      <w:r>
+        <w:t>.</w:t>
       </w:r>
       <w:r>
         <w:t xml:space="preserve"> Existuje mnoho komponent, kde každ</w:t>
@@ -5418,7 +5814,7 @@
         <w:t xml:space="preserve">využití, </w:t>
       </w:r>
       <w:r>
-        <w:t>ale mezi nejznámější,</w:t>
+        <w:t>mezi nejznámější,</w:t>
       </w:r>
       <w:r>
         <w:t xml:space="preserve"> bez</w:t>
@@ -5444,21 +5840,23 @@
         <w:pStyle w:val="Nadpis4"/>
         <w:spacing w:line="360" w:lineRule="auto"/>
       </w:pPr>
+      <w:proofErr w:type="spellStart"/>
       <w:r>
         <w:t>Transform</w:t>
       </w:r>
+      <w:proofErr w:type="spellEnd"/>
     </w:p>
     <w:p>
       <w:pPr>
         <w:spacing w:line="360" w:lineRule="auto"/>
         <w:ind w:firstLine="578"/>
       </w:pPr>
-      <w:bookmarkStart w:id="18" w:name="_Toc142480041"/>
-      <w:bookmarkStart w:id="19" w:name="_Hlk144739028"/>
+      <w:bookmarkStart w:id="18" w:name="_Hlk144739028"/>
+      <w:bookmarkStart w:id="19" w:name="_Toc142480041"/>
       <w:r>
         <w:t>Jedná se o komponent, který je vždy připnutý k hernímu objektu a nejde odebrat. Určuje pozici, rotaci a měřítko objektu ve scéně</w:t>
       </w:r>
-      <w:bookmarkEnd w:id="19"/>
+      <w:bookmarkEnd w:id="18"/>
       <w:r>
         <w:t xml:space="preserve">. Jednotlivé hodnoty se dají nastavit v inspektoru daného objektu nebo přímo ze scriptu. </w:t>
       </w:r>
@@ -5533,27 +5931,22 @@
                             <w:r>
                               <w:t xml:space="preserve">Obrázek </w:t>
                             </w:r>
+                            <w:fldSimple w:instr=" SEQ Obrázek \* ARABIC ">
+                              <w:r>
+                                <w:rPr>
+                                  <w:noProof/>
+                                </w:rPr>
+                                <w:t>1</w:t>
+                              </w:r>
+                            </w:fldSimple>
                             <w:r>
-                              <w:fldChar w:fldCharType="begin"/>
+                              <w:t xml:space="preserve">- </w:t>
                             </w:r>
+                            <w:proofErr w:type="spellStart"/>
                             <w:r>
-                              <w:instrText xml:space="preserve"> SEQ Obrázek \* ARABIC </w:instrText>
+                              <w:t>Transform</w:t>
                             </w:r>
-                            <w:r>
-                              <w:fldChar w:fldCharType="separate"/>
-                            </w:r>
-                            <w:r>
-                              <w:rPr>
-                                <w:noProof/>
-                              </w:rPr>
-                              <w:t>1</w:t>
-                            </w:r>
-                            <w:r>
-                              <w:fldChar w:fldCharType="end"/>
-                            </w:r>
-                            <w:r>
-                              <w:t>- Transform</w:t>
-                            </w:r>
+                            <w:proofErr w:type="spellEnd"/>
                           </w:p>
                         </w:txbxContent>
                       </wps:txbx>
@@ -5590,27 +5983,22 @@
                       <w:r>
                         <w:t xml:space="preserve">Obrázek </w:t>
                       </w:r>
+                      <w:fldSimple w:instr=" SEQ Obrázek \* ARABIC ">
+                        <w:r>
+                          <w:rPr>
+                            <w:noProof/>
+                          </w:rPr>
+                          <w:t>1</w:t>
+                        </w:r>
+                      </w:fldSimple>
                       <w:r>
-                        <w:fldChar w:fldCharType="begin"/>
+                        <w:t xml:space="preserve">- </w:t>
                       </w:r>
+                      <w:proofErr w:type="spellStart"/>
                       <w:r>
-                        <w:instrText xml:space="preserve"> SEQ Obrázek \* ARABIC </w:instrText>
+                        <w:t>Transform</w:t>
                       </w:r>
-                      <w:r>
-                        <w:fldChar w:fldCharType="separate"/>
-                      </w:r>
-                      <w:r>
-                        <w:rPr>
-                          <w:noProof/>
-                        </w:rPr>
-                        <w:t>1</w:t>
-                      </w:r>
-                      <w:r>
-                        <w:fldChar w:fldCharType="end"/>
-                      </w:r>
-                      <w:r>
-                        <w:t>- Transform</w:t>
-                      </w:r>
+                      <w:proofErr w:type="spellEnd"/>
                     </w:p>
                   </w:txbxContent>
                 </v:textbox>
@@ -5714,8 +6102,13 @@
         <w:spacing w:line="360" w:lineRule="auto"/>
         <w:ind w:firstLine="578"/>
       </w:pPr>
-      <w:r>
-        <w:t xml:space="preserve">void Start() </w:t>
+      <w:proofErr w:type="spellStart"/>
+      <w:r>
+        <w:t>void</w:t>
+      </w:r>
+      <w:proofErr w:type="spellEnd"/>
+      <w:r>
+        <w:t xml:space="preserve"> Start() </w:t>
       </w:r>
     </w:p>
     <w:p>
@@ -5732,8 +6125,21 @@
         <w:spacing w:line="360" w:lineRule="auto"/>
         <w:ind w:left="709" w:firstLine="709"/>
       </w:pPr>
-      <w:r>
-        <w:t xml:space="preserve">transform.position = new Vector3(0, </w:t>
+      <w:proofErr w:type="spellStart"/>
+      <w:r>
+        <w:t>transform.position</w:t>
+      </w:r>
+      <w:proofErr w:type="spellEnd"/>
+      <w:r>
+        <w:t xml:space="preserve"> = </w:t>
+      </w:r>
+      <w:proofErr w:type="spellStart"/>
+      <w:r>
+        <w:t>new</w:t>
+      </w:r>
+      <w:proofErr w:type="spellEnd"/>
+      <w:r>
+        <w:t xml:space="preserve"> Vector3(0, </w:t>
       </w:r>
       <w:r>
         <w:t>0</w:t>
@@ -5766,7 +6172,15 @@
         <w:t>Vlastnosti komponen</w:t>
       </w:r>
       <w:r>
-        <w:t xml:space="preserve">ty Transform jsou používány v celé hierarchii herního objektu. </w:t>
+        <w:t xml:space="preserve">ty </w:t>
+      </w:r>
+      <w:proofErr w:type="spellStart"/>
+      <w:r>
+        <w:t>Transform</w:t>
+      </w:r>
+      <w:proofErr w:type="spellEnd"/>
+      <w:r>
+        <w:t xml:space="preserve"> jsou používány v celé hierarchii herního objektu. </w:t>
       </w:r>
       <w:r>
         <w:t>Proto p</w:t>
@@ -5788,9 +6202,11 @@
       <w:pPr>
         <w:pStyle w:val="Nadpis4"/>
       </w:pPr>
+      <w:proofErr w:type="spellStart"/>
       <w:r>
         <w:t>Collider</w:t>
       </w:r>
+      <w:proofErr w:type="spellEnd"/>
     </w:p>
     <w:p>
       <w:pPr>
@@ -5824,8 +6240,17 @@
           <w:i/>
           <w:iCs/>
         </w:rPr>
-        <w:t>primitive colliders</w:t>
-      </w:r>
+        <w:t xml:space="preserve">primitive </w:t>
+      </w:r>
+      <w:proofErr w:type="spellStart"/>
+      <w:r>
+        <w:rPr>
+          <w:i/>
+          <w:iCs/>
+        </w:rPr>
+        <w:t>colliders</w:t>
+      </w:r>
+      <w:proofErr w:type="spellEnd"/>
       <w:r>
         <w:t xml:space="preserve">, které </w:t>
       </w:r>
@@ -5846,8 +6271,45 @@
         <w:t xml:space="preserve">jednoduchosti. Patří mezi ně například </w:t>
       </w:r>
       <w:r>
-        <w:t>Box Collider, Sphere Collider, Capsule Collider</w:t>
-      </w:r>
+        <w:t xml:space="preserve">Box </w:t>
+      </w:r>
+      <w:proofErr w:type="spellStart"/>
+      <w:r>
+        <w:t>Collider</w:t>
+      </w:r>
+      <w:proofErr w:type="spellEnd"/>
+      <w:r>
+        <w:t xml:space="preserve">, </w:t>
+      </w:r>
+      <w:proofErr w:type="spellStart"/>
+      <w:r>
+        <w:t>Sphere</w:t>
+      </w:r>
+      <w:proofErr w:type="spellEnd"/>
+      <w:r>
+        <w:t xml:space="preserve"> </w:t>
+      </w:r>
+      <w:proofErr w:type="spellStart"/>
+      <w:r>
+        <w:t>Collider</w:t>
+      </w:r>
+      <w:proofErr w:type="spellEnd"/>
+      <w:r>
+        <w:t xml:space="preserve">, </w:t>
+      </w:r>
+      <w:proofErr w:type="spellStart"/>
+      <w:r>
+        <w:t>Capsule</w:t>
+      </w:r>
+      <w:proofErr w:type="spellEnd"/>
+      <w:r>
+        <w:t xml:space="preserve"> </w:t>
+      </w:r>
+      <w:proofErr w:type="spellStart"/>
+      <w:r>
+        <w:t>Collider</w:t>
+      </w:r>
+      <w:proofErr w:type="spellEnd"/>
       <w:r>
         <w:t xml:space="preserve"> a jejich zjednodušené verze ve 2D.</w:t>
       </w:r>
@@ -5878,34 +6340,61 @@
       <w:r>
         <w:t xml:space="preserve"> musíme k našemu objektu připnout komponentu </w:t>
       </w:r>
+      <w:proofErr w:type="spellStart"/>
       <w:r>
         <w:rPr>
           <w:b/>
           <w:bCs/>
         </w:rPr>
-        <w:t>Rigid Body</w:t>
-      </w:r>
-      <w:r>
-        <w:t>, která společně s Collider docílí př</w:t>
-      </w:r>
-      <w:r>
-        <w:t>esného řešení kolizí.</w:t>
-      </w:r>
-    </w:p>
-    <w:p>
-      <w:pPr>
-        <w:spacing w:line="360" w:lineRule="auto"/>
-        <w:ind w:firstLine="709"/>
-      </w:pPr>
+        <w:t>Rigid</w:t>
+      </w:r>
+      <w:proofErr w:type="spellEnd"/>
       <w:r>
         <w:rPr>
           <w:b/>
           <w:bCs/>
         </w:rPr>
+        <w:t xml:space="preserve"> Body</w:t>
+      </w:r>
+      <w:r>
+        <w:t>, která společně s </w:t>
+      </w:r>
+      <w:proofErr w:type="spellStart"/>
+      <w:r>
+        <w:t>Collider</w:t>
+      </w:r>
+      <w:proofErr w:type="spellEnd"/>
+      <w:r>
+        <w:t xml:space="preserve"> docílí př</w:t>
+      </w:r>
+      <w:r>
+        <w:t>esného řešení kolizí.</w:t>
+      </w:r>
+    </w:p>
+    <w:p>
+      <w:pPr>
+        <w:spacing w:line="360" w:lineRule="auto"/>
+        <w:ind w:firstLine="709"/>
+      </w:pPr>
+      <w:proofErr w:type="spellStart"/>
+      <w:r>
+        <w:rPr>
+          <w:b/>
+          <w:bCs/>
+        </w:rPr>
         <w:t>Trigger</w:t>
       </w:r>
-      <w:r>
-        <w:t xml:space="preserve">, neboli komponent collider, který má zapnutou možnost </w:t>
+      <w:proofErr w:type="spellEnd"/>
+      <w:r>
+        <w:t xml:space="preserve">, neboli komponent </w:t>
+      </w:r>
+      <w:proofErr w:type="spellStart"/>
+      <w:r>
+        <w:t>collider</w:t>
+      </w:r>
+      <w:proofErr w:type="spellEnd"/>
+      <w:r>
+        <w:t xml:space="preserve">, který má zapnutou možnost </w:t>
       </w:r>
       <w:r>
         <w:rPr>
@@ -5913,8 +6402,29 @@
         </w:rPr>
         <w:t>,,</w:t>
       </w:r>
-      <w:r>
-        <w:t>Is Trigger‘‘ je speciálním druhem collideru, který slouží k</w:t>
+      <w:proofErr w:type="spellStart"/>
+      <w:r>
+        <w:t>Is</w:t>
+      </w:r>
+      <w:proofErr w:type="spellEnd"/>
+      <w:r>
+        <w:t xml:space="preserve"> </w:t>
+      </w:r>
+      <w:proofErr w:type="spellStart"/>
+      <w:r>
+        <w:t>Trigger</w:t>
+      </w:r>
+      <w:proofErr w:type="spellEnd"/>
+      <w:r>
+        <w:t xml:space="preserve">‘‘ je speciálním druhem </w:t>
+      </w:r>
+      <w:proofErr w:type="spellStart"/>
+      <w:r>
+        <w:t>collideru</w:t>
+      </w:r>
+      <w:proofErr w:type="spellEnd"/>
+      <w:r>
+        <w:t>, který slouží k</w:t>
       </w:r>
       <w:r>
         <w:t>e</w:t>
@@ -5982,8 +6492,13 @@
         <w:spacing w:line="360" w:lineRule="auto"/>
         <w:ind w:firstLine="709"/>
       </w:pPr>
-      <w:r>
-        <w:t>void OnTriggerEnter2D(Collider2D collider2D)</w:t>
+      <w:proofErr w:type="spellStart"/>
+      <w:r>
+        <w:t>void</w:t>
+      </w:r>
+      <w:proofErr w:type="spellEnd"/>
+      <w:r>
+        <w:t xml:space="preserve"> OnTriggerEnter2D(Collider2D collider2D)</w:t>
       </w:r>
     </w:p>
     <w:p>
@@ -6001,7 +6516,23 @@
         <w:ind w:firstLine="709"/>
       </w:pPr>
       <w:r>
-        <w:t>        GameObject gm = collider2D.gameObject;</w:t>
+        <w:t xml:space="preserve">        </w:t>
+      </w:r>
+      <w:proofErr w:type="spellStart"/>
+      <w:r>
+        <w:t>GameObject</w:t>
+      </w:r>
+      <w:proofErr w:type="spellEnd"/>
+      <w:r>
+        <w:t xml:space="preserve"> </w:t>
+      </w:r>
+      <w:proofErr w:type="spellStart"/>
+      <w:r>
+        <w:t>gm</w:t>
+      </w:r>
+      <w:proofErr w:type="spellEnd"/>
+      <w:r>
+        <w:t xml:space="preserve"> = collider2D.gameObject;</w:t>
       </w:r>
     </w:p>
     <w:p>
@@ -6010,7 +6541,31 @@
         <w:ind w:firstLine="709"/>
       </w:pPr>
       <w:r>
-        <w:t>        if(gm.CompareTag("Enemy")){            </w:t>
+        <w:t xml:space="preserve">        </w:t>
+      </w:r>
+      <w:proofErr w:type="spellStart"/>
+      <w:r>
+        <w:t>if</w:t>
+      </w:r>
+      <w:proofErr w:type="spellEnd"/>
+      <w:r>
+        <w:t>(</w:t>
+      </w:r>
+      <w:proofErr w:type="spellStart"/>
+      <w:r>
+        <w:t>gm.CompareTag</w:t>
+      </w:r>
+      <w:proofErr w:type="spellEnd"/>
+      <w:r>
+        <w:t>("</w:t>
+      </w:r>
+      <w:proofErr w:type="spellStart"/>
+      <w:r>
+        <w:t>Enemy</w:t>
+      </w:r>
+      <w:proofErr w:type="spellEnd"/>
+      <w:r>
+        <w:t>")){            </w:t>
       </w:r>
     </w:p>
     <w:p>
@@ -6019,7 +6574,23 @@
         <w:ind w:firstLine="709"/>
       </w:pPr>
       <w:r>
-        <w:t>            Destroy(gameObject);</w:t>
+        <w:t xml:space="preserve">            </w:t>
+      </w:r>
+      <w:proofErr w:type="spellStart"/>
+      <w:r>
+        <w:t>Destroy</w:t>
+      </w:r>
+      <w:proofErr w:type="spellEnd"/>
+      <w:r>
+        <w:t>(</w:t>
+      </w:r>
+      <w:proofErr w:type="spellStart"/>
+      <w:r>
+        <w:t>gameObject</w:t>
+      </w:r>
+      <w:proofErr w:type="spellEnd"/>
+      <w:r>
+        <w:t>);</w:t>
       </w:r>
     </w:p>
     <w:p>
@@ -6050,10 +6621,12 @@
       <w:pPr>
         <w:pStyle w:val="Nadpis4"/>
       </w:pPr>
+      <w:proofErr w:type="spellStart"/>
       <w:r>
         <w:lastRenderedPageBreak/>
         <w:t>Animator</w:t>
       </w:r>
+      <w:proofErr w:type="spellEnd"/>
     </w:p>
     <w:p>
       <w:pPr>
@@ -6067,14 +6640,32 @@
         <w:t xml:space="preserve">Ke správné funkčnosti vyžaduje </w:t>
       </w:r>
       <w:bookmarkStart w:id="21" w:name="_Hlk144743496"/>
+      <w:proofErr w:type="spellStart"/>
       <w:r>
         <w:rPr>
           <w:b/>
           <w:bCs/>
         </w:rPr>
-        <w:t>Animator Controller</w:t>
+        <w:t>Animator</w:t>
+      </w:r>
+      <w:proofErr w:type="spellEnd"/>
+      <w:r>
+        <w:rPr>
+          <w:b/>
+          <w:bCs/>
+        </w:rPr>
+        <w:t xml:space="preserve"> </w:t>
+      </w:r>
+      <w:proofErr w:type="spellStart"/>
+      <w:r>
+        <w:rPr>
+          <w:b/>
+          <w:bCs/>
+        </w:rPr>
+        <w:t>Controller</w:t>
       </w:r>
       <w:bookmarkEnd w:id="21"/>
+      <w:proofErr w:type="spellEnd"/>
       <w:r>
         <w:t xml:space="preserve">, který slouží k přepínání jednotlivých klipů a </w:t>
       </w:r>
@@ -6096,8 +6687,21 @@
         <w:spacing w:line="360" w:lineRule="auto"/>
         <w:ind w:firstLine="709"/>
       </w:pPr>
-      <w:r>
-        <w:t xml:space="preserve">Animator Controller se skládá z několika </w:t>
+      <w:proofErr w:type="spellStart"/>
+      <w:r>
+        <w:t>Animator</w:t>
+      </w:r>
+      <w:proofErr w:type="spellEnd"/>
+      <w:r>
+        <w:t xml:space="preserve"> </w:t>
+      </w:r>
+      <w:proofErr w:type="spellStart"/>
+      <w:r>
+        <w:t>Controller</w:t>
+      </w:r>
+      <w:proofErr w:type="spellEnd"/>
+      <w:r>
+        <w:t xml:space="preserve"> se skládá z několika </w:t>
       </w:r>
       <w:r>
         <w:t>obdélníků</w:t>
@@ -6124,7 +6728,23 @@
         <w:ind w:firstLine="709"/>
       </w:pPr>
       <w:r>
-        <w:t>Každý Animator Controller zpravidla obsahuje tři základní stavy:</w:t>
+        <w:t xml:space="preserve">Každý </w:t>
+      </w:r>
+      <w:proofErr w:type="spellStart"/>
+      <w:r>
+        <w:t>Animator</w:t>
+      </w:r>
+      <w:proofErr w:type="spellEnd"/>
+      <w:r>
+        <w:t xml:space="preserve"> </w:t>
+      </w:r>
+      <w:proofErr w:type="spellStart"/>
+      <w:r>
+        <w:t>Controller</w:t>
+      </w:r>
+      <w:proofErr w:type="spellEnd"/>
+      <w:r>
+        <w:t xml:space="preserve"> zpravidla obsahuje tři základní stavy:</w:t>
       </w:r>
     </w:p>
     <w:p>
@@ -6136,8 +6756,13 @@
         </w:numPr>
         <w:spacing w:line="360" w:lineRule="auto"/>
       </w:pPr>
-      <w:r>
-        <w:t>Entry –</w:t>
+      <w:proofErr w:type="spellStart"/>
+      <w:r>
+        <w:t>Entry</w:t>
+      </w:r>
+      <w:proofErr w:type="spellEnd"/>
+      <w:r>
+        <w:t xml:space="preserve"> –</w:t>
       </w:r>
       <w:r>
         <w:t xml:space="preserve"> stav</w:t>
@@ -6189,8 +6814,13 @@
         <w:t xml:space="preserve"> </w:t>
       </w:r>
       <w:r>
-        <w:t>tento stav slouží k ukončení animace a navracení do počátečního stavu Entry</w:t>
-      </w:r>
+        <w:t xml:space="preserve">tento stav slouží k ukončení animace a navracení do počátečního stavu </w:t>
+      </w:r>
+      <w:proofErr w:type="spellStart"/>
+      <w:r>
+        <w:t>Entry</w:t>
+      </w:r>
+      <w:proofErr w:type="spellEnd"/>
     </w:p>
     <w:p>
       <w:pPr>
@@ -6202,10 +6832,26 @@
         <w:spacing w:line="360" w:lineRule="auto"/>
       </w:pPr>
       <w:r>
-        <w:t xml:space="preserve">Any State – </w:t>
-      </w:r>
-      <w:r>
-        <w:t>Slouží k přechodut do určitého stavu bez ohledu na to, ve kterém stavu se právě nacházíte.</w:t>
+        <w:t xml:space="preserve">Any </w:t>
+      </w:r>
+      <w:proofErr w:type="spellStart"/>
+      <w:r>
+        <w:t>State</w:t>
+      </w:r>
+      <w:proofErr w:type="spellEnd"/>
+      <w:r>
+        <w:t xml:space="preserve"> – </w:t>
+      </w:r>
+      <w:r>
+        <w:t xml:space="preserve">Slouží k </w:t>
+      </w:r>
+      <w:proofErr w:type="spellStart"/>
+      <w:r>
+        <w:t>přechodut</w:t>
+      </w:r>
+      <w:proofErr w:type="spellEnd"/>
+      <w:r>
+        <w:t xml:space="preserve"> do určitého stavu bez ohledu na to, ve kterém stavu se právě nacházíte.</w:t>
       </w:r>
       <w:r>
         <w:t xml:space="preserve"> </w:t>
@@ -6278,27 +6924,30 @@
                             <w:r>
                               <w:t xml:space="preserve">Obrázek </w:t>
                             </w:r>
+                            <w:fldSimple w:instr=" SEQ Obrázek \* ARABIC ">
+                              <w:r>
+                                <w:rPr>
+                                  <w:noProof/>
+                                </w:rPr>
+                                <w:t>2</w:t>
+                              </w:r>
+                            </w:fldSimple>
                             <w:r>
-                              <w:fldChar w:fldCharType="begin"/>
+                              <w:t xml:space="preserve"> - </w:t>
                             </w:r>
+                            <w:proofErr w:type="spellStart"/>
                             <w:r>
-                              <w:instrText xml:space="preserve"> SEQ Obrázek \* ARABIC </w:instrText>
+                              <w:t>Animator</w:t>
                             </w:r>
+                            <w:proofErr w:type="spellEnd"/>
                             <w:r>
-                              <w:fldChar w:fldCharType="separate"/>
+                              <w:t xml:space="preserve"> </w:t>
                             </w:r>
+                            <w:proofErr w:type="spellStart"/>
                             <w:r>
-                              <w:rPr>
-                                <w:noProof/>
-                              </w:rPr>
-                              <w:t>2</w:t>
+                              <w:t>Controller</w:t>
                             </w:r>
-                            <w:r>
-                              <w:fldChar w:fldCharType="end"/>
-                            </w:r>
-                            <w:r>
-                              <w:t xml:space="preserve"> - Animator Controller</w:t>
-                            </w:r>
+                            <w:proofErr w:type="spellEnd"/>
                           </w:p>
                         </w:txbxContent>
                       </wps:txbx>
@@ -6331,27 +6980,30 @@
                       <w:r>
                         <w:t xml:space="preserve">Obrázek </w:t>
                       </w:r>
+                      <w:fldSimple w:instr=" SEQ Obrázek \* ARABIC ">
+                        <w:r>
+                          <w:rPr>
+                            <w:noProof/>
+                          </w:rPr>
+                          <w:t>2</w:t>
+                        </w:r>
+                      </w:fldSimple>
                       <w:r>
-                        <w:fldChar w:fldCharType="begin"/>
+                        <w:t xml:space="preserve"> - </w:t>
                       </w:r>
+                      <w:proofErr w:type="spellStart"/>
                       <w:r>
-                        <w:instrText xml:space="preserve"> SEQ Obrázek \* ARABIC </w:instrText>
+                        <w:t>Animator</w:t>
                       </w:r>
+                      <w:proofErr w:type="spellEnd"/>
                       <w:r>
-                        <w:fldChar w:fldCharType="separate"/>
+                        <w:t xml:space="preserve"> </w:t>
                       </w:r>
+                      <w:proofErr w:type="spellStart"/>
                       <w:r>
-                        <w:rPr>
-                          <w:noProof/>
-                        </w:rPr>
-                        <w:t>2</w:t>
+                        <w:t>Controller</w:t>
                       </w:r>
-                      <w:r>
-                        <w:fldChar w:fldCharType="end"/>
-                      </w:r>
-                      <w:r>
-                        <w:t xml:space="preserve"> - Animator Controller</w:t>
-                      </w:r>
+                      <w:proofErr w:type="spellEnd"/>
                     </w:p>
                   </w:txbxContent>
                 </v:textbox>
@@ -6462,6 +7114,7 @@
       <w:r>
         <w:t xml:space="preserve"> ze třídy </w:t>
       </w:r>
+      <w:proofErr w:type="spellStart"/>
       <w:r>
         <w:rPr>
           <w:b/>
@@ -6470,6 +7123,7 @@
         <w:lastRenderedPageBreak/>
         <w:t>MonoBehaviour</w:t>
       </w:r>
+      <w:proofErr w:type="spellEnd"/>
       <w:r>
         <w:t xml:space="preserve"> a implementuje dvě základní </w:t>
       </w:r>
@@ -6615,24 +7269,14 @@
                             <w:r>
                               <w:t xml:space="preserve">Obrázek </w:t>
                             </w:r>
-                            <w:r>
-                              <w:fldChar w:fldCharType="begin"/>
-                            </w:r>
-                            <w:r>
-                              <w:instrText xml:space="preserve"> SEQ Obrázek \* ARABIC </w:instrText>
-                            </w:r>
-                            <w:r>
-                              <w:fldChar w:fldCharType="separate"/>
-                            </w:r>
-                            <w:r>
-                              <w:rPr>
-                                <w:noProof/>
-                              </w:rPr>
-                              <w:t>3</w:t>
-                            </w:r>
-                            <w:r>
-                              <w:fldChar w:fldCharType="end"/>
-                            </w:r>
+                            <w:fldSimple w:instr=" SEQ Obrázek \* ARABIC ">
+                              <w:r>
+                                <w:rPr>
+                                  <w:noProof/>
+                                </w:rPr>
+                                <w:t>3</w:t>
+                              </w:r>
+                            </w:fldSimple>
                             <w:r>
                               <w:t xml:space="preserve"> - základní skript</w:t>
                             </w:r>
@@ -6668,24 +7312,14 @@
                       <w:r>
                         <w:t xml:space="preserve">Obrázek </w:t>
                       </w:r>
-                      <w:r>
-                        <w:fldChar w:fldCharType="begin"/>
-                      </w:r>
-                      <w:r>
-                        <w:instrText xml:space="preserve"> SEQ Obrázek \* ARABIC </w:instrText>
-                      </w:r>
-                      <w:r>
-                        <w:fldChar w:fldCharType="separate"/>
-                      </w:r>
-                      <w:r>
-                        <w:rPr>
-                          <w:noProof/>
-                        </w:rPr>
-                        <w:t>3</w:t>
-                      </w:r>
-                      <w:r>
-                        <w:fldChar w:fldCharType="end"/>
-                      </w:r>
+                      <w:fldSimple w:instr=" SEQ Obrázek \* ARABIC ">
+                        <w:r>
+                          <w:rPr>
+                            <w:noProof/>
+                          </w:rPr>
+                          <w:t>3</w:t>
+                        </w:r>
+                      </w:fldSimple>
                       <w:r>
                         <w:t xml:space="preserve"> - základní skript</w:t>
                       </w:r>
@@ -6760,8 +7394,17 @@
       </w:r>
       <w:bookmarkStart w:id="22" w:name="_Hlk144747156"/>
       <w:r>
-        <w:t xml:space="preserve">Další velmi důležitou funkcí, kterou třída MonoBehaviour poskytuje je </w:t>
-      </w:r>
+        <w:t xml:space="preserve">Další velmi důležitou funkcí, kterou třída </w:t>
+      </w:r>
+      <w:proofErr w:type="spellStart"/>
+      <w:r>
+        <w:t>MonoBehaviour</w:t>
+      </w:r>
+      <w:proofErr w:type="spellEnd"/>
+      <w:r>
+        <w:t xml:space="preserve"> poskytuje je </w:t>
+      </w:r>
+      <w:proofErr w:type="spellStart"/>
       <w:r>
         <w:rPr>
           <w:b/>
@@ -6769,8 +7412,17 @@
         </w:rPr>
         <w:t>Awake</w:t>
       </w:r>
-      <w:r>
-        <w:t xml:space="preserve">. Tato funkce se stejně jako Start provedena pouze jednou na začátku. Awake je ale na rozdíl od Start volán </w:t>
+      <w:proofErr w:type="spellEnd"/>
+      <w:r>
+        <w:t xml:space="preserve">. Tato funkce se stejně jako Start provedena pouze jednou na začátku. </w:t>
+      </w:r>
+      <w:proofErr w:type="spellStart"/>
+      <w:r>
+        <w:t>Awake</w:t>
+      </w:r>
+      <w:proofErr w:type="spellEnd"/>
+      <w:r>
+        <w:t xml:space="preserve"> je ale na rozdíl od Start volán </w:t>
       </w:r>
       <w:bookmarkEnd w:id="22"/>
       <w:r>
@@ -6780,7 +7432,15 @@
         <w:t>inicializován</w:t>
       </w:r>
       <w:r>
-        <w:t xml:space="preserve"> neboli všechny funkce Awake se provedou před </w:t>
+        <w:t xml:space="preserve"> neboli všechny funkce </w:t>
+      </w:r>
+      <w:proofErr w:type="spellStart"/>
+      <w:r>
+        <w:t>Awake</w:t>
+      </w:r>
+      <w:proofErr w:type="spellEnd"/>
+      <w:r>
+        <w:t xml:space="preserve"> se provedou před </w:t>
       </w:r>
       <w:r>
         <w:t>voláním</w:t>
@@ -6812,22 +7472,31 @@
           <w:b/>
           <w:bCs/>
         </w:rPr>
-        <w:t>Audio Listener</w:t>
-      </w:r>
-      <w:r>
-        <w:t xml:space="preserve"> je komponenta, která slouží k zaznamenávání všeho zvuku ve scéně. Nejčastěji se umísťuje na hlavní kameru, protože je to místo ze, kterého všechen zvuk je slyšet ve 3D.</w:t>
-      </w:r>
-    </w:p>
-    <w:p>
-      <w:pPr>
-        <w:spacing w:line="360" w:lineRule="auto"/>
-        <w:ind w:firstLine="709"/>
-      </w:pPr>
+        <w:t xml:space="preserve">Audio </w:t>
+      </w:r>
+      <w:proofErr w:type="spellStart"/>
       <w:r>
         <w:rPr>
           <w:b/>
           <w:bCs/>
         </w:rPr>
+        <w:t>Listener</w:t>
+      </w:r>
+      <w:proofErr w:type="spellEnd"/>
+      <w:r>
+        <w:t xml:space="preserve"> je komponenta, která slouží k zaznamenávání všeho zvuku ve scéně. Nejčastěji se umísťuje na hlavní kameru, protože je to místo ze, kterého všechen zvuk je slyšet ve 3D.</w:t>
+      </w:r>
+    </w:p>
+    <w:p>
+      <w:pPr>
+        <w:spacing w:line="360" w:lineRule="auto"/>
+        <w:ind w:firstLine="709"/>
+      </w:pPr>
+      <w:r>
+        <w:rPr>
+          <w:b/>
+          <w:bCs/>
+        </w:rPr>
         <w:t xml:space="preserve">Audio Source </w:t>
       </w:r>
       <w:r>
@@ -6843,13 +7512,7 @@
         <w:t xml:space="preserve"> nějaký zvuk. </w:t>
       </w:r>
       <w:r>
-        <w:t xml:space="preserve">Tato komponenta umožňuje nastavit zvukové nahrávce </w:t>
-      </w:r>
-      <w:r>
-        <w:t>několik vlastností</w:t>
-      </w:r>
-      <w:r>
-        <w:t>, přímo z</w:t>
+        <w:t>Tato komponenta umožňuje nastavit zvukové nahrávce několik vlastností, přímo z</w:t>
       </w:r>
       <w:r>
         <w:t> </w:t>
@@ -6891,20 +7554,1263 @@
         <w:t>é</w:t>
       </w:r>
       <w:r>
-        <w:t>na atd.</w:t>
-      </w:r>
-      <w:bookmarkEnd w:id="18"/>
+        <w:t>na</w:t>
+      </w:r>
+      <w:bookmarkEnd w:id="19"/>
+    </w:p>
+    <w:p>
+      <w:pPr>
+        <w:spacing w:line="360" w:lineRule="auto"/>
+        <w:ind w:firstLine="709"/>
+      </w:pPr>
+      <w:r>
+        <w:rPr>
+          <w:noProof/>
+        </w:rPr>
+        <mc:AlternateContent>
+          <mc:Choice Requires="wps">
+            <w:drawing>
+              <wp:anchor distT="0" distB="0" distL="114300" distR="114300" simplePos="0" relativeHeight="251674624" behindDoc="0" locked="0" layoutInCell="1" allowOverlap="1" wp14:anchorId="55291C72" wp14:editId="42F8E764">
+                <wp:simplePos x="0" y="0"/>
+                <wp:positionH relativeFrom="column">
+                  <wp:posOffset>715645</wp:posOffset>
+                </wp:positionH>
+                <wp:positionV relativeFrom="paragraph">
+                  <wp:posOffset>2767965</wp:posOffset>
+                </wp:positionV>
+                <wp:extent cx="3608705" cy="635"/>
+                <wp:effectExtent l="0" t="0" r="0" b="0"/>
+                <wp:wrapTopAndBottom/>
+                <wp:docPr id="1023385379" name="Textové pole 1"/>
+                <wp:cNvGraphicFramePr/>
+                <a:graphic xmlns:a="http://schemas.openxmlformats.org/drawingml/2006/main">
+                  <a:graphicData uri="http://schemas.microsoft.com/office/word/2010/wordprocessingShape">
+                    <wps:wsp>
+                      <wps:cNvSpPr txBox="1"/>
+                      <wps:spPr>
+                        <a:xfrm>
+                          <a:off x="0" y="0"/>
+                          <a:ext cx="3608705" cy="635"/>
+                        </a:xfrm>
+                        <a:prstGeom prst="rect">
+                          <a:avLst/>
+                        </a:prstGeom>
+                        <a:solidFill>
+                          <a:prstClr val="white"/>
+                        </a:solidFill>
+                        <a:ln>
+                          <a:noFill/>
+                        </a:ln>
+                      </wps:spPr>
+                      <wps:txbx>
+                        <w:txbxContent>
+                          <w:p>
+                            <w:pPr>
+                              <w:pStyle w:val="Titulek"/>
+                              <w:rPr>
+                                <w:noProof/>
+                                <w:sz w:val="24"/>
+                                <w:szCs w:val="24"/>
+                              </w:rPr>
+                            </w:pPr>
+                            <w:r>
+                              <w:t xml:space="preserve">Obrázek </w:t>
+                            </w:r>
+                            <w:fldSimple w:instr=" SEQ Obrázek \* ARABIC ">
+                              <w:r>
+                                <w:rPr>
+                                  <w:noProof/>
+                                </w:rPr>
+                                <w:t>4</w:t>
+                              </w:r>
+                            </w:fldSimple>
+                            <w:r>
+                              <w:t xml:space="preserve"> - scény</w:t>
+                            </w:r>
+                          </w:p>
+                        </w:txbxContent>
+                      </wps:txbx>
+                      <wps:bodyPr rot="0" spcFirstLastPara="0" vertOverflow="overflow" horzOverflow="overflow" vert="horz" wrap="square" lIns="0" tIns="0" rIns="0" bIns="0" numCol="1" spcCol="0" rtlCol="0" fromWordArt="0" anchor="t" anchorCtr="0" forceAA="0" compatLnSpc="1">
+                        <a:prstTxWarp prst="textNoShape">
+                          <a:avLst/>
+                        </a:prstTxWarp>
+                        <a:spAutoFit/>
+                      </wps:bodyPr>
+                    </wps:wsp>
+                  </a:graphicData>
+                </a:graphic>
+              </wp:anchor>
+            </w:drawing>
+          </mc:Choice>
+          <mc:Fallback>
+            <w:pict>
+              <v:shape w14:anchorId="55291C72" id="_x0000_s1029" type="#_x0000_t202" style="position:absolute;left:0;text-align:left;margin-left:56.35pt;margin-top:217.95pt;width:284.15pt;height:.05pt;z-index:251674624;visibility:visible;mso-wrap-style:square;mso-wrap-distance-left:9pt;mso-wrap-distance-top:0;mso-wrap-distance-right:9pt;mso-wrap-distance-bottom:0;mso-position-horizontal:absolute;mso-position-horizontal-relative:text;mso-position-vertical:absolute;mso-position-vertical-relative:text;v-text-anchor:top" o:gfxdata="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" stroked="f">
+                <v:textbox style="mso-fit-shape-to-text:t" inset="0,0,0,0">
+                  <w:txbxContent>
+                    <w:p>
+                      <w:pPr>
+                        <w:pStyle w:val="Titulek"/>
+                        <w:rPr>
+                          <w:noProof/>
+                          <w:sz w:val="24"/>
+                          <w:szCs w:val="24"/>
+                        </w:rPr>
+                      </w:pPr>
+                      <w:r>
+                        <w:t xml:space="preserve">Obrázek </w:t>
+                      </w:r>
+                      <w:fldSimple w:instr=" SEQ Obrázek \* ARABIC ">
+                        <w:r>
+                          <w:rPr>
+                            <w:noProof/>
+                          </w:rPr>
+                          <w:t>4</w:t>
+                        </w:r>
+                      </w:fldSimple>
+                      <w:r>
+                        <w:t xml:space="preserve"> - scény</w:t>
+                      </w:r>
+                    </w:p>
+                  </w:txbxContent>
+                </v:textbox>
+                <w10:wrap type="topAndBottom"/>
+              </v:shape>
+            </w:pict>
+          </mc:Fallback>
+        </mc:AlternateContent>
+      </w:r>
+      <w:r>
+        <w:rPr>
+          <w:noProof/>
+        </w:rPr>
+        <w:drawing>
+          <wp:anchor distT="0" distB="0" distL="114300" distR="114300" simplePos="0" relativeHeight="251672576" behindDoc="0" locked="0" layoutInCell="1" allowOverlap="1" wp14:anchorId="22B7A08C" wp14:editId="4183289B">
+            <wp:simplePos x="0" y="0"/>
+            <wp:positionH relativeFrom="page">
+              <wp:align>center</wp:align>
+            </wp:positionH>
+            <wp:positionV relativeFrom="paragraph">
+              <wp:posOffset>1156335</wp:posOffset>
+            </wp:positionV>
+            <wp:extent cx="3608705" cy="1554480"/>
+            <wp:effectExtent l="0" t="0" r="0" b="7620"/>
+            <wp:wrapTopAndBottom/>
+            <wp:docPr id="176875054" name="Obrázek 1" descr="Obsah obrázku text, Písmo, software, Multimediální software&#10;&#10;Popis byl vytvořen automaticky"/>
+            <wp:cNvGraphicFramePr>
+              <a:graphicFrameLocks xmlns:a="http://schemas.openxmlformats.org/drawingml/2006/main" noChangeAspect="1"/>
+            </wp:cNvGraphicFramePr>
+            <a:graphic xmlns:a="http://schemas.openxmlformats.org/drawingml/2006/main">
+              <a:graphicData uri="http://schemas.openxmlformats.org/drawingml/2006/picture">
+                <pic:pic xmlns:pic="http://schemas.openxmlformats.org/drawingml/2006/picture">
+                  <pic:nvPicPr>
+                    <pic:cNvPr id="176875054" name="Obrázek 1" descr="Obsah obrázku text, Písmo, software, Multimediální software&#10;&#10;Popis byl vytvořen automaticky"/>
+                    <pic:cNvPicPr/>
+                  </pic:nvPicPr>
+                  <pic:blipFill>
+                    <a:blip r:embed="rId14">
+                      <a:extLst>
+                        <a:ext uri="{28A0092B-C50C-407E-A947-70E740481C1C}">
+                          <a14:useLocalDpi xmlns:a14="http://schemas.microsoft.com/office/drawing/2010/main" val="0"/>
+                        </a:ext>
+                      </a:extLst>
+                    </a:blip>
+                    <a:stretch>
+                      <a:fillRect/>
+                    </a:stretch>
+                  </pic:blipFill>
+                  <pic:spPr>
+                    <a:xfrm>
+                      <a:off x="0" y="0"/>
+                      <a:ext cx="3608705" cy="1554480"/>
+                    </a:xfrm>
+                    <a:prstGeom prst="rect">
+                      <a:avLst/>
+                    </a:prstGeom>
+                  </pic:spPr>
+                </pic:pic>
+              </a:graphicData>
+            </a:graphic>
+            <wp14:sizeRelH relativeFrom="margin">
+              <wp14:pctWidth>0</wp14:pctWidth>
+            </wp14:sizeRelH>
+            <wp14:sizeRelV relativeFrom="margin">
+              <wp14:pctHeight>0</wp14:pctHeight>
+            </wp14:sizeRelV>
+          </wp:anchor>
+        </w:drawing>
+      </w:r>
+      <w:r>
+        <w:t xml:space="preserve">Scény obsahují všechny objekty, které daná hra potřebuje. Jednodušší hry si většinou vystačí jen z jednou </w:t>
+      </w:r>
+      <w:r>
+        <w:t>scénou,</w:t>
+      </w:r>
+      <w:r>
+        <w:t xml:space="preserve"> ale naopak </w:t>
+      </w:r>
+      <w:r>
+        <w:t>hry</w:t>
+      </w:r>
+      <w:r>
+        <w:t xml:space="preserve"> složitější jich obsahují několik</w:t>
+      </w:r>
+      <w:r>
+        <w:t>, například každý level této hry je v jiné scéně.</w:t>
+      </w:r>
+      <w:r>
+        <w:t xml:space="preserve"> To má za důsledek rychlejšího načítání hry a zlepšení její plynulosti.</w:t>
+      </w:r>
+    </w:p>
+    <w:p>
+      <w:pPr>
+        <w:spacing w:line="360" w:lineRule="auto"/>
+        <w:ind w:firstLine="709"/>
+      </w:pPr>
     </w:p>
     <w:p>
       <w:pPr>
         <w:pStyle w:val="Nadpis3"/>
+      </w:pPr>
+      <w:proofErr w:type="spellStart"/>
+      <w:r>
+        <w:t>Prefab</w:t>
+      </w:r>
+      <w:r>
+        <w:t>s</w:t>
+      </w:r>
+      <w:proofErr w:type="spellEnd"/>
+    </w:p>
+    <w:p>
+      <w:pPr>
+        <w:spacing w:line="360" w:lineRule="auto"/>
+        <w:ind w:firstLine="709"/>
+      </w:pPr>
+      <w:proofErr w:type="spellStart"/>
+      <w:r>
+        <w:t>Prefab</w:t>
+      </w:r>
+      <w:proofErr w:type="spellEnd"/>
+      <w:r>
+        <w:t xml:space="preserve"> j</w:t>
+      </w:r>
+      <w:r>
+        <w:t>e šablona</w:t>
+      </w:r>
+      <w:r>
+        <w:t xml:space="preserve"> objekt</w:t>
+      </w:r>
+      <w:r>
+        <w:t>u</w:t>
+      </w:r>
+      <w:r>
+        <w:t>, kter</w:t>
+      </w:r>
+      <w:r>
+        <w:t>á obsahuje všechn</w:t>
+      </w:r>
+      <w:r>
+        <w:t xml:space="preserve">y komponenty daného objektu </w:t>
+      </w:r>
+      <w:r>
+        <w:t xml:space="preserve">jejich </w:t>
+      </w:r>
+      <w:r>
+        <w:t>hodnoty nastavení a také jeho potomky.</w:t>
+      </w:r>
+      <w:r>
+        <w:t xml:space="preserve"> </w:t>
+      </w:r>
+      <w:r>
+        <w:t>O</w:t>
+      </w:r>
+      <w:r>
+        <w:t xml:space="preserve">proti klasické kopii </w:t>
+      </w:r>
+      <w:r>
+        <w:t>se liší v tom</w:t>
+      </w:r>
+      <w:r>
+        <w:t xml:space="preserve">, že když provedeme úpravu tohoto </w:t>
+      </w:r>
+      <w:proofErr w:type="spellStart"/>
+      <w:r>
+        <w:t>prefabu</w:t>
+      </w:r>
+      <w:proofErr w:type="spellEnd"/>
+      <w:r>
+        <w:t xml:space="preserve">, například změníme jeho velikost, tato změna se nám promítne do všech jeho </w:t>
+      </w:r>
+      <w:r>
+        <w:t>instancí</w:t>
+      </w:r>
+      <w:r>
+        <w:t>.</w:t>
+      </w:r>
+    </w:p>
+    <w:p>
+      <w:pPr>
+        <w:spacing w:line="360" w:lineRule="auto"/>
+        <w:ind w:firstLine="709"/>
+      </w:pPr>
+      <w:r>
+        <w:t xml:space="preserve">Kdykoliv když </w:t>
+      </w:r>
+      <w:r>
+        <w:t>chceme</w:t>
+      </w:r>
+      <w:r>
+        <w:t xml:space="preserve"> použít jeden objekt, například nepřátelsk</w:t>
+      </w:r>
+      <w:r>
+        <w:t>ou</w:t>
+      </w:r>
+      <w:r>
+        <w:t xml:space="preserve"> postav</w:t>
+      </w:r>
+      <w:r>
+        <w:t>u</w:t>
+      </w:r>
+      <w:r>
+        <w:t xml:space="preserve"> na více místech ve scéně a také ve více </w:t>
+      </w:r>
+      <w:r>
+        <w:t>scénách</w:t>
+      </w:r>
+      <w:r>
+        <w:t xml:space="preserve"> je doporučené z tohoto objektu vytvořit </w:t>
+      </w:r>
+      <w:proofErr w:type="spellStart"/>
+      <w:r>
+        <w:t>prefab</w:t>
+      </w:r>
+      <w:proofErr w:type="spellEnd"/>
+      <w:r>
+        <w:t>.</w:t>
+      </w:r>
+      <w:r>
+        <w:t xml:space="preserve"> Do scény se tento </w:t>
+      </w:r>
+      <w:proofErr w:type="spellStart"/>
+      <w:r>
+        <w:t>prefab</w:t>
+      </w:r>
+      <w:proofErr w:type="spellEnd"/>
+      <w:r>
+        <w:t xml:space="preserve"> přidá klasickým přetažením do okna hierarchie nebo přímo z kódu, což je nejčastější způsobem práce s</w:t>
+      </w:r>
+      <w:r>
+        <w:t> </w:t>
+      </w:r>
+      <w:proofErr w:type="spellStart"/>
+      <w:r>
+        <w:t>prefaby</w:t>
+      </w:r>
+      <w:proofErr w:type="spellEnd"/>
+      <w:r>
+        <w:t>. V</w:t>
+      </w:r>
+      <w:r>
+        <w:t xml:space="preserve">ytvoření instance obstará funkce </w:t>
+      </w:r>
+      <w:proofErr w:type="spellStart"/>
+      <w:r>
+        <w:t>Instantiate</w:t>
+      </w:r>
+      <w:proofErr w:type="spellEnd"/>
+      <w:r>
+        <w:t>()</w:t>
+      </w:r>
+      <w:r>
+        <w:t xml:space="preserve">, která přijímá parametry: </w:t>
+      </w:r>
+      <w:proofErr w:type="spellStart"/>
+      <w:r>
+        <w:t>prefab</w:t>
+      </w:r>
+      <w:proofErr w:type="spellEnd"/>
+      <w:r>
+        <w:t>, pozici a otočení.</w:t>
+      </w:r>
+      <w:r>
+        <w:t xml:space="preserve"> </w:t>
+      </w:r>
+    </w:p>
+    <w:p>
+      <w:pPr>
+        <w:spacing w:line="360" w:lineRule="auto"/>
+        <w:ind w:firstLine="709"/>
+      </w:pPr>
+    </w:p>
+    <w:p>
+      <w:pPr>
+        <w:spacing w:line="360" w:lineRule="auto"/>
+        <w:ind w:firstLine="709"/>
+        <w:rPr>
+          <w:lang w:val="en-GB"/>
+        </w:rPr>
+      </w:pPr>
+      <w:r>
+        <w:t xml:space="preserve">public </w:t>
+      </w:r>
+      <w:proofErr w:type="spellStart"/>
+      <w:r>
+        <w:t>spawnEnemy</w:t>
+      </w:r>
+      <w:proofErr w:type="spellEnd"/>
+      <w:r>
+        <w:rPr>
+          <w:lang w:val="en-GB"/>
+        </w:rPr>
+        <w:t>()</w:t>
+      </w:r>
+    </w:p>
+    <w:p>
+      <w:pPr>
+        <w:spacing w:line="360" w:lineRule="auto"/>
+        <w:ind w:firstLine="709"/>
+      </w:pPr>
+      <w:r>
+        <w:t>{             </w:t>
+      </w:r>
+    </w:p>
+    <w:p>
+      <w:pPr>
+        <w:spacing w:line="360" w:lineRule="auto"/>
+        <w:ind w:left="709" w:firstLine="709"/>
+      </w:pPr>
+      <w:proofErr w:type="spellStart"/>
+      <w:r>
+        <w:t>Instantiate</w:t>
+      </w:r>
+      <w:proofErr w:type="spellEnd"/>
+      <w:r>
+        <w:t>(</w:t>
+      </w:r>
+      <w:proofErr w:type="spellStart"/>
+      <w:r>
+        <w:t>prefab</w:t>
+      </w:r>
+      <w:proofErr w:type="spellEnd"/>
+      <w:r>
+        <w:t xml:space="preserve">, </w:t>
+      </w:r>
+      <w:proofErr w:type="spellStart"/>
+      <w:r>
+        <w:t>new</w:t>
+      </w:r>
+      <w:proofErr w:type="spellEnd"/>
+      <w:r>
+        <w:t xml:space="preserve"> Vector3(</w:t>
+      </w:r>
+      <w:r>
+        <w:t>0,0,0</w:t>
+      </w:r>
+      <w:r>
+        <w:t xml:space="preserve">), </w:t>
+      </w:r>
+      <w:proofErr w:type="spellStart"/>
+      <w:r>
+        <w:t>Quaternion.identity</w:t>
+      </w:r>
+      <w:proofErr w:type="spellEnd"/>
+      <w:r>
+        <w:t>);</w:t>
+      </w:r>
+    </w:p>
+    <w:p>
+      <w:pPr>
+        <w:spacing w:line="360" w:lineRule="auto"/>
+        <w:ind w:firstLine="709"/>
+      </w:pPr>
+      <w:r>
+        <w:t>}</w:t>
+      </w:r>
+    </w:p>
+    <w:p>
+      <w:pPr>
+        <w:spacing w:line="360" w:lineRule="auto"/>
+        <w:ind w:firstLine="709"/>
+      </w:pPr>
+    </w:p>
+    <w:p>
+      <w:pPr>
+        <w:spacing w:line="360" w:lineRule="auto"/>
+        <w:ind w:firstLine="709"/>
+      </w:pPr>
+      <w:proofErr w:type="spellStart"/>
+      <w:r>
+        <w:t>Prefaby</w:t>
+      </w:r>
+      <w:proofErr w:type="spellEnd"/>
+      <w:r>
+        <w:t xml:space="preserve"> se dají různě kombinovat a vytvářet takzvané </w:t>
+      </w:r>
+      <w:proofErr w:type="spellStart"/>
+      <w:r>
+        <w:rPr>
+          <w:b/>
+          <w:bCs/>
+        </w:rPr>
+        <w:t>nested</w:t>
+      </w:r>
+      <w:proofErr w:type="spellEnd"/>
+      <w:r>
+        <w:rPr>
+          <w:b/>
+          <w:bCs/>
+        </w:rPr>
+        <w:t xml:space="preserve"> </w:t>
+      </w:r>
+      <w:proofErr w:type="spellStart"/>
+      <w:r>
+        <w:rPr>
+          <w:b/>
+          <w:bCs/>
+        </w:rPr>
+        <w:t>prefabs</w:t>
+      </w:r>
+      <w:proofErr w:type="spellEnd"/>
+      <w:r>
+        <w:t xml:space="preserve">, což jsou </w:t>
+      </w:r>
+      <w:proofErr w:type="spellStart"/>
+      <w:r>
+        <w:t>prefaby</w:t>
+      </w:r>
+      <w:proofErr w:type="spellEnd"/>
+      <w:r>
+        <w:t xml:space="preserve">, které obsahují jiné </w:t>
+      </w:r>
+      <w:proofErr w:type="spellStart"/>
+      <w:r>
+        <w:t>prefaby</w:t>
+      </w:r>
+      <w:proofErr w:type="spellEnd"/>
+      <w:r>
+        <w:t>.</w:t>
+      </w:r>
+      <w:r>
+        <w:t xml:space="preserve"> </w:t>
+      </w:r>
+      <w:r>
+        <w:t xml:space="preserve">To může být užitečné, když chcete zkombinovat více </w:t>
+      </w:r>
+      <w:r>
+        <w:lastRenderedPageBreak/>
+        <w:t>opakovaně použitelných objektů dohromady a vytvořit něco nového, ale přesto chcete mít možnost aktualizovat každý z nich jednotlivě.</w:t>
+      </w:r>
+      <w:r>
+        <w:t xml:space="preserve"> </w:t>
+      </w:r>
+      <w:r>
+        <w:t>[</w:t>
+      </w:r>
+      <w:r>
+        <w:t>11</w:t>
+      </w:r>
+      <w:r>
+        <w:t>]</w:t>
+      </w:r>
+    </w:p>
+    <w:p>
+      <w:pPr>
+        <w:pStyle w:val="Nadpis3"/>
         <w:spacing w:line="360" w:lineRule="auto"/>
       </w:pPr>
       <w:bookmarkStart w:id="23" w:name="_Toc142480042"/>
-      <w:r>
-        <w:t>Asset Store</w:t>
+      <w:proofErr w:type="spellStart"/>
+      <w:r>
+        <w:t>Asset</w:t>
+      </w:r>
+      <w:proofErr w:type="spellEnd"/>
+      <w:r>
+        <w:t xml:space="preserve"> </w:t>
+      </w:r>
+      <w:proofErr w:type="spellStart"/>
+      <w:r>
+        <w:t>Store</w:t>
       </w:r>
       <w:bookmarkEnd w:id="23"/>
+      <w:proofErr w:type="spellEnd"/>
+    </w:p>
+    <w:p>
+      <w:pPr>
+        <w:spacing w:line="360" w:lineRule="auto"/>
+        <w:ind w:firstLine="709"/>
+      </w:pPr>
+      <w:r>
+        <w:t xml:space="preserve">Unity </w:t>
+      </w:r>
+      <w:proofErr w:type="spellStart"/>
+      <w:r>
+        <w:t>Asset</w:t>
+      </w:r>
+      <w:proofErr w:type="spellEnd"/>
+      <w:r>
+        <w:t xml:space="preserve"> </w:t>
+      </w:r>
+      <w:proofErr w:type="spellStart"/>
+      <w:r>
+        <w:t>Store</w:t>
+      </w:r>
+      <w:proofErr w:type="spellEnd"/>
+      <w:r>
+        <w:t xml:space="preserve"> je rozsáhlá platforma pro vývojáře her a aplikací, která nabízí širokou škálu nástrojů, modelů, textur, skriptů</w:t>
+      </w:r>
+      <w:r>
+        <w:t>.</w:t>
+      </w:r>
+      <w:r>
+        <w:t xml:space="preserve"> Tato platforma slouží jako nepostradatelný zdroj pro vývojáře, kteří chtějí zrychlit a obohatit svůj vývojový proces. Unity </w:t>
+      </w:r>
+      <w:proofErr w:type="spellStart"/>
+      <w:r>
+        <w:t>Asset</w:t>
+      </w:r>
+      <w:proofErr w:type="spellEnd"/>
+      <w:r>
+        <w:t xml:space="preserve"> </w:t>
+      </w:r>
+      <w:proofErr w:type="spellStart"/>
+      <w:r>
+        <w:t>Store</w:t>
+      </w:r>
+      <w:proofErr w:type="spellEnd"/>
+      <w:r>
+        <w:t xml:space="preserve"> umožňuje vývojářům rychle najít a zakoupit komponenty, které potřebují k vytvoření vysoce kvalitních her a aplikací. Díky komunitnímu přístupu mohou také vývojáři sdílet své vlastní zdroje a získat z nich příjem. </w:t>
+      </w:r>
+    </w:p>
+    <w:p>
+      <w:pPr>
+        <w:spacing w:line="360" w:lineRule="auto"/>
+        <w:ind w:firstLine="709"/>
+      </w:pPr>
+      <w:r>
+        <w:rPr>
+          <w:noProof/>
+        </w:rPr>
+        <mc:AlternateContent>
+          <mc:Choice Requires="wps">
+            <w:drawing>
+              <wp:anchor distT="0" distB="0" distL="114300" distR="114300" simplePos="0" relativeHeight="251677696" behindDoc="0" locked="0" layoutInCell="1" allowOverlap="1" wp14:anchorId="037383EB" wp14:editId="38C0A882">
+                <wp:simplePos x="0" y="0"/>
+                <wp:positionH relativeFrom="column">
+                  <wp:posOffset>-270510</wp:posOffset>
+                </wp:positionH>
+                <wp:positionV relativeFrom="paragraph">
+                  <wp:posOffset>4892040</wp:posOffset>
+                </wp:positionV>
+                <wp:extent cx="5580380" cy="635"/>
+                <wp:effectExtent l="0" t="0" r="0" b="0"/>
+                <wp:wrapTopAndBottom/>
+                <wp:docPr id="1339121474" name="Textové pole 1"/>
+                <wp:cNvGraphicFramePr/>
+                <a:graphic xmlns:a="http://schemas.openxmlformats.org/drawingml/2006/main">
+                  <a:graphicData uri="http://schemas.microsoft.com/office/word/2010/wordprocessingShape">
+                    <wps:wsp>
+                      <wps:cNvSpPr txBox="1"/>
+                      <wps:spPr>
+                        <a:xfrm>
+                          <a:off x="0" y="0"/>
+                          <a:ext cx="5580380" cy="635"/>
+                        </a:xfrm>
+                        <a:prstGeom prst="rect">
+                          <a:avLst/>
+                        </a:prstGeom>
+                        <a:solidFill>
+                          <a:prstClr val="white"/>
+                        </a:solidFill>
+                        <a:ln>
+                          <a:noFill/>
+                        </a:ln>
+                      </wps:spPr>
+                      <wps:txbx>
+                        <w:txbxContent>
+                          <w:p>
+                            <w:pPr>
+                              <w:pStyle w:val="Titulek"/>
+                              <w:rPr>
+                                <w:noProof/>
+                                <w:sz w:val="24"/>
+                                <w:szCs w:val="24"/>
+                              </w:rPr>
+                            </w:pPr>
+                            <w:r>
+                              <w:t xml:space="preserve">Obrázek </w:t>
+                            </w:r>
+                            <w:fldSimple w:instr=" SEQ Obrázek \* ARABIC ">
+                              <w:r>
+                                <w:rPr>
+                                  <w:noProof/>
+                                </w:rPr>
+                                <w:t>5</w:t>
+                              </w:r>
+                            </w:fldSimple>
+                            <w:r>
+                              <w:t xml:space="preserve"> - </w:t>
+                            </w:r>
+                            <w:proofErr w:type="spellStart"/>
+                            <w:r>
+                              <w:t>package</w:t>
+                            </w:r>
+                            <w:proofErr w:type="spellEnd"/>
+                            <w:r>
+                              <w:t xml:space="preserve"> manager</w:t>
+                            </w:r>
+                          </w:p>
+                        </w:txbxContent>
+                      </wps:txbx>
+                      <wps:bodyPr rot="0" spcFirstLastPara="0" vertOverflow="overflow" horzOverflow="overflow" vert="horz" wrap="square" lIns="0" tIns="0" rIns="0" bIns="0" numCol="1" spcCol="0" rtlCol="0" fromWordArt="0" anchor="t" anchorCtr="0" forceAA="0" compatLnSpc="1">
+                        <a:prstTxWarp prst="textNoShape">
+                          <a:avLst/>
+                        </a:prstTxWarp>
+                        <a:spAutoFit/>
+                      </wps:bodyPr>
+                    </wps:wsp>
+                  </a:graphicData>
+                </a:graphic>
+              </wp:anchor>
+            </w:drawing>
+          </mc:Choice>
+          <mc:Fallback>
+            <w:pict>
+              <v:shape w14:anchorId="037383EB" id="_x0000_s1030" type="#_x0000_t202" style="position:absolute;left:0;text-align:left;margin-left:-21.3pt;margin-top:385.2pt;width:439.4pt;height:.05pt;z-index:251677696;visibility:visible;mso-wrap-style:square;mso-wrap-distance-left:9pt;mso-wrap-distance-top:0;mso-wrap-distance-right:9pt;mso-wrap-distance-bottom:0;mso-position-horizontal:absolute;mso-position-horizontal-relative:text;mso-position-vertical:absolute;mso-position-vertical-relative:text;v-text-anchor:top" o:gfxdata="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" stroked="f">
+                <v:textbox style="mso-fit-shape-to-text:t" inset="0,0,0,0">
+                  <w:txbxContent>
+                    <w:p>
+                      <w:pPr>
+                        <w:pStyle w:val="Titulek"/>
+                        <w:rPr>
+                          <w:noProof/>
+                          <w:sz w:val="24"/>
+                          <w:szCs w:val="24"/>
+                        </w:rPr>
+                      </w:pPr>
+                      <w:r>
+                        <w:t xml:space="preserve">Obrázek </w:t>
+                      </w:r>
+                      <w:fldSimple w:instr=" SEQ Obrázek \* ARABIC ">
+                        <w:r>
+                          <w:rPr>
+                            <w:noProof/>
+                          </w:rPr>
+                          <w:t>5</w:t>
+                        </w:r>
+                      </w:fldSimple>
+                      <w:r>
+                        <w:t xml:space="preserve"> - </w:t>
+                      </w:r>
+                      <w:proofErr w:type="spellStart"/>
+                      <w:r>
+                        <w:t>package</w:t>
+                      </w:r>
+                      <w:proofErr w:type="spellEnd"/>
+                      <w:r>
+                        <w:t xml:space="preserve"> manager</w:t>
+                      </w:r>
+                    </w:p>
+                  </w:txbxContent>
+                </v:textbox>
+                <w10:wrap type="topAndBottom"/>
+              </v:shape>
+            </w:pict>
+          </mc:Fallback>
+        </mc:AlternateContent>
+      </w:r>
+      <w:r>
+        <w:rPr>
+          <w:noProof/>
+        </w:rPr>
+        <w:drawing>
+          <wp:anchor distT="0" distB="0" distL="114300" distR="114300" simplePos="0" relativeHeight="251675648" behindDoc="0" locked="0" layoutInCell="1" allowOverlap="1" wp14:anchorId="35CE2E98" wp14:editId="47A92D77">
+            <wp:simplePos x="0" y="0"/>
+            <wp:positionH relativeFrom="page">
+              <wp:align>center</wp:align>
+            </wp:positionH>
+            <wp:positionV relativeFrom="paragraph">
+              <wp:posOffset>630555</wp:posOffset>
+            </wp:positionV>
+            <wp:extent cx="5580380" cy="4204335"/>
+            <wp:effectExtent l="0" t="0" r="1270" b="5715"/>
+            <wp:wrapTopAndBottom/>
+            <wp:docPr id="338056337" name="Obrázek 2" descr="Obsah obrázku text, snímek obrazovky, software, Multimediální software&#10;&#10;Popis byl vytvořen automaticky"/>
+            <wp:cNvGraphicFramePr>
+              <a:graphicFrameLocks xmlns:a="http://schemas.openxmlformats.org/drawingml/2006/main" noChangeAspect="1"/>
+            </wp:cNvGraphicFramePr>
+            <a:graphic xmlns:a="http://schemas.openxmlformats.org/drawingml/2006/main">
+              <a:graphicData uri="http://schemas.openxmlformats.org/drawingml/2006/picture">
+                <pic:pic xmlns:pic="http://schemas.openxmlformats.org/drawingml/2006/picture">
+                  <pic:nvPicPr>
+                    <pic:cNvPr id="338056337" name="Obrázek 2" descr="Obsah obrázku text, snímek obrazovky, software, Multimediální software&#10;&#10;Popis byl vytvořen automaticky"/>
+                    <pic:cNvPicPr/>
+                  </pic:nvPicPr>
+                  <pic:blipFill>
+                    <a:blip r:embed="rId15">
+                      <a:extLst>
+                        <a:ext uri="{28A0092B-C50C-407E-A947-70E740481C1C}">
+                          <a14:useLocalDpi xmlns:a14="http://schemas.microsoft.com/office/drawing/2010/main" val="0"/>
+                        </a:ext>
+                      </a:extLst>
+                    </a:blip>
+                    <a:stretch>
+                      <a:fillRect/>
+                    </a:stretch>
+                  </pic:blipFill>
+                  <pic:spPr>
+                    <a:xfrm>
+                      <a:off x="0" y="0"/>
+                      <a:ext cx="5580380" cy="4204335"/>
+                    </a:xfrm>
+                    <a:prstGeom prst="rect">
+                      <a:avLst/>
+                    </a:prstGeom>
+                  </pic:spPr>
+                </pic:pic>
+              </a:graphicData>
+            </a:graphic>
+          </wp:anchor>
+        </w:drawing>
+      </w:r>
+      <w:r>
+        <w:t>K zahrnutí jednotlivých modelů z </w:t>
+      </w:r>
+      <w:proofErr w:type="spellStart"/>
+      <w:r>
+        <w:t>asset</w:t>
+      </w:r>
+      <w:proofErr w:type="spellEnd"/>
+      <w:r>
+        <w:t xml:space="preserve"> </w:t>
+      </w:r>
+      <w:proofErr w:type="spellStart"/>
+      <w:r>
+        <w:t>storu</w:t>
+      </w:r>
+      <w:proofErr w:type="spellEnd"/>
+      <w:r>
+        <w:t xml:space="preserve"> do našeho projektu složí nástroj </w:t>
+      </w:r>
+      <w:proofErr w:type="spellStart"/>
+      <w:r>
+        <w:rPr>
+          <w:b/>
+          <w:bCs/>
+        </w:rPr>
+        <w:t>Package</w:t>
+      </w:r>
+      <w:proofErr w:type="spellEnd"/>
+      <w:r>
+        <w:rPr>
+          <w:b/>
+          <w:bCs/>
+        </w:rPr>
+        <w:t xml:space="preserve"> manager</w:t>
+      </w:r>
+      <w:r>
+        <w:t>, pomocí jehož jednoduše můžeme spravovat všechny naše balíčky.</w:t>
+      </w:r>
+    </w:p>
+    <w:p>
+      <w:pPr>
+        <w:spacing w:line="360" w:lineRule="auto"/>
+        <w:ind w:firstLine="709"/>
+      </w:pPr>
+    </w:p>
+    <w:p>
+      <w:pPr>
+        <w:pStyle w:val="Nadpis3"/>
+      </w:pPr>
+      <w:r>
+        <w:lastRenderedPageBreak/>
+        <w:t>Uživatelské</w:t>
+      </w:r>
+      <w:r>
+        <w:t xml:space="preserve"> rozhraní</w:t>
+      </w:r>
+    </w:p>
+    <w:p>
+      <w:pPr>
+        <w:spacing w:line="360" w:lineRule="auto"/>
+        <w:ind w:firstLine="709"/>
+      </w:pPr>
+      <w:r>
+        <w:t>P</w:t>
+      </w:r>
+      <w:r>
+        <w:t>rostředí navrženo tak, aby bylo snadno ovladatelné a zároveň flexibilní pro různé potřeby vývojářů</w:t>
+      </w:r>
+      <w:r>
+        <w:t>, všechny okna se dají přesouvat podle potřeby.</w:t>
+      </w:r>
+    </w:p>
+    <w:p>
+      <w:pPr>
+        <w:spacing w:line="360" w:lineRule="auto"/>
+        <w:ind w:firstLine="709"/>
+      </w:pPr>
+      <w:r>
+        <w:rPr>
+          <w:noProof/>
+        </w:rPr>
+        <mc:AlternateContent>
+          <mc:Choice Requires="wps">
+            <w:drawing>
+              <wp:anchor distT="0" distB="0" distL="114300" distR="114300" simplePos="0" relativeHeight="251680768" behindDoc="0" locked="0" layoutInCell="1" allowOverlap="1" wp14:anchorId="11879774" wp14:editId="636F1417">
+                <wp:simplePos x="0" y="0"/>
+                <wp:positionH relativeFrom="column">
+                  <wp:posOffset>-1270</wp:posOffset>
+                </wp:positionH>
+                <wp:positionV relativeFrom="paragraph">
+                  <wp:posOffset>4074795</wp:posOffset>
+                </wp:positionV>
+                <wp:extent cx="5580380" cy="635"/>
+                <wp:effectExtent l="0" t="0" r="0" b="0"/>
+                <wp:wrapTopAndBottom/>
+                <wp:docPr id="1195112561" name="Textové pole 1"/>
+                <wp:cNvGraphicFramePr/>
+                <a:graphic xmlns:a="http://schemas.openxmlformats.org/drawingml/2006/main">
+                  <a:graphicData uri="http://schemas.microsoft.com/office/word/2010/wordprocessingShape">
+                    <wps:wsp>
+                      <wps:cNvSpPr txBox="1"/>
+                      <wps:spPr>
+                        <a:xfrm>
+                          <a:off x="0" y="0"/>
+                          <a:ext cx="5580380" cy="635"/>
+                        </a:xfrm>
+                        <a:prstGeom prst="rect">
+                          <a:avLst/>
+                        </a:prstGeom>
+                        <a:solidFill>
+                          <a:prstClr val="white"/>
+                        </a:solidFill>
+                        <a:ln>
+                          <a:noFill/>
+                        </a:ln>
+                      </wps:spPr>
+                      <wps:txbx>
+                        <w:txbxContent>
+                          <w:p>
+                            <w:pPr>
+                              <w:pStyle w:val="Titulek"/>
+                              <w:rPr>
+                                <w:noProof/>
+                                <w:sz w:val="24"/>
+                                <w:szCs w:val="24"/>
+                              </w:rPr>
+                            </w:pPr>
+                            <w:r>
+                              <w:t xml:space="preserve">Obrázek </w:t>
+                            </w:r>
+                            <w:fldSimple w:instr=" SEQ Obrázek \* ARABIC ">
+                              <w:r>
+                                <w:rPr>
+                                  <w:noProof/>
+                                </w:rPr>
+                                <w:t>6</w:t>
+                              </w:r>
+                            </w:fldSimple>
+                            <w:r>
+                              <w:t xml:space="preserve"> - uživatelské </w:t>
+                            </w:r>
+                            <w:r>
+                              <w:t>rozhraní</w:t>
+                            </w:r>
+                          </w:p>
+                        </w:txbxContent>
+                      </wps:txbx>
+                      <wps:bodyPr rot="0" spcFirstLastPara="0" vertOverflow="overflow" horzOverflow="overflow" vert="horz" wrap="square" lIns="0" tIns="0" rIns="0" bIns="0" numCol="1" spcCol="0" rtlCol="0" fromWordArt="0" anchor="t" anchorCtr="0" forceAA="0" compatLnSpc="1">
+                        <a:prstTxWarp prst="textNoShape">
+                          <a:avLst/>
+                        </a:prstTxWarp>
+                        <a:spAutoFit/>
+                      </wps:bodyPr>
+                    </wps:wsp>
+                  </a:graphicData>
+                </a:graphic>
+              </wp:anchor>
+            </w:drawing>
+          </mc:Choice>
+          <mc:Fallback>
+            <w:pict>
+              <v:shape w14:anchorId="11879774" id="_x0000_s1031" type="#_x0000_t202" style="position:absolute;left:0;text-align:left;margin-left:-.1pt;margin-top:320.85pt;width:439.4pt;height:.05pt;z-index:251680768;visibility:visible;mso-wrap-style:square;mso-wrap-distance-left:9pt;mso-wrap-distance-top:0;mso-wrap-distance-right:9pt;mso-wrap-distance-bottom:0;mso-position-horizontal:absolute;mso-position-horizontal-relative:text;mso-position-vertical:absolute;mso-position-vertical-relative:text;v-text-anchor:top" o:gfxdata="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" stroked="f">
+                <v:textbox style="mso-fit-shape-to-text:t" inset="0,0,0,0">
+                  <w:txbxContent>
+                    <w:p>
+                      <w:pPr>
+                        <w:pStyle w:val="Titulek"/>
+                        <w:rPr>
+                          <w:noProof/>
+                          <w:sz w:val="24"/>
+                          <w:szCs w:val="24"/>
+                        </w:rPr>
+                      </w:pPr>
+                      <w:r>
+                        <w:t xml:space="preserve">Obrázek </w:t>
+                      </w:r>
+                      <w:fldSimple w:instr=" SEQ Obrázek \* ARABIC ">
+                        <w:r>
+                          <w:rPr>
+                            <w:noProof/>
+                          </w:rPr>
+                          <w:t>6</w:t>
+                        </w:r>
+                      </w:fldSimple>
+                      <w:r>
+                        <w:t xml:space="preserve"> - uživatelské </w:t>
+                      </w:r>
+                      <w:r>
+                        <w:t>rozhraní</w:t>
+                      </w:r>
+                    </w:p>
+                  </w:txbxContent>
+                </v:textbox>
+                <w10:wrap type="topAndBottom"/>
+              </v:shape>
+            </w:pict>
+          </mc:Fallback>
+        </mc:AlternateContent>
+      </w:r>
+      <w:r>
+        <w:rPr>
+          <w:noProof/>
+        </w:rPr>
+        <w:drawing>
+          <wp:anchor distT="0" distB="0" distL="114300" distR="114300" simplePos="0" relativeHeight="251678720" behindDoc="0" locked="0" layoutInCell="1" allowOverlap="1" wp14:anchorId="042D0AD9" wp14:editId="726F5320">
+            <wp:simplePos x="0" y="0"/>
+            <wp:positionH relativeFrom="margin">
+              <wp:align>right</wp:align>
+            </wp:positionH>
+            <wp:positionV relativeFrom="paragraph">
+              <wp:posOffset>238125</wp:posOffset>
+            </wp:positionV>
+            <wp:extent cx="5580380" cy="3779520"/>
+            <wp:effectExtent l="0" t="0" r="1270" b="0"/>
+            <wp:wrapTopAndBottom/>
+            <wp:docPr id="297933981" name="Obrázek 3" descr="Obsah obrázku text, snímek obrazovky, Multimediální software, software&#10;&#10;Popis byl vytvořen automaticky"/>
+            <wp:cNvGraphicFramePr>
+              <a:graphicFrameLocks xmlns:a="http://schemas.openxmlformats.org/drawingml/2006/main" noChangeAspect="1"/>
+            </wp:cNvGraphicFramePr>
+            <a:graphic xmlns:a="http://schemas.openxmlformats.org/drawingml/2006/main">
+              <a:graphicData uri="http://schemas.openxmlformats.org/drawingml/2006/picture">
+                <pic:pic xmlns:pic="http://schemas.openxmlformats.org/drawingml/2006/picture">
+                  <pic:nvPicPr>
+                    <pic:cNvPr id="297933981" name="Obrázek 3" descr="Obsah obrázku text, snímek obrazovky, Multimediální software, software&#10;&#10;Popis byl vytvořen automaticky"/>
+                    <pic:cNvPicPr/>
+                  </pic:nvPicPr>
+                  <pic:blipFill>
+                    <a:blip r:embed="rId16">
+                      <a:extLst>
+                        <a:ext uri="{28A0092B-C50C-407E-A947-70E740481C1C}">
+                          <a14:useLocalDpi xmlns:a14="http://schemas.microsoft.com/office/drawing/2010/main" val="0"/>
+                        </a:ext>
+                      </a:extLst>
+                    </a:blip>
+                    <a:stretch>
+                      <a:fillRect/>
+                    </a:stretch>
+                  </pic:blipFill>
+                  <pic:spPr>
+                    <a:xfrm>
+                      <a:off x="0" y="0"/>
+                      <a:ext cx="5580380" cy="3779520"/>
+                    </a:xfrm>
+                    <a:prstGeom prst="rect">
+                      <a:avLst/>
+                    </a:prstGeom>
+                  </pic:spPr>
+                </pic:pic>
+              </a:graphicData>
+            </a:graphic>
+            <wp14:sizeRelV relativeFrom="margin">
+              <wp14:pctHeight>0</wp14:pctHeight>
+            </wp14:sizeRelV>
+          </wp:anchor>
+        </w:drawing>
+      </w:r>
+    </w:p>
+    <w:p>
+      <w:pPr>
+        <w:spacing w:line="360" w:lineRule="auto"/>
+        <w:ind w:firstLine="709"/>
+      </w:pPr>
+    </w:p>
+    <w:p>
+      <w:pPr>
+        <w:pStyle w:val="Odstavecseseznamem"/>
+        <w:numPr>
+          <w:ilvl w:val="0"/>
+          <w:numId w:val="24"/>
+        </w:numPr>
+        <w:spacing w:line="360" w:lineRule="auto"/>
+      </w:pPr>
+      <w:r>
+        <w:t xml:space="preserve">(A) Panel </w:t>
+      </w:r>
+      <w:r>
+        <w:t>nástrojů – poskytuje</w:t>
+      </w:r>
+      <w:r>
+        <w:t xml:space="preserve"> přístup k nejdůležitějším funkcím</w:t>
+      </w:r>
+      <w:r>
+        <w:t>.</w:t>
+      </w:r>
+    </w:p>
+    <w:p>
+      <w:pPr>
+        <w:pStyle w:val="Odstavecseseznamem"/>
+        <w:numPr>
+          <w:ilvl w:val="0"/>
+          <w:numId w:val="24"/>
+        </w:numPr>
+        <w:spacing w:line="360" w:lineRule="auto"/>
+      </w:pPr>
+      <w:r>
+        <w:t xml:space="preserve">(B) Okno </w:t>
+      </w:r>
+      <w:r>
+        <w:t>h</w:t>
+      </w:r>
+      <w:r>
+        <w:t>ierarchy</w:t>
+      </w:r>
+      <w:r>
+        <w:t xml:space="preserve"> – obsahuje všechny objekty</w:t>
+      </w:r>
+      <w:r>
+        <w:t xml:space="preserve"> ve scéně.</w:t>
+      </w:r>
+    </w:p>
+    <w:p>
+      <w:pPr>
+        <w:pStyle w:val="Odstavecseseznamem"/>
+        <w:numPr>
+          <w:ilvl w:val="0"/>
+          <w:numId w:val="24"/>
+        </w:numPr>
+        <w:spacing w:line="360" w:lineRule="auto"/>
+      </w:pPr>
+      <w:r>
+        <w:t xml:space="preserve">(C) Zobrazení </w:t>
+      </w:r>
+      <w:r>
+        <w:t>hry</w:t>
+      </w:r>
+      <w:r>
+        <w:t xml:space="preserve"> – simuluje</w:t>
+      </w:r>
+      <w:r>
+        <w:t>, jak bude vypadat vykreslená hra</w:t>
+      </w:r>
+      <w:r>
+        <w:t>.</w:t>
+      </w:r>
+    </w:p>
+    <w:p>
+      <w:pPr>
+        <w:pStyle w:val="Odstavecseseznamem"/>
+        <w:numPr>
+          <w:ilvl w:val="0"/>
+          <w:numId w:val="24"/>
+        </w:numPr>
+        <w:spacing w:line="360" w:lineRule="auto"/>
+      </w:pPr>
+      <w:r>
+        <w:t xml:space="preserve">(D) Zobrazení scény </w:t>
+      </w:r>
+      <w:r>
+        <w:t>– zde se provádí všechny úpravy.</w:t>
+      </w:r>
+    </w:p>
+    <w:p>
+      <w:pPr>
+        <w:pStyle w:val="Odstavecseseznamem"/>
+        <w:numPr>
+          <w:ilvl w:val="0"/>
+          <w:numId w:val="24"/>
+        </w:numPr>
+        <w:spacing w:line="360" w:lineRule="auto"/>
+      </w:pPr>
+      <w:r>
+        <w:t xml:space="preserve">(E) Okno </w:t>
+      </w:r>
+      <w:r>
+        <w:t>inspektora</w:t>
+      </w:r>
+      <w:r>
+        <w:t xml:space="preserve"> – umožňuje</w:t>
+      </w:r>
+      <w:r>
+        <w:t xml:space="preserve"> prohlížet a upravovat vlastnosti vybraného objektu</w:t>
+      </w:r>
+      <w:r>
+        <w:t>.</w:t>
+      </w:r>
+    </w:p>
+    <w:p>
+      <w:pPr>
+        <w:pStyle w:val="Odstavecseseznamem"/>
+        <w:numPr>
+          <w:ilvl w:val="0"/>
+          <w:numId w:val="24"/>
+        </w:numPr>
+        <w:spacing w:line="360" w:lineRule="auto"/>
+      </w:pPr>
+      <w:r>
+        <w:t xml:space="preserve">(F) Okno </w:t>
+      </w:r>
+      <w:r>
+        <w:t>p</w:t>
+      </w:r>
+      <w:r>
+        <w:t xml:space="preserve">rojekt </w:t>
+      </w:r>
+      <w:r>
+        <w:t>– zobrazuje</w:t>
+      </w:r>
+      <w:r>
+        <w:t xml:space="preserve"> </w:t>
+      </w:r>
+      <w:r>
+        <w:t>všechny soubory v daném projektu.</w:t>
+      </w:r>
+    </w:p>
+    <w:p>
+      <w:pPr>
+        <w:pStyle w:val="Odstavecseseznamem"/>
+        <w:numPr>
+          <w:ilvl w:val="0"/>
+          <w:numId w:val="24"/>
+        </w:numPr>
+        <w:spacing w:line="360" w:lineRule="auto"/>
+      </w:pPr>
+      <w:r>
+        <w:t xml:space="preserve">(G) Stavový </w:t>
+      </w:r>
+      <w:r>
+        <w:t xml:space="preserve">řádek </w:t>
+      </w:r>
+      <w:r>
+        <w:t>– poskytuje</w:t>
+      </w:r>
+      <w:r>
+        <w:t xml:space="preserve"> upozornění na různé procesy Unity</w:t>
+      </w:r>
+      <w:r>
+        <w:t>.</w:t>
+      </w:r>
+    </w:p>
+    <w:p>
+      <w:pPr>
+        <w:spacing w:line="360" w:lineRule="auto"/>
+        <w:ind w:firstLine="709"/>
+      </w:pPr>
+    </w:p>
+    <w:p>
+      <w:pPr>
+        <w:spacing w:line="360" w:lineRule="auto"/>
+        <w:ind w:firstLine="709"/>
+      </w:pPr>
     </w:p>
     <w:p>
       <w:pPr>
@@ -6913,6 +8819,7 @@
       </w:pPr>
       <w:bookmarkStart w:id="24" w:name="_Toc142480043"/>
       <w:r>
+        <w:lastRenderedPageBreak/>
         <w:t>Mobiln</w:t>
       </w:r>
       <w:r>
@@ -6926,10 +8833,12 @@
         <w:spacing w:line="360" w:lineRule="auto"/>
       </w:pPr>
       <w:bookmarkStart w:id="25" w:name="_Toc142480044"/>
+      <w:proofErr w:type="spellStart"/>
       <w:r>
         <w:t>Andriod</w:t>
       </w:r>
       <w:bookmarkEnd w:id="25"/>
+      <w:proofErr w:type="spellEnd"/>
     </w:p>
     <w:p>
       <w:pPr>
@@ -7294,7 +9203,7 @@
           <w:numId w:val="20"/>
         </w:numPr>
       </w:pPr>
-      <w:hyperlink r:id="rId14" w:history="1">
+      <w:hyperlink r:id="rId17" w:history="1">
         <w:r>
           <w:rPr>
             <w:rStyle w:val="Hypertextovodkaz"/>
@@ -7311,7 +9220,7 @@
           <w:numId w:val="20"/>
         </w:numPr>
       </w:pPr>
-      <w:hyperlink r:id="rId15" w:history="1">
+      <w:hyperlink r:id="rId18" w:history="1">
         <w:r>
           <w:rPr>
             <w:rStyle w:val="Hypertextovodkaz"/>
@@ -7328,7 +9237,7 @@
           <w:numId w:val="20"/>
         </w:numPr>
       </w:pPr>
-      <w:hyperlink r:id="rId16" w:history="1">
+      <w:hyperlink r:id="rId19" w:history="1">
         <w:r>
           <w:rPr>
             <w:rStyle w:val="Hypertextovodkaz"/>
@@ -7345,7 +9254,7 @@
           <w:numId w:val="20"/>
         </w:numPr>
       </w:pPr>
-      <w:hyperlink r:id="rId17" w:history="1">
+      <w:hyperlink r:id="rId20" w:history="1">
         <w:r>
           <w:rPr>
             <w:rStyle w:val="Hypertextovodkaz"/>
@@ -7362,7 +9271,7 @@
           <w:numId w:val="20"/>
         </w:numPr>
       </w:pPr>
-      <w:hyperlink r:id="rId18" w:history="1">
+      <w:hyperlink r:id="rId21" w:history="1">
         <w:r>
           <w:rPr>
             <w:rStyle w:val="Hypertextovodkaz"/>
@@ -7379,7 +9288,7 @@
           <w:numId w:val="20"/>
         </w:numPr>
       </w:pPr>
-      <w:hyperlink r:id="rId19" w:history="1">
+      <w:hyperlink r:id="rId22" w:history="1">
         <w:r>
           <w:rPr>
             <w:rStyle w:val="Hypertextovodkaz"/>
@@ -7396,7 +9305,7 @@
           <w:numId w:val="20"/>
         </w:numPr>
       </w:pPr>
-      <w:hyperlink r:id="rId20" w:history="1">
+      <w:hyperlink r:id="rId23" w:history="1">
         <w:r>
           <w:rPr>
             <w:rStyle w:val="Hypertextovodkaz"/>
@@ -7413,7 +9322,7 @@
           <w:numId w:val="20"/>
         </w:numPr>
       </w:pPr>
-      <w:hyperlink r:id="rId21" w:history="1">
+      <w:hyperlink r:id="rId24" w:history="1">
         <w:r>
           <w:rPr>
             <w:rStyle w:val="Hypertextovodkaz"/>
@@ -7430,7 +9339,7 @@
           <w:numId w:val="20"/>
         </w:numPr>
       </w:pPr>
-      <w:hyperlink r:id="rId22" w:history="1">
+      <w:hyperlink r:id="rId25" w:history="1">
         <w:r>
           <w:rPr>
             <w:rStyle w:val="Hypertextovodkaz"/>
@@ -7447,8 +9356,42 @@
           <w:numId w:val="20"/>
         </w:numPr>
       </w:pPr>
-      <w:r>
-        <w:t>https://www.youtube.com/watch?v=6OT43pvUyfY</w:t>
+      <w:hyperlink r:id="rId26" w:history="1">
+        <w:r>
+          <w:rPr>
+            <w:rStyle w:val="Hypertextovodkaz"/>
+          </w:rPr>
+          <w:t>https://www.youtube.com/watch?v=6OT43pvUyfY</w:t>
+        </w:r>
+      </w:hyperlink>
+    </w:p>
+    <w:p>
+      <w:pPr>
+        <w:pStyle w:val="Odstavecseseznamem"/>
+        <w:numPr>
+          <w:ilvl w:val="0"/>
+          <w:numId w:val="20"/>
+        </w:numPr>
+      </w:pPr>
+      <w:hyperlink r:id="rId27" w:history="1">
+        <w:r>
+          <w:rPr>
+            <w:rStyle w:val="Hypertextovodkaz"/>
+          </w:rPr>
+          <w:t>https://gamedevbeginner.com/how-to-use-prefabs-in-unity/#how_to_use_prefabs</w:t>
+        </w:r>
+      </w:hyperlink>
+    </w:p>
+    <w:p>
+      <w:pPr>
+        <w:pStyle w:val="Odstavecseseznamem"/>
+        <w:numPr>
+          <w:ilvl w:val="0"/>
+          <w:numId w:val="20"/>
+        </w:numPr>
+      </w:pPr>
+      <w:r>
+        <w:t>https://docs.unity3d.com/2020.1/Documentation/Manual/UsingTheEditor.html</w:t>
       </w:r>
     </w:p>
     <w:p>
@@ -7489,7 +9432,7 @@
           <w:numId w:val="21"/>
         </w:numPr>
       </w:pPr>
-      <w:hyperlink r:id="rId23" w:history="1">
+      <w:hyperlink r:id="rId28" w:history="1">
         <w:r>
           <w:rPr>
             <w:rStyle w:val="Hypertextovodkaz"/>
@@ -7509,6 +9452,9 @@
       <w:r>
         <w:t>Vlastní</w:t>
       </w:r>
+      <w:r>
+        <w:t xml:space="preserve"> zpracování</w:t>
+      </w:r>
     </w:p>
     <w:p>
       <w:pPr>
@@ -7518,8 +9464,63 @@
           <w:numId w:val="21"/>
         </w:numPr>
       </w:pPr>
-      <w:r>
-        <w:t>https://docs.unity3d.com/Manual/CreatingAndUsingScripts.html</w:t>
+      <w:hyperlink r:id="rId29" w:history="1">
+        <w:r>
+          <w:rPr>
+            <w:rStyle w:val="Hypertextovodkaz"/>
+          </w:rPr>
+          <w:t>https://docs.unity3d.com/Manual/CreatingAndUsingScripts.html</w:t>
+        </w:r>
+      </w:hyperlink>
+    </w:p>
+    <w:p>
+      <w:pPr>
+        <w:pStyle w:val="Odstavecseseznamem"/>
+        <w:numPr>
+          <w:ilvl w:val="0"/>
+          <w:numId w:val="21"/>
+        </w:numPr>
+      </w:pPr>
+      <w:r>
+        <w:t>K</w:t>
+      </w:r>
+      <w:r>
+        <w:t>niha</w:t>
+      </w:r>
+    </w:p>
+    <w:p>
+      <w:pPr>
+        <w:pStyle w:val="Odstavecseseznamem"/>
+        <w:numPr>
+          <w:ilvl w:val="0"/>
+          <w:numId w:val="21"/>
+        </w:numPr>
+      </w:pPr>
+      <w:proofErr w:type="spellStart"/>
+      <w:r>
+        <w:t>package</w:t>
+      </w:r>
+      <w:proofErr w:type="spellEnd"/>
+      <w:r>
+        <w:t xml:space="preserve"> manager</w:t>
+      </w:r>
+      <w:r>
+        <w:t xml:space="preserve"> </w:t>
+      </w:r>
+      <w:r>
+        <w:t>vlastní</w:t>
+      </w:r>
+    </w:p>
+    <w:p>
+      <w:pPr>
+        <w:pStyle w:val="Odstavecseseznamem"/>
+        <w:numPr>
+          <w:ilvl w:val="0"/>
+          <w:numId w:val="21"/>
+        </w:numPr>
+      </w:pPr>
+      <w:r>
+        <w:t>https://docs.unity3d.com/2020.1/Documentation/Manual/UsingTheEditor.html</w:t>
       </w:r>
     </w:p>
     <w:p>
@@ -7623,7 +9624,7 @@
           <w:numId w:val="0"/>
         </w:numPr>
         <w:sectPr>
-          <w:footerReference w:type="default" r:id="rId24"/>
+          <w:footerReference w:type="default" r:id="rId30"/>
           <w:type w:val="continuous"/>
           <w:pgSz w:w="11907" w:h="16839" w:code="9"/>
           <w:pgMar w:top="1701" w:right="1134" w:bottom="1418" w:left="1985" w:header="709" w:footer="709" w:gutter="0"/>
@@ -7664,7 +9665,7 @@
       </w:pPr>
     </w:p>
     <w:sectPr>
-      <w:headerReference w:type="default" r:id="rId25"/>
+      <w:headerReference w:type="default" r:id="rId31"/>
       <w:type w:val="continuous"/>
       <w:pgSz w:w="11907" w:h="16839" w:code="9"/>
       <w:pgMar w:top="1418" w:right="851" w:bottom="1418" w:left="1985" w:header="709" w:footer="709" w:gutter="0"/>
@@ -9748,6 +11749,119 @@
     </w:lvl>
   </w:abstractNum>
   <w:abstractNum w:abstractNumId="19" w15:restartNumberingAfterBreak="0">
+    <w:nsid w:val="6CA95061"/>
+    <w:multiLevelType w:val="hybridMultilevel"/>
+    <w:tmpl w:val="9D6EED90"/>
+    <w:lvl w:ilvl="0" w:tplc="04050001">
+      <w:start w:val="1"/>
+      <w:numFmt w:val="bullet"/>
+      <w:lvlText w:val=""/>
+      <w:lvlJc w:val="left"/>
+      <w:pPr>
+        <w:ind w:left="1429" w:hanging="360"/>
+      </w:pPr>
+      <w:rPr>
+        <w:rFonts w:ascii="Symbol" w:hAnsi="Symbol" w:hint="default"/>
+      </w:rPr>
+    </w:lvl>
+    <w:lvl w:ilvl="1" w:tplc="04050003" w:tentative="1">
+      <w:start w:val="1"/>
+      <w:numFmt w:val="bullet"/>
+      <w:lvlText w:val="o"/>
+      <w:lvlJc w:val="left"/>
+      <w:pPr>
+        <w:ind w:left="2149" w:hanging="360"/>
+      </w:pPr>
+      <w:rPr>
+        <w:rFonts w:ascii="Courier New" w:hAnsi="Courier New" w:cs="Courier New" w:hint="default"/>
+      </w:rPr>
+    </w:lvl>
+    <w:lvl w:ilvl="2" w:tplc="04050005" w:tentative="1">
+      <w:start w:val="1"/>
+      <w:numFmt w:val="bullet"/>
+      <w:lvlText w:val=""/>
+      <w:lvlJc w:val="left"/>
+      <w:pPr>
+        <w:ind w:left="2869" w:hanging="360"/>
+      </w:pPr>
+      <w:rPr>
+        <w:rFonts w:ascii="Wingdings" w:hAnsi="Wingdings" w:hint="default"/>
+      </w:rPr>
+    </w:lvl>
+    <w:lvl w:ilvl="3" w:tplc="04050001" w:tentative="1">
+      <w:start w:val="1"/>
+      <w:numFmt w:val="bullet"/>
+      <w:lvlText w:val=""/>
+      <w:lvlJc w:val="left"/>
+      <w:pPr>
+        <w:ind w:left="3589" w:hanging="360"/>
+      </w:pPr>
+      <w:rPr>
+        <w:rFonts w:ascii="Symbol" w:hAnsi="Symbol" w:hint="default"/>
+      </w:rPr>
+    </w:lvl>
+    <w:lvl w:ilvl="4" w:tplc="04050003" w:tentative="1">
+      <w:start w:val="1"/>
+      <w:numFmt w:val="bullet"/>
+      <w:lvlText w:val="o"/>
+      <w:lvlJc w:val="left"/>
+      <w:pPr>
+        <w:ind w:left="4309" w:hanging="360"/>
+      </w:pPr>
+      <w:rPr>
+        <w:rFonts w:ascii="Courier New" w:hAnsi="Courier New" w:cs="Courier New" w:hint="default"/>
+      </w:rPr>
+    </w:lvl>
+    <w:lvl w:ilvl="5" w:tplc="04050005" w:tentative="1">
+      <w:start w:val="1"/>
+      <w:numFmt w:val="bullet"/>
+      <w:lvlText w:val=""/>
+      <w:lvlJc w:val="left"/>
+      <w:pPr>
+        <w:ind w:left="5029" w:hanging="360"/>
+      </w:pPr>
+      <w:rPr>
+        <w:rFonts w:ascii="Wingdings" w:hAnsi="Wingdings" w:hint="default"/>
+      </w:rPr>
+    </w:lvl>
+    <w:lvl w:ilvl="6" w:tplc="04050001" w:tentative="1">
+      <w:start w:val="1"/>
+      <w:numFmt w:val="bullet"/>
+      <w:lvlText w:val=""/>
+      <w:lvlJc w:val="left"/>
+      <w:pPr>
+        <w:ind w:left="5749" w:hanging="360"/>
+      </w:pPr>
+      <w:rPr>
+        <w:rFonts w:ascii="Symbol" w:hAnsi="Symbol" w:hint="default"/>
+      </w:rPr>
+    </w:lvl>
+    <w:lvl w:ilvl="7" w:tplc="04050003" w:tentative="1">
+      <w:start w:val="1"/>
+      <w:numFmt w:val="bullet"/>
+      <w:lvlText w:val="o"/>
+      <w:lvlJc w:val="left"/>
+      <w:pPr>
+        <w:ind w:left="6469" w:hanging="360"/>
+      </w:pPr>
+      <w:rPr>
+        <w:rFonts w:ascii="Courier New" w:hAnsi="Courier New" w:cs="Courier New" w:hint="default"/>
+      </w:rPr>
+    </w:lvl>
+    <w:lvl w:ilvl="8" w:tplc="04050005" w:tentative="1">
+      <w:start w:val="1"/>
+      <w:numFmt w:val="bullet"/>
+      <w:lvlText w:val=""/>
+      <w:lvlJc w:val="left"/>
+      <w:pPr>
+        <w:ind w:left="7189" w:hanging="360"/>
+      </w:pPr>
+      <w:rPr>
+        <w:rFonts w:ascii="Wingdings" w:hAnsi="Wingdings" w:hint="default"/>
+      </w:rPr>
+    </w:lvl>
+  </w:abstractNum>
+  <w:abstractNum w:abstractNumId="20" w15:restartNumberingAfterBreak="0">
     <w:nsid w:val="708873F7"/>
     <w:multiLevelType w:val="hybridMultilevel"/>
     <w:tmpl w:val="4F2CE3BE"/>
@@ -9832,7 +11946,7 @@
       </w:pPr>
     </w:lvl>
   </w:abstractNum>
-  <w:abstractNum w:abstractNumId="20" w15:restartNumberingAfterBreak="0">
+  <w:abstractNum w:abstractNumId="21" w15:restartNumberingAfterBreak="0">
     <w:nsid w:val="709B2A07"/>
     <w:multiLevelType w:val="hybridMultilevel"/>
     <w:tmpl w:val="219CAB38"/>
@@ -9918,7 +12032,7 @@
       </w:pPr>
     </w:lvl>
   </w:abstractNum>
-  <w:abstractNum w:abstractNumId="21" w15:restartNumberingAfterBreak="0">
+  <w:abstractNum w:abstractNumId="22" w15:restartNumberingAfterBreak="0">
     <w:nsid w:val="7545255E"/>
     <w:multiLevelType w:val="hybridMultilevel"/>
     <w:tmpl w:val="6F82260E"/>
@@ -10004,7 +12118,7 @@
       </w:pPr>
     </w:lvl>
   </w:abstractNum>
-  <w:abstractNum w:abstractNumId="22" w15:restartNumberingAfterBreak="0">
+  <w:abstractNum w:abstractNumId="23" w15:restartNumberingAfterBreak="0">
     <w:nsid w:val="7FBA585D"/>
     <w:multiLevelType w:val="hybridMultilevel"/>
     <w:tmpl w:val="C07E3C0E"/>
@@ -10112,7 +12226,7 @@
     <w:abstractNumId w:val="2"/>
   </w:num>
   <w:num w:numId="8" w16cid:durableId="1248614827">
-    <w:abstractNumId w:val="19"/>
+    <w:abstractNumId w:val="20"/>
   </w:num>
   <w:num w:numId="9" w16cid:durableId="254483934">
     <w:abstractNumId w:val="0"/>
@@ -10142,22 +12256,25 @@
     <w:abstractNumId w:val="15"/>
   </w:num>
   <w:num w:numId="18" w16cid:durableId="1797332878">
-    <w:abstractNumId w:val="22"/>
+    <w:abstractNumId w:val="23"/>
   </w:num>
   <w:num w:numId="19" w16cid:durableId="1415395887">
     <w:abstractNumId w:val="17"/>
   </w:num>
   <w:num w:numId="20" w16cid:durableId="1187674162">
-    <w:abstractNumId w:val="21"/>
+    <w:abstractNumId w:val="22"/>
   </w:num>
   <w:num w:numId="21" w16cid:durableId="856114863">
-    <w:abstractNumId w:val="20"/>
+    <w:abstractNumId w:val="21"/>
   </w:num>
   <w:num w:numId="22" w16cid:durableId="1557468158">
     <w:abstractNumId w:val="5"/>
   </w:num>
   <w:num w:numId="23" w16cid:durableId="1710521897">
     <w:abstractNumId w:val="13"/>
+  </w:num>
+  <w:num w:numId="24" w16cid:durableId="297032378">
+    <w:abstractNumId w:val="19"/>
   </w:num>
   <w:numIdMacAtCleanup w:val="12"/>
 </w:numbering>

--- a/My project/Vývoj 2D herní aplikace pro mobilní zařízení.docx
+++ b/My project/Vývoj 2D herní aplikace pro mobilní zařízení.docx
@@ -268,7 +268,6 @@
         <w:spacing w:line="360" w:lineRule="auto"/>
         <w:rPr>
           <w:rFonts w:cs="Times New Roman"/>
-          <w:szCs w:val="44"/>
         </w:rPr>
       </w:pPr>
     </w:p>
@@ -280,75 +279,12 @@
           <w:rFonts w:cs="Times New Roman"/>
         </w:rPr>
       </w:pPr>
-    </w:p>
-    <w:p>
-      <w:pPr>
-        <w:pStyle w:val="Titulka"/>
-        <w:spacing w:line="360" w:lineRule="auto"/>
+      <w:r>
         <w:rPr>
           <w:rFonts w:cs="Times New Roman"/>
         </w:rPr>
-      </w:pPr>
-      <w:r>
-        <w:rPr>
-          <w:rFonts w:cs="Times New Roman"/>
-        </w:rPr>
         <w:t>Jan Doležal</w:t>
       </w:r>
-    </w:p>
-    <w:p>
-      <w:pPr>
-        <w:pStyle w:val="Titulka"/>
-        <w:spacing w:line="360" w:lineRule="auto"/>
-        <w:rPr>
-          <w:rFonts w:cs="Times New Roman"/>
-        </w:rPr>
-      </w:pPr>
-    </w:p>
-    <w:p>
-      <w:pPr>
-        <w:pStyle w:val="Titulka"/>
-        <w:spacing w:line="360" w:lineRule="auto"/>
-        <w:rPr>
-          <w:rFonts w:cs="Times New Roman"/>
-        </w:rPr>
-      </w:pPr>
-    </w:p>
-    <w:p>
-      <w:pPr>
-        <w:pStyle w:val="Titulka"/>
-        <w:spacing w:line="360" w:lineRule="auto"/>
-        <w:rPr>
-          <w:rFonts w:cs="Times New Roman"/>
-        </w:rPr>
-      </w:pPr>
-    </w:p>
-    <w:p>
-      <w:pPr>
-        <w:pStyle w:val="Titulka"/>
-        <w:spacing w:line="360" w:lineRule="auto"/>
-        <w:rPr>
-          <w:rFonts w:cs="Times New Roman"/>
-        </w:rPr>
-      </w:pPr>
-    </w:p>
-    <w:p>
-      <w:pPr>
-        <w:pStyle w:val="Titulka"/>
-        <w:spacing w:line="360" w:lineRule="auto"/>
-        <w:rPr>
-          <w:rFonts w:cs="Times New Roman"/>
-        </w:rPr>
-      </w:pPr>
-    </w:p>
-    <w:p>
-      <w:pPr>
-        <w:pStyle w:val="Titulka"/>
-        <w:spacing w:line="360" w:lineRule="auto"/>
-        <w:rPr>
-          <w:rFonts w:cs="Times New Roman"/>
-        </w:rPr>
-      </w:pPr>
     </w:p>
     <w:p>
       <w:pPr>
@@ -632,176 +568,16 @@
     </w:p>
     <w:p>
       <w:pPr>
-        <w:pStyle w:val="Titulka"/>
-        <w:spacing w:line="360" w:lineRule="auto"/>
+        <w:rPr>
+          <w:rFonts w:cs="Arial"/>
+          <w:b/>
+          <w:bCs/>
+          <w:sz w:val="36"/>
+        </w:rPr>
       </w:pPr>
       <w:r>
         <w:br w:type="page"/>
       </w:r>
-    </w:p>
-    <w:p>
-      <w:pPr>
-        <w:pStyle w:val="Titulka"/>
-        <w:spacing w:line="360" w:lineRule="auto"/>
-        <w:rPr>
-          <w:rFonts w:cs="Times New Roman"/>
-        </w:rPr>
-      </w:pPr>
-    </w:p>
-    <w:p>
-      <w:pPr>
-        <w:spacing w:line="360" w:lineRule="auto"/>
-        <w:jc w:val="center"/>
-        <w:rPr>
-          <w:b/>
-          <w:sz w:val="46"/>
-          <w:szCs w:val="46"/>
-        </w:rPr>
-      </w:pPr>
-    </w:p>
-    <w:p>
-      <w:pPr>
-        <w:spacing w:line="360" w:lineRule="auto"/>
-        <w:jc w:val="center"/>
-        <w:rPr>
-          <w:b/>
-          <w:sz w:val="46"/>
-          <w:szCs w:val="46"/>
-        </w:rPr>
-      </w:pPr>
-    </w:p>
-    <w:p>
-      <w:pPr>
-        <w:spacing w:line="360" w:lineRule="auto"/>
-        <w:jc w:val="center"/>
-        <w:rPr>
-          <w:b/>
-          <w:sz w:val="46"/>
-          <w:szCs w:val="46"/>
-        </w:rPr>
-      </w:pPr>
-    </w:p>
-    <w:p>
-      <w:pPr>
-        <w:spacing w:line="360" w:lineRule="auto"/>
-        <w:jc w:val="center"/>
-        <w:rPr>
-          <w:b/>
-          <w:sz w:val="46"/>
-          <w:szCs w:val="46"/>
-        </w:rPr>
-      </w:pPr>
-    </w:p>
-    <w:p>
-      <w:pPr>
-        <w:spacing w:line="360" w:lineRule="auto"/>
-        <w:jc w:val="center"/>
-        <w:rPr>
-          <w:b/>
-          <w:sz w:val="46"/>
-          <w:szCs w:val="46"/>
-        </w:rPr>
-      </w:pPr>
-    </w:p>
-    <w:p>
-      <w:pPr>
-        <w:spacing w:line="360" w:lineRule="auto"/>
-      </w:pPr>
-    </w:p>
-    <w:p>
-      <w:pPr>
-        <w:spacing w:line="360" w:lineRule="auto"/>
-      </w:pPr>
-    </w:p>
-    <w:p>
-      <w:pPr>
-        <w:spacing w:line="360" w:lineRule="auto"/>
-      </w:pPr>
-    </w:p>
-    <w:p>
-      <w:pPr>
-        <w:spacing w:line="360" w:lineRule="auto"/>
-      </w:pPr>
-    </w:p>
-    <w:p>
-      <w:pPr>
-        <w:spacing w:line="360" w:lineRule="auto"/>
-      </w:pPr>
-    </w:p>
-    <w:p>
-      <w:pPr>
-        <w:spacing w:line="360" w:lineRule="auto"/>
-      </w:pPr>
-    </w:p>
-    <w:p>
-      <w:pPr>
-        <w:spacing w:line="360" w:lineRule="auto"/>
-      </w:pPr>
-    </w:p>
-    <w:p>
-      <w:pPr>
-        <w:spacing w:line="360" w:lineRule="auto"/>
-      </w:pPr>
-    </w:p>
-    <w:p>
-      <w:pPr>
-        <w:spacing w:line="360" w:lineRule="auto"/>
-      </w:pPr>
-    </w:p>
-    <w:p>
-      <w:pPr>
-        <w:spacing w:line="360" w:lineRule="auto"/>
-      </w:pPr>
-    </w:p>
-    <w:p>
-      <w:pPr>
-        <w:spacing w:line="360" w:lineRule="auto"/>
-      </w:pPr>
-    </w:p>
-    <w:p>
-      <w:pPr>
-        <w:spacing w:line="360" w:lineRule="auto"/>
-      </w:pPr>
-    </w:p>
-    <w:p>
-      <w:pPr>
-        <w:spacing w:line="360" w:lineRule="auto"/>
-      </w:pPr>
-    </w:p>
-    <w:p>
-      <w:pPr>
-        <w:spacing w:line="360" w:lineRule="auto"/>
-      </w:pPr>
-    </w:p>
-    <w:p>
-      <w:pPr>
-        <w:spacing w:line="360" w:lineRule="auto"/>
-      </w:pPr>
-    </w:p>
-    <w:p>
-      <w:pPr>
-        <w:spacing w:line="360" w:lineRule="auto"/>
-      </w:pPr>
-    </w:p>
-    <w:p>
-      <w:pPr>
-        <w:spacing w:line="360" w:lineRule="auto"/>
-      </w:pPr>
-    </w:p>
-    <w:p>
-      <w:pPr>
-        <w:spacing w:line="360" w:lineRule="auto"/>
-      </w:pPr>
-    </w:p>
-    <w:p>
-      <w:pPr>
-        <w:spacing w:line="360" w:lineRule="auto"/>
-      </w:pPr>
-    </w:p>
-    <w:p>
-      <w:pPr>
-        <w:spacing w:line="360" w:lineRule="auto"/>
-      </w:pPr>
     </w:p>
     <w:p>
       <w:pPr>
@@ -811,11 +587,218 @@
           <w:b/>
         </w:rPr>
       </w:pPr>
-      <w:r>
+    </w:p>
+    <w:p>
+      <w:pPr>
+        <w:pStyle w:val="Diplomka"/>
         <w:rPr>
           <w:rFonts w:cs="Times New Roman"/>
           <w:b/>
         </w:rPr>
+      </w:pPr>
+    </w:p>
+    <w:p>
+      <w:pPr>
+        <w:pStyle w:val="Diplomka"/>
+        <w:rPr>
+          <w:rFonts w:cs="Times New Roman"/>
+          <w:b/>
+        </w:rPr>
+      </w:pPr>
+    </w:p>
+    <w:p>
+      <w:pPr>
+        <w:pStyle w:val="Diplomka"/>
+        <w:rPr>
+          <w:rFonts w:cs="Times New Roman"/>
+          <w:b/>
+        </w:rPr>
+      </w:pPr>
+    </w:p>
+    <w:p>
+      <w:pPr>
+        <w:pStyle w:val="Diplomka"/>
+        <w:rPr>
+          <w:rFonts w:cs="Times New Roman"/>
+          <w:b/>
+        </w:rPr>
+      </w:pPr>
+    </w:p>
+    <w:p>
+      <w:pPr>
+        <w:pStyle w:val="Diplomka"/>
+        <w:rPr>
+          <w:rFonts w:cs="Times New Roman"/>
+          <w:b/>
+        </w:rPr>
+      </w:pPr>
+    </w:p>
+    <w:p>
+      <w:pPr>
+        <w:pStyle w:val="Diplomka"/>
+        <w:rPr>
+          <w:rFonts w:cs="Times New Roman"/>
+          <w:b/>
+        </w:rPr>
+      </w:pPr>
+    </w:p>
+    <w:p>
+      <w:pPr>
+        <w:pStyle w:val="Diplomka"/>
+        <w:rPr>
+          <w:rFonts w:cs="Times New Roman"/>
+          <w:b/>
+        </w:rPr>
+      </w:pPr>
+    </w:p>
+    <w:p>
+      <w:pPr>
+        <w:pStyle w:val="Diplomka"/>
+        <w:rPr>
+          <w:rFonts w:cs="Times New Roman"/>
+          <w:b/>
+        </w:rPr>
+      </w:pPr>
+    </w:p>
+    <w:p>
+      <w:pPr>
+        <w:pStyle w:val="Diplomka"/>
+        <w:rPr>
+          <w:rFonts w:cs="Times New Roman"/>
+          <w:b/>
+        </w:rPr>
+      </w:pPr>
+    </w:p>
+    <w:p>
+      <w:pPr>
+        <w:pStyle w:val="Diplomka"/>
+        <w:rPr>
+          <w:rFonts w:cs="Times New Roman"/>
+          <w:b/>
+        </w:rPr>
+      </w:pPr>
+    </w:p>
+    <w:p>
+      <w:pPr>
+        <w:pStyle w:val="Diplomka"/>
+        <w:rPr>
+          <w:rFonts w:cs="Times New Roman"/>
+          <w:b/>
+        </w:rPr>
+      </w:pPr>
+    </w:p>
+    <w:p>
+      <w:pPr>
+        <w:pStyle w:val="Diplomka"/>
+        <w:rPr>
+          <w:rFonts w:cs="Times New Roman"/>
+          <w:b/>
+        </w:rPr>
+      </w:pPr>
+    </w:p>
+    <w:p>
+      <w:pPr>
+        <w:pStyle w:val="Diplomka"/>
+        <w:rPr>
+          <w:rFonts w:cs="Times New Roman"/>
+          <w:b/>
+        </w:rPr>
+      </w:pPr>
+    </w:p>
+    <w:p>
+      <w:pPr>
+        <w:pStyle w:val="Diplomka"/>
+        <w:rPr>
+          <w:rFonts w:cs="Times New Roman"/>
+          <w:b/>
+        </w:rPr>
+      </w:pPr>
+    </w:p>
+    <w:p>
+      <w:pPr>
+        <w:pStyle w:val="Diplomka"/>
+        <w:rPr>
+          <w:rFonts w:cs="Times New Roman"/>
+          <w:b/>
+        </w:rPr>
+      </w:pPr>
+    </w:p>
+    <w:p>
+      <w:pPr>
+        <w:pStyle w:val="Diplomka"/>
+        <w:rPr>
+          <w:rFonts w:cs="Times New Roman"/>
+          <w:b/>
+        </w:rPr>
+      </w:pPr>
+    </w:p>
+    <w:p>
+      <w:pPr>
+        <w:pStyle w:val="Diplomka"/>
+        <w:rPr>
+          <w:rFonts w:cs="Times New Roman"/>
+          <w:b/>
+        </w:rPr>
+      </w:pPr>
+    </w:p>
+    <w:p>
+      <w:pPr>
+        <w:pStyle w:val="Diplomka"/>
+        <w:rPr>
+          <w:rFonts w:cs="Times New Roman"/>
+          <w:b/>
+        </w:rPr>
+      </w:pPr>
+    </w:p>
+    <w:p>
+      <w:pPr>
+        <w:pStyle w:val="Diplomka"/>
+        <w:rPr>
+          <w:rFonts w:cs="Times New Roman"/>
+          <w:b/>
+        </w:rPr>
+      </w:pPr>
+    </w:p>
+    <w:p>
+      <w:pPr>
+        <w:pStyle w:val="Diplomka"/>
+        <w:rPr>
+          <w:rFonts w:cs="Times New Roman"/>
+          <w:b/>
+        </w:rPr>
+      </w:pPr>
+    </w:p>
+    <w:p>
+      <w:pPr>
+        <w:pStyle w:val="Diplomka"/>
+        <w:rPr>
+          <w:rFonts w:cs="Times New Roman"/>
+          <w:b/>
+        </w:rPr>
+      </w:pPr>
+    </w:p>
+    <w:p>
+      <w:pPr>
+        <w:pStyle w:val="Diplomka"/>
+        <w:rPr>
+          <w:rFonts w:cs="Times New Roman"/>
+          <w:b/>
+        </w:rPr>
+      </w:pPr>
+    </w:p>
+    <w:p>
+      <w:pPr>
+        <w:pStyle w:val="Diplomka"/>
+        <w:rPr>
+          <w:rFonts w:cs="Times New Roman"/>
+          <w:b/>
+        </w:rPr>
+      </w:pPr>
+      <w:r>
+        <w:rPr>
+          <w:rFonts w:cs="Times New Roman"/>
+          <w:b/>
+        </w:rPr>
         <w:t>Čestné prohlášení</w:t>
       </w:r>
     </w:p>
@@ -841,7 +824,6 @@
           <w:rFonts w:cs="Times New Roman"/>
           <w:szCs w:val="20"/>
         </w:rPr>
-        <w:lastRenderedPageBreak/>
         <w:t xml:space="preserve">Prohlašuji, že svou </w:t>
       </w:r>
       <w:r>
@@ -971,23 +953,7 @@
           <w:rFonts w:cs="Times New Roman"/>
           <w:szCs w:val="20"/>
         </w:rPr>
-        <w:t>(</w:t>
-      </w:r>
-      <w:proofErr w:type="spellStart"/>
-      <w:r>
-        <w:rPr>
-          <w:rFonts w:cs="Times New Roman"/>
-          <w:szCs w:val="20"/>
-        </w:rPr>
-        <w:t>ka</w:t>
-      </w:r>
-      <w:proofErr w:type="spellEnd"/>
-      <w:r>
-        <w:rPr>
-          <w:rFonts w:cs="Times New Roman"/>
-          <w:szCs w:val="20"/>
-        </w:rPr>
-        <w:t>)</w:t>
+        <w:t>(ka)</w:t>
       </w:r>
       <w:r>
         <w:rPr>
@@ -1104,10 +1070,8 @@
     </w:p>
     <w:p>
       <w:pPr>
-        <w:pStyle w:val="ostatn"/>
-        <w:spacing w:line="360" w:lineRule="auto"/>
-        <w:rPr>
-          <w:rFonts w:cs="Times New Roman"/>
+        <w:spacing w:line="360" w:lineRule="auto"/>
+        <w:rPr>
           <w:lang w:val="pl-PL"/>
         </w:rPr>
       </w:pPr>
@@ -1115,7 +1079,63 @@
     <w:p>
       <w:pPr>
         <w:spacing w:line="360" w:lineRule="auto"/>
-        <w:jc w:val="center"/>
+        <w:rPr>
+          <w:lang w:val="pl-PL"/>
+        </w:rPr>
+      </w:pPr>
+    </w:p>
+    <w:p>
+      <w:pPr>
+        <w:spacing w:line="360" w:lineRule="auto"/>
+        <w:rPr>
+          <w:lang w:val="pl-PL"/>
+        </w:rPr>
+      </w:pPr>
+    </w:p>
+    <w:p>
+      <w:pPr>
+        <w:spacing w:line="360" w:lineRule="auto"/>
+        <w:rPr>
+          <w:lang w:val="pl-PL"/>
+        </w:rPr>
+      </w:pPr>
+    </w:p>
+    <w:p>
+      <w:pPr>
+        <w:spacing w:line="360" w:lineRule="auto"/>
+        <w:rPr>
+          <w:lang w:val="pl-PL"/>
+        </w:rPr>
+      </w:pPr>
+    </w:p>
+    <w:p>
+      <w:pPr>
+        <w:spacing w:line="360" w:lineRule="auto"/>
+        <w:rPr>
+          <w:lang w:val="pl-PL"/>
+        </w:rPr>
+      </w:pPr>
+    </w:p>
+    <w:p>
+      <w:pPr>
+        <w:spacing w:line="360" w:lineRule="auto"/>
+        <w:rPr>
+          <w:lang w:val="pl-PL"/>
+        </w:rPr>
+      </w:pPr>
+    </w:p>
+    <w:p>
+      <w:pPr>
+        <w:spacing w:line="360" w:lineRule="auto"/>
+        <w:rPr>
+          <w:lang w:val="pl-PL"/>
+        </w:rPr>
+      </w:pPr>
+    </w:p>
+    <w:p>
+      <w:pPr>
+        <w:pStyle w:val="ostatnvlevo"/>
+        <w:spacing w:line="360" w:lineRule="auto"/>
         <w:rPr>
           <w:b/>
         </w:rPr>
@@ -1123,8 +1143,8 @@
     </w:p>
     <w:p>
       <w:pPr>
-        <w:spacing w:line="360" w:lineRule="auto"/>
-        <w:jc w:val="center"/>
+        <w:pStyle w:val="ostatnvlevo"/>
+        <w:spacing w:line="360" w:lineRule="auto"/>
         <w:rPr>
           <w:b/>
         </w:rPr>
@@ -1132,303 +1152,127 @@
     </w:p>
     <w:p>
       <w:pPr>
-        <w:spacing w:line="360" w:lineRule="auto"/>
-      </w:pPr>
-    </w:p>
-    <w:p>
-      <w:pPr>
-        <w:pStyle w:val="ostatn"/>
-        <w:spacing w:line="360" w:lineRule="auto"/>
-        <w:rPr>
-          <w:rFonts w:cs="Times New Roman"/>
-        </w:rPr>
-      </w:pPr>
-    </w:p>
-    <w:p>
-      <w:pPr>
-        <w:spacing w:line="360" w:lineRule="auto"/>
-        <w:rPr>
-          <w:lang w:val="pl-PL"/>
-        </w:rPr>
-      </w:pPr>
-    </w:p>
-    <w:p>
-      <w:pPr>
-        <w:spacing w:line="360" w:lineRule="auto"/>
-        <w:rPr>
-          <w:lang w:val="pl-PL"/>
-        </w:rPr>
-      </w:pPr>
-    </w:p>
-    <w:p>
-      <w:pPr>
-        <w:spacing w:line="360" w:lineRule="auto"/>
-        <w:rPr>
-          <w:lang w:val="pl-PL"/>
-        </w:rPr>
-      </w:pPr>
-    </w:p>
-    <w:p>
-      <w:pPr>
-        <w:spacing w:line="360" w:lineRule="auto"/>
-        <w:rPr>
-          <w:lang w:val="pl-PL"/>
-        </w:rPr>
-      </w:pPr>
-    </w:p>
-    <w:p>
-      <w:pPr>
-        <w:spacing w:line="360" w:lineRule="auto"/>
-        <w:rPr>
-          <w:lang w:val="pl-PL"/>
-        </w:rPr>
-      </w:pPr>
-    </w:p>
-    <w:p>
-      <w:pPr>
-        <w:spacing w:line="360" w:lineRule="auto"/>
-        <w:rPr>
-          <w:lang w:val="pl-PL"/>
-        </w:rPr>
-      </w:pPr>
-    </w:p>
-    <w:p>
-      <w:pPr>
-        <w:spacing w:line="360" w:lineRule="auto"/>
-        <w:rPr>
-          <w:lang w:val="pl-PL"/>
-        </w:rPr>
-      </w:pPr>
-    </w:p>
-    <w:p>
-      <w:pPr>
-        <w:spacing w:line="360" w:lineRule="auto"/>
-        <w:rPr>
-          <w:lang w:val="pl-PL"/>
-        </w:rPr>
-      </w:pPr>
-    </w:p>
-    <w:p>
-      <w:pPr>
-        <w:spacing w:line="360" w:lineRule="auto"/>
-        <w:rPr>
-          <w:lang w:val="pl-PL"/>
-        </w:rPr>
-      </w:pPr>
-    </w:p>
-    <w:p>
-      <w:pPr>
-        <w:spacing w:line="360" w:lineRule="auto"/>
-        <w:rPr>
-          <w:lang w:val="pl-PL"/>
-        </w:rPr>
-      </w:pPr>
-    </w:p>
-    <w:p>
-      <w:pPr>
-        <w:spacing w:line="360" w:lineRule="auto"/>
-        <w:rPr>
-          <w:lang w:val="pl-PL"/>
-        </w:rPr>
-      </w:pPr>
-    </w:p>
-    <w:p>
-      <w:pPr>
-        <w:spacing w:line="360" w:lineRule="auto"/>
-        <w:rPr>
-          <w:lang w:val="pl-PL"/>
-        </w:rPr>
-      </w:pPr>
-    </w:p>
-    <w:p>
-      <w:pPr>
-        <w:spacing w:line="360" w:lineRule="auto"/>
-        <w:rPr>
-          <w:lang w:val="pl-PL"/>
-        </w:rPr>
-      </w:pPr>
-    </w:p>
-    <w:p>
-      <w:pPr>
-        <w:spacing w:line="360" w:lineRule="auto"/>
-        <w:rPr>
-          <w:lang w:val="pl-PL"/>
-        </w:rPr>
-      </w:pPr>
-    </w:p>
-    <w:p>
-      <w:pPr>
-        <w:spacing w:line="360" w:lineRule="auto"/>
-        <w:rPr>
-          <w:lang w:val="pl-PL"/>
-        </w:rPr>
-      </w:pPr>
-    </w:p>
-    <w:p>
-      <w:pPr>
-        <w:spacing w:line="360" w:lineRule="auto"/>
-        <w:rPr>
-          <w:lang w:val="pl-PL"/>
-        </w:rPr>
-      </w:pPr>
-    </w:p>
-    <w:p>
-      <w:pPr>
-        <w:spacing w:line="360" w:lineRule="auto"/>
-        <w:rPr>
-          <w:lang w:val="pl-PL"/>
-        </w:rPr>
-      </w:pPr>
-    </w:p>
-    <w:p>
-      <w:pPr>
-        <w:spacing w:line="360" w:lineRule="auto"/>
-        <w:rPr>
-          <w:lang w:val="pl-PL"/>
-        </w:rPr>
-      </w:pPr>
-    </w:p>
-    <w:p>
-      <w:pPr>
-        <w:spacing w:line="360" w:lineRule="auto"/>
-        <w:rPr>
-          <w:lang w:val="pl-PL"/>
-        </w:rPr>
-      </w:pPr>
-    </w:p>
-    <w:p>
-      <w:pPr>
-        <w:spacing w:line="360" w:lineRule="auto"/>
-        <w:rPr>
-          <w:lang w:val="pl-PL"/>
-        </w:rPr>
-      </w:pPr>
-    </w:p>
-    <w:p>
-      <w:pPr>
-        <w:spacing w:line="360" w:lineRule="auto"/>
-        <w:rPr>
-          <w:lang w:val="pl-PL"/>
-        </w:rPr>
-      </w:pPr>
-    </w:p>
-    <w:p>
-      <w:pPr>
-        <w:spacing w:line="360" w:lineRule="auto"/>
-        <w:rPr>
-          <w:lang w:val="pl-PL"/>
-        </w:rPr>
-      </w:pPr>
-    </w:p>
-    <w:p>
-      <w:pPr>
-        <w:spacing w:line="360" w:lineRule="auto"/>
-        <w:rPr>
-          <w:lang w:val="pl-PL"/>
-        </w:rPr>
-      </w:pPr>
-    </w:p>
-    <w:p>
-      <w:pPr>
-        <w:spacing w:line="360" w:lineRule="auto"/>
-        <w:rPr>
-          <w:lang w:val="pl-PL"/>
-        </w:rPr>
-      </w:pPr>
-    </w:p>
-    <w:p>
-      <w:pPr>
-        <w:spacing w:line="360" w:lineRule="auto"/>
-        <w:rPr>
-          <w:lang w:val="pl-PL"/>
-        </w:rPr>
-      </w:pPr>
-    </w:p>
-    <w:p>
-      <w:pPr>
-        <w:spacing w:line="360" w:lineRule="auto"/>
-        <w:rPr>
-          <w:lang w:val="pl-PL"/>
-        </w:rPr>
-      </w:pPr>
-    </w:p>
-    <w:p>
-      <w:pPr>
-        <w:spacing w:line="360" w:lineRule="auto"/>
-        <w:rPr>
-          <w:lang w:val="pl-PL"/>
-        </w:rPr>
-      </w:pPr>
-    </w:p>
-    <w:p>
-      <w:pPr>
-        <w:spacing w:line="360" w:lineRule="auto"/>
-        <w:rPr>
-          <w:lang w:val="pl-PL"/>
-        </w:rPr>
-      </w:pPr>
-    </w:p>
-    <w:p>
-      <w:pPr>
-        <w:spacing w:line="360" w:lineRule="auto"/>
-        <w:rPr>
-          <w:lang w:val="pl-PL"/>
-        </w:rPr>
-      </w:pPr>
-    </w:p>
-    <w:p>
-      <w:pPr>
-        <w:spacing w:line="360" w:lineRule="auto"/>
-        <w:rPr>
-          <w:lang w:val="pl-PL"/>
-        </w:rPr>
-      </w:pPr>
-    </w:p>
-    <w:p>
-      <w:pPr>
-        <w:spacing w:line="360" w:lineRule="auto"/>
-        <w:rPr>
-          <w:lang w:val="pl-PL"/>
-        </w:rPr>
-      </w:pPr>
-    </w:p>
-    <w:p>
-      <w:pPr>
-        <w:spacing w:line="360" w:lineRule="auto"/>
-        <w:rPr>
-          <w:lang w:val="pl-PL"/>
-        </w:rPr>
-      </w:pPr>
-    </w:p>
-    <w:p>
-      <w:pPr>
-        <w:spacing w:line="360" w:lineRule="auto"/>
-        <w:rPr>
-          <w:lang w:val="pl-PL"/>
-        </w:rPr>
-      </w:pPr>
-    </w:p>
-    <w:p>
-      <w:pPr>
-        <w:spacing w:line="360" w:lineRule="auto"/>
-        <w:rPr>
-          <w:lang w:val="pl-PL"/>
-        </w:rPr>
-      </w:pPr>
-    </w:p>
-    <w:p>
-      <w:pPr>
-        <w:spacing w:line="360" w:lineRule="auto"/>
-        <w:rPr>
-          <w:lang w:val="pl-PL"/>
-        </w:rPr>
-      </w:pPr>
-    </w:p>
-    <w:p>
-      <w:pPr>
-        <w:spacing w:line="360" w:lineRule="auto"/>
-        <w:rPr>
-          <w:lang w:val="pl-PL"/>
+        <w:pStyle w:val="ostatnvlevo"/>
+        <w:spacing w:line="360" w:lineRule="auto"/>
+        <w:rPr>
+          <w:b/>
+        </w:rPr>
+      </w:pPr>
+    </w:p>
+    <w:p>
+      <w:pPr>
+        <w:pStyle w:val="ostatnvlevo"/>
+        <w:spacing w:line="360" w:lineRule="auto"/>
+        <w:rPr>
+          <w:b/>
+        </w:rPr>
+      </w:pPr>
+    </w:p>
+    <w:p>
+      <w:pPr>
+        <w:pStyle w:val="ostatnvlevo"/>
+        <w:spacing w:line="360" w:lineRule="auto"/>
+        <w:rPr>
+          <w:b/>
+        </w:rPr>
+      </w:pPr>
+    </w:p>
+    <w:p>
+      <w:pPr>
+        <w:pStyle w:val="ostatnvlevo"/>
+        <w:spacing w:line="360" w:lineRule="auto"/>
+        <w:rPr>
+          <w:b/>
+        </w:rPr>
+      </w:pPr>
+    </w:p>
+    <w:p>
+      <w:pPr>
+        <w:pStyle w:val="ostatnvlevo"/>
+        <w:spacing w:line="360" w:lineRule="auto"/>
+        <w:rPr>
+          <w:b/>
+        </w:rPr>
+      </w:pPr>
+    </w:p>
+    <w:p>
+      <w:pPr>
+        <w:pStyle w:val="ostatnvlevo"/>
+        <w:spacing w:line="360" w:lineRule="auto"/>
+        <w:rPr>
+          <w:b/>
+        </w:rPr>
+      </w:pPr>
+    </w:p>
+    <w:p>
+      <w:pPr>
+        <w:pStyle w:val="ostatnvlevo"/>
+        <w:spacing w:line="360" w:lineRule="auto"/>
+        <w:rPr>
+          <w:b/>
+        </w:rPr>
+      </w:pPr>
+    </w:p>
+    <w:p>
+      <w:pPr>
+        <w:pStyle w:val="ostatnvlevo"/>
+        <w:spacing w:line="360" w:lineRule="auto"/>
+        <w:rPr>
+          <w:b/>
+        </w:rPr>
+      </w:pPr>
+    </w:p>
+    <w:p>
+      <w:pPr>
+        <w:pStyle w:val="ostatnvlevo"/>
+        <w:spacing w:line="360" w:lineRule="auto"/>
+        <w:rPr>
+          <w:b/>
+        </w:rPr>
+      </w:pPr>
+    </w:p>
+    <w:p>
+      <w:pPr>
+        <w:pStyle w:val="ostatnvlevo"/>
+        <w:spacing w:line="360" w:lineRule="auto"/>
+        <w:rPr>
+          <w:b/>
+        </w:rPr>
+      </w:pPr>
+    </w:p>
+    <w:p>
+      <w:pPr>
+        <w:pStyle w:val="ostatnvlevo"/>
+        <w:spacing w:line="360" w:lineRule="auto"/>
+        <w:rPr>
+          <w:b/>
+        </w:rPr>
+      </w:pPr>
+    </w:p>
+    <w:p>
+      <w:pPr>
+        <w:pStyle w:val="ostatnvlevo"/>
+        <w:spacing w:line="360" w:lineRule="auto"/>
+        <w:rPr>
+          <w:b/>
+        </w:rPr>
+      </w:pPr>
+    </w:p>
+    <w:p>
+      <w:pPr>
+        <w:pStyle w:val="ostatnvlevo"/>
+        <w:spacing w:line="360" w:lineRule="auto"/>
+        <w:rPr>
+          <w:b/>
+        </w:rPr>
+      </w:pPr>
+    </w:p>
+    <w:p>
+      <w:pPr>
+        <w:pStyle w:val="ostatnvlevo"/>
+        <w:spacing w:line="360" w:lineRule="auto"/>
+        <w:rPr>
+          <w:b/>
         </w:rPr>
       </w:pPr>
     </w:p>
@@ -1546,6 +1390,7 @@
         <w:rPr>
           <w:rFonts w:cs="Times New Roman"/>
         </w:rPr>
+        <w:lastRenderedPageBreak/>
         <w:fldChar w:fldCharType="begin">
           <w:ffData>
             <w:name w:val="Text1"/>
@@ -2111,12 +1956,13 @@
     <w:p>
       <w:pPr>
         <w:pStyle w:val="Obsah1"/>
-        <w:spacing w:line="360" w:lineRule="auto"/>
         <w:rPr>
           <w:rFonts w:asciiTheme="minorHAnsi" w:eastAsiaTheme="minorEastAsia" w:hAnsiTheme="minorHAnsi" w:cstheme="minorBidi"/>
           <w:b w:val="0"/>
+          <w:kern w:val="2"/>
           <w:sz w:val="22"/>
           <w:lang w:eastAsia="cs-CZ"/>
+          <w14:ligatures w14:val="standardContextual"/>
         </w:rPr>
       </w:pPr>
       <w:r>
@@ -2137,7 +1983,7 @@
         </w:rPr>
         <w:fldChar w:fldCharType="separate"/>
       </w:r>
-      <w:hyperlink w:anchor="_Toc142480031" w:history="1">
+      <w:hyperlink w:anchor="_Toc144915648" w:history="1">
         <w:r>
           <w:rPr>
             <w:rStyle w:val="Hypertextovodkaz"/>
@@ -2148,8 +1994,10 @@
           <w:rPr>
             <w:rFonts w:asciiTheme="minorHAnsi" w:eastAsiaTheme="minorEastAsia" w:hAnsiTheme="minorHAnsi" w:cstheme="minorBidi"/>
             <w:b w:val="0"/>
+            <w:kern w:val="2"/>
             <w:sz w:val="22"/>
             <w:lang w:eastAsia="cs-CZ"/>
+            <w14:ligatures w14:val="standardContextual"/>
           </w:rPr>
           <w:tab/>
         </w:r>
@@ -2175,7 +2023,7 @@
           <w:rPr>
             <w:webHidden/>
           </w:rPr>
-          <w:instrText xml:space="preserve"> PAGEREF _Toc142480031 \h </w:instrText>
+          <w:instrText xml:space="preserve"> PAGEREF _Toc144915648 \h </w:instrText>
         </w:r>
         <w:r>
           <w:rPr>
@@ -2205,15 +2053,16 @@
     <w:p>
       <w:pPr>
         <w:pStyle w:val="Obsah1"/>
-        <w:spacing w:line="360" w:lineRule="auto"/>
         <w:rPr>
           <w:rFonts w:asciiTheme="minorHAnsi" w:eastAsiaTheme="minorEastAsia" w:hAnsiTheme="minorHAnsi" w:cstheme="minorBidi"/>
           <w:b w:val="0"/>
+          <w:kern w:val="2"/>
           <w:sz w:val="22"/>
           <w:lang w:eastAsia="cs-CZ"/>
-        </w:rPr>
-      </w:pPr>
-      <w:hyperlink w:anchor="_Toc142480032" w:history="1">
+          <w14:ligatures w14:val="standardContextual"/>
+        </w:rPr>
+      </w:pPr>
+      <w:hyperlink w:anchor="_Toc144915649" w:history="1">
         <w:r>
           <w:rPr>
             <w:rStyle w:val="Hypertextovodkaz"/>
@@ -2224,8 +2073,10 @@
           <w:rPr>
             <w:rFonts w:asciiTheme="minorHAnsi" w:eastAsiaTheme="minorEastAsia" w:hAnsiTheme="minorHAnsi" w:cstheme="minorBidi"/>
             <w:b w:val="0"/>
+            <w:kern w:val="2"/>
             <w:sz w:val="22"/>
             <w:lang w:eastAsia="cs-CZ"/>
+            <w14:ligatures w14:val="standardContextual"/>
           </w:rPr>
           <w:tab/>
         </w:r>
@@ -2251,7 +2102,7 @@
           <w:rPr>
             <w:webHidden/>
           </w:rPr>
-          <w:instrText xml:space="preserve"> PAGEREF _Toc142480032 \h </w:instrText>
+          <w:instrText xml:space="preserve"> PAGEREF _Toc144915649 \h </w:instrText>
         </w:r>
         <w:r>
           <w:rPr>
@@ -2281,15 +2132,16 @@
     <w:p>
       <w:pPr>
         <w:pStyle w:val="Obsah2"/>
-        <w:spacing w:line="360" w:lineRule="auto"/>
         <w:rPr>
           <w:rFonts w:asciiTheme="minorHAnsi" w:eastAsiaTheme="minorEastAsia" w:hAnsiTheme="minorHAnsi" w:cstheme="minorBidi"/>
+          <w:kern w:val="2"/>
           <w:sz w:val="22"/>
           <w:szCs w:val="22"/>
           <w:lang w:eastAsia="cs-CZ"/>
-        </w:rPr>
-      </w:pPr>
-      <w:hyperlink w:anchor="_Toc142480033" w:history="1">
+          <w14:ligatures w14:val="standardContextual"/>
+        </w:rPr>
+      </w:pPr>
+      <w:hyperlink w:anchor="_Toc144915650" w:history="1">
         <w:r>
           <w:rPr>
             <w:rStyle w:val="Hypertextovodkaz"/>
@@ -2299,9 +2151,11 @@
         <w:r>
           <w:rPr>
             <w:rFonts w:asciiTheme="minorHAnsi" w:eastAsiaTheme="minorEastAsia" w:hAnsiTheme="minorHAnsi" w:cstheme="minorBidi"/>
+            <w:kern w:val="2"/>
             <w:sz w:val="22"/>
             <w:szCs w:val="22"/>
             <w:lang w:eastAsia="cs-CZ"/>
+            <w14:ligatures w14:val="standardContextual"/>
           </w:rPr>
           <w:tab/>
         </w:r>
@@ -2327,7 +2181,7 @@
           <w:rPr>
             <w:webHidden/>
           </w:rPr>
-          <w:instrText xml:space="preserve"> PAGEREF _Toc142480033 \h </w:instrText>
+          <w:instrText xml:space="preserve"> PAGEREF _Toc144915650 \h </w:instrText>
         </w:r>
         <w:r>
           <w:rPr>
@@ -2357,15 +2211,16 @@
     <w:p>
       <w:pPr>
         <w:pStyle w:val="Obsah2"/>
-        <w:spacing w:line="360" w:lineRule="auto"/>
         <w:rPr>
           <w:rFonts w:asciiTheme="minorHAnsi" w:eastAsiaTheme="minorEastAsia" w:hAnsiTheme="minorHAnsi" w:cstheme="minorBidi"/>
+          <w:kern w:val="2"/>
           <w:sz w:val="22"/>
           <w:szCs w:val="22"/>
           <w:lang w:eastAsia="cs-CZ"/>
-        </w:rPr>
-      </w:pPr>
-      <w:hyperlink w:anchor="_Toc142480034" w:history="1">
+          <w14:ligatures w14:val="standardContextual"/>
+        </w:rPr>
+      </w:pPr>
+      <w:hyperlink w:anchor="_Toc144915651" w:history="1">
         <w:r>
           <w:rPr>
             <w:rStyle w:val="Hypertextovodkaz"/>
@@ -2375,9 +2230,11 @@
         <w:r>
           <w:rPr>
             <w:rFonts w:asciiTheme="minorHAnsi" w:eastAsiaTheme="minorEastAsia" w:hAnsiTheme="minorHAnsi" w:cstheme="minorBidi"/>
+            <w:kern w:val="2"/>
             <w:sz w:val="22"/>
             <w:szCs w:val="22"/>
             <w:lang w:eastAsia="cs-CZ"/>
+            <w14:ligatures w14:val="standardContextual"/>
           </w:rPr>
           <w:tab/>
         </w:r>
@@ -2403,7 +2260,7 @@
           <w:rPr>
             <w:webHidden/>
           </w:rPr>
-          <w:instrText xml:space="preserve"> PAGEREF _Toc142480034 \h </w:instrText>
+          <w:instrText xml:space="preserve"> PAGEREF _Toc144915651 \h </w:instrText>
         </w:r>
         <w:r>
           <w:rPr>
@@ -2433,15 +2290,16 @@
     <w:p>
       <w:pPr>
         <w:pStyle w:val="Obsah1"/>
-        <w:spacing w:line="360" w:lineRule="auto"/>
         <w:rPr>
           <w:rFonts w:asciiTheme="minorHAnsi" w:eastAsiaTheme="minorEastAsia" w:hAnsiTheme="minorHAnsi" w:cstheme="minorBidi"/>
           <w:b w:val="0"/>
+          <w:kern w:val="2"/>
           <w:sz w:val="22"/>
           <w:lang w:eastAsia="cs-CZ"/>
-        </w:rPr>
-      </w:pPr>
-      <w:hyperlink w:anchor="_Toc142480035" w:history="1">
+          <w14:ligatures w14:val="standardContextual"/>
+        </w:rPr>
+      </w:pPr>
+      <w:hyperlink w:anchor="_Toc144915652" w:history="1">
         <w:r>
           <w:rPr>
             <w:rStyle w:val="Hypertextovodkaz"/>
@@ -2452,8 +2310,10 @@
           <w:rPr>
             <w:rFonts w:asciiTheme="minorHAnsi" w:eastAsiaTheme="minorEastAsia" w:hAnsiTheme="minorHAnsi" w:cstheme="minorBidi"/>
             <w:b w:val="0"/>
+            <w:kern w:val="2"/>
             <w:sz w:val="22"/>
             <w:lang w:eastAsia="cs-CZ"/>
+            <w14:ligatures w14:val="standardContextual"/>
           </w:rPr>
           <w:tab/>
         </w:r>
@@ -2479,7 +2339,7 @@
           <w:rPr>
             <w:webHidden/>
           </w:rPr>
-          <w:instrText xml:space="preserve"> PAGEREF _Toc142480035 \h </w:instrText>
+          <w:instrText xml:space="preserve"> PAGEREF _Toc144915652 \h </w:instrText>
         </w:r>
         <w:r>
           <w:rPr>
@@ -2509,15 +2369,16 @@
     <w:p>
       <w:pPr>
         <w:pStyle w:val="Obsah2"/>
-        <w:spacing w:line="360" w:lineRule="auto"/>
         <w:rPr>
           <w:rFonts w:asciiTheme="minorHAnsi" w:eastAsiaTheme="minorEastAsia" w:hAnsiTheme="minorHAnsi" w:cstheme="minorBidi"/>
+          <w:kern w:val="2"/>
           <w:sz w:val="22"/>
           <w:szCs w:val="22"/>
           <w:lang w:eastAsia="cs-CZ"/>
-        </w:rPr>
-      </w:pPr>
-      <w:hyperlink w:anchor="_Toc142480036" w:history="1">
+          <w14:ligatures w14:val="standardContextual"/>
+        </w:rPr>
+      </w:pPr>
+      <w:hyperlink w:anchor="_Toc144915653" w:history="1">
         <w:r>
           <w:rPr>
             <w:rStyle w:val="Hypertextovodkaz"/>
@@ -2527,9 +2388,11 @@
         <w:r>
           <w:rPr>
             <w:rFonts w:asciiTheme="minorHAnsi" w:eastAsiaTheme="minorEastAsia" w:hAnsiTheme="minorHAnsi" w:cstheme="minorBidi"/>
+            <w:kern w:val="2"/>
             <w:sz w:val="22"/>
             <w:szCs w:val="22"/>
             <w:lang w:eastAsia="cs-CZ"/>
+            <w14:ligatures w14:val="standardContextual"/>
           </w:rPr>
           <w:tab/>
         </w:r>
@@ -2555,7 +2418,7 @@
           <w:rPr>
             <w:webHidden/>
           </w:rPr>
-          <w:instrText xml:space="preserve"> PAGEREF _Toc142480036 \h </w:instrText>
+          <w:instrText xml:space="preserve"> PAGEREF _Toc144915653 \h </w:instrText>
         </w:r>
         <w:r>
           <w:rPr>
@@ -2585,15 +2448,16 @@
     <w:p>
       <w:pPr>
         <w:pStyle w:val="Obsah3"/>
-        <w:spacing w:line="360" w:lineRule="auto"/>
         <w:rPr>
           <w:rFonts w:asciiTheme="minorHAnsi" w:eastAsiaTheme="minorEastAsia" w:hAnsiTheme="minorHAnsi" w:cstheme="minorBidi"/>
+          <w:kern w:val="2"/>
           <w:sz w:val="22"/>
           <w:szCs w:val="22"/>
           <w:lang w:eastAsia="cs-CZ"/>
-        </w:rPr>
-      </w:pPr>
-      <w:hyperlink w:anchor="_Toc142480037" w:history="1">
+          <w14:ligatures w14:val="standardContextual"/>
+        </w:rPr>
+      </w:pPr>
+      <w:hyperlink w:anchor="_Toc144915654" w:history="1">
         <w:r>
           <w:rPr>
             <w:rStyle w:val="Hypertextovodkaz"/>
@@ -2603,9 +2467,11 @@
         <w:r>
           <w:rPr>
             <w:rFonts w:asciiTheme="minorHAnsi" w:eastAsiaTheme="minorEastAsia" w:hAnsiTheme="minorHAnsi" w:cstheme="minorBidi"/>
+            <w:kern w:val="2"/>
             <w:sz w:val="22"/>
             <w:szCs w:val="22"/>
             <w:lang w:eastAsia="cs-CZ"/>
+            <w14:ligatures w14:val="standardContextual"/>
           </w:rPr>
           <w:tab/>
         </w:r>
@@ -2613,7 +2479,7 @@
           <w:rPr>
             <w:rStyle w:val="Hypertextovodkaz"/>
           </w:rPr>
-          <w:t>Unreal atd.</w:t>
+          <w:t>Unreal Engine</w:t>
         </w:r>
         <w:r>
           <w:rPr>
@@ -2631,7 +2497,7 @@
           <w:rPr>
             <w:webHidden/>
           </w:rPr>
-          <w:instrText xml:space="preserve"> PAGEREF _Toc142480037 \h </w:instrText>
+          <w:instrText xml:space="preserve"> PAGEREF _Toc144915654 \h </w:instrText>
         </w:r>
         <w:r>
           <w:rPr>
@@ -2660,28 +2526,31 @@
     </w:p>
     <w:p>
       <w:pPr>
-        <w:pStyle w:val="Obsah2"/>
-        <w:spacing w:line="360" w:lineRule="auto"/>
+        <w:pStyle w:val="Obsah3"/>
         <w:rPr>
           <w:rFonts w:asciiTheme="minorHAnsi" w:eastAsiaTheme="minorEastAsia" w:hAnsiTheme="minorHAnsi" w:cstheme="minorBidi"/>
+          <w:kern w:val="2"/>
           <w:sz w:val="22"/>
           <w:szCs w:val="22"/>
           <w:lang w:eastAsia="cs-CZ"/>
-        </w:rPr>
-      </w:pPr>
-      <w:hyperlink w:anchor="_Toc142480038" w:history="1">
+          <w14:ligatures w14:val="standardContextual"/>
+        </w:rPr>
+      </w:pPr>
+      <w:hyperlink w:anchor="_Toc144915655" w:history="1">
         <w:r>
           <w:rPr>
             <w:rStyle w:val="Hypertextovodkaz"/>
           </w:rPr>
-          <w:t>3.2</w:t>
+          <w:t>3.1.2</w:t>
         </w:r>
         <w:r>
           <w:rPr>
             <w:rFonts w:asciiTheme="minorHAnsi" w:eastAsiaTheme="minorEastAsia" w:hAnsiTheme="minorHAnsi" w:cstheme="minorBidi"/>
+            <w:kern w:val="2"/>
             <w:sz w:val="22"/>
             <w:szCs w:val="22"/>
             <w:lang w:eastAsia="cs-CZ"/>
+            <w14:ligatures w14:val="standardContextual"/>
           </w:rPr>
           <w:tab/>
         </w:r>
@@ -2689,7 +2558,7 @@
           <w:rPr>
             <w:rStyle w:val="Hypertextovodkaz"/>
           </w:rPr>
-          <w:t>Unity</w:t>
+          <w:t>Godot</w:t>
         </w:r>
         <w:r>
           <w:rPr>
@@ -2707,7 +2576,7 @@
           <w:rPr>
             <w:webHidden/>
           </w:rPr>
-          <w:instrText xml:space="preserve"> PAGEREF _Toc142480038 \h </w:instrText>
+          <w:instrText xml:space="preserve"> PAGEREF _Toc144915655 \h </w:instrText>
         </w:r>
         <w:r>
           <w:rPr>
@@ -2737,27 +2606,30 @@
     <w:p>
       <w:pPr>
         <w:pStyle w:val="Obsah3"/>
-        <w:spacing w:line="360" w:lineRule="auto"/>
         <w:rPr>
           <w:rFonts w:asciiTheme="minorHAnsi" w:eastAsiaTheme="minorEastAsia" w:hAnsiTheme="minorHAnsi" w:cstheme="minorBidi"/>
+          <w:kern w:val="2"/>
           <w:sz w:val="22"/>
           <w:szCs w:val="22"/>
           <w:lang w:eastAsia="cs-CZ"/>
-        </w:rPr>
-      </w:pPr>
-      <w:hyperlink w:anchor="_Toc142480039" w:history="1">
+          <w14:ligatures w14:val="standardContextual"/>
+        </w:rPr>
+      </w:pPr>
+      <w:hyperlink w:anchor="_Toc144915656" w:history="1">
         <w:r>
           <w:rPr>
             <w:rStyle w:val="Hypertextovodkaz"/>
           </w:rPr>
-          <w:t>3.2.1</w:t>
+          <w:t>3.1.3</w:t>
         </w:r>
         <w:r>
           <w:rPr>
             <w:rFonts w:asciiTheme="minorHAnsi" w:eastAsiaTheme="minorEastAsia" w:hAnsiTheme="minorHAnsi" w:cstheme="minorBidi"/>
+            <w:kern w:val="2"/>
             <w:sz w:val="22"/>
             <w:szCs w:val="22"/>
             <w:lang w:eastAsia="cs-CZ"/>
+            <w14:ligatures w14:val="standardContextual"/>
           </w:rPr>
           <w:tab/>
         </w:r>
@@ -2765,7 +2637,7 @@
           <w:rPr>
             <w:rStyle w:val="Hypertextovodkaz"/>
           </w:rPr>
-          <w:t>Komponenty</w:t>
+          <w:t>CryEngine</w:t>
         </w:r>
         <w:r>
           <w:rPr>
@@ -2783,7 +2655,7 @@
           <w:rPr>
             <w:webHidden/>
           </w:rPr>
-          <w:instrText xml:space="preserve"> PAGEREF _Toc142480039 \h </w:instrText>
+          <w:instrText xml:space="preserve"> PAGEREF _Toc144915656 \h </w:instrText>
         </w:r>
         <w:r>
           <w:rPr>
@@ -2812,111 +2684,31 @@
     </w:p>
     <w:p>
       <w:pPr>
-        <w:pStyle w:val="Obsah4"/>
-        <w:spacing w:line="360" w:lineRule="auto"/>
+        <w:pStyle w:val="Obsah3"/>
         <w:rPr>
           <w:rFonts w:asciiTheme="minorHAnsi" w:eastAsiaTheme="minorEastAsia" w:hAnsiTheme="minorHAnsi" w:cstheme="minorBidi"/>
-          <w:noProof/>
-          <w:sz w:val="22"/>
-        </w:rPr>
-      </w:pPr>
-      <w:hyperlink w:anchor="_Toc142480040" w:history="1">
-        <w:r>
-          <w:rPr>
-            <w:rStyle w:val="Hypertextovodkaz"/>
-            <w:noProof/>
-          </w:rPr>
-          <w:t>3.2.1.1</w:t>
-        </w:r>
-        <w:r>
-          <w:rPr>
-            <w:rFonts w:asciiTheme="minorHAnsi" w:eastAsiaTheme="minorEastAsia" w:hAnsiTheme="minorHAnsi" w:cstheme="minorBidi"/>
-            <w:noProof/>
-            <w:sz w:val="22"/>
-          </w:rPr>
-          <w:tab/>
-        </w:r>
-        <w:r>
-          <w:rPr>
-            <w:rStyle w:val="Hypertextovodkaz"/>
-            <w:noProof/>
-          </w:rPr>
-          <w:t>Colliders</w:t>
-        </w:r>
-        <w:r>
-          <w:rPr>
-            <w:noProof/>
-            <w:webHidden/>
-          </w:rPr>
-          <w:tab/>
-        </w:r>
-        <w:r>
-          <w:rPr>
-            <w:noProof/>
-            <w:webHidden/>
-          </w:rPr>
-          <w:fldChar w:fldCharType="begin"/>
-        </w:r>
-        <w:r>
-          <w:rPr>
-            <w:noProof/>
-            <w:webHidden/>
-          </w:rPr>
-          <w:instrText xml:space="preserve"> PAGEREF _Toc142480040 \h </w:instrText>
-        </w:r>
-        <w:r>
-          <w:rPr>
-            <w:noProof/>
-            <w:webHidden/>
-          </w:rPr>
-        </w:r>
-        <w:r>
-          <w:rPr>
-            <w:noProof/>
-            <w:webHidden/>
-          </w:rPr>
-          <w:fldChar w:fldCharType="separate"/>
-        </w:r>
-        <w:r>
-          <w:rPr>
-            <w:noProof/>
-            <w:webHidden/>
-          </w:rPr>
-          <w:t>12</w:t>
-        </w:r>
-        <w:r>
-          <w:rPr>
-            <w:noProof/>
-            <w:webHidden/>
-          </w:rPr>
-          <w:fldChar w:fldCharType="end"/>
-        </w:r>
-      </w:hyperlink>
-    </w:p>
-    <w:p>
-      <w:pPr>
-        <w:pStyle w:val="Obsah3"/>
-        <w:spacing w:line="360" w:lineRule="auto"/>
-        <w:rPr>
-          <w:rFonts w:asciiTheme="minorHAnsi" w:eastAsiaTheme="minorEastAsia" w:hAnsiTheme="minorHAnsi" w:cstheme="minorBidi"/>
+          <w:kern w:val="2"/>
           <w:sz w:val="22"/>
           <w:szCs w:val="22"/>
           <w:lang w:eastAsia="cs-CZ"/>
-        </w:rPr>
-      </w:pPr>
-      <w:hyperlink w:anchor="_Toc142480041" w:history="1">
+          <w14:ligatures w14:val="standardContextual"/>
+        </w:rPr>
+      </w:pPr>
+      <w:hyperlink w:anchor="_Toc144915657" w:history="1">
         <w:r>
           <w:rPr>
             <w:rStyle w:val="Hypertextovodkaz"/>
           </w:rPr>
-          <w:t>3.2.2</w:t>
+          <w:t>3.1.4</w:t>
         </w:r>
         <w:r>
           <w:rPr>
             <w:rFonts w:asciiTheme="minorHAnsi" w:eastAsiaTheme="minorEastAsia" w:hAnsiTheme="minorHAnsi" w:cstheme="minorBidi"/>
+            <w:kern w:val="2"/>
             <w:sz w:val="22"/>
             <w:szCs w:val="22"/>
             <w:lang w:eastAsia="cs-CZ"/>
+            <w14:ligatures w14:val="standardContextual"/>
           </w:rPr>
           <w:tab/>
         </w:r>
@@ -2924,7 +2716,7 @@
           <w:rPr>
             <w:rStyle w:val="Hypertextovodkaz"/>
           </w:rPr>
-          <w:t>Scena atd.</w:t>
+          <w:t>Amazon Lumberyard</w:t>
         </w:r>
         <w:r>
           <w:rPr>
@@ -2942,7 +2734,7 @@
           <w:rPr>
             <w:webHidden/>
           </w:rPr>
-          <w:instrText xml:space="preserve"> PAGEREF _Toc142480041 \h </w:instrText>
+          <w:instrText xml:space="preserve"> PAGEREF _Toc144915657 \h </w:instrText>
         </w:r>
         <w:r>
           <w:rPr>
@@ -2959,7 +2751,7 @@
           <w:rPr>
             <w:webHidden/>
           </w:rPr>
-          <w:t>12</w:t>
+          <w:t>13</w:t>
         </w:r>
         <w:r>
           <w:rPr>
@@ -2971,28 +2763,31 @@
     </w:p>
     <w:p>
       <w:pPr>
-        <w:pStyle w:val="Obsah3"/>
-        <w:spacing w:line="360" w:lineRule="auto"/>
+        <w:pStyle w:val="Obsah2"/>
         <w:rPr>
           <w:rFonts w:asciiTheme="minorHAnsi" w:eastAsiaTheme="minorEastAsia" w:hAnsiTheme="minorHAnsi" w:cstheme="minorBidi"/>
+          <w:kern w:val="2"/>
           <w:sz w:val="22"/>
           <w:szCs w:val="22"/>
           <w:lang w:eastAsia="cs-CZ"/>
-        </w:rPr>
-      </w:pPr>
-      <w:hyperlink w:anchor="_Toc142480042" w:history="1">
+          <w14:ligatures w14:val="standardContextual"/>
+        </w:rPr>
+      </w:pPr>
+      <w:hyperlink w:anchor="_Toc144915658" w:history="1">
         <w:r>
           <w:rPr>
             <w:rStyle w:val="Hypertextovodkaz"/>
           </w:rPr>
-          <w:t>3.2.3</w:t>
+          <w:t>3.2</w:t>
         </w:r>
         <w:r>
           <w:rPr>
             <w:rFonts w:asciiTheme="minorHAnsi" w:eastAsiaTheme="minorEastAsia" w:hAnsiTheme="minorHAnsi" w:cstheme="minorBidi"/>
+            <w:kern w:val="2"/>
             <w:sz w:val="22"/>
             <w:szCs w:val="22"/>
             <w:lang w:eastAsia="cs-CZ"/>
+            <w14:ligatures w14:val="standardContextual"/>
           </w:rPr>
           <w:tab/>
         </w:r>
@@ -3000,7 +2795,7 @@
           <w:rPr>
             <w:rStyle w:val="Hypertextovodkaz"/>
           </w:rPr>
-          <w:t>Asset Store</w:t>
+          <w:t>Unity</w:t>
         </w:r>
         <w:r>
           <w:rPr>
@@ -3018,7 +2813,7 @@
           <w:rPr>
             <w:webHidden/>
           </w:rPr>
-          <w:instrText xml:space="preserve"> PAGEREF _Toc142480042 \h </w:instrText>
+          <w:instrText xml:space="preserve"> PAGEREF _Toc144915658 \h </w:instrText>
         </w:r>
         <w:r>
           <w:rPr>
@@ -3035,7 +2830,7 @@
           <w:rPr>
             <w:webHidden/>
           </w:rPr>
-          <w:t>12</w:t>
+          <w:t>13</w:t>
         </w:r>
         <w:r>
           <w:rPr>
@@ -3047,28 +2842,31 @@
     </w:p>
     <w:p>
       <w:pPr>
-        <w:pStyle w:val="Obsah2"/>
-        <w:spacing w:line="360" w:lineRule="auto"/>
+        <w:pStyle w:val="Obsah3"/>
         <w:rPr>
           <w:rFonts w:asciiTheme="minorHAnsi" w:eastAsiaTheme="minorEastAsia" w:hAnsiTheme="minorHAnsi" w:cstheme="minorBidi"/>
+          <w:kern w:val="2"/>
           <w:sz w:val="22"/>
           <w:szCs w:val="22"/>
           <w:lang w:eastAsia="cs-CZ"/>
-        </w:rPr>
-      </w:pPr>
-      <w:hyperlink w:anchor="_Toc142480043" w:history="1">
+          <w14:ligatures w14:val="standardContextual"/>
+        </w:rPr>
+      </w:pPr>
+      <w:hyperlink w:anchor="_Toc144915659" w:history="1">
         <w:r>
           <w:rPr>
             <w:rStyle w:val="Hypertextovodkaz"/>
           </w:rPr>
-          <w:t>3.3</w:t>
+          <w:t>3.2.1</w:t>
         </w:r>
         <w:r>
           <w:rPr>
             <w:rFonts w:asciiTheme="minorHAnsi" w:eastAsiaTheme="minorEastAsia" w:hAnsiTheme="minorHAnsi" w:cstheme="minorBidi"/>
+            <w:kern w:val="2"/>
             <w:sz w:val="22"/>
             <w:szCs w:val="22"/>
             <w:lang w:eastAsia="cs-CZ"/>
+            <w14:ligatures w14:val="standardContextual"/>
           </w:rPr>
           <w:tab/>
         </w:r>
@@ -3076,7 +2874,7 @@
           <w:rPr>
             <w:rStyle w:val="Hypertextovodkaz"/>
           </w:rPr>
-          <w:t>Mobilní platformy</w:t>
+          <w:t>GameObject</w:t>
         </w:r>
         <w:r>
           <w:rPr>
@@ -3094,7 +2892,7 @@
           <w:rPr>
             <w:webHidden/>
           </w:rPr>
-          <w:instrText xml:space="preserve"> PAGEREF _Toc142480043 \h </w:instrText>
+          <w:instrText xml:space="preserve"> PAGEREF _Toc144915659 \h </w:instrText>
         </w:r>
         <w:r>
           <w:rPr>
@@ -3111,7 +2909,7 @@
           <w:rPr>
             <w:webHidden/>
           </w:rPr>
-          <w:t>12</w:t>
+          <w:t>13</w:t>
         </w:r>
         <w:r>
           <w:rPr>
@@ -3123,28 +2921,461 @@
     </w:p>
     <w:p>
       <w:pPr>
+        <w:pStyle w:val="Obsah4"/>
+        <w:rPr>
+          <w:rFonts w:asciiTheme="minorHAnsi" w:eastAsiaTheme="minorEastAsia" w:hAnsiTheme="minorHAnsi" w:cstheme="minorBidi"/>
+          <w:noProof/>
+          <w:kern w:val="2"/>
+          <w:sz w:val="22"/>
+          <w14:ligatures w14:val="standardContextual"/>
+        </w:rPr>
+      </w:pPr>
+      <w:hyperlink w:anchor="_Toc144915660" w:history="1">
+        <w:r>
+          <w:rPr>
+            <w:rStyle w:val="Hypertextovodkaz"/>
+            <w:noProof/>
+          </w:rPr>
+          <w:t>3.2.1.1</w:t>
+        </w:r>
+        <w:r>
+          <w:rPr>
+            <w:rFonts w:asciiTheme="minorHAnsi" w:eastAsiaTheme="minorEastAsia" w:hAnsiTheme="minorHAnsi" w:cstheme="minorBidi"/>
+            <w:noProof/>
+            <w:kern w:val="2"/>
+            <w:sz w:val="22"/>
+            <w14:ligatures w14:val="standardContextual"/>
+          </w:rPr>
+          <w:tab/>
+        </w:r>
+        <w:r>
+          <w:rPr>
+            <w:rStyle w:val="Hypertextovodkaz"/>
+            <w:noProof/>
+          </w:rPr>
+          <w:t>Transform</w:t>
+        </w:r>
+        <w:r>
+          <w:rPr>
+            <w:noProof/>
+            <w:webHidden/>
+          </w:rPr>
+          <w:tab/>
+        </w:r>
+        <w:r>
+          <w:rPr>
+            <w:noProof/>
+            <w:webHidden/>
+          </w:rPr>
+          <w:fldChar w:fldCharType="begin"/>
+        </w:r>
+        <w:r>
+          <w:rPr>
+            <w:noProof/>
+            <w:webHidden/>
+          </w:rPr>
+          <w:instrText xml:space="preserve"> PAGEREF _Toc144915660 \h </w:instrText>
+        </w:r>
+        <w:r>
+          <w:rPr>
+            <w:noProof/>
+            <w:webHidden/>
+          </w:rPr>
+        </w:r>
+        <w:r>
+          <w:rPr>
+            <w:noProof/>
+            <w:webHidden/>
+          </w:rPr>
+          <w:fldChar w:fldCharType="separate"/>
+        </w:r>
+        <w:r>
+          <w:rPr>
+            <w:noProof/>
+            <w:webHidden/>
+          </w:rPr>
+          <w:t>13</w:t>
+        </w:r>
+        <w:r>
+          <w:rPr>
+            <w:noProof/>
+            <w:webHidden/>
+          </w:rPr>
+          <w:fldChar w:fldCharType="end"/>
+        </w:r>
+      </w:hyperlink>
+    </w:p>
+    <w:p>
+      <w:pPr>
+        <w:pStyle w:val="Obsah4"/>
+        <w:rPr>
+          <w:rFonts w:asciiTheme="minorHAnsi" w:eastAsiaTheme="minorEastAsia" w:hAnsiTheme="minorHAnsi" w:cstheme="minorBidi"/>
+          <w:noProof/>
+          <w:kern w:val="2"/>
+          <w:sz w:val="22"/>
+          <w14:ligatures w14:val="standardContextual"/>
+        </w:rPr>
+      </w:pPr>
+      <w:hyperlink w:anchor="_Toc144915661" w:history="1">
+        <w:r>
+          <w:rPr>
+            <w:rStyle w:val="Hypertextovodkaz"/>
+            <w:noProof/>
+          </w:rPr>
+          <w:t>3.2.1.2</w:t>
+        </w:r>
+        <w:r>
+          <w:rPr>
+            <w:rFonts w:asciiTheme="minorHAnsi" w:eastAsiaTheme="minorEastAsia" w:hAnsiTheme="minorHAnsi" w:cstheme="minorBidi"/>
+            <w:noProof/>
+            <w:kern w:val="2"/>
+            <w:sz w:val="22"/>
+            <w14:ligatures w14:val="standardContextual"/>
+          </w:rPr>
+          <w:tab/>
+        </w:r>
+        <w:r>
+          <w:rPr>
+            <w:rStyle w:val="Hypertextovodkaz"/>
+            <w:noProof/>
+          </w:rPr>
+          <w:t>Collider</w:t>
+        </w:r>
+        <w:r>
+          <w:rPr>
+            <w:noProof/>
+            <w:webHidden/>
+          </w:rPr>
+          <w:tab/>
+        </w:r>
+        <w:r>
+          <w:rPr>
+            <w:noProof/>
+            <w:webHidden/>
+          </w:rPr>
+          <w:fldChar w:fldCharType="begin"/>
+        </w:r>
+        <w:r>
+          <w:rPr>
+            <w:noProof/>
+            <w:webHidden/>
+          </w:rPr>
+          <w:instrText xml:space="preserve"> PAGEREF _Toc144915661 \h </w:instrText>
+        </w:r>
+        <w:r>
+          <w:rPr>
+            <w:noProof/>
+            <w:webHidden/>
+          </w:rPr>
+        </w:r>
+        <w:r>
+          <w:rPr>
+            <w:noProof/>
+            <w:webHidden/>
+          </w:rPr>
+          <w:fldChar w:fldCharType="separate"/>
+        </w:r>
+        <w:r>
+          <w:rPr>
+            <w:noProof/>
+            <w:webHidden/>
+          </w:rPr>
+          <w:t>14</w:t>
+        </w:r>
+        <w:r>
+          <w:rPr>
+            <w:noProof/>
+            <w:webHidden/>
+          </w:rPr>
+          <w:fldChar w:fldCharType="end"/>
+        </w:r>
+      </w:hyperlink>
+    </w:p>
+    <w:p>
+      <w:pPr>
+        <w:pStyle w:val="Obsah4"/>
+        <w:rPr>
+          <w:rFonts w:asciiTheme="minorHAnsi" w:eastAsiaTheme="minorEastAsia" w:hAnsiTheme="minorHAnsi" w:cstheme="minorBidi"/>
+          <w:noProof/>
+          <w:kern w:val="2"/>
+          <w:sz w:val="22"/>
+          <w14:ligatures w14:val="standardContextual"/>
+        </w:rPr>
+      </w:pPr>
+      <w:hyperlink w:anchor="_Toc144915662" w:history="1">
+        <w:r>
+          <w:rPr>
+            <w:rStyle w:val="Hypertextovodkaz"/>
+            <w:noProof/>
+          </w:rPr>
+          <w:t>3.2.1.3</w:t>
+        </w:r>
+        <w:r>
+          <w:rPr>
+            <w:rFonts w:asciiTheme="minorHAnsi" w:eastAsiaTheme="minorEastAsia" w:hAnsiTheme="minorHAnsi" w:cstheme="minorBidi"/>
+            <w:noProof/>
+            <w:kern w:val="2"/>
+            <w:sz w:val="22"/>
+            <w14:ligatures w14:val="standardContextual"/>
+          </w:rPr>
+          <w:tab/>
+        </w:r>
+        <w:r>
+          <w:rPr>
+            <w:rStyle w:val="Hypertextovodkaz"/>
+            <w:noProof/>
+          </w:rPr>
+          <w:t>Animator</w:t>
+        </w:r>
+        <w:r>
+          <w:rPr>
+            <w:noProof/>
+            <w:webHidden/>
+          </w:rPr>
+          <w:tab/>
+        </w:r>
+        <w:r>
+          <w:rPr>
+            <w:noProof/>
+            <w:webHidden/>
+          </w:rPr>
+          <w:fldChar w:fldCharType="begin"/>
+        </w:r>
+        <w:r>
+          <w:rPr>
+            <w:noProof/>
+            <w:webHidden/>
+          </w:rPr>
+          <w:instrText xml:space="preserve"> PAGEREF _Toc144915662 \h </w:instrText>
+        </w:r>
+        <w:r>
+          <w:rPr>
+            <w:noProof/>
+            <w:webHidden/>
+          </w:rPr>
+        </w:r>
+        <w:r>
+          <w:rPr>
+            <w:noProof/>
+            <w:webHidden/>
+          </w:rPr>
+          <w:fldChar w:fldCharType="separate"/>
+        </w:r>
+        <w:r>
+          <w:rPr>
+            <w:noProof/>
+            <w:webHidden/>
+          </w:rPr>
+          <w:t>15</w:t>
+        </w:r>
+        <w:r>
+          <w:rPr>
+            <w:noProof/>
+            <w:webHidden/>
+          </w:rPr>
+          <w:fldChar w:fldCharType="end"/>
+        </w:r>
+      </w:hyperlink>
+    </w:p>
+    <w:p>
+      <w:pPr>
+        <w:pStyle w:val="Obsah4"/>
+        <w:rPr>
+          <w:rFonts w:asciiTheme="minorHAnsi" w:eastAsiaTheme="minorEastAsia" w:hAnsiTheme="minorHAnsi" w:cstheme="minorBidi"/>
+          <w:noProof/>
+          <w:kern w:val="2"/>
+          <w:sz w:val="22"/>
+          <w14:ligatures w14:val="standardContextual"/>
+        </w:rPr>
+      </w:pPr>
+      <w:hyperlink w:anchor="_Toc144915663" w:history="1">
+        <w:r>
+          <w:rPr>
+            <w:rStyle w:val="Hypertextovodkaz"/>
+            <w:noProof/>
+          </w:rPr>
+          <w:t>3.2.1.4</w:t>
+        </w:r>
+        <w:r>
+          <w:rPr>
+            <w:rFonts w:asciiTheme="minorHAnsi" w:eastAsiaTheme="minorEastAsia" w:hAnsiTheme="minorHAnsi" w:cstheme="minorBidi"/>
+            <w:noProof/>
+            <w:kern w:val="2"/>
+            <w:sz w:val="22"/>
+            <w14:ligatures w14:val="standardContextual"/>
+          </w:rPr>
+          <w:tab/>
+        </w:r>
+        <w:r>
+          <w:rPr>
+            <w:rStyle w:val="Hypertextovodkaz"/>
+            <w:noProof/>
+          </w:rPr>
+          <w:t>Skripty</w:t>
+        </w:r>
+        <w:r>
+          <w:rPr>
+            <w:noProof/>
+            <w:webHidden/>
+          </w:rPr>
+          <w:tab/>
+        </w:r>
+        <w:r>
+          <w:rPr>
+            <w:noProof/>
+            <w:webHidden/>
+          </w:rPr>
+          <w:fldChar w:fldCharType="begin"/>
+        </w:r>
+        <w:r>
+          <w:rPr>
+            <w:noProof/>
+            <w:webHidden/>
+          </w:rPr>
+          <w:instrText xml:space="preserve"> PAGEREF _Toc144915663 \h </w:instrText>
+        </w:r>
+        <w:r>
+          <w:rPr>
+            <w:noProof/>
+            <w:webHidden/>
+          </w:rPr>
+        </w:r>
+        <w:r>
+          <w:rPr>
+            <w:noProof/>
+            <w:webHidden/>
+          </w:rPr>
+          <w:fldChar w:fldCharType="separate"/>
+        </w:r>
+        <w:r>
+          <w:rPr>
+            <w:noProof/>
+            <w:webHidden/>
+          </w:rPr>
+          <w:t>15</w:t>
+        </w:r>
+        <w:r>
+          <w:rPr>
+            <w:noProof/>
+            <w:webHidden/>
+          </w:rPr>
+          <w:fldChar w:fldCharType="end"/>
+        </w:r>
+      </w:hyperlink>
+    </w:p>
+    <w:p>
+      <w:pPr>
+        <w:pStyle w:val="Obsah4"/>
+        <w:rPr>
+          <w:rFonts w:asciiTheme="minorHAnsi" w:eastAsiaTheme="minorEastAsia" w:hAnsiTheme="minorHAnsi" w:cstheme="minorBidi"/>
+          <w:noProof/>
+          <w:kern w:val="2"/>
+          <w:sz w:val="22"/>
+          <w14:ligatures w14:val="standardContextual"/>
+        </w:rPr>
+      </w:pPr>
+      <w:hyperlink w:anchor="_Toc144915664" w:history="1">
+        <w:r>
+          <w:rPr>
+            <w:rStyle w:val="Hypertextovodkaz"/>
+            <w:noProof/>
+          </w:rPr>
+          <w:t>3.2.1.5</w:t>
+        </w:r>
+        <w:r>
+          <w:rPr>
+            <w:rFonts w:asciiTheme="minorHAnsi" w:eastAsiaTheme="minorEastAsia" w:hAnsiTheme="minorHAnsi" w:cstheme="minorBidi"/>
+            <w:noProof/>
+            <w:kern w:val="2"/>
+            <w:sz w:val="22"/>
+            <w14:ligatures w14:val="standardContextual"/>
+          </w:rPr>
+          <w:tab/>
+        </w:r>
+        <w:r>
+          <w:rPr>
+            <w:rStyle w:val="Hypertextovodkaz"/>
+            <w:noProof/>
+          </w:rPr>
+          <w:t>Audio</w:t>
+        </w:r>
+        <w:r>
+          <w:rPr>
+            <w:noProof/>
+            <w:webHidden/>
+          </w:rPr>
+          <w:tab/>
+        </w:r>
+        <w:r>
+          <w:rPr>
+            <w:noProof/>
+            <w:webHidden/>
+          </w:rPr>
+          <w:fldChar w:fldCharType="begin"/>
+        </w:r>
+        <w:r>
+          <w:rPr>
+            <w:noProof/>
+            <w:webHidden/>
+          </w:rPr>
+          <w:instrText xml:space="preserve"> PAGEREF _Toc144915664 \h </w:instrText>
+        </w:r>
+        <w:r>
+          <w:rPr>
+            <w:noProof/>
+            <w:webHidden/>
+          </w:rPr>
+        </w:r>
+        <w:r>
+          <w:rPr>
+            <w:noProof/>
+            <w:webHidden/>
+          </w:rPr>
+          <w:fldChar w:fldCharType="separate"/>
+        </w:r>
+        <w:r>
+          <w:rPr>
+            <w:noProof/>
+            <w:webHidden/>
+          </w:rPr>
+          <w:t>16</w:t>
+        </w:r>
+        <w:r>
+          <w:rPr>
+            <w:noProof/>
+            <w:webHidden/>
+          </w:rPr>
+          <w:fldChar w:fldCharType="end"/>
+        </w:r>
+      </w:hyperlink>
+    </w:p>
+    <w:p>
+      <w:pPr>
         <w:pStyle w:val="Obsah3"/>
-        <w:spacing w:line="360" w:lineRule="auto"/>
         <w:rPr>
           <w:rFonts w:asciiTheme="minorHAnsi" w:eastAsiaTheme="minorEastAsia" w:hAnsiTheme="minorHAnsi" w:cstheme="minorBidi"/>
+          <w:kern w:val="2"/>
           <w:sz w:val="22"/>
           <w:szCs w:val="22"/>
           <w:lang w:eastAsia="cs-CZ"/>
-        </w:rPr>
-      </w:pPr>
-      <w:hyperlink w:anchor="_Toc142480044" w:history="1">
+          <w14:ligatures w14:val="standardContextual"/>
+        </w:rPr>
+      </w:pPr>
+      <w:hyperlink w:anchor="_Toc144915665" w:history="1">
         <w:r>
           <w:rPr>
             <w:rStyle w:val="Hypertextovodkaz"/>
           </w:rPr>
-          <w:t>3.3.1</w:t>
+          <w:t>3.2.2</w:t>
         </w:r>
         <w:r>
           <w:rPr>
             <w:rFonts w:asciiTheme="minorHAnsi" w:eastAsiaTheme="minorEastAsia" w:hAnsiTheme="minorHAnsi" w:cstheme="minorBidi"/>
+            <w:kern w:val="2"/>
             <w:sz w:val="22"/>
             <w:szCs w:val="22"/>
             <w:lang w:eastAsia="cs-CZ"/>
+            <w14:ligatures w14:val="standardContextual"/>
           </w:rPr>
           <w:tab/>
         </w:r>
@@ -3152,7 +3383,7 @@
           <w:rPr>
             <w:rStyle w:val="Hypertextovodkaz"/>
           </w:rPr>
-          <w:t>Andriod</w:t>
+          <w:t>Scéna</w:t>
         </w:r>
         <w:r>
           <w:rPr>
@@ -3170,7 +3401,7 @@
           <w:rPr>
             <w:webHidden/>
           </w:rPr>
-          <w:instrText xml:space="preserve"> PAGEREF _Toc142480044 \h </w:instrText>
+          <w:instrText xml:space="preserve"> PAGEREF _Toc144915665 \h </w:instrText>
         </w:r>
         <w:r>
           <w:rPr>
@@ -3187,7 +3418,7 @@
           <w:rPr>
             <w:webHidden/>
           </w:rPr>
-          <w:t>12</w:t>
+          <w:t>17</w:t>
         </w:r>
         <w:r>
           <w:rPr>
@@ -3200,27 +3431,30 @@
     <w:p>
       <w:pPr>
         <w:pStyle w:val="Obsah3"/>
-        <w:spacing w:line="360" w:lineRule="auto"/>
         <w:rPr>
           <w:rFonts w:asciiTheme="minorHAnsi" w:eastAsiaTheme="minorEastAsia" w:hAnsiTheme="minorHAnsi" w:cstheme="minorBidi"/>
+          <w:kern w:val="2"/>
           <w:sz w:val="22"/>
           <w:szCs w:val="22"/>
           <w:lang w:eastAsia="cs-CZ"/>
-        </w:rPr>
-      </w:pPr>
-      <w:hyperlink w:anchor="_Toc142480045" w:history="1">
+          <w14:ligatures w14:val="standardContextual"/>
+        </w:rPr>
+      </w:pPr>
+      <w:hyperlink w:anchor="_Toc144915666" w:history="1">
         <w:r>
           <w:rPr>
             <w:rStyle w:val="Hypertextovodkaz"/>
           </w:rPr>
-          <w:t>3.3.2</w:t>
+          <w:t>3.2.3</w:t>
         </w:r>
         <w:r>
           <w:rPr>
             <w:rFonts w:asciiTheme="minorHAnsi" w:eastAsiaTheme="minorEastAsia" w:hAnsiTheme="minorHAnsi" w:cstheme="minorBidi"/>
+            <w:kern w:val="2"/>
             <w:sz w:val="22"/>
             <w:szCs w:val="22"/>
             <w:lang w:eastAsia="cs-CZ"/>
+            <w14:ligatures w14:val="standardContextual"/>
           </w:rPr>
           <w:tab/>
         </w:r>
@@ -3228,7 +3462,7 @@
           <w:rPr>
             <w:rStyle w:val="Hypertextovodkaz"/>
           </w:rPr>
-          <w:t>IOS</w:t>
+          <w:t>Prefabs</w:t>
         </w:r>
         <w:r>
           <w:rPr>
@@ -3246,7 +3480,7 @@
           <w:rPr>
             <w:webHidden/>
           </w:rPr>
-          <w:instrText xml:space="preserve"> PAGEREF _Toc142480045 \h </w:instrText>
+          <w:instrText xml:space="preserve"> PAGEREF _Toc144915666 \h </w:instrText>
         </w:r>
         <w:r>
           <w:rPr>
@@ -3263,7 +3497,7 @@
           <w:rPr>
             <w:webHidden/>
           </w:rPr>
-          <w:t>12</w:t>
+          <w:t>17</w:t>
         </w:r>
         <w:r>
           <w:rPr>
@@ -3275,28 +3509,31 @@
     </w:p>
     <w:p>
       <w:pPr>
-        <w:pStyle w:val="Obsah2"/>
-        <w:spacing w:line="360" w:lineRule="auto"/>
+        <w:pStyle w:val="Obsah3"/>
         <w:rPr>
           <w:rFonts w:asciiTheme="minorHAnsi" w:eastAsiaTheme="minorEastAsia" w:hAnsiTheme="minorHAnsi" w:cstheme="minorBidi"/>
+          <w:kern w:val="2"/>
           <w:sz w:val="22"/>
           <w:szCs w:val="22"/>
           <w:lang w:eastAsia="cs-CZ"/>
-        </w:rPr>
-      </w:pPr>
-      <w:hyperlink w:anchor="_Toc142480046" w:history="1">
+          <w14:ligatures w14:val="standardContextual"/>
+        </w:rPr>
+      </w:pPr>
+      <w:hyperlink w:anchor="_Toc144915667" w:history="1">
         <w:r>
           <w:rPr>
             <w:rStyle w:val="Hypertextovodkaz"/>
           </w:rPr>
-          <w:t>3.4</w:t>
+          <w:t>3.2.4</w:t>
         </w:r>
         <w:r>
           <w:rPr>
             <w:rFonts w:asciiTheme="minorHAnsi" w:eastAsiaTheme="minorEastAsia" w:hAnsiTheme="minorHAnsi" w:cstheme="minorBidi"/>
+            <w:kern w:val="2"/>
             <w:sz w:val="22"/>
             <w:szCs w:val="22"/>
             <w:lang w:eastAsia="cs-CZ"/>
+            <w14:ligatures w14:val="standardContextual"/>
           </w:rPr>
           <w:tab/>
         </w:r>
@@ -3304,7 +3541,7 @@
           <w:rPr>
             <w:rStyle w:val="Hypertextovodkaz"/>
           </w:rPr>
-          <w:t>Publikace</w:t>
+          <w:t>Asset Store</w:t>
         </w:r>
         <w:r>
           <w:rPr>
@@ -3322,7 +3559,7 @@
           <w:rPr>
             <w:webHidden/>
           </w:rPr>
-          <w:instrText xml:space="preserve"> PAGEREF _Toc142480046 \h </w:instrText>
+          <w:instrText xml:space="preserve"> PAGEREF _Toc144915667 \h </w:instrText>
         </w:r>
         <w:r>
           <w:rPr>
@@ -3339,7 +3576,7 @@
           <w:rPr>
             <w:webHidden/>
           </w:rPr>
-          <w:t>12</w:t>
+          <w:t>18</w:t>
         </w:r>
         <w:r>
           <w:rPr>
@@ -3352,27 +3589,30 @@
     <w:p>
       <w:pPr>
         <w:pStyle w:val="Obsah3"/>
-        <w:spacing w:line="360" w:lineRule="auto"/>
         <w:rPr>
           <w:rFonts w:asciiTheme="minorHAnsi" w:eastAsiaTheme="minorEastAsia" w:hAnsiTheme="minorHAnsi" w:cstheme="minorBidi"/>
+          <w:kern w:val="2"/>
           <w:sz w:val="22"/>
           <w:szCs w:val="22"/>
           <w:lang w:eastAsia="cs-CZ"/>
-        </w:rPr>
-      </w:pPr>
-      <w:hyperlink w:anchor="_Toc142480047" w:history="1">
+          <w14:ligatures w14:val="standardContextual"/>
+        </w:rPr>
+      </w:pPr>
+      <w:hyperlink w:anchor="_Toc144915668" w:history="1">
         <w:r>
           <w:rPr>
             <w:rStyle w:val="Hypertextovodkaz"/>
           </w:rPr>
-          <w:t>3.4.1</w:t>
+          <w:t>3.2.5</w:t>
         </w:r>
         <w:r>
           <w:rPr>
             <w:rFonts w:asciiTheme="minorHAnsi" w:eastAsiaTheme="minorEastAsia" w:hAnsiTheme="minorHAnsi" w:cstheme="minorBidi"/>
+            <w:kern w:val="2"/>
             <w:sz w:val="22"/>
             <w:szCs w:val="22"/>
             <w:lang w:eastAsia="cs-CZ"/>
+            <w14:ligatures w14:val="standardContextual"/>
           </w:rPr>
           <w:tab/>
         </w:r>
@@ -3380,7 +3620,7 @@
           <w:rPr>
             <w:rStyle w:val="Hypertextovodkaz"/>
           </w:rPr>
-          <w:t>Google Play</w:t>
+          <w:t>Uživatelské rozhraní</w:t>
         </w:r>
         <w:r>
           <w:rPr>
@@ -3398,7 +3638,7 @@
           <w:rPr>
             <w:webHidden/>
           </w:rPr>
-          <w:instrText xml:space="preserve"> PAGEREF _Toc142480047 \h </w:instrText>
+          <w:instrText xml:space="preserve"> PAGEREF _Toc144915668 \h </w:instrText>
         </w:r>
         <w:r>
           <w:rPr>
@@ -3415,7 +3655,7 @@
           <w:rPr>
             <w:webHidden/>
           </w:rPr>
-          <w:t>12</w:t>
+          <w:t>19</w:t>
         </w:r>
         <w:r>
           <w:rPr>
@@ -3427,104 +3667,31 @@
     </w:p>
     <w:p>
       <w:pPr>
-        <w:pStyle w:val="Obsah1"/>
-        <w:spacing w:line="360" w:lineRule="auto"/>
+        <w:pStyle w:val="Obsah3"/>
         <w:rPr>
           <w:rFonts w:asciiTheme="minorHAnsi" w:eastAsiaTheme="minorEastAsia" w:hAnsiTheme="minorHAnsi" w:cstheme="minorBidi"/>
-          <w:b w:val="0"/>
-          <w:sz w:val="22"/>
-          <w:lang w:eastAsia="cs-CZ"/>
-        </w:rPr>
-      </w:pPr>
-      <w:hyperlink w:anchor="_Toc142480048" w:history="1">
-        <w:r>
-          <w:rPr>
-            <w:rStyle w:val="Hypertextovodkaz"/>
-          </w:rPr>
-          <w:t>4</w:t>
-        </w:r>
-        <w:r>
-          <w:rPr>
-            <w:rFonts w:asciiTheme="minorHAnsi" w:eastAsiaTheme="minorEastAsia" w:hAnsiTheme="minorHAnsi" w:cstheme="minorBidi"/>
-            <w:b w:val="0"/>
-            <w:sz w:val="22"/>
-            <w:lang w:eastAsia="cs-CZ"/>
-          </w:rPr>
-          <w:tab/>
-        </w:r>
-        <w:r>
-          <w:rPr>
-            <w:rStyle w:val="Hypertextovodkaz"/>
-          </w:rPr>
-          <w:t>Vlastní práce</w:t>
-        </w:r>
-        <w:r>
-          <w:rPr>
-            <w:webHidden/>
-          </w:rPr>
-          <w:tab/>
-        </w:r>
-        <w:r>
-          <w:rPr>
-            <w:webHidden/>
-          </w:rPr>
-          <w:fldChar w:fldCharType="begin"/>
-        </w:r>
-        <w:r>
-          <w:rPr>
-            <w:webHidden/>
-          </w:rPr>
-          <w:instrText xml:space="preserve"> PAGEREF _Toc142480048 \h </w:instrText>
-        </w:r>
-        <w:r>
-          <w:rPr>
-            <w:webHidden/>
-          </w:rPr>
-        </w:r>
-        <w:r>
-          <w:rPr>
-            <w:webHidden/>
-          </w:rPr>
-          <w:fldChar w:fldCharType="separate"/>
-        </w:r>
-        <w:r>
-          <w:rPr>
-            <w:webHidden/>
-          </w:rPr>
-          <w:t>13</w:t>
-        </w:r>
-        <w:r>
-          <w:rPr>
-            <w:webHidden/>
-          </w:rPr>
-          <w:fldChar w:fldCharType="end"/>
-        </w:r>
-      </w:hyperlink>
-    </w:p>
-    <w:p>
-      <w:pPr>
-        <w:pStyle w:val="Obsah2"/>
-        <w:spacing w:line="360" w:lineRule="auto"/>
-        <w:rPr>
-          <w:rFonts w:asciiTheme="minorHAnsi" w:eastAsiaTheme="minorEastAsia" w:hAnsiTheme="minorHAnsi" w:cstheme="minorBidi"/>
+          <w:kern w:val="2"/>
           <w:sz w:val="22"/>
           <w:szCs w:val="22"/>
           <w:lang w:eastAsia="cs-CZ"/>
-        </w:rPr>
-      </w:pPr>
-      <w:hyperlink w:anchor="_Toc142480049" w:history="1">
+          <w14:ligatures w14:val="standardContextual"/>
+        </w:rPr>
+      </w:pPr>
+      <w:hyperlink w:anchor="_Toc144915669" w:history="1">
         <w:r>
           <w:rPr>
             <w:rStyle w:val="Hypertextovodkaz"/>
           </w:rPr>
-          <w:t>4.1</w:t>
+          <w:t>3.2.6</w:t>
         </w:r>
         <w:r>
           <w:rPr>
             <w:rFonts w:asciiTheme="minorHAnsi" w:eastAsiaTheme="minorEastAsia" w:hAnsiTheme="minorHAnsi" w:cstheme="minorBidi"/>
+            <w:kern w:val="2"/>
             <w:sz w:val="22"/>
             <w:szCs w:val="22"/>
             <w:lang w:eastAsia="cs-CZ"/>
+            <w14:ligatures w14:val="standardContextual"/>
           </w:rPr>
           <w:tab/>
         </w:r>
@@ -3532,7 +3699,7 @@
           <w:rPr>
             <w:rStyle w:val="Hypertextovodkaz"/>
           </w:rPr>
-          <w:t>Podkapitola úroveň 2</w:t>
+          <w:t>Osvětlení</w:t>
         </w:r>
         <w:r>
           <w:rPr>
@@ -3550,7 +3717,7 @@
           <w:rPr>
             <w:webHidden/>
           </w:rPr>
-          <w:instrText xml:space="preserve"> PAGEREF _Toc142480049 \h </w:instrText>
+          <w:instrText xml:space="preserve"> PAGEREF _Toc144915669 \h </w:instrText>
         </w:r>
         <w:r>
           <w:rPr>
@@ -3567,7 +3734,7 @@
           <w:rPr>
             <w:webHidden/>
           </w:rPr>
-          <w:t>13</w:t>
+          <w:t>20</w:t>
         </w:r>
         <w:r>
           <w:rPr>
@@ -3579,28 +3746,110 @@
     </w:p>
     <w:p>
       <w:pPr>
-        <w:pStyle w:val="Obsah3"/>
-        <w:spacing w:line="360" w:lineRule="auto"/>
+        <w:pStyle w:val="Obsah1"/>
         <w:rPr>
           <w:rFonts w:asciiTheme="minorHAnsi" w:eastAsiaTheme="minorEastAsia" w:hAnsiTheme="minorHAnsi" w:cstheme="minorBidi"/>
+          <w:b w:val="0"/>
+          <w:kern w:val="2"/>
+          <w:sz w:val="22"/>
+          <w:lang w:eastAsia="cs-CZ"/>
+          <w14:ligatures w14:val="standardContextual"/>
+        </w:rPr>
+      </w:pPr>
+      <w:hyperlink w:anchor="_Toc144915670" w:history="1">
+        <w:r>
+          <w:rPr>
+            <w:rStyle w:val="Hypertextovodkaz"/>
+          </w:rPr>
+          <w:t>4</w:t>
+        </w:r>
+        <w:r>
+          <w:rPr>
+            <w:rFonts w:asciiTheme="minorHAnsi" w:eastAsiaTheme="minorEastAsia" w:hAnsiTheme="minorHAnsi" w:cstheme="minorBidi"/>
+            <w:b w:val="0"/>
+            <w:kern w:val="2"/>
+            <w:sz w:val="22"/>
+            <w:lang w:eastAsia="cs-CZ"/>
+            <w14:ligatures w14:val="standardContextual"/>
+          </w:rPr>
+          <w:tab/>
+        </w:r>
+        <w:r>
+          <w:rPr>
+            <w:rStyle w:val="Hypertextovodkaz"/>
+          </w:rPr>
+          <w:t>Vlastní práce</w:t>
+        </w:r>
+        <w:r>
+          <w:rPr>
+            <w:webHidden/>
+          </w:rPr>
+          <w:tab/>
+        </w:r>
+        <w:r>
+          <w:rPr>
+            <w:webHidden/>
+          </w:rPr>
+          <w:fldChar w:fldCharType="begin"/>
+        </w:r>
+        <w:r>
+          <w:rPr>
+            <w:webHidden/>
+          </w:rPr>
+          <w:instrText xml:space="preserve"> PAGEREF _Toc144915670 \h </w:instrText>
+        </w:r>
+        <w:r>
+          <w:rPr>
+            <w:webHidden/>
+          </w:rPr>
+        </w:r>
+        <w:r>
+          <w:rPr>
+            <w:webHidden/>
+          </w:rPr>
+          <w:fldChar w:fldCharType="separate"/>
+        </w:r>
+        <w:r>
+          <w:rPr>
+            <w:webHidden/>
+          </w:rPr>
+          <w:t>21</w:t>
+        </w:r>
+        <w:r>
+          <w:rPr>
+            <w:webHidden/>
+          </w:rPr>
+          <w:fldChar w:fldCharType="end"/>
+        </w:r>
+      </w:hyperlink>
+    </w:p>
+    <w:p>
+      <w:pPr>
+        <w:pStyle w:val="Obsah2"/>
+        <w:rPr>
+          <w:rFonts w:asciiTheme="minorHAnsi" w:eastAsiaTheme="minorEastAsia" w:hAnsiTheme="minorHAnsi" w:cstheme="minorBidi"/>
+          <w:kern w:val="2"/>
           <w:sz w:val="22"/>
           <w:szCs w:val="22"/>
           <w:lang w:eastAsia="cs-CZ"/>
-        </w:rPr>
-      </w:pPr>
-      <w:hyperlink w:anchor="_Toc142480050" w:history="1">
+          <w14:ligatures w14:val="standardContextual"/>
+        </w:rPr>
+      </w:pPr>
+      <w:hyperlink w:anchor="_Toc144915671" w:history="1">
         <w:r>
           <w:rPr>
             <w:rStyle w:val="Hypertextovodkaz"/>
           </w:rPr>
-          <w:t>4.1.1</w:t>
+          <w:t>4.1</w:t>
         </w:r>
         <w:r>
           <w:rPr>
             <w:rFonts w:asciiTheme="minorHAnsi" w:eastAsiaTheme="minorEastAsia" w:hAnsiTheme="minorHAnsi" w:cstheme="minorBidi"/>
+            <w:kern w:val="2"/>
             <w:sz w:val="22"/>
             <w:szCs w:val="22"/>
             <w:lang w:eastAsia="cs-CZ"/>
+            <w14:ligatures w14:val="standardContextual"/>
           </w:rPr>
           <w:tab/>
         </w:r>
@@ -3608,7 +3857,7 @@
           <w:rPr>
             <w:rStyle w:val="Hypertextovodkaz"/>
           </w:rPr>
-          <w:t>Podkapitola úroveň 3</w:t>
+          <w:t>Podkapitola úroveň 2</w:t>
         </w:r>
         <w:r>
           <w:rPr>
@@ -3626,7 +3875,7 @@
           <w:rPr>
             <w:webHidden/>
           </w:rPr>
-          <w:instrText xml:space="preserve"> PAGEREF _Toc142480050 \h </w:instrText>
+          <w:instrText xml:space="preserve"> PAGEREF _Toc144915671 \h </w:instrText>
         </w:r>
         <w:r>
           <w:rPr>
@@ -3643,7 +3892,7 @@
           <w:rPr>
             <w:webHidden/>
           </w:rPr>
-          <w:t>13</w:t>
+          <w:t>21</w:t>
         </w:r>
         <w:r>
           <w:rPr>
@@ -3656,27 +3905,30 @@
     <w:p>
       <w:pPr>
         <w:pStyle w:val="Obsah3"/>
-        <w:spacing w:line="360" w:lineRule="auto"/>
         <w:rPr>
           <w:rFonts w:asciiTheme="minorHAnsi" w:eastAsiaTheme="minorEastAsia" w:hAnsiTheme="minorHAnsi" w:cstheme="minorBidi"/>
+          <w:kern w:val="2"/>
           <w:sz w:val="22"/>
           <w:szCs w:val="22"/>
           <w:lang w:eastAsia="cs-CZ"/>
-        </w:rPr>
-      </w:pPr>
-      <w:hyperlink w:anchor="_Toc142480051" w:history="1">
+          <w14:ligatures w14:val="standardContextual"/>
+        </w:rPr>
+      </w:pPr>
+      <w:hyperlink w:anchor="_Toc144915672" w:history="1">
         <w:r>
           <w:rPr>
             <w:rStyle w:val="Hypertextovodkaz"/>
           </w:rPr>
-          <w:t>4.1.2</w:t>
+          <w:t>4.1.1</w:t>
         </w:r>
         <w:r>
           <w:rPr>
             <w:rFonts w:asciiTheme="minorHAnsi" w:eastAsiaTheme="minorEastAsia" w:hAnsiTheme="minorHAnsi" w:cstheme="minorBidi"/>
+            <w:kern w:val="2"/>
             <w:sz w:val="22"/>
             <w:szCs w:val="22"/>
             <w:lang w:eastAsia="cs-CZ"/>
+            <w14:ligatures w14:val="standardContextual"/>
           </w:rPr>
           <w:tab/>
         </w:r>
@@ -3702,7 +3954,7 @@
           <w:rPr>
             <w:webHidden/>
           </w:rPr>
-          <w:instrText xml:space="preserve"> PAGEREF _Toc142480051 \h </w:instrText>
+          <w:instrText xml:space="preserve"> PAGEREF _Toc144915672 \h </w:instrText>
         </w:r>
         <w:r>
           <w:rPr>
@@ -3719,7 +3971,7 @@
           <w:rPr>
             <w:webHidden/>
           </w:rPr>
-          <w:t>13</w:t>
+          <w:t>21</w:t>
         </w:r>
         <w:r>
           <w:rPr>
@@ -3731,28 +3983,31 @@
     </w:p>
     <w:p>
       <w:pPr>
-        <w:pStyle w:val="Obsah2"/>
-        <w:spacing w:line="360" w:lineRule="auto"/>
+        <w:pStyle w:val="Obsah3"/>
         <w:rPr>
           <w:rFonts w:asciiTheme="minorHAnsi" w:eastAsiaTheme="minorEastAsia" w:hAnsiTheme="minorHAnsi" w:cstheme="minorBidi"/>
+          <w:kern w:val="2"/>
           <w:sz w:val="22"/>
           <w:szCs w:val="22"/>
           <w:lang w:eastAsia="cs-CZ"/>
-        </w:rPr>
-      </w:pPr>
-      <w:hyperlink w:anchor="_Toc142480052" w:history="1">
+          <w14:ligatures w14:val="standardContextual"/>
+        </w:rPr>
+      </w:pPr>
+      <w:hyperlink w:anchor="_Toc144915673" w:history="1">
         <w:r>
           <w:rPr>
             <w:rStyle w:val="Hypertextovodkaz"/>
           </w:rPr>
-          <w:t>4.2</w:t>
+          <w:t>4.1.2</w:t>
         </w:r>
         <w:r>
           <w:rPr>
             <w:rFonts w:asciiTheme="minorHAnsi" w:eastAsiaTheme="minorEastAsia" w:hAnsiTheme="minorHAnsi" w:cstheme="minorBidi"/>
+            <w:kern w:val="2"/>
             <w:sz w:val="22"/>
             <w:szCs w:val="22"/>
             <w:lang w:eastAsia="cs-CZ"/>
+            <w14:ligatures w14:val="standardContextual"/>
           </w:rPr>
           <w:tab/>
         </w:r>
@@ -3760,7 +4015,7 @@
           <w:rPr>
             <w:rStyle w:val="Hypertextovodkaz"/>
           </w:rPr>
-          <w:t>Podkapitola úroveň 2</w:t>
+          <w:t>Podkapitola úroveň 3</w:t>
         </w:r>
         <w:r>
           <w:rPr>
@@ -3778,7 +4033,7 @@
           <w:rPr>
             <w:webHidden/>
           </w:rPr>
-          <w:instrText xml:space="preserve"> PAGEREF _Toc142480052 \h </w:instrText>
+          <w:instrText xml:space="preserve"> PAGEREF _Toc144915673 \h </w:instrText>
         </w:r>
         <w:r>
           <w:rPr>
@@ -3795,7 +4050,7 @@
           <w:rPr>
             <w:webHidden/>
           </w:rPr>
-          <w:t>13</w:t>
+          <w:t>21</w:t>
         </w:r>
         <w:r>
           <w:rPr>
@@ -3807,104 +4062,31 @@
     </w:p>
     <w:p>
       <w:pPr>
-        <w:pStyle w:val="Obsah1"/>
-        <w:spacing w:line="360" w:lineRule="auto"/>
+        <w:pStyle w:val="Obsah2"/>
         <w:rPr>
           <w:rFonts w:asciiTheme="minorHAnsi" w:eastAsiaTheme="minorEastAsia" w:hAnsiTheme="minorHAnsi" w:cstheme="minorBidi"/>
-          <w:b w:val="0"/>
-          <w:sz w:val="22"/>
-          <w:lang w:eastAsia="cs-CZ"/>
-        </w:rPr>
-      </w:pPr>
-      <w:hyperlink w:anchor="_Toc142480053" w:history="1">
-        <w:r>
-          <w:rPr>
-            <w:rStyle w:val="Hypertextovodkaz"/>
-          </w:rPr>
-          <w:t>5</w:t>
-        </w:r>
-        <w:r>
-          <w:rPr>
-            <w:rFonts w:asciiTheme="minorHAnsi" w:eastAsiaTheme="minorEastAsia" w:hAnsiTheme="minorHAnsi" w:cstheme="minorBidi"/>
-            <w:b w:val="0"/>
-            <w:sz w:val="22"/>
-            <w:lang w:eastAsia="cs-CZ"/>
-          </w:rPr>
-          <w:tab/>
-        </w:r>
-        <w:r>
-          <w:rPr>
-            <w:rStyle w:val="Hypertextovodkaz"/>
-          </w:rPr>
-          <w:t>Výsledky a diskuse</w:t>
-        </w:r>
-        <w:r>
-          <w:rPr>
-            <w:webHidden/>
-          </w:rPr>
-          <w:tab/>
-        </w:r>
-        <w:r>
-          <w:rPr>
-            <w:webHidden/>
-          </w:rPr>
-          <w:fldChar w:fldCharType="begin"/>
-        </w:r>
-        <w:r>
-          <w:rPr>
-            <w:webHidden/>
-          </w:rPr>
-          <w:instrText xml:space="preserve"> PAGEREF _Toc142480053 \h </w:instrText>
-        </w:r>
-        <w:r>
-          <w:rPr>
-            <w:webHidden/>
-          </w:rPr>
-        </w:r>
-        <w:r>
-          <w:rPr>
-            <w:webHidden/>
-          </w:rPr>
-          <w:fldChar w:fldCharType="separate"/>
-        </w:r>
-        <w:r>
-          <w:rPr>
-            <w:webHidden/>
-          </w:rPr>
-          <w:t>14</w:t>
-        </w:r>
-        <w:r>
-          <w:rPr>
-            <w:webHidden/>
-          </w:rPr>
-          <w:fldChar w:fldCharType="end"/>
-        </w:r>
-      </w:hyperlink>
-    </w:p>
-    <w:p>
-      <w:pPr>
-        <w:pStyle w:val="Obsah2"/>
-        <w:spacing w:line="360" w:lineRule="auto"/>
-        <w:rPr>
-          <w:rFonts w:asciiTheme="minorHAnsi" w:eastAsiaTheme="minorEastAsia" w:hAnsiTheme="minorHAnsi" w:cstheme="minorBidi"/>
+          <w:kern w:val="2"/>
           <w:sz w:val="22"/>
           <w:szCs w:val="22"/>
           <w:lang w:eastAsia="cs-CZ"/>
-        </w:rPr>
-      </w:pPr>
-      <w:hyperlink w:anchor="_Toc142480054" w:history="1">
+          <w14:ligatures w14:val="standardContextual"/>
+        </w:rPr>
+      </w:pPr>
+      <w:hyperlink w:anchor="_Toc144915674" w:history="1">
         <w:r>
           <w:rPr>
             <w:rStyle w:val="Hypertextovodkaz"/>
           </w:rPr>
-          <w:t>5.1</w:t>
+          <w:t>4.2</w:t>
         </w:r>
         <w:r>
           <w:rPr>
             <w:rFonts w:asciiTheme="minorHAnsi" w:eastAsiaTheme="minorEastAsia" w:hAnsiTheme="minorHAnsi" w:cstheme="minorBidi"/>
+            <w:kern w:val="2"/>
             <w:sz w:val="22"/>
             <w:szCs w:val="22"/>
             <w:lang w:eastAsia="cs-CZ"/>
+            <w14:ligatures w14:val="standardContextual"/>
           </w:rPr>
           <w:tab/>
         </w:r>
@@ -3930,7 +4112,7 @@
           <w:rPr>
             <w:webHidden/>
           </w:rPr>
-          <w:instrText xml:space="preserve"> PAGEREF _Toc142480054 \h </w:instrText>
+          <w:instrText xml:space="preserve"> PAGEREF _Toc144915674 \h </w:instrText>
         </w:r>
         <w:r>
           <w:rPr>
@@ -3947,7 +4129,7 @@
           <w:rPr>
             <w:webHidden/>
           </w:rPr>
-          <w:t>14</w:t>
+          <w:t>21</w:t>
         </w:r>
         <w:r>
           <w:rPr>
@@ -3959,28 +4141,110 @@
     </w:p>
     <w:p>
       <w:pPr>
-        <w:pStyle w:val="Obsah3"/>
-        <w:spacing w:line="360" w:lineRule="auto"/>
+        <w:pStyle w:val="Obsah1"/>
         <w:rPr>
           <w:rFonts w:asciiTheme="minorHAnsi" w:eastAsiaTheme="minorEastAsia" w:hAnsiTheme="minorHAnsi" w:cstheme="minorBidi"/>
+          <w:b w:val="0"/>
+          <w:kern w:val="2"/>
+          <w:sz w:val="22"/>
+          <w:lang w:eastAsia="cs-CZ"/>
+          <w14:ligatures w14:val="standardContextual"/>
+        </w:rPr>
+      </w:pPr>
+      <w:hyperlink w:anchor="_Toc144915675" w:history="1">
+        <w:r>
+          <w:rPr>
+            <w:rStyle w:val="Hypertextovodkaz"/>
+          </w:rPr>
+          <w:t>5</w:t>
+        </w:r>
+        <w:r>
+          <w:rPr>
+            <w:rFonts w:asciiTheme="minorHAnsi" w:eastAsiaTheme="minorEastAsia" w:hAnsiTheme="minorHAnsi" w:cstheme="minorBidi"/>
+            <w:b w:val="0"/>
+            <w:kern w:val="2"/>
+            <w:sz w:val="22"/>
+            <w:lang w:eastAsia="cs-CZ"/>
+            <w14:ligatures w14:val="standardContextual"/>
+          </w:rPr>
+          <w:tab/>
+        </w:r>
+        <w:r>
+          <w:rPr>
+            <w:rStyle w:val="Hypertextovodkaz"/>
+          </w:rPr>
+          <w:t>Výsledky a diskuse</w:t>
+        </w:r>
+        <w:r>
+          <w:rPr>
+            <w:webHidden/>
+          </w:rPr>
+          <w:tab/>
+        </w:r>
+        <w:r>
+          <w:rPr>
+            <w:webHidden/>
+          </w:rPr>
+          <w:fldChar w:fldCharType="begin"/>
+        </w:r>
+        <w:r>
+          <w:rPr>
+            <w:webHidden/>
+          </w:rPr>
+          <w:instrText xml:space="preserve"> PAGEREF _Toc144915675 \h </w:instrText>
+        </w:r>
+        <w:r>
+          <w:rPr>
+            <w:webHidden/>
+          </w:rPr>
+        </w:r>
+        <w:r>
+          <w:rPr>
+            <w:webHidden/>
+          </w:rPr>
+          <w:fldChar w:fldCharType="separate"/>
+        </w:r>
+        <w:r>
+          <w:rPr>
+            <w:webHidden/>
+          </w:rPr>
+          <w:t>22</w:t>
+        </w:r>
+        <w:r>
+          <w:rPr>
+            <w:webHidden/>
+          </w:rPr>
+          <w:fldChar w:fldCharType="end"/>
+        </w:r>
+      </w:hyperlink>
+    </w:p>
+    <w:p>
+      <w:pPr>
+        <w:pStyle w:val="Obsah2"/>
+        <w:rPr>
+          <w:rFonts w:asciiTheme="minorHAnsi" w:eastAsiaTheme="minorEastAsia" w:hAnsiTheme="minorHAnsi" w:cstheme="minorBidi"/>
+          <w:kern w:val="2"/>
           <w:sz w:val="22"/>
           <w:szCs w:val="22"/>
           <w:lang w:eastAsia="cs-CZ"/>
-        </w:rPr>
-      </w:pPr>
-      <w:hyperlink w:anchor="_Toc142480055" w:history="1">
+          <w14:ligatures w14:val="standardContextual"/>
+        </w:rPr>
+      </w:pPr>
+      <w:hyperlink w:anchor="_Toc144915676" w:history="1">
         <w:r>
           <w:rPr>
             <w:rStyle w:val="Hypertextovodkaz"/>
           </w:rPr>
-          <w:t>5.1.1</w:t>
+          <w:t>5.1</w:t>
         </w:r>
         <w:r>
           <w:rPr>
             <w:rFonts w:asciiTheme="minorHAnsi" w:eastAsiaTheme="minorEastAsia" w:hAnsiTheme="minorHAnsi" w:cstheme="minorBidi"/>
+            <w:kern w:val="2"/>
             <w:sz w:val="22"/>
             <w:szCs w:val="22"/>
             <w:lang w:eastAsia="cs-CZ"/>
+            <w14:ligatures w14:val="standardContextual"/>
           </w:rPr>
           <w:tab/>
         </w:r>
@@ -3988,7 +4252,7 @@
           <w:rPr>
             <w:rStyle w:val="Hypertextovodkaz"/>
           </w:rPr>
-          <w:t>Podkapitola úroveň 3</w:t>
+          <w:t>Podkapitola úroveň 2</w:t>
         </w:r>
         <w:r>
           <w:rPr>
@@ -4006,7 +4270,7 @@
           <w:rPr>
             <w:webHidden/>
           </w:rPr>
-          <w:instrText xml:space="preserve"> PAGEREF _Toc142480055 \h </w:instrText>
+          <w:instrText xml:space="preserve"> PAGEREF _Toc144915676 \h </w:instrText>
         </w:r>
         <w:r>
           <w:rPr>
@@ -4023,7 +4287,7 @@
           <w:rPr>
             <w:webHidden/>
           </w:rPr>
-          <w:t>14</w:t>
+          <w:t>22</w:t>
         </w:r>
         <w:r>
           <w:rPr>
@@ -4036,27 +4300,30 @@
     <w:p>
       <w:pPr>
         <w:pStyle w:val="Obsah3"/>
-        <w:spacing w:line="360" w:lineRule="auto"/>
         <w:rPr>
           <w:rFonts w:asciiTheme="minorHAnsi" w:eastAsiaTheme="minorEastAsia" w:hAnsiTheme="minorHAnsi" w:cstheme="minorBidi"/>
+          <w:kern w:val="2"/>
           <w:sz w:val="22"/>
           <w:szCs w:val="22"/>
           <w:lang w:eastAsia="cs-CZ"/>
-        </w:rPr>
-      </w:pPr>
-      <w:hyperlink w:anchor="_Toc142480056" w:history="1">
+          <w14:ligatures w14:val="standardContextual"/>
+        </w:rPr>
+      </w:pPr>
+      <w:hyperlink w:anchor="_Toc144915677" w:history="1">
         <w:r>
           <w:rPr>
             <w:rStyle w:val="Hypertextovodkaz"/>
           </w:rPr>
-          <w:t>5.1.2</w:t>
+          <w:t>5.1.1</w:t>
         </w:r>
         <w:r>
           <w:rPr>
             <w:rFonts w:asciiTheme="minorHAnsi" w:eastAsiaTheme="minorEastAsia" w:hAnsiTheme="minorHAnsi" w:cstheme="minorBidi"/>
+            <w:kern w:val="2"/>
             <w:sz w:val="22"/>
             <w:szCs w:val="22"/>
             <w:lang w:eastAsia="cs-CZ"/>
+            <w14:ligatures w14:val="standardContextual"/>
           </w:rPr>
           <w:tab/>
         </w:r>
@@ -4082,7 +4349,7 @@
           <w:rPr>
             <w:webHidden/>
           </w:rPr>
-          <w:instrText xml:space="preserve"> PAGEREF _Toc142480056 \h </w:instrText>
+          <w:instrText xml:space="preserve"> PAGEREF _Toc144915677 \h </w:instrText>
         </w:r>
         <w:r>
           <w:rPr>
@@ -4099,7 +4366,7 @@
           <w:rPr>
             <w:webHidden/>
           </w:rPr>
-          <w:t>14</w:t>
+          <w:t>22</w:t>
         </w:r>
         <w:r>
           <w:rPr>
@@ -4111,28 +4378,31 @@
     </w:p>
     <w:p>
       <w:pPr>
-        <w:pStyle w:val="Obsah2"/>
-        <w:spacing w:line="360" w:lineRule="auto"/>
+        <w:pStyle w:val="Obsah3"/>
         <w:rPr>
           <w:rFonts w:asciiTheme="minorHAnsi" w:eastAsiaTheme="minorEastAsia" w:hAnsiTheme="minorHAnsi" w:cstheme="minorBidi"/>
+          <w:kern w:val="2"/>
           <w:sz w:val="22"/>
           <w:szCs w:val="22"/>
           <w:lang w:eastAsia="cs-CZ"/>
-        </w:rPr>
-      </w:pPr>
-      <w:hyperlink w:anchor="_Toc142480057" w:history="1">
+          <w14:ligatures w14:val="standardContextual"/>
+        </w:rPr>
+      </w:pPr>
+      <w:hyperlink w:anchor="_Toc144915678" w:history="1">
         <w:r>
           <w:rPr>
             <w:rStyle w:val="Hypertextovodkaz"/>
           </w:rPr>
-          <w:t>5.2</w:t>
+          <w:t>5.1.2</w:t>
         </w:r>
         <w:r>
           <w:rPr>
             <w:rFonts w:asciiTheme="minorHAnsi" w:eastAsiaTheme="minorEastAsia" w:hAnsiTheme="minorHAnsi" w:cstheme="minorBidi"/>
+            <w:kern w:val="2"/>
             <w:sz w:val="22"/>
             <w:szCs w:val="22"/>
             <w:lang w:eastAsia="cs-CZ"/>
+            <w14:ligatures w14:val="standardContextual"/>
           </w:rPr>
           <w:tab/>
         </w:r>
@@ -4140,7 +4410,7 @@
           <w:rPr>
             <w:rStyle w:val="Hypertextovodkaz"/>
           </w:rPr>
-          <w:t>Podkapitola úroveň 2</w:t>
+          <w:t>Podkapitola úroveň 3</w:t>
         </w:r>
         <w:r>
           <w:rPr>
@@ -4158,7 +4428,7 @@
           <w:rPr>
             <w:webHidden/>
           </w:rPr>
-          <w:instrText xml:space="preserve"> PAGEREF _Toc142480057 \h </w:instrText>
+          <w:instrText xml:space="preserve"> PAGEREF _Toc144915678 \h </w:instrText>
         </w:r>
         <w:r>
           <w:rPr>
@@ -4175,7 +4445,7 @@
           <w:rPr>
             <w:webHidden/>
           </w:rPr>
-          <w:t>14</w:t>
+          <w:t>22</w:t>
         </w:r>
         <w:r>
           <w:rPr>
@@ -4187,256 +4457,31 @@
     </w:p>
     <w:p>
       <w:pPr>
-        <w:pStyle w:val="Obsah1"/>
-        <w:spacing w:line="360" w:lineRule="auto"/>
+        <w:pStyle w:val="Obsah2"/>
         <w:rPr>
           <w:rFonts w:asciiTheme="minorHAnsi" w:eastAsiaTheme="minorEastAsia" w:hAnsiTheme="minorHAnsi" w:cstheme="minorBidi"/>
-          <w:b w:val="0"/>
-          <w:sz w:val="22"/>
-          <w:lang w:eastAsia="cs-CZ"/>
-        </w:rPr>
-      </w:pPr>
-      <w:hyperlink w:anchor="_Toc142480058" w:history="1">
-        <w:r>
-          <w:rPr>
-            <w:rStyle w:val="Hypertextovodkaz"/>
-          </w:rPr>
-          <w:t>6</w:t>
-        </w:r>
-        <w:r>
-          <w:rPr>
-            <w:rFonts w:asciiTheme="minorHAnsi" w:eastAsiaTheme="minorEastAsia" w:hAnsiTheme="minorHAnsi" w:cstheme="minorBidi"/>
-            <w:b w:val="0"/>
-            <w:sz w:val="22"/>
-            <w:lang w:eastAsia="cs-CZ"/>
-          </w:rPr>
-          <w:tab/>
-        </w:r>
-        <w:r>
-          <w:rPr>
-            <w:rStyle w:val="Hypertextovodkaz"/>
-          </w:rPr>
-          <w:t>Závěr</w:t>
-        </w:r>
-        <w:r>
-          <w:rPr>
-            <w:webHidden/>
-          </w:rPr>
-          <w:tab/>
-        </w:r>
-        <w:r>
-          <w:rPr>
-            <w:webHidden/>
-          </w:rPr>
-          <w:fldChar w:fldCharType="begin"/>
-        </w:r>
-        <w:r>
-          <w:rPr>
-            <w:webHidden/>
-          </w:rPr>
-          <w:instrText xml:space="preserve"> PAGEREF _Toc142480058 \h </w:instrText>
-        </w:r>
-        <w:r>
-          <w:rPr>
-            <w:webHidden/>
-          </w:rPr>
-        </w:r>
-        <w:r>
-          <w:rPr>
-            <w:webHidden/>
-          </w:rPr>
-          <w:fldChar w:fldCharType="separate"/>
-        </w:r>
-        <w:r>
-          <w:rPr>
-            <w:webHidden/>
-          </w:rPr>
-          <w:t>15</w:t>
-        </w:r>
-        <w:r>
-          <w:rPr>
-            <w:webHidden/>
-          </w:rPr>
-          <w:fldChar w:fldCharType="end"/>
-        </w:r>
-      </w:hyperlink>
-    </w:p>
-    <w:p>
-      <w:pPr>
-        <w:pStyle w:val="Obsah1"/>
-        <w:spacing w:line="360" w:lineRule="auto"/>
-        <w:rPr>
-          <w:rFonts w:asciiTheme="minorHAnsi" w:eastAsiaTheme="minorEastAsia" w:hAnsiTheme="minorHAnsi" w:cstheme="minorBidi"/>
-          <w:b w:val="0"/>
-          <w:sz w:val="22"/>
-          <w:lang w:eastAsia="cs-CZ"/>
-        </w:rPr>
-      </w:pPr>
-      <w:hyperlink w:anchor="_Toc142480059" w:history="1">
-        <w:r>
-          <w:rPr>
-            <w:rStyle w:val="Hypertextovodkaz"/>
-          </w:rPr>
-          <w:t>7</w:t>
-        </w:r>
-        <w:r>
-          <w:rPr>
-            <w:rFonts w:asciiTheme="minorHAnsi" w:eastAsiaTheme="minorEastAsia" w:hAnsiTheme="minorHAnsi" w:cstheme="minorBidi"/>
-            <w:b w:val="0"/>
-            <w:sz w:val="22"/>
-            <w:lang w:eastAsia="cs-CZ"/>
-          </w:rPr>
-          <w:tab/>
-        </w:r>
-        <w:r>
-          <w:rPr>
-            <w:rStyle w:val="Hypertextovodkaz"/>
-          </w:rPr>
-          <w:t>Seznam použitých zdrojů</w:t>
-        </w:r>
-        <w:r>
-          <w:rPr>
-            <w:webHidden/>
-          </w:rPr>
-          <w:tab/>
-        </w:r>
-        <w:r>
-          <w:rPr>
-            <w:webHidden/>
-          </w:rPr>
-          <w:fldChar w:fldCharType="begin"/>
-        </w:r>
-        <w:r>
-          <w:rPr>
-            <w:webHidden/>
-          </w:rPr>
-          <w:instrText xml:space="preserve"> PAGEREF _Toc142480059 \h </w:instrText>
-        </w:r>
-        <w:r>
-          <w:rPr>
-            <w:webHidden/>
-          </w:rPr>
-        </w:r>
-        <w:r>
-          <w:rPr>
-            <w:webHidden/>
-          </w:rPr>
-          <w:fldChar w:fldCharType="separate"/>
-        </w:r>
-        <w:r>
-          <w:rPr>
-            <w:webHidden/>
-          </w:rPr>
-          <w:t>16</w:t>
-        </w:r>
-        <w:r>
-          <w:rPr>
-            <w:webHidden/>
-          </w:rPr>
-          <w:fldChar w:fldCharType="end"/>
-        </w:r>
-      </w:hyperlink>
-    </w:p>
-    <w:p>
-      <w:pPr>
-        <w:pStyle w:val="Obsah1"/>
-        <w:spacing w:line="360" w:lineRule="auto"/>
-        <w:rPr>
-          <w:rFonts w:asciiTheme="minorHAnsi" w:eastAsiaTheme="minorEastAsia" w:hAnsiTheme="minorHAnsi" w:cstheme="minorBidi"/>
-          <w:b w:val="0"/>
-          <w:sz w:val="22"/>
-          <w:lang w:eastAsia="cs-CZ"/>
-        </w:rPr>
-      </w:pPr>
-      <w:hyperlink w:anchor="_Toc142480060" w:history="1">
-        <w:r>
-          <w:rPr>
-            <w:rStyle w:val="Hypertextovodkaz"/>
-          </w:rPr>
-          <w:t>8</w:t>
-        </w:r>
-        <w:r>
-          <w:rPr>
-            <w:rFonts w:asciiTheme="minorHAnsi" w:eastAsiaTheme="minorEastAsia" w:hAnsiTheme="minorHAnsi" w:cstheme="minorBidi"/>
-            <w:b w:val="0"/>
-            <w:sz w:val="22"/>
-            <w:lang w:eastAsia="cs-CZ"/>
-          </w:rPr>
-          <w:tab/>
-        </w:r>
-        <w:r>
-          <w:rPr>
-            <w:rStyle w:val="Hypertextovodkaz"/>
-          </w:rPr>
-          <w:t>Seznam obrázků, tabulek, grafů a zkratek</w:t>
-        </w:r>
-        <w:r>
-          <w:rPr>
-            <w:webHidden/>
-          </w:rPr>
-          <w:tab/>
-        </w:r>
-        <w:r>
-          <w:rPr>
-            <w:webHidden/>
-          </w:rPr>
-          <w:fldChar w:fldCharType="begin"/>
-        </w:r>
-        <w:r>
-          <w:rPr>
-            <w:webHidden/>
-          </w:rPr>
-          <w:instrText xml:space="preserve"> PAGEREF _Toc142480060 \h </w:instrText>
-        </w:r>
-        <w:r>
-          <w:rPr>
-            <w:webHidden/>
-          </w:rPr>
-        </w:r>
-        <w:r>
-          <w:rPr>
-            <w:webHidden/>
-          </w:rPr>
-          <w:fldChar w:fldCharType="separate"/>
-        </w:r>
-        <w:r>
-          <w:rPr>
-            <w:webHidden/>
-          </w:rPr>
-          <w:t>17</w:t>
-        </w:r>
-        <w:r>
-          <w:rPr>
-            <w:webHidden/>
-          </w:rPr>
-          <w:fldChar w:fldCharType="end"/>
-        </w:r>
-      </w:hyperlink>
-    </w:p>
-    <w:p>
-      <w:pPr>
-        <w:pStyle w:val="Obsah2"/>
-        <w:spacing w:line="360" w:lineRule="auto"/>
-        <w:rPr>
-          <w:rFonts w:asciiTheme="minorHAnsi" w:eastAsiaTheme="minorEastAsia" w:hAnsiTheme="minorHAnsi" w:cstheme="minorBidi"/>
+          <w:kern w:val="2"/>
           <w:sz w:val="22"/>
           <w:szCs w:val="22"/>
           <w:lang w:eastAsia="cs-CZ"/>
-        </w:rPr>
-      </w:pPr>
-      <w:hyperlink w:anchor="_Toc142480061" w:history="1">
+          <w14:ligatures w14:val="standardContextual"/>
+        </w:rPr>
+      </w:pPr>
+      <w:hyperlink w:anchor="_Toc144915679" w:history="1">
         <w:r>
           <w:rPr>
             <w:rStyle w:val="Hypertextovodkaz"/>
           </w:rPr>
-          <w:t>8.1</w:t>
+          <w:t>5.2</w:t>
         </w:r>
         <w:r>
           <w:rPr>
             <w:rFonts w:asciiTheme="minorHAnsi" w:eastAsiaTheme="minorEastAsia" w:hAnsiTheme="minorHAnsi" w:cstheme="minorBidi"/>
+            <w:kern w:val="2"/>
             <w:sz w:val="22"/>
             <w:szCs w:val="22"/>
             <w:lang w:eastAsia="cs-CZ"/>
+            <w14:ligatures w14:val="standardContextual"/>
           </w:rPr>
           <w:tab/>
         </w:r>
@@ -4444,7 +4489,7 @@
           <w:rPr>
             <w:rStyle w:val="Hypertextovodkaz"/>
           </w:rPr>
-          <w:t>Seznam obrázků</w:t>
+          <w:t>Podkapitola úroveň 2</w:t>
         </w:r>
         <w:r>
           <w:rPr>
@@ -4462,7 +4507,7 @@
           <w:rPr>
             <w:webHidden/>
           </w:rPr>
-          <w:instrText xml:space="preserve"> PAGEREF _Toc142480061 \h </w:instrText>
+          <w:instrText xml:space="preserve"> PAGEREF _Toc144915679 \h </w:instrText>
         </w:r>
         <w:r>
           <w:rPr>
@@ -4479,7 +4524,7 @@
           <w:rPr>
             <w:webHidden/>
           </w:rPr>
-          <w:t>17</w:t>
+          <w:t>22</w:t>
         </w:r>
         <w:r>
           <w:rPr>
@@ -4491,28 +4536,268 @@
     </w:p>
     <w:p>
       <w:pPr>
+        <w:pStyle w:val="Obsah1"/>
+        <w:rPr>
+          <w:rFonts w:asciiTheme="minorHAnsi" w:eastAsiaTheme="minorEastAsia" w:hAnsiTheme="minorHAnsi" w:cstheme="minorBidi"/>
+          <w:b w:val="0"/>
+          <w:kern w:val="2"/>
+          <w:sz w:val="22"/>
+          <w:lang w:eastAsia="cs-CZ"/>
+          <w14:ligatures w14:val="standardContextual"/>
+        </w:rPr>
+      </w:pPr>
+      <w:hyperlink w:anchor="_Toc144915680" w:history="1">
+        <w:r>
+          <w:rPr>
+            <w:rStyle w:val="Hypertextovodkaz"/>
+          </w:rPr>
+          <w:t>6</w:t>
+        </w:r>
+        <w:r>
+          <w:rPr>
+            <w:rFonts w:asciiTheme="minorHAnsi" w:eastAsiaTheme="minorEastAsia" w:hAnsiTheme="minorHAnsi" w:cstheme="minorBidi"/>
+            <w:b w:val="0"/>
+            <w:kern w:val="2"/>
+            <w:sz w:val="22"/>
+            <w:lang w:eastAsia="cs-CZ"/>
+            <w14:ligatures w14:val="standardContextual"/>
+          </w:rPr>
+          <w:tab/>
+        </w:r>
+        <w:r>
+          <w:rPr>
+            <w:rStyle w:val="Hypertextovodkaz"/>
+          </w:rPr>
+          <w:t>Závěr</w:t>
+        </w:r>
+        <w:r>
+          <w:rPr>
+            <w:webHidden/>
+          </w:rPr>
+          <w:tab/>
+        </w:r>
+        <w:r>
+          <w:rPr>
+            <w:webHidden/>
+          </w:rPr>
+          <w:fldChar w:fldCharType="begin"/>
+        </w:r>
+        <w:r>
+          <w:rPr>
+            <w:webHidden/>
+          </w:rPr>
+          <w:instrText xml:space="preserve"> PAGEREF _Toc144915680 \h </w:instrText>
+        </w:r>
+        <w:r>
+          <w:rPr>
+            <w:webHidden/>
+          </w:rPr>
+        </w:r>
+        <w:r>
+          <w:rPr>
+            <w:webHidden/>
+          </w:rPr>
+          <w:fldChar w:fldCharType="separate"/>
+        </w:r>
+        <w:r>
+          <w:rPr>
+            <w:webHidden/>
+          </w:rPr>
+          <w:t>23</w:t>
+        </w:r>
+        <w:r>
+          <w:rPr>
+            <w:webHidden/>
+          </w:rPr>
+          <w:fldChar w:fldCharType="end"/>
+        </w:r>
+      </w:hyperlink>
+    </w:p>
+    <w:p>
+      <w:pPr>
+        <w:pStyle w:val="Obsah1"/>
+        <w:rPr>
+          <w:rFonts w:asciiTheme="minorHAnsi" w:eastAsiaTheme="minorEastAsia" w:hAnsiTheme="minorHAnsi" w:cstheme="minorBidi"/>
+          <w:b w:val="0"/>
+          <w:kern w:val="2"/>
+          <w:sz w:val="22"/>
+          <w:lang w:eastAsia="cs-CZ"/>
+          <w14:ligatures w14:val="standardContextual"/>
+        </w:rPr>
+      </w:pPr>
+      <w:hyperlink w:anchor="_Toc144915681" w:history="1">
+        <w:r>
+          <w:rPr>
+            <w:rStyle w:val="Hypertextovodkaz"/>
+          </w:rPr>
+          <w:t>7</w:t>
+        </w:r>
+        <w:r>
+          <w:rPr>
+            <w:rFonts w:asciiTheme="minorHAnsi" w:eastAsiaTheme="minorEastAsia" w:hAnsiTheme="minorHAnsi" w:cstheme="minorBidi"/>
+            <w:b w:val="0"/>
+            <w:kern w:val="2"/>
+            <w:sz w:val="22"/>
+            <w:lang w:eastAsia="cs-CZ"/>
+            <w14:ligatures w14:val="standardContextual"/>
+          </w:rPr>
+          <w:tab/>
+        </w:r>
+        <w:r>
+          <w:rPr>
+            <w:rStyle w:val="Hypertextovodkaz"/>
+          </w:rPr>
+          <w:t>Seznam použitých zdrojů</w:t>
+        </w:r>
+        <w:r>
+          <w:rPr>
+            <w:webHidden/>
+          </w:rPr>
+          <w:tab/>
+        </w:r>
+        <w:r>
+          <w:rPr>
+            <w:webHidden/>
+          </w:rPr>
+          <w:fldChar w:fldCharType="begin"/>
+        </w:r>
+        <w:r>
+          <w:rPr>
+            <w:webHidden/>
+          </w:rPr>
+          <w:instrText xml:space="preserve"> PAGEREF _Toc144915681 \h </w:instrText>
+        </w:r>
+        <w:r>
+          <w:rPr>
+            <w:webHidden/>
+          </w:rPr>
+        </w:r>
+        <w:r>
+          <w:rPr>
+            <w:webHidden/>
+          </w:rPr>
+          <w:fldChar w:fldCharType="separate"/>
+        </w:r>
+        <w:r>
+          <w:rPr>
+            <w:webHidden/>
+          </w:rPr>
+          <w:t>24</w:t>
+        </w:r>
+        <w:r>
+          <w:rPr>
+            <w:webHidden/>
+          </w:rPr>
+          <w:fldChar w:fldCharType="end"/>
+        </w:r>
+      </w:hyperlink>
+    </w:p>
+    <w:p>
+      <w:pPr>
+        <w:pStyle w:val="Obsah1"/>
+        <w:rPr>
+          <w:rFonts w:asciiTheme="minorHAnsi" w:eastAsiaTheme="minorEastAsia" w:hAnsiTheme="minorHAnsi" w:cstheme="minorBidi"/>
+          <w:b w:val="0"/>
+          <w:kern w:val="2"/>
+          <w:sz w:val="22"/>
+          <w:lang w:eastAsia="cs-CZ"/>
+          <w14:ligatures w14:val="standardContextual"/>
+        </w:rPr>
+      </w:pPr>
+      <w:hyperlink w:anchor="_Toc144915682" w:history="1">
+        <w:r>
+          <w:rPr>
+            <w:rStyle w:val="Hypertextovodkaz"/>
+          </w:rPr>
+          <w:t>8</w:t>
+        </w:r>
+        <w:r>
+          <w:rPr>
+            <w:rFonts w:asciiTheme="minorHAnsi" w:eastAsiaTheme="minorEastAsia" w:hAnsiTheme="minorHAnsi" w:cstheme="minorBidi"/>
+            <w:b w:val="0"/>
+            <w:kern w:val="2"/>
+            <w:sz w:val="22"/>
+            <w:lang w:eastAsia="cs-CZ"/>
+            <w14:ligatures w14:val="standardContextual"/>
+          </w:rPr>
+          <w:tab/>
+        </w:r>
+        <w:r>
+          <w:rPr>
+            <w:rStyle w:val="Hypertextovodkaz"/>
+          </w:rPr>
+          <w:t>Seznam obrázků, tabulek, grafů a zkratek</w:t>
+        </w:r>
+        <w:r>
+          <w:rPr>
+            <w:webHidden/>
+          </w:rPr>
+          <w:tab/>
+        </w:r>
+        <w:r>
+          <w:rPr>
+            <w:webHidden/>
+          </w:rPr>
+          <w:fldChar w:fldCharType="begin"/>
+        </w:r>
+        <w:r>
+          <w:rPr>
+            <w:webHidden/>
+          </w:rPr>
+          <w:instrText xml:space="preserve"> PAGEREF _Toc144915682 \h </w:instrText>
+        </w:r>
+        <w:r>
+          <w:rPr>
+            <w:webHidden/>
+          </w:rPr>
+        </w:r>
+        <w:r>
+          <w:rPr>
+            <w:webHidden/>
+          </w:rPr>
+          <w:fldChar w:fldCharType="separate"/>
+        </w:r>
+        <w:r>
+          <w:rPr>
+            <w:webHidden/>
+          </w:rPr>
+          <w:t>25</w:t>
+        </w:r>
+        <w:r>
+          <w:rPr>
+            <w:webHidden/>
+          </w:rPr>
+          <w:fldChar w:fldCharType="end"/>
+        </w:r>
+      </w:hyperlink>
+    </w:p>
+    <w:p>
+      <w:pPr>
         <w:pStyle w:val="Obsah2"/>
-        <w:spacing w:line="360" w:lineRule="auto"/>
         <w:rPr>
           <w:rFonts w:asciiTheme="minorHAnsi" w:eastAsiaTheme="minorEastAsia" w:hAnsiTheme="minorHAnsi" w:cstheme="minorBidi"/>
+          <w:kern w:val="2"/>
           <w:sz w:val="22"/>
           <w:szCs w:val="22"/>
           <w:lang w:eastAsia="cs-CZ"/>
-        </w:rPr>
-      </w:pPr>
-      <w:hyperlink w:anchor="_Toc142480062" w:history="1">
+          <w14:ligatures w14:val="standardContextual"/>
+        </w:rPr>
+      </w:pPr>
+      <w:hyperlink w:anchor="_Toc144915683" w:history="1">
         <w:r>
           <w:rPr>
             <w:rStyle w:val="Hypertextovodkaz"/>
           </w:rPr>
-          <w:t>8.2</w:t>
+          <w:t>8.1</w:t>
         </w:r>
         <w:r>
           <w:rPr>
             <w:rFonts w:asciiTheme="minorHAnsi" w:eastAsiaTheme="minorEastAsia" w:hAnsiTheme="minorHAnsi" w:cstheme="minorBidi"/>
+            <w:kern w:val="2"/>
             <w:sz w:val="22"/>
             <w:szCs w:val="22"/>
             <w:lang w:eastAsia="cs-CZ"/>
+            <w14:ligatures w14:val="standardContextual"/>
           </w:rPr>
           <w:tab/>
         </w:r>
@@ -4520,7 +4805,7 @@
           <w:rPr>
             <w:rStyle w:val="Hypertextovodkaz"/>
           </w:rPr>
-          <w:t>Seznam tabulek</w:t>
+          <w:t>Seznam obrázků</w:t>
         </w:r>
         <w:r>
           <w:rPr>
@@ -4538,7 +4823,7 @@
           <w:rPr>
             <w:webHidden/>
           </w:rPr>
-          <w:instrText xml:space="preserve"> PAGEREF _Toc142480062 \h </w:instrText>
+          <w:instrText xml:space="preserve"> PAGEREF _Toc144915683 \h </w:instrText>
         </w:r>
         <w:r>
           <w:rPr>
@@ -4555,7 +4840,7 @@
           <w:rPr>
             <w:webHidden/>
           </w:rPr>
-          <w:t>17</w:t>
+          <w:t>25</w:t>
         </w:r>
         <w:r>
           <w:rPr>
@@ -4568,27 +4853,30 @@
     <w:p>
       <w:pPr>
         <w:pStyle w:val="Obsah2"/>
-        <w:spacing w:line="360" w:lineRule="auto"/>
         <w:rPr>
           <w:rFonts w:asciiTheme="minorHAnsi" w:eastAsiaTheme="minorEastAsia" w:hAnsiTheme="minorHAnsi" w:cstheme="minorBidi"/>
+          <w:kern w:val="2"/>
           <w:sz w:val="22"/>
           <w:szCs w:val="22"/>
           <w:lang w:eastAsia="cs-CZ"/>
-        </w:rPr>
-      </w:pPr>
-      <w:hyperlink w:anchor="_Toc142480063" w:history="1">
+          <w14:ligatures w14:val="standardContextual"/>
+        </w:rPr>
+      </w:pPr>
+      <w:hyperlink w:anchor="_Toc144915684" w:history="1">
         <w:r>
           <w:rPr>
             <w:rStyle w:val="Hypertextovodkaz"/>
           </w:rPr>
-          <w:t>8.3</w:t>
+          <w:t>8.2</w:t>
         </w:r>
         <w:r>
           <w:rPr>
             <w:rFonts w:asciiTheme="minorHAnsi" w:eastAsiaTheme="minorEastAsia" w:hAnsiTheme="minorHAnsi" w:cstheme="minorBidi"/>
+            <w:kern w:val="2"/>
             <w:sz w:val="22"/>
             <w:szCs w:val="22"/>
             <w:lang w:eastAsia="cs-CZ"/>
+            <w14:ligatures w14:val="standardContextual"/>
           </w:rPr>
           <w:tab/>
         </w:r>
@@ -4596,7 +4884,7 @@
           <w:rPr>
             <w:rStyle w:val="Hypertextovodkaz"/>
           </w:rPr>
-          <w:t>Seznam grafů</w:t>
+          <w:t>Seznam tabulek</w:t>
         </w:r>
         <w:r>
           <w:rPr>
@@ -4614,7 +4902,7 @@
           <w:rPr>
             <w:webHidden/>
           </w:rPr>
-          <w:instrText xml:space="preserve"> PAGEREF _Toc142480063 \h </w:instrText>
+          <w:instrText xml:space="preserve"> PAGEREF _Toc144915684 \h </w:instrText>
         </w:r>
         <w:r>
           <w:rPr>
@@ -4631,7 +4919,7 @@
           <w:rPr>
             <w:webHidden/>
           </w:rPr>
-          <w:t>17</w:t>
+          <w:t>25</w:t>
         </w:r>
         <w:r>
           <w:rPr>
@@ -4644,27 +4932,30 @@
     <w:p>
       <w:pPr>
         <w:pStyle w:val="Obsah2"/>
-        <w:spacing w:line="360" w:lineRule="auto"/>
         <w:rPr>
           <w:rFonts w:asciiTheme="minorHAnsi" w:eastAsiaTheme="minorEastAsia" w:hAnsiTheme="minorHAnsi" w:cstheme="minorBidi"/>
+          <w:kern w:val="2"/>
           <w:sz w:val="22"/>
           <w:szCs w:val="22"/>
           <w:lang w:eastAsia="cs-CZ"/>
-        </w:rPr>
-      </w:pPr>
-      <w:hyperlink w:anchor="_Toc142480064" w:history="1">
+          <w14:ligatures w14:val="standardContextual"/>
+        </w:rPr>
+      </w:pPr>
+      <w:hyperlink w:anchor="_Toc144915685" w:history="1">
         <w:r>
           <w:rPr>
             <w:rStyle w:val="Hypertextovodkaz"/>
           </w:rPr>
-          <w:t>8.4</w:t>
+          <w:t>8.3</w:t>
         </w:r>
         <w:r>
           <w:rPr>
             <w:rFonts w:asciiTheme="minorHAnsi" w:eastAsiaTheme="minorEastAsia" w:hAnsiTheme="minorHAnsi" w:cstheme="minorBidi"/>
+            <w:kern w:val="2"/>
             <w:sz w:val="22"/>
             <w:szCs w:val="22"/>
             <w:lang w:eastAsia="cs-CZ"/>
+            <w14:ligatures w14:val="standardContextual"/>
           </w:rPr>
           <w:tab/>
         </w:r>
@@ -4672,6 +4963,85 @@
           <w:rPr>
             <w:rStyle w:val="Hypertextovodkaz"/>
           </w:rPr>
+          <w:t>Seznam grafů</w:t>
+        </w:r>
+        <w:r>
+          <w:rPr>
+            <w:webHidden/>
+          </w:rPr>
+          <w:tab/>
+        </w:r>
+        <w:r>
+          <w:rPr>
+            <w:webHidden/>
+          </w:rPr>
+          <w:fldChar w:fldCharType="begin"/>
+        </w:r>
+        <w:r>
+          <w:rPr>
+            <w:webHidden/>
+          </w:rPr>
+          <w:instrText xml:space="preserve"> PAGEREF _Toc144915685 \h </w:instrText>
+        </w:r>
+        <w:r>
+          <w:rPr>
+            <w:webHidden/>
+          </w:rPr>
+        </w:r>
+        <w:r>
+          <w:rPr>
+            <w:webHidden/>
+          </w:rPr>
+          <w:fldChar w:fldCharType="separate"/>
+        </w:r>
+        <w:r>
+          <w:rPr>
+            <w:webHidden/>
+          </w:rPr>
+          <w:t>25</w:t>
+        </w:r>
+        <w:r>
+          <w:rPr>
+            <w:webHidden/>
+          </w:rPr>
+          <w:fldChar w:fldCharType="end"/>
+        </w:r>
+      </w:hyperlink>
+    </w:p>
+    <w:p>
+      <w:pPr>
+        <w:pStyle w:val="Obsah2"/>
+        <w:rPr>
+          <w:rFonts w:asciiTheme="minorHAnsi" w:eastAsiaTheme="minorEastAsia" w:hAnsiTheme="minorHAnsi" w:cstheme="minorBidi"/>
+          <w:kern w:val="2"/>
+          <w:sz w:val="22"/>
+          <w:szCs w:val="22"/>
+          <w:lang w:eastAsia="cs-CZ"/>
+          <w14:ligatures w14:val="standardContextual"/>
+        </w:rPr>
+      </w:pPr>
+      <w:hyperlink w:anchor="_Toc144915686" w:history="1">
+        <w:r>
+          <w:rPr>
+            <w:rStyle w:val="Hypertextovodkaz"/>
+          </w:rPr>
+          <w:t>8.4</w:t>
+        </w:r>
+        <w:r>
+          <w:rPr>
+            <w:rFonts w:asciiTheme="minorHAnsi" w:eastAsiaTheme="minorEastAsia" w:hAnsiTheme="minorHAnsi" w:cstheme="minorBidi"/>
+            <w:kern w:val="2"/>
+            <w:sz w:val="22"/>
+            <w:szCs w:val="22"/>
+            <w:lang w:eastAsia="cs-CZ"/>
+            <w14:ligatures w14:val="standardContextual"/>
+          </w:rPr>
+          <w:tab/>
+        </w:r>
+        <w:r>
+          <w:rPr>
+            <w:rStyle w:val="Hypertextovodkaz"/>
+          </w:rPr>
           <w:t>Seznam použitých zkratek</w:t>
         </w:r>
         <w:r>
@@ -4690,7 +5060,7 @@
           <w:rPr>
             <w:webHidden/>
           </w:rPr>
-          <w:instrText xml:space="preserve"> PAGEREF _Toc142480064 \h </w:instrText>
+          <w:instrText xml:space="preserve"> PAGEREF _Toc144915686 \h </w:instrText>
         </w:r>
         <w:r>
           <w:rPr>
@@ -4707,7 +5077,7 @@
           <w:rPr>
             <w:webHidden/>
           </w:rPr>
-          <w:t>17</w:t>
+          <w:t>25</w:t>
         </w:r>
         <w:r>
           <w:rPr>
@@ -4720,15 +5090,16 @@
     <w:p>
       <w:pPr>
         <w:pStyle w:val="Obsah1"/>
-        <w:spacing w:line="360" w:lineRule="auto"/>
         <w:rPr>
           <w:rFonts w:asciiTheme="minorHAnsi" w:eastAsiaTheme="minorEastAsia" w:hAnsiTheme="minorHAnsi" w:cstheme="minorBidi"/>
           <w:b w:val="0"/>
+          <w:kern w:val="2"/>
           <w:sz w:val="22"/>
           <w:lang w:eastAsia="cs-CZ"/>
-        </w:rPr>
-      </w:pPr>
-      <w:hyperlink w:anchor="_Toc142480065" w:history="1">
+          <w14:ligatures w14:val="standardContextual"/>
+        </w:rPr>
+      </w:pPr>
+      <w:hyperlink w:anchor="_Toc144915687" w:history="1">
         <w:r>
           <w:rPr>
             <w:rStyle w:val="Hypertextovodkaz"/>
@@ -4751,7 +5122,7 @@
           <w:rPr>
             <w:webHidden/>
           </w:rPr>
-          <w:instrText xml:space="preserve"> PAGEREF _Toc142480065 \h </w:instrText>
+          <w:instrText xml:space="preserve"> PAGEREF _Toc144915687 \h </w:instrText>
         </w:r>
         <w:r>
           <w:rPr>
@@ -4768,7 +5139,7 @@
           <w:rPr>
             <w:webHidden/>
           </w:rPr>
-          <w:t>18</w:t>
+          <w:t>26</w:t>
         </w:r>
         <w:r>
           <w:rPr>
@@ -4808,7 +5179,7 @@
         </w:rPr>
         <w:br w:type="page"/>
       </w:r>
-      <w:bookmarkStart w:id="8" w:name="_Toc142480031"/>
+      <w:bookmarkStart w:id="8" w:name="_Toc144915648"/>
       <w:r>
         <w:lastRenderedPageBreak/>
         <w:t>Úvod</w:t>
@@ -4840,15 +5211,7 @@
         <w:t>hry,</w:t>
       </w:r>
       <w:r>
-        <w:t xml:space="preserve"> a proto vývoj her není už tak složitý jako býval, existuje mnoho nástrojů neboli herních </w:t>
-      </w:r>
-      <w:proofErr w:type="spellStart"/>
-      <w:r>
-        <w:t>enginů</w:t>
-      </w:r>
-      <w:proofErr w:type="spellEnd"/>
-      <w:r>
-        <w:t xml:space="preserve"> na vývoj her.</w:t>
+        <w:t xml:space="preserve"> a proto vývoj her není už tak složitý jako býval, existuje mnoho nástrojů neboli herních enginů na vývoj her.</w:t>
       </w:r>
     </w:p>
     <w:p>
@@ -4888,15 +5251,13 @@
         <w:t>návod,</w:t>
       </w:r>
       <w:r>
-        <w:t xml:space="preserve"> jak vytvořit mobilní hru herního </w:t>
-      </w:r>
-      <w:proofErr w:type="spellStart"/>
-      <w:r>
-        <w:t>enginu</w:t>
-      </w:r>
-      <w:proofErr w:type="spellEnd"/>
-      <w:r>
-        <w:t xml:space="preserve"> Unity.</w:t>
+        <w:t xml:space="preserve"> jak vytvořit mobilní hru </w:t>
+      </w:r>
+      <w:r>
+        <w:t xml:space="preserve">pomocí </w:t>
+      </w:r>
+      <w:r>
+        <w:t>herního enginu Unity.</w:t>
       </w:r>
     </w:p>
     <w:p>
@@ -4913,7 +5274,7 @@
       <w:r>
         <w:br w:type="page"/>
       </w:r>
-      <w:bookmarkStart w:id="9" w:name="_Toc142480032"/>
+      <w:bookmarkStart w:id="9" w:name="_Toc144915649"/>
       <w:r>
         <w:lastRenderedPageBreak/>
         <w:t>Cíl práce</w:t>
@@ -4928,7 +5289,7 @@
         <w:pStyle w:val="Nadpis2"/>
         <w:spacing w:line="360" w:lineRule="auto"/>
       </w:pPr>
-      <w:bookmarkStart w:id="10" w:name="_Toc142480033"/>
+      <w:bookmarkStart w:id="10" w:name="_Toc144915650"/>
       <w:r>
         <w:t>Cíl práce</w:t>
       </w:r>
@@ -4941,15 +5302,7 @@
         <w:jc w:val="both"/>
       </w:pPr>
       <w:r>
-        <w:t xml:space="preserve">Cílem bakalářské práce je charakteristika vývoje mobilní hry pro platformu Android. Práce bude obsahovat popis základních postupů a technik při práci s herním </w:t>
-      </w:r>
-      <w:proofErr w:type="spellStart"/>
-      <w:r>
-        <w:t>enginem</w:t>
-      </w:r>
-      <w:proofErr w:type="spellEnd"/>
-      <w:r>
-        <w:t xml:space="preserve"> Unity, díky tomu bude moci sloužit jako návod nejen začínajícím vývojářům. Dílčím cílem práce je implementace hry, která po důkladném uživatelském testování, bude publikována na Google Play. Součástí práce bude také podrobný popis postupu samostatného zveřejnění hry.</w:t>
+        <w:t>Cílem bakalářské práce je charakteristika vývoje mobilní hry pro platformu Android. Práce bude obsahovat popis základních postupů a technik při práci s herním enginem Unity, díky tomu bude moci sloužit jako návod nejen začínajícím vývojářům. Dílčím cílem práce je implementace hry, která po důkladném uživatelském testování, bude publikována na Google Play. Součástí práce bude také podrobný popis postupu samostatného zveřejnění hry.</w:t>
       </w:r>
     </w:p>
     <w:p>
@@ -4964,7 +5317,7 @@
         <w:pStyle w:val="Nadpis2"/>
         <w:spacing w:line="360" w:lineRule="auto"/>
       </w:pPr>
-      <w:bookmarkStart w:id="11" w:name="_Toc142480034"/>
+      <w:bookmarkStart w:id="11" w:name="_Toc144915651"/>
       <w:r>
         <w:t>Metodika</w:t>
       </w:r>
@@ -4977,31 +5330,7 @@
         <w:jc w:val="both"/>
       </w:pPr>
       <w:r>
-        <w:t xml:space="preserve">Metodika řešené problematiky bakalářské práce je založena na studiu odborné literatury a dokumentace Unity. V teoretické části budou popsány základní postupy při práci v Unity a jejím </w:t>
-      </w:r>
-      <w:proofErr w:type="spellStart"/>
-      <w:r>
-        <w:t>asset</w:t>
-      </w:r>
-      <w:proofErr w:type="spellEnd"/>
-      <w:r>
-        <w:t xml:space="preserve"> </w:t>
-      </w:r>
-      <w:proofErr w:type="spellStart"/>
-      <w:r>
-        <w:t>store</w:t>
-      </w:r>
-      <w:proofErr w:type="spellEnd"/>
-      <w:r>
-        <w:t xml:space="preserve">, také jak probíhá vývoj mobilní aplikace a v neposlední řadě budou představeny různé druhy herních </w:t>
-      </w:r>
-      <w:proofErr w:type="spellStart"/>
-      <w:r>
-        <w:t>enginů</w:t>
-      </w:r>
-      <w:proofErr w:type="spellEnd"/>
-      <w:r>
-        <w:t xml:space="preserve"> a rozdíly mezi nimi. Pomocí znalostí z teoretické části bude probíhat samotná implementace hry se scripty psanými v jazyce C#.</w:t>
+        <w:t>Metodika řešené problematiky bakalářské práce je založena na studiu odborné literatury a dokumentace Unity. V teoretické části budou popsány základní postupy při práci v Unity a jejím asset store, také jak probíhá vývoj mobilní aplikace a v neposlední řadě budou představeny různé druhy herních enginů a rozdíly mezi nimi. Pomocí znalostí z teoretické části bude probíhat samotná implementace hry se scripty psanými v jazyce C#.</w:t>
       </w:r>
     </w:p>
     <w:p>
@@ -5011,7 +5340,7 @@
       <w:r>
         <w:br w:type="page"/>
       </w:r>
-      <w:bookmarkStart w:id="12" w:name="_Toc142480035"/>
+      <w:bookmarkStart w:id="12" w:name="_Toc144915652"/>
       <w:r>
         <w:lastRenderedPageBreak/>
         <w:t>Teoretická východiska</w:t>
@@ -5023,16 +5352,11 @@
         <w:pStyle w:val="Nadpis2"/>
         <w:spacing w:line="360" w:lineRule="auto"/>
       </w:pPr>
-      <w:bookmarkStart w:id="13" w:name="_Toc142480036"/>
-      <w:r>
-        <w:t xml:space="preserve">Herní </w:t>
-      </w:r>
-      <w:proofErr w:type="spellStart"/>
-      <w:r>
-        <w:t>engine</w:t>
+      <w:bookmarkStart w:id="13" w:name="_Toc144915653"/>
+      <w:r>
+        <w:t>Herní engine</w:t>
       </w:r>
       <w:bookmarkEnd w:id="13"/>
-      <w:proofErr w:type="spellEnd"/>
     </w:p>
     <w:p>
       <w:pPr>
@@ -5040,15 +5364,7 @@
         <w:ind w:firstLine="578"/>
       </w:pPr>
       <w:r>
-        <w:t xml:space="preserve">Herní </w:t>
-      </w:r>
-      <w:proofErr w:type="spellStart"/>
-      <w:r>
-        <w:t>engine</w:t>
-      </w:r>
-      <w:proofErr w:type="spellEnd"/>
-      <w:r>
-        <w:t xml:space="preserve"> je prostředí pro </w:t>
+        <w:t xml:space="preserve">Herní engine je prostředí pro </w:t>
       </w:r>
       <w:r>
         <w:t>zjednodušení</w:t>
@@ -5108,15 +5424,7 @@
         <w:ind w:firstLine="578"/>
       </w:pPr>
       <w:r>
-        <w:t xml:space="preserve">Existuje mnoho herních </w:t>
-      </w:r>
-      <w:proofErr w:type="spellStart"/>
-      <w:r>
-        <w:t>enginů</w:t>
-      </w:r>
-      <w:proofErr w:type="spellEnd"/>
-      <w:r>
-        <w:t xml:space="preserve"> a nejde </w:t>
+        <w:t xml:space="preserve">Existuje mnoho herních enginů a nejde </w:t>
       </w:r>
       <w:r>
         <w:t>ř</w:t>
@@ -5161,15 +5469,7 @@
         <w:t>společnosti</w:t>
       </w:r>
       <w:r>
-        <w:t xml:space="preserve"> si vyvíjejí jejich vlastní herní </w:t>
-      </w:r>
-      <w:proofErr w:type="spellStart"/>
-      <w:r>
-        <w:t>enginy</w:t>
-      </w:r>
-      <w:proofErr w:type="spellEnd"/>
-      <w:r>
-        <w:t xml:space="preserve">, </w:t>
+        <w:t xml:space="preserve"> si vyvíjejí jejich vlastní herní enginy, </w:t>
       </w:r>
       <w:r>
         <w:t>které přesně pasují a umožňují vše co daný titul zrovna potřebuje.</w:t>
@@ -5180,142 +5480,179 @@
         <w:pStyle w:val="Nadpis3"/>
         <w:spacing w:line="360" w:lineRule="auto"/>
       </w:pPr>
-      <w:proofErr w:type="spellStart"/>
-      <w:r>
-        <w:t>Unreal</w:t>
-      </w:r>
-      <w:proofErr w:type="spellEnd"/>
+      <w:bookmarkStart w:id="14" w:name="_Toc144915654"/>
+      <w:r>
+        <w:t>Unreal Engine</w:t>
+      </w:r>
+      <w:bookmarkEnd w:id="14"/>
+    </w:p>
+    <w:p>
+      <w:pPr>
+        <w:spacing w:line="360" w:lineRule="auto"/>
+        <w:ind w:firstLine="578"/>
+      </w:pPr>
+      <w:bookmarkStart w:id="15" w:name="_Hlk142651506"/>
+      <w:r>
+        <w:t>Unreal engine je jeden z nejpopulárnějších herních enginů součastnosti, vyvíjen společností Epic Games od roku 1998.</w:t>
+      </w:r>
+      <w:r>
+        <w:t xml:space="preserve"> Je velmi dobře zdokumentovaný, proto je vhodný jak už pro začátečníky ale </w:t>
+      </w:r>
+      <w:bookmarkEnd w:id="15"/>
+      <w:r>
+        <w:t>také i pro pokročilé vývojáře. Mezi jeho silné stránky patří například výkonost oproti ostatní konkurentům</w:t>
+      </w:r>
+      <w:r>
+        <w:t xml:space="preserve">, dále </w:t>
+      </w:r>
+      <w:r>
+        <w:t>poskytuje nejlepší</w:t>
+      </w:r>
+      <w:r>
+        <w:t xml:space="preserve"> možnost</w:t>
+      </w:r>
+      <w:r>
+        <w:t>i</w:t>
+      </w:r>
+      <w:r>
+        <w:t xml:space="preserve"> pro vývoj her pro virtuální realitu.</w:t>
+      </w:r>
       <w:r>
         <w:t xml:space="preserve"> </w:t>
       </w:r>
-      <w:proofErr w:type="spellStart"/>
-      <w:r>
-        <w:t>Engine</w:t>
-      </w:r>
-      <w:proofErr w:type="spellEnd"/>
+      <w:r>
+        <w:t xml:space="preserve">Naopak pro vývoj 2D her tento engine není moc vhodný. </w:t>
+      </w:r>
+      <w:r>
+        <w:t>Mezi nejznámější hry vyrobené v </w:t>
+      </w:r>
+      <w:r>
+        <w:t>U</w:t>
+      </w:r>
+      <w:r>
+        <w:t>nrealu patří například Fortnite a nebo Ark.</w:t>
+      </w:r>
+      <w:r>
+        <w:t xml:space="preserve"> </w:t>
+      </w:r>
+      <w:r>
+        <w:t>[</w:t>
+      </w:r>
+      <w:r>
+        <w:t>2</w:t>
+      </w:r>
+      <w:r>
+        <w:t>]</w:t>
+      </w:r>
+    </w:p>
+    <w:p>
+      <w:pPr>
+        <w:pStyle w:val="Nadpis3"/>
+      </w:pPr>
+      <w:bookmarkStart w:id="16" w:name="_Toc144915655"/>
+      <w:r>
+        <w:t>Godot</w:t>
+      </w:r>
+      <w:bookmarkEnd w:id="16"/>
     </w:p>
     <w:p>
       <w:pPr>
         <w:spacing w:line="360" w:lineRule="auto"/>
         <w:ind w:firstLine="578"/>
       </w:pPr>
-      <w:bookmarkStart w:id="14" w:name="_Hlk142651506"/>
-      <w:bookmarkStart w:id="15" w:name="_Toc142480038"/>
-      <w:proofErr w:type="spellStart"/>
-      <w:r>
-        <w:t>Unreal</w:t>
-      </w:r>
-      <w:proofErr w:type="spellEnd"/>
+      <w:r>
+        <w:t xml:space="preserve">Godot je herní engine, který má unikátní přístup ke scéně pomocí </w:t>
+      </w:r>
+      <w:r>
+        <w:t>nodes, kde každému uzlu se může přiřadit script, pomocí, kterého kont</w:t>
+      </w:r>
+      <w:r>
+        <w:t>r</w:t>
+      </w:r>
+      <w:r>
+        <w:t>oluje chování objekt</w:t>
+      </w:r>
+      <w:r>
+        <w:t>ů</w:t>
+      </w:r>
+      <w:r>
+        <w:t xml:space="preserve"> na scéně.</w:t>
+      </w:r>
+      <w:r>
+        <w:t xml:space="preserve"> Na rozdíl od ostatních herních enginů, tento poskytuje možnost psát scripty ve speciálním jazyce </w:t>
+      </w:r>
+      <w:r>
+        <w:t>gdcript, což je ,,kombinace,, mezi typescriptem a pythonem.</w:t>
+      </w:r>
       <w:r>
         <w:t xml:space="preserve"> </w:t>
       </w:r>
-      <w:proofErr w:type="spellStart"/>
-      <w:r>
-        <w:t>engine</w:t>
-      </w:r>
-      <w:proofErr w:type="spellEnd"/>
-      <w:r>
-        <w:t xml:space="preserve"> je jeden z nejpopulárnějších herních </w:t>
-      </w:r>
-      <w:proofErr w:type="spellStart"/>
-      <w:r>
-        <w:t>enginů</w:t>
-      </w:r>
-      <w:proofErr w:type="spellEnd"/>
+      <w:r>
+        <w:t xml:space="preserve">Tento herní engine je zdarma a open-source </w:t>
+      </w:r>
+      <w:r>
+        <w:t xml:space="preserve">a je ideální pro tvorbu 2D a 3D her. Kvůli tomu, že není tak populární jako Unity nebo Unreal existuje proto méně tutoriálu a matriálu pro práci s ním. </w:t>
+      </w:r>
+      <w:r>
+        <w:t>[</w:t>
+      </w:r>
+      <w:r>
+        <w:t>2</w:t>
+      </w:r>
+      <w:r>
+        <w:t>]</w:t>
+      </w:r>
       <w:r>
         <w:t xml:space="preserve"> </w:t>
       </w:r>
-      <w:proofErr w:type="spellStart"/>
-      <w:r>
-        <w:t>součastnosti</w:t>
-      </w:r>
-      <w:proofErr w:type="spellEnd"/>
-      <w:r>
-        <w:t xml:space="preserve">, vyvíjen společností </w:t>
-      </w:r>
-      <w:proofErr w:type="spellStart"/>
-      <w:r>
-        <w:t>Epic</w:t>
-      </w:r>
-      <w:proofErr w:type="spellEnd"/>
-      <w:r>
-        <w:t xml:space="preserve"> </w:t>
-      </w:r>
-      <w:proofErr w:type="spellStart"/>
-      <w:r>
-        <w:t>Games</w:t>
-      </w:r>
-      <w:proofErr w:type="spellEnd"/>
-      <w:r>
-        <w:t xml:space="preserve"> od roku 1998.</w:t>
-      </w:r>
-      <w:r>
-        <w:t xml:space="preserve"> Je velmi dobře zdokumentovaný, proto je vhodný jak už pro začátečníky ale </w:t>
-      </w:r>
-      <w:bookmarkEnd w:id="14"/>
-      <w:r>
-        <w:t>také i pro pokročilé vývojáře. Mezi jeho silné stránky patří například výkonost oproti ostatní konkurentům</w:t>
-      </w:r>
-      <w:r>
-        <w:t xml:space="preserve">, dále </w:t>
-      </w:r>
-      <w:r>
-        <w:t>poskytuje nejlepší</w:t>
-      </w:r>
-      <w:r>
-        <w:t xml:space="preserve"> možnost</w:t>
-      </w:r>
-      <w:r>
-        <w:t>i</w:t>
-      </w:r>
-      <w:r>
-        <w:t xml:space="preserve"> pro vývoj her pro virtuální realitu.</w:t>
-      </w:r>
-      <w:bookmarkStart w:id="16" w:name="_Toc142480039"/>
-      <w:bookmarkEnd w:id="15"/>
-      <w:r>
-        <w:t xml:space="preserve"> </w:t>
-      </w:r>
-      <w:r>
-        <w:t xml:space="preserve">Naopak pro vývoj 2D her tento </w:t>
-      </w:r>
-      <w:proofErr w:type="spellStart"/>
-      <w:r>
-        <w:t>engine</w:t>
-      </w:r>
-      <w:proofErr w:type="spellEnd"/>
-      <w:r>
-        <w:t xml:space="preserve"> není moc vhodný. </w:t>
-      </w:r>
-      <w:r>
-        <w:t>Mezi nejznámější hry vyrobené v </w:t>
-      </w:r>
-      <w:proofErr w:type="spellStart"/>
-      <w:r>
-        <w:t>U</w:t>
-      </w:r>
-      <w:r>
-        <w:t>nrealu</w:t>
-      </w:r>
-      <w:proofErr w:type="spellEnd"/>
-      <w:r>
-        <w:t xml:space="preserve"> patří například </w:t>
-      </w:r>
-      <w:proofErr w:type="spellStart"/>
-      <w:r>
-        <w:t>Fortnite</w:t>
-      </w:r>
-      <w:proofErr w:type="spellEnd"/>
-      <w:r>
-        <w:t xml:space="preserve"> a nebo Ark.</w:t>
-      </w:r>
-      <w:r>
-        <w:t xml:space="preserve"> </w:t>
-      </w:r>
       <w:r>
         <w:t>[</w:t>
       </w:r>
       <w:r>
+        <w:t>3</w:t>
+      </w:r>
+      <w:r>
+        <w:t>]</w:t>
+      </w:r>
+    </w:p>
+    <w:p>
+      <w:pPr>
+        <w:pStyle w:val="Nadpis3"/>
+      </w:pPr>
+      <w:bookmarkStart w:id="17" w:name="_Toc144915656"/>
+      <w:r>
+        <w:t>CryEngine</w:t>
+      </w:r>
+      <w:bookmarkEnd w:id="17"/>
+    </w:p>
+    <w:p>
+      <w:pPr>
+        <w:spacing w:line="360" w:lineRule="auto"/>
+        <w:ind w:firstLine="578"/>
+      </w:pPr>
+      <w:r>
+        <w:t>CryEngine je herní engine vyvíjen společností CryTek od roku 2002. Pomocí něho jsou vytvořeny všechny hry od CryTeku ale mimo jiné také známé tit</w:t>
+      </w:r>
+      <w:r>
+        <w:t>u</w:t>
+      </w:r>
+      <w:r>
+        <w:t>l</w:t>
+      </w:r>
+      <w:r>
+        <w:t>y</w:t>
+      </w:r>
+      <w:r>
+        <w:t xml:space="preserve"> jako například </w:t>
+      </w:r>
+      <w:r>
+        <w:lastRenderedPageBreak/>
+        <w:t xml:space="preserve">Kingdom Come: Deliverence od společnosti Warhorse Studios. Mezi jeho přední stánky se řadí jednoduchost, výkonný editor a podpora virtuální reality. </w:t>
+      </w:r>
+      <w:r>
+        <w:t>[</w:t>
+      </w:r>
+      <w:r>
         <w:t>2</w:t>
       </w:r>
       <w:r>
@@ -5326,335 +5663,47 @@
       <w:pPr>
         <w:pStyle w:val="Nadpis3"/>
       </w:pPr>
-      <w:r>
-        <w:t>Godot</w:t>
-      </w:r>
+      <w:bookmarkStart w:id="18" w:name="_Toc144915657"/>
+      <w:r>
+        <w:t>Amazon Lumberyard</w:t>
+      </w:r>
+      <w:bookmarkEnd w:id="18"/>
     </w:p>
     <w:p>
       <w:pPr>
         <w:spacing w:line="360" w:lineRule="auto"/>
         <w:ind w:firstLine="578"/>
       </w:pPr>
-      <w:r>
-        <w:t xml:space="preserve">Godot je herní </w:t>
-      </w:r>
-      <w:proofErr w:type="spellStart"/>
-      <w:r>
-        <w:t>engine</w:t>
-      </w:r>
-      <w:proofErr w:type="spellEnd"/>
-      <w:r>
-        <w:t xml:space="preserve">, který má unikátní přístup ke scéně pomocí </w:t>
-      </w:r>
-      <w:proofErr w:type="spellStart"/>
-      <w:r>
-        <w:t>nodes</w:t>
-      </w:r>
-      <w:proofErr w:type="spellEnd"/>
-      <w:r>
-        <w:t>, kde každému uzlu se může přiřadit script, pomocí, kterého kont</w:t>
-      </w:r>
-      <w:r>
-        <w:t>r</w:t>
-      </w:r>
-      <w:r>
-        <w:t>oluje chování objekt</w:t>
-      </w:r>
-      <w:r>
-        <w:t>ů</w:t>
-      </w:r>
-      <w:r>
-        <w:t xml:space="preserve"> na scéně.</w:t>
-      </w:r>
-      <w:r>
-        <w:t xml:space="preserve"> Na rozdíl od ostatních herních </w:t>
-      </w:r>
-      <w:proofErr w:type="spellStart"/>
-      <w:r>
-        <w:t>enginů</w:t>
-      </w:r>
-      <w:proofErr w:type="spellEnd"/>
-      <w:r>
-        <w:t xml:space="preserve">, tento poskytuje možnost psát scripty ve speciálním jazyce </w:t>
-      </w:r>
-      <w:proofErr w:type="spellStart"/>
-      <w:r>
-        <w:t>gdcript</w:t>
-      </w:r>
-      <w:proofErr w:type="spellEnd"/>
-      <w:r>
-        <w:t xml:space="preserve">, což je ,,kombinace,, mezi </w:t>
-      </w:r>
-      <w:proofErr w:type="spellStart"/>
-      <w:r>
-        <w:t>typescriptem</w:t>
-      </w:r>
-      <w:proofErr w:type="spellEnd"/>
-      <w:r>
-        <w:t xml:space="preserve"> a pythonem.</w:t>
-      </w:r>
-      <w:r>
-        <w:t xml:space="preserve"> </w:t>
-      </w:r>
-      <w:r>
-        <w:t xml:space="preserve">Tento herní </w:t>
-      </w:r>
-      <w:proofErr w:type="spellStart"/>
-      <w:r>
-        <w:t>engine</w:t>
-      </w:r>
-      <w:proofErr w:type="spellEnd"/>
-      <w:r>
-        <w:t xml:space="preserve"> je zdarma a open-source </w:t>
-      </w:r>
-      <w:r>
-        <w:t xml:space="preserve">a je ideální pro tvorbu 2D a 3D her. Kvůli tomu, že není tak populární jako Unity nebo </w:t>
-      </w:r>
-      <w:proofErr w:type="spellStart"/>
-      <w:r>
-        <w:t>Unreal</w:t>
-      </w:r>
-      <w:proofErr w:type="spellEnd"/>
-      <w:r>
-        <w:t xml:space="preserve"> existuje proto méně tutoriálu a matriálu pro práci s ním. </w:t>
-      </w:r>
-      <w:r>
-        <w:t>[</w:t>
-      </w:r>
-      <w:r>
-        <w:t>2</w:t>
-      </w:r>
-      <w:r>
-        <w:t>]</w:t>
-      </w:r>
-      <w:r>
-        <w:t xml:space="preserve"> </w:t>
-      </w:r>
-      <w:r>
-        <w:t>[</w:t>
-      </w:r>
-      <w:r>
-        <w:t>3</w:t>
-      </w:r>
-      <w:r>
-        <w:t>]</w:t>
-      </w:r>
-    </w:p>
-    <w:p>
-      <w:pPr>
-        <w:pStyle w:val="Nadpis3"/>
-      </w:pPr>
-      <w:proofErr w:type="spellStart"/>
-      <w:r>
-        <w:t>CryEngine</w:t>
-      </w:r>
-      <w:proofErr w:type="spellEnd"/>
-    </w:p>
-    <w:p>
-      <w:pPr>
-        <w:spacing w:line="360" w:lineRule="auto"/>
-        <w:ind w:firstLine="578"/>
-      </w:pPr>
-      <w:proofErr w:type="spellStart"/>
-      <w:r>
-        <w:t>CryEngine</w:t>
-      </w:r>
-      <w:proofErr w:type="spellEnd"/>
-      <w:r>
-        <w:t xml:space="preserve"> je herní </w:t>
-      </w:r>
-      <w:proofErr w:type="spellStart"/>
-      <w:r>
-        <w:t>engine</w:t>
-      </w:r>
-      <w:proofErr w:type="spellEnd"/>
-      <w:r>
-        <w:t xml:space="preserve"> vyvíjen společností </w:t>
-      </w:r>
-      <w:proofErr w:type="spellStart"/>
-      <w:r>
-        <w:t>CryTek</w:t>
-      </w:r>
-      <w:proofErr w:type="spellEnd"/>
-      <w:r>
-        <w:t xml:space="preserve"> od roku 2002. Pomocí něho jsou vytvořeny všechny hry od </w:t>
-      </w:r>
-      <w:proofErr w:type="spellStart"/>
-      <w:r>
-        <w:t>CryTeku</w:t>
-      </w:r>
-      <w:proofErr w:type="spellEnd"/>
-      <w:r>
-        <w:t xml:space="preserve"> ale mimo jiné také známé tit</w:t>
-      </w:r>
-      <w:r>
-        <w:t>u</w:t>
-      </w:r>
-      <w:r>
-        <w:t>l</w:t>
-      </w:r>
-      <w:r>
-        <w:t>y</w:t>
-      </w:r>
-      <w:r>
-        <w:t xml:space="preserve"> jako například </w:t>
-      </w:r>
-      <w:proofErr w:type="spellStart"/>
-      <w:r>
-        <w:lastRenderedPageBreak/>
-        <w:t>Kingdom</w:t>
-      </w:r>
-      <w:proofErr w:type="spellEnd"/>
-      <w:r>
-        <w:t xml:space="preserve"> </w:t>
-      </w:r>
-      <w:proofErr w:type="spellStart"/>
-      <w:r>
-        <w:t>Come</w:t>
-      </w:r>
-      <w:proofErr w:type="spellEnd"/>
-      <w:r>
-        <w:t xml:space="preserve">: </w:t>
-      </w:r>
-      <w:proofErr w:type="spellStart"/>
-      <w:r>
-        <w:t>Deliverence</w:t>
-      </w:r>
-      <w:proofErr w:type="spellEnd"/>
-      <w:r>
-        <w:t xml:space="preserve"> od společnosti </w:t>
-      </w:r>
-      <w:proofErr w:type="spellStart"/>
-      <w:r>
-        <w:t>Warhorse</w:t>
-      </w:r>
-      <w:proofErr w:type="spellEnd"/>
-      <w:r>
-        <w:t xml:space="preserve"> </w:t>
-      </w:r>
-      <w:proofErr w:type="spellStart"/>
-      <w:r>
-        <w:t>Studios</w:t>
-      </w:r>
-      <w:proofErr w:type="spellEnd"/>
-      <w:r>
-        <w:t xml:space="preserve">. Mezi jeho přední stánky se řadí jednoduchost, výkonný editor a podpora virtuální reality. </w:t>
-      </w:r>
-      <w:r>
-        <w:t>[</w:t>
-      </w:r>
-      <w:r>
-        <w:t>2</w:t>
-      </w:r>
-      <w:r>
-        <w:t>]</w:t>
-      </w:r>
-    </w:p>
-    <w:p>
-      <w:pPr>
-        <w:pStyle w:val="Nadpis3"/>
-      </w:pPr>
-      <w:r>
-        <w:t xml:space="preserve">Amazon </w:t>
-      </w:r>
-      <w:proofErr w:type="spellStart"/>
-      <w:r>
-        <w:t>Lumberyard</w:t>
-      </w:r>
-      <w:proofErr w:type="spellEnd"/>
-    </w:p>
-    <w:p>
-      <w:pPr>
-        <w:spacing w:line="360" w:lineRule="auto"/>
-        <w:ind w:firstLine="578"/>
-      </w:pPr>
-      <w:bookmarkStart w:id="17" w:name="_Hlk143777197"/>
-      <w:proofErr w:type="spellStart"/>
-      <w:r>
-        <w:t>Lumberyard</w:t>
-      </w:r>
-      <w:proofErr w:type="spellEnd"/>
-      <w:r>
-        <w:t xml:space="preserve"> je </w:t>
-      </w:r>
-      <w:proofErr w:type="spellStart"/>
-      <w:r>
-        <w:t>herni</w:t>
-      </w:r>
-      <w:proofErr w:type="spellEnd"/>
-      <w:r>
-        <w:t xml:space="preserve"> </w:t>
-      </w:r>
-      <w:proofErr w:type="spellStart"/>
-      <w:r>
-        <w:t>engine</w:t>
-      </w:r>
-      <w:proofErr w:type="spellEnd"/>
-      <w:r>
-        <w:t xml:space="preserve"> od společnosti Amazon. Jeho technologie jsou založeny na </w:t>
-      </w:r>
-      <w:proofErr w:type="spellStart"/>
-      <w:r>
-        <w:t>CryEnginu</w:t>
-      </w:r>
-      <w:proofErr w:type="spellEnd"/>
-      <w:r>
-        <w:t xml:space="preserve">, které jsou vylepšeny a rozšířeny. </w:t>
-      </w:r>
-      <w:r>
-        <w:t xml:space="preserve">Tento </w:t>
-      </w:r>
-      <w:proofErr w:type="spellStart"/>
-      <w:r>
-        <w:t>engine</w:t>
-      </w:r>
-      <w:proofErr w:type="spellEnd"/>
-      <w:r>
-        <w:t xml:space="preserve"> je zdarma obsahuje 3D modelovací nástroje a také podporuje virtuální realitu. Mezi nejznámější tituly vytvořené pomocí tohoto </w:t>
-      </w:r>
-      <w:proofErr w:type="spellStart"/>
-      <w:r>
-        <w:t>enginu</w:t>
-      </w:r>
-      <w:proofErr w:type="spellEnd"/>
-      <w:r>
-        <w:t xml:space="preserve"> patří </w:t>
+      <w:bookmarkStart w:id="19" w:name="_Hlk143777197"/>
+      <w:r>
+        <w:t xml:space="preserve">Lumberyard je herni engine od společnosti Amazon. Jeho technologie jsou založeny na CryEnginu, které jsou vylepšeny a rozšířeny. </w:t>
+      </w:r>
+      <w:r>
+        <w:t xml:space="preserve">Tento engine je zdarma obsahuje 3D modelovací nástroje a také podporuje virtuální realitu. Mezi nejznámější tituly vytvořené pomocí tohoto enginu patří </w:t>
       </w:r>
       <w:hyperlink r:id="rId10" w:history="1">
-        <w:proofErr w:type="spellStart"/>
         <w:r>
           <w:rPr>
             <w:rStyle w:val="Hypertextovodkaz"/>
             <w:color w:val="auto"/>
             <w:u w:val="none"/>
           </w:rPr>
-          <w:t>The</w:t>
-        </w:r>
-        <w:proofErr w:type="spellEnd"/>
-        <w:r>
-          <w:rPr>
-            <w:rStyle w:val="Hypertextovodkaz"/>
-            <w:color w:val="auto"/>
-            <w:u w:val="none"/>
-          </w:rPr>
-          <w:t xml:space="preserve"> Grand Tour Game</w:t>
+          <w:t>The Grand Tour Game</w:t>
         </w:r>
       </w:hyperlink>
       <w:r>
         <w:t xml:space="preserve"> a </w:t>
       </w:r>
-      <w:proofErr w:type="spellStart"/>
       <w:r>
         <w:t>Crucible</w:t>
       </w:r>
-      <w:proofErr w:type="spellEnd"/>
       <w:r>
         <w:t>.</w:t>
       </w:r>
       <w:r>
         <w:t xml:space="preserve"> </w:t>
       </w:r>
-      <w:bookmarkEnd w:id="17"/>
+      <w:bookmarkEnd w:id="19"/>
       <w:r>
         <w:t>[</w:t>
       </w:r>
@@ -5669,9 +5718,11 @@
       <w:pPr>
         <w:pStyle w:val="Nadpis2"/>
       </w:pPr>
+      <w:bookmarkStart w:id="20" w:name="_Toc144915658"/>
       <w:r>
         <w:t>Unity</w:t>
       </w:r>
+      <w:bookmarkEnd w:id="20"/>
     </w:p>
     <w:p>
       <w:pPr>
@@ -5679,15 +5730,7 @@
         <w:ind w:firstLine="578"/>
       </w:pPr>
       <w:r>
-        <w:t xml:space="preserve">Unity je herní </w:t>
-      </w:r>
-      <w:proofErr w:type="spellStart"/>
-      <w:r>
-        <w:t>engine</w:t>
-      </w:r>
-      <w:proofErr w:type="spellEnd"/>
-      <w:r>
-        <w:t xml:space="preserve"> pro vývoj 2D a 3D her. Je </w:t>
+        <w:t xml:space="preserve">Unity je herní engine pro vývoj 2D a 3D her. Je </w:t>
       </w:r>
       <w:r>
         <w:t>vyvíjen</w:t>
@@ -5702,161 +5745,122 @@
         <w:t xml:space="preserve"> od roku 2005. </w:t>
       </w:r>
       <w:r>
-        <w:t xml:space="preserve">Velká výhoda při využívaní tohoto </w:t>
-      </w:r>
-      <w:proofErr w:type="spellStart"/>
-      <w:r>
-        <w:t>enginu</w:t>
-      </w:r>
-      <w:proofErr w:type="spellEnd"/>
-      <w:r>
-        <w:t xml:space="preserve"> je, že existuje velmi rozsáhlý </w:t>
-      </w:r>
-      <w:proofErr w:type="spellStart"/>
-      <w:r>
-        <w:t>Asset</w:t>
-      </w:r>
-      <w:proofErr w:type="spellEnd"/>
+        <w:t>Velká výhoda při využívaní tohoto enginu je, že existuje velmi rozsáhlý Asset Store, který obsahuje mnoho grafických modelů, efektů ale také i audio.</w:t>
+      </w:r>
       <w:r>
         <w:t xml:space="preserve"> </w:t>
       </w:r>
-      <w:proofErr w:type="spellStart"/>
-      <w:r>
-        <w:t>Store</w:t>
-      </w:r>
-      <w:proofErr w:type="spellEnd"/>
-      <w:r>
-        <w:t>, který obsahuje mnoho grafických modelů, efektů ale také i audio.</w:t>
+      <w:r>
+        <w:t>[</w:t>
+      </w:r>
+      <w:r>
+        <w:t>5</w:t>
+      </w:r>
+      <w:r>
+        <w:t>]</w:t>
+      </w:r>
+    </w:p>
+    <w:p/>
+    <w:p>
+      <w:pPr>
+        <w:pStyle w:val="Nadpis3"/>
+      </w:pPr>
+      <w:bookmarkStart w:id="21" w:name="_Toc144915659"/>
+      <w:r>
+        <w:t>GameObject</w:t>
+      </w:r>
+      <w:bookmarkEnd w:id="21"/>
+    </w:p>
+    <w:p>
+      <w:pPr>
+        <w:spacing w:line="360" w:lineRule="auto"/>
+        <w:ind w:firstLine="578"/>
+      </w:pPr>
+      <w:r>
+        <w:t>Všechno</w:t>
+      </w:r>
+      <w:r>
+        <w:t>,</w:t>
+      </w:r>
+      <w:r>
+        <w:t xml:space="preserve"> co vidíme na obrazovce, ať už se jedná o postavu hráče, stěnu budovy nebo zbraň nepřátele je</w:t>
       </w:r>
       <w:r>
         <w:t xml:space="preserve"> </w:t>
       </w:r>
       <w:r>
-        <w:t>[</w:t>
-      </w:r>
-      <w:r>
-        <w:t>5</w:t>
-      </w:r>
-      <w:r>
-        <w:t>]</w:t>
-      </w:r>
-    </w:p>
-    <w:p/>
-    <w:bookmarkEnd w:id="16"/>
-    <w:p>
-      <w:pPr>
-        <w:pStyle w:val="Nadpis3"/>
-      </w:pPr>
-      <w:proofErr w:type="spellStart"/>
-      <w:r>
-        <w:t>GameObject</w:t>
-      </w:r>
-      <w:proofErr w:type="spellEnd"/>
+        <w:t xml:space="preserve">GameObject. </w:t>
+      </w:r>
+      <w:r>
+        <w:t>Tento herní objekt</w:t>
+      </w:r>
+      <w:r>
+        <w:t>,</w:t>
+      </w:r>
+      <w:r>
+        <w:t xml:space="preserve"> ale sám o sobě nic nedělá, jedná se pouze o </w:t>
+      </w:r>
+      <w:r>
+        <w:t>obal</w:t>
+      </w:r>
+      <w:r>
+        <w:t>, ke kterému se dále připojují komponenty, které určují chování daného GameObjektu.</w:t>
+      </w:r>
+      <w:r>
+        <w:t xml:space="preserve"> Existuje mnoho komponent, kde každ</w:t>
+      </w:r>
+      <w:r>
+        <w:t>á</w:t>
+      </w:r>
+      <w:r>
+        <w:t xml:space="preserve"> má své vlastní </w:t>
+      </w:r>
+      <w:r>
+        <w:t xml:space="preserve">využití, </w:t>
+      </w:r>
+      <w:r>
+        <w:t>mezi nejznámější,</w:t>
+      </w:r>
+      <w:r>
+        <w:t xml:space="preserve"> bez</w:t>
+      </w:r>
+      <w:r>
+        <w:t xml:space="preserve"> kterých se neobejde skoro </w:t>
+      </w:r>
+      <w:r>
+        <w:t>žádný</w:t>
+      </w:r>
+      <w:r>
+        <w:t xml:space="preserve"> </w:t>
+      </w:r>
+      <w:r>
+        <w:t>komplexnější</w:t>
+      </w:r>
+      <w:r>
+        <w:t xml:space="preserve"> herní objekt patří.</w:t>
+      </w:r>
+    </w:p>
+    <w:p>
+      <w:pPr>
+        <w:pStyle w:val="Nadpis4"/>
+        <w:spacing w:line="360" w:lineRule="auto"/>
+      </w:pPr>
+      <w:bookmarkStart w:id="22" w:name="_Toc144915660"/>
+      <w:r>
+        <w:t>Transform</w:t>
+      </w:r>
+      <w:bookmarkEnd w:id="22"/>
     </w:p>
     <w:p>
       <w:pPr>
         <w:spacing w:line="360" w:lineRule="auto"/>
         <w:ind w:firstLine="578"/>
       </w:pPr>
-      <w:r>
-        <w:t>Všechno</w:t>
-      </w:r>
-      <w:r>
-        <w:t>,</w:t>
-      </w:r>
-      <w:r>
-        <w:t xml:space="preserve"> co vidíme na obrazovce, ať už se jedná o postavu hráče, stěnu budovy nebo zbraň nepřátele je</w:t>
-      </w:r>
-      <w:r>
-        <w:t xml:space="preserve"> </w:t>
-      </w:r>
-      <w:proofErr w:type="spellStart"/>
-      <w:r>
-        <w:t>GameObject</w:t>
-      </w:r>
-      <w:proofErr w:type="spellEnd"/>
-      <w:r>
-        <w:t xml:space="preserve">. </w:t>
-      </w:r>
-      <w:r>
-        <w:t>Tento herní objekt</w:t>
-      </w:r>
-      <w:r>
-        <w:t>,</w:t>
-      </w:r>
-      <w:r>
-        <w:t xml:space="preserve"> ale sám o sobě nic nedělá, jedná se pouze o </w:t>
-      </w:r>
-      <w:r>
-        <w:t>obal</w:t>
-      </w:r>
-      <w:r>
-        <w:t xml:space="preserve">, ke kterému se dále připojují komponenty, které určují chování daného </w:t>
-      </w:r>
-      <w:proofErr w:type="spellStart"/>
-      <w:r>
-        <w:t>GameObjektu</w:t>
-      </w:r>
-      <w:proofErr w:type="spellEnd"/>
-      <w:r>
-        <w:t>.</w:t>
-      </w:r>
-      <w:r>
-        <w:t xml:space="preserve"> Existuje mnoho komponent, kde každ</w:t>
-      </w:r>
-      <w:r>
-        <w:t>á</w:t>
-      </w:r>
-      <w:r>
-        <w:t xml:space="preserve"> má své vlastní </w:t>
-      </w:r>
-      <w:r>
-        <w:t xml:space="preserve">využití, </w:t>
-      </w:r>
-      <w:r>
-        <w:t>mezi nejznámější,</w:t>
-      </w:r>
-      <w:r>
-        <w:t xml:space="preserve"> bez</w:t>
-      </w:r>
-      <w:r>
-        <w:t xml:space="preserve"> kterých se neobejde skoro </w:t>
-      </w:r>
-      <w:r>
-        <w:t>žádný</w:t>
-      </w:r>
-      <w:r>
-        <w:t xml:space="preserve"> </w:t>
-      </w:r>
-      <w:r>
-        <w:t>komplexnější</w:t>
-      </w:r>
-      <w:r>
-        <w:t xml:space="preserve"> herní objekt patří.</w:t>
-      </w:r>
-    </w:p>
-    <w:p>
-      <w:pPr>
-        <w:pStyle w:val="Nadpis4"/>
-        <w:spacing w:line="360" w:lineRule="auto"/>
-      </w:pPr>
-      <w:proofErr w:type="spellStart"/>
-      <w:r>
-        <w:t>Transform</w:t>
-      </w:r>
-      <w:proofErr w:type="spellEnd"/>
-    </w:p>
-    <w:p>
-      <w:pPr>
-        <w:spacing w:line="360" w:lineRule="auto"/>
-        <w:ind w:firstLine="578"/>
-      </w:pPr>
-      <w:bookmarkStart w:id="18" w:name="_Hlk144739028"/>
-      <w:bookmarkStart w:id="19" w:name="_Toc142480041"/>
+      <w:bookmarkStart w:id="23" w:name="_Hlk144739028"/>
       <w:r>
         <w:t>Jedná se o komponent, který je vždy připnutý k hernímu objektu a nejde odebrat. Určuje pozici, rotaci a měřítko objektu ve scéně</w:t>
       </w:r>
-      <w:bookmarkEnd w:id="18"/>
+      <w:bookmarkEnd w:id="23"/>
       <w:r>
         <w:t xml:space="preserve">. Jednotlivé hodnoty se dají nastavit v inspektoru daného objektu nebo přímo ze scriptu. </w:t>
       </w:r>
@@ -5931,22 +5935,30 @@
                             <w:r>
                               <w:t xml:space="preserve">Obrázek </w:t>
                             </w:r>
-                            <w:fldSimple w:instr=" SEQ Obrázek \* ARABIC ">
-                              <w:r>
-                                <w:rPr>
-                                  <w:noProof/>
-                                </w:rPr>
-                                <w:t>1</w:t>
-                              </w:r>
-                            </w:fldSimple>
                             <w:r>
-                              <w:t xml:space="preserve">- </w:t>
+                              <w:fldChar w:fldCharType="begin"/>
                             </w:r>
-                            <w:proofErr w:type="spellStart"/>
                             <w:r>
-                              <w:t>Transform</w:t>
+                              <w:instrText xml:space="preserve"> SEQ Obrázek \* ARABIC </w:instrText>
                             </w:r>
-                            <w:proofErr w:type="spellEnd"/>
+                            <w:r>
+                              <w:fldChar w:fldCharType="separate"/>
+                            </w:r>
+                            <w:r>
+                              <w:rPr>
+                                <w:noProof/>
+                              </w:rPr>
+                              <w:t>1</w:t>
+                            </w:r>
+                            <w:r>
+                              <w:rPr>
+                                <w:noProof/>
+                              </w:rPr>
+                              <w:fldChar w:fldCharType="end"/>
+                            </w:r>
+                            <w:r>
+                              <w:t>- Transform</w:t>
+                            </w:r>
                           </w:p>
                         </w:txbxContent>
                       </wps:txbx>
@@ -5983,22 +5995,30 @@
                       <w:r>
                         <w:t xml:space="preserve">Obrázek </w:t>
                       </w:r>
-                      <w:fldSimple w:instr=" SEQ Obrázek \* ARABIC ">
-                        <w:r>
-                          <w:rPr>
-                            <w:noProof/>
-                          </w:rPr>
-                          <w:t>1</w:t>
-                        </w:r>
-                      </w:fldSimple>
                       <w:r>
-                        <w:t xml:space="preserve">- </w:t>
+                        <w:fldChar w:fldCharType="begin"/>
                       </w:r>
-                      <w:proofErr w:type="spellStart"/>
                       <w:r>
-                        <w:t>Transform</w:t>
+                        <w:instrText xml:space="preserve"> SEQ Obrázek \* ARABIC </w:instrText>
                       </w:r>
-                      <w:proofErr w:type="spellEnd"/>
+                      <w:r>
+                        <w:fldChar w:fldCharType="separate"/>
+                      </w:r>
+                      <w:r>
+                        <w:rPr>
+                          <w:noProof/>
+                        </w:rPr>
+                        <w:t>1</w:t>
+                      </w:r>
+                      <w:r>
+                        <w:rPr>
+                          <w:noProof/>
+                        </w:rPr>
+                        <w:fldChar w:fldCharType="end"/>
+                      </w:r>
+                      <w:r>
+                        <w:t>- Transform</w:t>
+                      </w:r>
                     </w:p>
                   </w:txbxContent>
                 </v:textbox>
@@ -6102,13 +6122,8 @@
         <w:spacing w:line="360" w:lineRule="auto"/>
         <w:ind w:firstLine="578"/>
       </w:pPr>
-      <w:proofErr w:type="spellStart"/>
-      <w:r>
-        <w:t>void</w:t>
-      </w:r>
-      <w:proofErr w:type="spellEnd"/>
-      <w:r>
-        <w:t xml:space="preserve"> Start() </w:t>
+      <w:r>
+        <w:t xml:space="preserve">void Start() </w:t>
       </w:r>
     </w:p>
     <w:p>
@@ -6125,21 +6140,8 @@
         <w:spacing w:line="360" w:lineRule="auto"/>
         <w:ind w:left="709" w:firstLine="709"/>
       </w:pPr>
-      <w:proofErr w:type="spellStart"/>
-      <w:r>
-        <w:t>transform.position</w:t>
-      </w:r>
-      <w:proofErr w:type="spellEnd"/>
-      <w:r>
-        <w:t xml:space="preserve"> = </w:t>
-      </w:r>
-      <w:proofErr w:type="spellStart"/>
-      <w:r>
-        <w:t>new</w:t>
-      </w:r>
-      <w:proofErr w:type="spellEnd"/>
-      <w:r>
-        <w:t xml:space="preserve"> Vector3(0, </w:t>
+      <w:r>
+        <w:t xml:space="preserve">transform.position = new Vector3(0, </w:t>
       </w:r>
       <w:r>
         <w:t>0</w:t>
@@ -6172,15 +6174,7 @@
         <w:t>Vlastnosti komponen</w:t>
       </w:r>
       <w:r>
-        <w:t xml:space="preserve">ty </w:t>
-      </w:r>
-      <w:proofErr w:type="spellStart"/>
-      <w:r>
-        <w:t>Transform</w:t>
-      </w:r>
-      <w:proofErr w:type="spellEnd"/>
-      <w:r>
-        <w:t xml:space="preserve"> jsou používány v celé hierarchii herního objektu. </w:t>
+        <w:t xml:space="preserve">ty Transform jsou používány v celé hierarchii herního objektu. </w:t>
       </w:r>
       <w:r>
         <w:t>Proto p</w:t>
@@ -6202,18 +6196,18 @@
       <w:pPr>
         <w:pStyle w:val="Nadpis4"/>
       </w:pPr>
-      <w:proofErr w:type="spellStart"/>
+      <w:bookmarkStart w:id="24" w:name="_Toc144915661"/>
       <w:r>
         <w:t>Collider</w:t>
       </w:r>
-      <w:proofErr w:type="spellEnd"/>
+      <w:bookmarkEnd w:id="24"/>
     </w:p>
     <w:p>
       <w:pPr>
         <w:spacing w:line="360" w:lineRule="auto"/>
         <w:ind w:firstLine="709"/>
       </w:pPr>
-      <w:bookmarkStart w:id="20" w:name="_Hlk144741436"/>
+      <w:bookmarkStart w:id="25" w:name="_Hlk144741436"/>
       <w:r>
         <w:t>Komponent, kte</w:t>
       </w:r>
@@ -6240,17 +6234,8 @@
           <w:i/>
           <w:iCs/>
         </w:rPr>
-        <w:t xml:space="preserve">primitive </w:t>
-      </w:r>
-      <w:proofErr w:type="spellStart"/>
-      <w:r>
-        <w:rPr>
-          <w:i/>
-          <w:iCs/>
-        </w:rPr>
-        <w:t>colliders</w:t>
-      </w:r>
-      <w:proofErr w:type="spellEnd"/>
+        <w:t>primitive colliders</w:t>
+      </w:r>
       <w:r>
         <w:t xml:space="preserve">, které </w:t>
       </w:r>
@@ -6266,56 +6251,19 @@
       <w:r>
         <w:t xml:space="preserve">, díky jejich </w:t>
       </w:r>
-      <w:bookmarkEnd w:id="20"/>
+      <w:bookmarkEnd w:id="25"/>
       <w:r>
         <w:t xml:space="preserve">jednoduchosti. Patří mezi ně například </w:t>
       </w:r>
       <w:r>
-        <w:t xml:space="preserve">Box </w:t>
-      </w:r>
-      <w:proofErr w:type="spellStart"/>
-      <w:r>
-        <w:t>Collider</w:t>
-      </w:r>
-      <w:proofErr w:type="spellEnd"/>
-      <w:r>
-        <w:t xml:space="preserve">, </w:t>
-      </w:r>
-      <w:proofErr w:type="spellStart"/>
-      <w:r>
-        <w:t>Sphere</w:t>
-      </w:r>
-      <w:proofErr w:type="spellEnd"/>
+        <w:t>Box Collider, Sphere Collider, Capsule Collider</w:t>
+      </w:r>
+      <w:r>
+        <w:t xml:space="preserve"> a jejich zjednodušené verze ve 2D.</w:t>
+      </w:r>
       <w:r>
         <w:t xml:space="preserve"> </w:t>
       </w:r>
-      <w:proofErr w:type="spellStart"/>
-      <w:r>
-        <w:t>Collider</w:t>
-      </w:r>
-      <w:proofErr w:type="spellEnd"/>
-      <w:r>
-        <w:t xml:space="preserve">, </w:t>
-      </w:r>
-      <w:proofErr w:type="spellStart"/>
-      <w:r>
-        <w:t>Capsule</w:t>
-      </w:r>
-      <w:proofErr w:type="spellEnd"/>
-      <w:r>
-        <w:t xml:space="preserve"> </w:t>
-      </w:r>
-      <w:proofErr w:type="spellStart"/>
-      <w:r>
-        <w:t>Collider</w:t>
-      </w:r>
-      <w:proofErr w:type="spellEnd"/>
-      <w:r>
-        <w:t xml:space="preserve"> a jejich zjednodušené verze ve 2D.</w:t>
-      </w:r>
-      <w:r>
-        <w:t xml:space="preserve"> </w:t>
-      </w:r>
     </w:p>
     <w:p>
       <w:pPr>
@@ -6340,35 +6288,103 @@
       <w:r>
         <w:t xml:space="preserve"> musíme k našemu objektu připnout komponentu </w:t>
       </w:r>
-      <w:proofErr w:type="spellStart"/>
       <w:r>
         <w:rPr>
           <w:b/>
           <w:bCs/>
         </w:rPr>
-        <w:t>Rigid</w:t>
-      </w:r>
-      <w:proofErr w:type="spellEnd"/>
+        <w:t>Rigid Body</w:t>
+      </w:r>
+      <w:r>
+        <w:t>, která společně s Collider docílí př</w:t>
+      </w:r>
+      <w:r>
+        <w:t>esného řešení kolizí.</w:t>
+      </w:r>
+    </w:p>
+    <w:p>
+      <w:pPr>
+        <w:spacing w:line="360" w:lineRule="auto"/>
+        <w:ind w:firstLine="709"/>
+      </w:pPr>
       <w:r>
         <w:rPr>
           <w:b/>
           <w:bCs/>
         </w:rPr>
-        <w:t xml:space="preserve"> Body</w:t>
-      </w:r>
-      <w:r>
-        <w:t>, která společně s </w:t>
-      </w:r>
-      <w:proofErr w:type="spellStart"/>
-      <w:r>
-        <w:t>Collider</w:t>
-      </w:r>
-      <w:proofErr w:type="spellEnd"/>
-      <w:r>
-        <w:t xml:space="preserve"> docílí př</w:t>
-      </w:r>
-      <w:r>
-        <w:t>esného řešení kolizí.</w:t>
+        <w:t>Trigger</w:t>
+      </w:r>
+      <w:r>
+        <w:t xml:space="preserve">, neboli komponent collider, který má zapnutou možnost </w:t>
+      </w:r>
+      <w:r>
+        <w:rPr>
+          <w:lang w:val="en-GB"/>
+        </w:rPr>
+        <w:t>,,</w:t>
+      </w:r>
+      <w:r>
+        <w:t>Is Trigger‘‘ je speciálním druhem collideru, který slouží k</w:t>
+      </w:r>
+      <w:r>
+        <w:t>e</w:t>
+      </w:r>
+      <w:r>
+        <w:t xml:space="preserve"> spouštění funkcí při kolizi dvou </w:t>
+      </w:r>
+      <w:r>
+        <w:t>objektů</w:t>
+      </w:r>
+      <w:r>
+        <w:t xml:space="preserve">. </w:t>
+      </w:r>
+      <w:r>
+        <w:t>Na rozdíl od normálních kolizí t</w:t>
+      </w:r>
+      <w:r>
+        <w:t xml:space="preserve">yto </w:t>
+      </w:r>
+      <w:r>
+        <w:t>objektu spolu jinak neinteragují.</w:t>
+      </w:r>
+      <w:r>
+        <w:t xml:space="preserve"> Velmi častým příkladem </w:t>
+      </w:r>
+      <w:r>
+        <w:t xml:space="preserve">může být střela hráče, která </w:t>
+      </w:r>
+      <w:r>
+        <w:t>se zničí</w:t>
+      </w:r>
+      <w:r>
+        <w:t xml:space="preserve"> když protne </w:t>
+      </w:r>
+      <w:r>
+        <w:t xml:space="preserve">s nepřítelem, </w:t>
+      </w:r>
+      <w:r>
+        <w:t xml:space="preserve">jak je uvedeno v příkladu níže. </w:t>
+      </w:r>
+      <w:r>
+        <w:t>[</w:t>
+      </w:r>
+      <w:r>
+        <w:t>7</w:t>
+      </w:r>
+      <w:r>
+        <w:t>]</w:t>
+      </w:r>
+      <w:r>
+        <w:t xml:space="preserve"> </w:t>
+      </w:r>
+      <w:r>
+        <w:t>[</w:t>
+      </w:r>
+      <w:r>
+        <w:t>8</w:t>
+      </w:r>
+      <w:r>
+        <w:t>]</w:t>
       </w:r>
     </w:p>
     <w:p>
@@ -6376,115 +6392,115 @@
         <w:spacing w:line="360" w:lineRule="auto"/>
         <w:ind w:firstLine="709"/>
       </w:pPr>
-      <w:proofErr w:type="spellStart"/>
+      <w:r>
+        <w:t>void OnTriggerEnter2D(Collider2D collider2D)</w:t>
+      </w:r>
+    </w:p>
+    <w:p>
+      <w:pPr>
+        <w:spacing w:line="360" w:lineRule="auto"/>
+        <w:ind w:firstLine="709"/>
+      </w:pPr>
+      <w:r>
+        <w:t>{</w:t>
+      </w:r>
+    </w:p>
+    <w:p>
+      <w:pPr>
+        <w:spacing w:line="360" w:lineRule="auto"/>
+        <w:ind w:firstLine="709"/>
+      </w:pPr>
+      <w:r>
+        <w:t>        GameObject gm = collider2D.gameObject;</w:t>
+      </w:r>
+    </w:p>
+    <w:p>
+      <w:pPr>
+        <w:spacing w:line="360" w:lineRule="auto"/>
+        <w:ind w:firstLine="709"/>
+      </w:pPr>
+      <w:r>
+        <w:t>        if(gm.CompareTag("Enemy")){            </w:t>
+      </w:r>
+    </w:p>
+    <w:p>
+      <w:pPr>
+        <w:spacing w:line="360" w:lineRule="auto"/>
+        <w:ind w:firstLine="709"/>
+      </w:pPr>
+      <w:r>
+        <w:t>            Destroy(gameObject);</w:t>
+      </w:r>
+    </w:p>
+    <w:p>
+      <w:pPr>
+        <w:spacing w:line="360" w:lineRule="auto"/>
+        <w:ind w:firstLine="709"/>
+      </w:pPr>
+      <w:r>
+        <w:t>        }        </w:t>
+      </w:r>
+    </w:p>
+    <w:p>
+      <w:pPr>
+        <w:spacing w:line="360" w:lineRule="auto"/>
+        <w:ind w:firstLine="709"/>
+      </w:pPr>
+      <w:r>
+        <w:t>}</w:t>
+      </w:r>
+    </w:p>
+    <w:p>
+      <w:pPr>
+        <w:spacing w:line="360" w:lineRule="auto"/>
+        <w:ind w:firstLine="709"/>
+      </w:pPr>
+    </w:p>
+    <w:p>
+      <w:pPr>
+        <w:pStyle w:val="Nadpis4"/>
+      </w:pPr>
+      <w:bookmarkStart w:id="26" w:name="_Toc144915662"/>
+      <w:r>
+        <w:lastRenderedPageBreak/>
+        <w:t>Animator</w:t>
+      </w:r>
+      <w:bookmarkEnd w:id="26"/>
+    </w:p>
+    <w:p>
+      <w:pPr>
+        <w:spacing w:line="360" w:lineRule="auto"/>
+        <w:ind w:firstLine="709"/>
+      </w:pPr>
+      <w:r>
+        <w:t xml:space="preserve">Je komponenta, pomocí níž se provádí animace našeho objektu, ke kterému je připojena. </w:t>
+      </w:r>
+      <w:r>
+        <w:t xml:space="preserve">Ke správné funkčnosti vyžaduje </w:t>
+      </w:r>
+      <w:bookmarkStart w:id="27" w:name="_Hlk144743496"/>
       <w:r>
         <w:rPr>
           <w:b/>
           <w:bCs/>
         </w:rPr>
-        <w:t>Trigger</w:t>
-      </w:r>
-      <w:proofErr w:type="spellEnd"/>
-      <w:r>
-        <w:t xml:space="preserve">, neboli komponent </w:t>
-      </w:r>
-      <w:proofErr w:type="spellStart"/>
-      <w:r>
-        <w:t>collider</w:t>
-      </w:r>
-      <w:proofErr w:type="spellEnd"/>
-      <w:r>
-        <w:t xml:space="preserve">, který má zapnutou možnost </w:t>
-      </w:r>
-      <w:r>
-        <w:rPr>
-          <w:lang w:val="en-GB"/>
-        </w:rPr>
-        <w:t>,,</w:t>
-      </w:r>
-      <w:proofErr w:type="spellStart"/>
-      <w:r>
-        <w:t>Is</w:t>
-      </w:r>
-      <w:proofErr w:type="spellEnd"/>
-      <w:r>
-        <w:t xml:space="preserve"> </w:t>
-      </w:r>
-      <w:proofErr w:type="spellStart"/>
-      <w:r>
-        <w:t>Trigger</w:t>
-      </w:r>
-      <w:proofErr w:type="spellEnd"/>
-      <w:r>
-        <w:t xml:space="preserve">‘‘ je speciálním druhem </w:t>
-      </w:r>
-      <w:proofErr w:type="spellStart"/>
-      <w:r>
-        <w:t>collideru</w:t>
-      </w:r>
-      <w:proofErr w:type="spellEnd"/>
-      <w:r>
-        <w:t>, který slouží k</w:t>
-      </w:r>
-      <w:r>
-        <w:t>e</w:t>
-      </w:r>
-      <w:r>
-        <w:t xml:space="preserve"> spouštění funkcí při kolizi dvou </w:t>
-      </w:r>
-      <w:r>
-        <w:t>objektů</w:t>
-      </w:r>
-      <w:r>
-        <w:t xml:space="preserve">. </w:t>
-      </w:r>
-      <w:r>
-        <w:t>Na rozdíl od normálních kolizí t</w:t>
-      </w:r>
-      <w:r>
-        <w:t xml:space="preserve">yto </w:t>
-      </w:r>
-      <w:r>
-        <w:t>objektu spolu jinak neinteragují.</w:t>
-      </w:r>
-      <w:r>
-        <w:t xml:space="preserve"> Velmi častým příkladem </w:t>
-      </w:r>
-      <w:r>
-        <w:t xml:space="preserve">může být střela hráče, která </w:t>
-      </w:r>
-      <w:r>
-        <w:t>se zničí</w:t>
-      </w:r>
-      <w:r>
-        <w:t xml:space="preserve"> když protne </w:t>
-      </w:r>
-      <w:r>
-        <w:t xml:space="preserve">s nepřítelem, </w:t>
-      </w:r>
-      <w:r>
-        <w:t xml:space="preserve">jak je uvedeno v příkladu níže. </w:t>
-      </w:r>
-      <w:r>
-        <w:t>[</w:t>
-      </w:r>
-      <w:r>
-        <w:t>7</w:t>
-      </w:r>
-      <w:r>
-        <w:t>]</w:t>
-      </w:r>
-      <w:r>
-        <w:t xml:space="preserve"> </w:t>
-      </w:r>
-      <w:r>
-        <w:t>[</w:t>
-      </w:r>
-      <w:r>
-        <w:t>8</w:t>
-      </w:r>
-      <w:r>
-        <w:t>]</w:t>
+        <w:t>Animator Controller</w:t>
+      </w:r>
+      <w:bookmarkEnd w:id="27"/>
+      <w:r>
+        <w:t xml:space="preserve">, který slouží k přepínání jednotlivých klipů a </w:t>
+      </w:r>
+      <w:r>
+        <w:t xml:space="preserve">vytváření </w:t>
+      </w:r>
+      <w:r>
+        <w:t>přechod</w:t>
+      </w:r>
+      <w:r>
+        <w:t>ů</w:t>
+      </w:r>
+      <w:r>
+        <w:t xml:space="preserve"> mezi nimi. </w:t>
       </w:r>
     </w:p>
     <w:p>
@@ -6492,13 +6508,26 @@
         <w:spacing w:line="360" w:lineRule="auto"/>
         <w:ind w:firstLine="709"/>
       </w:pPr>
-      <w:proofErr w:type="spellStart"/>
-      <w:r>
-        <w:t>void</w:t>
-      </w:r>
-      <w:proofErr w:type="spellEnd"/>
-      <w:r>
-        <w:t xml:space="preserve"> OnTriggerEnter2D(Collider2D collider2D)</w:t>
+      <w:r>
+        <w:t xml:space="preserve">Animator Controller se skládá z několika </w:t>
+      </w:r>
+      <w:r>
+        <w:t>obdélníků</w:t>
+      </w:r>
+      <w:r>
+        <w:t xml:space="preserve">, který představují jednotlivé </w:t>
+      </w:r>
+      <w:r>
+        <w:t xml:space="preserve">stavy </w:t>
+      </w:r>
+      <w:r>
+        <w:t xml:space="preserve">daného objektu. </w:t>
+      </w:r>
+      <w:r>
+        <w:t>Mezi těmito stavy se dají vytvořit přechody</w:t>
+      </w:r>
+      <w:r>
+        <w:t xml:space="preserve">, které obsahují podmínky, pomocí niž se řídí přepínání mezi jednotlivými stavy. </w:t>
       </w:r>
     </w:p>
     <w:p>
@@ -6507,244 +6536,7 @@
         <w:ind w:firstLine="709"/>
       </w:pPr>
       <w:r>
-        <w:t>{</w:t>
-      </w:r>
-    </w:p>
-    <w:p>
-      <w:pPr>
-        <w:spacing w:line="360" w:lineRule="auto"/>
-        <w:ind w:firstLine="709"/>
-      </w:pPr>
-      <w:r>
-        <w:t xml:space="preserve">        </w:t>
-      </w:r>
-      <w:proofErr w:type="spellStart"/>
-      <w:r>
-        <w:t>GameObject</w:t>
-      </w:r>
-      <w:proofErr w:type="spellEnd"/>
-      <w:r>
-        <w:t xml:space="preserve"> </w:t>
-      </w:r>
-      <w:proofErr w:type="spellStart"/>
-      <w:r>
-        <w:t>gm</w:t>
-      </w:r>
-      <w:proofErr w:type="spellEnd"/>
-      <w:r>
-        <w:t xml:space="preserve"> = collider2D.gameObject;</w:t>
-      </w:r>
-    </w:p>
-    <w:p>
-      <w:pPr>
-        <w:spacing w:line="360" w:lineRule="auto"/>
-        <w:ind w:firstLine="709"/>
-      </w:pPr>
-      <w:r>
-        <w:t xml:space="preserve">        </w:t>
-      </w:r>
-      <w:proofErr w:type="spellStart"/>
-      <w:r>
-        <w:t>if</w:t>
-      </w:r>
-      <w:proofErr w:type="spellEnd"/>
-      <w:r>
-        <w:t>(</w:t>
-      </w:r>
-      <w:proofErr w:type="spellStart"/>
-      <w:r>
-        <w:t>gm.CompareTag</w:t>
-      </w:r>
-      <w:proofErr w:type="spellEnd"/>
-      <w:r>
-        <w:t>("</w:t>
-      </w:r>
-      <w:proofErr w:type="spellStart"/>
-      <w:r>
-        <w:t>Enemy</w:t>
-      </w:r>
-      <w:proofErr w:type="spellEnd"/>
-      <w:r>
-        <w:t>")){            </w:t>
-      </w:r>
-    </w:p>
-    <w:p>
-      <w:pPr>
-        <w:spacing w:line="360" w:lineRule="auto"/>
-        <w:ind w:firstLine="709"/>
-      </w:pPr>
-      <w:r>
-        <w:t xml:space="preserve">            </w:t>
-      </w:r>
-      <w:proofErr w:type="spellStart"/>
-      <w:r>
-        <w:t>Destroy</w:t>
-      </w:r>
-      <w:proofErr w:type="spellEnd"/>
-      <w:r>
-        <w:t>(</w:t>
-      </w:r>
-      <w:proofErr w:type="spellStart"/>
-      <w:r>
-        <w:t>gameObject</w:t>
-      </w:r>
-      <w:proofErr w:type="spellEnd"/>
-      <w:r>
-        <w:t>);</w:t>
-      </w:r>
-    </w:p>
-    <w:p>
-      <w:pPr>
-        <w:spacing w:line="360" w:lineRule="auto"/>
-        <w:ind w:firstLine="709"/>
-      </w:pPr>
-      <w:r>
-        <w:t>        }        </w:t>
-      </w:r>
-    </w:p>
-    <w:p>
-      <w:pPr>
-        <w:spacing w:line="360" w:lineRule="auto"/>
-        <w:ind w:firstLine="709"/>
-      </w:pPr>
-      <w:r>
-        <w:t>}</w:t>
-      </w:r>
-    </w:p>
-    <w:p>
-      <w:pPr>
-        <w:spacing w:line="360" w:lineRule="auto"/>
-        <w:ind w:firstLine="709"/>
-      </w:pPr>
-    </w:p>
-    <w:p>
-      <w:pPr>
-        <w:pStyle w:val="Nadpis4"/>
-      </w:pPr>
-      <w:proofErr w:type="spellStart"/>
-      <w:r>
-        <w:lastRenderedPageBreak/>
-        <w:t>Animator</w:t>
-      </w:r>
-      <w:proofErr w:type="spellEnd"/>
-    </w:p>
-    <w:p>
-      <w:pPr>
-        <w:spacing w:line="360" w:lineRule="auto"/>
-        <w:ind w:firstLine="709"/>
-      </w:pPr>
-      <w:r>
-        <w:t xml:space="preserve">Je komponenta, pomocí níž se provádí animace našeho objektu, ke kterému je připojena. </w:t>
-      </w:r>
-      <w:r>
-        <w:t xml:space="preserve">Ke správné funkčnosti vyžaduje </w:t>
-      </w:r>
-      <w:bookmarkStart w:id="21" w:name="_Hlk144743496"/>
-      <w:proofErr w:type="spellStart"/>
-      <w:r>
-        <w:rPr>
-          <w:b/>
-          <w:bCs/>
-        </w:rPr>
-        <w:t>Animator</w:t>
-      </w:r>
-      <w:proofErr w:type="spellEnd"/>
-      <w:r>
-        <w:rPr>
-          <w:b/>
-          <w:bCs/>
-        </w:rPr>
-        <w:t xml:space="preserve"> </w:t>
-      </w:r>
-      <w:proofErr w:type="spellStart"/>
-      <w:r>
-        <w:rPr>
-          <w:b/>
-          <w:bCs/>
-        </w:rPr>
-        <w:t>Controller</w:t>
-      </w:r>
-      <w:bookmarkEnd w:id="21"/>
-      <w:proofErr w:type="spellEnd"/>
-      <w:r>
-        <w:t xml:space="preserve">, který slouží k přepínání jednotlivých klipů a </w:t>
-      </w:r>
-      <w:r>
-        <w:t xml:space="preserve">vytváření </w:t>
-      </w:r>
-      <w:r>
-        <w:t>přechod</w:t>
-      </w:r>
-      <w:r>
-        <w:t>ů</w:t>
-      </w:r>
-      <w:r>
-        <w:t xml:space="preserve"> mezi nimi. </w:t>
-      </w:r>
-    </w:p>
-    <w:p>
-      <w:pPr>
-        <w:spacing w:line="360" w:lineRule="auto"/>
-        <w:ind w:firstLine="709"/>
-      </w:pPr>
-      <w:proofErr w:type="spellStart"/>
-      <w:r>
-        <w:t>Animator</w:t>
-      </w:r>
-      <w:proofErr w:type="spellEnd"/>
-      <w:r>
-        <w:t xml:space="preserve"> </w:t>
-      </w:r>
-      <w:proofErr w:type="spellStart"/>
-      <w:r>
-        <w:t>Controller</w:t>
-      </w:r>
-      <w:proofErr w:type="spellEnd"/>
-      <w:r>
-        <w:t xml:space="preserve"> se skládá z několika </w:t>
-      </w:r>
-      <w:r>
-        <w:t>obdélníků</w:t>
-      </w:r>
-      <w:r>
-        <w:t xml:space="preserve">, který představují jednotlivé </w:t>
-      </w:r>
-      <w:r>
-        <w:t xml:space="preserve">stavy </w:t>
-      </w:r>
-      <w:r>
-        <w:t xml:space="preserve">daného objektu. </w:t>
-      </w:r>
-      <w:r>
-        <w:t>Mezi těmito stavy se dají vytvořit přechody</w:t>
-      </w:r>
-      <w:r>
-        <w:t xml:space="preserve">, které obsahují podmínky, pomocí niž se řídí přepínání mezi jednotlivými stavy. </w:t>
-      </w:r>
-    </w:p>
-    <w:p>
-      <w:pPr>
-        <w:spacing w:line="360" w:lineRule="auto"/>
-        <w:ind w:firstLine="709"/>
-      </w:pPr>
-      <w:r>
-        <w:t xml:space="preserve">Každý </w:t>
-      </w:r>
-      <w:proofErr w:type="spellStart"/>
-      <w:r>
-        <w:t>Animator</w:t>
-      </w:r>
-      <w:proofErr w:type="spellEnd"/>
-      <w:r>
-        <w:t xml:space="preserve"> </w:t>
-      </w:r>
-      <w:proofErr w:type="spellStart"/>
-      <w:r>
-        <w:t>Controller</w:t>
-      </w:r>
-      <w:proofErr w:type="spellEnd"/>
-      <w:r>
-        <w:t xml:space="preserve"> zpravidla obsahuje tři základní stavy:</w:t>
+        <w:t>Každý Animator Controller zpravidla obsahuje tři základní stavy:</w:t>
       </w:r>
     </w:p>
     <w:p>
@@ -6756,13 +6548,8 @@
         </w:numPr>
         <w:spacing w:line="360" w:lineRule="auto"/>
       </w:pPr>
-      <w:proofErr w:type="spellStart"/>
-      <w:r>
-        <w:t>Entry</w:t>
-      </w:r>
-      <w:proofErr w:type="spellEnd"/>
-      <w:r>
-        <w:t xml:space="preserve"> –</w:t>
+      <w:r>
+        <w:t>Entry –</w:t>
       </w:r>
       <w:r>
         <w:t xml:space="preserve"> stav</w:t>
@@ -6814,13 +6601,8 @@
         <w:t xml:space="preserve"> </w:t>
       </w:r>
       <w:r>
-        <w:t xml:space="preserve">tento stav slouží k ukončení animace a navracení do počátečního stavu </w:t>
-      </w:r>
-      <w:proofErr w:type="spellStart"/>
-      <w:r>
-        <w:t>Entry</w:t>
-      </w:r>
-      <w:proofErr w:type="spellEnd"/>
+        <w:t>tento stav slouží k ukončení animace a navracení do počátečního stavu Entry</w:t>
+      </w:r>
     </w:p>
     <w:p>
       <w:pPr>
@@ -6832,26 +6614,10 @@
         <w:spacing w:line="360" w:lineRule="auto"/>
       </w:pPr>
       <w:r>
-        <w:t xml:space="preserve">Any </w:t>
-      </w:r>
-      <w:proofErr w:type="spellStart"/>
-      <w:r>
-        <w:t>State</w:t>
-      </w:r>
-      <w:proofErr w:type="spellEnd"/>
-      <w:r>
-        <w:t xml:space="preserve"> – </w:t>
-      </w:r>
-      <w:r>
-        <w:t xml:space="preserve">Slouží k </w:t>
-      </w:r>
-      <w:proofErr w:type="spellStart"/>
-      <w:r>
-        <w:t>přechodut</w:t>
-      </w:r>
-      <w:proofErr w:type="spellEnd"/>
-      <w:r>
-        <w:t xml:space="preserve"> do určitého stavu bez ohledu na to, ve kterém stavu se právě nacházíte.</w:t>
+        <w:t xml:space="preserve">Any State – </w:t>
+      </w:r>
+      <w:r>
+        <w:t>Slouží k přechodut do určitého stavu bez ohledu na to, ve kterém stavu se právě nacházíte.</w:t>
       </w:r>
       <w:r>
         <w:t xml:space="preserve"> </w:t>
@@ -6924,30 +6690,30 @@
                             <w:r>
                               <w:t xml:space="preserve">Obrázek </w:t>
                             </w:r>
-                            <w:fldSimple w:instr=" SEQ Obrázek \* ARABIC ">
-                              <w:r>
-                                <w:rPr>
-                                  <w:noProof/>
-                                </w:rPr>
-                                <w:t>2</w:t>
-                              </w:r>
-                            </w:fldSimple>
                             <w:r>
-                              <w:t xml:space="preserve"> - </w:t>
+                              <w:fldChar w:fldCharType="begin"/>
                             </w:r>
-                            <w:proofErr w:type="spellStart"/>
                             <w:r>
-                              <w:t>Animator</w:t>
+                              <w:instrText xml:space="preserve"> SEQ Obrázek \* ARABIC </w:instrText>
                             </w:r>
-                            <w:proofErr w:type="spellEnd"/>
                             <w:r>
-                              <w:t xml:space="preserve"> </w:t>
+                              <w:fldChar w:fldCharType="separate"/>
                             </w:r>
-                            <w:proofErr w:type="spellStart"/>
                             <w:r>
-                              <w:t>Controller</w:t>
+                              <w:rPr>
+                                <w:noProof/>
+                              </w:rPr>
+                              <w:t>2</w:t>
                             </w:r>
-                            <w:proofErr w:type="spellEnd"/>
+                            <w:r>
+                              <w:rPr>
+                                <w:noProof/>
+                              </w:rPr>
+                              <w:fldChar w:fldCharType="end"/>
+                            </w:r>
+                            <w:r>
+                              <w:t xml:space="preserve"> - Animator Controller</w:t>
+                            </w:r>
                           </w:p>
                         </w:txbxContent>
                       </wps:txbx>
@@ -6980,30 +6746,30 @@
                       <w:r>
                         <w:t xml:space="preserve">Obrázek </w:t>
                       </w:r>
-                      <w:fldSimple w:instr=" SEQ Obrázek \* ARABIC ">
-                        <w:r>
-                          <w:rPr>
-                            <w:noProof/>
-                          </w:rPr>
-                          <w:t>2</w:t>
-                        </w:r>
-                      </w:fldSimple>
                       <w:r>
-                        <w:t xml:space="preserve"> - </w:t>
+                        <w:fldChar w:fldCharType="begin"/>
                       </w:r>
-                      <w:proofErr w:type="spellStart"/>
                       <w:r>
-                        <w:t>Animator</w:t>
+                        <w:instrText xml:space="preserve"> SEQ Obrázek \* ARABIC </w:instrText>
                       </w:r>
-                      <w:proofErr w:type="spellEnd"/>
                       <w:r>
-                        <w:t xml:space="preserve"> </w:t>
+                        <w:fldChar w:fldCharType="separate"/>
                       </w:r>
-                      <w:proofErr w:type="spellStart"/>
                       <w:r>
-                        <w:t>Controller</w:t>
+                        <w:rPr>
+                          <w:noProof/>
+                        </w:rPr>
+                        <w:t>2</w:t>
                       </w:r>
-                      <w:proofErr w:type="spellEnd"/>
+                      <w:r>
+                        <w:rPr>
+                          <w:noProof/>
+                        </w:rPr>
+                        <w:fldChar w:fldCharType="end"/>
+                      </w:r>
+                      <w:r>
+                        <w:t xml:space="preserve"> - Animator Controller</w:t>
+                      </w:r>
                     </w:p>
                   </w:txbxContent>
                 </v:textbox>
@@ -7078,6 +6844,7 @@
       <w:pPr>
         <w:pStyle w:val="Nadpis4"/>
       </w:pPr>
+      <w:bookmarkStart w:id="28" w:name="_Toc144915663"/>
       <w:r>
         <w:t>S</w:t>
       </w:r>
@@ -7090,6 +6857,7 @@
       <w:r>
         <w:t>y</w:t>
       </w:r>
+      <w:bookmarkEnd w:id="28"/>
     </w:p>
     <w:p>
       <w:pPr>
@@ -7114,7 +6882,6 @@
       <w:r>
         <w:t xml:space="preserve"> ze třídy </w:t>
       </w:r>
-      <w:proofErr w:type="spellStart"/>
       <w:r>
         <w:rPr>
           <w:b/>
@@ -7123,7 +6890,6 @@
         <w:lastRenderedPageBreak/>
         <w:t>MonoBehaviour</w:t>
       </w:r>
-      <w:proofErr w:type="spellEnd"/>
       <w:r>
         <w:t xml:space="preserve"> a implementuje dvě základní </w:t>
       </w:r>
@@ -7269,14 +7035,27 @@
                             <w:r>
                               <w:t xml:space="preserve">Obrázek </w:t>
                             </w:r>
-                            <w:fldSimple w:instr=" SEQ Obrázek \* ARABIC ">
-                              <w:r>
-                                <w:rPr>
-                                  <w:noProof/>
-                                </w:rPr>
-                                <w:t>3</w:t>
-                              </w:r>
-                            </w:fldSimple>
+                            <w:r>
+                              <w:fldChar w:fldCharType="begin"/>
+                            </w:r>
+                            <w:r>
+                              <w:instrText xml:space="preserve"> SEQ Obrázek \* ARABIC </w:instrText>
+                            </w:r>
+                            <w:r>
+                              <w:fldChar w:fldCharType="separate"/>
+                            </w:r>
+                            <w:r>
+                              <w:rPr>
+                                <w:noProof/>
+                              </w:rPr>
+                              <w:t>3</w:t>
+                            </w:r>
+                            <w:r>
+                              <w:rPr>
+                                <w:noProof/>
+                              </w:rPr>
+                              <w:fldChar w:fldCharType="end"/>
+                            </w:r>
                             <w:r>
                               <w:t xml:space="preserve"> - základní skript</w:t>
                             </w:r>
@@ -7312,14 +7091,27 @@
                       <w:r>
                         <w:t xml:space="preserve">Obrázek </w:t>
                       </w:r>
-                      <w:fldSimple w:instr=" SEQ Obrázek \* ARABIC ">
-                        <w:r>
-                          <w:rPr>
-                            <w:noProof/>
-                          </w:rPr>
-                          <w:t>3</w:t>
-                        </w:r>
-                      </w:fldSimple>
+                      <w:r>
+                        <w:fldChar w:fldCharType="begin"/>
+                      </w:r>
+                      <w:r>
+                        <w:instrText xml:space="preserve"> SEQ Obrázek \* ARABIC </w:instrText>
+                      </w:r>
+                      <w:r>
+                        <w:fldChar w:fldCharType="separate"/>
+                      </w:r>
+                      <w:r>
+                        <w:rPr>
+                          <w:noProof/>
+                        </w:rPr>
+                        <w:t>3</w:t>
+                      </w:r>
+                      <w:r>
+                        <w:rPr>
+                          <w:noProof/>
+                        </w:rPr>
+                        <w:fldChar w:fldCharType="end"/>
+                      </w:r>
                       <w:r>
                         <w:t xml:space="preserve"> - základní skript</w:t>
                       </w:r>
@@ -7392,19 +7184,10 @@
           </wp:anchor>
         </w:drawing>
       </w:r>
-      <w:bookmarkStart w:id="22" w:name="_Hlk144747156"/>
-      <w:r>
-        <w:t xml:space="preserve">Další velmi důležitou funkcí, kterou třída </w:t>
-      </w:r>
-      <w:proofErr w:type="spellStart"/>
-      <w:r>
-        <w:t>MonoBehaviour</w:t>
-      </w:r>
-      <w:proofErr w:type="spellEnd"/>
-      <w:r>
-        <w:t xml:space="preserve"> poskytuje je </w:t>
-      </w:r>
-      <w:proofErr w:type="spellStart"/>
+      <w:bookmarkStart w:id="29" w:name="_Hlk144747156"/>
+      <w:r>
+        <w:t xml:space="preserve">Další velmi důležitou funkcí, kterou třída MonoBehaviour poskytuje je </w:t>
+      </w:r>
       <w:r>
         <w:rPr>
           <w:b/>
@@ -7412,19 +7195,10 @@
         </w:rPr>
         <w:t>Awake</w:t>
       </w:r>
-      <w:proofErr w:type="spellEnd"/>
-      <w:r>
-        <w:t xml:space="preserve">. Tato funkce se stejně jako Start provedena pouze jednou na začátku. </w:t>
-      </w:r>
-      <w:proofErr w:type="spellStart"/>
-      <w:r>
-        <w:t>Awake</w:t>
-      </w:r>
-      <w:proofErr w:type="spellEnd"/>
-      <w:r>
-        <w:t xml:space="preserve"> je ale na rozdíl od Start volán </w:t>
-      </w:r>
-      <w:bookmarkEnd w:id="22"/>
+      <w:r>
+        <w:t xml:space="preserve">. Tato funkce se stejně jako Start provedena pouze jednou na začátku. Awake je ale na rozdíl od Start volán </w:t>
+      </w:r>
+      <w:bookmarkEnd w:id="29"/>
       <w:r>
         <w:t xml:space="preserve">hned potom co je objekt s daným scriptem </w:t>
       </w:r>
@@ -7432,15 +7206,7 @@
         <w:t>inicializován</w:t>
       </w:r>
       <w:r>
-        <w:t xml:space="preserve"> neboli všechny funkce </w:t>
-      </w:r>
-      <w:proofErr w:type="spellStart"/>
-      <w:r>
-        <w:t>Awake</w:t>
-      </w:r>
-      <w:proofErr w:type="spellEnd"/>
-      <w:r>
-        <w:t xml:space="preserve"> se provedou před </w:t>
+        <w:t xml:space="preserve"> neboli všechny funkce Awake se provedou před </w:t>
       </w:r>
       <w:r>
         <w:t>voláním</w:t>
@@ -7458,9 +7224,11 @@
       <w:pPr>
         <w:pStyle w:val="Nadpis4"/>
       </w:pPr>
+      <w:bookmarkStart w:id="30" w:name="_Toc144915664"/>
       <w:r>
         <w:t>Audio</w:t>
       </w:r>
+      <w:bookmarkEnd w:id="30"/>
     </w:p>
     <w:p>
       <w:pPr>
@@ -7472,31 +7240,22 @@
           <w:b/>
           <w:bCs/>
         </w:rPr>
-        <w:t xml:space="preserve">Audio </w:t>
-      </w:r>
-      <w:proofErr w:type="spellStart"/>
+        <w:t>Audio Listener</w:t>
+      </w:r>
+      <w:r>
+        <w:t xml:space="preserve"> je komponenta, která slouží k zaznamenávání všeho zvuku ve scéně. Nejčastěji se umísťuje na hlavní kameru, protože je to místo ze, kterého všechen zvuk je slyšet ve 3D.</w:t>
+      </w:r>
+    </w:p>
+    <w:p>
+      <w:pPr>
+        <w:spacing w:line="360" w:lineRule="auto"/>
+        <w:ind w:firstLine="709"/>
+      </w:pPr>
       <w:r>
         <w:rPr>
           <w:b/>
           <w:bCs/>
         </w:rPr>
-        <w:t>Listener</w:t>
-      </w:r>
-      <w:proofErr w:type="spellEnd"/>
-      <w:r>
-        <w:t xml:space="preserve"> je komponenta, která slouží k zaznamenávání všeho zvuku ve scéně. Nejčastěji se umísťuje na hlavní kameru, protože je to místo ze, kterého všechen zvuk je slyšet ve 3D.</w:t>
-      </w:r>
-    </w:p>
-    <w:p>
-      <w:pPr>
-        <w:spacing w:line="360" w:lineRule="auto"/>
-        <w:ind w:firstLine="709"/>
-      </w:pPr>
-      <w:r>
-        <w:rPr>
-          <w:b/>
-          <w:bCs/>
-        </w:rPr>
         <w:t xml:space="preserve">Audio Source </w:t>
       </w:r>
       <w:r>
@@ -7546,6 +7305,7 @@
         <w:pStyle w:val="Nadpis3"/>
         <w:spacing w:line="360" w:lineRule="auto"/>
       </w:pPr>
+      <w:bookmarkStart w:id="31" w:name="_Toc144915665"/>
       <w:r>
         <w:lastRenderedPageBreak/>
         <w:t>Sc</w:t>
@@ -7556,7 +7316,7 @@
       <w:r>
         <w:t>na</w:t>
       </w:r>
-      <w:bookmarkEnd w:id="19"/>
+      <w:bookmarkEnd w:id="31"/>
     </w:p>
     <w:p>
       <w:pPr>
@@ -7616,14 +7376,27 @@
                             <w:r>
                               <w:t xml:space="preserve">Obrázek </w:t>
                             </w:r>
-                            <w:fldSimple w:instr=" SEQ Obrázek \* ARABIC ">
-                              <w:r>
-                                <w:rPr>
-                                  <w:noProof/>
-                                </w:rPr>
-                                <w:t>4</w:t>
-                              </w:r>
-                            </w:fldSimple>
+                            <w:r>
+                              <w:fldChar w:fldCharType="begin"/>
+                            </w:r>
+                            <w:r>
+                              <w:instrText xml:space="preserve"> SEQ Obrázek \* ARABIC </w:instrText>
+                            </w:r>
+                            <w:r>
+                              <w:fldChar w:fldCharType="separate"/>
+                            </w:r>
+                            <w:r>
+                              <w:rPr>
+                                <w:noProof/>
+                              </w:rPr>
+                              <w:t>4</w:t>
+                            </w:r>
+                            <w:r>
+                              <w:rPr>
+                                <w:noProof/>
+                              </w:rPr>
+                              <w:fldChar w:fldCharType="end"/>
+                            </w:r>
                             <w:r>
                               <w:t xml:space="preserve"> - scény</w:t>
                             </w:r>
@@ -7659,14 +7432,27 @@
                       <w:r>
                         <w:t xml:space="preserve">Obrázek </w:t>
                       </w:r>
-                      <w:fldSimple w:instr=" SEQ Obrázek \* ARABIC ">
-                        <w:r>
-                          <w:rPr>
-                            <w:noProof/>
-                          </w:rPr>
-                          <w:t>4</w:t>
-                        </w:r>
-                      </w:fldSimple>
+                      <w:r>
+                        <w:fldChar w:fldCharType="begin"/>
+                      </w:r>
+                      <w:r>
+                        <w:instrText xml:space="preserve"> SEQ Obrázek \* ARABIC </w:instrText>
+                      </w:r>
+                      <w:r>
+                        <w:fldChar w:fldCharType="separate"/>
+                      </w:r>
+                      <w:r>
+                        <w:rPr>
+                          <w:noProof/>
+                        </w:rPr>
+                        <w:t>4</w:t>
+                      </w:r>
+                      <w:r>
+                        <w:rPr>
+                          <w:noProof/>
+                        </w:rPr>
+                        <w:fldChar w:fldCharType="end"/>
+                      </w:r>
                       <w:r>
                         <w:t xml:space="preserve"> - scény</w:t>
                       </w:r>
@@ -7771,27 +7557,22 @@
       <w:pPr>
         <w:pStyle w:val="Nadpis3"/>
       </w:pPr>
-      <w:proofErr w:type="spellStart"/>
+      <w:bookmarkStart w:id="32" w:name="_Toc144915666"/>
       <w:r>
         <w:t>Prefab</w:t>
       </w:r>
       <w:r>
         <w:t>s</w:t>
       </w:r>
-      <w:proofErr w:type="spellEnd"/>
+      <w:bookmarkEnd w:id="32"/>
     </w:p>
     <w:p>
       <w:pPr>
         <w:spacing w:line="360" w:lineRule="auto"/>
         <w:ind w:firstLine="709"/>
       </w:pPr>
-      <w:proofErr w:type="spellStart"/>
-      <w:r>
-        <w:t>Prefab</w:t>
-      </w:r>
-      <w:proofErr w:type="spellEnd"/>
-      <w:r>
-        <w:t xml:space="preserve"> j</w:t>
+      <w:r>
+        <w:t>Prefab j</w:t>
       </w:r>
       <w:r>
         <w:t>e šablona</w:t>
@@ -7830,15 +7611,7 @@
         <w:t>se liší v tom</w:t>
       </w:r>
       <w:r>
-        <w:t xml:space="preserve">, že když provedeme úpravu tohoto </w:t>
-      </w:r>
-      <w:proofErr w:type="spellStart"/>
-      <w:r>
-        <w:t>prefabu</w:t>
-      </w:r>
-      <w:proofErr w:type="spellEnd"/>
-      <w:r>
-        <w:t xml:space="preserve">, například změníme jeho velikost, tato změna se nám promítne do všech jeho </w:t>
+        <w:t xml:space="preserve">, že když provedeme úpravu tohoto prefabu, například změníme jeho velikost, tato změna se nám promítne do všech jeho </w:t>
       </w:r>
       <w:r>
         <w:t>instancí</w:t>
@@ -7877,62 +7650,82 @@
         <w:t>scénách</w:t>
       </w:r>
       <w:r>
-        <w:t xml:space="preserve"> je doporučené z tohoto objektu vytvořit </w:t>
-      </w:r>
-      <w:proofErr w:type="spellStart"/>
+        <w:t xml:space="preserve"> je doporučené z tohoto objektu vytvořit prefab.</w:t>
+      </w:r>
+      <w:r>
+        <w:t xml:space="preserve"> Do scény se tento prefab přidá klasickým přetažením do okna hierarchie nebo přímo z kódu, což je nejčastější způsobem práce s</w:t>
+      </w:r>
+      <w:r>
+        <w:t> </w:t>
+      </w:r>
+      <w:r>
+        <w:t>prefaby</w:t>
+      </w:r>
+      <w:r>
+        <w:t>. V</w:t>
+      </w:r>
+      <w:r>
+        <w:t>ytvoření instance obstará funkce Instantiate()</w:t>
+      </w:r>
+      <w:r>
+        <w:t>, která přijímá parametry: prefab, pozici a otočení.</w:t>
+      </w:r>
+      <w:r>
+        <w:t xml:space="preserve"> </w:t>
+      </w:r>
+    </w:p>
+    <w:p>
+      <w:pPr>
+        <w:spacing w:line="360" w:lineRule="auto"/>
+        <w:ind w:firstLine="709"/>
+      </w:pPr>
+    </w:p>
+    <w:p>
+      <w:pPr>
+        <w:spacing w:line="360" w:lineRule="auto"/>
+        <w:ind w:firstLine="709"/>
+        <w:rPr>
+          <w:lang w:val="en-GB"/>
+        </w:rPr>
+      </w:pPr>
+      <w:r>
+        <w:t>public spawnEnemy</w:t>
+      </w:r>
+      <w:r>
+        <w:rPr>
+          <w:lang w:val="en-GB"/>
+        </w:rPr>
+        <w:t>()</w:t>
+      </w:r>
+    </w:p>
+    <w:p>
+      <w:pPr>
+        <w:spacing w:line="360" w:lineRule="auto"/>
+        <w:ind w:firstLine="709"/>
+      </w:pPr>
+      <w:r>
+        <w:t>{             </w:t>
+      </w:r>
+    </w:p>
+    <w:p>
+      <w:pPr>
+        <w:spacing w:line="360" w:lineRule="auto"/>
+        <w:ind w:left="709" w:firstLine="709"/>
+      </w:pPr>
+      <w:r>
+        <w:t>Instantiate(</w:t>
+      </w:r>
       <w:r>
         <w:t>prefab</w:t>
       </w:r>
-      <w:proofErr w:type="spellEnd"/>
-      <w:r>
-        <w:t>.</w:t>
-      </w:r>
-      <w:r>
-        <w:t xml:space="preserve"> Do scény se tento </w:t>
-      </w:r>
-      <w:proofErr w:type="spellStart"/>
-      <w:r>
-        <w:t>prefab</w:t>
-      </w:r>
-      <w:proofErr w:type="spellEnd"/>
-      <w:r>
-        <w:t xml:space="preserve"> přidá klasickým přetažením do okna hierarchie nebo přímo z kódu, což je nejčastější způsobem práce s</w:t>
-      </w:r>
-      <w:r>
-        <w:t> </w:t>
-      </w:r>
-      <w:proofErr w:type="spellStart"/>
-      <w:r>
-        <w:t>prefaby</w:t>
-      </w:r>
-      <w:proofErr w:type="spellEnd"/>
-      <w:r>
-        <w:t>. V</w:t>
-      </w:r>
-      <w:r>
-        <w:t xml:space="preserve">ytvoření instance obstará funkce </w:t>
-      </w:r>
-      <w:proofErr w:type="spellStart"/>
-      <w:r>
-        <w:t>Instantiate</w:t>
-      </w:r>
-      <w:proofErr w:type="spellEnd"/>
-      <w:r>
-        <w:t>()</w:t>
-      </w:r>
-      <w:r>
-        <w:t xml:space="preserve">, která přijímá parametry: </w:t>
-      </w:r>
-      <w:proofErr w:type="spellStart"/>
-      <w:r>
-        <w:t>prefab</w:t>
-      </w:r>
-      <w:proofErr w:type="spellEnd"/>
-      <w:r>
-        <w:t>, pozici a otočení.</w:t>
-      </w:r>
-      <w:r>
-        <w:t xml:space="preserve"> </w:t>
+      <w:r>
+        <w:t>, new Vector3(</w:t>
+      </w:r>
+      <w:r>
+        <w:t>0,0,0</w:t>
+      </w:r>
+      <w:r>
+        <w:t>), Quaternion.identity);</w:t>
       </w:r>
     </w:p>
     <w:p>
@@ -7940,29 +7733,15 @@
         <w:spacing w:line="360" w:lineRule="auto"/>
         <w:ind w:firstLine="709"/>
       </w:pPr>
+      <w:r>
+        <w:t>}</w:t>
+      </w:r>
     </w:p>
     <w:p>
       <w:pPr>
         <w:spacing w:line="360" w:lineRule="auto"/>
         <w:ind w:firstLine="709"/>
-        <w:rPr>
-          <w:lang w:val="en-GB"/>
-        </w:rPr>
-      </w:pPr>
-      <w:r>
-        <w:t xml:space="preserve">public </w:t>
-      </w:r>
-      <w:proofErr w:type="spellStart"/>
-      <w:r>
-        <w:t>spawnEnemy</w:t>
-      </w:r>
-      <w:proofErr w:type="spellEnd"/>
-      <w:r>
-        <w:rPr>
-          <w:lang w:val="en-GB"/>
-        </w:rPr>
-        <w:t>()</w:t>
-      </w:r>
+      </w:pPr>
     </w:p>
     <w:p>
       <w:pPr>
@@ -7970,124 +7749,17 @@
         <w:ind w:firstLine="709"/>
       </w:pPr>
       <w:r>
-        <w:t>{             </w:t>
-      </w:r>
-    </w:p>
-    <w:p>
-      <w:pPr>
-        <w:spacing w:line="360" w:lineRule="auto"/>
-        <w:ind w:left="709" w:firstLine="709"/>
-      </w:pPr>
-      <w:proofErr w:type="spellStart"/>
-      <w:r>
-        <w:t>Instantiate</w:t>
-      </w:r>
-      <w:proofErr w:type="spellEnd"/>
-      <w:r>
-        <w:t>(</w:t>
-      </w:r>
-      <w:proofErr w:type="spellStart"/>
-      <w:r>
-        <w:t>prefab</w:t>
-      </w:r>
-      <w:proofErr w:type="spellEnd"/>
-      <w:r>
-        <w:t xml:space="preserve">, </w:t>
-      </w:r>
-      <w:proofErr w:type="spellStart"/>
-      <w:r>
-        <w:t>new</w:t>
-      </w:r>
-      <w:proofErr w:type="spellEnd"/>
-      <w:r>
-        <w:t xml:space="preserve"> Vector3(</w:t>
-      </w:r>
-      <w:r>
-        <w:t>0,0,0</w:t>
-      </w:r>
-      <w:r>
-        <w:t xml:space="preserve">), </w:t>
-      </w:r>
-      <w:proofErr w:type="spellStart"/>
-      <w:r>
-        <w:t>Quaternion.identity</w:t>
-      </w:r>
-      <w:proofErr w:type="spellEnd"/>
-      <w:r>
-        <w:t>);</w:t>
-      </w:r>
-    </w:p>
-    <w:p>
-      <w:pPr>
-        <w:spacing w:line="360" w:lineRule="auto"/>
-        <w:ind w:firstLine="709"/>
-      </w:pPr>
-      <w:r>
-        <w:t>}</w:t>
-      </w:r>
-    </w:p>
-    <w:p>
-      <w:pPr>
-        <w:spacing w:line="360" w:lineRule="auto"/>
-        <w:ind w:firstLine="709"/>
-      </w:pPr>
-    </w:p>
-    <w:p>
-      <w:pPr>
-        <w:spacing w:line="360" w:lineRule="auto"/>
-        <w:ind w:firstLine="709"/>
-      </w:pPr>
-      <w:proofErr w:type="spellStart"/>
-      <w:r>
-        <w:t>Prefaby</w:t>
-      </w:r>
-      <w:proofErr w:type="spellEnd"/>
-      <w:r>
-        <w:t xml:space="preserve"> se dají různě kombinovat a vytvářet takzvané </w:t>
-      </w:r>
-      <w:proofErr w:type="spellStart"/>
+        <w:t xml:space="preserve">Prefaby se dají různě kombinovat a vytvářet takzvané </w:t>
+      </w:r>
       <w:r>
         <w:rPr>
           <w:b/>
           <w:bCs/>
         </w:rPr>
-        <w:t>nested</w:t>
-      </w:r>
-      <w:proofErr w:type="spellEnd"/>
-      <w:r>
-        <w:rPr>
-          <w:b/>
-          <w:bCs/>
-        </w:rPr>
-        <w:t xml:space="preserve"> </w:t>
-      </w:r>
-      <w:proofErr w:type="spellStart"/>
-      <w:r>
-        <w:rPr>
-          <w:b/>
-          <w:bCs/>
-        </w:rPr>
-        <w:t>prefabs</w:t>
-      </w:r>
-      <w:proofErr w:type="spellEnd"/>
-      <w:r>
-        <w:t xml:space="preserve">, což jsou </w:t>
-      </w:r>
-      <w:proofErr w:type="spellStart"/>
-      <w:r>
-        <w:t>prefaby</w:t>
-      </w:r>
-      <w:proofErr w:type="spellEnd"/>
-      <w:r>
-        <w:t xml:space="preserve">, které obsahují jiné </w:t>
-      </w:r>
-      <w:proofErr w:type="spellStart"/>
-      <w:r>
-        <w:t>prefaby</w:t>
-      </w:r>
-      <w:proofErr w:type="spellEnd"/>
-      <w:r>
-        <w:t>.</w:t>
+        <w:t>nested prefabs</w:t>
+      </w:r>
+      <w:r>
+        <w:t>, což jsou prefaby, které obsahují jiné prefaby.</w:t>
       </w:r>
       <w:r>
         <w:t xml:space="preserve"> </w:t>
@@ -8117,21 +7789,11 @@
         <w:pStyle w:val="Nadpis3"/>
         <w:spacing w:line="360" w:lineRule="auto"/>
       </w:pPr>
-      <w:bookmarkStart w:id="23" w:name="_Toc142480042"/>
-      <w:proofErr w:type="spellStart"/>
-      <w:r>
-        <w:t>Asset</w:t>
-      </w:r>
-      <w:proofErr w:type="spellEnd"/>
-      <w:r>
-        <w:t xml:space="preserve"> </w:t>
-      </w:r>
-      <w:proofErr w:type="spellStart"/>
-      <w:r>
-        <w:t>Store</w:t>
-      </w:r>
-      <w:bookmarkEnd w:id="23"/>
-      <w:proofErr w:type="spellEnd"/>
+      <w:bookmarkStart w:id="33" w:name="_Toc144915667"/>
+      <w:r>
+        <w:t>Asset Store</w:t>
+      </w:r>
+      <w:bookmarkEnd w:id="33"/>
     </w:p>
     <w:p>
       <w:pPr>
@@ -8139,45 +7801,13 @@
         <w:ind w:firstLine="709"/>
       </w:pPr>
       <w:r>
-        <w:t xml:space="preserve">Unity </w:t>
-      </w:r>
-      <w:proofErr w:type="spellStart"/>
-      <w:r>
-        <w:t>Asset</w:t>
-      </w:r>
-      <w:proofErr w:type="spellEnd"/>
-      <w:r>
-        <w:t xml:space="preserve"> </w:t>
-      </w:r>
-      <w:proofErr w:type="spellStart"/>
-      <w:r>
-        <w:t>Store</w:t>
-      </w:r>
-      <w:proofErr w:type="spellEnd"/>
-      <w:r>
-        <w:t xml:space="preserve"> je rozsáhlá platforma pro vývojáře her a aplikací, která nabízí širokou škálu nástrojů, modelů, textur, skriptů</w:t>
+        <w:t>Unity Asset Store je rozsáhlá platforma pro vývojáře her a aplikací, která nabízí širokou škálu nástrojů, modelů, textur, skriptů</w:t>
       </w:r>
       <w:r>
         <w:t>.</w:t>
       </w:r>
       <w:r>
-        <w:t xml:space="preserve"> Tato platforma slouží jako nepostradatelný zdroj pro vývojáře, kteří chtějí zrychlit a obohatit svůj vývojový proces. Unity </w:t>
-      </w:r>
-      <w:proofErr w:type="spellStart"/>
-      <w:r>
-        <w:t>Asset</w:t>
-      </w:r>
-      <w:proofErr w:type="spellEnd"/>
-      <w:r>
-        <w:t xml:space="preserve"> </w:t>
-      </w:r>
-      <w:proofErr w:type="spellStart"/>
-      <w:r>
-        <w:t>Store</w:t>
-      </w:r>
-      <w:proofErr w:type="spellEnd"/>
-      <w:r>
-        <w:t xml:space="preserve"> umožňuje vývojářům rychle najít a zakoupit komponenty, které potřebují k vytvoření vysoce kvalitních her a aplikací. Díky komunitnímu přístupu mohou také vývojáři sdílet své vlastní zdroje a získat z nich příjem. </w:t>
+        <w:t xml:space="preserve"> Tato platforma slouží jako nepostradatelný zdroj pro vývojáře, kteří chtějí zrychlit a obohatit svůj vývojový proces. Unity Asset Store umožňuje vývojářům rychle najít a zakoupit komponenty, které potřebují k vytvoření vysoce kvalitních her a aplikací. Díky komunitnímu přístupu mohou také vývojáři sdílet své vlastní zdroje a získat z nich příjem. </w:t>
       </w:r>
     </w:p>
     <w:p>
@@ -8238,24 +7868,29 @@
                             <w:r>
                               <w:t xml:space="preserve">Obrázek </w:t>
                             </w:r>
-                            <w:fldSimple w:instr=" SEQ Obrázek \* ARABIC ">
-                              <w:r>
-                                <w:rPr>
-                                  <w:noProof/>
-                                </w:rPr>
-                                <w:t>5</w:t>
-                              </w:r>
-                            </w:fldSimple>
                             <w:r>
-                              <w:t xml:space="preserve"> - </w:t>
+                              <w:fldChar w:fldCharType="begin"/>
                             </w:r>
-                            <w:proofErr w:type="spellStart"/>
                             <w:r>
-                              <w:t>package</w:t>
+                              <w:instrText xml:space="preserve"> SEQ Obrázek \* ARABIC </w:instrText>
                             </w:r>
-                            <w:proofErr w:type="spellEnd"/>
                             <w:r>
-                              <w:t xml:space="preserve"> manager</w:t>
+                              <w:fldChar w:fldCharType="separate"/>
+                            </w:r>
+                            <w:r>
+                              <w:rPr>
+                                <w:noProof/>
+                              </w:rPr>
+                              <w:t>5</w:t>
+                            </w:r>
+                            <w:r>
+                              <w:rPr>
+                                <w:noProof/>
+                              </w:rPr>
+                              <w:fldChar w:fldCharType="end"/>
+                            </w:r>
+                            <w:r>
+                              <w:t xml:space="preserve"> - package manager</w:t>
                             </w:r>
                           </w:p>
                         </w:txbxContent>
@@ -8289,24 +7924,29 @@
                       <w:r>
                         <w:t xml:space="preserve">Obrázek </w:t>
                       </w:r>
-                      <w:fldSimple w:instr=" SEQ Obrázek \* ARABIC ">
-                        <w:r>
-                          <w:rPr>
-                            <w:noProof/>
-                          </w:rPr>
-                          <w:t>5</w:t>
-                        </w:r>
-                      </w:fldSimple>
                       <w:r>
-                        <w:t xml:space="preserve"> - </w:t>
+                        <w:fldChar w:fldCharType="begin"/>
                       </w:r>
-                      <w:proofErr w:type="spellStart"/>
                       <w:r>
-                        <w:t>package</w:t>
+                        <w:instrText xml:space="preserve"> SEQ Obrázek \* ARABIC </w:instrText>
                       </w:r>
-                      <w:proofErr w:type="spellEnd"/>
                       <w:r>
-                        <w:t xml:space="preserve"> manager</w:t>
+                        <w:fldChar w:fldCharType="separate"/>
+                      </w:r>
+                      <w:r>
+                        <w:rPr>
+                          <w:noProof/>
+                        </w:rPr>
+                        <w:t>5</w:t>
+                      </w:r>
+                      <w:r>
+                        <w:rPr>
+                          <w:noProof/>
+                        </w:rPr>
+                        <w:fldChar w:fldCharType="end"/>
+                      </w:r>
+                      <w:r>
+                        <w:t xml:space="preserve"> - package manager</w:t>
                       </w:r>
                     </w:p>
                   </w:txbxContent>
@@ -8372,39 +8012,14 @@
         </w:drawing>
       </w:r>
       <w:r>
-        <w:t>K zahrnutí jednotlivých modelů z </w:t>
-      </w:r>
-      <w:proofErr w:type="spellStart"/>
-      <w:r>
-        <w:t>asset</w:t>
-      </w:r>
-      <w:proofErr w:type="spellEnd"/>
-      <w:r>
-        <w:t xml:space="preserve"> </w:t>
-      </w:r>
-      <w:proofErr w:type="spellStart"/>
-      <w:r>
-        <w:t>storu</w:t>
-      </w:r>
-      <w:proofErr w:type="spellEnd"/>
-      <w:r>
-        <w:t xml:space="preserve"> do našeho projektu složí nástroj </w:t>
-      </w:r>
-      <w:proofErr w:type="spellStart"/>
+        <w:t xml:space="preserve">K zahrnutí jednotlivých modelů z asset storu do našeho projektu složí nástroj </w:t>
+      </w:r>
       <w:r>
         <w:rPr>
           <w:b/>
           <w:bCs/>
         </w:rPr>
-        <w:t>Package</w:t>
-      </w:r>
-      <w:proofErr w:type="spellEnd"/>
-      <w:r>
-        <w:rPr>
-          <w:b/>
-          <w:bCs/>
-        </w:rPr>
-        <w:t xml:space="preserve"> manager</w:t>
+        <w:t>Package manager</w:t>
       </w:r>
       <w:r>
         <w:t>, pomocí jehož jednoduše můžeme spravovat všechny naše balíčky.</w:t>
@@ -8420,6 +8035,7 @@
       <w:pPr>
         <w:pStyle w:val="Nadpis3"/>
       </w:pPr>
+      <w:bookmarkStart w:id="34" w:name="_Toc144915668"/>
       <w:r>
         <w:lastRenderedPageBreak/>
         <w:t>Uživatelské</w:t>
@@ -8427,6 +8043,7 @@
       <w:r>
         <w:t xml:space="preserve"> rozhraní</w:t>
       </w:r>
+      <w:bookmarkEnd w:id="34"/>
     </w:p>
     <w:p>
       <w:pPr>
@@ -8501,14 +8118,27 @@
                             <w:r>
                               <w:t xml:space="preserve">Obrázek </w:t>
                             </w:r>
-                            <w:fldSimple w:instr=" SEQ Obrázek \* ARABIC ">
-                              <w:r>
-                                <w:rPr>
-                                  <w:noProof/>
-                                </w:rPr>
-                                <w:t>6</w:t>
-                              </w:r>
-                            </w:fldSimple>
+                            <w:r>
+                              <w:fldChar w:fldCharType="begin"/>
+                            </w:r>
+                            <w:r>
+                              <w:instrText xml:space="preserve"> SEQ Obrázek \* ARABIC </w:instrText>
+                            </w:r>
+                            <w:r>
+                              <w:fldChar w:fldCharType="separate"/>
+                            </w:r>
+                            <w:r>
+                              <w:rPr>
+                                <w:noProof/>
+                              </w:rPr>
+                              <w:t>6</w:t>
+                            </w:r>
+                            <w:r>
+                              <w:rPr>
+                                <w:noProof/>
+                              </w:rPr>
+                              <w:fldChar w:fldCharType="end"/>
+                            </w:r>
                             <w:r>
                               <w:t xml:space="preserve"> - uživatelské </w:t>
                             </w:r>
@@ -8547,14 +8177,27 @@
                       <w:r>
                         <w:t xml:space="preserve">Obrázek </w:t>
                       </w:r>
-                      <w:fldSimple w:instr=" SEQ Obrázek \* ARABIC ">
-                        <w:r>
-                          <w:rPr>
-                            <w:noProof/>
-                          </w:rPr>
-                          <w:t>6</w:t>
-                        </w:r>
-                      </w:fldSimple>
+                      <w:r>
+                        <w:fldChar w:fldCharType="begin"/>
+                      </w:r>
+                      <w:r>
+                        <w:instrText xml:space="preserve"> SEQ Obrázek \* ARABIC </w:instrText>
+                      </w:r>
+                      <w:r>
+                        <w:fldChar w:fldCharType="separate"/>
+                      </w:r>
+                      <w:r>
+                        <w:rPr>
+                          <w:noProof/>
+                        </w:rPr>
+                        <w:t>6</w:t>
+                      </w:r>
+                      <w:r>
+                        <w:rPr>
+                          <w:noProof/>
+                        </w:rPr>
+                        <w:fldChar w:fldCharType="end"/>
+                      </w:r>
                       <w:r>
                         <w:t xml:space="preserve"> - uživatelské </w:t>
                       </w:r>
@@ -8650,10 +8293,7 @@
         <w:t>nástrojů – poskytuje</w:t>
       </w:r>
       <w:r>
-        <w:t xml:space="preserve"> přístup k nejdůležitějším funkcím</w:t>
-      </w:r>
-      <w:r>
-        <w:t>.</w:t>
+        <w:t xml:space="preserve"> přístup k nejdůležitějším funkcím.</w:t>
       </w:r>
     </w:p>
     <w:p>
@@ -8803,78 +8443,1400 @@
     <w:p>
       <w:pPr>
         <w:spacing w:line="360" w:lineRule="auto"/>
+      </w:pPr>
+    </w:p>
+    <w:p>
+      <w:pPr>
+        <w:spacing w:line="360" w:lineRule="auto"/>
+      </w:pPr>
+    </w:p>
+    <w:p>
+      <w:pPr>
+        <w:spacing w:line="360" w:lineRule="auto"/>
+      </w:pPr>
+    </w:p>
+    <w:p>
+      <w:pPr>
+        <w:spacing w:line="360" w:lineRule="auto"/>
+      </w:pPr>
+    </w:p>
+    <w:p>
+      <w:pPr>
+        <w:pStyle w:val="Nadpis3"/>
+      </w:pPr>
+      <w:bookmarkStart w:id="35" w:name="_Toc144915669"/>
+      <w:r>
+        <w:lastRenderedPageBreak/>
+        <w:t>Osvětlení</w:t>
+      </w:r>
+      <w:bookmarkEnd w:id="35"/>
+    </w:p>
+    <w:p>
+      <w:pPr>
+        <w:spacing w:line="360" w:lineRule="auto"/>
         <w:ind w:firstLine="709"/>
       </w:pPr>
+      <w:r>
+        <w:t>Osvět</w:t>
+      </w:r>
+      <w:bookmarkStart w:id="36" w:name="_Hlk144917143"/>
+      <w:r>
+        <w:t xml:space="preserve">lení scény je jeden z nejdůležitějších prvků při vývoji hry. Existuje mnoho </w:t>
+      </w:r>
+      <w:r>
+        <w:t>způsobu,</w:t>
+      </w:r>
+      <w:r>
+        <w:t xml:space="preserve"> jak toho docílit, záleží jakého výsledku se snažíme docílit.</w:t>
+      </w:r>
+      <w:r>
+        <w:t xml:space="preserve"> Unity poskytuje čtyři základní druhy </w:t>
+      </w:r>
+      <w:bookmarkEnd w:id="36"/>
+      <w:r>
+        <w:t>světel.</w:t>
+      </w:r>
+    </w:p>
+    <w:p>
+      <w:pPr>
+        <w:pStyle w:val="Odstavecseseznamem"/>
+        <w:numPr>
+          <w:ilvl w:val="0"/>
+          <w:numId w:val="26"/>
+        </w:numPr>
+        <w:spacing w:line="360" w:lineRule="auto"/>
+      </w:pPr>
+      <w:r>
+        <w:rPr>
+          <w:b/>
+          <w:bCs/>
+        </w:rPr>
+        <w:t>Directional Light</w:t>
+      </w:r>
+      <w:r>
+        <w:t xml:space="preserve"> – jedná se o velké, vzdálené světlo, které se používá nejčastěji k simulaci slunce</w:t>
+      </w:r>
+    </w:p>
+    <w:p>
+      <w:pPr>
+        <w:pStyle w:val="Odstavecseseznamem"/>
+        <w:numPr>
+          <w:ilvl w:val="0"/>
+          <w:numId w:val="26"/>
+        </w:numPr>
+        <w:spacing w:line="360" w:lineRule="auto"/>
+      </w:pPr>
+      <w:r>
+        <w:rPr>
+          <w:b/>
+          <w:bCs/>
+        </w:rPr>
+        <w:t>Point Light</w:t>
+      </w:r>
+      <w:r>
+        <w:t xml:space="preserve"> – světlo, které má pevně danou pozici a poloměr dosahu paprsků</w:t>
+      </w:r>
+      <w:r>
+        <w:t>, které cestují všemi směry</w:t>
+      </w:r>
+    </w:p>
+    <w:p>
+      <w:pPr>
+        <w:pStyle w:val="Odstavecseseznamem"/>
+        <w:numPr>
+          <w:ilvl w:val="0"/>
+          <w:numId w:val="26"/>
+        </w:numPr>
+        <w:spacing w:line="360" w:lineRule="auto"/>
+      </w:pPr>
+      <w:r>
+        <w:rPr>
+          <w:b/>
+          <w:bCs/>
+        </w:rPr>
+        <w:t>Spot Light</w:t>
+      </w:r>
+      <w:r>
+        <w:t xml:space="preserve"> –</w:t>
+      </w:r>
+      <w:r>
+        <w:t xml:space="preserve"> na rozdíl od Point Light tento druh světla poskytuje možnost vyslat paprsky pouze jedním směrem pod určitým úhlem</w:t>
+      </w:r>
+    </w:p>
+    <w:p>
+      <w:pPr>
+        <w:pStyle w:val="Odstavecseseznamem"/>
+        <w:numPr>
+          <w:ilvl w:val="0"/>
+          <w:numId w:val="26"/>
+        </w:numPr>
+        <w:spacing w:line="360" w:lineRule="auto"/>
+      </w:pPr>
+      <w:r>
+        <w:rPr>
+          <w:b/>
+          <w:bCs/>
+        </w:rPr>
+        <w:t>Area Light</w:t>
+      </w:r>
+      <w:r>
+        <w:t xml:space="preserve"> </w:t>
+      </w:r>
+      <w:r>
+        <w:t>– světla, která mají obdélníkový tvar a promítají se pouze jedním směrem</w:t>
+      </w:r>
+    </w:p>
+    <w:p>
+      <w:pPr>
+        <w:spacing w:line="360" w:lineRule="auto"/>
+        <w:ind w:firstLine="578"/>
+      </w:pPr>
+      <w:r>
+        <w:t>Při vytváření světla máme dále možnost na výběr ze tří režimů</w:t>
+      </w:r>
+      <w:r>
+        <w:t xml:space="preserve">. </w:t>
+      </w:r>
+      <w:r>
+        <w:rPr>
+          <w:b/>
+          <w:bCs/>
+        </w:rPr>
+        <w:t>Real-time Lighting</w:t>
+      </w:r>
+      <w:r>
+        <w:t xml:space="preserve">, jak už název vypovídá jedná se o metodu, kde se všechny výpočty potřebné k tvorbě světla provádí každý snímek. Tento režim je vhodný </w:t>
+      </w:r>
+      <w:r>
+        <w:t>pro osvětlení postav nebo jiné pohyblivé geometrie</w:t>
+      </w:r>
+      <w:r>
+        <w:t xml:space="preserve"> pro získání co nejlepšího obrazu.</w:t>
+      </w:r>
+      <w:r>
+        <w:t xml:space="preserve"> </w:t>
+      </w:r>
+      <w:r>
+        <w:t xml:space="preserve">Kvůli neustálým výpočtů je ale tento režim náročný pro CPU a GPU. Proto Unity poskytuje režim </w:t>
+      </w:r>
+      <w:r>
+        <w:rPr>
+          <w:b/>
+          <w:bCs/>
+        </w:rPr>
+        <w:t>Baked Lighting</w:t>
+      </w:r>
+      <w:r>
+        <w:t>, který naopak všechny výpočty provede předem a uloží si jejich výsledky na disk, ze kterého je čte dle potřeby.</w:t>
+      </w:r>
+      <w:r>
+        <w:t xml:space="preserve"> </w:t>
+      </w:r>
+      <w:r>
+        <w:t>[</w:t>
+      </w:r>
+      <w:r>
+        <w:t>1</w:t>
+      </w:r>
+      <w:r>
+        <w:t>3</w:t>
+      </w:r>
+      <w:r>
+        <w:t>]</w:t>
+      </w:r>
+    </w:p>
+    <w:p>
+      <w:pPr>
+        <w:pStyle w:val="Nadpis2"/>
+      </w:pPr>
+      <w:r>
+        <w:t>Unity 2D</w:t>
+      </w:r>
     </w:p>
     <w:p>
       <w:pPr>
         <w:spacing w:line="360" w:lineRule="auto"/>
         <w:ind w:firstLine="709"/>
       </w:pPr>
+      <w:r>
+        <w:t xml:space="preserve">Unity engine je hlavně známý pro jeho schopnosti vytvářet 3D hry, to ale neznamená, že pomocí něho nedokážeme vytvořit 2D </w:t>
+      </w:r>
+      <w:r>
+        <w:rPr>
+          <w:color w:val="FF0000"/>
+        </w:rPr>
+        <w:t>ba</w:t>
+      </w:r>
+      <w:r>
+        <w:t xml:space="preserve"> přímo naopak.</w:t>
+      </w:r>
+      <w:r>
+        <w:t xml:space="preserve"> Všechn</w:t>
+      </w:r>
+      <w:r>
+        <w:t>y</w:t>
+      </w:r>
+      <w:r>
+        <w:t xml:space="preserve"> postupy a informace co byly víše zmíněné se vztahují pro všechny typy her</w:t>
+      </w:r>
+      <w:r>
+        <w:t xml:space="preserve"> bez rozdílu na to, jak daná hra vypadá</w:t>
+      </w:r>
+      <w:r>
+        <w:t xml:space="preserve">. Existuje ale několik nástrojů a speciální funkcí, které Unity poskytuje, </w:t>
+      </w:r>
+      <w:r>
+        <w:t>pro vývoj 2D her.</w:t>
+      </w:r>
+    </w:p>
+    <w:p>
+      <w:pPr>
+        <w:spacing w:line="360" w:lineRule="auto"/>
+        <w:ind w:firstLine="709"/>
+      </w:pPr>
+    </w:p>
+    <w:p>
+      <w:pPr>
+        <w:spacing w:line="360" w:lineRule="auto"/>
+        <w:ind w:firstLine="709"/>
+      </w:pPr>
+    </w:p>
+    <w:p>
+      <w:pPr>
+        <w:spacing w:line="360" w:lineRule="auto"/>
+        <w:ind w:firstLine="709"/>
+      </w:pPr>
+    </w:p>
+    <w:p>
+      <w:pPr>
+        <w:spacing w:line="360" w:lineRule="auto"/>
+        <w:ind w:firstLine="709"/>
+      </w:pPr>
+    </w:p>
+    <w:p>
+      <w:pPr>
+        <w:pStyle w:val="Nadpis3"/>
+      </w:pPr>
+      <w:r>
+        <w:lastRenderedPageBreak/>
+        <w:t>Grafika</w:t>
+      </w:r>
+    </w:p>
+    <w:p>
+      <w:pPr>
+        <w:spacing w:line="360" w:lineRule="auto"/>
+        <w:ind w:firstLine="709"/>
+      </w:pPr>
+      <w:r>
+        <w:rPr>
+          <w:noProof/>
+        </w:rPr>
+        <mc:AlternateContent>
+          <mc:Choice Requires="wps">
+            <w:drawing>
+              <wp:anchor distT="0" distB="0" distL="114300" distR="114300" simplePos="0" relativeHeight="251683840" behindDoc="0" locked="0" layoutInCell="1" allowOverlap="1" wp14:anchorId="6D3AF53D" wp14:editId="50670BBE">
+                <wp:simplePos x="0" y="0"/>
+                <wp:positionH relativeFrom="column">
+                  <wp:posOffset>643890</wp:posOffset>
+                </wp:positionH>
+                <wp:positionV relativeFrom="paragraph">
+                  <wp:posOffset>4193540</wp:posOffset>
+                </wp:positionV>
+                <wp:extent cx="3749040" cy="635"/>
+                <wp:effectExtent l="0" t="0" r="0" b="0"/>
+                <wp:wrapTopAndBottom/>
+                <wp:docPr id="1174473930" name="Textové pole 1"/>
+                <wp:cNvGraphicFramePr/>
+                <a:graphic xmlns:a="http://schemas.openxmlformats.org/drawingml/2006/main">
+                  <a:graphicData uri="http://schemas.microsoft.com/office/word/2010/wordprocessingShape">
+                    <wps:wsp>
+                      <wps:cNvSpPr txBox="1"/>
+                      <wps:spPr>
+                        <a:xfrm>
+                          <a:off x="0" y="0"/>
+                          <a:ext cx="3749040" cy="635"/>
+                        </a:xfrm>
+                        <a:prstGeom prst="rect">
+                          <a:avLst/>
+                        </a:prstGeom>
+                        <a:solidFill>
+                          <a:prstClr val="white"/>
+                        </a:solidFill>
+                        <a:ln>
+                          <a:noFill/>
+                        </a:ln>
+                      </wps:spPr>
+                      <wps:txbx>
+                        <w:txbxContent>
+                          <w:p>
+                            <w:pPr>
+                              <w:pStyle w:val="Titulek"/>
+                              <w:rPr>
+                                <w:noProof/>
+                                <w:sz w:val="24"/>
+                                <w:szCs w:val="24"/>
+                              </w:rPr>
+                            </w:pPr>
+                            <w:r>
+                              <w:t xml:space="preserve">Obrázek </w:t>
+                            </w:r>
+                            <w:r>
+                              <w:fldChar w:fldCharType="begin"/>
+                            </w:r>
+                            <w:r>
+                              <w:instrText xml:space="preserve"> SEQ Obrázek \* ARABIC </w:instrText>
+                            </w:r>
+                            <w:r>
+                              <w:fldChar w:fldCharType="separate"/>
+                            </w:r>
+                            <w:r>
+                              <w:rPr>
+                                <w:noProof/>
+                              </w:rPr>
+                              <w:t>7</w:t>
+                            </w:r>
+                            <w:r>
+                              <w:fldChar w:fldCharType="end"/>
+                            </w:r>
+                            <w:r>
+                              <w:t xml:space="preserve"> - sprite</w:t>
+                            </w:r>
+                          </w:p>
+                        </w:txbxContent>
+                      </wps:txbx>
+                      <wps:bodyPr rot="0" spcFirstLastPara="0" vertOverflow="overflow" horzOverflow="overflow" vert="horz" wrap="square" lIns="0" tIns="0" rIns="0" bIns="0" numCol="1" spcCol="0" rtlCol="0" fromWordArt="0" anchor="t" anchorCtr="0" forceAA="0" compatLnSpc="1">
+                        <a:prstTxWarp prst="textNoShape">
+                          <a:avLst/>
+                        </a:prstTxWarp>
+                        <a:spAutoFit/>
+                      </wps:bodyPr>
+                    </wps:wsp>
+                  </a:graphicData>
+                </a:graphic>
+              </wp:anchor>
+            </w:drawing>
+          </mc:Choice>
+          <mc:Fallback>
+            <w:pict>
+              <v:shape w14:anchorId="6D3AF53D" id="_x0000_s1032" type="#_x0000_t202" style="position:absolute;left:0;text-align:left;margin-left:50.7pt;margin-top:330.2pt;width:295.2pt;height:.05pt;z-index:251683840;visibility:visible;mso-wrap-style:square;mso-wrap-distance-left:9pt;mso-wrap-distance-top:0;mso-wrap-distance-right:9pt;mso-wrap-distance-bottom:0;mso-position-horizontal:absolute;mso-position-horizontal-relative:text;mso-position-vertical:absolute;mso-position-vertical-relative:text;v-text-anchor:top" o:gfxdata="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" stroked="f">
+                <v:textbox style="mso-fit-shape-to-text:t" inset="0,0,0,0">
+                  <w:txbxContent>
+                    <w:p>
+                      <w:pPr>
+                        <w:pStyle w:val="Titulek"/>
+                        <w:rPr>
+                          <w:noProof/>
+                          <w:sz w:val="24"/>
+                          <w:szCs w:val="24"/>
+                        </w:rPr>
+                      </w:pPr>
+                      <w:r>
+                        <w:t xml:space="preserve">Obrázek </w:t>
+                      </w:r>
+                      <w:r>
+                        <w:fldChar w:fldCharType="begin"/>
+                      </w:r>
+                      <w:r>
+                        <w:instrText xml:space="preserve"> SEQ Obrázek \* ARABIC </w:instrText>
+                      </w:r>
+                      <w:r>
+                        <w:fldChar w:fldCharType="separate"/>
+                      </w:r>
+                      <w:r>
+                        <w:rPr>
+                          <w:noProof/>
+                        </w:rPr>
+                        <w:t>7</w:t>
+                      </w:r>
+                      <w:r>
+                        <w:fldChar w:fldCharType="end"/>
+                      </w:r>
+                      <w:r>
+                        <w:t xml:space="preserve"> - sprite</w:t>
+                      </w:r>
+                    </w:p>
+                  </w:txbxContent>
+                </v:textbox>
+                <w10:wrap type="topAndBottom"/>
+              </v:shape>
+            </w:pict>
+          </mc:Fallback>
+        </mc:AlternateContent>
+      </w:r>
+      <w:r>
+        <w:rPr>
+          <w:noProof/>
+        </w:rPr>
+        <w:drawing>
+          <wp:anchor distT="0" distB="0" distL="114300" distR="114300" simplePos="0" relativeHeight="251681792" behindDoc="0" locked="0" layoutInCell="1" allowOverlap="1" wp14:anchorId="0549AC6A" wp14:editId="332281D3">
+            <wp:simplePos x="0" y="0"/>
+            <wp:positionH relativeFrom="page">
+              <wp:align>center</wp:align>
+            </wp:positionH>
+            <wp:positionV relativeFrom="paragraph">
+              <wp:posOffset>1175385</wp:posOffset>
+            </wp:positionV>
+            <wp:extent cx="3749040" cy="2961005"/>
+            <wp:effectExtent l="0" t="0" r="3810" b="0"/>
+            <wp:wrapTopAndBottom/>
+            <wp:docPr id="696830429" name="Obrázek 1" descr="Obsah obrázku text, software, Multimediální software, Počítačová ikona&#10;&#10;Popis byl vytvořen automaticky"/>
+            <wp:cNvGraphicFramePr>
+              <a:graphicFrameLocks xmlns:a="http://schemas.openxmlformats.org/drawingml/2006/main" noChangeAspect="1"/>
+            </wp:cNvGraphicFramePr>
+            <a:graphic xmlns:a="http://schemas.openxmlformats.org/drawingml/2006/main">
+              <a:graphicData uri="http://schemas.openxmlformats.org/drawingml/2006/picture">
+                <pic:pic xmlns:pic="http://schemas.openxmlformats.org/drawingml/2006/picture">
+                  <pic:nvPicPr>
+                    <pic:cNvPr id="696830429" name="Obrázek 1" descr="Obsah obrázku text, software, Multimediální software, Počítačová ikona&#10;&#10;Popis byl vytvořen automaticky"/>
+                    <pic:cNvPicPr/>
+                  </pic:nvPicPr>
+                  <pic:blipFill>
+                    <a:blip r:embed="rId17">
+                      <a:extLst>
+                        <a:ext uri="{28A0092B-C50C-407E-A947-70E740481C1C}">
+                          <a14:useLocalDpi xmlns:a14="http://schemas.microsoft.com/office/drawing/2010/main" val="0"/>
+                        </a:ext>
+                      </a:extLst>
+                    </a:blip>
+                    <a:stretch>
+                      <a:fillRect/>
+                    </a:stretch>
+                  </pic:blipFill>
+                  <pic:spPr>
+                    <a:xfrm>
+                      <a:off x="0" y="0"/>
+                      <a:ext cx="3749040" cy="2961005"/>
+                    </a:xfrm>
+                    <a:prstGeom prst="rect">
+                      <a:avLst/>
+                    </a:prstGeom>
+                  </pic:spPr>
+                </pic:pic>
+              </a:graphicData>
+            </a:graphic>
+            <wp14:sizeRelH relativeFrom="page">
+              <wp14:pctWidth>0</wp14:pctWidth>
+            </wp14:sizeRelH>
+            <wp14:sizeRelV relativeFrom="page">
+              <wp14:pctHeight>0</wp14:pctHeight>
+            </wp14:sizeRelV>
+          </wp:anchor>
+        </w:drawing>
+      </w:r>
+      <w:r>
+        <w:t xml:space="preserve">Pro vytváření obrazu ve 2D hrách se používají </w:t>
+      </w:r>
+      <w:r>
+        <w:rPr>
+          <w:b/>
+          <w:bCs/>
+        </w:rPr>
+        <w:t>Sprites</w:t>
+      </w:r>
+      <w:r>
+        <w:t xml:space="preserve">. Jedná se o jednoduché objekty neboli obrázky, které jsou vždycky otočené ke kameře. Tyto sprites se přidávají k objektům pomocí komponenty Sprite Renderer, která nám dovoluje změnit spoustu nastavení jako je například barva toho obrázku a rotace podle os. </w:t>
+      </w:r>
+    </w:p>
+    <w:p>
+      <w:pPr>
+        <w:spacing w:line="360" w:lineRule="auto"/>
+      </w:pPr>
+      <w:r>
+        <w:tab/>
+        <w:t xml:space="preserve">Unity také poskytuje nástroj </w:t>
+      </w:r>
+      <w:r>
+        <w:rPr>
+          <w:b/>
+          <w:bCs/>
+        </w:rPr>
+        <w:t xml:space="preserve">Sprite Editor </w:t>
+      </w:r>
+      <w:r>
+        <w:t>na úpravu jednotlivých obrázků a nabízí možnost na vyříznutí několika na sobě nezávislých spritů z jednoho většího obrázku.</w:t>
+      </w:r>
+      <w:r>
+        <w:t xml:space="preserve"> </w:t>
+      </w:r>
+      <w:r>
+        <w:t>[</w:t>
+      </w:r>
+      <w:r>
+        <w:t>1</w:t>
+      </w:r>
+      <w:r>
+        <w:t>4</w:t>
+      </w:r>
+      <w:r>
+        <w:t>]</w:t>
+      </w:r>
+    </w:p>
+    <w:p>
+      <w:pPr>
+        <w:pStyle w:val="Nadpis3"/>
+      </w:pPr>
+      <w:r>
+        <w:t>Fyzika</w:t>
+      </w:r>
+    </w:p>
+    <w:p>
+      <w:pPr>
+        <w:spacing w:line="360" w:lineRule="auto"/>
+        <w:ind w:firstLine="709"/>
+      </w:pPr>
+      <w:r>
+        <w:t>Fyzika ve 2D oproti 3D hrách je velmi zjednodušená proto Unity používá odlišný systém aby dosáhl maximální optimalizace pro 2D hry. Komponenty jako Box Collider, které se běžně používají ve 3D hrách mají svojí zjednodušenou verzi, která se zpravidla jmenuje stejně s příponou 2D na konci (Box Collider2D).</w:t>
+      </w:r>
+    </w:p>
+    <w:p>
+      <w:pPr>
+        <w:pStyle w:val="Nadpis3"/>
+      </w:pPr>
+      <w:r>
+        <w:t>Řazení</w:t>
+      </w:r>
+    </w:p>
+    <w:p>
+      <w:pPr>
+        <w:spacing w:line="360" w:lineRule="auto"/>
+        <w:ind w:firstLine="709"/>
+      </w:pPr>
+      <w:r>
+        <w:t>Objekty se na obrazovce zobrazují podle toho jak daleko jsou od kamery, což funguje krásně ve 3D ale ve 2D hrách jsou všechny objekty stejně vzdálené, což způsobuje problém vzájemného překrývání.</w:t>
+      </w:r>
+      <w:r>
+        <w:t xml:space="preserve"> Proto Unity poskytuje několik způsobů jak tento problém řešit.</w:t>
+      </w:r>
+    </w:p>
+    <w:p>
+      <w:pPr>
+        <w:pStyle w:val="Nadpis4"/>
+      </w:pPr>
+      <w:r>
+        <w:lastRenderedPageBreak/>
+        <w:t>Sorting Layer</w:t>
+      </w:r>
+    </w:p>
+    <w:p>
+      <w:pPr>
+        <w:spacing w:line="360" w:lineRule="auto"/>
+        <w:ind w:left="709"/>
+      </w:pPr>
+      <w:r>
+        <w:t xml:space="preserve">Jsou to hladiny, které nám říkají, v jaké pořadí se budou zobrazovat objekty </w:t>
+      </w:r>
+    </w:p>
+    <w:p>
+      <w:pPr>
+        <w:spacing w:line="360" w:lineRule="auto"/>
+      </w:pPr>
+      <w:r>
+        <w:t xml:space="preserve">scéně. V základu se všechny objekty dávají na stejnou vrstvu Default, ale Unity nabízí možnost nové </w:t>
+      </w:r>
+      <w:r>
+        <w:t xml:space="preserve">vrstvy </w:t>
+      </w:r>
+      <w:r>
+        <w:t>přidávat a starší odebírat.</w:t>
+      </w:r>
+      <w:r>
+        <w:t xml:space="preserve"> Při vytváření těchto hladin závisí na jejich pořadí, kde vrstva s nejmenším číslem se zobrazuje jako první a další se na ní postupně přidávají.</w:t>
+      </w:r>
+      <w:r>
+        <w:t xml:space="preserve">  Pro příklad níže se nejdříve zobrazí všechny objekty, které mají přiřazenou vrstvu Background nad ní se zobrazí vrstva Foreground a úplně nahoře vrstva s objekty Character. </w:t>
+      </w:r>
+      <w:r>
+        <w:t>[</w:t>
+      </w:r>
+      <w:r>
+        <w:t>1</w:t>
+      </w:r>
+      <w:r>
+        <w:t>5</w:t>
+      </w:r>
+      <w:r>
+        <w:t>]</w:t>
+      </w:r>
+    </w:p>
+    <w:p>
+      <w:pPr>
+        <w:spacing w:line="360" w:lineRule="auto"/>
+      </w:pPr>
+      <w:r>
+        <w:rPr>
+          <w:noProof/>
+        </w:rPr>
+        <mc:AlternateContent>
+          <mc:Choice Requires="wps">
+            <w:drawing>
+              <wp:anchor distT="0" distB="0" distL="114300" distR="114300" simplePos="0" relativeHeight="251687936" behindDoc="0" locked="0" layoutInCell="1" allowOverlap="1" wp14:anchorId="5645DD78" wp14:editId="3A1D1CAA">
+                <wp:simplePos x="0" y="0"/>
+                <wp:positionH relativeFrom="column">
+                  <wp:posOffset>545465</wp:posOffset>
+                </wp:positionH>
+                <wp:positionV relativeFrom="paragraph">
+                  <wp:posOffset>2738755</wp:posOffset>
+                </wp:positionV>
+                <wp:extent cx="3771900" cy="635"/>
+                <wp:effectExtent l="0" t="0" r="0" b="8255"/>
+                <wp:wrapTopAndBottom/>
+                <wp:docPr id="423217860" name="Textové pole 1"/>
+                <wp:cNvGraphicFramePr/>
+                <a:graphic xmlns:a="http://schemas.openxmlformats.org/drawingml/2006/main">
+                  <a:graphicData uri="http://schemas.microsoft.com/office/word/2010/wordprocessingShape">
+                    <wps:wsp>
+                      <wps:cNvSpPr txBox="1"/>
+                      <wps:spPr>
+                        <a:xfrm>
+                          <a:off x="0" y="0"/>
+                          <a:ext cx="3771900" cy="635"/>
+                        </a:xfrm>
+                        <a:prstGeom prst="rect">
+                          <a:avLst/>
+                        </a:prstGeom>
+                        <a:solidFill>
+                          <a:prstClr val="white"/>
+                        </a:solidFill>
+                        <a:ln>
+                          <a:noFill/>
+                        </a:ln>
+                      </wps:spPr>
+                      <wps:txbx>
+                        <w:txbxContent>
+                          <w:p>
+                            <w:pPr>
+                              <w:pStyle w:val="Titulek"/>
+                              <w:rPr>
+                                <w:noProof/>
+                                <w:sz w:val="24"/>
+                                <w:szCs w:val="24"/>
+                              </w:rPr>
+                            </w:pPr>
+                            <w:r>
+                              <w:t xml:space="preserve">Obrázek </w:t>
+                            </w:r>
+                            <w:r>
+                              <w:fldChar w:fldCharType="begin"/>
+                            </w:r>
+                            <w:r>
+                              <w:instrText xml:space="preserve"> SEQ Obrázek \* ARABIC </w:instrText>
+                            </w:r>
+                            <w:r>
+                              <w:fldChar w:fldCharType="separate"/>
+                            </w:r>
+                            <w:r>
+                              <w:rPr>
+                                <w:noProof/>
+                              </w:rPr>
+                              <w:t>8</w:t>
+                            </w:r>
+                            <w:r>
+                              <w:fldChar w:fldCharType="end"/>
+                            </w:r>
+                            <w:r>
+                              <w:t xml:space="preserve"> - Layers</w:t>
+                            </w:r>
+                          </w:p>
+                        </w:txbxContent>
+                      </wps:txbx>
+                      <wps:bodyPr rot="0" spcFirstLastPara="0" vertOverflow="overflow" horzOverflow="overflow" vert="horz" wrap="square" lIns="0" tIns="0" rIns="0" bIns="0" numCol="1" spcCol="0" rtlCol="0" fromWordArt="0" anchor="t" anchorCtr="0" forceAA="0" compatLnSpc="1">
+                        <a:prstTxWarp prst="textNoShape">
+                          <a:avLst/>
+                        </a:prstTxWarp>
+                        <a:spAutoFit/>
+                      </wps:bodyPr>
+                    </wps:wsp>
+                  </a:graphicData>
+                </a:graphic>
+                <wp14:sizeRelH relativeFrom="margin">
+                  <wp14:pctWidth>0</wp14:pctWidth>
+                </wp14:sizeRelH>
+              </wp:anchor>
+            </w:drawing>
+          </mc:Choice>
+          <mc:Fallback>
+            <w:pict>
+              <v:shape w14:anchorId="5645DD78" id="_x0000_s1033" type="#_x0000_t202" style="position:absolute;margin-left:42.95pt;margin-top:215.65pt;width:297pt;height:.05pt;z-index:251687936;visibility:visible;mso-wrap-style:square;mso-width-percent:0;mso-wrap-distance-left:9pt;mso-wrap-distance-top:0;mso-wrap-distance-right:9pt;mso-wrap-distance-bottom:0;mso-position-horizontal:absolute;mso-position-horizontal-relative:text;mso-position-vertical:absolute;mso-position-vertical-relative:text;mso-width-percent:0;mso-width-relative:margin;v-text-anchor:top" o:gfxdata="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" stroked="f">
+                <v:textbox style="mso-fit-shape-to-text:t" inset="0,0,0,0">
+                  <w:txbxContent>
+                    <w:p>
+                      <w:pPr>
+                        <w:pStyle w:val="Titulek"/>
+                        <w:rPr>
+                          <w:noProof/>
+                          <w:sz w:val="24"/>
+                          <w:szCs w:val="24"/>
+                        </w:rPr>
+                      </w:pPr>
+                      <w:r>
+                        <w:t xml:space="preserve">Obrázek </w:t>
+                      </w:r>
+                      <w:r>
+                        <w:fldChar w:fldCharType="begin"/>
+                      </w:r>
+                      <w:r>
+                        <w:instrText xml:space="preserve"> SEQ Obrázek \* ARABIC </w:instrText>
+                      </w:r>
+                      <w:r>
+                        <w:fldChar w:fldCharType="separate"/>
+                      </w:r>
+                      <w:r>
+                        <w:rPr>
+                          <w:noProof/>
+                        </w:rPr>
+                        <w:t>8</w:t>
+                      </w:r>
+                      <w:r>
+                        <w:fldChar w:fldCharType="end"/>
+                      </w:r>
+                      <w:r>
+                        <w:t xml:space="preserve"> - Layers</w:t>
+                      </w:r>
+                    </w:p>
+                  </w:txbxContent>
+                </v:textbox>
+                <w10:wrap type="topAndBottom"/>
+              </v:shape>
+            </w:pict>
+          </mc:Fallback>
+        </mc:AlternateContent>
+      </w:r>
+      <w:r>
+        <w:rPr>
+          <w:noProof/>
+        </w:rPr>
+        <w:drawing>
+          <wp:anchor distT="0" distB="0" distL="114300" distR="114300" simplePos="0" relativeHeight="251685888" behindDoc="0" locked="0" layoutInCell="1" allowOverlap="1" wp14:anchorId="2A73B044" wp14:editId="58CD10E2">
+            <wp:simplePos x="0" y="0"/>
+            <wp:positionH relativeFrom="margin">
+              <wp:posOffset>583565</wp:posOffset>
+            </wp:positionH>
+            <wp:positionV relativeFrom="paragraph">
+              <wp:posOffset>208915</wp:posOffset>
+            </wp:positionV>
+            <wp:extent cx="3726180" cy="2494280"/>
+            <wp:effectExtent l="0" t="0" r="7620" b="1270"/>
+            <wp:wrapTopAndBottom/>
+            <wp:docPr id="545743004" name="Obrázek 3" descr="Obsah obrázku text, snímek obrazovky, Multimediální software, software&#10;&#10;Popis byl vytvořen automaticky"/>
+            <wp:cNvGraphicFramePr>
+              <a:graphicFrameLocks xmlns:a="http://schemas.openxmlformats.org/drawingml/2006/main" noChangeAspect="1"/>
+            </wp:cNvGraphicFramePr>
+            <a:graphic xmlns:a="http://schemas.openxmlformats.org/drawingml/2006/main">
+              <a:graphicData uri="http://schemas.openxmlformats.org/drawingml/2006/picture">
+                <pic:pic xmlns:pic="http://schemas.openxmlformats.org/drawingml/2006/picture">
+                  <pic:nvPicPr>
+                    <pic:cNvPr id="545743004" name="Obrázek 3" descr="Obsah obrázku text, snímek obrazovky, Multimediální software, software&#10;&#10;Popis byl vytvořen automaticky"/>
+                    <pic:cNvPicPr/>
+                  </pic:nvPicPr>
+                  <pic:blipFill>
+                    <a:blip r:embed="rId18">
+                      <a:extLst>
+                        <a:ext uri="{28A0092B-C50C-407E-A947-70E740481C1C}">
+                          <a14:useLocalDpi xmlns:a14="http://schemas.microsoft.com/office/drawing/2010/main" val="0"/>
+                        </a:ext>
+                      </a:extLst>
+                    </a:blip>
+                    <a:stretch>
+                      <a:fillRect/>
+                    </a:stretch>
+                  </pic:blipFill>
+                  <pic:spPr>
+                    <a:xfrm>
+                      <a:off x="0" y="0"/>
+                      <a:ext cx="3726180" cy="2494280"/>
+                    </a:xfrm>
+                    <a:prstGeom prst="rect">
+                      <a:avLst/>
+                    </a:prstGeom>
+                  </pic:spPr>
+                </pic:pic>
+              </a:graphicData>
+            </a:graphic>
+            <wp14:sizeRelH relativeFrom="page">
+              <wp14:pctWidth>0</wp14:pctWidth>
+            </wp14:sizeRelH>
+            <wp14:sizeRelV relativeFrom="page">
+              <wp14:pctHeight>0</wp14:pctHeight>
+            </wp14:sizeRelV>
+          </wp:anchor>
+        </w:drawing>
+      </w:r>
+    </w:p>
+    <w:p>
+      <w:pPr>
+        <w:spacing w:line="360" w:lineRule="auto"/>
+        <w:ind w:left="709"/>
+      </w:pPr>
+    </w:p>
+    <w:p>
+      <w:pPr>
+        <w:spacing w:line="360" w:lineRule="auto"/>
+        <w:ind w:firstLine="709"/>
+      </w:pPr>
+      <w:r>
+        <w:rPr>
+          <w:noProof/>
+        </w:rPr>
+        <mc:AlternateContent>
+          <mc:Choice Requires="wps">
+            <w:drawing>
+              <wp:anchor distT="0" distB="0" distL="114300" distR="114300" simplePos="0" relativeHeight="251689984" behindDoc="0" locked="0" layoutInCell="1" allowOverlap="1" wp14:anchorId="494D8D8F" wp14:editId="193B3547">
+                <wp:simplePos x="0" y="0"/>
+                <wp:positionH relativeFrom="page">
+                  <wp:align>center</wp:align>
+                </wp:positionH>
+                <wp:positionV relativeFrom="paragraph">
+                  <wp:posOffset>3144520</wp:posOffset>
+                </wp:positionV>
+                <wp:extent cx="4594860" cy="635"/>
+                <wp:effectExtent l="0" t="0" r="0" b="8255"/>
+                <wp:wrapTopAndBottom/>
+                <wp:docPr id="1393862080" name="Textové pole 1"/>
+                <wp:cNvGraphicFramePr/>
+                <a:graphic xmlns:a="http://schemas.openxmlformats.org/drawingml/2006/main">
+                  <a:graphicData uri="http://schemas.microsoft.com/office/word/2010/wordprocessingShape">
+                    <wps:wsp>
+                      <wps:cNvSpPr txBox="1"/>
+                      <wps:spPr>
+                        <a:xfrm>
+                          <a:off x="0" y="0"/>
+                          <a:ext cx="4594860" cy="635"/>
+                        </a:xfrm>
+                        <a:prstGeom prst="rect">
+                          <a:avLst/>
+                        </a:prstGeom>
+                        <a:solidFill>
+                          <a:prstClr val="white"/>
+                        </a:solidFill>
+                        <a:ln>
+                          <a:noFill/>
+                        </a:ln>
+                      </wps:spPr>
+                      <wps:txbx>
+                        <w:txbxContent>
+                          <w:p>
+                            <w:pPr>
+                              <w:pStyle w:val="Titulek"/>
+                              <w:rPr>
+                                <w:noProof/>
+                                <w:sz w:val="24"/>
+                                <w:szCs w:val="24"/>
+                              </w:rPr>
+                            </w:pPr>
+                            <w:r>
+                              <w:t xml:space="preserve">Obrázek </w:t>
+                            </w:r>
+                            <w:r>
+                              <w:fldChar w:fldCharType="begin"/>
+                            </w:r>
+                            <w:r>
+                              <w:instrText xml:space="preserve"> SEQ Obrázek \* ARABIC </w:instrText>
+                            </w:r>
+                            <w:r>
+                              <w:fldChar w:fldCharType="separate"/>
+                            </w:r>
+                            <w:r>
+                              <w:rPr>
+                                <w:noProof/>
+                              </w:rPr>
+                              <w:t>9</w:t>
+                            </w:r>
+                            <w:r>
+                              <w:fldChar w:fldCharType="end"/>
+                            </w:r>
+                            <w:r>
+                              <w:t xml:space="preserve"> - Order in Layer</w:t>
+                            </w:r>
+                          </w:p>
+                        </w:txbxContent>
+                      </wps:txbx>
+                      <wps:bodyPr rot="0" spcFirstLastPara="0" vertOverflow="overflow" horzOverflow="overflow" vert="horz" wrap="square" lIns="0" tIns="0" rIns="0" bIns="0" numCol="1" spcCol="0" rtlCol="0" fromWordArt="0" anchor="t" anchorCtr="0" forceAA="0" compatLnSpc="1">
+                        <a:prstTxWarp prst="textNoShape">
+                          <a:avLst/>
+                        </a:prstTxWarp>
+                        <a:spAutoFit/>
+                      </wps:bodyPr>
+                    </wps:wsp>
+                  </a:graphicData>
+                </a:graphic>
+              </wp:anchor>
+            </w:drawing>
+          </mc:Choice>
+          <mc:Fallback>
+            <w:pict>
+              <v:shape w14:anchorId="494D8D8F" id="_x0000_s1034" type="#_x0000_t202" style="position:absolute;left:0;text-align:left;margin-left:0;margin-top:247.6pt;width:361.8pt;height:.05pt;z-index:251689984;visibility:visible;mso-wrap-style:square;mso-wrap-distance-left:9pt;mso-wrap-distance-top:0;mso-wrap-distance-right:9pt;mso-wrap-distance-bottom:0;mso-position-horizontal:center;mso-position-horizontal-relative:page;mso-position-vertical:absolute;mso-position-vertical-relative:text;v-text-anchor:top" o:gfxdata="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" stroked="f">
+                <v:textbox style="mso-fit-shape-to-text:t" inset="0,0,0,0">
+                  <w:txbxContent>
+                    <w:p>
+                      <w:pPr>
+                        <w:pStyle w:val="Titulek"/>
+                        <w:rPr>
+                          <w:noProof/>
+                          <w:sz w:val="24"/>
+                          <w:szCs w:val="24"/>
+                        </w:rPr>
+                      </w:pPr>
+                      <w:r>
+                        <w:t xml:space="preserve">Obrázek </w:t>
+                      </w:r>
+                      <w:r>
+                        <w:fldChar w:fldCharType="begin"/>
+                      </w:r>
+                      <w:r>
+                        <w:instrText xml:space="preserve"> SEQ Obrázek \* ARABIC </w:instrText>
+                      </w:r>
+                      <w:r>
+                        <w:fldChar w:fldCharType="separate"/>
+                      </w:r>
+                      <w:r>
+                        <w:rPr>
+                          <w:noProof/>
+                        </w:rPr>
+                        <w:t>9</w:t>
+                      </w:r>
+                      <w:r>
+                        <w:fldChar w:fldCharType="end"/>
+                      </w:r>
+                      <w:r>
+                        <w:t xml:space="preserve"> - Order in Layer</w:t>
+                      </w:r>
+                    </w:p>
+                  </w:txbxContent>
+                </v:textbox>
+                <w10:wrap type="topAndBottom" anchorx="page"/>
+              </v:shape>
+            </w:pict>
+          </mc:Fallback>
+        </mc:AlternateContent>
+      </w:r>
+      <w:r>
+        <w:rPr>
+          <w:noProof/>
+        </w:rPr>
+        <w:drawing>
+          <wp:anchor distT="0" distB="0" distL="114300" distR="114300" simplePos="0" relativeHeight="251684864" behindDoc="0" locked="0" layoutInCell="1" allowOverlap="1" wp14:anchorId="1E03256C" wp14:editId="23FC1F80">
+            <wp:simplePos x="0" y="0"/>
+            <wp:positionH relativeFrom="page">
+              <wp:posOffset>1482725</wp:posOffset>
+            </wp:positionH>
+            <wp:positionV relativeFrom="paragraph">
+              <wp:posOffset>1280160</wp:posOffset>
+            </wp:positionV>
+            <wp:extent cx="4594860" cy="1888490"/>
+            <wp:effectExtent l="0" t="0" r="0" b="0"/>
+            <wp:wrapTopAndBottom/>
+            <wp:docPr id="32153346" name="Obrázek 2" descr="Obsah obrázku text, snímek obrazovky, Multimediální software, software&#10;&#10;Popis byl vytvořen automaticky"/>
+            <wp:cNvGraphicFramePr>
+              <a:graphicFrameLocks xmlns:a="http://schemas.openxmlformats.org/drawingml/2006/main" noChangeAspect="1"/>
+            </wp:cNvGraphicFramePr>
+            <a:graphic xmlns:a="http://schemas.openxmlformats.org/drawingml/2006/main">
+              <a:graphicData uri="http://schemas.openxmlformats.org/drawingml/2006/picture">
+                <pic:pic xmlns:pic="http://schemas.openxmlformats.org/drawingml/2006/picture">
+                  <pic:nvPicPr>
+                    <pic:cNvPr id="32153346" name="Obrázek 2" descr="Obsah obrázku text, snímek obrazovky, Multimediální software, software&#10;&#10;Popis byl vytvořen automaticky"/>
+                    <pic:cNvPicPr/>
+                  </pic:nvPicPr>
+                  <pic:blipFill>
+                    <a:blip r:embed="rId19">
+                      <a:extLst>
+                        <a:ext uri="{28A0092B-C50C-407E-A947-70E740481C1C}">
+                          <a14:useLocalDpi xmlns:a14="http://schemas.microsoft.com/office/drawing/2010/main" val="0"/>
+                        </a:ext>
+                      </a:extLst>
+                    </a:blip>
+                    <a:stretch>
+                      <a:fillRect/>
+                    </a:stretch>
+                  </pic:blipFill>
+                  <pic:spPr>
+                    <a:xfrm>
+                      <a:off x="0" y="0"/>
+                      <a:ext cx="4594860" cy="1888490"/>
+                    </a:xfrm>
+                    <a:prstGeom prst="rect">
+                      <a:avLst/>
+                    </a:prstGeom>
+                  </pic:spPr>
+                </pic:pic>
+              </a:graphicData>
+            </a:graphic>
+            <wp14:sizeRelH relativeFrom="page">
+              <wp14:pctWidth>0</wp14:pctWidth>
+            </wp14:sizeRelH>
+            <wp14:sizeRelV relativeFrom="page">
+              <wp14:pctHeight>0</wp14:pctHeight>
+            </wp14:sizeRelV>
+          </wp:anchor>
+        </w:drawing>
+      </w:r>
+      <w:r>
+        <w:t xml:space="preserve">Každý objekt, který </w:t>
+      </w:r>
+      <w:r>
+        <w:t>chceme</w:t>
+      </w:r>
+      <w:r>
+        <w:t xml:space="preserve"> zobrazit na scéně musí mít k</w:t>
+      </w:r>
+      <w:r>
+        <w:t xml:space="preserve"> </w:t>
+      </w:r>
+      <w:r>
+        <w:t>sobě připnutý komponent</w:t>
+      </w:r>
+      <w:r>
+        <w:t xml:space="preserve"> </w:t>
+      </w:r>
+      <w:r>
+        <w:t>Sprite Renderer, který nabízí dvě možnosti dalšího nastavení: Sorting Layer a Order in Layer.</w:t>
+      </w:r>
+      <w:r>
+        <w:t xml:space="preserve"> Sorting Layer slouží k přiřezení vrstvy, kterou jsem vytvořili dříve v nastavení projektu. Dále máme možnost nastavit pořadí daného objektu v rámci zvolené vrstvy.</w:t>
+      </w:r>
+    </w:p>
+    <w:p>
+      <w:pPr>
+        <w:pStyle w:val="Nadpis4"/>
+      </w:pPr>
+      <w:r>
+        <w:lastRenderedPageBreak/>
+        <w:t>Sourting Groups</w:t>
+      </w:r>
+    </w:p>
+    <w:p>
+      <w:pPr>
+        <w:spacing w:line="360" w:lineRule="auto"/>
+        <w:ind w:left="709"/>
+      </w:pPr>
+      <w:r>
+        <w:t xml:space="preserve">Je komponent, který nám nabízí možnost spravovat pořadí zobrazení několika </w:t>
+      </w:r>
+    </w:p>
+    <w:p>
+      <w:pPr>
+        <w:spacing w:line="360" w:lineRule="auto"/>
+      </w:pPr>
+      <w:r>
+        <w:rPr>
+          <w:noProof/>
+        </w:rPr>
+        <mc:AlternateContent>
+          <mc:Choice Requires="wps">
+            <w:drawing>
+              <wp:anchor distT="0" distB="0" distL="114300" distR="114300" simplePos="0" relativeHeight="251693056" behindDoc="0" locked="0" layoutInCell="1" allowOverlap="1" wp14:anchorId="62368F33" wp14:editId="6BB74146">
+                <wp:simplePos x="0" y="0"/>
+                <wp:positionH relativeFrom="column">
+                  <wp:posOffset>-1270</wp:posOffset>
+                </wp:positionH>
+                <wp:positionV relativeFrom="paragraph">
+                  <wp:posOffset>2197100</wp:posOffset>
+                </wp:positionV>
+                <wp:extent cx="5580380" cy="635"/>
+                <wp:effectExtent l="0" t="0" r="0" b="0"/>
+                <wp:wrapTopAndBottom/>
+                <wp:docPr id="678145051" name="Textové pole 1"/>
+                <wp:cNvGraphicFramePr/>
+                <a:graphic xmlns:a="http://schemas.openxmlformats.org/drawingml/2006/main">
+                  <a:graphicData uri="http://schemas.microsoft.com/office/word/2010/wordprocessingShape">
+                    <wps:wsp>
+                      <wps:cNvSpPr txBox="1"/>
+                      <wps:spPr>
+                        <a:xfrm>
+                          <a:off x="0" y="0"/>
+                          <a:ext cx="5580380" cy="635"/>
+                        </a:xfrm>
+                        <a:prstGeom prst="rect">
+                          <a:avLst/>
+                        </a:prstGeom>
+                        <a:solidFill>
+                          <a:prstClr val="white"/>
+                        </a:solidFill>
+                        <a:ln>
+                          <a:noFill/>
+                        </a:ln>
+                      </wps:spPr>
+                      <wps:txbx>
+                        <w:txbxContent>
+                          <w:p>
+                            <w:pPr>
+                              <w:pStyle w:val="Titulek"/>
+                              <w:rPr>
+                                <w:noProof/>
+                                <w:sz w:val="24"/>
+                                <w:szCs w:val="24"/>
+                              </w:rPr>
+                            </w:pPr>
+                            <w:r>
+                              <w:t xml:space="preserve">Obrázek </w:t>
+                            </w:r>
+                            <w:r>
+                              <w:fldChar w:fldCharType="begin"/>
+                            </w:r>
+                            <w:r>
+                              <w:instrText xml:space="preserve"> SEQ Obrázek \* ARABIC </w:instrText>
+                            </w:r>
+                            <w:r>
+                              <w:fldChar w:fldCharType="separate"/>
+                            </w:r>
+                            <w:r>
+                              <w:rPr>
+                                <w:noProof/>
+                              </w:rPr>
+                              <w:t>10</w:t>
+                            </w:r>
+                            <w:r>
+                              <w:fldChar w:fldCharType="end"/>
+                            </w:r>
+                            <w:r>
+                              <w:t xml:space="preserve"> - sorting group</w:t>
+                            </w:r>
+                          </w:p>
+                        </w:txbxContent>
+                      </wps:txbx>
+                      <wps:bodyPr rot="0" spcFirstLastPara="0" vertOverflow="overflow" horzOverflow="overflow" vert="horz" wrap="square" lIns="0" tIns="0" rIns="0" bIns="0" numCol="1" spcCol="0" rtlCol="0" fromWordArt="0" anchor="t" anchorCtr="0" forceAA="0" compatLnSpc="1">
+                        <a:prstTxWarp prst="textNoShape">
+                          <a:avLst/>
+                        </a:prstTxWarp>
+                        <a:spAutoFit/>
+                      </wps:bodyPr>
+                    </wps:wsp>
+                  </a:graphicData>
+                </a:graphic>
+              </wp:anchor>
+            </w:drawing>
+          </mc:Choice>
+          <mc:Fallback>
+            <w:pict>
+              <v:shape w14:anchorId="62368F33" id="_x0000_s1035" type="#_x0000_t202" style="position:absolute;margin-left:-.1pt;margin-top:173pt;width:439.4pt;height:.05pt;z-index:251693056;visibility:visible;mso-wrap-style:square;mso-wrap-distance-left:9pt;mso-wrap-distance-top:0;mso-wrap-distance-right:9pt;mso-wrap-distance-bottom:0;mso-position-horizontal:absolute;mso-position-horizontal-relative:text;mso-position-vertical:absolute;mso-position-vertical-relative:text;v-text-anchor:top" o:gfxdata="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" stroked="f">
+                <v:textbox style="mso-fit-shape-to-text:t" inset="0,0,0,0">
+                  <w:txbxContent>
+                    <w:p>
+                      <w:pPr>
+                        <w:pStyle w:val="Titulek"/>
+                        <w:rPr>
+                          <w:noProof/>
+                          <w:sz w:val="24"/>
+                          <w:szCs w:val="24"/>
+                        </w:rPr>
+                      </w:pPr>
+                      <w:r>
+                        <w:t xml:space="preserve">Obrázek </w:t>
+                      </w:r>
+                      <w:r>
+                        <w:fldChar w:fldCharType="begin"/>
+                      </w:r>
+                      <w:r>
+                        <w:instrText xml:space="preserve"> SEQ Obrázek \* ARABIC </w:instrText>
+                      </w:r>
+                      <w:r>
+                        <w:fldChar w:fldCharType="separate"/>
+                      </w:r>
+                      <w:r>
+                        <w:rPr>
+                          <w:noProof/>
+                        </w:rPr>
+                        <w:t>10</w:t>
+                      </w:r>
+                      <w:r>
+                        <w:fldChar w:fldCharType="end"/>
+                      </w:r>
+                      <w:r>
+                        <w:t xml:space="preserve"> - sorting group</w:t>
+                      </w:r>
+                    </w:p>
+                  </w:txbxContent>
+                </v:textbox>
+                <w10:wrap type="topAndBottom"/>
+              </v:shape>
+            </w:pict>
+          </mc:Fallback>
+        </mc:AlternateContent>
+      </w:r>
+      <w:r>
+        <w:rPr>
+          <w:noProof/>
+        </w:rPr>
+        <w:drawing>
+          <wp:anchor distT="0" distB="0" distL="114300" distR="114300" simplePos="0" relativeHeight="251691008" behindDoc="0" locked="0" layoutInCell="1" allowOverlap="1" wp14:anchorId="32772260" wp14:editId="48F84FDA">
+            <wp:simplePos x="0" y="0"/>
+            <wp:positionH relativeFrom="margin">
+              <wp:align>right</wp:align>
+            </wp:positionH>
+            <wp:positionV relativeFrom="paragraph">
+              <wp:posOffset>1649095</wp:posOffset>
+            </wp:positionV>
+            <wp:extent cx="5580380" cy="490855"/>
+            <wp:effectExtent l="0" t="0" r="1270" b="4445"/>
+            <wp:wrapTopAndBottom/>
+            <wp:docPr id="1558483616" name="Obrázek 4"/>
+            <wp:cNvGraphicFramePr>
+              <a:graphicFrameLocks xmlns:a="http://schemas.openxmlformats.org/drawingml/2006/main" noChangeAspect="1"/>
+            </wp:cNvGraphicFramePr>
+            <a:graphic xmlns:a="http://schemas.openxmlformats.org/drawingml/2006/main">
+              <a:graphicData uri="http://schemas.openxmlformats.org/drawingml/2006/picture">
+                <pic:pic xmlns:pic="http://schemas.openxmlformats.org/drawingml/2006/picture">
+                  <pic:nvPicPr>
+                    <pic:cNvPr id="1558483616" name="Obrázek 1558483616"/>
+                    <pic:cNvPicPr/>
+                  </pic:nvPicPr>
+                  <pic:blipFill>
+                    <a:blip r:embed="rId20">
+                      <a:extLst>
+                        <a:ext uri="{28A0092B-C50C-407E-A947-70E740481C1C}">
+                          <a14:useLocalDpi xmlns:a14="http://schemas.microsoft.com/office/drawing/2010/main" val="0"/>
+                        </a:ext>
+                      </a:extLst>
+                    </a:blip>
+                    <a:stretch>
+                      <a:fillRect/>
+                    </a:stretch>
+                  </pic:blipFill>
+                  <pic:spPr>
+                    <a:xfrm>
+                      <a:off x="0" y="0"/>
+                      <a:ext cx="5580380" cy="490855"/>
+                    </a:xfrm>
+                    <a:prstGeom prst="rect">
+                      <a:avLst/>
+                    </a:prstGeom>
+                  </pic:spPr>
+                </pic:pic>
+              </a:graphicData>
+            </a:graphic>
+            <wp14:sizeRelH relativeFrom="page">
+              <wp14:pctWidth>0</wp14:pctWidth>
+            </wp14:sizeRelH>
+            <wp14:sizeRelV relativeFrom="page">
+              <wp14:pctHeight>0</wp14:pctHeight>
+            </wp14:sizeRelV>
+          </wp:anchor>
+        </w:drawing>
+      </w:r>
+      <w:r>
+        <w:t>sprites najednou. Nejčastěji se používá na objektech jako je postava hráče nebo postava nepřátel, kvůli velkému počtu spritů, které mezi sebou mají spoustu vrstev řazení a bylo by obtížné řešit až přímo nemožné jejich vzájemné překrývání.</w:t>
+      </w:r>
+      <w:r>
+        <w:t xml:space="preserve"> Přidání komponentu Sorting Group</w:t>
+      </w:r>
+      <w:r>
+        <w:t xml:space="preserve"> do rodičovského objektu se všechno řazení objektů jeho potomků spojí do jednoho.</w:t>
+      </w:r>
+      <w:r>
+        <w:t xml:space="preserve"> </w:t>
+      </w:r>
+      <w:r>
+        <w:t xml:space="preserve">Čímž se docílí, že všechno řazení v rámci objektu se řeší pouze v tomto objektu nezávisle na okolí a o řazení celého </w:t>
+      </w:r>
+      <w:r>
+        <w:t>objektu</w:t>
+      </w:r>
+      <w:r>
+        <w:t xml:space="preserve"> ve scéně se postará výše zmíněný komponent.</w:t>
+      </w:r>
+      <w:r>
+        <w:t xml:space="preserve"> </w:t>
+      </w:r>
+      <w:r>
+        <w:t>[</w:t>
+      </w:r>
+      <w:r>
+        <w:t>1</w:t>
+      </w:r>
+      <w:r>
+        <w:t>6</w:t>
+      </w:r>
+      <w:r>
+        <w:t>]</w:t>
+      </w:r>
+    </w:p>
+    <w:p>
+      <w:pPr>
+        <w:spacing w:line="360" w:lineRule="auto"/>
+      </w:pPr>
+    </w:p>
+    <w:p>
+      <w:pPr>
+        <w:pStyle w:val="Nadpis4"/>
+      </w:pPr>
+      <w:r>
+        <w:t>Specify Render Queue</w:t>
+      </w:r>
+    </w:p>
+    <w:p>
+      <w:pPr>
+        <w:pStyle w:val="Nadpis4"/>
+      </w:pPr>
+      <w:r>
+        <w:t>Vzdálenost od kamery</w:t>
+      </w:r>
+    </w:p>
+    <w:p>
+      <w:pPr>
+        <w:pStyle w:val="Nadpis3"/>
+      </w:pPr>
+      <w:r>
+        <w:t>Timemaps</w:t>
+      </w:r>
+    </w:p>
+    <w:p>
+      <w:pPr>
+        <w:spacing w:line="360" w:lineRule="auto"/>
+        <w:ind w:firstLine="709"/>
+      </w:pPr>
+    </w:p>
+    <w:p>
+      <w:pPr>
+        <w:pStyle w:val="Nadpis1"/>
+      </w:pPr>
+      <w:bookmarkStart w:id="37" w:name="_Toc144915670"/>
+      <w:r>
+        <w:t>Vlastní práce</w:t>
+      </w:r>
+      <w:bookmarkEnd w:id="37"/>
     </w:p>
     <w:p>
       <w:pPr>
         <w:pStyle w:val="Nadpis2"/>
         <w:spacing w:line="360" w:lineRule="auto"/>
       </w:pPr>
-      <w:bookmarkStart w:id="24" w:name="_Toc142480043"/>
-      <w:r>
-        <w:lastRenderedPageBreak/>
-        <w:t>Mobiln</w:t>
-      </w:r>
-      <w:r>
-        <w:t>í platformy</w:t>
-      </w:r>
-      <w:bookmarkEnd w:id="24"/>
+      <w:bookmarkStart w:id="38" w:name="_Toc144915671"/>
+      <w:r>
+        <w:t>Podkapitola úroveň 2</w:t>
+      </w:r>
+      <w:bookmarkEnd w:id="38"/>
+    </w:p>
+    <w:p>
+      <w:pPr>
+        <w:spacing w:line="360" w:lineRule="auto"/>
+        <w:ind w:left="578"/>
+        <w:jc w:val="both"/>
+      </w:pPr>
+      <w:r>
+        <w:t>T</w:t>
+      </w:r>
+      <w:r>
+        <w:t>ext</w:t>
+      </w:r>
+      <w:r>
+        <w:t>…</w:t>
+      </w:r>
     </w:p>
     <w:p>
       <w:pPr>
         <w:pStyle w:val="Nadpis3"/>
         <w:spacing w:line="360" w:lineRule="auto"/>
       </w:pPr>
-      <w:bookmarkStart w:id="25" w:name="_Toc142480044"/>
-      <w:proofErr w:type="spellStart"/>
-      <w:r>
-        <w:t>Andriod</w:t>
-      </w:r>
-      <w:bookmarkEnd w:id="25"/>
-      <w:proofErr w:type="spellEnd"/>
-    </w:p>
-    <w:p>
-      <w:pPr>
-        <w:pStyle w:val="Nadpis3"/>
-        <w:spacing w:line="360" w:lineRule="auto"/>
-      </w:pPr>
-      <w:r>
-        <w:t xml:space="preserve"> </w:t>
-      </w:r>
-      <w:bookmarkStart w:id="26" w:name="_Toc142480045"/>
-      <w:r>
-        <w:t>IOS</w:t>
-      </w:r>
-      <w:bookmarkEnd w:id="26"/>
-    </w:p>
-    <w:p>
-      <w:pPr>
-        <w:pStyle w:val="Nadpis2"/>
-        <w:spacing w:line="360" w:lineRule="auto"/>
-      </w:pPr>
-      <w:bookmarkStart w:id="27" w:name="_Toc142480046"/>
-      <w:r>
-        <w:t>Publikace</w:t>
-      </w:r>
-      <w:bookmarkEnd w:id="27"/>
-    </w:p>
-    <w:p>
-      <w:pPr>
-        <w:pStyle w:val="Nadpis3"/>
-        <w:spacing w:line="360" w:lineRule="auto"/>
-      </w:pPr>
-      <w:bookmarkStart w:id="28" w:name="_Toc142480047"/>
-      <w:r>
-        <w:t>Google Play</w:t>
-      </w:r>
-      <w:bookmarkEnd w:id="28"/>
+      <w:bookmarkStart w:id="39" w:name="_Toc144915672"/>
+      <w:r>
+        <w:t xml:space="preserve">Podkapitola </w:t>
+      </w:r>
+      <w:r>
+        <w:t xml:space="preserve">úroveň </w:t>
+      </w:r>
+      <w:r>
+        <w:t>3</w:t>
+      </w:r>
+      <w:bookmarkEnd w:id="39"/>
     </w:p>
     <w:p>
       <w:pPr>
@@ -8882,6 +9844,29 @@
         <w:ind w:firstLine="567"/>
         <w:jc w:val="both"/>
       </w:pPr>
+      <w:r>
+        <w:t>Text</w:t>
+      </w:r>
+      <w:r>
+        <w:t>…</w:t>
+      </w:r>
+    </w:p>
+    <w:p>
+      <w:pPr>
+        <w:pStyle w:val="Nadpis3"/>
+        <w:spacing w:line="360" w:lineRule="auto"/>
+      </w:pPr>
+      <w:bookmarkStart w:id="40" w:name="_Toc144915673"/>
+      <w:r>
+        <w:t xml:space="preserve">Podkapitola </w:t>
+      </w:r>
+      <w:r>
+        <w:t xml:space="preserve">úroveň </w:t>
+      </w:r>
+      <w:r>
+        <w:t>3</w:t>
+      </w:r>
+      <w:bookmarkEnd w:id="40"/>
     </w:p>
     <w:p>
       <w:pPr>
@@ -8889,31 +9874,23 @@
         <w:ind w:firstLine="567"/>
         <w:jc w:val="both"/>
       </w:pPr>
-    </w:p>
-    <w:p>
-      <w:pPr>
-        <w:pStyle w:val="Nadpis1"/>
-      </w:pPr>
-      <w:r>
-        <w:br w:type="page"/>
-      </w:r>
-      <w:bookmarkStart w:id="29" w:name="_Toc142480048"/>
-      <w:r>
-        <w:lastRenderedPageBreak/>
-        <w:t>Vlastní práce</w:t>
-      </w:r>
-      <w:bookmarkEnd w:id="29"/>
+      <w:r>
+        <w:t>Text</w:t>
+      </w:r>
+      <w:r>
+        <w:t>…</w:t>
+      </w:r>
     </w:p>
     <w:p>
       <w:pPr>
         <w:pStyle w:val="Nadpis2"/>
         <w:spacing w:line="360" w:lineRule="auto"/>
       </w:pPr>
-      <w:bookmarkStart w:id="30" w:name="_Toc142480049"/>
+      <w:bookmarkStart w:id="41" w:name="_Toc144915674"/>
       <w:r>
         <w:t>Podkapitola úroveň 2</w:t>
       </w:r>
-      <w:bookmarkEnd w:id="30"/>
+      <w:bookmarkEnd w:id="41"/>
     </w:p>
     <w:p>
       <w:pPr>
@@ -8933,10 +9910,51 @@
     </w:p>
     <w:p>
       <w:pPr>
+        <w:pStyle w:val="Nadpis1"/>
+      </w:pPr>
+      <w:r>
+        <w:br w:type="page"/>
+      </w:r>
+      <w:bookmarkStart w:id="42" w:name="_Toc144915675"/>
+      <w:r>
+        <w:lastRenderedPageBreak/>
+        <w:t>Výsledky a diskuse</w:t>
+      </w:r>
+      <w:bookmarkEnd w:id="42"/>
+    </w:p>
+    <w:p>
+      <w:pPr>
+        <w:pStyle w:val="Nadpis2"/>
+        <w:spacing w:line="360" w:lineRule="auto"/>
+      </w:pPr>
+      <w:bookmarkStart w:id="43" w:name="_Toc144915676"/>
+      <w:r>
+        <w:t>Podkapitola úroveň 2</w:t>
+      </w:r>
+      <w:bookmarkEnd w:id="43"/>
+    </w:p>
+    <w:p>
+      <w:pPr>
+        <w:spacing w:line="360" w:lineRule="auto"/>
+        <w:ind w:left="578"/>
+        <w:jc w:val="both"/>
+      </w:pPr>
+      <w:r>
+        <w:t>T</w:t>
+      </w:r>
+      <w:r>
+        <w:t>ext</w:t>
+      </w:r>
+      <w:r>
+        <w:t>…</w:t>
+      </w:r>
+    </w:p>
+    <w:p>
+      <w:pPr>
         <w:pStyle w:val="Nadpis3"/>
         <w:spacing w:line="360" w:lineRule="auto"/>
       </w:pPr>
-      <w:bookmarkStart w:id="31" w:name="_Toc142480050"/>
+      <w:bookmarkStart w:id="44" w:name="_Toc144915677"/>
       <w:r>
         <w:t xml:space="preserve">Podkapitola </w:t>
       </w:r>
@@ -8946,7 +9964,7 @@
       <w:r>
         <w:t>3</w:t>
       </w:r>
-      <w:bookmarkEnd w:id="31"/>
+      <w:bookmarkEnd w:id="44"/>
     </w:p>
     <w:p>
       <w:pPr>
@@ -8966,7 +9984,7 @@
         <w:pStyle w:val="Nadpis3"/>
         <w:spacing w:line="360" w:lineRule="auto"/>
       </w:pPr>
-      <w:bookmarkStart w:id="32" w:name="_Toc142480051"/>
+      <w:bookmarkStart w:id="45" w:name="_Toc144915678"/>
       <w:r>
         <w:t xml:space="preserve">Podkapitola </w:t>
       </w:r>
@@ -8976,7 +9994,7 @@
       <w:r>
         <w:t>3</w:t>
       </w:r>
-      <w:bookmarkEnd w:id="32"/>
+      <w:bookmarkEnd w:id="45"/>
     </w:p>
     <w:p>
       <w:pPr>
@@ -8996,11 +10014,11 @@
         <w:pStyle w:val="Nadpis2"/>
         <w:spacing w:line="360" w:lineRule="auto"/>
       </w:pPr>
-      <w:bookmarkStart w:id="33" w:name="_Toc142480052"/>
+      <w:bookmarkStart w:id="46" w:name="_Toc144915679"/>
       <w:r>
         <w:t>Podkapitola úroveň 2</w:t>
       </w:r>
-      <w:bookmarkEnd w:id="33"/>
+      <w:bookmarkEnd w:id="46"/>
     </w:p>
     <w:p>
       <w:pPr>
@@ -9025,23 +10043,12 @@
       <w:r>
         <w:br w:type="page"/>
       </w:r>
-      <w:bookmarkStart w:id="34" w:name="_Toc142480053"/>
+      <w:bookmarkStart w:id="47" w:name="_Toc144915680"/>
       <w:r>
         <w:lastRenderedPageBreak/>
-        <w:t>Výsledky a diskuse</w:t>
-      </w:r>
-      <w:bookmarkEnd w:id="34"/>
-    </w:p>
-    <w:p>
-      <w:pPr>
-        <w:pStyle w:val="Nadpis2"/>
-        <w:spacing w:line="360" w:lineRule="auto"/>
-      </w:pPr>
-      <w:bookmarkStart w:id="35" w:name="_Toc142480054"/>
-      <w:r>
-        <w:t>Podkapitola úroveň 2</w:t>
-      </w:r>
-      <w:bookmarkEnd w:id="35"/>
+        <w:t>Závěr</w:t>
+      </w:r>
+      <w:bookmarkEnd w:id="47"/>
     </w:p>
     <w:p>
       <w:pPr>
@@ -9061,90 +10068,8 @@
     </w:p>
     <w:p>
       <w:pPr>
-        <w:pStyle w:val="Nadpis3"/>
-        <w:spacing w:line="360" w:lineRule="auto"/>
-      </w:pPr>
-      <w:bookmarkStart w:id="36" w:name="_Toc142480055"/>
-      <w:r>
-        <w:t xml:space="preserve">Podkapitola </w:t>
-      </w:r>
-      <w:r>
-        <w:t xml:space="preserve">úroveň </w:t>
-      </w:r>
-      <w:r>
-        <w:t>3</w:t>
-      </w:r>
-      <w:bookmarkEnd w:id="36"/>
-    </w:p>
-    <w:p>
-      <w:pPr>
-        <w:spacing w:line="360" w:lineRule="auto"/>
-        <w:ind w:firstLine="567"/>
-        <w:jc w:val="both"/>
-      </w:pPr>
-      <w:r>
-        <w:t>Text</w:t>
-      </w:r>
-      <w:r>
-        <w:t>…</w:t>
-      </w:r>
-    </w:p>
-    <w:p>
-      <w:pPr>
-        <w:pStyle w:val="Nadpis3"/>
-        <w:spacing w:line="360" w:lineRule="auto"/>
-      </w:pPr>
-      <w:bookmarkStart w:id="37" w:name="_Toc142480056"/>
-      <w:r>
-        <w:t xml:space="preserve">Podkapitola </w:t>
-      </w:r>
-      <w:r>
-        <w:t xml:space="preserve">úroveň </w:t>
-      </w:r>
-      <w:r>
-        <w:t>3</w:t>
-      </w:r>
-      <w:bookmarkEnd w:id="37"/>
-    </w:p>
-    <w:p>
-      <w:pPr>
-        <w:spacing w:line="360" w:lineRule="auto"/>
-        <w:ind w:firstLine="567"/>
-        <w:jc w:val="both"/>
-      </w:pPr>
-      <w:r>
-        <w:t>Text</w:t>
-      </w:r>
-      <w:r>
-        <w:t>…</w:t>
-      </w:r>
-    </w:p>
-    <w:p>
-      <w:pPr>
-        <w:pStyle w:val="Nadpis2"/>
-        <w:spacing w:line="360" w:lineRule="auto"/>
-      </w:pPr>
-      <w:bookmarkStart w:id="38" w:name="_Toc142480057"/>
-      <w:r>
-        <w:t>Podkapitola úroveň 2</w:t>
-      </w:r>
-      <w:bookmarkEnd w:id="38"/>
-    </w:p>
-    <w:p>
-      <w:pPr>
-        <w:spacing w:line="360" w:lineRule="auto"/>
-        <w:ind w:left="578"/>
-        <w:jc w:val="both"/>
-      </w:pPr>
-      <w:r>
-        <w:t>T</w:t>
-      </w:r>
-      <w:r>
-        <w:t>ext</w:t>
-      </w:r>
-      <w:r>
-        <w:t>…</w:t>
-      </w:r>
+        <w:spacing w:line="360" w:lineRule="auto"/>
+      </w:pPr>
     </w:p>
     <w:p>
       <w:pPr>
@@ -9153,47 +10078,12 @@
       <w:r>
         <w:br w:type="page"/>
       </w:r>
-      <w:bookmarkStart w:id="39" w:name="_Toc142480058"/>
-      <w:r>
-        <w:lastRenderedPageBreak/>
-        <w:t>Závěr</w:t>
-      </w:r>
-      <w:bookmarkEnd w:id="39"/>
-    </w:p>
-    <w:p>
-      <w:pPr>
-        <w:spacing w:line="360" w:lineRule="auto"/>
-        <w:ind w:left="578"/>
-        <w:jc w:val="both"/>
-      </w:pPr>
-      <w:r>
-        <w:t>T</w:t>
-      </w:r>
-      <w:r>
-        <w:t>ext</w:t>
-      </w:r>
-      <w:r>
-        <w:t>…</w:t>
-      </w:r>
-    </w:p>
-    <w:p>
-      <w:pPr>
-        <w:spacing w:line="360" w:lineRule="auto"/>
-      </w:pPr>
-    </w:p>
-    <w:p>
-      <w:pPr>
-        <w:pStyle w:val="Nadpis1"/>
-      </w:pPr>
-      <w:r>
-        <w:br w:type="page"/>
-      </w:r>
-      <w:bookmarkStart w:id="40" w:name="_Toc142480059"/>
+      <w:bookmarkStart w:id="48" w:name="_Toc144915681"/>
       <w:r>
         <w:lastRenderedPageBreak/>
         <w:t>Seznam použitých zdrojů</w:t>
       </w:r>
-      <w:bookmarkEnd w:id="40"/>
+      <w:bookmarkEnd w:id="48"/>
     </w:p>
     <w:p>
       <w:pPr>
@@ -9203,7 +10093,7 @@
           <w:numId w:val="20"/>
         </w:numPr>
       </w:pPr>
-      <w:hyperlink r:id="rId17" w:history="1">
+      <w:hyperlink r:id="rId21" w:history="1">
         <w:r>
           <w:rPr>
             <w:rStyle w:val="Hypertextovodkaz"/>
@@ -9220,7 +10110,7 @@
           <w:numId w:val="20"/>
         </w:numPr>
       </w:pPr>
-      <w:hyperlink r:id="rId18" w:history="1">
+      <w:hyperlink r:id="rId22" w:history="1">
         <w:r>
           <w:rPr>
             <w:rStyle w:val="Hypertextovodkaz"/>
@@ -9237,7 +10127,7 @@
           <w:numId w:val="20"/>
         </w:numPr>
       </w:pPr>
-      <w:hyperlink r:id="rId19" w:history="1">
+      <w:hyperlink r:id="rId23" w:history="1">
         <w:r>
           <w:rPr>
             <w:rStyle w:val="Hypertextovodkaz"/>
@@ -9254,7 +10144,7 @@
           <w:numId w:val="20"/>
         </w:numPr>
       </w:pPr>
-      <w:hyperlink r:id="rId20" w:history="1">
+      <w:hyperlink r:id="rId24" w:history="1">
         <w:r>
           <w:rPr>
             <w:rStyle w:val="Hypertextovodkaz"/>
@@ -9271,7 +10161,7 @@
           <w:numId w:val="20"/>
         </w:numPr>
       </w:pPr>
-      <w:hyperlink r:id="rId21" w:history="1">
+      <w:hyperlink r:id="rId25" w:history="1">
         <w:r>
           <w:rPr>
             <w:rStyle w:val="Hypertextovodkaz"/>
@@ -9288,7 +10178,7 @@
           <w:numId w:val="20"/>
         </w:numPr>
       </w:pPr>
-      <w:hyperlink r:id="rId22" w:history="1">
+      <w:hyperlink r:id="rId26" w:history="1">
         <w:r>
           <w:rPr>
             <w:rStyle w:val="Hypertextovodkaz"/>
@@ -9305,7 +10195,7 @@
           <w:numId w:val="20"/>
         </w:numPr>
       </w:pPr>
-      <w:hyperlink r:id="rId23" w:history="1">
+      <w:hyperlink r:id="rId27" w:history="1">
         <w:r>
           <w:rPr>
             <w:rStyle w:val="Hypertextovodkaz"/>
@@ -9322,7 +10212,7 @@
           <w:numId w:val="20"/>
         </w:numPr>
       </w:pPr>
-      <w:hyperlink r:id="rId24" w:history="1">
+      <w:hyperlink r:id="rId28" w:history="1">
         <w:r>
           <w:rPr>
             <w:rStyle w:val="Hypertextovodkaz"/>
@@ -9339,7 +10229,7 @@
           <w:numId w:val="20"/>
         </w:numPr>
       </w:pPr>
-      <w:hyperlink r:id="rId25" w:history="1">
+      <w:hyperlink r:id="rId29" w:history="1">
         <w:r>
           <w:rPr>
             <w:rStyle w:val="Hypertextovodkaz"/>
@@ -9356,7 +10246,7 @@
           <w:numId w:val="20"/>
         </w:numPr>
       </w:pPr>
-      <w:hyperlink r:id="rId26" w:history="1">
+      <w:hyperlink r:id="rId30" w:history="1">
         <w:r>
           <w:rPr>
             <w:rStyle w:val="Hypertextovodkaz"/>
@@ -9373,7 +10263,7 @@
           <w:numId w:val="20"/>
         </w:numPr>
       </w:pPr>
-      <w:hyperlink r:id="rId27" w:history="1">
+      <w:hyperlink r:id="rId31" w:anchor="how_to_use_prefabs" w:history="1">
         <w:r>
           <w:rPr>
             <w:rStyle w:val="Hypertextovodkaz"/>
@@ -9390,8 +10280,76 @@
           <w:numId w:val="20"/>
         </w:numPr>
       </w:pPr>
-      <w:r>
-        <w:t>https://docs.unity3d.com/2020.1/Documentation/Manual/UsingTheEditor.html</w:t>
+      <w:hyperlink r:id="rId32" w:history="1">
+        <w:r>
+          <w:rPr>
+            <w:rStyle w:val="Hypertextovodkaz"/>
+          </w:rPr>
+          <w:t>https://docs.unity3d.com/2020.1/Documentation/Manual/UsingTheEditor.html</w:t>
+        </w:r>
+      </w:hyperlink>
+    </w:p>
+    <w:p>
+      <w:pPr>
+        <w:pStyle w:val="Odstavecseseznamem"/>
+        <w:numPr>
+          <w:ilvl w:val="0"/>
+          <w:numId w:val="20"/>
+        </w:numPr>
+      </w:pPr>
+      <w:hyperlink r:id="rId33" w:history="1">
+        <w:r>
+          <w:rPr>
+            <w:rStyle w:val="Hypertextovodkaz"/>
+          </w:rPr>
+          <w:t>https://blog.logrocket.com/lighting-basics-unity/#directional-light</w:t>
+        </w:r>
+      </w:hyperlink>
+    </w:p>
+    <w:p>
+      <w:pPr>
+        <w:pStyle w:val="Odstavecseseznamem"/>
+        <w:numPr>
+          <w:ilvl w:val="0"/>
+          <w:numId w:val="20"/>
+        </w:numPr>
+      </w:pPr>
+      <w:hyperlink r:id="rId34" w:history="1">
+        <w:r>
+          <w:rPr>
+            <w:rStyle w:val="Hypertextovodkaz"/>
+          </w:rPr>
+          <w:t>https://www.tutorialspoint.com/unity/unity_creating_sprites.htm</w:t>
+        </w:r>
+      </w:hyperlink>
+    </w:p>
+    <w:p>
+      <w:pPr>
+        <w:pStyle w:val="Odstavecseseznamem"/>
+        <w:numPr>
+          <w:ilvl w:val="0"/>
+          <w:numId w:val="20"/>
+        </w:numPr>
+      </w:pPr>
+      <w:hyperlink r:id="rId35" w:history="1">
+        <w:r>
+          <w:rPr>
+            <w:rStyle w:val="Hypertextovodkaz"/>
+          </w:rPr>
+          <w:t>https://rainyrizzle.github.io/en/AdvancedManual/AD_SortingLayer.html</w:t>
+        </w:r>
+      </w:hyperlink>
+    </w:p>
+    <w:p>
+      <w:pPr>
+        <w:pStyle w:val="Odstavecseseznamem"/>
+        <w:numPr>
+          <w:ilvl w:val="0"/>
+          <w:numId w:val="20"/>
+        </w:numPr>
+      </w:pPr>
+      <w:r>
+        <w:t>https://gamedevbeginner.com/how-to-use-sorting-layers-in-unity/</w:t>
       </w:r>
     </w:p>
     <w:p>
@@ -9406,23 +10364,23 @@
       <w:r>
         <w:br w:type="page"/>
       </w:r>
-      <w:bookmarkStart w:id="41" w:name="_Toc142480060"/>
+      <w:bookmarkStart w:id="49" w:name="_Toc144915682"/>
       <w:r>
         <w:lastRenderedPageBreak/>
         <w:t>Seznam obrázků, tabulek, grafů a zkratek</w:t>
       </w:r>
-      <w:bookmarkEnd w:id="41"/>
+      <w:bookmarkEnd w:id="49"/>
     </w:p>
     <w:p>
       <w:pPr>
         <w:pStyle w:val="Nadpis2"/>
         <w:spacing w:line="360" w:lineRule="auto"/>
       </w:pPr>
-      <w:bookmarkStart w:id="42" w:name="_Toc142480061"/>
+      <w:bookmarkStart w:id="50" w:name="_Toc144915683"/>
       <w:r>
         <w:t>Seznam obrázků</w:t>
       </w:r>
-      <w:bookmarkEnd w:id="42"/>
+      <w:bookmarkEnd w:id="50"/>
     </w:p>
     <w:p>
       <w:pPr>
@@ -9432,7 +10390,7 @@
           <w:numId w:val="21"/>
         </w:numPr>
       </w:pPr>
-      <w:hyperlink r:id="rId28" w:history="1">
+      <w:hyperlink r:id="rId36" w:history="1">
         <w:r>
           <w:rPr>
             <w:rStyle w:val="Hypertextovodkaz"/>
@@ -9464,7 +10422,7 @@
           <w:numId w:val="21"/>
         </w:numPr>
       </w:pPr>
-      <w:hyperlink r:id="rId29" w:history="1">
+      <w:hyperlink r:id="rId37" w:history="1">
         <w:r>
           <w:rPr>
             <w:rStyle w:val="Hypertextovodkaz"/>
@@ -9496,16 +10454,8 @@
           <w:numId w:val="21"/>
         </w:numPr>
       </w:pPr>
-      <w:proofErr w:type="spellStart"/>
-      <w:r>
-        <w:t>package</w:t>
-      </w:r>
-      <w:proofErr w:type="spellEnd"/>
-      <w:r>
-        <w:t xml:space="preserve"> manager</w:t>
-      </w:r>
-      <w:r>
-        <w:t xml:space="preserve"> </w:t>
+      <w:r>
+        <w:t xml:space="preserve">package manager </w:t>
       </w:r>
       <w:r>
         <w:t>vlastní</w:t>
@@ -9519,8 +10469,76 @@
           <w:numId w:val="21"/>
         </w:numPr>
       </w:pPr>
-      <w:r>
-        <w:t>https://docs.unity3d.com/2020.1/Documentation/Manual/UsingTheEditor.html</w:t>
+      <w:hyperlink r:id="rId38" w:history="1">
+        <w:r>
+          <w:rPr>
+            <w:rStyle w:val="Hypertextovodkaz"/>
+          </w:rPr>
+          <w:t>https://docs.unity3d.com/2020.1/Documentation/Manual/UsingTheEditor.html</w:t>
+        </w:r>
+      </w:hyperlink>
+    </w:p>
+    <w:p>
+      <w:pPr>
+        <w:pStyle w:val="Odstavecseseznamem"/>
+        <w:numPr>
+          <w:ilvl w:val="0"/>
+          <w:numId w:val="21"/>
+        </w:numPr>
+      </w:pPr>
+      <w:hyperlink r:id="rId39" w:history="1">
+        <w:r>
+          <w:rPr>
+            <w:rStyle w:val="Hypertextovodkaz"/>
+          </w:rPr>
+          <w:t>https://www.tutorialspoint.com/unity/unity_creating_sprites.htm</w:t>
+        </w:r>
+      </w:hyperlink>
+    </w:p>
+    <w:p>
+      <w:pPr>
+        <w:pStyle w:val="Odstavecseseznamem"/>
+        <w:numPr>
+          <w:ilvl w:val="0"/>
+          <w:numId w:val="21"/>
+        </w:numPr>
+      </w:pPr>
+      <w:hyperlink r:id="rId40" w:history="1">
+        <w:r>
+          <w:rPr>
+            <w:rStyle w:val="Hypertextovodkaz"/>
+          </w:rPr>
+          <w:t>https://vionixstudio.com/2023/07/06/sorting-layer-in-unity-2d/?utm_content=cmp-true</w:t>
+        </w:r>
+      </w:hyperlink>
+    </w:p>
+    <w:p>
+      <w:pPr>
+        <w:pStyle w:val="Odstavecseseznamem"/>
+        <w:numPr>
+          <w:ilvl w:val="0"/>
+          <w:numId w:val="21"/>
+        </w:numPr>
+      </w:pPr>
+      <w:hyperlink r:id="rId41" w:history="1">
+        <w:r>
+          <w:rPr>
+            <w:rStyle w:val="Hypertextovodkaz"/>
+          </w:rPr>
+          <w:t>https://vionixstudio.com/2023/07/06/sorting-layer-in-unity-2d/?utm_content=cmp-true</w:t>
+        </w:r>
+      </w:hyperlink>
+    </w:p>
+    <w:p>
+      <w:pPr>
+        <w:pStyle w:val="Odstavecseseznamem"/>
+        <w:numPr>
+          <w:ilvl w:val="0"/>
+          <w:numId w:val="21"/>
+        </w:numPr>
+      </w:pPr>
+      <w:r>
+        <w:t>https://gamedevbeginner.com/how-to-use-sorting-layers-in-unity/</w:t>
       </w:r>
     </w:p>
     <w:p>
@@ -9533,11 +10551,11 @@
           <w:lang w:eastAsia="en-US"/>
         </w:rPr>
       </w:pPr>
-      <w:bookmarkStart w:id="43" w:name="_Toc142480062"/>
+      <w:bookmarkStart w:id="51" w:name="_Toc144915684"/>
       <w:r>
         <w:t>Seznam tabulek</w:t>
       </w:r>
-      <w:bookmarkEnd w:id="43"/>
+      <w:bookmarkEnd w:id="51"/>
     </w:p>
     <w:p>
       <w:pPr>
@@ -9557,11 +10575,11 @@
           <w:lang w:eastAsia="en-US"/>
         </w:rPr>
       </w:pPr>
-      <w:bookmarkStart w:id="44" w:name="_Toc142480063"/>
+      <w:bookmarkStart w:id="52" w:name="_Toc144915685"/>
       <w:r>
         <w:t>Seznam grafů</w:t>
       </w:r>
-      <w:bookmarkEnd w:id="44"/>
+      <w:bookmarkEnd w:id="52"/>
     </w:p>
     <w:p>
       <w:pPr>
@@ -9581,11 +10599,11 @@
           <w:lang w:eastAsia="en-US"/>
         </w:rPr>
       </w:pPr>
-      <w:bookmarkStart w:id="45" w:name="_Toc142480064"/>
+      <w:bookmarkStart w:id="53" w:name="_Toc144915686"/>
       <w:r>
         <w:t>Seznam použitých zkratek</w:t>
       </w:r>
-      <w:bookmarkEnd w:id="45"/>
+      <w:bookmarkEnd w:id="53"/>
     </w:p>
     <w:p>
       <w:pPr>
@@ -9624,7 +10642,7 @@
           <w:numId w:val="0"/>
         </w:numPr>
         <w:sectPr>
-          <w:footerReference w:type="default" r:id="rId30"/>
+          <w:footerReference w:type="default" r:id="rId42"/>
           <w:type w:val="continuous"/>
           <w:pgSz w:w="11907" w:h="16839" w:code="9"/>
           <w:pgMar w:top="1701" w:right="1134" w:bottom="1418" w:left="1985" w:header="709" w:footer="709" w:gutter="0"/>
@@ -9633,12 +10651,12 @@
           <w:docGrid w:linePitch="326"/>
         </w:sectPr>
       </w:pPr>
-      <w:bookmarkStart w:id="46" w:name="_Toc142480065"/>
+      <w:bookmarkStart w:id="54" w:name="_Toc144915687"/>
       <w:r>
         <w:lastRenderedPageBreak/>
         <w:t>Přílohy</w:t>
       </w:r>
-      <w:bookmarkEnd w:id="46"/>
+      <w:bookmarkEnd w:id="54"/>
     </w:p>
     <w:p>
       <w:pPr>
@@ -9665,7 +10683,7 @@
       </w:pPr>
     </w:p>
     <w:sectPr>
-      <w:headerReference w:type="default" r:id="rId31"/>
+      <w:headerReference w:type="default" r:id="rId43"/>
       <w:type w:val="continuous"/>
       <w:pgSz w:w="11907" w:h="16839" w:code="9"/>
       <w:pgMar w:top="1418" w:right="851" w:bottom="1418" w:left="1985" w:header="709" w:footer="709" w:gutter="0"/>
@@ -10615,6 +11633,119 @@
     </w:lvl>
   </w:abstractNum>
   <w:abstractNum w:abstractNumId="8" w15:restartNumberingAfterBreak="0">
+    <w:nsid w:val="21F3110E"/>
+    <w:multiLevelType w:val="hybridMultilevel"/>
+    <w:tmpl w:val="F10C0700"/>
+    <w:lvl w:ilvl="0" w:tplc="04050001">
+      <w:start w:val="1"/>
+      <w:numFmt w:val="bullet"/>
+      <w:lvlText w:val=""/>
+      <w:lvlJc w:val="left"/>
+      <w:pPr>
+        <w:ind w:left="1429" w:hanging="360"/>
+      </w:pPr>
+      <w:rPr>
+        <w:rFonts w:ascii="Symbol" w:hAnsi="Symbol" w:hint="default"/>
+      </w:rPr>
+    </w:lvl>
+    <w:lvl w:ilvl="1" w:tplc="04050003" w:tentative="1">
+      <w:start w:val="1"/>
+      <w:numFmt w:val="bullet"/>
+      <w:lvlText w:val="o"/>
+      <w:lvlJc w:val="left"/>
+      <w:pPr>
+        <w:ind w:left="2149" w:hanging="360"/>
+      </w:pPr>
+      <w:rPr>
+        <w:rFonts w:ascii="Courier New" w:hAnsi="Courier New" w:cs="Courier New" w:hint="default"/>
+      </w:rPr>
+    </w:lvl>
+    <w:lvl w:ilvl="2" w:tplc="04050005" w:tentative="1">
+      <w:start w:val="1"/>
+      <w:numFmt w:val="bullet"/>
+      <w:lvlText w:val=""/>
+      <w:lvlJc w:val="left"/>
+      <w:pPr>
+        <w:ind w:left="2869" w:hanging="360"/>
+      </w:pPr>
+      <w:rPr>
+        <w:rFonts w:ascii="Wingdings" w:hAnsi="Wingdings" w:hint="default"/>
+      </w:rPr>
+    </w:lvl>
+    <w:lvl w:ilvl="3" w:tplc="04050001" w:tentative="1">
+      <w:start w:val="1"/>
+      <w:numFmt w:val="bullet"/>
+      <w:lvlText w:val=""/>
+      <w:lvlJc w:val="left"/>
+      <w:pPr>
+        <w:ind w:left="3589" w:hanging="360"/>
+      </w:pPr>
+      <w:rPr>
+        <w:rFonts w:ascii="Symbol" w:hAnsi="Symbol" w:hint="default"/>
+      </w:rPr>
+    </w:lvl>
+    <w:lvl w:ilvl="4" w:tplc="04050003" w:tentative="1">
+      <w:start w:val="1"/>
+      <w:numFmt w:val="bullet"/>
+      <w:lvlText w:val="o"/>
+      <w:lvlJc w:val="left"/>
+      <w:pPr>
+        <w:ind w:left="4309" w:hanging="360"/>
+      </w:pPr>
+      <w:rPr>
+        <w:rFonts w:ascii="Courier New" w:hAnsi="Courier New" w:cs="Courier New" w:hint="default"/>
+      </w:rPr>
+    </w:lvl>
+    <w:lvl w:ilvl="5" w:tplc="04050005" w:tentative="1">
+      <w:start w:val="1"/>
+      <w:numFmt w:val="bullet"/>
+      <w:lvlText w:val=""/>
+      <w:lvlJc w:val="left"/>
+      <w:pPr>
+        <w:ind w:left="5029" w:hanging="360"/>
+      </w:pPr>
+      <w:rPr>
+        <w:rFonts w:ascii="Wingdings" w:hAnsi="Wingdings" w:hint="default"/>
+      </w:rPr>
+    </w:lvl>
+    <w:lvl w:ilvl="6" w:tplc="04050001" w:tentative="1">
+      <w:start w:val="1"/>
+      <w:numFmt w:val="bullet"/>
+      <w:lvlText w:val=""/>
+      <w:lvlJc w:val="left"/>
+      <w:pPr>
+        <w:ind w:left="5749" w:hanging="360"/>
+      </w:pPr>
+      <w:rPr>
+        <w:rFonts w:ascii="Symbol" w:hAnsi="Symbol" w:hint="default"/>
+      </w:rPr>
+    </w:lvl>
+    <w:lvl w:ilvl="7" w:tplc="04050003" w:tentative="1">
+      <w:start w:val="1"/>
+      <w:numFmt w:val="bullet"/>
+      <w:lvlText w:val="o"/>
+      <w:lvlJc w:val="left"/>
+      <w:pPr>
+        <w:ind w:left="6469" w:hanging="360"/>
+      </w:pPr>
+      <w:rPr>
+        <w:rFonts w:ascii="Courier New" w:hAnsi="Courier New" w:cs="Courier New" w:hint="default"/>
+      </w:rPr>
+    </w:lvl>
+    <w:lvl w:ilvl="8" w:tplc="04050005" w:tentative="1">
+      <w:start w:val="1"/>
+      <w:numFmt w:val="bullet"/>
+      <w:lvlText w:val=""/>
+      <w:lvlJc w:val="left"/>
+      <w:pPr>
+        <w:ind w:left="7189" w:hanging="360"/>
+      </w:pPr>
+      <w:rPr>
+        <w:rFonts w:ascii="Wingdings" w:hAnsi="Wingdings" w:hint="default"/>
+      </w:rPr>
+    </w:lvl>
+  </w:abstractNum>
+  <w:abstractNum w:abstractNumId="9" w15:restartNumberingAfterBreak="0">
     <w:nsid w:val="2E46767E"/>
     <w:multiLevelType w:val="hybridMultilevel"/>
     <w:tmpl w:val="AC3E4E98"/>
@@ -10727,7 +11858,7 @@
       </w:pPr>
     </w:lvl>
   </w:abstractNum>
-  <w:abstractNum w:abstractNumId="9" w15:restartNumberingAfterBreak="0">
+  <w:abstractNum w:abstractNumId="10" w15:restartNumberingAfterBreak="0">
     <w:nsid w:val="30C52C4E"/>
     <w:multiLevelType w:val="multilevel"/>
     <w:tmpl w:val="A1E07DBA"/>
@@ -10840,7 +11971,7 @@
       </w:pPr>
     </w:lvl>
   </w:abstractNum>
-  <w:abstractNum w:abstractNumId="10" w15:restartNumberingAfterBreak="0">
+  <w:abstractNum w:abstractNumId="11" w15:restartNumberingAfterBreak="0">
     <w:nsid w:val="3F3C1639"/>
     <w:multiLevelType w:val="hybridMultilevel"/>
     <w:tmpl w:val="D236F858"/>
@@ -10926,7 +12057,7 @@
       </w:pPr>
     </w:lvl>
   </w:abstractNum>
-  <w:abstractNum w:abstractNumId="11" w15:restartNumberingAfterBreak="0">
+  <w:abstractNum w:abstractNumId="12" w15:restartNumberingAfterBreak="0">
     <w:nsid w:val="41DB2519"/>
     <w:multiLevelType w:val="hybridMultilevel"/>
     <w:tmpl w:val="E6E441E2"/>
@@ -11039,7 +12170,7 @@
       </w:pPr>
     </w:lvl>
   </w:abstractNum>
-  <w:abstractNum w:abstractNumId="12" w15:restartNumberingAfterBreak="0">
+  <w:abstractNum w:abstractNumId="13" w15:restartNumberingAfterBreak="0">
     <w:nsid w:val="47386D64"/>
     <w:multiLevelType w:val="hybridMultilevel"/>
     <w:tmpl w:val="0BEA5672"/>
@@ -11124,7 +12255,7 @@
       </w:pPr>
     </w:lvl>
   </w:abstractNum>
-  <w:abstractNum w:abstractNumId="13" w15:restartNumberingAfterBreak="0">
+  <w:abstractNum w:abstractNumId="14" w15:restartNumberingAfterBreak="0">
     <w:nsid w:val="476A68C1"/>
     <w:multiLevelType w:val="hybridMultilevel"/>
     <w:tmpl w:val="19B8EC08"/>
@@ -11237,7 +12368,7 @@
       </w:rPr>
     </w:lvl>
   </w:abstractNum>
-  <w:abstractNum w:abstractNumId="14" w15:restartNumberingAfterBreak="0">
+  <w:abstractNum w:abstractNumId="15" w15:restartNumberingAfterBreak="0">
     <w:nsid w:val="4896692F"/>
     <w:multiLevelType w:val="multilevel"/>
     <w:tmpl w:val="1E284B36"/>
@@ -11350,7 +12481,7 @@
       </w:pPr>
     </w:lvl>
   </w:abstractNum>
-  <w:abstractNum w:abstractNumId="15" w15:restartNumberingAfterBreak="0">
+  <w:abstractNum w:abstractNumId="16" w15:restartNumberingAfterBreak="0">
     <w:nsid w:val="4A00174F"/>
     <w:multiLevelType w:val="hybridMultilevel"/>
     <w:tmpl w:val="754ED1CC"/>
@@ -11436,7 +12567,7 @@
       </w:pPr>
     </w:lvl>
   </w:abstractNum>
-  <w:abstractNum w:abstractNumId="16" w15:restartNumberingAfterBreak="0">
+  <w:abstractNum w:abstractNumId="17" w15:restartNumberingAfterBreak="0">
     <w:nsid w:val="573A0D50"/>
     <w:multiLevelType w:val="multilevel"/>
     <w:tmpl w:val="B0204106"/>
@@ -11549,7 +12680,7 @@
       </w:pPr>
     </w:lvl>
   </w:abstractNum>
-  <w:abstractNum w:abstractNumId="17" w15:restartNumberingAfterBreak="0">
+  <w:abstractNum w:abstractNumId="18" w15:restartNumberingAfterBreak="0">
     <w:nsid w:val="5E5666E0"/>
     <w:multiLevelType w:val="hybridMultilevel"/>
     <w:tmpl w:val="F00A5D66"/>
@@ -11635,7 +12766,120 @@
       </w:pPr>
     </w:lvl>
   </w:abstractNum>
-  <w:abstractNum w:abstractNumId="18" w15:restartNumberingAfterBreak="0">
+  <w:abstractNum w:abstractNumId="19" w15:restartNumberingAfterBreak="0">
+    <w:nsid w:val="5F2607B3"/>
+    <w:multiLevelType w:val="hybridMultilevel"/>
+    <w:tmpl w:val="22206B6E"/>
+    <w:lvl w:ilvl="0" w:tplc="04050001">
+      <w:start w:val="1"/>
+      <w:numFmt w:val="bullet"/>
+      <w:lvlText w:val=""/>
+      <w:lvlJc w:val="left"/>
+      <w:pPr>
+        <w:ind w:left="1429" w:hanging="360"/>
+      </w:pPr>
+      <w:rPr>
+        <w:rFonts w:ascii="Symbol" w:hAnsi="Symbol" w:hint="default"/>
+      </w:rPr>
+    </w:lvl>
+    <w:lvl w:ilvl="1" w:tplc="04050003" w:tentative="1">
+      <w:start w:val="1"/>
+      <w:numFmt w:val="bullet"/>
+      <w:lvlText w:val="o"/>
+      <w:lvlJc w:val="left"/>
+      <w:pPr>
+        <w:ind w:left="2149" w:hanging="360"/>
+      </w:pPr>
+      <w:rPr>
+        <w:rFonts w:ascii="Courier New" w:hAnsi="Courier New" w:cs="Courier New" w:hint="default"/>
+      </w:rPr>
+    </w:lvl>
+    <w:lvl w:ilvl="2" w:tplc="04050005" w:tentative="1">
+      <w:start w:val="1"/>
+      <w:numFmt w:val="bullet"/>
+      <w:lvlText w:val=""/>
+      <w:lvlJc w:val="left"/>
+      <w:pPr>
+        <w:ind w:left="2869" w:hanging="360"/>
+      </w:pPr>
+      <w:rPr>
+        <w:rFonts w:ascii="Wingdings" w:hAnsi="Wingdings" w:hint="default"/>
+      </w:rPr>
+    </w:lvl>
+    <w:lvl w:ilvl="3" w:tplc="04050001" w:tentative="1">
+      <w:start w:val="1"/>
+      <w:numFmt w:val="bullet"/>
+      <w:lvlText w:val=""/>
+      <w:lvlJc w:val="left"/>
+      <w:pPr>
+        <w:ind w:left="3589" w:hanging="360"/>
+      </w:pPr>
+      <w:rPr>
+        <w:rFonts w:ascii="Symbol" w:hAnsi="Symbol" w:hint="default"/>
+      </w:rPr>
+    </w:lvl>
+    <w:lvl w:ilvl="4" w:tplc="04050003" w:tentative="1">
+      <w:start w:val="1"/>
+      <w:numFmt w:val="bullet"/>
+      <w:lvlText w:val="o"/>
+      <w:lvlJc w:val="left"/>
+      <w:pPr>
+        <w:ind w:left="4309" w:hanging="360"/>
+      </w:pPr>
+      <w:rPr>
+        <w:rFonts w:ascii="Courier New" w:hAnsi="Courier New" w:cs="Courier New" w:hint="default"/>
+      </w:rPr>
+    </w:lvl>
+    <w:lvl w:ilvl="5" w:tplc="04050005" w:tentative="1">
+      <w:start w:val="1"/>
+      <w:numFmt w:val="bullet"/>
+      <w:lvlText w:val=""/>
+      <w:lvlJc w:val="left"/>
+      <w:pPr>
+        <w:ind w:left="5029" w:hanging="360"/>
+      </w:pPr>
+      <w:rPr>
+        <w:rFonts w:ascii="Wingdings" w:hAnsi="Wingdings" w:hint="default"/>
+      </w:rPr>
+    </w:lvl>
+    <w:lvl w:ilvl="6" w:tplc="04050001" w:tentative="1">
+      <w:start w:val="1"/>
+      <w:numFmt w:val="bullet"/>
+      <w:lvlText w:val=""/>
+      <w:lvlJc w:val="left"/>
+      <w:pPr>
+        <w:ind w:left="5749" w:hanging="360"/>
+      </w:pPr>
+      <w:rPr>
+        <w:rFonts w:ascii="Symbol" w:hAnsi="Symbol" w:hint="default"/>
+      </w:rPr>
+    </w:lvl>
+    <w:lvl w:ilvl="7" w:tplc="04050003" w:tentative="1">
+      <w:start w:val="1"/>
+      <w:numFmt w:val="bullet"/>
+      <w:lvlText w:val="o"/>
+      <w:lvlJc w:val="left"/>
+      <w:pPr>
+        <w:ind w:left="6469" w:hanging="360"/>
+      </w:pPr>
+      <w:rPr>
+        <w:rFonts w:ascii="Courier New" w:hAnsi="Courier New" w:cs="Courier New" w:hint="default"/>
+      </w:rPr>
+    </w:lvl>
+    <w:lvl w:ilvl="8" w:tplc="04050005" w:tentative="1">
+      <w:start w:val="1"/>
+      <w:numFmt w:val="bullet"/>
+      <w:lvlText w:val=""/>
+      <w:lvlJc w:val="left"/>
+      <w:pPr>
+        <w:ind w:left="7189" w:hanging="360"/>
+      </w:pPr>
+      <w:rPr>
+        <w:rFonts w:ascii="Wingdings" w:hAnsi="Wingdings" w:hint="default"/>
+      </w:rPr>
+    </w:lvl>
+  </w:abstractNum>
+  <w:abstractNum w:abstractNumId="20" w15:restartNumberingAfterBreak="0">
     <w:nsid w:val="66C4390B"/>
     <w:multiLevelType w:val="hybridMultilevel"/>
     <w:tmpl w:val="BC4A03B4"/>
@@ -11748,7 +12992,7 @@
       </w:pPr>
     </w:lvl>
   </w:abstractNum>
-  <w:abstractNum w:abstractNumId="19" w15:restartNumberingAfterBreak="0">
+  <w:abstractNum w:abstractNumId="21" w15:restartNumberingAfterBreak="0">
     <w:nsid w:val="6CA95061"/>
     <w:multiLevelType w:val="hybridMultilevel"/>
     <w:tmpl w:val="9D6EED90"/>
@@ -11861,7 +13105,7 @@
       </w:rPr>
     </w:lvl>
   </w:abstractNum>
-  <w:abstractNum w:abstractNumId="20" w15:restartNumberingAfterBreak="0">
+  <w:abstractNum w:abstractNumId="22" w15:restartNumberingAfterBreak="0">
     <w:nsid w:val="708873F7"/>
     <w:multiLevelType w:val="hybridMultilevel"/>
     <w:tmpl w:val="4F2CE3BE"/>
@@ -11946,7 +13190,7 @@
       </w:pPr>
     </w:lvl>
   </w:abstractNum>
-  <w:abstractNum w:abstractNumId="21" w15:restartNumberingAfterBreak="0">
+  <w:abstractNum w:abstractNumId="23" w15:restartNumberingAfterBreak="0">
     <w:nsid w:val="709B2A07"/>
     <w:multiLevelType w:val="hybridMultilevel"/>
     <w:tmpl w:val="219CAB38"/>
@@ -12032,7 +13276,7 @@
       </w:pPr>
     </w:lvl>
   </w:abstractNum>
-  <w:abstractNum w:abstractNumId="22" w15:restartNumberingAfterBreak="0">
+  <w:abstractNum w:abstractNumId="24" w15:restartNumberingAfterBreak="0">
     <w:nsid w:val="7545255E"/>
     <w:multiLevelType w:val="hybridMultilevel"/>
     <w:tmpl w:val="6F82260E"/>
@@ -12118,7 +13362,7 @@
       </w:pPr>
     </w:lvl>
   </w:abstractNum>
-  <w:abstractNum w:abstractNumId="23" w15:restartNumberingAfterBreak="0">
+  <w:abstractNum w:abstractNumId="25" w15:restartNumberingAfterBreak="0">
     <w:nsid w:val="7FBA585D"/>
     <w:multiLevelType w:val="hybridMultilevel"/>
     <w:tmpl w:val="C07E3C0E"/>
@@ -12205,7 +13449,7 @@
     </w:lvl>
   </w:abstractNum>
   <w:num w:numId="1" w16cid:durableId="709456700">
-    <w:abstractNumId w:val="11"/>
+    <w:abstractNumId w:val="12"/>
   </w:num>
   <w:num w:numId="2" w16cid:durableId="288049671">
     <w:abstractNumId w:val="1"/>
@@ -12214,10 +13458,10 @@
     <w:abstractNumId w:val="3"/>
   </w:num>
   <w:num w:numId="4" w16cid:durableId="1713919982">
-    <w:abstractNumId w:val="8"/>
+    <w:abstractNumId w:val="9"/>
   </w:num>
   <w:num w:numId="5" w16cid:durableId="525405487">
-    <w:abstractNumId w:val="18"/>
+    <w:abstractNumId w:val="20"/>
   </w:num>
   <w:num w:numId="6" w16cid:durableId="1079133308">
     <w:abstractNumId w:val="4"/>
@@ -12226,7 +13470,7 @@
     <w:abstractNumId w:val="2"/>
   </w:num>
   <w:num w:numId="8" w16cid:durableId="1248614827">
-    <w:abstractNumId w:val="20"/>
+    <w:abstractNumId w:val="22"/>
   </w:num>
   <w:num w:numId="9" w16cid:durableId="254483934">
     <w:abstractNumId w:val="0"/>
@@ -12235,45 +13479,51 @@
     <w:abstractNumId w:val="6"/>
   </w:num>
   <w:num w:numId="11" w16cid:durableId="109400128">
-    <w:abstractNumId w:val="12"/>
+    <w:abstractNumId w:val="13"/>
   </w:num>
   <w:num w:numId="12" w16cid:durableId="644240379">
-    <w:abstractNumId w:val="9"/>
+    <w:abstractNumId w:val="10"/>
   </w:num>
   <w:num w:numId="13" w16cid:durableId="1739665330">
-    <w:abstractNumId w:val="10"/>
+    <w:abstractNumId w:val="11"/>
   </w:num>
   <w:num w:numId="14" w16cid:durableId="1337685222">
-    <w:abstractNumId w:val="16"/>
+    <w:abstractNumId w:val="17"/>
   </w:num>
   <w:num w:numId="15" w16cid:durableId="167719132">
     <w:abstractNumId w:val="7"/>
   </w:num>
   <w:num w:numId="16" w16cid:durableId="2012828866">
-    <w:abstractNumId w:val="14"/>
+    <w:abstractNumId w:val="15"/>
   </w:num>
   <w:num w:numId="17" w16cid:durableId="473645087">
-    <w:abstractNumId w:val="15"/>
+    <w:abstractNumId w:val="16"/>
   </w:num>
   <w:num w:numId="18" w16cid:durableId="1797332878">
-    <w:abstractNumId w:val="23"/>
+    <w:abstractNumId w:val="25"/>
   </w:num>
   <w:num w:numId="19" w16cid:durableId="1415395887">
-    <w:abstractNumId w:val="17"/>
+    <w:abstractNumId w:val="18"/>
   </w:num>
   <w:num w:numId="20" w16cid:durableId="1187674162">
-    <w:abstractNumId w:val="22"/>
+    <w:abstractNumId w:val="24"/>
   </w:num>
   <w:num w:numId="21" w16cid:durableId="856114863">
-    <w:abstractNumId w:val="21"/>
+    <w:abstractNumId w:val="23"/>
   </w:num>
   <w:num w:numId="22" w16cid:durableId="1557468158">
     <w:abstractNumId w:val="5"/>
   </w:num>
   <w:num w:numId="23" w16cid:durableId="1710521897">
-    <w:abstractNumId w:val="13"/>
+    <w:abstractNumId w:val="14"/>
   </w:num>
   <w:num w:numId="24" w16cid:durableId="297032378">
+    <w:abstractNumId w:val="21"/>
+  </w:num>
+  <w:num w:numId="25" w16cid:durableId="1485974364">
+    <w:abstractNumId w:val="8"/>
+  </w:num>
+  <w:num w:numId="26" w16cid:durableId="480659172">
     <w:abstractNumId w:val="19"/>
   </w:num>
   <w:numIdMacAtCleanup w:val="12"/>

--- a/My project/Vývoj 2D herní aplikace pro mobilní zařízení.docx
+++ b/My project/Vývoj 2D herní aplikace pro mobilní zařízení.docx
@@ -259,7 +259,23 @@
           <w:rFonts w:cs="Times New Roman"/>
           <w:szCs w:val="44"/>
         </w:rPr>
-        <w:t>Vývoj 2D herní aplikace pro mobilní zařízení</w:t>
+        <w:t xml:space="preserve">Vývoj </w:t>
+      </w:r>
+      <w:proofErr w:type="gramStart"/>
+      <w:r>
+        <w:rPr>
+          <w:rFonts w:cs="Times New Roman"/>
+          <w:szCs w:val="44"/>
+        </w:rPr>
+        <w:t>2D</w:t>
+      </w:r>
+      <w:proofErr w:type="gramEnd"/>
+      <w:r>
+        <w:rPr>
+          <w:rFonts w:cs="Times New Roman"/>
+          <w:szCs w:val="44"/>
+        </w:rPr>
+        <w:t xml:space="preserve"> herní aplikace pro mobilní zařízení</w:t>
       </w:r>
     </w:p>
     <w:p>
@@ -953,7 +969,23 @@
           <w:rFonts w:cs="Times New Roman"/>
           <w:szCs w:val="20"/>
         </w:rPr>
-        <w:t>(ka)</w:t>
+        <w:t>(</w:t>
+      </w:r>
+      <w:proofErr w:type="spellStart"/>
+      <w:r>
+        <w:rPr>
+          <w:rFonts w:cs="Times New Roman"/>
+          <w:szCs w:val="20"/>
+        </w:rPr>
+        <w:t>ka</w:t>
+      </w:r>
+      <w:proofErr w:type="spellEnd"/>
+      <w:r>
+        <w:rPr>
+          <w:rFonts w:cs="Times New Roman"/>
+          <w:szCs w:val="20"/>
+        </w:rPr>
+        <w:t>)</w:t>
       </w:r>
       <w:r>
         <w:rPr>
@@ -1983,7 +2015,7 @@
         </w:rPr>
         <w:fldChar w:fldCharType="separate"/>
       </w:r>
-      <w:hyperlink w:anchor="_Toc144915648" w:history="1">
+      <w:hyperlink w:anchor="_Toc144990861" w:history="1">
         <w:r>
           <w:rPr>
             <w:rStyle w:val="Hypertextovodkaz"/>
@@ -2023,7 +2055,7 @@
           <w:rPr>
             <w:webHidden/>
           </w:rPr>
-          <w:instrText xml:space="preserve"> PAGEREF _Toc144915648 \h </w:instrText>
+          <w:instrText xml:space="preserve"> PAGEREF _Toc144990861 \h </w:instrText>
         </w:r>
         <w:r>
           <w:rPr>
@@ -2062,7 +2094,7 @@
           <w14:ligatures w14:val="standardContextual"/>
         </w:rPr>
       </w:pPr>
-      <w:hyperlink w:anchor="_Toc144915649" w:history="1">
+      <w:hyperlink w:anchor="_Toc144990862" w:history="1">
         <w:r>
           <w:rPr>
             <w:rStyle w:val="Hypertextovodkaz"/>
@@ -2102,7 +2134,7 @@
           <w:rPr>
             <w:webHidden/>
           </w:rPr>
-          <w:instrText xml:space="preserve"> PAGEREF _Toc144915649 \h </w:instrText>
+          <w:instrText xml:space="preserve"> PAGEREF _Toc144990862 \h </w:instrText>
         </w:r>
         <w:r>
           <w:rPr>
@@ -2141,7 +2173,7 @@
           <w14:ligatures w14:val="standardContextual"/>
         </w:rPr>
       </w:pPr>
-      <w:hyperlink w:anchor="_Toc144915650" w:history="1">
+      <w:hyperlink w:anchor="_Toc144990863" w:history="1">
         <w:r>
           <w:rPr>
             <w:rStyle w:val="Hypertextovodkaz"/>
@@ -2181,7 +2213,7 @@
           <w:rPr>
             <w:webHidden/>
           </w:rPr>
-          <w:instrText xml:space="preserve"> PAGEREF _Toc144915650 \h </w:instrText>
+          <w:instrText xml:space="preserve"> PAGEREF _Toc144990863 \h </w:instrText>
         </w:r>
         <w:r>
           <w:rPr>
@@ -2220,7 +2252,7 @@
           <w14:ligatures w14:val="standardContextual"/>
         </w:rPr>
       </w:pPr>
-      <w:hyperlink w:anchor="_Toc144915651" w:history="1">
+      <w:hyperlink w:anchor="_Toc144990864" w:history="1">
         <w:r>
           <w:rPr>
             <w:rStyle w:val="Hypertextovodkaz"/>
@@ -2260,7 +2292,7 @@
           <w:rPr>
             <w:webHidden/>
           </w:rPr>
-          <w:instrText xml:space="preserve"> PAGEREF _Toc144915651 \h </w:instrText>
+          <w:instrText xml:space="preserve"> PAGEREF _Toc144990864 \h </w:instrText>
         </w:r>
         <w:r>
           <w:rPr>
@@ -2299,7 +2331,7 @@
           <w14:ligatures w14:val="standardContextual"/>
         </w:rPr>
       </w:pPr>
-      <w:hyperlink w:anchor="_Toc144915652" w:history="1">
+      <w:hyperlink w:anchor="_Toc144990865" w:history="1">
         <w:r>
           <w:rPr>
             <w:rStyle w:val="Hypertextovodkaz"/>
@@ -2339,7 +2371,7 @@
           <w:rPr>
             <w:webHidden/>
           </w:rPr>
-          <w:instrText xml:space="preserve"> PAGEREF _Toc144915652 \h </w:instrText>
+          <w:instrText xml:space="preserve"> PAGEREF _Toc144990865 \h </w:instrText>
         </w:r>
         <w:r>
           <w:rPr>
@@ -2378,7 +2410,7 @@
           <w14:ligatures w14:val="standardContextual"/>
         </w:rPr>
       </w:pPr>
-      <w:hyperlink w:anchor="_Toc144915653" w:history="1">
+      <w:hyperlink w:anchor="_Toc144990866" w:history="1">
         <w:r>
           <w:rPr>
             <w:rStyle w:val="Hypertextovodkaz"/>
@@ -2418,7 +2450,7 @@
           <w:rPr>
             <w:webHidden/>
           </w:rPr>
-          <w:instrText xml:space="preserve"> PAGEREF _Toc144915653 \h </w:instrText>
+          <w:instrText xml:space="preserve"> PAGEREF _Toc144990866 \h </w:instrText>
         </w:r>
         <w:r>
           <w:rPr>
@@ -2457,7 +2489,7 @@
           <w14:ligatures w14:val="standardContextual"/>
         </w:rPr>
       </w:pPr>
-      <w:hyperlink w:anchor="_Toc144915654" w:history="1">
+      <w:hyperlink w:anchor="_Toc144990867" w:history="1">
         <w:r>
           <w:rPr>
             <w:rStyle w:val="Hypertextovodkaz"/>
@@ -2497,7 +2529,7 @@
           <w:rPr>
             <w:webHidden/>
           </w:rPr>
-          <w:instrText xml:space="preserve"> PAGEREF _Toc144915654 \h </w:instrText>
+          <w:instrText xml:space="preserve"> PAGEREF _Toc144990867 \h </w:instrText>
         </w:r>
         <w:r>
           <w:rPr>
@@ -2536,7 +2568,7 @@
           <w14:ligatures w14:val="standardContextual"/>
         </w:rPr>
       </w:pPr>
-      <w:hyperlink w:anchor="_Toc144915655" w:history="1">
+      <w:hyperlink w:anchor="_Toc144990868" w:history="1">
         <w:r>
           <w:rPr>
             <w:rStyle w:val="Hypertextovodkaz"/>
@@ -2576,7 +2608,7 @@
           <w:rPr>
             <w:webHidden/>
           </w:rPr>
-          <w:instrText xml:space="preserve"> PAGEREF _Toc144915655 \h </w:instrText>
+          <w:instrText xml:space="preserve"> PAGEREF _Toc144990868 \h </w:instrText>
         </w:r>
         <w:r>
           <w:rPr>
@@ -2615,7 +2647,7 @@
           <w14:ligatures w14:val="standardContextual"/>
         </w:rPr>
       </w:pPr>
-      <w:hyperlink w:anchor="_Toc144915656" w:history="1">
+      <w:hyperlink w:anchor="_Toc144990869" w:history="1">
         <w:r>
           <w:rPr>
             <w:rStyle w:val="Hypertextovodkaz"/>
@@ -2655,7 +2687,7 @@
           <w:rPr>
             <w:webHidden/>
           </w:rPr>
-          <w:instrText xml:space="preserve"> PAGEREF _Toc144915656 \h </w:instrText>
+          <w:instrText xml:space="preserve"> PAGEREF _Toc144990869 \h </w:instrText>
         </w:r>
         <w:r>
           <w:rPr>
@@ -2694,7 +2726,7 @@
           <w14:ligatures w14:val="standardContextual"/>
         </w:rPr>
       </w:pPr>
-      <w:hyperlink w:anchor="_Toc144915657" w:history="1">
+      <w:hyperlink w:anchor="_Toc144990870" w:history="1">
         <w:r>
           <w:rPr>
             <w:rStyle w:val="Hypertextovodkaz"/>
@@ -2734,7 +2766,7 @@
           <w:rPr>
             <w:webHidden/>
           </w:rPr>
-          <w:instrText xml:space="preserve"> PAGEREF _Toc144915657 \h </w:instrText>
+          <w:instrText xml:space="preserve"> PAGEREF _Toc144990870 \h </w:instrText>
         </w:r>
         <w:r>
           <w:rPr>
@@ -2773,7 +2805,7 @@
           <w14:ligatures w14:val="standardContextual"/>
         </w:rPr>
       </w:pPr>
-      <w:hyperlink w:anchor="_Toc144915658" w:history="1">
+      <w:hyperlink w:anchor="_Toc144990871" w:history="1">
         <w:r>
           <w:rPr>
             <w:rStyle w:val="Hypertextovodkaz"/>
@@ -2813,7 +2845,7 @@
           <w:rPr>
             <w:webHidden/>
           </w:rPr>
-          <w:instrText xml:space="preserve"> PAGEREF _Toc144915658 \h </w:instrText>
+          <w:instrText xml:space="preserve"> PAGEREF _Toc144990871 \h </w:instrText>
         </w:r>
         <w:r>
           <w:rPr>
@@ -2852,7 +2884,7 @@
           <w14:ligatures w14:val="standardContextual"/>
         </w:rPr>
       </w:pPr>
-      <w:hyperlink w:anchor="_Toc144915659" w:history="1">
+      <w:hyperlink w:anchor="_Toc144990872" w:history="1">
         <w:r>
           <w:rPr>
             <w:rStyle w:val="Hypertextovodkaz"/>
@@ -2892,7 +2924,7 @@
           <w:rPr>
             <w:webHidden/>
           </w:rPr>
-          <w:instrText xml:space="preserve"> PAGEREF _Toc144915659 \h </w:instrText>
+          <w:instrText xml:space="preserve"> PAGEREF _Toc144990872 \h </w:instrText>
         </w:r>
         <w:r>
           <w:rPr>
@@ -2930,7 +2962,7 @@
           <w14:ligatures w14:val="standardContextual"/>
         </w:rPr>
       </w:pPr>
-      <w:hyperlink w:anchor="_Toc144915660" w:history="1">
+      <w:hyperlink w:anchor="_Toc144990873" w:history="1">
         <w:r>
           <w:rPr>
             <w:rStyle w:val="Hypertextovodkaz"/>
@@ -2974,7 +3006,7 @@
             <w:noProof/>
             <w:webHidden/>
           </w:rPr>
-          <w:instrText xml:space="preserve"> PAGEREF _Toc144915660 \h </w:instrText>
+          <w:instrText xml:space="preserve"> PAGEREF _Toc144990873 \h </w:instrText>
         </w:r>
         <w:r>
           <w:rPr>
@@ -3016,7 +3048,7 @@
           <w14:ligatures w14:val="standardContextual"/>
         </w:rPr>
       </w:pPr>
-      <w:hyperlink w:anchor="_Toc144915661" w:history="1">
+      <w:hyperlink w:anchor="_Toc144990874" w:history="1">
         <w:r>
           <w:rPr>
             <w:rStyle w:val="Hypertextovodkaz"/>
@@ -3060,7 +3092,7 @@
             <w:noProof/>
             <w:webHidden/>
           </w:rPr>
-          <w:instrText xml:space="preserve"> PAGEREF _Toc144915661 \h </w:instrText>
+          <w:instrText xml:space="preserve"> PAGEREF _Toc144990874 \h </w:instrText>
         </w:r>
         <w:r>
           <w:rPr>
@@ -3102,7 +3134,7 @@
           <w14:ligatures w14:val="standardContextual"/>
         </w:rPr>
       </w:pPr>
-      <w:hyperlink w:anchor="_Toc144915662" w:history="1">
+      <w:hyperlink w:anchor="_Toc144990875" w:history="1">
         <w:r>
           <w:rPr>
             <w:rStyle w:val="Hypertextovodkaz"/>
@@ -3146,7 +3178,7 @@
             <w:noProof/>
             <w:webHidden/>
           </w:rPr>
-          <w:instrText xml:space="preserve"> PAGEREF _Toc144915662 \h </w:instrText>
+          <w:instrText xml:space="preserve"> PAGEREF _Toc144990875 \h </w:instrText>
         </w:r>
         <w:r>
           <w:rPr>
@@ -3188,7 +3220,7 @@
           <w14:ligatures w14:val="standardContextual"/>
         </w:rPr>
       </w:pPr>
-      <w:hyperlink w:anchor="_Toc144915663" w:history="1">
+      <w:hyperlink w:anchor="_Toc144990876" w:history="1">
         <w:r>
           <w:rPr>
             <w:rStyle w:val="Hypertextovodkaz"/>
@@ -3232,7 +3264,7 @@
             <w:noProof/>
             <w:webHidden/>
           </w:rPr>
-          <w:instrText xml:space="preserve"> PAGEREF _Toc144915663 \h </w:instrText>
+          <w:instrText xml:space="preserve"> PAGEREF _Toc144990876 \h </w:instrText>
         </w:r>
         <w:r>
           <w:rPr>
@@ -3274,7 +3306,7 @@
           <w14:ligatures w14:val="standardContextual"/>
         </w:rPr>
       </w:pPr>
-      <w:hyperlink w:anchor="_Toc144915664" w:history="1">
+      <w:hyperlink w:anchor="_Toc144990877" w:history="1">
         <w:r>
           <w:rPr>
             <w:rStyle w:val="Hypertextovodkaz"/>
@@ -3318,7 +3350,7 @@
             <w:noProof/>
             <w:webHidden/>
           </w:rPr>
-          <w:instrText xml:space="preserve"> PAGEREF _Toc144915664 \h </w:instrText>
+          <w:instrText xml:space="preserve"> PAGEREF _Toc144990877 \h </w:instrText>
         </w:r>
         <w:r>
           <w:rPr>
@@ -3361,7 +3393,7 @@
           <w14:ligatures w14:val="standardContextual"/>
         </w:rPr>
       </w:pPr>
-      <w:hyperlink w:anchor="_Toc144915665" w:history="1">
+      <w:hyperlink w:anchor="_Toc144990878" w:history="1">
         <w:r>
           <w:rPr>
             <w:rStyle w:val="Hypertextovodkaz"/>
@@ -3401,7 +3433,7 @@
           <w:rPr>
             <w:webHidden/>
           </w:rPr>
-          <w:instrText xml:space="preserve"> PAGEREF _Toc144915665 \h </w:instrText>
+          <w:instrText xml:space="preserve"> PAGEREF _Toc144990878 \h </w:instrText>
         </w:r>
         <w:r>
           <w:rPr>
@@ -3440,7 +3472,7 @@
           <w14:ligatures w14:val="standardContextual"/>
         </w:rPr>
       </w:pPr>
-      <w:hyperlink w:anchor="_Toc144915666" w:history="1">
+      <w:hyperlink w:anchor="_Toc144990879" w:history="1">
         <w:r>
           <w:rPr>
             <w:rStyle w:val="Hypertextovodkaz"/>
@@ -3480,7 +3512,7 @@
           <w:rPr>
             <w:webHidden/>
           </w:rPr>
-          <w:instrText xml:space="preserve"> PAGEREF _Toc144915666 \h </w:instrText>
+          <w:instrText xml:space="preserve"> PAGEREF _Toc144990879 \h </w:instrText>
         </w:r>
         <w:r>
           <w:rPr>
@@ -3519,7 +3551,7 @@
           <w14:ligatures w14:val="standardContextual"/>
         </w:rPr>
       </w:pPr>
-      <w:hyperlink w:anchor="_Toc144915667" w:history="1">
+      <w:hyperlink w:anchor="_Toc144990880" w:history="1">
         <w:r>
           <w:rPr>
             <w:rStyle w:val="Hypertextovodkaz"/>
@@ -3559,7 +3591,7 @@
           <w:rPr>
             <w:webHidden/>
           </w:rPr>
-          <w:instrText xml:space="preserve"> PAGEREF _Toc144915667 \h </w:instrText>
+          <w:instrText xml:space="preserve"> PAGEREF _Toc144990880 \h </w:instrText>
         </w:r>
         <w:r>
           <w:rPr>
@@ -3598,7 +3630,7 @@
           <w14:ligatures w14:val="standardContextual"/>
         </w:rPr>
       </w:pPr>
-      <w:hyperlink w:anchor="_Toc144915668" w:history="1">
+      <w:hyperlink w:anchor="_Toc144990881" w:history="1">
         <w:r>
           <w:rPr>
             <w:rStyle w:val="Hypertextovodkaz"/>
@@ -3638,7 +3670,7 @@
           <w:rPr>
             <w:webHidden/>
           </w:rPr>
-          <w:instrText xml:space="preserve"> PAGEREF _Toc144915668 \h </w:instrText>
+          <w:instrText xml:space="preserve"> PAGEREF _Toc144990881 \h </w:instrText>
         </w:r>
         <w:r>
           <w:rPr>
@@ -3677,7 +3709,7 @@
           <w14:ligatures w14:val="standardContextual"/>
         </w:rPr>
       </w:pPr>
-      <w:hyperlink w:anchor="_Toc144915669" w:history="1">
+      <w:hyperlink w:anchor="_Toc144990882" w:history="1">
         <w:r>
           <w:rPr>
             <w:rStyle w:val="Hypertextovodkaz"/>
@@ -3717,7 +3749,7 @@
           <w:rPr>
             <w:webHidden/>
           </w:rPr>
-          <w:instrText xml:space="preserve"> PAGEREF _Toc144915669 \h </w:instrText>
+          <w:instrText xml:space="preserve"> PAGEREF _Toc144990882 \h </w:instrText>
         </w:r>
         <w:r>
           <w:rPr>
@@ -3735,6 +3767,745 @@
             <w:webHidden/>
           </w:rPr>
           <w:t>20</w:t>
+        </w:r>
+        <w:r>
+          <w:rPr>
+            <w:webHidden/>
+          </w:rPr>
+          <w:fldChar w:fldCharType="end"/>
+        </w:r>
+      </w:hyperlink>
+    </w:p>
+    <w:p>
+      <w:pPr>
+        <w:pStyle w:val="Obsah2"/>
+        <w:rPr>
+          <w:rFonts w:asciiTheme="minorHAnsi" w:eastAsiaTheme="minorEastAsia" w:hAnsiTheme="minorHAnsi" w:cstheme="minorBidi"/>
+          <w:kern w:val="2"/>
+          <w:sz w:val="22"/>
+          <w:szCs w:val="22"/>
+          <w:lang w:eastAsia="cs-CZ"/>
+          <w14:ligatures w14:val="standardContextual"/>
+        </w:rPr>
+      </w:pPr>
+      <w:hyperlink w:anchor="_Toc144990883" w:history="1">
+        <w:r>
+          <w:rPr>
+            <w:rStyle w:val="Hypertextovodkaz"/>
+          </w:rPr>
+          <w:t>3.3</w:t>
+        </w:r>
+        <w:r>
+          <w:rPr>
+            <w:rFonts w:asciiTheme="minorHAnsi" w:eastAsiaTheme="minorEastAsia" w:hAnsiTheme="minorHAnsi" w:cstheme="minorBidi"/>
+            <w:kern w:val="2"/>
+            <w:sz w:val="22"/>
+            <w:szCs w:val="22"/>
+            <w:lang w:eastAsia="cs-CZ"/>
+            <w14:ligatures w14:val="standardContextual"/>
+          </w:rPr>
+          <w:tab/>
+        </w:r>
+        <w:r>
+          <w:rPr>
+            <w:rStyle w:val="Hypertextovodkaz"/>
+          </w:rPr>
+          <w:t>Unity 2D</w:t>
+        </w:r>
+        <w:r>
+          <w:rPr>
+            <w:webHidden/>
+          </w:rPr>
+          <w:tab/>
+        </w:r>
+        <w:r>
+          <w:rPr>
+            <w:webHidden/>
+          </w:rPr>
+          <w:fldChar w:fldCharType="begin"/>
+        </w:r>
+        <w:r>
+          <w:rPr>
+            <w:webHidden/>
+          </w:rPr>
+          <w:instrText xml:space="preserve"> PAGEREF _Toc144990883 \h </w:instrText>
+        </w:r>
+        <w:r>
+          <w:rPr>
+            <w:webHidden/>
+          </w:rPr>
+        </w:r>
+        <w:r>
+          <w:rPr>
+            <w:webHidden/>
+          </w:rPr>
+          <w:fldChar w:fldCharType="separate"/>
+        </w:r>
+        <w:r>
+          <w:rPr>
+            <w:webHidden/>
+          </w:rPr>
+          <w:t>20</w:t>
+        </w:r>
+        <w:r>
+          <w:rPr>
+            <w:webHidden/>
+          </w:rPr>
+          <w:fldChar w:fldCharType="end"/>
+        </w:r>
+      </w:hyperlink>
+    </w:p>
+    <w:p>
+      <w:pPr>
+        <w:pStyle w:val="Obsah3"/>
+        <w:rPr>
+          <w:rFonts w:asciiTheme="minorHAnsi" w:eastAsiaTheme="minorEastAsia" w:hAnsiTheme="minorHAnsi" w:cstheme="minorBidi"/>
+          <w:kern w:val="2"/>
+          <w:sz w:val="22"/>
+          <w:szCs w:val="22"/>
+          <w:lang w:eastAsia="cs-CZ"/>
+          <w14:ligatures w14:val="standardContextual"/>
+        </w:rPr>
+      </w:pPr>
+      <w:hyperlink w:anchor="_Toc144990884" w:history="1">
+        <w:r>
+          <w:rPr>
+            <w:rStyle w:val="Hypertextovodkaz"/>
+          </w:rPr>
+          <w:t>3.3.1</w:t>
+        </w:r>
+        <w:r>
+          <w:rPr>
+            <w:rFonts w:asciiTheme="minorHAnsi" w:eastAsiaTheme="minorEastAsia" w:hAnsiTheme="minorHAnsi" w:cstheme="minorBidi"/>
+            <w:kern w:val="2"/>
+            <w:sz w:val="22"/>
+            <w:szCs w:val="22"/>
+            <w:lang w:eastAsia="cs-CZ"/>
+            <w14:ligatures w14:val="standardContextual"/>
+          </w:rPr>
+          <w:tab/>
+        </w:r>
+        <w:r>
+          <w:rPr>
+            <w:rStyle w:val="Hypertextovodkaz"/>
+          </w:rPr>
+          <w:t>Grafika</w:t>
+        </w:r>
+        <w:r>
+          <w:rPr>
+            <w:webHidden/>
+          </w:rPr>
+          <w:tab/>
+        </w:r>
+        <w:r>
+          <w:rPr>
+            <w:webHidden/>
+          </w:rPr>
+          <w:fldChar w:fldCharType="begin"/>
+        </w:r>
+        <w:r>
+          <w:rPr>
+            <w:webHidden/>
+          </w:rPr>
+          <w:instrText xml:space="preserve"> PAGEREF _Toc144990884 \h </w:instrText>
+        </w:r>
+        <w:r>
+          <w:rPr>
+            <w:webHidden/>
+          </w:rPr>
+        </w:r>
+        <w:r>
+          <w:rPr>
+            <w:webHidden/>
+          </w:rPr>
+          <w:fldChar w:fldCharType="separate"/>
+        </w:r>
+        <w:r>
+          <w:rPr>
+            <w:webHidden/>
+          </w:rPr>
+          <w:t>21</w:t>
+        </w:r>
+        <w:r>
+          <w:rPr>
+            <w:webHidden/>
+          </w:rPr>
+          <w:fldChar w:fldCharType="end"/>
+        </w:r>
+      </w:hyperlink>
+    </w:p>
+    <w:p>
+      <w:pPr>
+        <w:pStyle w:val="Obsah3"/>
+        <w:rPr>
+          <w:rFonts w:asciiTheme="minorHAnsi" w:eastAsiaTheme="minorEastAsia" w:hAnsiTheme="minorHAnsi" w:cstheme="minorBidi"/>
+          <w:kern w:val="2"/>
+          <w:sz w:val="22"/>
+          <w:szCs w:val="22"/>
+          <w:lang w:eastAsia="cs-CZ"/>
+          <w14:ligatures w14:val="standardContextual"/>
+        </w:rPr>
+      </w:pPr>
+      <w:hyperlink w:anchor="_Toc144990885" w:history="1">
+        <w:r>
+          <w:rPr>
+            <w:rStyle w:val="Hypertextovodkaz"/>
+          </w:rPr>
+          <w:t>3.3.2</w:t>
+        </w:r>
+        <w:r>
+          <w:rPr>
+            <w:rFonts w:asciiTheme="minorHAnsi" w:eastAsiaTheme="minorEastAsia" w:hAnsiTheme="minorHAnsi" w:cstheme="minorBidi"/>
+            <w:kern w:val="2"/>
+            <w:sz w:val="22"/>
+            <w:szCs w:val="22"/>
+            <w:lang w:eastAsia="cs-CZ"/>
+            <w14:ligatures w14:val="standardContextual"/>
+          </w:rPr>
+          <w:tab/>
+        </w:r>
+        <w:r>
+          <w:rPr>
+            <w:rStyle w:val="Hypertextovodkaz"/>
+          </w:rPr>
+          <w:t>Fyzika</w:t>
+        </w:r>
+        <w:r>
+          <w:rPr>
+            <w:webHidden/>
+          </w:rPr>
+          <w:tab/>
+        </w:r>
+        <w:r>
+          <w:rPr>
+            <w:webHidden/>
+          </w:rPr>
+          <w:fldChar w:fldCharType="begin"/>
+        </w:r>
+        <w:r>
+          <w:rPr>
+            <w:webHidden/>
+          </w:rPr>
+          <w:instrText xml:space="preserve"> PAGEREF _Toc144990885 \h </w:instrText>
+        </w:r>
+        <w:r>
+          <w:rPr>
+            <w:webHidden/>
+          </w:rPr>
+        </w:r>
+        <w:r>
+          <w:rPr>
+            <w:webHidden/>
+          </w:rPr>
+          <w:fldChar w:fldCharType="separate"/>
+        </w:r>
+        <w:r>
+          <w:rPr>
+            <w:webHidden/>
+          </w:rPr>
+          <w:t>21</w:t>
+        </w:r>
+        <w:r>
+          <w:rPr>
+            <w:webHidden/>
+          </w:rPr>
+          <w:fldChar w:fldCharType="end"/>
+        </w:r>
+      </w:hyperlink>
+    </w:p>
+    <w:p>
+      <w:pPr>
+        <w:pStyle w:val="Obsah3"/>
+        <w:rPr>
+          <w:rFonts w:asciiTheme="minorHAnsi" w:eastAsiaTheme="minorEastAsia" w:hAnsiTheme="minorHAnsi" w:cstheme="minorBidi"/>
+          <w:kern w:val="2"/>
+          <w:sz w:val="22"/>
+          <w:szCs w:val="22"/>
+          <w:lang w:eastAsia="cs-CZ"/>
+          <w14:ligatures w14:val="standardContextual"/>
+        </w:rPr>
+      </w:pPr>
+      <w:hyperlink w:anchor="_Toc144990886" w:history="1">
+        <w:r>
+          <w:rPr>
+            <w:rStyle w:val="Hypertextovodkaz"/>
+          </w:rPr>
+          <w:t>3.3.3</w:t>
+        </w:r>
+        <w:r>
+          <w:rPr>
+            <w:rFonts w:asciiTheme="minorHAnsi" w:eastAsiaTheme="minorEastAsia" w:hAnsiTheme="minorHAnsi" w:cstheme="minorBidi"/>
+            <w:kern w:val="2"/>
+            <w:sz w:val="22"/>
+            <w:szCs w:val="22"/>
+            <w:lang w:eastAsia="cs-CZ"/>
+            <w14:ligatures w14:val="standardContextual"/>
+          </w:rPr>
+          <w:tab/>
+        </w:r>
+        <w:r>
+          <w:rPr>
+            <w:rStyle w:val="Hypertextovodkaz"/>
+          </w:rPr>
+          <w:t>Řazení</w:t>
+        </w:r>
+        <w:r>
+          <w:rPr>
+            <w:webHidden/>
+          </w:rPr>
+          <w:tab/>
+        </w:r>
+        <w:r>
+          <w:rPr>
+            <w:webHidden/>
+          </w:rPr>
+          <w:fldChar w:fldCharType="begin"/>
+        </w:r>
+        <w:r>
+          <w:rPr>
+            <w:webHidden/>
+          </w:rPr>
+          <w:instrText xml:space="preserve"> PAGEREF _Toc144990886 \h </w:instrText>
+        </w:r>
+        <w:r>
+          <w:rPr>
+            <w:webHidden/>
+          </w:rPr>
+        </w:r>
+        <w:r>
+          <w:rPr>
+            <w:webHidden/>
+          </w:rPr>
+          <w:fldChar w:fldCharType="separate"/>
+        </w:r>
+        <w:r>
+          <w:rPr>
+            <w:webHidden/>
+          </w:rPr>
+          <w:t>21</w:t>
+        </w:r>
+        <w:r>
+          <w:rPr>
+            <w:webHidden/>
+          </w:rPr>
+          <w:fldChar w:fldCharType="end"/>
+        </w:r>
+      </w:hyperlink>
+    </w:p>
+    <w:p>
+      <w:pPr>
+        <w:pStyle w:val="Obsah4"/>
+        <w:rPr>
+          <w:rFonts w:asciiTheme="minorHAnsi" w:eastAsiaTheme="minorEastAsia" w:hAnsiTheme="minorHAnsi" w:cstheme="minorBidi"/>
+          <w:noProof/>
+          <w:kern w:val="2"/>
+          <w:sz w:val="22"/>
+          <w14:ligatures w14:val="standardContextual"/>
+        </w:rPr>
+      </w:pPr>
+      <w:hyperlink w:anchor="_Toc144990887" w:history="1">
+        <w:r>
+          <w:rPr>
+            <w:rStyle w:val="Hypertextovodkaz"/>
+            <w:noProof/>
+          </w:rPr>
+          <w:t>3.3.3.1</w:t>
+        </w:r>
+        <w:r>
+          <w:rPr>
+            <w:rFonts w:asciiTheme="minorHAnsi" w:eastAsiaTheme="minorEastAsia" w:hAnsiTheme="minorHAnsi" w:cstheme="minorBidi"/>
+            <w:noProof/>
+            <w:kern w:val="2"/>
+            <w:sz w:val="22"/>
+            <w14:ligatures w14:val="standardContextual"/>
+          </w:rPr>
+          <w:tab/>
+        </w:r>
+        <w:r>
+          <w:rPr>
+            <w:rStyle w:val="Hypertextovodkaz"/>
+            <w:noProof/>
+          </w:rPr>
+          <w:t>Sorting Layer</w:t>
+        </w:r>
+        <w:r>
+          <w:rPr>
+            <w:noProof/>
+            <w:webHidden/>
+          </w:rPr>
+          <w:tab/>
+        </w:r>
+        <w:r>
+          <w:rPr>
+            <w:noProof/>
+            <w:webHidden/>
+          </w:rPr>
+          <w:fldChar w:fldCharType="begin"/>
+        </w:r>
+        <w:r>
+          <w:rPr>
+            <w:noProof/>
+            <w:webHidden/>
+          </w:rPr>
+          <w:instrText xml:space="preserve"> PAGEREF _Toc144990887 \h </w:instrText>
+        </w:r>
+        <w:r>
+          <w:rPr>
+            <w:noProof/>
+            <w:webHidden/>
+          </w:rPr>
+        </w:r>
+        <w:r>
+          <w:rPr>
+            <w:noProof/>
+            <w:webHidden/>
+          </w:rPr>
+          <w:fldChar w:fldCharType="separate"/>
+        </w:r>
+        <w:r>
+          <w:rPr>
+            <w:noProof/>
+            <w:webHidden/>
+          </w:rPr>
+          <w:t>22</w:t>
+        </w:r>
+        <w:r>
+          <w:rPr>
+            <w:noProof/>
+            <w:webHidden/>
+          </w:rPr>
+          <w:fldChar w:fldCharType="end"/>
+        </w:r>
+      </w:hyperlink>
+    </w:p>
+    <w:p>
+      <w:pPr>
+        <w:pStyle w:val="Obsah4"/>
+        <w:rPr>
+          <w:rFonts w:asciiTheme="minorHAnsi" w:eastAsiaTheme="minorEastAsia" w:hAnsiTheme="minorHAnsi" w:cstheme="minorBidi"/>
+          <w:noProof/>
+          <w:kern w:val="2"/>
+          <w:sz w:val="22"/>
+          <w14:ligatures w14:val="standardContextual"/>
+        </w:rPr>
+      </w:pPr>
+      <w:hyperlink w:anchor="_Toc144990888" w:history="1">
+        <w:r>
+          <w:rPr>
+            <w:rStyle w:val="Hypertextovodkaz"/>
+            <w:noProof/>
+          </w:rPr>
+          <w:t>3.3.3.2</w:t>
+        </w:r>
+        <w:r>
+          <w:rPr>
+            <w:rFonts w:asciiTheme="minorHAnsi" w:eastAsiaTheme="minorEastAsia" w:hAnsiTheme="minorHAnsi" w:cstheme="minorBidi"/>
+            <w:noProof/>
+            <w:kern w:val="2"/>
+            <w:sz w:val="22"/>
+            <w14:ligatures w14:val="standardContextual"/>
+          </w:rPr>
+          <w:tab/>
+        </w:r>
+        <w:r>
+          <w:rPr>
+            <w:rStyle w:val="Hypertextovodkaz"/>
+            <w:noProof/>
+          </w:rPr>
+          <w:t>Sourting Groups</w:t>
+        </w:r>
+        <w:r>
+          <w:rPr>
+            <w:noProof/>
+            <w:webHidden/>
+          </w:rPr>
+          <w:tab/>
+        </w:r>
+        <w:r>
+          <w:rPr>
+            <w:noProof/>
+            <w:webHidden/>
+          </w:rPr>
+          <w:fldChar w:fldCharType="begin"/>
+        </w:r>
+        <w:r>
+          <w:rPr>
+            <w:noProof/>
+            <w:webHidden/>
+          </w:rPr>
+          <w:instrText xml:space="preserve"> PAGEREF _Toc144990888 \h </w:instrText>
+        </w:r>
+        <w:r>
+          <w:rPr>
+            <w:noProof/>
+            <w:webHidden/>
+          </w:rPr>
+        </w:r>
+        <w:r>
+          <w:rPr>
+            <w:noProof/>
+            <w:webHidden/>
+          </w:rPr>
+          <w:fldChar w:fldCharType="separate"/>
+        </w:r>
+        <w:r>
+          <w:rPr>
+            <w:noProof/>
+            <w:webHidden/>
+          </w:rPr>
+          <w:t>23</w:t>
+        </w:r>
+        <w:r>
+          <w:rPr>
+            <w:noProof/>
+            <w:webHidden/>
+          </w:rPr>
+          <w:fldChar w:fldCharType="end"/>
+        </w:r>
+      </w:hyperlink>
+    </w:p>
+    <w:p>
+      <w:pPr>
+        <w:pStyle w:val="Obsah4"/>
+        <w:rPr>
+          <w:rFonts w:asciiTheme="minorHAnsi" w:eastAsiaTheme="minorEastAsia" w:hAnsiTheme="minorHAnsi" w:cstheme="minorBidi"/>
+          <w:noProof/>
+          <w:kern w:val="2"/>
+          <w:sz w:val="22"/>
+          <w14:ligatures w14:val="standardContextual"/>
+        </w:rPr>
+      </w:pPr>
+      <w:hyperlink w:anchor="_Toc144990889" w:history="1">
+        <w:r>
+          <w:rPr>
+            <w:rStyle w:val="Hypertextovodkaz"/>
+            <w:noProof/>
+          </w:rPr>
+          <w:t>3.3.3.3</w:t>
+        </w:r>
+        <w:r>
+          <w:rPr>
+            <w:rFonts w:asciiTheme="minorHAnsi" w:eastAsiaTheme="minorEastAsia" w:hAnsiTheme="minorHAnsi" w:cstheme="minorBidi"/>
+            <w:noProof/>
+            <w:kern w:val="2"/>
+            <w:sz w:val="22"/>
+            <w14:ligatures w14:val="standardContextual"/>
+          </w:rPr>
+          <w:tab/>
+        </w:r>
+        <w:r>
+          <w:rPr>
+            <w:rStyle w:val="Hypertextovodkaz"/>
+            <w:noProof/>
+          </w:rPr>
+          <w:t>Specify Render Queue</w:t>
+        </w:r>
+        <w:r>
+          <w:rPr>
+            <w:noProof/>
+            <w:webHidden/>
+          </w:rPr>
+          <w:tab/>
+        </w:r>
+        <w:r>
+          <w:rPr>
+            <w:noProof/>
+            <w:webHidden/>
+          </w:rPr>
+          <w:fldChar w:fldCharType="begin"/>
+        </w:r>
+        <w:r>
+          <w:rPr>
+            <w:noProof/>
+            <w:webHidden/>
+          </w:rPr>
+          <w:instrText xml:space="preserve"> PAGEREF _Toc144990889 \h </w:instrText>
+        </w:r>
+        <w:r>
+          <w:rPr>
+            <w:noProof/>
+            <w:webHidden/>
+          </w:rPr>
+        </w:r>
+        <w:r>
+          <w:rPr>
+            <w:noProof/>
+            <w:webHidden/>
+          </w:rPr>
+          <w:fldChar w:fldCharType="separate"/>
+        </w:r>
+        <w:r>
+          <w:rPr>
+            <w:noProof/>
+            <w:webHidden/>
+          </w:rPr>
+          <w:t>23</w:t>
+        </w:r>
+        <w:r>
+          <w:rPr>
+            <w:noProof/>
+            <w:webHidden/>
+          </w:rPr>
+          <w:fldChar w:fldCharType="end"/>
+        </w:r>
+      </w:hyperlink>
+    </w:p>
+    <w:p>
+      <w:pPr>
+        <w:pStyle w:val="Obsah4"/>
+        <w:rPr>
+          <w:rFonts w:asciiTheme="minorHAnsi" w:eastAsiaTheme="minorEastAsia" w:hAnsiTheme="minorHAnsi" w:cstheme="minorBidi"/>
+          <w:noProof/>
+          <w:kern w:val="2"/>
+          <w:sz w:val="22"/>
+          <w14:ligatures w14:val="standardContextual"/>
+        </w:rPr>
+      </w:pPr>
+      <w:hyperlink w:anchor="_Toc144990890" w:history="1">
+        <w:r>
+          <w:rPr>
+            <w:rStyle w:val="Hypertextovodkaz"/>
+            <w:noProof/>
+          </w:rPr>
+          <w:t>3.3.3.4</w:t>
+        </w:r>
+        <w:r>
+          <w:rPr>
+            <w:rFonts w:asciiTheme="minorHAnsi" w:eastAsiaTheme="minorEastAsia" w:hAnsiTheme="minorHAnsi" w:cstheme="minorBidi"/>
+            <w:noProof/>
+            <w:kern w:val="2"/>
+            <w:sz w:val="22"/>
+            <w14:ligatures w14:val="standardContextual"/>
+          </w:rPr>
+          <w:tab/>
+        </w:r>
+        <w:r>
+          <w:rPr>
+            <w:rStyle w:val="Hypertextovodkaz"/>
+            <w:noProof/>
+          </w:rPr>
+          <w:t>Vzdálenost od kamery</w:t>
+        </w:r>
+        <w:r>
+          <w:rPr>
+            <w:noProof/>
+            <w:webHidden/>
+          </w:rPr>
+          <w:tab/>
+        </w:r>
+        <w:r>
+          <w:rPr>
+            <w:noProof/>
+            <w:webHidden/>
+          </w:rPr>
+          <w:fldChar w:fldCharType="begin"/>
+        </w:r>
+        <w:r>
+          <w:rPr>
+            <w:noProof/>
+            <w:webHidden/>
+          </w:rPr>
+          <w:instrText xml:space="preserve"> PAGEREF _Toc144990890 \h </w:instrText>
+        </w:r>
+        <w:r>
+          <w:rPr>
+            <w:noProof/>
+            <w:webHidden/>
+          </w:rPr>
+        </w:r>
+        <w:r>
+          <w:rPr>
+            <w:noProof/>
+            <w:webHidden/>
+          </w:rPr>
+          <w:fldChar w:fldCharType="separate"/>
+        </w:r>
+        <w:r>
+          <w:rPr>
+            <w:noProof/>
+            <w:webHidden/>
+          </w:rPr>
+          <w:t>24</w:t>
+        </w:r>
+        <w:r>
+          <w:rPr>
+            <w:noProof/>
+            <w:webHidden/>
+          </w:rPr>
+          <w:fldChar w:fldCharType="end"/>
+        </w:r>
+      </w:hyperlink>
+    </w:p>
+    <w:p>
+      <w:pPr>
+        <w:pStyle w:val="Obsah3"/>
+        <w:rPr>
+          <w:rFonts w:asciiTheme="minorHAnsi" w:eastAsiaTheme="minorEastAsia" w:hAnsiTheme="minorHAnsi" w:cstheme="minorBidi"/>
+          <w:kern w:val="2"/>
+          <w:sz w:val="22"/>
+          <w:szCs w:val="22"/>
+          <w:lang w:eastAsia="cs-CZ"/>
+          <w14:ligatures w14:val="standardContextual"/>
+        </w:rPr>
+      </w:pPr>
+      <w:hyperlink w:anchor="_Toc144990891" w:history="1">
+        <w:r>
+          <w:rPr>
+            <w:rStyle w:val="Hypertextovodkaz"/>
+          </w:rPr>
+          <w:t>3.3.4</w:t>
+        </w:r>
+        <w:r>
+          <w:rPr>
+            <w:rFonts w:asciiTheme="minorHAnsi" w:eastAsiaTheme="minorEastAsia" w:hAnsiTheme="minorHAnsi" w:cstheme="minorBidi"/>
+            <w:kern w:val="2"/>
+            <w:sz w:val="22"/>
+            <w:szCs w:val="22"/>
+            <w:lang w:eastAsia="cs-CZ"/>
+            <w14:ligatures w14:val="standardContextual"/>
+          </w:rPr>
+          <w:tab/>
+        </w:r>
+        <w:r>
+          <w:rPr>
+            <w:rStyle w:val="Hypertextovodkaz"/>
+          </w:rPr>
+          <w:t>Timemap</w:t>
+        </w:r>
+        <w:r>
+          <w:rPr>
+            <w:webHidden/>
+          </w:rPr>
+          <w:tab/>
+        </w:r>
+        <w:r>
+          <w:rPr>
+            <w:webHidden/>
+          </w:rPr>
+          <w:fldChar w:fldCharType="begin"/>
+        </w:r>
+        <w:r>
+          <w:rPr>
+            <w:webHidden/>
+          </w:rPr>
+          <w:instrText xml:space="preserve"> PAGEREF _Toc144990891 \h </w:instrText>
+        </w:r>
+        <w:r>
+          <w:rPr>
+            <w:webHidden/>
+          </w:rPr>
+        </w:r>
+        <w:r>
+          <w:rPr>
+            <w:webHidden/>
+          </w:rPr>
+          <w:fldChar w:fldCharType="separate"/>
+        </w:r>
+        <w:r>
+          <w:rPr>
+            <w:webHidden/>
+          </w:rPr>
+          <w:t>24</w:t>
         </w:r>
         <w:r>
           <w:rPr>
@@ -3756,7 +4527,7 @@
           <w14:ligatures w14:val="standardContextual"/>
         </w:rPr>
       </w:pPr>
-      <w:hyperlink w:anchor="_Toc144915670" w:history="1">
+      <w:hyperlink w:anchor="_Toc144990892" w:history="1">
         <w:r>
           <w:rPr>
             <w:rStyle w:val="Hypertextovodkaz"/>
@@ -3796,7 +4567,7 @@
           <w:rPr>
             <w:webHidden/>
           </w:rPr>
-          <w:instrText xml:space="preserve"> PAGEREF _Toc144915670 \h </w:instrText>
+          <w:instrText xml:space="preserve"> PAGEREF _Toc144990892 \h </w:instrText>
         </w:r>
         <w:r>
           <w:rPr>
@@ -3813,7 +4584,7 @@
           <w:rPr>
             <w:webHidden/>
           </w:rPr>
-          <w:t>21</w:t>
+          <w:t>26</w:t>
         </w:r>
         <w:r>
           <w:rPr>
@@ -3835,7 +4606,7 @@
           <w14:ligatures w14:val="standardContextual"/>
         </w:rPr>
       </w:pPr>
-      <w:hyperlink w:anchor="_Toc144915671" w:history="1">
+      <w:hyperlink w:anchor="_Toc144990893" w:history="1">
         <w:r>
           <w:rPr>
             <w:rStyle w:val="Hypertextovodkaz"/>
@@ -3875,7 +4646,7 @@
           <w:rPr>
             <w:webHidden/>
           </w:rPr>
-          <w:instrText xml:space="preserve"> PAGEREF _Toc144915671 \h </w:instrText>
+          <w:instrText xml:space="preserve"> PAGEREF _Toc144990893 \h </w:instrText>
         </w:r>
         <w:r>
           <w:rPr>
@@ -3892,7 +4663,7 @@
           <w:rPr>
             <w:webHidden/>
           </w:rPr>
-          <w:t>21</w:t>
+          <w:t>26</w:t>
         </w:r>
         <w:r>
           <w:rPr>
@@ -3914,7 +4685,7 @@
           <w14:ligatures w14:val="standardContextual"/>
         </w:rPr>
       </w:pPr>
-      <w:hyperlink w:anchor="_Toc144915672" w:history="1">
+      <w:hyperlink w:anchor="_Toc144990894" w:history="1">
         <w:r>
           <w:rPr>
             <w:rStyle w:val="Hypertextovodkaz"/>
@@ -3954,7 +4725,7 @@
           <w:rPr>
             <w:webHidden/>
           </w:rPr>
-          <w:instrText xml:space="preserve"> PAGEREF _Toc144915672 \h </w:instrText>
+          <w:instrText xml:space="preserve"> PAGEREF _Toc144990894 \h </w:instrText>
         </w:r>
         <w:r>
           <w:rPr>
@@ -3971,7 +4742,7 @@
           <w:rPr>
             <w:webHidden/>
           </w:rPr>
-          <w:t>21</w:t>
+          <w:t>26</w:t>
         </w:r>
         <w:r>
           <w:rPr>
@@ -3993,7 +4764,7 @@
           <w14:ligatures w14:val="standardContextual"/>
         </w:rPr>
       </w:pPr>
-      <w:hyperlink w:anchor="_Toc144915673" w:history="1">
+      <w:hyperlink w:anchor="_Toc144990895" w:history="1">
         <w:r>
           <w:rPr>
             <w:rStyle w:val="Hypertextovodkaz"/>
@@ -4033,7 +4804,7 @@
           <w:rPr>
             <w:webHidden/>
           </w:rPr>
-          <w:instrText xml:space="preserve"> PAGEREF _Toc144915673 \h </w:instrText>
+          <w:instrText xml:space="preserve"> PAGEREF _Toc144990895 \h </w:instrText>
         </w:r>
         <w:r>
           <w:rPr>
@@ -4050,7 +4821,7 @@
           <w:rPr>
             <w:webHidden/>
           </w:rPr>
-          <w:t>21</w:t>
+          <w:t>26</w:t>
         </w:r>
         <w:r>
           <w:rPr>
@@ -4072,7 +4843,7 @@
           <w14:ligatures w14:val="standardContextual"/>
         </w:rPr>
       </w:pPr>
-      <w:hyperlink w:anchor="_Toc144915674" w:history="1">
+      <w:hyperlink w:anchor="_Toc144990896" w:history="1">
         <w:r>
           <w:rPr>
             <w:rStyle w:val="Hypertextovodkaz"/>
@@ -4112,7 +4883,7 @@
           <w:rPr>
             <w:webHidden/>
           </w:rPr>
-          <w:instrText xml:space="preserve"> PAGEREF _Toc144915674 \h </w:instrText>
+          <w:instrText xml:space="preserve"> PAGEREF _Toc144990896 \h </w:instrText>
         </w:r>
         <w:r>
           <w:rPr>
@@ -4129,7 +4900,7 @@
           <w:rPr>
             <w:webHidden/>
           </w:rPr>
-          <w:t>21</w:t>
+          <w:t>26</w:t>
         </w:r>
         <w:r>
           <w:rPr>
@@ -4151,7 +4922,7 @@
           <w14:ligatures w14:val="standardContextual"/>
         </w:rPr>
       </w:pPr>
-      <w:hyperlink w:anchor="_Toc144915675" w:history="1">
+      <w:hyperlink w:anchor="_Toc144990897" w:history="1">
         <w:r>
           <w:rPr>
             <w:rStyle w:val="Hypertextovodkaz"/>
@@ -4191,7 +4962,7 @@
           <w:rPr>
             <w:webHidden/>
           </w:rPr>
-          <w:instrText xml:space="preserve"> PAGEREF _Toc144915675 \h </w:instrText>
+          <w:instrText xml:space="preserve"> PAGEREF _Toc144990897 \h </w:instrText>
         </w:r>
         <w:r>
           <w:rPr>
@@ -4208,7 +4979,7 @@
           <w:rPr>
             <w:webHidden/>
           </w:rPr>
-          <w:t>22</w:t>
+          <w:t>27</w:t>
         </w:r>
         <w:r>
           <w:rPr>
@@ -4230,7 +5001,7 @@
           <w14:ligatures w14:val="standardContextual"/>
         </w:rPr>
       </w:pPr>
-      <w:hyperlink w:anchor="_Toc144915676" w:history="1">
+      <w:hyperlink w:anchor="_Toc144990898" w:history="1">
         <w:r>
           <w:rPr>
             <w:rStyle w:val="Hypertextovodkaz"/>
@@ -4270,7 +5041,7 @@
           <w:rPr>
             <w:webHidden/>
           </w:rPr>
-          <w:instrText xml:space="preserve"> PAGEREF _Toc144915676 \h </w:instrText>
+          <w:instrText xml:space="preserve"> PAGEREF _Toc144990898 \h </w:instrText>
         </w:r>
         <w:r>
           <w:rPr>
@@ -4287,7 +5058,7 @@
           <w:rPr>
             <w:webHidden/>
           </w:rPr>
-          <w:t>22</w:t>
+          <w:t>27</w:t>
         </w:r>
         <w:r>
           <w:rPr>
@@ -4309,7 +5080,7 @@
           <w14:ligatures w14:val="standardContextual"/>
         </w:rPr>
       </w:pPr>
-      <w:hyperlink w:anchor="_Toc144915677" w:history="1">
+      <w:hyperlink w:anchor="_Toc144990899" w:history="1">
         <w:r>
           <w:rPr>
             <w:rStyle w:val="Hypertextovodkaz"/>
@@ -4349,7 +5120,7 @@
           <w:rPr>
             <w:webHidden/>
           </w:rPr>
-          <w:instrText xml:space="preserve"> PAGEREF _Toc144915677 \h </w:instrText>
+          <w:instrText xml:space="preserve"> PAGEREF _Toc144990899 \h </w:instrText>
         </w:r>
         <w:r>
           <w:rPr>
@@ -4366,7 +5137,7 @@
           <w:rPr>
             <w:webHidden/>
           </w:rPr>
-          <w:t>22</w:t>
+          <w:t>27</w:t>
         </w:r>
         <w:r>
           <w:rPr>
@@ -4388,7 +5159,7 @@
           <w14:ligatures w14:val="standardContextual"/>
         </w:rPr>
       </w:pPr>
-      <w:hyperlink w:anchor="_Toc144915678" w:history="1">
+      <w:hyperlink w:anchor="_Toc144990900" w:history="1">
         <w:r>
           <w:rPr>
             <w:rStyle w:val="Hypertextovodkaz"/>
@@ -4428,7 +5199,7 @@
           <w:rPr>
             <w:webHidden/>
           </w:rPr>
-          <w:instrText xml:space="preserve"> PAGEREF _Toc144915678 \h </w:instrText>
+          <w:instrText xml:space="preserve"> PAGEREF _Toc144990900 \h </w:instrText>
         </w:r>
         <w:r>
           <w:rPr>
@@ -4445,7 +5216,7 @@
           <w:rPr>
             <w:webHidden/>
           </w:rPr>
-          <w:t>22</w:t>
+          <w:t>27</w:t>
         </w:r>
         <w:r>
           <w:rPr>
@@ -4467,7 +5238,7 @@
           <w14:ligatures w14:val="standardContextual"/>
         </w:rPr>
       </w:pPr>
-      <w:hyperlink w:anchor="_Toc144915679" w:history="1">
+      <w:hyperlink w:anchor="_Toc144990901" w:history="1">
         <w:r>
           <w:rPr>
             <w:rStyle w:val="Hypertextovodkaz"/>
@@ -4507,7 +5278,7 @@
           <w:rPr>
             <w:webHidden/>
           </w:rPr>
-          <w:instrText xml:space="preserve"> PAGEREF _Toc144915679 \h </w:instrText>
+          <w:instrText xml:space="preserve"> PAGEREF _Toc144990901 \h </w:instrText>
         </w:r>
         <w:r>
           <w:rPr>
@@ -4524,7 +5295,7 @@
           <w:rPr>
             <w:webHidden/>
           </w:rPr>
-          <w:t>22</w:t>
+          <w:t>27</w:t>
         </w:r>
         <w:r>
           <w:rPr>
@@ -4546,7 +5317,7 @@
           <w14:ligatures w14:val="standardContextual"/>
         </w:rPr>
       </w:pPr>
-      <w:hyperlink w:anchor="_Toc144915680" w:history="1">
+      <w:hyperlink w:anchor="_Toc144990902" w:history="1">
         <w:r>
           <w:rPr>
             <w:rStyle w:val="Hypertextovodkaz"/>
@@ -4586,7 +5357,7 @@
           <w:rPr>
             <w:webHidden/>
           </w:rPr>
-          <w:instrText xml:space="preserve"> PAGEREF _Toc144915680 \h </w:instrText>
+          <w:instrText xml:space="preserve"> PAGEREF _Toc144990902 \h </w:instrText>
         </w:r>
         <w:r>
           <w:rPr>
@@ -4603,7 +5374,7 @@
           <w:rPr>
             <w:webHidden/>
           </w:rPr>
-          <w:t>23</w:t>
+          <w:t>28</w:t>
         </w:r>
         <w:r>
           <w:rPr>
@@ -4625,7 +5396,7 @@
           <w14:ligatures w14:val="standardContextual"/>
         </w:rPr>
       </w:pPr>
-      <w:hyperlink w:anchor="_Toc144915681" w:history="1">
+      <w:hyperlink w:anchor="_Toc144990903" w:history="1">
         <w:r>
           <w:rPr>
             <w:rStyle w:val="Hypertextovodkaz"/>
@@ -4665,7 +5436,7 @@
           <w:rPr>
             <w:webHidden/>
           </w:rPr>
-          <w:instrText xml:space="preserve"> PAGEREF _Toc144915681 \h </w:instrText>
+          <w:instrText xml:space="preserve"> PAGEREF _Toc144990903 \h </w:instrText>
         </w:r>
         <w:r>
           <w:rPr>
@@ -4682,7 +5453,7 @@
           <w:rPr>
             <w:webHidden/>
           </w:rPr>
-          <w:t>24</w:t>
+          <w:t>29</w:t>
         </w:r>
         <w:r>
           <w:rPr>
@@ -4704,7 +5475,7 @@
           <w14:ligatures w14:val="standardContextual"/>
         </w:rPr>
       </w:pPr>
-      <w:hyperlink w:anchor="_Toc144915682" w:history="1">
+      <w:hyperlink w:anchor="_Toc144990904" w:history="1">
         <w:r>
           <w:rPr>
             <w:rStyle w:val="Hypertextovodkaz"/>
@@ -4744,7 +5515,7 @@
           <w:rPr>
             <w:webHidden/>
           </w:rPr>
-          <w:instrText xml:space="preserve"> PAGEREF _Toc144915682 \h </w:instrText>
+          <w:instrText xml:space="preserve"> PAGEREF _Toc144990904 \h </w:instrText>
         </w:r>
         <w:r>
           <w:rPr>
@@ -4761,7 +5532,7 @@
           <w:rPr>
             <w:webHidden/>
           </w:rPr>
-          <w:t>25</w:t>
+          <w:t>30</w:t>
         </w:r>
         <w:r>
           <w:rPr>
@@ -4783,7 +5554,7 @@
           <w14:ligatures w14:val="standardContextual"/>
         </w:rPr>
       </w:pPr>
-      <w:hyperlink w:anchor="_Toc144915683" w:history="1">
+      <w:hyperlink w:anchor="_Toc144990905" w:history="1">
         <w:r>
           <w:rPr>
             <w:rStyle w:val="Hypertextovodkaz"/>
@@ -4823,7 +5594,7 @@
           <w:rPr>
             <w:webHidden/>
           </w:rPr>
-          <w:instrText xml:space="preserve"> PAGEREF _Toc144915683 \h </w:instrText>
+          <w:instrText xml:space="preserve"> PAGEREF _Toc144990905 \h </w:instrText>
         </w:r>
         <w:r>
           <w:rPr>
@@ -4840,7 +5611,7 @@
           <w:rPr>
             <w:webHidden/>
           </w:rPr>
-          <w:t>25</w:t>
+          <w:t>30</w:t>
         </w:r>
         <w:r>
           <w:rPr>
@@ -4862,7 +5633,7 @@
           <w14:ligatures w14:val="standardContextual"/>
         </w:rPr>
       </w:pPr>
-      <w:hyperlink w:anchor="_Toc144915684" w:history="1">
+      <w:hyperlink w:anchor="_Toc144990906" w:history="1">
         <w:r>
           <w:rPr>
             <w:rStyle w:val="Hypertextovodkaz"/>
@@ -4902,7 +5673,7 @@
           <w:rPr>
             <w:webHidden/>
           </w:rPr>
-          <w:instrText xml:space="preserve"> PAGEREF _Toc144915684 \h </w:instrText>
+          <w:instrText xml:space="preserve"> PAGEREF _Toc144990906 \h </w:instrText>
         </w:r>
         <w:r>
           <w:rPr>
@@ -4919,7 +5690,7 @@
           <w:rPr>
             <w:webHidden/>
           </w:rPr>
-          <w:t>25</w:t>
+          <w:t>30</w:t>
         </w:r>
         <w:r>
           <w:rPr>
@@ -4941,7 +5712,7 @@
           <w14:ligatures w14:val="standardContextual"/>
         </w:rPr>
       </w:pPr>
-      <w:hyperlink w:anchor="_Toc144915685" w:history="1">
+      <w:hyperlink w:anchor="_Toc144990907" w:history="1">
         <w:r>
           <w:rPr>
             <w:rStyle w:val="Hypertextovodkaz"/>
@@ -4981,7 +5752,7 @@
           <w:rPr>
             <w:webHidden/>
           </w:rPr>
-          <w:instrText xml:space="preserve"> PAGEREF _Toc144915685 \h </w:instrText>
+          <w:instrText xml:space="preserve"> PAGEREF _Toc144990907 \h </w:instrText>
         </w:r>
         <w:r>
           <w:rPr>
@@ -4998,7 +5769,7 @@
           <w:rPr>
             <w:webHidden/>
           </w:rPr>
-          <w:t>25</w:t>
+          <w:t>30</w:t>
         </w:r>
         <w:r>
           <w:rPr>
@@ -5020,7 +5791,7 @@
           <w14:ligatures w14:val="standardContextual"/>
         </w:rPr>
       </w:pPr>
-      <w:hyperlink w:anchor="_Toc144915686" w:history="1">
+      <w:hyperlink w:anchor="_Toc144990908" w:history="1">
         <w:r>
           <w:rPr>
             <w:rStyle w:val="Hypertextovodkaz"/>
@@ -5060,7 +5831,7 @@
           <w:rPr>
             <w:webHidden/>
           </w:rPr>
-          <w:instrText xml:space="preserve"> PAGEREF _Toc144915686 \h </w:instrText>
+          <w:instrText xml:space="preserve"> PAGEREF _Toc144990908 \h </w:instrText>
         </w:r>
         <w:r>
           <w:rPr>
@@ -5077,7 +5848,7 @@
           <w:rPr>
             <w:webHidden/>
           </w:rPr>
-          <w:t>25</w:t>
+          <w:t>30</w:t>
         </w:r>
         <w:r>
           <w:rPr>
@@ -5099,7 +5870,7 @@
           <w14:ligatures w14:val="standardContextual"/>
         </w:rPr>
       </w:pPr>
-      <w:hyperlink w:anchor="_Toc144915687" w:history="1">
+      <w:hyperlink w:anchor="_Toc144990909" w:history="1">
         <w:r>
           <w:rPr>
             <w:rStyle w:val="Hypertextovodkaz"/>
@@ -5122,7 +5893,7 @@
           <w:rPr>
             <w:webHidden/>
           </w:rPr>
-          <w:instrText xml:space="preserve"> PAGEREF _Toc144915687 \h </w:instrText>
+          <w:instrText xml:space="preserve"> PAGEREF _Toc144990909 \h </w:instrText>
         </w:r>
         <w:r>
           <w:rPr>
@@ -5139,7 +5910,7 @@
           <w:rPr>
             <w:webHidden/>
           </w:rPr>
-          <w:t>26</w:t>
+          <w:t>31</w:t>
         </w:r>
         <w:r>
           <w:rPr>
@@ -5179,7 +5950,7 @@
         </w:rPr>
         <w:br w:type="page"/>
       </w:r>
-      <w:bookmarkStart w:id="8" w:name="_Toc144915648"/>
+      <w:bookmarkStart w:id="8" w:name="_Toc144990861"/>
       <w:r>
         <w:lastRenderedPageBreak/>
         <w:t>Úvod</w:t>
@@ -5211,7 +5982,15 @@
         <w:t>hry,</w:t>
       </w:r>
       <w:r>
-        <w:t xml:space="preserve"> a proto vývoj her není už tak složitý jako býval, existuje mnoho nástrojů neboli herních enginů na vývoj her.</w:t>
+        <w:t xml:space="preserve"> a proto vývoj her není už tak složitý jako býval, existuje mnoho nástrojů neboli herních </w:t>
+      </w:r>
+      <w:proofErr w:type="spellStart"/>
+      <w:r>
+        <w:t>enginů</w:t>
+      </w:r>
+      <w:proofErr w:type="spellEnd"/>
+      <w:r>
+        <w:t xml:space="preserve"> na vývoj her.</w:t>
       </w:r>
     </w:p>
     <w:p>
@@ -5244,8 +6023,13 @@
       <w:r>
         <w:t xml:space="preserve"> Zároveň </w:t>
       </w:r>
-      <w:r>
-        <w:t xml:space="preserve">slouží čtenáři jako seznámení a také </w:t>
+      <w:proofErr w:type="gramStart"/>
+      <w:r>
+        <w:t>slouží</w:t>
+      </w:r>
+      <w:proofErr w:type="gramEnd"/>
+      <w:r>
+        <w:t xml:space="preserve"> čtenáři jako seznámení a také </w:t>
       </w:r>
       <w:r>
         <w:t>návod,</w:t>
@@ -5257,7 +6041,15 @@
         <w:t xml:space="preserve">pomocí </w:t>
       </w:r>
       <w:r>
-        <w:t>herního enginu Unity.</w:t>
+        <w:t xml:space="preserve">herního </w:t>
+      </w:r>
+      <w:proofErr w:type="spellStart"/>
+      <w:r>
+        <w:t>enginu</w:t>
+      </w:r>
+      <w:proofErr w:type="spellEnd"/>
+      <w:r>
+        <w:t xml:space="preserve"> Unity.</w:t>
       </w:r>
     </w:p>
     <w:p>
@@ -5274,7 +6066,7 @@
       <w:r>
         <w:br w:type="page"/>
       </w:r>
-      <w:bookmarkStart w:id="9" w:name="_Toc144915649"/>
+      <w:bookmarkStart w:id="9" w:name="_Toc144990862"/>
       <w:r>
         <w:lastRenderedPageBreak/>
         <w:t>Cíl práce</w:t>
@@ -5289,7 +6081,7 @@
         <w:pStyle w:val="Nadpis2"/>
         <w:spacing w:line="360" w:lineRule="auto"/>
       </w:pPr>
-      <w:bookmarkStart w:id="10" w:name="_Toc144915650"/>
+      <w:bookmarkStart w:id="10" w:name="_Toc144990863"/>
       <w:r>
         <w:t>Cíl práce</w:t>
       </w:r>
@@ -5302,7 +6094,15 @@
         <w:jc w:val="both"/>
       </w:pPr>
       <w:r>
-        <w:t>Cílem bakalářské práce je charakteristika vývoje mobilní hry pro platformu Android. Práce bude obsahovat popis základních postupů a technik při práci s herním enginem Unity, díky tomu bude moci sloužit jako návod nejen začínajícím vývojářům. Dílčím cílem práce je implementace hry, která po důkladném uživatelském testování, bude publikována na Google Play. Součástí práce bude také podrobný popis postupu samostatného zveřejnění hry.</w:t>
+        <w:t xml:space="preserve">Cílem bakalářské práce je charakteristika vývoje mobilní hry pro platformu Android. Práce bude obsahovat popis základních postupů a technik při práci s herním </w:t>
+      </w:r>
+      <w:proofErr w:type="spellStart"/>
+      <w:r>
+        <w:t>enginem</w:t>
+      </w:r>
+      <w:proofErr w:type="spellEnd"/>
+      <w:r>
+        <w:t xml:space="preserve"> Unity, díky tomu bude moci sloužit jako návod nejen začínajícím vývojářům. Dílčím cílem práce je implementace hry, která po důkladném uživatelském testování, bude publikována na Google Play. Součástí práce bude také podrobný popis postupu samostatného zveřejnění hry.</w:t>
       </w:r>
     </w:p>
     <w:p>
@@ -5317,7 +6117,7 @@
         <w:pStyle w:val="Nadpis2"/>
         <w:spacing w:line="360" w:lineRule="auto"/>
       </w:pPr>
-      <w:bookmarkStart w:id="11" w:name="_Toc144915651"/>
+      <w:bookmarkStart w:id="11" w:name="_Toc144990864"/>
       <w:r>
         <w:t>Metodika</w:t>
       </w:r>
@@ -5330,7 +6130,31 @@
         <w:jc w:val="both"/>
       </w:pPr>
       <w:r>
-        <w:t>Metodika řešené problematiky bakalářské práce je založena na studiu odborné literatury a dokumentace Unity. V teoretické části budou popsány základní postupy při práci v Unity a jejím asset store, také jak probíhá vývoj mobilní aplikace a v neposlední řadě budou představeny různé druhy herních enginů a rozdíly mezi nimi. Pomocí znalostí z teoretické části bude probíhat samotná implementace hry se scripty psanými v jazyce C#.</w:t>
+        <w:t xml:space="preserve">Metodika řešené problematiky bakalářské práce je založena na studiu odborné literatury a dokumentace Unity. V teoretické části budou popsány základní postupy při práci v Unity a jejím </w:t>
+      </w:r>
+      <w:proofErr w:type="spellStart"/>
+      <w:r>
+        <w:t>asset</w:t>
+      </w:r>
+      <w:proofErr w:type="spellEnd"/>
+      <w:r>
+        <w:t xml:space="preserve"> </w:t>
+      </w:r>
+      <w:proofErr w:type="spellStart"/>
+      <w:r>
+        <w:t>store</w:t>
+      </w:r>
+      <w:proofErr w:type="spellEnd"/>
+      <w:r>
+        <w:t xml:space="preserve">, také jak probíhá vývoj mobilní aplikace a v neposlední řadě budou představeny různé druhy herních </w:t>
+      </w:r>
+      <w:proofErr w:type="spellStart"/>
+      <w:r>
+        <w:t>enginů</w:t>
+      </w:r>
+      <w:proofErr w:type="spellEnd"/>
+      <w:r>
+        <w:t xml:space="preserve"> a rozdíly mezi nimi. Pomocí znalostí z teoretické části bude probíhat samotná implementace hry se scripty psanými v jazyce C#.</w:t>
       </w:r>
     </w:p>
     <w:p>
@@ -5340,7 +6164,7 @@
       <w:r>
         <w:br w:type="page"/>
       </w:r>
-      <w:bookmarkStart w:id="12" w:name="_Toc144915652"/>
+      <w:bookmarkStart w:id="12" w:name="_Toc144990865"/>
       <w:r>
         <w:lastRenderedPageBreak/>
         <w:t>Teoretická východiska</w:t>
@@ -5352,11 +6176,16 @@
         <w:pStyle w:val="Nadpis2"/>
         <w:spacing w:line="360" w:lineRule="auto"/>
       </w:pPr>
-      <w:bookmarkStart w:id="13" w:name="_Toc144915653"/>
-      <w:r>
-        <w:t>Herní engine</w:t>
+      <w:bookmarkStart w:id="13" w:name="_Toc144990866"/>
+      <w:r>
+        <w:t xml:space="preserve">Herní </w:t>
+      </w:r>
+      <w:proofErr w:type="spellStart"/>
+      <w:r>
+        <w:t>engine</w:t>
       </w:r>
       <w:bookmarkEnd w:id="13"/>
+      <w:proofErr w:type="spellEnd"/>
     </w:p>
     <w:p>
       <w:pPr>
@@ -5364,7 +6193,15 @@
         <w:ind w:firstLine="578"/>
       </w:pPr>
       <w:r>
-        <w:t xml:space="preserve">Herní engine je prostředí pro </w:t>
+        <w:t xml:space="preserve">Herní </w:t>
+      </w:r>
+      <w:proofErr w:type="spellStart"/>
+      <w:r>
+        <w:t>engine</w:t>
+      </w:r>
+      <w:proofErr w:type="spellEnd"/>
+      <w:r>
+        <w:t xml:space="preserve"> je prostředí pro </w:t>
       </w:r>
       <w:r>
         <w:t>zjednodušení</w:t>
@@ -5403,7 +6240,15 @@
         <w:t xml:space="preserve"> </w:t>
       </w:r>
       <w:r>
-        <w:t xml:space="preserve">nástrojů, pomocí nichž se tvoří </w:t>
+        <w:t xml:space="preserve">nástrojů, pomocí nichž se </w:t>
+      </w:r>
+      <w:proofErr w:type="gramStart"/>
+      <w:r>
+        <w:t>tvoří</w:t>
+      </w:r>
+      <w:proofErr w:type="gramEnd"/>
+      <w:r>
+        <w:t xml:space="preserve"> </w:t>
       </w:r>
       <w:r>
         <w:t>vizuál hry, herních mechanik</w:t>
@@ -5424,7 +6269,15 @@
         <w:ind w:firstLine="578"/>
       </w:pPr>
       <w:r>
-        <w:t xml:space="preserve">Existuje mnoho herních enginů a nejde </w:t>
+        <w:t xml:space="preserve">Existuje mnoho herních </w:t>
+      </w:r>
+      <w:proofErr w:type="spellStart"/>
+      <w:r>
+        <w:t>enginů</w:t>
+      </w:r>
+      <w:proofErr w:type="spellEnd"/>
+      <w:r>
+        <w:t xml:space="preserve"> a nejde </w:t>
       </w:r>
       <w:r>
         <w:t>ř</w:t>
@@ -5469,7 +6322,15 @@
         <w:t>společnosti</w:t>
       </w:r>
       <w:r>
-        <w:t xml:space="preserve"> si vyvíjejí jejich vlastní herní enginy, </w:t>
+        <w:t xml:space="preserve"> si vyvíjejí jejich vlastní herní </w:t>
+      </w:r>
+      <w:proofErr w:type="spellStart"/>
+      <w:r>
+        <w:t>enginy</w:t>
+      </w:r>
+      <w:proofErr w:type="spellEnd"/>
+      <w:r>
+        <w:t xml:space="preserve">, </w:t>
       </w:r>
       <w:r>
         <w:t>které přesně pasují a umožňují vše co daný titul zrovna potřebuje.</w:t>
@@ -5480,11 +6341,21 @@
         <w:pStyle w:val="Nadpis3"/>
         <w:spacing w:line="360" w:lineRule="auto"/>
       </w:pPr>
-      <w:bookmarkStart w:id="14" w:name="_Toc144915654"/>
-      <w:r>
-        <w:t>Unreal Engine</w:t>
+      <w:bookmarkStart w:id="14" w:name="_Toc144990867"/>
+      <w:proofErr w:type="spellStart"/>
+      <w:r>
+        <w:t>Unreal</w:t>
+      </w:r>
+      <w:proofErr w:type="spellEnd"/>
+      <w:r>
+        <w:t xml:space="preserve"> </w:t>
+      </w:r>
+      <w:proofErr w:type="spellStart"/>
+      <w:r>
+        <w:t>Engine</w:t>
       </w:r>
       <w:bookmarkEnd w:id="14"/>
+      <w:proofErr w:type="spellEnd"/>
     </w:p>
     <w:p>
       <w:pPr>
@@ -5492,15 +6363,68 @@
         <w:ind w:firstLine="578"/>
       </w:pPr>
       <w:bookmarkStart w:id="15" w:name="_Hlk142651506"/>
-      <w:r>
-        <w:t>Unreal engine je jeden z nejpopulárnějších herních enginů součastnosti, vyvíjen společností Epic Games od roku 1998.</w:t>
+      <w:proofErr w:type="spellStart"/>
+      <w:r>
+        <w:t>Unreal</w:t>
+      </w:r>
+      <w:proofErr w:type="spellEnd"/>
+      <w:r>
+        <w:t xml:space="preserve"> </w:t>
+      </w:r>
+      <w:proofErr w:type="spellStart"/>
+      <w:r>
+        <w:t>engine</w:t>
+      </w:r>
+      <w:proofErr w:type="spellEnd"/>
+      <w:r>
+        <w:t xml:space="preserve"> je jeden z nejpopulárnějších herních </w:t>
+      </w:r>
+      <w:proofErr w:type="spellStart"/>
+      <w:r>
+        <w:t>enginů</w:t>
+      </w:r>
+      <w:proofErr w:type="spellEnd"/>
+      <w:r>
+        <w:t xml:space="preserve"> </w:t>
+      </w:r>
+      <w:proofErr w:type="spellStart"/>
+      <w:r>
+        <w:t>součastnosti</w:t>
+      </w:r>
+      <w:proofErr w:type="spellEnd"/>
+      <w:r>
+        <w:t xml:space="preserve">, vyvíjen společností </w:t>
+      </w:r>
+      <w:proofErr w:type="spellStart"/>
+      <w:r>
+        <w:t>Epic</w:t>
+      </w:r>
+      <w:proofErr w:type="spellEnd"/>
+      <w:r>
+        <w:t xml:space="preserve"> </w:t>
+      </w:r>
+      <w:proofErr w:type="spellStart"/>
+      <w:r>
+        <w:t>Games</w:t>
+      </w:r>
+      <w:proofErr w:type="spellEnd"/>
+      <w:r>
+        <w:t xml:space="preserve"> od roku 1998.</w:t>
       </w:r>
       <w:r>
         <w:t xml:space="preserve"> Je velmi dobře zdokumentovaný, proto je vhodný jak už pro začátečníky ale </w:t>
       </w:r>
       <w:bookmarkEnd w:id="15"/>
       <w:r>
-        <w:t>také i pro pokročilé vývojáře. Mezi jeho silné stránky patří například výkonost oproti ostatní konkurentům</w:t>
+        <w:t xml:space="preserve">také i pro pokročilé vývojáře. Mezi jeho silné stránky </w:t>
+      </w:r>
+      <w:proofErr w:type="gramStart"/>
+      <w:r>
+        <w:t>patří</w:t>
+      </w:r>
+      <w:proofErr w:type="gramEnd"/>
+      <w:r>
+        <w:t xml:space="preserve"> například výkonost oproti ostatní konkurentům</w:t>
       </w:r>
       <w:r>
         <w:t xml:space="preserve">, dále </w:t>
@@ -5521,20 +6445,57 @@
         <w:t xml:space="preserve"> </w:t>
       </w:r>
       <w:r>
-        <w:t xml:space="preserve">Naopak pro vývoj 2D her tento engine není moc vhodný. </w:t>
+        <w:t xml:space="preserve">Naopak pro vývoj </w:t>
+      </w:r>
+      <w:proofErr w:type="gramStart"/>
+      <w:r>
+        <w:t>2D</w:t>
+      </w:r>
+      <w:proofErr w:type="gramEnd"/>
+      <w:r>
+        <w:t xml:space="preserve"> her tento </w:t>
+      </w:r>
+      <w:proofErr w:type="spellStart"/>
+      <w:r>
+        <w:t>engine</w:t>
+      </w:r>
+      <w:proofErr w:type="spellEnd"/>
+      <w:r>
+        <w:t xml:space="preserve"> není moc vhodný. </w:t>
       </w:r>
       <w:r>
         <w:t>Mezi nejznámější hry vyrobené v </w:t>
       </w:r>
+      <w:proofErr w:type="spellStart"/>
       <w:r>
         <w:t>U</w:t>
       </w:r>
       <w:r>
-        <w:t>nrealu patří například Fortnite a nebo Ark.</w:t>
-      </w:r>
+        <w:t>nrealu</w:t>
+      </w:r>
+      <w:proofErr w:type="spellEnd"/>
+      <w:r>
+        <w:t xml:space="preserve"> patří například </w:t>
+      </w:r>
+      <w:proofErr w:type="spellStart"/>
+      <w:r>
+        <w:t>Fortnite</w:t>
+      </w:r>
+      <w:proofErr w:type="spellEnd"/>
       <w:r>
         <w:t xml:space="preserve"> </w:t>
       </w:r>
+      <w:proofErr w:type="gramStart"/>
+      <w:r>
+        <w:t>a nebo</w:t>
+      </w:r>
+      <w:proofErr w:type="gramEnd"/>
+      <w:r>
+        <w:t xml:space="preserve"> Ark.</w:t>
+      </w:r>
+      <w:r>
+        <w:t xml:space="preserve"> </w:t>
+      </w:r>
       <w:r>
         <w:t>[</w:t>
       </w:r>
@@ -5549,7 +6510,7 @@
       <w:pPr>
         <w:pStyle w:val="Nadpis3"/>
       </w:pPr>
-      <w:bookmarkStart w:id="16" w:name="_Toc144915655"/>
+      <w:bookmarkStart w:id="16" w:name="_Toc144990868"/>
       <w:r>
         <w:t>Godot</w:t>
       </w:r>
@@ -5561,10 +6522,23 @@
         <w:ind w:firstLine="578"/>
       </w:pPr>
       <w:r>
-        <w:t xml:space="preserve">Godot je herní engine, který má unikátní přístup ke scéně pomocí </w:t>
-      </w:r>
-      <w:r>
-        <w:t>nodes, kde každému uzlu se může přiřadit script, pomocí, kterého kont</w:t>
+        <w:t xml:space="preserve">Godot je herní </w:t>
+      </w:r>
+      <w:proofErr w:type="spellStart"/>
+      <w:r>
+        <w:t>engine</w:t>
+      </w:r>
+      <w:proofErr w:type="spellEnd"/>
+      <w:r>
+        <w:t xml:space="preserve">, který má unikátní přístup ke scéně pomocí </w:t>
+      </w:r>
+      <w:proofErr w:type="spellStart"/>
+      <w:r>
+        <w:t>nodes</w:t>
+      </w:r>
+      <w:proofErr w:type="spellEnd"/>
+      <w:r>
+        <w:t>, kde každému uzlu se může přiřadit script, pomocí, kterého kont</w:t>
       </w:r>
       <w:r>
         <w:t>r</w:t>
@@ -5579,19 +6553,72 @@
         <w:t xml:space="preserve"> na scéně.</w:t>
       </w:r>
       <w:r>
-        <w:t xml:space="preserve"> Na rozdíl od ostatních herních enginů, tento poskytuje možnost psát scripty ve speciálním jazyce </w:t>
-      </w:r>
-      <w:r>
-        <w:t>gdcript, což je ,,kombinace,, mezi typescriptem a pythonem.</w:t>
+        <w:t xml:space="preserve"> Na rozdíl od ostatních herních </w:t>
+      </w:r>
+      <w:proofErr w:type="spellStart"/>
+      <w:r>
+        <w:t>enginů</w:t>
+      </w:r>
+      <w:proofErr w:type="spellEnd"/>
+      <w:r>
+        <w:t xml:space="preserve">, tento poskytuje možnost psát scripty ve speciálním jazyce </w:t>
+      </w:r>
+      <w:proofErr w:type="spellStart"/>
+      <w:r>
+        <w:t>gdcript</w:t>
+      </w:r>
+      <w:proofErr w:type="spellEnd"/>
+      <w:r>
+        <w:t xml:space="preserve">, což </w:t>
+      </w:r>
+      <w:proofErr w:type="gramStart"/>
+      <w:r>
+        <w:t>je ,,kombinace,,</w:t>
+      </w:r>
+      <w:proofErr w:type="gramEnd"/>
+      <w:r>
+        <w:t xml:space="preserve"> mezi </w:t>
+      </w:r>
+      <w:proofErr w:type="spellStart"/>
+      <w:r>
+        <w:t>typescriptem</w:t>
+      </w:r>
+      <w:proofErr w:type="spellEnd"/>
+      <w:r>
+        <w:t xml:space="preserve"> a pythonem.</w:t>
       </w:r>
       <w:r>
         <w:t xml:space="preserve"> </w:t>
       </w:r>
       <w:r>
-        <w:t xml:space="preserve">Tento herní engine je zdarma a open-source </w:t>
-      </w:r>
-      <w:r>
-        <w:t xml:space="preserve">a je ideální pro tvorbu 2D a 3D her. Kvůli tomu, že není tak populární jako Unity nebo Unreal existuje proto méně tutoriálu a matriálu pro práci s ním. </w:t>
+        <w:t xml:space="preserve">Tento herní </w:t>
+      </w:r>
+      <w:proofErr w:type="spellStart"/>
+      <w:r>
+        <w:t>engine</w:t>
+      </w:r>
+      <w:proofErr w:type="spellEnd"/>
+      <w:r>
+        <w:t xml:space="preserve"> je zdarma a open-source </w:t>
+      </w:r>
+      <w:r>
+        <w:t xml:space="preserve">a je ideální pro tvorbu </w:t>
+      </w:r>
+      <w:proofErr w:type="gramStart"/>
+      <w:r>
+        <w:t>2D</w:t>
+      </w:r>
+      <w:proofErr w:type="gramEnd"/>
+      <w:r>
+        <w:t xml:space="preserve"> a 3D her. Kvůli tomu, že není tak populární jako Unity nebo </w:t>
+      </w:r>
+      <w:proofErr w:type="spellStart"/>
+      <w:r>
+        <w:t>Unreal</w:t>
+      </w:r>
+      <w:proofErr w:type="spellEnd"/>
+      <w:r>
+        <w:t xml:space="preserve"> existuje proto méně tutoriálu a matriálu pro práci s ním. </w:t>
       </w:r>
       <w:r>
         <w:t>[</w:t>
@@ -5619,19 +6646,50 @@
       <w:pPr>
         <w:pStyle w:val="Nadpis3"/>
       </w:pPr>
-      <w:bookmarkStart w:id="17" w:name="_Toc144915656"/>
+      <w:bookmarkStart w:id="17" w:name="_Toc144990869"/>
+      <w:proofErr w:type="spellStart"/>
       <w:r>
         <w:t>CryEngine</w:t>
       </w:r>
       <w:bookmarkEnd w:id="17"/>
+      <w:proofErr w:type="spellEnd"/>
     </w:p>
     <w:p>
       <w:pPr>
         <w:spacing w:line="360" w:lineRule="auto"/>
         <w:ind w:firstLine="578"/>
       </w:pPr>
-      <w:r>
-        <w:t>CryEngine je herní engine vyvíjen společností CryTek od roku 2002. Pomocí něho jsou vytvořeny všechny hry od CryTeku ale mimo jiné také známé tit</w:t>
+      <w:proofErr w:type="spellStart"/>
+      <w:r>
+        <w:t>CryEngine</w:t>
+      </w:r>
+      <w:proofErr w:type="spellEnd"/>
+      <w:r>
+        <w:t xml:space="preserve"> je herní </w:t>
+      </w:r>
+      <w:proofErr w:type="spellStart"/>
+      <w:r>
+        <w:t>engine</w:t>
+      </w:r>
+      <w:proofErr w:type="spellEnd"/>
+      <w:r>
+        <w:t xml:space="preserve"> vyvíjen společností </w:t>
+      </w:r>
+      <w:proofErr w:type="spellStart"/>
+      <w:r>
+        <w:t>CryTek</w:t>
+      </w:r>
+      <w:proofErr w:type="spellEnd"/>
+      <w:r>
+        <w:t xml:space="preserve"> od roku 2002. Pomocí něho jsou vytvořeny všechny hry od </w:t>
+      </w:r>
+      <w:proofErr w:type="spellStart"/>
+      <w:r>
+        <w:t>CryTeku</w:t>
+      </w:r>
+      <w:proofErr w:type="spellEnd"/>
+      <w:r>
+        <w:t xml:space="preserve"> ale mimo jiné také známé tit</w:t>
       </w:r>
       <w:r>
         <w:t>u</w:t>
@@ -5645,9 +6703,46 @@
       <w:r>
         <w:t xml:space="preserve"> jako například </w:t>
       </w:r>
+      <w:proofErr w:type="spellStart"/>
       <w:r>
         <w:lastRenderedPageBreak/>
-        <w:t xml:space="preserve">Kingdom Come: Deliverence od společnosti Warhorse Studios. Mezi jeho přední stánky se řadí jednoduchost, výkonný editor a podpora virtuální reality. </w:t>
+        <w:t>Kingdom</w:t>
+      </w:r>
+      <w:proofErr w:type="spellEnd"/>
+      <w:r>
+        <w:t xml:space="preserve"> </w:t>
+      </w:r>
+      <w:proofErr w:type="spellStart"/>
+      <w:r>
+        <w:t>Come</w:t>
+      </w:r>
+      <w:proofErr w:type="spellEnd"/>
+      <w:r>
+        <w:t xml:space="preserve">: </w:t>
+      </w:r>
+      <w:proofErr w:type="spellStart"/>
+      <w:r>
+        <w:t>Deliverence</w:t>
+      </w:r>
+      <w:proofErr w:type="spellEnd"/>
+      <w:r>
+        <w:t xml:space="preserve"> od společnosti </w:t>
+      </w:r>
+      <w:proofErr w:type="spellStart"/>
+      <w:r>
+        <w:t>Warhorse</w:t>
+      </w:r>
+      <w:proofErr w:type="spellEnd"/>
+      <w:r>
+        <w:t xml:space="preserve"> </w:t>
+      </w:r>
+      <w:proofErr w:type="spellStart"/>
+      <w:r>
+        <w:t>Studios</w:t>
+      </w:r>
+      <w:proofErr w:type="spellEnd"/>
+      <w:r>
+        <w:t xml:space="preserve">. Mezi jeho přední stánky se řadí jednoduchost, výkonný editor a podpora virtuální reality. </w:t>
       </w:r>
       <w:r>
         <w:t>[</w:t>
@@ -5663,11 +6758,16 @@
       <w:pPr>
         <w:pStyle w:val="Nadpis3"/>
       </w:pPr>
-      <w:bookmarkStart w:id="18" w:name="_Toc144915657"/>
-      <w:r>
-        <w:t>Amazon Lumberyard</w:t>
+      <w:bookmarkStart w:id="18" w:name="_Toc144990870"/>
+      <w:r>
+        <w:t xml:space="preserve">Amazon </w:t>
+      </w:r>
+      <w:proofErr w:type="spellStart"/>
+      <w:r>
+        <w:t>Lumberyard</w:t>
       </w:r>
       <w:bookmarkEnd w:id="18"/>
+      <w:proofErr w:type="spellEnd"/>
     </w:p>
     <w:p>
       <w:pPr>
@@ -5675,28 +6775,93 @@
         <w:ind w:firstLine="578"/>
       </w:pPr>
       <w:bookmarkStart w:id="19" w:name="_Hlk143777197"/>
-      <w:r>
-        <w:t xml:space="preserve">Lumberyard je herni engine od společnosti Amazon. Jeho technologie jsou založeny na CryEnginu, které jsou vylepšeny a rozšířeny. </w:t>
-      </w:r>
-      <w:r>
-        <w:t xml:space="preserve">Tento engine je zdarma obsahuje 3D modelovací nástroje a také podporuje virtuální realitu. Mezi nejznámější tituly vytvořené pomocí tohoto enginu patří </w:t>
+      <w:proofErr w:type="spellStart"/>
+      <w:r>
+        <w:t>Lumberyard</w:t>
+      </w:r>
+      <w:proofErr w:type="spellEnd"/>
+      <w:r>
+        <w:t xml:space="preserve"> je </w:t>
+      </w:r>
+      <w:proofErr w:type="spellStart"/>
+      <w:r>
+        <w:t>herni</w:t>
+      </w:r>
+      <w:proofErr w:type="spellEnd"/>
+      <w:r>
+        <w:t xml:space="preserve"> </w:t>
+      </w:r>
+      <w:proofErr w:type="spellStart"/>
+      <w:r>
+        <w:t>engine</w:t>
+      </w:r>
+      <w:proofErr w:type="spellEnd"/>
+      <w:r>
+        <w:t xml:space="preserve"> od společnosti Amazon. Jeho technologie jsou založeny na </w:t>
+      </w:r>
+      <w:proofErr w:type="spellStart"/>
+      <w:r>
+        <w:t>CryEnginu</w:t>
+      </w:r>
+      <w:proofErr w:type="spellEnd"/>
+      <w:r>
+        <w:t xml:space="preserve">, které jsou vylepšeny a rozšířeny. </w:t>
+      </w:r>
+      <w:r>
+        <w:t xml:space="preserve">Tento </w:t>
+      </w:r>
+      <w:proofErr w:type="spellStart"/>
+      <w:r>
+        <w:t>engine</w:t>
+      </w:r>
+      <w:proofErr w:type="spellEnd"/>
+      <w:r>
+        <w:t xml:space="preserve"> je zdarma obsahuje </w:t>
+      </w:r>
+      <w:proofErr w:type="gramStart"/>
+      <w:r>
+        <w:t>3D</w:t>
+      </w:r>
+      <w:proofErr w:type="gramEnd"/>
+      <w:r>
+        <w:t xml:space="preserve"> modelovací nástroje a také podporuje virtuální realitu. Mezi nejznámější tituly vytvořené pomocí tohoto </w:t>
+      </w:r>
+      <w:proofErr w:type="spellStart"/>
+      <w:r>
+        <w:t>enginu</w:t>
+      </w:r>
+      <w:proofErr w:type="spellEnd"/>
+      <w:r>
+        <w:t xml:space="preserve"> patří </w:t>
       </w:r>
       <w:hyperlink r:id="rId10" w:history="1">
+        <w:proofErr w:type="spellStart"/>
         <w:r>
           <w:rPr>
             <w:rStyle w:val="Hypertextovodkaz"/>
             <w:color w:val="auto"/>
             <w:u w:val="none"/>
           </w:rPr>
-          <w:t>The Grand Tour Game</w:t>
+          <w:t>The</w:t>
+        </w:r>
+        <w:proofErr w:type="spellEnd"/>
+        <w:r>
+          <w:rPr>
+            <w:rStyle w:val="Hypertextovodkaz"/>
+            <w:color w:val="auto"/>
+            <w:u w:val="none"/>
+          </w:rPr>
+          <w:t xml:space="preserve"> Grand Tour Game</w:t>
         </w:r>
       </w:hyperlink>
       <w:r>
         <w:t xml:space="preserve"> a </w:t>
       </w:r>
+      <w:proofErr w:type="spellStart"/>
       <w:r>
         <w:t>Crucible</w:t>
       </w:r>
+      <w:proofErr w:type="spellEnd"/>
       <w:r>
         <w:t>.</w:t>
       </w:r>
@@ -5718,7 +6883,7 @@
       <w:pPr>
         <w:pStyle w:val="Nadpis2"/>
       </w:pPr>
-      <w:bookmarkStart w:id="20" w:name="_Toc144915658"/>
+      <w:bookmarkStart w:id="20" w:name="_Toc144990871"/>
       <w:r>
         <w:t>Unity</w:t>
       </w:r>
@@ -5730,7 +6895,23 @@
         <w:ind w:firstLine="578"/>
       </w:pPr>
       <w:r>
-        <w:t xml:space="preserve">Unity je herní engine pro vývoj 2D a 3D her. Je </w:t>
+        <w:t xml:space="preserve">Unity je herní </w:t>
+      </w:r>
+      <w:proofErr w:type="spellStart"/>
+      <w:r>
+        <w:t>engine</w:t>
+      </w:r>
+      <w:proofErr w:type="spellEnd"/>
+      <w:r>
+        <w:t xml:space="preserve"> pro vývoj </w:t>
+      </w:r>
+      <w:proofErr w:type="gramStart"/>
+      <w:r>
+        <w:t>2D</w:t>
+      </w:r>
+      <w:proofErr w:type="gramEnd"/>
+      <w:r>
+        <w:t xml:space="preserve"> a 3D her. Je </w:t>
       </w:r>
       <w:r>
         <w:t>vyvíjen</w:t>
@@ -5745,11 +6926,35 @@
         <w:t xml:space="preserve"> od roku 2005. </w:t>
       </w:r>
       <w:r>
-        <w:t>Velká výhoda při využívaní tohoto enginu je, že existuje velmi rozsáhlý Asset Store, který obsahuje mnoho grafických modelů, efektů ale také i audio.</w:t>
-      </w:r>
+        <w:t xml:space="preserve">Velká výhoda při využívaní tohoto </w:t>
+      </w:r>
+      <w:proofErr w:type="spellStart"/>
+      <w:r>
+        <w:t>enginu</w:t>
+      </w:r>
+      <w:proofErr w:type="spellEnd"/>
+      <w:r>
+        <w:t xml:space="preserve"> je, že existuje velmi rozsáhlý </w:t>
+      </w:r>
+      <w:proofErr w:type="spellStart"/>
+      <w:r>
+        <w:t>Asset</w:t>
+      </w:r>
+      <w:proofErr w:type="spellEnd"/>
       <w:r>
         <w:t xml:space="preserve"> </w:t>
       </w:r>
+      <w:proofErr w:type="spellStart"/>
+      <w:r>
+        <w:t>Store</w:t>
+      </w:r>
+      <w:proofErr w:type="spellEnd"/>
+      <w:r>
+        <w:t>, který obsahuje mnoho grafických modelů, efektů ale také i audio.</w:t>
+      </w:r>
+      <w:r>
+        <w:t xml:space="preserve"> </w:t>
+      </w:r>
       <w:r>
         <w:t>[</w:t>
       </w:r>
@@ -5765,11 +6970,13 @@
       <w:pPr>
         <w:pStyle w:val="Nadpis3"/>
       </w:pPr>
-      <w:bookmarkStart w:id="21" w:name="_Toc144915659"/>
+      <w:bookmarkStart w:id="21" w:name="_Toc144990872"/>
+      <w:proofErr w:type="spellStart"/>
       <w:r>
         <w:t>GameObject</w:t>
       </w:r>
       <w:bookmarkEnd w:id="21"/>
+      <w:proofErr w:type="spellEnd"/>
     </w:p>
     <w:p>
       <w:pPr>
@@ -5788,8 +6995,13 @@
       <w:r>
         <w:t xml:space="preserve"> </w:t>
       </w:r>
-      <w:r>
-        <w:t xml:space="preserve">GameObject. </w:t>
+      <w:proofErr w:type="spellStart"/>
+      <w:r>
+        <w:t>GameObject</w:t>
+      </w:r>
+      <w:proofErr w:type="spellEnd"/>
+      <w:r>
+        <w:t xml:space="preserve">. </w:t>
       </w:r>
       <w:r>
         <w:t>Tento herní objekt</w:t>
@@ -5804,7 +7016,15 @@
         <w:t>obal</w:t>
       </w:r>
       <w:r>
-        <w:t>, ke kterému se dále připojují komponenty, které určují chování daného GameObjektu.</w:t>
+        <w:t xml:space="preserve">, ke kterému se dále připojují komponenty, které určují chování daného </w:t>
+      </w:r>
+      <w:proofErr w:type="spellStart"/>
+      <w:r>
+        <w:t>GameObjektu</w:t>
+      </w:r>
+      <w:proofErr w:type="spellEnd"/>
+      <w:r>
+        <w:t>.</w:t>
       </w:r>
       <w:r>
         <w:t xml:space="preserve"> Existuje mnoho komponent, kde každ</w:t>
@@ -5837,7 +7057,15 @@
         <w:t>komplexnější</w:t>
       </w:r>
       <w:r>
-        <w:t xml:space="preserve"> herní objekt patří.</w:t>
+        <w:t xml:space="preserve"> herní objekt </w:t>
+      </w:r>
+      <w:proofErr w:type="gramStart"/>
+      <w:r>
+        <w:t>patří</w:t>
+      </w:r>
+      <w:proofErr w:type="gramEnd"/>
+      <w:r>
+        <w:t>.</w:t>
       </w:r>
     </w:p>
     <w:p>
@@ -5845,11 +7073,13 @@
         <w:pStyle w:val="Nadpis4"/>
         <w:spacing w:line="360" w:lineRule="auto"/>
       </w:pPr>
-      <w:bookmarkStart w:id="22" w:name="_Toc144915660"/>
+      <w:bookmarkStart w:id="22" w:name="_Toc144990873"/>
+      <w:proofErr w:type="spellStart"/>
       <w:r>
         <w:t>Transform</w:t>
       </w:r>
       <w:bookmarkEnd w:id="22"/>
+      <w:proofErr w:type="spellEnd"/>
     </w:p>
     <w:p>
       <w:pPr>
@@ -5957,8 +7187,13 @@
                               <w:fldChar w:fldCharType="end"/>
                             </w:r>
                             <w:r>
-                              <w:t>- Transform</w:t>
+                              <w:t xml:space="preserve">- </w:t>
                             </w:r>
+                            <w:proofErr w:type="spellStart"/>
+                            <w:r>
+                              <w:t>Transform</w:t>
+                            </w:r>
+                            <w:proofErr w:type="spellEnd"/>
                           </w:p>
                         </w:txbxContent>
                       </wps:txbx>
@@ -6017,8 +7252,13 @@
                         <w:fldChar w:fldCharType="end"/>
                       </w:r>
                       <w:r>
-                        <w:t>- Transform</w:t>
+                        <w:t xml:space="preserve">- </w:t>
                       </w:r>
+                      <w:proofErr w:type="spellStart"/>
+                      <w:r>
+                        <w:t>Transform</w:t>
+                      </w:r>
+                      <w:proofErr w:type="spellEnd"/>
                     </w:p>
                   </w:txbxContent>
                 </v:textbox>
@@ -6122,8 +7362,21 @@
         <w:spacing w:line="360" w:lineRule="auto"/>
         <w:ind w:firstLine="578"/>
       </w:pPr>
-      <w:r>
-        <w:t xml:space="preserve">void Start() </w:t>
+      <w:proofErr w:type="spellStart"/>
+      <w:r>
+        <w:t>void</w:t>
+      </w:r>
+      <w:proofErr w:type="spellEnd"/>
+      <w:r>
+        <w:t xml:space="preserve"> </w:t>
+      </w:r>
+      <w:proofErr w:type="gramStart"/>
+      <w:r>
+        <w:t>Start(</w:t>
+      </w:r>
+      <w:proofErr w:type="gramEnd"/>
+      <w:r>
+        <w:t xml:space="preserve">) </w:t>
       </w:r>
     </w:p>
     <w:p>
@@ -6140,8 +7393,23 @@
         <w:spacing w:line="360" w:lineRule="auto"/>
         <w:ind w:left="709" w:firstLine="709"/>
       </w:pPr>
-      <w:r>
-        <w:t xml:space="preserve">transform.position = new Vector3(0, </w:t>
+      <w:proofErr w:type="spellStart"/>
+      <w:proofErr w:type="gramStart"/>
+      <w:r>
+        <w:t>transform.position</w:t>
+      </w:r>
+      <w:proofErr w:type="spellEnd"/>
+      <w:proofErr w:type="gramEnd"/>
+      <w:r>
+        <w:t xml:space="preserve"> = </w:t>
+      </w:r>
+      <w:proofErr w:type="spellStart"/>
+      <w:r>
+        <w:t>new</w:t>
+      </w:r>
+      <w:proofErr w:type="spellEnd"/>
+      <w:r>
+        <w:t xml:space="preserve"> Vector3(0, </w:t>
       </w:r>
       <w:r>
         <w:t>0</w:t>
@@ -6174,7 +7442,15 @@
         <w:t>Vlastnosti komponen</w:t>
       </w:r>
       <w:r>
-        <w:t xml:space="preserve">ty Transform jsou používány v celé hierarchii herního objektu. </w:t>
+        <w:t xml:space="preserve">ty </w:t>
+      </w:r>
+      <w:proofErr w:type="spellStart"/>
+      <w:r>
+        <w:t>Transform</w:t>
+      </w:r>
+      <w:proofErr w:type="spellEnd"/>
+      <w:r>
+        <w:t xml:space="preserve"> jsou používány v celé hierarchii herního objektu. </w:t>
       </w:r>
       <w:r>
         <w:t>Proto p</w:t>
@@ -6196,11 +7472,13 @@
       <w:pPr>
         <w:pStyle w:val="Nadpis4"/>
       </w:pPr>
-      <w:bookmarkStart w:id="24" w:name="_Toc144915661"/>
+      <w:bookmarkStart w:id="24" w:name="_Toc144990874"/>
+      <w:proofErr w:type="spellStart"/>
       <w:r>
         <w:t>Collider</w:t>
       </w:r>
       <w:bookmarkEnd w:id="24"/>
+      <w:proofErr w:type="spellEnd"/>
     </w:p>
     <w:p>
       <w:pPr>
@@ -6218,7 +7496,15 @@
         <w:t>ý</w:t>
       </w:r>
       <w:r>
-        <w:t xml:space="preserve"> slouží k řešením kolizí mezi objekty ve scéně.</w:t>
+        <w:t xml:space="preserve"> </w:t>
+      </w:r>
+      <w:proofErr w:type="gramStart"/>
+      <w:r>
+        <w:t>slouží</w:t>
+      </w:r>
+      <w:proofErr w:type="gramEnd"/>
+      <w:r>
+        <w:t xml:space="preserve"> k řešením kolizí mezi objekty ve scéně.</w:t>
       </w:r>
       <w:r>
         <w:t xml:space="preserve"> </w:t>
@@ -6234,8 +7520,17 @@
           <w:i/>
           <w:iCs/>
         </w:rPr>
-        <w:t>primitive colliders</w:t>
-      </w:r>
+        <w:t xml:space="preserve">primitive </w:t>
+      </w:r>
+      <w:proofErr w:type="spellStart"/>
+      <w:r>
+        <w:rPr>
+          <w:i/>
+          <w:iCs/>
+        </w:rPr>
+        <w:t>colliders</w:t>
+      </w:r>
+      <w:proofErr w:type="spellEnd"/>
       <w:r>
         <w:t xml:space="preserve">, které </w:t>
       </w:r>
@@ -6253,11 +7548,56 @@
       </w:r>
       <w:bookmarkEnd w:id="25"/>
       <w:r>
-        <w:t xml:space="preserve">jednoduchosti. Patří mezi ně například </w:t>
-      </w:r>
-      <w:r>
-        <w:t>Box Collider, Sphere Collider, Capsule Collider</w:t>
-      </w:r>
+        <w:t xml:space="preserve">jednoduchosti. </w:t>
+      </w:r>
+      <w:proofErr w:type="gramStart"/>
+      <w:r>
+        <w:t>Patří</w:t>
+      </w:r>
+      <w:proofErr w:type="gramEnd"/>
+      <w:r>
+        <w:t xml:space="preserve"> mezi ně například </w:t>
+      </w:r>
+      <w:r>
+        <w:t xml:space="preserve">Box </w:t>
+      </w:r>
+      <w:proofErr w:type="spellStart"/>
+      <w:r>
+        <w:t>Collider</w:t>
+      </w:r>
+      <w:proofErr w:type="spellEnd"/>
+      <w:r>
+        <w:t xml:space="preserve">, </w:t>
+      </w:r>
+      <w:proofErr w:type="spellStart"/>
+      <w:r>
+        <w:t>Sphere</w:t>
+      </w:r>
+      <w:proofErr w:type="spellEnd"/>
+      <w:r>
+        <w:t xml:space="preserve"> </w:t>
+      </w:r>
+      <w:proofErr w:type="spellStart"/>
+      <w:r>
+        <w:t>Collider</w:t>
+      </w:r>
+      <w:proofErr w:type="spellEnd"/>
+      <w:r>
+        <w:t xml:space="preserve">, </w:t>
+      </w:r>
+      <w:proofErr w:type="spellStart"/>
+      <w:r>
+        <w:t>Capsule</w:t>
+      </w:r>
+      <w:proofErr w:type="spellEnd"/>
+      <w:r>
+        <w:t xml:space="preserve"> </w:t>
+      </w:r>
+      <w:proofErr w:type="spellStart"/>
+      <w:r>
+        <w:t>Collider</w:t>
+      </w:r>
+      <w:proofErr w:type="spellEnd"/>
       <w:r>
         <w:t xml:space="preserve"> a jejich zjednodušené verze ve 2D.</w:t>
       </w:r>
@@ -6288,34 +7628,65 @@
       <w:r>
         <w:t xml:space="preserve"> musíme k našemu objektu připnout komponentu </w:t>
       </w:r>
+      <w:proofErr w:type="spellStart"/>
       <w:r>
         <w:rPr>
           <w:b/>
           <w:bCs/>
         </w:rPr>
-        <w:t>Rigid Body</w:t>
-      </w:r>
-      <w:r>
-        <w:t>, která společně s Collider docílí př</w:t>
-      </w:r>
-      <w:r>
-        <w:t>esného řešení kolizí.</w:t>
-      </w:r>
-    </w:p>
-    <w:p>
-      <w:pPr>
-        <w:spacing w:line="360" w:lineRule="auto"/>
-        <w:ind w:firstLine="709"/>
-      </w:pPr>
+        <w:t>Rigid</w:t>
+      </w:r>
+      <w:proofErr w:type="spellEnd"/>
       <w:r>
         <w:rPr>
           <w:b/>
           <w:bCs/>
         </w:rPr>
+        <w:t xml:space="preserve"> Body</w:t>
+      </w:r>
+      <w:r>
+        <w:t>, která společně s </w:t>
+      </w:r>
+      <w:proofErr w:type="spellStart"/>
+      <w:r>
+        <w:t>Collider</w:t>
+      </w:r>
+      <w:proofErr w:type="spellEnd"/>
+      <w:r>
+        <w:t xml:space="preserve"> docílí př</w:t>
+      </w:r>
+      <w:r>
+        <w:t>esného řešení kolizí.</w:t>
+      </w:r>
+    </w:p>
+    <w:p>
+      <w:pPr>
+        <w:spacing w:line="360" w:lineRule="auto"/>
+        <w:ind w:firstLine="709"/>
+      </w:pPr>
+      <w:proofErr w:type="spellStart"/>
+      <w:r>
+        <w:rPr>
+          <w:b/>
+          <w:bCs/>
+        </w:rPr>
         <w:t>Trigger</w:t>
       </w:r>
-      <w:r>
-        <w:t xml:space="preserve">, neboli komponent collider, který má zapnutou možnost </w:t>
+      <w:proofErr w:type="spellEnd"/>
+      <w:r>
+        <w:t xml:space="preserve">, neboli komponent </w:t>
+      </w:r>
+      <w:proofErr w:type="spellStart"/>
+      <w:r>
+        <w:t>collider</w:t>
+      </w:r>
+      <w:proofErr w:type="spellEnd"/>
+      <w:r>
+        <w:t xml:space="preserve">, který má zapnutou </w:t>
+      </w:r>
+      <w:proofErr w:type="gramStart"/>
+      <w:r>
+        <w:t xml:space="preserve">možnost </w:t>
       </w:r>
       <w:r>
         <w:rPr>
@@ -6323,8 +7694,30 @@
         </w:rPr>
         <w:t>,,</w:t>
       </w:r>
-      <w:r>
-        <w:t>Is Trigger‘‘ je speciálním druhem collideru, který slouží k</w:t>
+      <w:proofErr w:type="spellStart"/>
+      <w:r>
+        <w:t>Is</w:t>
+      </w:r>
+      <w:proofErr w:type="spellEnd"/>
+      <w:proofErr w:type="gramEnd"/>
+      <w:r>
+        <w:t xml:space="preserve"> </w:t>
+      </w:r>
+      <w:proofErr w:type="spellStart"/>
+      <w:r>
+        <w:t>Trigger</w:t>
+      </w:r>
+      <w:proofErr w:type="spellEnd"/>
+      <w:r>
+        <w:t xml:space="preserve">‘‘ je speciálním druhem </w:t>
+      </w:r>
+      <w:proofErr w:type="spellStart"/>
+      <w:r>
+        <w:t>collideru</w:t>
+      </w:r>
+      <w:proofErr w:type="spellEnd"/>
+      <w:r>
+        <w:t>, který slouží k</w:t>
       </w:r>
       <w:r>
         <w:t>e</w:t>
@@ -6354,8 +7747,13 @@
         <w:t xml:space="preserve">může být střela hráče, která </w:t>
       </w:r>
       <w:r>
-        <w:t>se zničí</w:t>
-      </w:r>
+        <w:t xml:space="preserve">se </w:t>
+      </w:r>
+      <w:proofErr w:type="gramStart"/>
+      <w:r>
+        <w:t>zničí</w:t>
+      </w:r>
+      <w:proofErr w:type="gramEnd"/>
       <w:r>
         <w:t xml:space="preserve"> když protne </w:t>
       </w:r>
@@ -6392,8 +7790,21 @@
         <w:spacing w:line="360" w:lineRule="auto"/>
         <w:ind w:firstLine="709"/>
       </w:pPr>
-      <w:r>
-        <w:t>void OnTriggerEnter2D(Collider2D collider2D)</w:t>
+      <w:proofErr w:type="spellStart"/>
+      <w:r>
+        <w:t>void</w:t>
+      </w:r>
+      <w:proofErr w:type="spellEnd"/>
+      <w:r>
+        <w:t xml:space="preserve"> OnTriggerEnter2</w:t>
+      </w:r>
+      <w:proofErr w:type="gramStart"/>
+      <w:r>
+        <w:t>D(</w:t>
+      </w:r>
+      <w:proofErr w:type="gramEnd"/>
+      <w:r>
+        <w:t>Collider2D collider2D)</w:t>
       </w:r>
     </w:p>
     <w:p>
@@ -6411,7 +7822,23 @@
         <w:ind w:firstLine="709"/>
       </w:pPr>
       <w:r>
-        <w:t>        GameObject gm = collider2D.gameObject;</w:t>
+        <w:t xml:space="preserve">        </w:t>
+      </w:r>
+      <w:proofErr w:type="spellStart"/>
+      <w:r>
+        <w:t>GameObject</w:t>
+      </w:r>
+      <w:proofErr w:type="spellEnd"/>
+      <w:r>
+        <w:t xml:space="preserve"> </w:t>
+      </w:r>
+      <w:proofErr w:type="spellStart"/>
+      <w:r>
+        <w:t>gm</w:t>
+      </w:r>
+      <w:proofErr w:type="spellEnd"/>
+      <w:r>
+        <w:t xml:space="preserve"> = collider2D.gameObject;</w:t>
       </w:r>
     </w:p>
     <w:p>
@@ -6420,7 +7847,33 @@
         <w:ind w:firstLine="709"/>
       </w:pPr>
       <w:r>
-        <w:t>        if(gm.CompareTag("Enemy")){            </w:t>
+        <w:t xml:space="preserve">        </w:t>
+      </w:r>
+      <w:proofErr w:type="spellStart"/>
+      <w:proofErr w:type="gramStart"/>
+      <w:r>
+        <w:t>if</w:t>
+      </w:r>
+      <w:proofErr w:type="spellEnd"/>
+      <w:r>
+        <w:t>(</w:t>
+      </w:r>
+      <w:proofErr w:type="spellStart"/>
+      <w:proofErr w:type="gramEnd"/>
+      <w:r>
+        <w:t>gm.CompareTag</w:t>
+      </w:r>
+      <w:proofErr w:type="spellEnd"/>
+      <w:r>
+        <w:t>("</w:t>
+      </w:r>
+      <w:proofErr w:type="spellStart"/>
+      <w:r>
+        <w:t>Enemy</w:t>
+      </w:r>
+      <w:proofErr w:type="spellEnd"/>
+      <w:r>
+        <w:t>")){            </w:t>
       </w:r>
     </w:p>
     <w:p>
@@ -6429,7 +7882,23 @@
         <w:ind w:firstLine="709"/>
       </w:pPr>
       <w:r>
-        <w:t>            Destroy(gameObject);</w:t>
+        <w:t xml:space="preserve">            </w:t>
+      </w:r>
+      <w:proofErr w:type="spellStart"/>
+      <w:r>
+        <w:t>Destroy</w:t>
+      </w:r>
+      <w:proofErr w:type="spellEnd"/>
+      <w:r>
+        <w:t>(</w:t>
+      </w:r>
+      <w:proofErr w:type="spellStart"/>
+      <w:r>
+        <w:t>gameObject</w:t>
+      </w:r>
+      <w:proofErr w:type="spellEnd"/>
+      <w:r>
+        <w:t>);</w:t>
       </w:r>
     </w:p>
     <w:p>
@@ -6460,12 +7929,14 @@
       <w:pPr>
         <w:pStyle w:val="Nadpis4"/>
       </w:pPr>
-      <w:bookmarkStart w:id="26" w:name="_Toc144915662"/>
+      <w:bookmarkStart w:id="26" w:name="_Toc144990875"/>
+      <w:proofErr w:type="spellStart"/>
       <w:r>
         <w:lastRenderedPageBreak/>
         <w:t>Animator</w:t>
       </w:r>
       <w:bookmarkEnd w:id="26"/>
+      <w:proofErr w:type="spellEnd"/>
     </w:p>
     <w:p>
       <w:pPr>
@@ -6479,16 +7950,42 @@
         <w:t xml:space="preserve">Ke správné funkčnosti vyžaduje </w:t>
       </w:r>
       <w:bookmarkStart w:id="27" w:name="_Hlk144743496"/>
+      <w:proofErr w:type="spellStart"/>
       <w:r>
         <w:rPr>
           <w:b/>
           <w:bCs/>
         </w:rPr>
-        <w:t>Animator Controller</w:t>
+        <w:t>Animator</w:t>
+      </w:r>
+      <w:proofErr w:type="spellEnd"/>
+      <w:r>
+        <w:rPr>
+          <w:b/>
+          <w:bCs/>
+        </w:rPr>
+        <w:t xml:space="preserve"> </w:t>
+      </w:r>
+      <w:proofErr w:type="spellStart"/>
+      <w:r>
+        <w:rPr>
+          <w:b/>
+          <w:bCs/>
+        </w:rPr>
+        <w:t>Controller</w:t>
       </w:r>
       <w:bookmarkEnd w:id="27"/>
-      <w:r>
-        <w:t xml:space="preserve">, který slouží k přepínání jednotlivých klipů a </w:t>
+      <w:proofErr w:type="spellEnd"/>
+      <w:r>
+        <w:t xml:space="preserve">, který </w:t>
+      </w:r>
+      <w:proofErr w:type="gramStart"/>
+      <w:r>
+        <w:t>slouží</w:t>
+      </w:r>
+      <w:proofErr w:type="gramEnd"/>
+      <w:r>
+        <w:t xml:space="preserve"> k přepínání jednotlivých klipů a </w:t>
       </w:r>
       <w:r>
         <w:t xml:space="preserve">vytváření </w:t>
@@ -6508,8 +8005,21 @@
         <w:spacing w:line="360" w:lineRule="auto"/>
         <w:ind w:firstLine="709"/>
       </w:pPr>
-      <w:r>
-        <w:t xml:space="preserve">Animator Controller se skládá z několika </w:t>
+      <w:proofErr w:type="spellStart"/>
+      <w:r>
+        <w:t>Animator</w:t>
+      </w:r>
+      <w:proofErr w:type="spellEnd"/>
+      <w:r>
+        <w:t xml:space="preserve"> </w:t>
+      </w:r>
+      <w:proofErr w:type="spellStart"/>
+      <w:r>
+        <w:t>Controller</w:t>
+      </w:r>
+      <w:proofErr w:type="spellEnd"/>
+      <w:r>
+        <w:t xml:space="preserve"> se skládá z několika </w:t>
       </w:r>
       <w:r>
         <w:t>obdélníků</w:t>
@@ -6536,7 +8046,23 @@
         <w:ind w:firstLine="709"/>
       </w:pPr>
       <w:r>
-        <w:t>Každý Animator Controller zpravidla obsahuje tři základní stavy:</w:t>
+        <w:t xml:space="preserve">Každý </w:t>
+      </w:r>
+      <w:proofErr w:type="spellStart"/>
+      <w:r>
+        <w:t>Animator</w:t>
+      </w:r>
+      <w:proofErr w:type="spellEnd"/>
+      <w:r>
+        <w:t xml:space="preserve"> </w:t>
+      </w:r>
+      <w:proofErr w:type="spellStart"/>
+      <w:r>
+        <w:t>Controller</w:t>
+      </w:r>
+      <w:proofErr w:type="spellEnd"/>
+      <w:r>
+        <w:t xml:space="preserve"> zpravidla obsahuje tři základní stavy:</w:t>
       </w:r>
     </w:p>
     <w:p>
@@ -6548,8 +8074,13 @@
         </w:numPr>
         <w:spacing w:line="360" w:lineRule="auto"/>
       </w:pPr>
-      <w:r>
-        <w:t>Entry –</w:t>
+      <w:proofErr w:type="spellStart"/>
+      <w:r>
+        <w:t>Entry</w:t>
+      </w:r>
+      <w:proofErr w:type="spellEnd"/>
+      <w:r>
+        <w:t xml:space="preserve"> –</w:t>
       </w:r>
       <w:r>
         <w:t xml:space="preserve"> stav</w:t>
@@ -6601,8 +8132,21 @@
         <w:t xml:space="preserve"> </w:t>
       </w:r>
       <w:r>
-        <w:t>tento stav slouží k ukončení animace a navracení do počátečního stavu Entry</w:t>
-      </w:r>
+        <w:t xml:space="preserve">tento stav </w:t>
+      </w:r>
+      <w:proofErr w:type="gramStart"/>
+      <w:r>
+        <w:t>slouží</w:t>
+      </w:r>
+      <w:proofErr w:type="gramEnd"/>
+      <w:r>
+        <w:t xml:space="preserve"> k ukončení animace a navracení do počátečního stavu </w:t>
+      </w:r>
+      <w:proofErr w:type="spellStart"/>
+      <w:r>
+        <w:t>Entry</w:t>
+      </w:r>
+      <w:proofErr w:type="spellEnd"/>
     </w:p>
     <w:p>
       <w:pPr>
@@ -6614,10 +8158,31 @@
         <w:spacing w:line="360" w:lineRule="auto"/>
       </w:pPr>
       <w:r>
-        <w:t xml:space="preserve">Any State – </w:t>
-      </w:r>
-      <w:r>
-        <w:t>Slouží k přechodut do určitého stavu bez ohledu na to, ve kterém stavu se právě nacházíte.</w:t>
+        <w:t xml:space="preserve">Any </w:t>
+      </w:r>
+      <w:proofErr w:type="spellStart"/>
+      <w:r>
+        <w:t>State</w:t>
+      </w:r>
+      <w:proofErr w:type="spellEnd"/>
+      <w:r>
+        <w:t xml:space="preserve"> – </w:t>
+      </w:r>
+      <w:proofErr w:type="gramStart"/>
+      <w:r>
+        <w:t>Slouží</w:t>
+      </w:r>
+      <w:proofErr w:type="gramEnd"/>
+      <w:r>
+        <w:t xml:space="preserve"> k </w:t>
+      </w:r>
+      <w:proofErr w:type="spellStart"/>
+      <w:r>
+        <w:t>přechodut</w:t>
+      </w:r>
+      <w:proofErr w:type="spellEnd"/>
+      <w:r>
+        <w:t xml:space="preserve"> do určitého stavu bez ohledu na to, ve kterém stavu se právě nacházíte.</w:t>
       </w:r>
       <w:r>
         <w:t xml:space="preserve"> </w:t>
@@ -6712,8 +8277,21 @@
                               <w:fldChar w:fldCharType="end"/>
                             </w:r>
                             <w:r>
-                              <w:t xml:space="preserve"> - Animator Controller</w:t>
+                              <w:t xml:space="preserve"> - </w:t>
                             </w:r>
+                            <w:proofErr w:type="spellStart"/>
+                            <w:r>
+                              <w:t>Animator</w:t>
+                            </w:r>
+                            <w:proofErr w:type="spellEnd"/>
+                            <w:r>
+                              <w:t xml:space="preserve"> </w:t>
+                            </w:r>
+                            <w:proofErr w:type="spellStart"/>
+                            <w:r>
+                              <w:t>Controller</w:t>
+                            </w:r>
+                            <w:proofErr w:type="spellEnd"/>
                           </w:p>
                         </w:txbxContent>
                       </wps:txbx>
@@ -6768,8 +8346,21 @@
                         <w:fldChar w:fldCharType="end"/>
                       </w:r>
                       <w:r>
-                        <w:t xml:space="preserve"> - Animator Controller</w:t>
+                        <w:t xml:space="preserve"> - </w:t>
                       </w:r>
+                      <w:proofErr w:type="spellStart"/>
+                      <w:r>
+                        <w:t>Animator</w:t>
+                      </w:r>
+                      <w:proofErr w:type="spellEnd"/>
+                      <w:r>
+                        <w:t xml:space="preserve"> </w:t>
+                      </w:r>
+                      <w:proofErr w:type="spellStart"/>
+                      <w:r>
+                        <w:t>Controller</w:t>
+                      </w:r>
+                      <w:proofErr w:type="spellEnd"/>
                     </w:p>
                   </w:txbxContent>
                 </v:textbox>
@@ -6844,7 +8435,7 @@
       <w:pPr>
         <w:pStyle w:val="Nadpis4"/>
       </w:pPr>
-      <w:bookmarkStart w:id="28" w:name="_Toc144915663"/>
+      <w:bookmarkStart w:id="28" w:name="_Toc144990876"/>
       <w:r>
         <w:t>S</w:t>
       </w:r>
@@ -6882,6 +8473,7 @@
       <w:r>
         <w:t xml:space="preserve"> ze třídy </w:t>
       </w:r>
+      <w:proofErr w:type="spellStart"/>
       <w:r>
         <w:rPr>
           <w:b/>
@@ -6890,6 +8482,7 @@
         <w:lastRenderedPageBreak/>
         <w:t>MonoBehaviour</w:t>
       </w:r>
+      <w:proofErr w:type="spellEnd"/>
       <w:r>
         <w:t xml:space="preserve"> a implementuje dvě základní </w:t>
       </w:r>
@@ -6959,7 +8552,15 @@
         <w:t>obrazovky,</w:t>
       </w:r>
       <w:r>
-        <w:t xml:space="preserve"> proto sem patří </w:t>
+        <w:t xml:space="preserve"> proto sem </w:t>
+      </w:r>
+      <w:proofErr w:type="gramStart"/>
+      <w:r>
+        <w:t>patří</w:t>
+      </w:r>
+      <w:proofErr w:type="gramEnd"/>
+      <w:r>
+        <w:t xml:space="preserve"> </w:t>
       </w:r>
       <w:r>
         <w:t>vše,</w:t>
@@ -7186,8 +8787,17 @@
       </w:r>
       <w:bookmarkStart w:id="29" w:name="_Hlk144747156"/>
       <w:r>
-        <w:t xml:space="preserve">Další velmi důležitou funkcí, kterou třída MonoBehaviour poskytuje je </w:t>
-      </w:r>
+        <w:t xml:space="preserve">Další velmi důležitou funkcí, kterou třída </w:t>
+      </w:r>
+      <w:proofErr w:type="spellStart"/>
+      <w:r>
+        <w:t>MonoBehaviour</w:t>
+      </w:r>
+      <w:proofErr w:type="spellEnd"/>
+      <w:r>
+        <w:t xml:space="preserve"> poskytuje je </w:t>
+      </w:r>
+      <w:proofErr w:type="spellStart"/>
       <w:r>
         <w:rPr>
           <w:b/>
@@ -7195,8 +8805,17 @@
         </w:rPr>
         <w:t>Awake</w:t>
       </w:r>
-      <w:r>
-        <w:t xml:space="preserve">. Tato funkce se stejně jako Start provedena pouze jednou na začátku. Awake je ale na rozdíl od Start volán </w:t>
+      <w:proofErr w:type="spellEnd"/>
+      <w:r>
+        <w:t xml:space="preserve">. Tato funkce se stejně jako Start provedena pouze jednou na začátku. </w:t>
+      </w:r>
+      <w:proofErr w:type="spellStart"/>
+      <w:r>
+        <w:t>Awake</w:t>
+      </w:r>
+      <w:proofErr w:type="spellEnd"/>
+      <w:r>
+        <w:t xml:space="preserve"> je ale na rozdíl od Start volán </w:t>
       </w:r>
       <w:bookmarkEnd w:id="29"/>
       <w:r>
@@ -7206,7 +8825,15 @@
         <w:t>inicializován</w:t>
       </w:r>
       <w:r>
-        <w:t xml:space="preserve"> neboli všechny funkce Awake se provedou před </w:t>
+        <w:t xml:space="preserve"> neboli všechny funkce </w:t>
+      </w:r>
+      <w:proofErr w:type="spellStart"/>
+      <w:r>
+        <w:t>Awake</w:t>
+      </w:r>
+      <w:proofErr w:type="spellEnd"/>
+      <w:r>
+        <w:t xml:space="preserve"> se provedou před </w:t>
       </w:r>
       <w:r>
         <w:t>voláním</w:t>
@@ -7224,7 +8851,7 @@
       <w:pPr>
         <w:pStyle w:val="Nadpis4"/>
       </w:pPr>
-      <w:bookmarkStart w:id="30" w:name="_Toc144915664"/>
+      <w:bookmarkStart w:id="30" w:name="_Toc144990877"/>
       <w:r>
         <w:t>Audio</w:t>
       </w:r>
@@ -7240,22 +8867,39 @@
           <w:b/>
           <w:bCs/>
         </w:rPr>
-        <w:t>Audio Listener</w:t>
-      </w:r>
-      <w:r>
-        <w:t xml:space="preserve"> je komponenta, která slouží k zaznamenávání všeho zvuku ve scéně. Nejčastěji se umísťuje na hlavní kameru, protože je to místo ze, kterého všechen zvuk je slyšet ve 3D.</w:t>
-      </w:r>
-    </w:p>
-    <w:p>
-      <w:pPr>
-        <w:spacing w:line="360" w:lineRule="auto"/>
-        <w:ind w:firstLine="709"/>
-      </w:pPr>
+        <w:t xml:space="preserve">Audio </w:t>
+      </w:r>
+      <w:proofErr w:type="spellStart"/>
       <w:r>
         <w:rPr>
           <w:b/>
           <w:bCs/>
         </w:rPr>
+        <w:t>Listener</w:t>
+      </w:r>
+      <w:proofErr w:type="spellEnd"/>
+      <w:r>
+        <w:t xml:space="preserve"> je komponenta, která </w:t>
+      </w:r>
+      <w:proofErr w:type="gramStart"/>
+      <w:r>
+        <w:t>slouží</w:t>
+      </w:r>
+      <w:proofErr w:type="gramEnd"/>
+      <w:r>
+        <w:t xml:space="preserve"> k zaznamenávání všeho zvuku ve scéně. Nejčastěji se umísťuje na hlavní kameru, protože je to místo ze, kterého všechen zvuk je slyšet ve 3D.</w:t>
+      </w:r>
+    </w:p>
+    <w:p>
+      <w:pPr>
+        <w:spacing w:line="360" w:lineRule="auto"/>
+        <w:ind w:firstLine="709"/>
+      </w:pPr>
+      <w:r>
+        <w:rPr>
+          <w:b/>
+          <w:bCs/>
+        </w:rPr>
         <w:t xml:space="preserve">Audio Source </w:t>
       </w:r>
       <w:r>
@@ -7305,7 +8949,7 @@
         <w:pStyle w:val="Nadpis3"/>
         <w:spacing w:line="360" w:lineRule="auto"/>
       </w:pPr>
-      <w:bookmarkStart w:id="31" w:name="_Toc144915665"/>
+      <w:bookmarkStart w:id="31" w:name="_Toc144990878"/>
       <w:r>
         <w:lastRenderedPageBreak/>
         <w:t>Sc</w:t>
@@ -7526,7 +9170,15 @@
         </w:drawing>
       </w:r>
       <w:r>
-        <w:t xml:space="preserve">Scény obsahují všechny objekty, které daná hra potřebuje. Jednodušší hry si většinou vystačí jen z jednou </w:t>
+        <w:t xml:space="preserve">Scény obsahují všechny objekty, které daná hra potřebuje. Jednodušší hry si většinou </w:t>
+      </w:r>
+      <w:proofErr w:type="gramStart"/>
+      <w:r>
+        <w:t>vystačí</w:t>
+      </w:r>
+      <w:proofErr w:type="gramEnd"/>
+      <w:r>
+        <w:t xml:space="preserve"> jen z jednou </w:t>
       </w:r>
       <w:r>
         <w:t>scénou,</w:t>
@@ -7557,7 +9209,8 @@
       <w:pPr>
         <w:pStyle w:val="Nadpis3"/>
       </w:pPr>
-      <w:bookmarkStart w:id="32" w:name="_Toc144915666"/>
+      <w:bookmarkStart w:id="32" w:name="_Toc144990879"/>
+      <w:proofErr w:type="spellStart"/>
       <w:r>
         <w:t>Prefab</w:t>
       </w:r>
@@ -7565,14 +9218,20 @@
         <w:t>s</w:t>
       </w:r>
       <w:bookmarkEnd w:id="32"/>
+      <w:proofErr w:type="spellEnd"/>
     </w:p>
     <w:p>
       <w:pPr>
         <w:spacing w:line="360" w:lineRule="auto"/>
         <w:ind w:firstLine="709"/>
       </w:pPr>
-      <w:r>
-        <w:t>Prefab j</w:t>
+      <w:proofErr w:type="spellStart"/>
+      <w:r>
+        <w:t>Prefab</w:t>
+      </w:r>
+      <w:proofErr w:type="spellEnd"/>
+      <w:r>
+        <w:t xml:space="preserve"> j</w:t>
       </w:r>
       <w:r>
         <w:t>e šablona</w:t>
@@ -7608,10 +9267,26 @@
         <w:t xml:space="preserve">proti klasické kopii </w:t>
       </w:r>
       <w:r>
-        <w:t>se liší v tom</w:t>
-      </w:r>
-      <w:r>
-        <w:t xml:space="preserve">, že když provedeme úpravu tohoto prefabu, například změníme jeho velikost, tato změna se nám promítne do všech jeho </w:t>
+        <w:t xml:space="preserve">se </w:t>
+      </w:r>
+      <w:proofErr w:type="gramStart"/>
+      <w:r>
+        <w:t>liší</w:t>
+      </w:r>
+      <w:proofErr w:type="gramEnd"/>
+      <w:r>
+        <w:t xml:space="preserve"> v tom</w:t>
+      </w:r>
+      <w:r>
+        <w:t xml:space="preserve">, že když provedeme úpravu tohoto </w:t>
+      </w:r>
+      <w:proofErr w:type="spellStart"/>
+      <w:r>
+        <w:t>prefabu</w:t>
+      </w:r>
+      <w:proofErr w:type="spellEnd"/>
+      <w:r>
+        <w:t xml:space="preserve">, například změníme jeho velikost, tato změna se nám promítne do všech jeho </w:t>
       </w:r>
       <w:r>
         <w:t>instancí</w:t>
@@ -7650,25 +9325,64 @@
         <w:t>scénách</w:t>
       </w:r>
       <w:r>
-        <w:t xml:space="preserve"> je doporučené z tohoto objektu vytvořit prefab.</w:t>
-      </w:r>
-      <w:r>
-        <w:t xml:space="preserve"> Do scény se tento prefab přidá klasickým přetažením do okna hierarchie nebo přímo z kódu, což je nejčastější způsobem práce s</w:t>
+        <w:t xml:space="preserve"> je doporučené z tohoto objektu vytvořit </w:t>
+      </w:r>
+      <w:proofErr w:type="spellStart"/>
+      <w:r>
+        <w:t>prefab</w:t>
+      </w:r>
+      <w:proofErr w:type="spellEnd"/>
+      <w:r>
+        <w:t>.</w:t>
+      </w:r>
+      <w:r>
+        <w:t xml:space="preserve"> Do scény se tento </w:t>
+      </w:r>
+      <w:proofErr w:type="spellStart"/>
+      <w:r>
+        <w:t>prefab</w:t>
+      </w:r>
+      <w:proofErr w:type="spellEnd"/>
+      <w:r>
+        <w:t xml:space="preserve"> přidá klasickým přetažením do okna hierarchie nebo přímo z kódu, což je nejčastější způsobem práce s</w:t>
       </w:r>
       <w:r>
         <w:t> </w:t>
       </w:r>
+      <w:proofErr w:type="spellStart"/>
       <w:r>
         <w:t>prefaby</w:t>
       </w:r>
+      <w:proofErr w:type="spellEnd"/>
       <w:r>
         <w:t>. V</w:t>
       </w:r>
       <w:r>
-        <w:t>ytvoření instance obstará funkce Instantiate()</w:t>
-      </w:r>
-      <w:r>
-        <w:t>, která přijímá parametry: prefab, pozici a otočení.</w:t>
+        <w:t xml:space="preserve">ytvoření instance obstará funkce </w:t>
+      </w:r>
+      <w:proofErr w:type="spellStart"/>
+      <w:proofErr w:type="gramStart"/>
+      <w:r>
+        <w:t>Instantiate</w:t>
+      </w:r>
+      <w:proofErr w:type="spellEnd"/>
+      <w:r>
+        <w:t>(</w:t>
+      </w:r>
+      <w:proofErr w:type="gramEnd"/>
+      <w:r>
+        <w:t>)</w:t>
+      </w:r>
+      <w:r>
+        <w:t xml:space="preserve">, která přijímá parametry: </w:t>
+      </w:r>
+      <w:proofErr w:type="spellStart"/>
+      <w:r>
+        <w:t>prefab</w:t>
+      </w:r>
+      <w:proofErr w:type="spellEnd"/>
+      <w:r>
+        <w:t>, pozici a otočení.</w:t>
       </w:r>
       <w:r>
         <w:t xml:space="preserve"> </w:t>
@@ -7689,13 +9403,26 @@
         </w:rPr>
       </w:pPr>
       <w:r>
-        <w:t>public spawnEnemy</w:t>
-      </w:r>
+        <w:t xml:space="preserve">public </w:t>
+      </w:r>
+      <w:proofErr w:type="spellStart"/>
+      <w:proofErr w:type="gramStart"/>
+      <w:r>
+        <w:t>spawnEnemy</w:t>
+      </w:r>
+      <w:proofErr w:type="spellEnd"/>
       <w:r>
         <w:rPr>
           <w:lang w:val="en-GB"/>
         </w:rPr>
-        <w:t>()</w:t>
+        <w:t>(</w:t>
+      </w:r>
+      <w:proofErr w:type="gramEnd"/>
+      <w:r>
+        <w:rPr>
+          <w:lang w:val="en-GB"/>
+        </w:rPr>
+        <w:t>)</w:t>
       </w:r>
     </w:p>
     <w:p>
@@ -7712,20 +9439,45 @@
         <w:spacing w:line="360" w:lineRule="auto"/>
         <w:ind w:left="709" w:firstLine="709"/>
       </w:pPr>
-      <w:r>
-        <w:t>Instantiate(</w:t>
-      </w:r>
+      <w:proofErr w:type="spellStart"/>
+      <w:proofErr w:type="gramStart"/>
+      <w:r>
+        <w:t>Instantiate</w:t>
+      </w:r>
+      <w:proofErr w:type="spellEnd"/>
+      <w:r>
+        <w:t>(</w:t>
+      </w:r>
+      <w:proofErr w:type="spellStart"/>
+      <w:proofErr w:type="gramEnd"/>
       <w:r>
         <w:t>prefab</w:t>
       </w:r>
-      <w:r>
-        <w:t>, new Vector3(</w:t>
+      <w:proofErr w:type="spellEnd"/>
+      <w:r>
+        <w:t xml:space="preserve">, </w:t>
+      </w:r>
+      <w:proofErr w:type="spellStart"/>
+      <w:r>
+        <w:t>new</w:t>
+      </w:r>
+      <w:proofErr w:type="spellEnd"/>
+      <w:r>
+        <w:t xml:space="preserve"> Vector3(</w:t>
       </w:r>
       <w:r>
         <w:t>0,0,0</w:t>
       </w:r>
       <w:r>
-        <w:t>), Quaternion.identity);</w:t>
+        <w:t xml:space="preserve">), </w:t>
+      </w:r>
+      <w:proofErr w:type="spellStart"/>
+      <w:r>
+        <w:t>Quaternion.identity</w:t>
+      </w:r>
+      <w:proofErr w:type="spellEnd"/>
+      <w:r>
+        <w:t>);</w:t>
       </w:r>
     </w:p>
     <w:p>
@@ -7748,18 +9500,57 @@
         <w:spacing w:line="360" w:lineRule="auto"/>
         <w:ind w:firstLine="709"/>
       </w:pPr>
-      <w:r>
-        <w:t xml:space="preserve">Prefaby se dají různě kombinovat a vytvářet takzvané </w:t>
-      </w:r>
+      <w:proofErr w:type="spellStart"/>
+      <w:r>
+        <w:t>Prefaby</w:t>
+      </w:r>
+      <w:proofErr w:type="spellEnd"/>
+      <w:r>
+        <w:t xml:space="preserve"> se dají různě kombinovat a vytvářet takzvané </w:t>
+      </w:r>
+      <w:proofErr w:type="spellStart"/>
       <w:r>
         <w:rPr>
           <w:b/>
           <w:bCs/>
         </w:rPr>
-        <w:t>nested prefabs</w:t>
-      </w:r>
-      <w:r>
-        <w:t>, což jsou prefaby, které obsahují jiné prefaby.</w:t>
+        <w:t>nested</w:t>
+      </w:r>
+      <w:proofErr w:type="spellEnd"/>
+      <w:r>
+        <w:rPr>
+          <w:b/>
+          <w:bCs/>
+        </w:rPr>
+        <w:t xml:space="preserve"> </w:t>
+      </w:r>
+      <w:proofErr w:type="spellStart"/>
+      <w:r>
+        <w:rPr>
+          <w:b/>
+          <w:bCs/>
+        </w:rPr>
+        <w:t>prefabs</w:t>
+      </w:r>
+      <w:proofErr w:type="spellEnd"/>
+      <w:r>
+        <w:t xml:space="preserve">, což jsou </w:t>
+      </w:r>
+      <w:proofErr w:type="spellStart"/>
+      <w:r>
+        <w:t>prefaby</w:t>
+      </w:r>
+      <w:proofErr w:type="spellEnd"/>
+      <w:r>
+        <w:t xml:space="preserve">, které obsahují jiné </w:t>
+      </w:r>
+      <w:proofErr w:type="spellStart"/>
+      <w:r>
+        <w:t>prefaby</w:t>
+      </w:r>
+      <w:proofErr w:type="spellEnd"/>
+      <w:r>
+        <w:t>.</w:t>
       </w:r>
       <w:r>
         <w:t xml:space="preserve"> </w:t>
@@ -7789,11 +9580,21 @@
         <w:pStyle w:val="Nadpis3"/>
         <w:spacing w:line="360" w:lineRule="auto"/>
       </w:pPr>
-      <w:bookmarkStart w:id="33" w:name="_Toc144915667"/>
-      <w:r>
-        <w:t>Asset Store</w:t>
+      <w:bookmarkStart w:id="33" w:name="_Toc144990880"/>
+      <w:proofErr w:type="spellStart"/>
+      <w:r>
+        <w:t>Asset</w:t>
+      </w:r>
+      <w:proofErr w:type="spellEnd"/>
+      <w:r>
+        <w:t xml:space="preserve"> </w:t>
+      </w:r>
+      <w:proofErr w:type="spellStart"/>
+      <w:r>
+        <w:t>Store</w:t>
       </w:r>
       <w:bookmarkEnd w:id="33"/>
+      <w:proofErr w:type="spellEnd"/>
     </w:p>
     <w:p>
       <w:pPr>
@@ -7801,13 +9602,53 @@
         <w:ind w:firstLine="709"/>
       </w:pPr>
       <w:r>
-        <w:t>Unity Asset Store je rozsáhlá platforma pro vývojáře her a aplikací, která nabízí širokou škálu nástrojů, modelů, textur, skriptů</w:t>
+        <w:t xml:space="preserve">Unity </w:t>
+      </w:r>
+      <w:proofErr w:type="spellStart"/>
+      <w:r>
+        <w:t>Asset</w:t>
+      </w:r>
+      <w:proofErr w:type="spellEnd"/>
+      <w:r>
+        <w:t xml:space="preserve"> </w:t>
+      </w:r>
+      <w:proofErr w:type="spellStart"/>
+      <w:r>
+        <w:t>Store</w:t>
+      </w:r>
+      <w:proofErr w:type="spellEnd"/>
+      <w:r>
+        <w:t xml:space="preserve"> je rozsáhlá platforma pro vývojáře her a aplikací, která nabízí širokou škálu nástrojů, modelů, textur, skriptů</w:t>
       </w:r>
       <w:r>
         <w:t>.</w:t>
       </w:r>
       <w:r>
-        <w:t xml:space="preserve"> Tato platforma slouží jako nepostradatelný zdroj pro vývojáře, kteří chtějí zrychlit a obohatit svůj vývojový proces. Unity Asset Store umožňuje vývojářům rychle najít a zakoupit komponenty, které potřebují k vytvoření vysoce kvalitních her a aplikací. Díky komunitnímu přístupu mohou také vývojáři sdílet své vlastní zdroje a získat z nich příjem. </w:t>
+        <w:t xml:space="preserve"> Tato platforma </w:t>
+      </w:r>
+      <w:proofErr w:type="gramStart"/>
+      <w:r>
+        <w:t>slouží</w:t>
+      </w:r>
+      <w:proofErr w:type="gramEnd"/>
+      <w:r>
+        <w:t xml:space="preserve"> jako nepostradatelný zdroj pro vývojáře, kteří chtějí zrychlit a obohatit svůj vývojový proces. Unity </w:t>
+      </w:r>
+      <w:proofErr w:type="spellStart"/>
+      <w:r>
+        <w:t>Asset</w:t>
+      </w:r>
+      <w:proofErr w:type="spellEnd"/>
+      <w:r>
+        <w:t xml:space="preserve"> </w:t>
+      </w:r>
+      <w:proofErr w:type="spellStart"/>
+      <w:r>
+        <w:t>Store</w:t>
+      </w:r>
+      <w:proofErr w:type="spellEnd"/>
+      <w:r>
+        <w:t xml:space="preserve"> umožňuje vývojářům rychle najít a zakoupit komponenty, které potřebují k vytvoření vysoce kvalitních her a aplikací. Díky komunitnímu přístupu mohou také vývojáři sdílet své vlastní zdroje a získat z nich příjem. </w:t>
       </w:r>
     </w:p>
     <w:p>
@@ -7890,7 +9731,15 @@
                               <w:fldChar w:fldCharType="end"/>
                             </w:r>
                             <w:r>
-                              <w:t xml:space="preserve"> - package manager</w:t>
+                              <w:t xml:space="preserve"> - </w:t>
+                            </w:r>
+                            <w:proofErr w:type="spellStart"/>
+                            <w:r>
+                              <w:t>package</w:t>
+                            </w:r>
+                            <w:proofErr w:type="spellEnd"/>
+                            <w:r>
+                              <w:t xml:space="preserve"> manager</w:t>
                             </w:r>
                           </w:p>
                         </w:txbxContent>
@@ -7946,7 +9795,15 @@
                         <w:fldChar w:fldCharType="end"/>
                       </w:r>
                       <w:r>
-                        <w:t xml:space="preserve"> - package manager</w:t>
+                        <w:t xml:space="preserve"> - </w:t>
+                      </w:r>
+                      <w:proofErr w:type="spellStart"/>
+                      <w:r>
+                        <w:t>package</w:t>
+                      </w:r>
+                      <w:proofErr w:type="spellEnd"/>
+                      <w:r>
+                        <w:t xml:space="preserve"> manager</w:t>
                       </w:r>
                     </w:p>
                   </w:txbxContent>
@@ -8012,14 +9869,47 @@
         </w:drawing>
       </w:r>
       <w:r>
-        <w:t xml:space="preserve">K zahrnutí jednotlivých modelů z asset storu do našeho projektu složí nástroj </w:t>
-      </w:r>
+        <w:t>K zahrnutí jednotlivých modelů z </w:t>
+      </w:r>
+      <w:proofErr w:type="spellStart"/>
+      <w:r>
+        <w:t>asset</w:t>
+      </w:r>
+      <w:proofErr w:type="spellEnd"/>
+      <w:r>
+        <w:t xml:space="preserve"> </w:t>
+      </w:r>
+      <w:proofErr w:type="spellStart"/>
+      <w:r>
+        <w:t>storu</w:t>
+      </w:r>
+      <w:proofErr w:type="spellEnd"/>
+      <w:r>
+        <w:t xml:space="preserve"> do našeho projektu </w:t>
+      </w:r>
+      <w:proofErr w:type="gramStart"/>
+      <w:r>
+        <w:t>složí</w:t>
+      </w:r>
+      <w:proofErr w:type="gramEnd"/>
+      <w:r>
+        <w:t xml:space="preserve"> nástroj </w:t>
+      </w:r>
+      <w:proofErr w:type="spellStart"/>
       <w:r>
         <w:rPr>
           <w:b/>
           <w:bCs/>
         </w:rPr>
-        <w:t>Package manager</w:t>
+        <w:t>Package</w:t>
+      </w:r>
+      <w:proofErr w:type="spellEnd"/>
+      <w:r>
+        <w:rPr>
+          <w:b/>
+          <w:bCs/>
+        </w:rPr>
+        <w:t xml:space="preserve"> manager</w:t>
       </w:r>
       <w:r>
         <w:t>, pomocí jehož jednoduše můžeme spravovat všechny naše balíčky.</w:t>
@@ -8035,7 +9925,7 @@
       <w:pPr>
         <w:pStyle w:val="Nadpis3"/>
       </w:pPr>
-      <w:bookmarkStart w:id="34" w:name="_Toc144915668"/>
+      <w:bookmarkStart w:id="34" w:name="_Toc144990881"/>
       <w:r>
         <w:lastRenderedPageBreak/>
         <w:t>Uživatelské</w:t>
@@ -8464,7 +10354,7 @@
       <w:pPr>
         <w:pStyle w:val="Nadpis3"/>
       </w:pPr>
-      <w:bookmarkStart w:id="35" w:name="_Toc144915669"/>
+      <w:bookmarkStart w:id="35" w:name="_Toc144990882"/>
       <w:r>
         <w:lastRenderedPageBreak/>
         <w:t>Osvětlení</w:t>
@@ -8487,7 +10377,15 @@
         <w:t>způsobu,</w:t>
       </w:r>
       <w:r>
-        <w:t xml:space="preserve"> jak toho docílit, záleží jakého výsledku se snažíme docílit.</w:t>
+        <w:t xml:space="preserve"> jak toho docílit, </w:t>
+      </w:r>
+      <w:proofErr w:type="gramStart"/>
+      <w:r>
+        <w:t>záleží</w:t>
+      </w:r>
+      <w:proofErr w:type="gramEnd"/>
+      <w:r>
+        <w:t xml:space="preserve"> jakého výsledku se snažíme docílit.</w:t>
       </w:r>
       <w:r>
         <w:t xml:space="preserve"> Unity poskytuje čtyři základní druhy </w:t>
@@ -8506,13 +10404,31 @@
         </w:numPr>
         <w:spacing w:line="360" w:lineRule="auto"/>
       </w:pPr>
+      <w:proofErr w:type="spellStart"/>
       <w:r>
         <w:rPr>
           <w:b/>
           <w:bCs/>
         </w:rPr>
-        <w:t>Directional Light</w:t>
-      </w:r>
+        <w:t>Directional</w:t>
+      </w:r>
+      <w:proofErr w:type="spellEnd"/>
+      <w:r>
+        <w:rPr>
+          <w:b/>
+          <w:bCs/>
+        </w:rPr>
+        <w:t xml:space="preserve"> </w:t>
+      </w:r>
+      <w:proofErr w:type="spellStart"/>
+      <w:r>
+        <w:rPr>
+          <w:b/>
+          <w:bCs/>
+        </w:rPr>
+        <w:t>Light</w:t>
+      </w:r>
+      <w:proofErr w:type="spellEnd"/>
       <w:r>
         <w:t xml:space="preserve"> – jedná se o velké, vzdálené světlo, které se používá nejčastěji k simulaci slunce</w:t>
       </w:r>
@@ -8531,8 +10447,17 @@
           <w:b/>
           <w:bCs/>
         </w:rPr>
-        <w:t>Point Light</w:t>
-      </w:r>
+        <w:t xml:space="preserve">Point </w:t>
+      </w:r>
+      <w:proofErr w:type="spellStart"/>
+      <w:r>
+        <w:rPr>
+          <w:b/>
+          <w:bCs/>
+        </w:rPr>
+        <w:t>Light</w:t>
+      </w:r>
+      <w:proofErr w:type="spellEnd"/>
       <w:r>
         <w:t xml:space="preserve"> – světlo, které má pevně danou pozici a poloměr dosahu paprsků</w:t>
       </w:r>
@@ -8554,13 +10479,30 @@
           <w:b/>
           <w:bCs/>
         </w:rPr>
-        <w:t>Spot Light</w:t>
-      </w:r>
+        <w:t xml:space="preserve">Spot </w:t>
+      </w:r>
+      <w:proofErr w:type="spellStart"/>
+      <w:r>
+        <w:rPr>
+          <w:b/>
+          <w:bCs/>
+        </w:rPr>
+        <w:t>Light</w:t>
+      </w:r>
+      <w:proofErr w:type="spellEnd"/>
       <w:r>
         <w:t xml:space="preserve"> –</w:t>
       </w:r>
       <w:r>
-        <w:t xml:space="preserve"> na rozdíl od Point Light tento druh světla poskytuje možnost vyslat paprsky pouze jedním směrem pod určitým úhlem</w:t>
+        <w:t xml:space="preserve"> na rozdíl od Point </w:t>
+      </w:r>
+      <w:proofErr w:type="spellStart"/>
+      <w:r>
+        <w:t>Light</w:t>
+      </w:r>
+      <w:proofErr w:type="spellEnd"/>
+      <w:r>
+        <w:t xml:space="preserve"> tento druh světla poskytuje možnost vyslat paprsky pouze jedním směrem pod určitým úhlem</w:t>
       </w:r>
     </w:p>
     <w:p>
@@ -8577,69 +10519,131 @@
           <w:b/>
           <w:bCs/>
         </w:rPr>
-        <w:t>Area Light</w:t>
-      </w:r>
-      <w:r>
-        <w:t xml:space="preserve"> </w:t>
-      </w:r>
-      <w:r>
-        <w:t>– světla, která mají obdélníkový tvar a promítají se pouze jedním směrem</w:t>
-      </w:r>
-    </w:p>
-    <w:p>
-      <w:pPr>
-        <w:spacing w:line="360" w:lineRule="auto"/>
-        <w:ind w:firstLine="578"/>
-      </w:pPr>
-      <w:r>
-        <w:t>Při vytváření světla máme dále možnost na výběr ze tří režimů</w:t>
-      </w:r>
-      <w:r>
-        <w:t xml:space="preserve">. </w:t>
-      </w:r>
+        <w:t xml:space="preserve">Area </w:t>
+      </w:r>
+      <w:proofErr w:type="spellStart"/>
       <w:r>
         <w:rPr>
           <w:b/>
           <w:bCs/>
         </w:rPr>
-        <w:t>Real-time Lighting</w:t>
-      </w:r>
-      <w:r>
-        <w:t xml:space="preserve">, jak už název vypovídá jedná se o metodu, kde se všechny výpočty potřebné k tvorbě světla provádí každý snímek. Tento režim je vhodný </w:t>
-      </w:r>
-      <w:r>
-        <w:t>pro osvětlení postav nebo jiné pohyblivé geometrie</w:t>
-      </w:r>
-      <w:r>
-        <w:t xml:space="preserve"> pro získání co nejlepšího obrazu.</w:t>
-      </w:r>
+        <w:t>Light</w:t>
+      </w:r>
+      <w:proofErr w:type="spellEnd"/>
       <w:r>
         <w:t xml:space="preserve"> </w:t>
       </w:r>
       <w:r>
-        <w:t xml:space="preserve">Kvůli neustálým výpočtů je ale tento režim náročný pro CPU a GPU. Proto Unity poskytuje režim </w:t>
+        <w:t>– světla, která mají obdélníkový tvar a promítají se pouze jedním směrem</w:t>
+      </w:r>
+    </w:p>
+    <w:p>
+      <w:pPr>
+        <w:spacing w:line="360" w:lineRule="auto"/>
+      </w:pPr>
+    </w:p>
+    <w:p>
+      <w:pPr>
+        <w:spacing w:line="360" w:lineRule="auto"/>
+        <w:ind w:firstLine="578"/>
+      </w:pPr>
+      <w:r>
+        <w:t>Při vytváření světla máme dále možnost na výběr ze tří režimů</w:t>
+      </w:r>
+      <w:r>
+        <w:t xml:space="preserve">. </w:t>
       </w:r>
       <w:r>
         <w:rPr>
           <w:b/>
           <w:bCs/>
         </w:rPr>
-        <w:t>Baked Lighting</w:t>
-      </w:r>
-      <w:r>
-        <w:t>, který naopak všechny výpočty provede předem a uloží si jejich výsledky na disk, ze kterého je čte dle potřeby.</w:t>
-      </w:r>
-      <w:r>
+        <w:t>Real-</w:t>
+      </w:r>
+      <w:proofErr w:type="spellStart"/>
+      <w:r>
+        <w:rPr>
+          <w:b/>
+          <w:bCs/>
+        </w:rPr>
+        <w:t>time</w:t>
+      </w:r>
+      <w:proofErr w:type="spellEnd"/>
+      <w:r>
+        <w:rPr>
+          <w:b/>
+          <w:bCs/>
+        </w:rPr>
         <w:t xml:space="preserve"> </w:t>
       </w:r>
+      <w:proofErr w:type="spellStart"/>
+      <w:r>
+        <w:rPr>
+          <w:b/>
+          <w:bCs/>
+        </w:rPr>
+        <w:t>Lighting</w:t>
+      </w:r>
+      <w:proofErr w:type="spellEnd"/>
+      <w:r>
+        <w:t xml:space="preserve">, jak už název vypovídá jedná se o metodu, kde se všechny výpočty potřebné k tvorbě světla provádí každý snímek. Tento režim je vhodný </w:t>
+      </w:r>
+      <w:r>
+        <w:t>pro osvětlení postav nebo jiné pohyblivé geometrie</w:t>
+      </w:r>
+      <w:r>
+        <w:t xml:space="preserve"> pro získání co nejlepšího obrazu.</w:t>
+      </w:r>
+      <w:r>
+        <w:t xml:space="preserve"> </w:t>
+      </w:r>
+      <w:r>
+        <w:t xml:space="preserve">Kvůli neustálým výpočtů je ale tento režim náročný pro CPU a GPU. Proto Unity poskytuje režim </w:t>
+      </w:r>
+      <w:proofErr w:type="spellStart"/>
+      <w:r>
+        <w:rPr>
+          <w:b/>
+          <w:bCs/>
+        </w:rPr>
+        <w:t>Baked</w:t>
+      </w:r>
+      <w:proofErr w:type="spellEnd"/>
+      <w:r>
+        <w:rPr>
+          <w:b/>
+          <w:bCs/>
+        </w:rPr>
+        <w:t xml:space="preserve"> </w:t>
+      </w:r>
+      <w:proofErr w:type="spellStart"/>
+      <w:r>
+        <w:rPr>
+          <w:b/>
+          <w:bCs/>
+        </w:rPr>
+        <w:t>Lighting</w:t>
+      </w:r>
+      <w:proofErr w:type="spellEnd"/>
+      <w:r>
+        <w:t xml:space="preserve">, který naopak všechny výpočty provede předem a </w:t>
+      </w:r>
+      <w:proofErr w:type="gramStart"/>
+      <w:r>
+        <w:t>uloží</w:t>
+      </w:r>
+      <w:proofErr w:type="gramEnd"/>
+      <w:r>
+        <w:t xml:space="preserve"> si jejich výsledky na disk, ze kterého je čte dle potřeby.</w:t>
+      </w:r>
+      <w:r>
+        <w:t xml:space="preserve"> </w:t>
+      </w:r>
       <w:r>
         <w:t>[</w:t>
       </w:r>
       <w:r>
-        <w:t>1</w:t>
-      </w:r>
-      <w:r>
-        <w:t>3</w:t>
+        <w:t>13</w:t>
       </w:r>
       <w:r>
         <w:t>]</w:t>
@@ -8647,11 +10651,24 @@
     </w:p>
     <w:p>
       <w:pPr>
+        <w:spacing w:line="360" w:lineRule="auto"/>
+        <w:ind w:firstLine="578"/>
+      </w:pPr>
+    </w:p>
+    <w:p>
+      <w:pPr>
         <w:pStyle w:val="Nadpis2"/>
       </w:pPr>
-      <w:r>
-        <w:t>Unity 2D</w:t>
-      </w:r>
+      <w:bookmarkStart w:id="37" w:name="_Toc144990883"/>
+      <w:r>
+        <w:t xml:space="preserve">Unity </w:t>
+      </w:r>
+      <w:proofErr w:type="gramStart"/>
+      <w:r>
+        <w:t>2D</w:t>
+      </w:r>
+      <w:bookmarkEnd w:id="37"/>
+      <w:proofErr w:type="gramEnd"/>
     </w:p>
     <w:p>
       <w:pPr>
@@ -8659,7 +10676,23 @@
         <w:ind w:firstLine="709"/>
       </w:pPr>
       <w:r>
-        <w:t xml:space="preserve">Unity engine je hlavně známý pro jeho schopnosti vytvářet 3D hry, to ale neznamená, že pomocí něho nedokážeme vytvořit 2D </w:t>
+        <w:t xml:space="preserve">Unity </w:t>
+      </w:r>
+      <w:proofErr w:type="spellStart"/>
+      <w:r>
+        <w:t>engine</w:t>
+      </w:r>
+      <w:proofErr w:type="spellEnd"/>
+      <w:r>
+        <w:t xml:space="preserve"> je hlavně známý pro jeho schopnosti vytvářet 3D hry, to ale neznamená, že pomocí něho nedokážeme vytvořit </w:t>
+      </w:r>
+      <w:proofErr w:type="gramStart"/>
+      <w:r>
+        <w:t>2D</w:t>
+      </w:r>
+      <w:proofErr w:type="gramEnd"/>
+      <w:r>
+        <w:t xml:space="preserve"> </w:t>
       </w:r>
       <w:r>
         <w:rPr>
@@ -8686,7 +10719,15 @@
         <w:t xml:space="preserve">. Existuje ale několik nástrojů a speciální funkcí, které Unity poskytuje, </w:t>
       </w:r>
       <w:r>
-        <w:t>pro vývoj 2D her.</w:t>
+        <w:t xml:space="preserve">pro vývoj </w:t>
+      </w:r>
+      <w:proofErr w:type="gramStart"/>
+      <w:r>
+        <w:t>2D</w:t>
+      </w:r>
+      <w:proofErr w:type="gramEnd"/>
+      <w:r>
+        <w:t xml:space="preserve"> her.</w:t>
       </w:r>
     </w:p>
     <w:p>
@@ -8717,10 +10758,12 @@
       <w:pPr>
         <w:pStyle w:val="Nadpis3"/>
       </w:pPr>
+      <w:bookmarkStart w:id="38" w:name="_Toc144990884"/>
       <w:r>
         <w:lastRenderedPageBreak/>
         <w:t>Grafika</w:t>
       </w:r>
+      <w:bookmarkEnd w:id="38"/>
     </w:p>
     <w:p>
       <w:pPr>
@@ -8926,6 +10969,7 @@
       <w:r>
         <w:t xml:space="preserve">Pro vytváření obrazu ve 2D hrách se používají </w:t>
       </w:r>
+      <w:proofErr w:type="spellStart"/>
       <w:r>
         <w:rPr>
           <w:b/>
@@ -8933,8 +10977,25 @@
         </w:rPr>
         <w:t>Sprites</w:t>
       </w:r>
-      <w:r>
-        <w:t xml:space="preserve">. Jedná se o jednoduché objekty neboli obrázky, které jsou vždycky otočené ke kameře. Tyto sprites se přidávají k objektům pomocí komponenty Sprite Renderer, která nám dovoluje změnit spoustu nastavení jako je například barva toho obrázku a rotace podle os. </w:t>
+      <w:proofErr w:type="spellEnd"/>
+      <w:r>
+        <w:t xml:space="preserve">. Jedná se o jednoduché objekty neboli obrázky, které jsou vždycky otočené ke kameře. Tyto </w:t>
+      </w:r>
+      <w:proofErr w:type="spellStart"/>
+      <w:r>
+        <w:t>sprites</w:t>
+      </w:r>
+      <w:proofErr w:type="spellEnd"/>
+      <w:r>
+        <w:t xml:space="preserve"> se přidávají k objektům pomocí komponenty Sprite </w:t>
+      </w:r>
+      <w:proofErr w:type="spellStart"/>
+      <w:r>
+        <w:t>Renderer</w:t>
+      </w:r>
+      <w:proofErr w:type="spellEnd"/>
+      <w:r>
+        <w:t xml:space="preserve">, která nám dovoluje změnit spoustu nastavení jako je například barva toho obrázku a rotace podle os. </w:t>
       </w:r>
     </w:p>
     <w:p>
@@ -8962,10 +11023,7 @@
         <w:t>[</w:t>
       </w:r>
       <w:r>
-        <w:t>1</w:t>
-      </w:r>
-      <w:r>
-        <w:t>4</w:t>
+        <w:t>14</w:t>
       </w:r>
       <w:r>
         <w:t>]</w:t>
@@ -8975,9 +11033,11 @@
       <w:pPr>
         <w:pStyle w:val="Nadpis3"/>
       </w:pPr>
+      <w:bookmarkStart w:id="39" w:name="_Toc144990885"/>
       <w:r>
         <w:t>Fyzika</w:t>
       </w:r>
+      <w:bookmarkEnd w:id="39"/>
     </w:p>
     <w:p>
       <w:pPr>
@@ -8985,16 +11045,42 @@
         <w:ind w:firstLine="709"/>
       </w:pPr>
       <w:r>
-        <w:t>Fyzika ve 2D oproti 3D hrách je velmi zjednodušená proto Unity používá odlišný systém aby dosáhl maximální optimalizace pro 2D hry. Komponenty jako Box Collider, které se běžně používají ve 3D hrách mají svojí zjednodušenou verzi, která se zpravidla jmenuje stejně s příponou 2D na konci (Box Collider2D).</w:t>
+        <w:t xml:space="preserve">Fyzika ve 2D oproti 3D hrách je velmi zjednodušená proto Unity používá odlišný </w:t>
+      </w:r>
+      <w:proofErr w:type="gramStart"/>
+      <w:r>
+        <w:t>systém</w:t>
+      </w:r>
+      <w:proofErr w:type="gramEnd"/>
+      <w:r>
+        <w:t xml:space="preserve"> aby dosáhl maximální optimalizace pro 2D hry. Komponenty jako Box </w:t>
+      </w:r>
+      <w:proofErr w:type="spellStart"/>
+      <w:r>
+        <w:t>Collider</w:t>
+      </w:r>
+      <w:proofErr w:type="spellEnd"/>
+      <w:r>
+        <w:t xml:space="preserve">, které se běžně používají ve 3D hrách mají svojí zjednodušenou verzi, která se zpravidla jmenuje stejně s příponou </w:t>
+      </w:r>
+      <w:proofErr w:type="gramStart"/>
+      <w:r>
+        <w:t>2D</w:t>
+      </w:r>
+      <w:proofErr w:type="gramEnd"/>
+      <w:r>
+        <w:t xml:space="preserve"> na konci (Box Collider2D).</w:t>
       </w:r>
     </w:p>
     <w:p>
       <w:pPr>
         <w:pStyle w:val="Nadpis3"/>
       </w:pPr>
+      <w:bookmarkStart w:id="40" w:name="_Toc144990886"/>
       <w:r>
         <w:t>Řazení</w:t>
       </w:r>
+      <w:bookmarkEnd w:id="40"/>
     </w:p>
     <w:p>
       <w:pPr>
@@ -9002,20 +11088,52 @@
         <w:ind w:firstLine="709"/>
       </w:pPr>
       <w:r>
-        <w:t>Objekty se na obrazovce zobrazují podle toho jak daleko jsou od kamery, což funguje krásně ve 3D ale ve 2D hrách jsou všechny objekty stejně vzdálené, což způsobuje problém vzájemného překrývání.</w:t>
-      </w:r>
-      <w:r>
-        <w:t xml:space="preserve"> Proto Unity poskytuje několik způsobů jak tento problém řešit.</w:t>
+        <w:t xml:space="preserve">Objekty se na obrazovce zobrazují podle </w:t>
+      </w:r>
+      <w:r>
+        <w:t>toho,</w:t>
+      </w:r>
+      <w:r>
+        <w:t xml:space="preserve"> jak daleko jsou od kamery, což funguje krásně ve </w:t>
+      </w:r>
+      <w:proofErr w:type="gramStart"/>
+      <w:r>
+        <w:t>3D</w:t>
+      </w:r>
+      <w:proofErr w:type="gramEnd"/>
+      <w:r>
+        <w:t xml:space="preserve"> ale ve 2D hrách jsou všechny objekty stejně vzdálené, což způsobuje problém vzájemného překrývání.</w:t>
+      </w:r>
+      <w:r>
+        <w:t xml:space="preserve"> Proto Unity poskytuje několik </w:t>
+      </w:r>
+      <w:r>
+        <w:t>způsobů,</w:t>
+      </w:r>
+      <w:r>
+        <w:t xml:space="preserve"> jak tento problém řešit.</w:t>
       </w:r>
     </w:p>
     <w:p>
       <w:pPr>
         <w:pStyle w:val="Nadpis4"/>
       </w:pPr>
+      <w:bookmarkStart w:id="41" w:name="_Toc144990887"/>
+      <w:proofErr w:type="spellStart"/>
       <w:r>
         <w:lastRenderedPageBreak/>
-        <w:t>Sorting Layer</w:t>
-      </w:r>
+        <w:t>Sorting</w:t>
+      </w:r>
+      <w:proofErr w:type="spellEnd"/>
+      <w:r>
+        <w:t xml:space="preserve"> </w:t>
+      </w:r>
+      <w:proofErr w:type="spellStart"/>
+      <w:r>
+        <w:t>Layer</w:t>
+      </w:r>
+      <w:bookmarkEnd w:id="41"/>
+      <w:proofErr w:type="spellEnd"/>
     </w:p>
     <w:p>
       <w:pPr>
@@ -9043,16 +11161,29 @@
         <w:t xml:space="preserve"> Při vytváření těchto hladin závisí na jejich pořadí, kde vrstva s nejmenším číslem se zobrazuje jako první a další se na ní postupně přidávají.</w:t>
       </w:r>
       <w:r>
-        <w:t xml:space="preserve">  Pro příklad níže se nejdříve zobrazí všechny objekty, které mají přiřazenou vrstvu Background nad ní se zobrazí vrstva Foreground a úplně nahoře vrstva s objekty Character. </w:t>
+        <w:t xml:space="preserve">  Pro příklad níže se nejdříve zobrazí všechny objekty, které mají přiřazenou vrstvu Background nad ní se zobrazí vrstva </w:t>
+      </w:r>
+      <w:proofErr w:type="spellStart"/>
+      <w:r>
+        <w:t>Foreground</w:t>
+      </w:r>
+      <w:proofErr w:type="spellEnd"/>
+      <w:r>
+        <w:t xml:space="preserve"> a úplně nahoře vrstva s objekty </w:t>
+      </w:r>
+      <w:proofErr w:type="spellStart"/>
+      <w:r>
+        <w:t>Character</w:t>
+      </w:r>
+      <w:proofErr w:type="spellEnd"/>
+      <w:r>
+        <w:t xml:space="preserve">. </w:t>
       </w:r>
       <w:r>
         <w:t>[</w:t>
       </w:r>
       <w:r>
-        <w:t>1</w:t>
-      </w:r>
-      <w:r>
-        <w:t>5</w:t>
+        <w:t>15</w:t>
       </w:r>
       <w:r>
         <w:t>]</w:t>
@@ -9134,8 +11265,13 @@
                               <w:fldChar w:fldCharType="end"/>
                             </w:r>
                             <w:r>
-                              <w:t xml:space="preserve"> - Layers</w:t>
+                              <w:t xml:space="preserve"> - </w:t>
                             </w:r>
+                            <w:proofErr w:type="spellStart"/>
+                            <w:r>
+                              <w:t>Layers</w:t>
+                            </w:r>
+                            <w:proofErr w:type="spellEnd"/>
                           </w:p>
                         </w:txbxContent>
                       </wps:txbx>
@@ -9190,8 +11326,13 @@
                         <w:fldChar w:fldCharType="end"/>
                       </w:r>
                       <w:r>
-                        <w:t xml:space="preserve"> - Layers</w:t>
+                        <w:t xml:space="preserve"> - </w:t>
                       </w:r>
+                      <w:proofErr w:type="spellStart"/>
+                      <w:r>
+                        <w:t>Layers</w:t>
+                      </w:r>
+                      <w:proofErr w:type="spellEnd"/>
                     </w:p>
                   </w:txbxContent>
                 </v:textbox>
@@ -9345,8 +11486,21 @@
                               <w:fldChar w:fldCharType="end"/>
                             </w:r>
                             <w:r>
-                              <w:t xml:space="preserve"> - Order in Layer</w:t>
+                              <w:t xml:space="preserve"> - </w:t>
                             </w:r>
+                            <w:proofErr w:type="spellStart"/>
+                            <w:r>
+                              <w:t>Order</w:t>
+                            </w:r>
+                            <w:proofErr w:type="spellEnd"/>
+                            <w:r>
+                              <w:t xml:space="preserve"> in </w:t>
+                            </w:r>
+                            <w:proofErr w:type="spellStart"/>
+                            <w:r>
+                              <w:t>Layer</w:t>
+                            </w:r>
+                            <w:proofErr w:type="spellEnd"/>
                           </w:p>
                         </w:txbxContent>
                       </wps:txbx>
@@ -9398,8 +11552,21 @@
                         <w:fldChar w:fldCharType="end"/>
                       </w:r>
                       <w:r>
-                        <w:t xml:space="preserve"> - Order in Layer</w:t>
+                        <w:t xml:space="preserve"> - </w:t>
                       </w:r>
+                      <w:proofErr w:type="spellStart"/>
+                      <w:r>
+                        <w:t>Order</w:t>
+                      </w:r>
+                      <w:proofErr w:type="spellEnd"/>
+                      <w:r>
+                        <w:t xml:space="preserve"> in </w:t>
+                      </w:r>
+                      <w:proofErr w:type="spellStart"/>
+                      <w:r>
+                        <w:t>Layer</w:t>
+                      </w:r>
+                      <w:proofErr w:type="spellEnd"/>
                     </w:p>
                   </w:txbxContent>
                 </v:textbox>
@@ -9488,20 +11655,104 @@
         <w:t xml:space="preserve"> </w:t>
       </w:r>
       <w:r>
-        <w:t>Sprite Renderer, který nabízí dvě možnosti dalšího nastavení: Sorting Layer a Order in Layer.</w:t>
-      </w:r>
-      <w:r>
-        <w:t xml:space="preserve"> Sorting Layer slouží k přiřezení vrstvy, kterou jsem vytvořili dříve v nastavení projektu. Dále máme možnost nastavit pořadí daného objektu v rámci zvolené vrstvy.</w:t>
+        <w:t xml:space="preserve">Sprite </w:t>
+      </w:r>
+      <w:proofErr w:type="spellStart"/>
+      <w:r>
+        <w:t>Renderer</w:t>
+      </w:r>
+      <w:proofErr w:type="spellEnd"/>
+      <w:r>
+        <w:t xml:space="preserve">, který nabízí dvě možnosti dalšího nastavení: </w:t>
+      </w:r>
+      <w:proofErr w:type="spellStart"/>
+      <w:r>
+        <w:t>Sorting</w:t>
+      </w:r>
+      <w:proofErr w:type="spellEnd"/>
+      <w:r>
+        <w:t xml:space="preserve"> </w:t>
+      </w:r>
+      <w:proofErr w:type="spellStart"/>
+      <w:r>
+        <w:t>Layer</w:t>
+      </w:r>
+      <w:proofErr w:type="spellEnd"/>
+      <w:r>
+        <w:t xml:space="preserve"> a </w:t>
+      </w:r>
+      <w:proofErr w:type="spellStart"/>
+      <w:r>
+        <w:t>Order</w:t>
+      </w:r>
+      <w:proofErr w:type="spellEnd"/>
+      <w:r>
+        <w:t xml:space="preserve"> in </w:t>
+      </w:r>
+      <w:proofErr w:type="spellStart"/>
+      <w:r>
+        <w:t>Layer</w:t>
+      </w:r>
+      <w:proofErr w:type="spellEnd"/>
+      <w:r>
+        <w:t>.</w:t>
+      </w:r>
+      <w:r>
+        <w:t xml:space="preserve"> </w:t>
+      </w:r>
+      <w:proofErr w:type="spellStart"/>
+      <w:r>
+        <w:t>Sorting</w:t>
+      </w:r>
+      <w:proofErr w:type="spellEnd"/>
+      <w:r>
+        <w:t xml:space="preserve"> </w:t>
+      </w:r>
+      <w:proofErr w:type="spellStart"/>
+      <w:r>
+        <w:t>Layer</w:t>
+      </w:r>
+      <w:proofErr w:type="spellEnd"/>
+      <w:r>
+        <w:t xml:space="preserve"> slouží k </w:t>
+      </w:r>
+      <w:proofErr w:type="spellStart"/>
+      <w:r>
+        <w:t>přiřezení</w:t>
+      </w:r>
+      <w:proofErr w:type="spellEnd"/>
+      <w:r>
+        <w:t xml:space="preserve"> vrstvy, kterou </w:t>
+      </w:r>
+      <w:proofErr w:type="gramStart"/>
+      <w:r>
+        <w:t>jsem</w:t>
+      </w:r>
+      <w:proofErr w:type="gramEnd"/>
+      <w:r>
+        <w:t xml:space="preserve"> vytvořili dříve v nastavení projektu. Dále máme možnost nastavit pořadí daného objektu v rámci zvolené vrstvy.</w:t>
       </w:r>
     </w:p>
     <w:p>
       <w:pPr>
         <w:pStyle w:val="Nadpis4"/>
       </w:pPr>
+      <w:bookmarkStart w:id="42" w:name="_Toc144990888"/>
+      <w:proofErr w:type="spellStart"/>
       <w:r>
         <w:lastRenderedPageBreak/>
-        <w:t>Sourting Groups</w:t>
-      </w:r>
+        <w:t>Sourting</w:t>
+      </w:r>
+      <w:proofErr w:type="spellEnd"/>
+      <w:r>
+        <w:t xml:space="preserve"> </w:t>
+      </w:r>
+      <w:proofErr w:type="spellStart"/>
+      <w:r>
+        <w:t>Groups</w:t>
+      </w:r>
+      <w:bookmarkEnd w:id="42"/>
+      <w:proofErr w:type="spellEnd"/>
     </w:p>
     <w:p>
       <w:pPr>
@@ -9511,6 +11762,127 @@
       <w:r>
         <w:t xml:space="preserve">Je komponent, který nám nabízí možnost spravovat pořadí zobrazení několika </w:t>
       </w:r>
+    </w:p>
+    <w:p>
+      <w:pPr>
+        <w:spacing w:line="360" w:lineRule="auto"/>
+      </w:pPr>
+      <w:r>
+        <w:rPr>
+          <w:noProof/>
+        </w:rPr>
+        <w:drawing>
+          <wp:anchor distT="0" distB="0" distL="114300" distR="114300" simplePos="0" relativeHeight="251691008" behindDoc="0" locked="0" layoutInCell="1" allowOverlap="1" wp14:anchorId="32772260" wp14:editId="232C05E3">
+            <wp:simplePos x="0" y="0"/>
+            <wp:positionH relativeFrom="margin">
+              <wp:posOffset>-1270</wp:posOffset>
+            </wp:positionH>
+            <wp:positionV relativeFrom="paragraph">
+              <wp:posOffset>1753870</wp:posOffset>
+            </wp:positionV>
+            <wp:extent cx="5580380" cy="828675"/>
+            <wp:effectExtent l="0" t="0" r="1270" b="9525"/>
+            <wp:wrapTopAndBottom/>
+            <wp:docPr id="1558483616" name="Obrázek 4"/>
+            <wp:cNvGraphicFramePr>
+              <a:graphicFrameLocks xmlns:a="http://schemas.openxmlformats.org/drawingml/2006/main" noChangeAspect="1"/>
+            </wp:cNvGraphicFramePr>
+            <a:graphic xmlns:a="http://schemas.openxmlformats.org/drawingml/2006/main">
+              <a:graphicData uri="http://schemas.openxmlformats.org/drawingml/2006/picture">
+                <pic:pic xmlns:pic="http://schemas.openxmlformats.org/drawingml/2006/picture">
+                  <pic:nvPicPr>
+                    <pic:cNvPr id="1558483616" name="Obrázek 1558483616"/>
+                    <pic:cNvPicPr/>
+                  </pic:nvPicPr>
+                  <pic:blipFill>
+                    <a:blip r:embed="rId20">
+                      <a:extLst>
+                        <a:ext uri="{28A0092B-C50C-407E-A947-70E740481C1C}">
+                          <a14:useLocalDpi xmlns:a14="http://schemas.microsoft.com/office/drawing/2010/main" val="0"/>
+                        </a:ext>
+                      </a:extLst>
+                    </a:blip>
+                    <a:stretch>
+                      <a:fillRect/>
+                    </a:stretch>
+                  </pic:blipFill>
+                  <pic:spPr>
+                    <a:xfrm>
+                      <a:off x="0" y="0"/>
+                      <a:ext cx="5580380" cy="828675"/>
+                    </a:xfrm>
+                    <a:prstGeom prst="rect">
+                      <a:avLst/>
+                    </a:prstGeom>
+                  </pic:spPr>
+                </pic:pic>
+              </a:graphicData>
+            </a:graphic>
+            <wp14:sizeRelH relativeFrom="page">
+              <wp14:pctWidth>0</wp14:pctWidth>
+            </wp14:sizeRelH>
+            <wp14:sizeRelV relativeFrom="page">
+              <wp14:pctHeight>0</wp14:pctHeight>
+            </wp14:sizeRelV>
+          </wp:anchor>
+        </w:drawing>
+      </w:r>
+      <w:proofErr w:type="spellStart"/>
+      <w:r>
+        <w:t>sprites</w:t>
+      </w:r>
+      <w:proofErr w:type="spellEnd"/>
+      <w:r>
+        <w:t xml:space="preserve"> najednou. Nejčastěji se používá na objektech jako je postava hráče nebo postava nepřátel, kvůli velkému počtu spritů, které mezi sebou mají spoustu vrstev řazení a bylo by obtížné řešit až přímo nemožné jejich vzájemné překrývání.</w:t>
+      </w:r>
+      <w:r>
+        <w:t xml:space="preserve"> Přidání komponentu </w:t>
+      </w:r>
+      <w:proofErr w:type="spellStart"/>
+      <w:r>
+        <w:t>Sorting</w:t>
+      </w:r>
+      <w:proofErr w:type="spellEnd"/>
+      <w:r>
+        <w:t xml:space="preserve"> Group</w:t>
+      </w:r>
+      <w:r>
+        <w:t xml:space="preserve"> do rodičovského objektu se všechno řazení objektů jeho potomků spojí do jednoho.</w:t>
+      </w:r>
+      <w:r>
+        <w:t xml:space="preserve"> </w:t>
+      </w:r>
+      <w:r>
+        <w:t xml:space="preserve">Čímž se docílí, že všechno řazení v rámci objektu se </w:t>
+      </w:r>
+      <w:proofErr w:type="gramStart"/>
+      <w:r>
+        <w:t>řeší</w:t>
+      </w:r>
+      <w:proofErr w:type="gramEnd"/>
+      <w:r>
+        <w:t xml:space="preserve"> pouze v tomto objektu nezávisle na okolí a o řazení celého </w:t>
+      </w:r>
+      <w:r>
+        <w:t>objektu</w:t>
+      </w:r>
+      <w:r>
+        <w:t xml:space="preserve"> ve scéně se postará výše zmíněný komponent.</w:t>
+      </w:r>
+      <w:r>
+        <w:t xml:space="preserve"> </w:t>
+      </w:r>
+      <w:bookmarkStart w:id="43" w:name="_Hlk144983643"/>
+      <w:r>
+        <w:t>[</w:t>
+      </w:r>
+      <w:r>
+        <w:t>16</w:t>
+      </w:r>
+      <w:r>
+        <w:t>]</w:t>
+      </w:r>
+      <w:bookmarkEnd w:id="43"/>
     </w:p>
     <w:p>
       <w:pPr>
@@ -9523,16 +11895,16 @@
         <mc:AlternateContent>
           <mc:Choice Requires="wps">
             <w:drawing>
-              <wp:anchor distT="0" distB="0" distL="114300" distR="114300" simplePos="0" relativeHeight="251693056" behindDoc="0" locked="0" layoutInCell="1" allowOverlap="1" wp14:anchorId="62368F33" wp14:editId="6BB74146">
+              <wp:anchor distT="0" distB="0" distL="114300" distR="114300" simplePos="0" relativeHeight="251693056" behindDoc="0" locked="0" layoutInCell="1" allowOverlap="1" wp14:anchorId="62368F33" wp14:editId="45E18986">
                 <wp:simplePos x="0" y="0"/>
-                <wp:positionH relativeFrom="column">
+                <wp:positionH relativeFrom="margin">
                   <wp:posOffset>-1270</wp:posOffset>
                 </wp:positionH>
                 <wp:positionV relativeFrom="paragraph">
-                  <wp:posOffset>2197100</wp:posOffset>
+                  <wp:posOffset>1010285</wp:posOffset>
                 </wp:positionV>
-                <wp:extent cx="5580380" cy="635"/>
-                <wp:effectExtent l="0" t="0" r="0" b="0"/>
+                <wp:extent cx="5580380" cy="258445"/>
+                <wp:effectExtent l="0" t="0" r="1270" b="8255"/>
                 <wp:wrapTopAndBottom/>
                 <wp:docPr id="678145051" name="Textové pole 1"/>
                 <wp:cNvGraphicFramePr/>
@@ -9543,7 +11915,7 @@
                       <wps:spPr>
                         <a:xfrm>
                           <a:off x="0" y="0"/>
-                          <a:ext cx="5580380" cy="635"/>
+                          <a:ext cx="5580380" cy="258445"/>
                         </a:xfrm>
                         <a:prstGeom prst="rect">
                           <a:avLst/>
@@ -9588,8 +11960,21 @@
                               <w:fldChar w:fldCharType="end"/>
                             </w:r>
                             <w:r>
-                              <w:t xml:space="preserve"> - sorting group</w:t>
+                              <w:t xml:space="preserve"> - </w:t>
                             </w:r>
+                            <w:proofErr w:type="spellStart"/>
+                            <w:r>
+                              <w:t>sorting</w:t>
+                            </w:r>
+                            <w:proofErr w:type="spellEnd"/>
+                            <w:r>
+                              <w:t xml:space="preserve"> </w:t>
+                            </w:r>
+                            <w:proofErr w:type="spellStart"/>
+                            <w:r>
+                              <w:t>group</w:t>
+                            </w:r>
+                            <w:proofErr w:type="spellEnd"/>
                           </w:p>
                         </w:txbxContent>
                       </wps:txbx>
@@ -9607,7 +11992,7 @@
           </mc:Choice>
           <mc:Fallback>
             <w:pict>
-              <v:shape w14:anchorId="62368F33" id="_x0000_s1035" type="#_x0000_t202" style="position:absolute;margin-left:-.1pt;margin-top:173pt;width:439.4pt;height:.05pt;z-index:251693056;visibility:visible;mso-wrap-style:square;mso-wrap-distance-left:9pt;mso-wrap-distance-top:0;mso-wrap-distance-right:9pt;mso-wrap-distance-bottom:0;mso-position-horizontal:absolute;mso-position-horizontal-relative:text;mso-position-vertical:absolute;mso-position-vertical-relative:text;v-text-anchor:top" o:gfxdata="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" stroked="f">
+              <v:shape w14:anchorId="62368F33" id="_x0000_s1035" type="#_x0000_t202" style="position:absolute;margin-left:-.1pt;margin-top:79.55pt;width:439.4pt;height:20.35pt;z-index:251693056;visibility:visible;mso-wrap-style:square;mso-wrap-distance-left:9pt;mso-wrap-distance-top:0;mso-wrap-distance-right:9pt;mso-wrap-distance-bottom:0;mso-position-horizontal:absolute;mso-position-horizontal-relative:margin;mso-position-vertical:absolute;mso-position-vertical-relative:text;v-text-anchor:top" o:gfxdata="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" stroked="f">
                 <v:textbox style="mso-fit-shape-to-text:t" inset="0,0,0,0">
                   <w:txbxContent>
                     <w:p>
@@ -9641,34 +12026,516 @@
                         <w:fldChar w:fldCharType="end"/>
                       </w:r>
                       <w:r>
-                        <w:t xml:space="preserve"> - sorting group</w:t>
+                        <w:t xml:space="preserve"> - </w:t>
                       </w:r>
+                      <w:proofErr w:type="spellStart"/>
+                      <w:r>
+                        <w:t>sorting</w:t>
+                      </w:r>
+                      <w:proofErr w:type="spellEnd"/>
+                      <w:r>
+                        <w:t xml:space="preserve"> </w:t>
+                      </w:r>
+                      <w:proofErr w:type="spellStart"/>
+                      <w:r>
+                        <w:t>group</w:t>
+                      </w:r>
+                      <w:proofErr w:type="spellEnd"/>
                     </w:p>
                   </w:txbxContent>
                 </v:textbox>
-                <w10:wrap type="topAndBottom"/>
+                <w10:wrap type="topAndBottom" anchorx="margin"/>
               </v:shape>
             </w:pict>
           </mc:Fallback>
         </mc:AlternateContent>
       </w:r>
+    </w:p>
+    <w:p>
+      <w:pPr>
+        <w:pStyle w:val="Nadpis4"/>
+      </w:pPr>
+      <w:bookmarkStart w:id="44" w:name="_Toc144990889"/>
+      <w:proofErr w:type="spellStart"/>
+      <w:r>
+        <w:t>Specify</w:t>
+      </w:r>
+      <w:proofErr w:type="spellEnd"/>
+      <w:r>
+        <w:t xml:space="preserve"> </w:t>
+      </w:r>
+      <w:proofErr w:type="spellStart"/>
+      <w:r>
+        <w:t>Render</w:t>
+      </w:r>
+      <w:proofErr w:type="spellEnd"/>
+      <w:r>
+        <w:t xml:space="preserve"> </w:t>
+      </w:r>
+      <w:proofErr w:type="spellStart"/>
+      <w:r>
+        <w:t>Queue</w:t>
+      </w:r>
+      <w:bookmarkEnd w:id="44"/>
+      <w:proofErr w:type="spellEnd"/>
+    </w:p>
+    <w:p>
+      <w:pPr>
+        <w:spacing w:line="360" w:lineRule="auto"/>
+        <w:ind w:left="709"/>
+      </w:pPr>
+      <w:r>
+        <w:t xml:space="preserve">Dalším způsobem, jak řešit řazení objektů na scéně je pomocí </w:t>
+      </w:r>
+      <w:r>
+        <w:t>vykreslovacích</w:t>
+      </w:r>
+      <w:r>
+        <w:t xml:space="preserve"> řad.</w:t>
+      </w:r>
+    </w:p>
+    <w:p>
+      <w:pPr>
+        <w:spacing w:line="360" w:lineRule="auto"/>
+      </w:pPr>
+      <w:r>
+        <w:t xml:space="preserve">Zatímco </w:t>
+      </w:r>
+      <w:proofErr w:type="spellStart"/>
+      <w:r>
+        <w:t>Sorting</w:t>
+      </w:r>
+      <w:proofErr w:type="spellEnd"/>
+      <w:r>
+        <w:t xml:space="preserve"> </w:t>
+      </w:r>
+      <w:proofErr w:type="spellStart"/>
+      <w:r>
+        <w:t>Layers</w:t>
+      </w:r>
+      <w:proofErr w:type="spellEnd"/>
+      <w:r>
+        <w:t xml:space="preserve"> jsou vyvinuty zásadně pro </w:t>
+      </w:r>
+      <w:proofErr w:type="spellStart"/>
+      <w:r>
+        <w:t>sprites</w:t>
+      </w:r>
+      <w:proofErr w:type="spellEnd"/>
+      <w:r>
+        <w:t xml:space="preserve">, může nastat případ </w:t>
+      </w:r>
+      <w:r>
+        <w:t>dvou</w:t>
+      </w:r>
+      <w:r>
+        <w:t xml:space="preserve"> spritů s odlišnými materiály, kde potřebujeme </w:t>
+      </w:r>
+      <w:r>
+        <w:t xml:space="preserve">extra </w:t>
+      </w:r>
+      <w:r>
+        <w:t>řazení</w:t>
+      </w:r>
+      <w:r>
+        <w:t xml:space="preserve">. V tento moment </w:t>
+      </w:r>
+      <w:r>
+        <w:t>se hodí specifikovat řadu vykreslování.</w:t>
+      </w:r>
+    </w:p>
+    <w:p>
+      <w:pPr>
+        <w:spacing w:line="360" w:lineRule="auto"/>
+        <w:ind w:firstLine="709"/>
+      </w:pPr>
+      <w:proofErr w:type="gramStart"/>
+      <w:r>
+        <w:t>Slouží</w:t>
+      </w:r>
+      <w:proofErr w:type="gramEnd"/>
+      <w:r>
+        <w:t xml:space="preserve"> k seskupování a řazení objektů, které používají jiné materiály. Jednotlivé typy můžeme nastavit v inspektoru objektu v sekci nastavení materiálu. Unity nabízí 5 základních řad:</w:t>
+      </w:r>
+    </w:p>
+    <w:p>
+      <w:pPr>
+        <w:pStyle w:val="Odstavecseseznamem"/>
+        <w:numPr>
+          <w:ilvl w:val="0"/>
+          <w:numId w:val="28"/>
+        </w:numPr>
+        <w:spacing w:line="360" w:lineRule="auto"/>
+      </w:pPr>
+      <w:r>
+        <w:t>Background</w:t>
+      </w:r>
+    </w:p>
+    <w:p>
+      <w:pPr>
+        <w:pStyle w:val="Odstavecseseznamem"/>
+        <w:numPr>
+          <w:ilvl w:val="0"/>
+          <w:numId w:val="28"/>
+        </w:numPr>
+        <w:spacing w:line="360" w:lineRule="auto"/>
+      </w:pPr>
+      <w:r>
+        <w:t>Geometry</w:t>
+      </w:r>
+    </w:p>
+    <w:p>
+      <w:pPr>
+        <w:pStyle w:val="Odstavecseseznamem"/>
+        <w:numPr>
+          <w:ilvl w:val="0"/>
+          <w:numId w:val="28"/>
+        </w:numPr>
+        <w:spacing w:line="360" w:lineRule="auto"/>
+      </w:pPr>
+      <w:proofErr w:type="spellStart"/>
+      <w:r>
+        <w:t>Alpha</w:t>
+      </w:r>
+      <w:proofErr w:type="spellEnd"/>
+      <w:r>
+        <w:t xml:space="preserve"> Test</w:t>
+      </w:r>
+    </w:p>
+    <w:p>
+      <w:pPr>
+        <w:pStyle w:val="Odstavecseseznamem"/>
+        <w:numPr>
+          <w:ilvl w:val="0"/>
+          <w:numId w:val="28"/>
+        </w:numPr>
+        <w:spacing w:line="360" w:lineRule="auto"/>
+      </w:pPr>
+      <w:r>
+        <w:t>Transparent</w:t>
+      </w:r>
+    </w:p>
+    <w:p>
+      <w:pPr>
+        <w:pStyle w:val="Odstavecseseznamem"/>
+        <w:numPr>
+          <w:ilvl w:val="0"/>
+          <w:numId w:val="28"/>
+        </w:numPr>
+        <w:spacing w:line="360" w:lineRule="auto"/>
+      </w:pPr>
+      <w:proofErr w:type="spellStart"/>
+      <w:r>
+        <w:t>Overlay</w:t>
+      </w:r>
+      <w:proofErr w:type="spellEnd"/>
+      <w:r>
+        <w:t xml:space="preserve"> </w:t>
+      </w:r>
+      <w:r>
+        <w:t>[</w:t>
+      </w:r>
+      <w:r>
+        <w:t>1</w:t>
+      </w:r>
+      <w:r>
+        <w:t>7</w:t>
+      </w:r>
+      <w:r>
+        <w:t>]</w:t>
+      </w:r>
+    </w:p>
+    <w:p>
+      <w:pPr>
+        <w:spacing w:line="360" w:lineRule="auto"/>
+      </w:pPr>
+    </w:p>
+    <w:p>
+      <w:pPr>
+        <w:spacing w:line="360" w:lineRule="auto"/>
+      </w:pPr>
+    </w:p>
+    <w:p>
+      <w:pPr>
+        <w:spacing w:line="360" w:lineRule="auto"/>
+      </w:pPr>
+    </w:p>
+    <w:p>
+      <w:pPr>
+        <w:spacing w:line="360" w:lineRule="auto"/>
+        <w:ind w:left="1065"/>
+      </w:pPr>
+    </w:p>
+    <w:p>
+      <w:pPr>
+        <w:spacing w:line="360" w:lineRule="auto"/>
+        <w:ind w:firstLine="709"/>
+      </w:pPr>
+    </w:p>
+    <w:p>
+      <w:pPr>
+        <w:spacing w:line="360" w:lineRule="auto"/>
+        <w:ind w:firstLine="709"/>
+      </w:pPr>
+    </w:p>
+    <w:p>
+      <w:pPr>
+        <w:pStyle w:val="Nadpis4"/>
+      </w:pPr>
+      <w:bookmarkStart w:id="45" w:name="_Toc144989582"/>
+      <w:bookmarkStart w:id="46" w:name="_Toc144990890"/>
+      <w:r>
+        <w:lastRenderedPageBreak/>
+        <w:t>Vzdálenost od kamery</w:t>
+      </w:r>
+      <w:bookmarkEnd w:id="45"/>
+      <w:bookmarkEnd w:id="46"/>
+    </w:p>
+    <w:p>
+      <w:pPr>
+        <w:spacing w:line="360" w:lineRule="auto"/>
+        <w:ind w:left="709"/>
+      </w:pPr>
+      <w:r>
+        <w:t xml:space="preserve">Většina </w:t>
+      </w:r>
+      <w:proofErr w:type="gramStart"/>
+      <w:r>
+        <w:t>2D</w:t>
+      </w:r>
+      <w:proofErr w:type="gramEnd"/>
+      <w:r>
+        <w:t xml:space="preserve"> her, používá řazení pomocí víše zmíněných postupů, ale existuje</w:t>
+      </w:r>
+    </w:p>
+    <w:p>
+      <w:pPr>
+        <w:spacing w:line="360" w:lineRule="auto"/>
+      </w:pPr>
+      <w:r>
+        <w:t xml:space="preserve">několik výjimek, kdy je jednodušší a lepší používat řazení pomocí vzdálenosti od kamery. Například hra s vlastní perspektivou, kde objekty umístěné na vrhu obrazovky jsou menší než objekty umístěné na spodu. Tohle řazení se provádí na základně nastavení kamery, která má dva typy: </w:t>
+      </w:r>
+      <w:r>
+        <w:rPr>
+          <w:b/>
+          <w:bCs/>
+        </w:rPr>
+        <w:t>Perspektivní</w:t>
+      </w:r>
+      <w:r>
+        <w:rPr>
+          <w:b/>
+          <w:bCs/>
+        </w:rPr>
+        <w:t xml:space="preserve"> </w:t>
+      </w:r>
+      <w:r>
+        <w:t xml:space="preserve">a </w:t>
+      </w:r>
+      <w:r>
+        <w:rPr>
+          <w:b/>
+          <w:bCs/>
+        </w:rPr>
+        <w:t>Ortografický</w:t>
+      </w:r>
+      <w:r>
+        <w:t>.</w:t>
+      </w:r>
+    </w:p>
+    <w:p>
+      <w:pPr>
+        <w:pStyle w:val="Nadpis3"/>
+      </w:pPr>
+      <w:bookmarkStart w:id="47" w:name="_Toc144989583"/>
+      <w:bookmarkStart w:id="48" w:name="_Toc144990891"/>
+      <w:proofErr w:type="spellStart"/>
+      <w:r>
+        <w:t>Timemap</w:t>
+      </w:r>
+      <w:bookmarkEnd w:id="47"/>
+      <w:bookmarkEnd w:id="48"/>
+      <w:proofErr w:type="spellEnd"/>
+    </w:p>
+    <w:p>
+      <w:pPr>
+        <w:spacing w:line="360" w:lineRule="auto"/>
+        <w:ind w:left="431"/>
+      </w:pPr>
+      <w:r>
+        <w:t>Vytváření komplexních levelů ve 2D hrách je velmi jednoduchá a rychlá záležitost</w:t>
+      </w:r>
+    </w:p>
+    <w:p>
+      <w:pPr>
+        <w:spacing w:line="360" w:lineRule="auto"/>
+      </w:pPr>
       <w:r>
         <w:rPr>
           <w:noProof/>
         </w:rPr>
+        <mc:AlternateContent>
+          <mc:Choice Requires="wps">
+            <w:drawing>
+              <wp:anchor distT="0" distB="0" distL="114300" distR="114300" simplePos="0" relativeHeight="251696128" behindDoc="0" locked="0" layoutInCell="1" allowOverlap="1" wp14:anchorId="10ACD668" wp14:editId="51AA03A9">
+                <wp:simplePos x="0" y="0"/>
+                <wp:positionH relativeFrom="page">
+                  <wp:posOffset>2133600</wp:posOffset>
+                </wp:positionH>
+                <wp:positionV relativeFrom="paragraph">
+                  <wp:posOffset>2281555</wp:posOffset>
+                </wp:positionV>
+                <wp:extent cx="2752725" cy="635"/>
+                <wp:effectExtent l="0" t="0" r="9525" b="8255"/>
+                <wp:wrapTopAndBottom/>
+                <wp:docPr id="1119682873" name="Textové pole 1"/>
+                <wp:cNvGraphicFramePr/>
+                <a:graphic xmlns:a="http://schemas.openxmlformats.org/drawingml/2006/main">
+                  <a:graphicData uri="http://schemas.microsoft.com/office/word/2010/wordprocessingShape">
+                    <wps:wsp>
+                      <wps:cNvSpPr txBox="1"/>
+                      <wps:spPr>
+                        <a:xfrm>
+                          <a:off x="0" y="0"/>
+                          <a:ext cx="2752725" cy="635"/>
+                        </a:xfrm>
+                        <a:prstGeom prst="rect">
+                          <a:avLst/>
+                        </a:prstGeom>
+                        <a:solidFill>
+                          <a:prstClr val="white"/>
+                        </a:solidFill>
+                        <a:ln>
+                          <a:noFill/>
+                        </a:ln>
+                      </wps:spPr>
+                      <wps:txbx>
+                        <w:txbxContent>
+                          <w:p>
+                            <w:pPr>
+                              <w:pStyle w:val="Titulek"/>
+                              <w:rPr>
+                                <w:noProof/>
+                                <w:sz w:val="24"/>
+                                <w:szCs w:val="24"/>
+                              </w:rPr>
+                            </w:pPr>
+                            <w:r>
+                              <w:t xml:space="preserve">Obrázek </w:t>
+                            </w:r>
+                            <w:r>
+                              <w:fldChar w:fldCharType="begin"/>
+                            </w:r>
+                            <w:r>
+                              <w:instrText xml:space="preserve"> SEQ Obrázek \* ARABIC </w:instrText>
+                            </w:r>
+                            <w:r>
+                              <w:fldChar w:fldCharType="separate"/>
+                            </w:r>
+                            <w:r>
+                              <w:rPr>
+                                <w:noProof/>
+                              </w:rPr>
+                              <w:t>11</w:t>
+                            </w:r>
+                            <w:r>
+                              <w:fldChar w:fldCharType="end"/>
+                            </w:r>
+                            <w:r>
+                              <w:t xml:space="preserve"> - </w:t>
+                            </w:r>
+                            <w:proofErr w:type="spellStart"/>
+                            <w:r>
+                              <w:t>tilemap</w:t>
+                            </w:r>
+                            <w:proofErr w:type="spellEnd"/>
+                          </w:p>
+                        </w:txbxContent>
+                      </wps:txbx>
+                      <wps:bodyPr rot="0" spcFirstLastPara="0" vertOverflow="overflow" horzOverflow="overflow" vert="horz" wrap="square" lIns="0" tIns="0" rIns="0" bIns="0" numCol="1" spcCol="0" rtlCol="0" fromWordArt="0" anchor="t" anchorCtr="0" forceAA="0" compatLnSpc="1">
+                        <a:prstTxWarp prst="textNoShape">
+                          <a:avLst/>
+                        </a:prstTxWarp>
+                        <a:spAutoFit/>
+                      </wps:bodyPr>
+                    </wps:wsp>
+                  </a:graphicData>
+                </a:graphic>
+                <wp14:sizeRelH relativeFrom="margin">
+                  <wp14:pctWidth>0</wp14:pctWidth>
+                </wp14:sizeRelH>
+              </wp:anchor>
+            </w:drawing>
+          </mc:Choice>
+          <mc:Fallback>
+            <w:pict>
+              <v:shape w14:anchorId="10ACD668" id="_x0000_s1036" type="#_x0000_t202" style="position:absolute;margin-left:168pt;margin-top:179.65pt;width:216.75pt;height:.05pt;z-index:251696128;visibility:visible;mso-wrap-style:square;mso-width-percent:0;mso-wrap-distance-left:9pt;mso-wrap-distance-top:0;mso-wrap-distance-right:9pt;mso-wrap-distance-bottom:0;mso-position-horizontal:absolute;mso-position-horizontal-relative:page;mso-position-vertical:absolute;mso-position-vertical-relative:text;mso-width-percent:0;mso-width-relative:margin;v-text-anchor:top" o:gfxdata="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" stroked="f">
+                <v:textbox style="mso-fit-shape-to-text:t" inset="0,0,0,0">
+                  <w:txbxContent>
+                    <w:p>
+                      <w:pPr>
+                        <w:pStyle w:val="Titulek"/>
+                        <w:rPr>
+                          <w:noProof/>
+                          <w:sz w:val="24"/>
+                          <w:szCs w:val="24"/>
+                        </w:rPr>
+                      </w:pPr>
+                      <w:r>
+                        <w:t xml:space="preserve">Obrázek </w:t>
+                      </w:r>
+                      <w:r>
+                        <w:fldChar w:fldCharType="begin"/>
+                      </w:r>
+                      <w:r>
+                        <w:instrText xml:space="preserve"> SEQ Obrázek \* ARABIC </w:instrText>
+                      </w:r>
+                      <w:r>
+                        <w:fldChar w:fldCharType="separate"/>
+                      </w:r>
+                      <w:r>
+                        <w:rPr>
+                          <w:noProof/>
+                        </w:rPr>
+                        <w:t>11</w:t>
+                      </w:r>
+                      <w:r>
+                        <w:fldChar w:fldCharType="end"/>
+                      </w:r>
+                      <w:r>
+                        <w:t xml:space="preserve"> - </w:t>
+                      </w:r>
+                      <w:proofErr w:type="spellStart"/>
+                      <w:r>
+                        <w:t>tilemap</w:t>
+                      </w:r>
+                      <w:proofErr w:type="spellEnd"/>
+                    </w:p>
+                  </w:txbxContent>
+                </v:textbox>
+                <w10:wrap type="topAndBottom" anchorx="page"/>
+              </v:shape>
+            </w:pict>
+          </mc:Fallback>
+        </mc:AlternateContent>
+      </w:r>
+      <w:r>
+        <w:rPr>
+          <w:noProof/>
+        </w:rPr>
         <w:drawing>
-          <wp:anchor distT="0" distB="0" distL="114300" distR="114300" simplePos="0" relativeHeight="251691008" behindDoc="0" locked="0" layoutInCell="1" allowOverlap="1" wp14:anchorId="32772260" wp14:editId="48F84FDA">
+          <wp:anchor distT="0" distB="0" distL="114300" distR="114300" simplePos="0" relativeHeight="251695104" behindDoc="0" locked="0" layoutInCell="1" allowOverlap="1" wp14:anchorId="025B46DC" wp14:editId="02BA1EF2">
             <wp:simplePos x="0" y="0"/>
-            <wp:positionH relativeFrom="margin">
-              <wp:align>right</wp:align>
+            <wp:positionH relativeFrom="page">
+              <wp:posOffset>2105025</wp:posOffset>
             </wp:positionH>
             <wp:positionV relativeFrom="paragraph">
-              <wp:posOffset>1649095</wp:posOffset>
+              <wp:posOffset>243205</wp:posOffset>
             </wp:positionV>
-            <wp:extent cx="5580380" cy="490855"/>
-            <wp:effectExtent l="0" t="0" r="1270" b="4445"/>
+            <wp:extent cx="2828925" cy="2026920"/>
+            <wp:effectExtent l="0" t="0" r="9525" b="0"/>
             <wp:wrapTopAndBottom/>
-            <wp:docPr id="1558483616" name="Obrázek 4"/>
+            <wp:docPr id="2040433771" name="Obrázek 1" descr="Obsah obrázku text, snímek obrazovky, software, Multimediální software&#10;&#10;Popis byl vytvořen automaticky"/>
             <wp:cNvGraphicFramePr>
               <a:graphicFrameLocks xmlns:a="http://schemas.openxmlformats.org/drawingml/2006/main" noChangeAspect="1"/>
             </wp:cNvGraphicFramePr>
@@ -9676,11 +12543,11 @@
               <a:graphicData uri="http://schemas.openxmlformats.org/drawingml/2006/picture">
                 <pic:pic xmlns:pic="http://schemas.openxmlformats.org/drawingml/2006/picture">
                   <pic:nvPicPr>
-                    <pic:cNvPr id="1558483616" name="Obrázek 1558483616"/>
+                    <pic:cNvPr id="2040433771" name="Obrázek 1" descr="Obsah obrázku text, snímek obrazovky, software, Multimediální software&#10;&#10;Popis byl vytvořen automaticky"/>
                     <pic:cNvPicPr/>
                   </pic:nvPicPr>
                   <pic:blipFill>
-                    <a:blip r:embed="rId20">
+                    <a:blip r:embed="rId21">
                       <a:extLst>
                         <a:ext uri="{28A0092B-C50C-407E-A947-70E740481C1C}">
                           <a14:useLocalDpi xmlns:a14="http://schemas.microsoft.com/office/drawing/2010/main" val="0"/>
@@ -9694,7 +12561,7 @@
                   <pic:spPr>
                     <a:xfrm>
                       <a:off x="0" y="0"/>
-                      <a:ext cx="5580380" cy="490855"/>
+                      <a:ext cx="2828925" cy="2026920"/>
                     </a:xfrm>
                     <a:prstGeom prst="rect">
                       <a:avLst/>
@@ -9713,37 +12580,370 @@
         </w:drawing>
       </w:r>
       <w:r>
-        <w:t>sprites najednou. Nejčastěji se používá na objektech jako je postava hráče nebo postava nepřátel, kvůli velkému počtu spritů, které mezi sebou mají spoustu vrstev řazení a bylo by obtížné řešit až přímo nemožné jejich vzájemné překrývání.</w:t>
-      </w:r>
-      <w:r>
-        <w:t xml:space="preserve"> Přidání komponentu Sorting Group</w:t>
-      </w:r>
-      <w:r>
-        <w:t xml:space="preserve"> do rodičovského objektu se všechno řazení objektů jeho potomků spojí do jednoho.</w:t>
-      </w:r>
+        <w:t xml:space="preserve">pomocí </w:t>
+      </w:r>
+      <w:proofErr w:type="spellStart"/>
+      <w:r>
+        <w:t>Tilemaps</w:t>
+      </w:r>
+      <w:proofErr w:type="spellEnd"/>
+      <w:r>
+        <w:t xml:space="preserve">. Při vytváření máme na výběr z několika druhů. </w:t>
+      </w:r>
+    </w:p>
+    <w:p>
+      <w:pPr>
+        <w:spacing w:line="360" w:lineRule="auto"/>
+        <w:ind w:firstLine="431"/>
+      </w:pPr>
+      <w:r>
+        <w:t xml:space="preserve">Po vytvoření nám </w:t>
+      </w:r>
+      <w:proofErr w:type="spellStart"/>
+      <w:r>
+        <w:t>znikne</w:t>
+      </w:r>
+      <w:proofErr w:type="spellEnd"/>
+      <w:r>
+        <w:t xml:space="preserve"> objekt, který má k sobě připnutý komponent </w:t>
+      </w:r>
+      <w:proofErr w:type="spellStart"/>
+      <w:r>
+        <w:t>Tilemap</w:t>
+      </w:r>
+      <w:proofErr w:type="spellEnd"/>
+      <w:r>
+        <w:t xml:space="preserve">, který </w:t>
+      </w:r>
+      <w:proofErr w:type="spellStart"/>
+      <w:r>
+        <w:t>abízí</w:t>
+      </w:r>
+      <w:proofErr w:type="spellEnd"/>
+      <w:r>
+        <w:t xml:space="preserve"> spoustu nastavení. </w:t>
+      </w:r>
+    </w:p>
+    <w:p>
+      <w:pPr>
+        <w:pStyle w:val="Odstavecseseznamem"/>
+        <w:numPr>
+          <w:ilvl w:val="0"/>
+          <w:numId w:val="30"/>
+        </w:numPr>
+        <w:spacing w:line="360" w:lineRule="auto"/>
+      </w:pPr>
+      <w:proofErr w:type="spellStart"/>
+      <w:r>
+        <w:t>Amination</w:t>
+      </w:r>
+      <w:proofErr w:type="spellEnd"/>
       <w:r>
         <w:t xml:space="preserve"> </w:t>
       </w:r>
-      <w:r>
-        <w:t xml:space="preserve">Čímž se docílí, že všechno řazení v rámci objektu se řeší pouze v tomto objektu nezávisle na okolí a o řazení celého </w:t>
-      </w:r>
-      <w:r>
-        <w:t>objektu</w:t>
-      </w:r>
-      <w:r>
-        <w:t xml:space="preserve"> ve scéně se postará výše zmíněný komponent.</w:t>
-      </w:r>
+      <w:proofErr w:type="spellStart"/>
+      <w:r>
+        <w:t>Frame</w:t>
+      </w:r>
+      <w:proofErr w:type="spellEnd"/>
       <w:r>
         <w:t xml:space="preserve"> </w:t>
       </w:r>
-      <w:r>
-        <w:t>[</w:t>
-      </w:r>
-      <w:r>
-        <w:t>1</w:t>
-      </w:r>
-      <w:r>
-        <w:t>6</w:t>
+      <w:proofErr w:type="spellStart"/>
+      <w:r>
+        <w:t>Rate</w:t>
+      </w:r>
+      <w:proofErr w:type="spellEnd"/>
+      <w:r>
+        <w:t xml:space="preserve"> – mění rychlost animací animovaných dlaždic</w:t>
+      </w:r>
+    </w:p>
+    <w:p>
+      <w:pPr>
+        <w:pStyle w:val="Odstavecseseznamem"/>
+        <w:numPr>
+          <w:ilvl w:val="0"/>
+          <w:numId w:val="30"/>
+        </w:numPr>
+        <w:spacing w:line="360" w:lineRule="auto"/>
+      </w:pPr>
+      <w:proofErr w:type="spellStart"/>
+      <w:r>
+        <w:t>Color</w:t>
+      </w:r>
+      <w:proofErr w:type="spellEnd"/>
+      <w:r>
+        <w:t xml:space="preserve"> – nám dovoluje nastavit barvu všech dlaždic v </w:t>
+      </w:r>
+      <w:proofErr w:type="spellStart"/>
+      <w:r>
+        <w:t>tilemapě</w:t>
+      </w:r>
+      <w:proofErr w:type="spellEnd"/>
+    </w:p>
+    <w:p>
+      <w:pPr>
+        <w:pStyle w:val="Odstavecseseznamem"/>
+        <w:numPr>
+          <w:ilvl w:val="0"/>
+          <w:numId w:val="30"/>
+        </w:numPr>
+        <w:spacing w:line="360" w:lineRule="auto"/>
+      </w:pPr>
+      <w:r>
+        <w:t xml:space="preserve">Tile </w:t>
+      </w:r>
+      <w:proofErr w:type="spellStart"/>
+      <w:r>
+        <w:t>Anchor</w:t>
+      </w:r>
+      <w:proofErr w:type="spellEnd"/>
+      <w:r>
+        <w:t xml:space="preserve"> – určuje střed dlaždice</w:t>
+      </w:r>
+    </w:p>
+    <w:p>
+      <w:pPr>
+        <w:pStyle w:val="Odstavecseseznamem"/>
+        <w:numPr>
+          <w:ilvl w:val="0"/>
+          <w:numId w:val="30"/>
+        </w:numPr>
+        <w:spacing w:line="360" w:lineRule="auto"/>
+      </w:pPr>
+      <w:r>
+        <w:rPr>
+          <w:noProof/>
+        </w:rPr>
+        <mc:AlternateContent>
+          <mc:Choice Requires="wps">
+            <w:drawing>
+              <wp:anchor distT="0" distB="0" distL="114300" distR="114300" simplePos="0" relativeHeight="251701248" behindDoc="0" locked="0" layoutInCell="1" allowOverlap="1" wp14:anchorId="3941E629" wp14:editId="30277EDE">
+                <wp:simplePos x="0" y="0"/>
+                <wp:positionH relativeFrom="column">
+                  <wp:posOffset>167640</wp:posOffset>
+                </wp:positionH>
+                <wp:positionV relativeFrom="paragraph">
+                  <wp:posOffset>2145030</wp:posOffset>
+                </wp:positionV>
+                <wp:extent cx="4696460" cy="635"/>
+                <wp:effectExtent l="0" t="0" r="0" b="0"/>
+                <wp:wrapTopAndBottom/>
+                <wp:docPr id="1175007104" name="Textové pole 1"/>
+                <wp:cNvGraphicFramePr/>
+                <a:graphic xmlns:a="http://schemas.openxmlformats.org/drawingml/2006/main">
+                  <a:graphicData uri="http://schemas.microsoft.com/office/word/2010/wordprocessingShape">
+                    <wps:wsp>
+                      <wps:cNvSpPr txBox="1"/>
+                      <wps:spPr>
+                        <a:xfrm>
+                          <a:off x="0" y="0"/>
+                          <a:ext cx="4696460" cy="635"/>
+                        </a:xfrm>
+                        <a:prstGeom prst="rect">
+                          <a:avLst/>
+                        </a:prstGeom>
+                        <a:solidFill>
+                          <a:prstClr val="white"/>
+                        </a:solidFill>
+                        <a:ln>
+                          <a:noFill/>
+                        </a:ln>
+                      </wps:spPr>
+                      <wps:txbx>
+                        <w:txbxContent>
+                          <w:p>
+                            <w:pPr>
+                              <w:pStyle w:val="Titulek"/>
+                              <w:rPr>
+                                <w:noProof/>
+                                <w:sz w:val="24"/>
+                                <w:szCs w:val="24"/>
+                              </w:rPr>
+                            </w:pPr>
+                            <w:r>
+                              <w:t xml:space="preserve">Obrázek </w:t>
+                            </w:r>
+                            <w:r>
+                              <w:fldChar w:fldCharType="begin"/>
+                            </w:r>
+                            <w:r>
+                              <w:instrText xml:space="preserve"> SEQ Obrázek \* ARABIC </w:instrText>
+                            </w:r>
+                            <w:r>
+                              <w:fldChar w:fldCharType="separate"/>
+                            </w:r>
+                            <w:r>
+                              <w:rPr>
+                                <w:noProof/>
+                              </w:rPr>
+                              <w:t>12</w:t>
+                            </w:r>
+                            <w:r>
+                              <w:fldChar w:fldCharType="end"/>
+                            </w:r>
+                            <w:r>
+                              <w:t xml:space="preserve"> - </w:t>
+                            </w:r>
+                            <w:proofErr w:type="spellStart"/>
+                            <w:r>
+                              <w:t>tilemap</w:t>
+                            </w:r>
+                            <w:proofErr w:type="spellEnd"/>
+                            <w:r>
+                              <w:t xml:space="preserve"> komponent</w:t>
+                            </w:r>
+                          </w:p>
+                        </w:txbxContent>
+                      </wps:txbx>
+                      <wps:bodyPr rot="0" spcFirstLastPara="0" vertOverflow="overflow" horzOverflow="overflow" vert="horz" wrap="square" lIns="0" tIns="0" rIns="0" bIns="0" numCol="1" spcCol="0" rtlCol="0" fromWordArt="0" anchor="t" anchorCtr="0" forceAA="0" compatLnSpc="1">
+                        <a:prstTxWarp prst="textNoShape">
+                          <a:avLst/>
+                        </a:prstTxWarp>
+                        <a:spAutoFit/>
+                      </wps:bodyPr>
+                    </wps:wsp>
+                  </a:graphicData>
+                </a:graphic>
+              </wp:anchor>
+            </w:drawing>
+          </mc:Choice>
+          <mc:Fallback>
+            <w:pict>
+              <v:shape w14:anchorId="3941E629" id="_x0000_s1037" type="#_x0000_t202" style="position:absolute;left:0;text-align:left;margin-left:13.2pt;margin-top:168.9pt;width:369.8pt;height:.05pt;z-index:251701248;visibility:visible;mso-wrap-style:square;mso-wrap-distance-left:9pt;mso-wrap-distance-top:0;mso-wrap-distance-right:9pt;mso-wrap-distance-bottom:0;mso-position-horizontal:absolute;mso-position-horizontal-relative:text;mso-position-vertical:absolute;mso-position-vertical-relative:text;v-text-anchor:top" o:gfxdata="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" stroked="f">
+                <v:textbox style="mso-fit-shape-to-text:t" inset="0,0,0,0">
+                  <w:txbxContent>
+                    <w:p>
+                      <w:pPr>
+                        <w:pStyle w:val="Titulek"/>
+                        <w:rPr>
+                          <w:noProof/>
+                          <w:sz w:val="24"/>
+                          <w:szCs w:val="24"/>
+                        </w:rPr>
+                      </w:pPr>
+                      <w:r>
+                        <w:t xml:space="preserve">Obrázek </w:t>
+                      </w:r>
+                      <w:r>
+                        <w:fldChar w:fldCharType="begin"/>
+                      </w:r>
+                      <w:r>
+                        <w:instrText xml:space="preserve"> SEQ Obrázek \* ARABIC </w:instrText>
+                      </w:r>
+                      <w:r>
+                        <w:fldChar w:fldCharType="separate"/>
+                      </w:r>
+                      <w:r>
+                        <w:rPr>
+                          <w:noProof/>
+                        </w:rPr>
+                        <w:t>12</w:t>
+                      </w:r>
+                      <w:r>
+                        <w:fldChar w:fldCharType="end"/>
+                      </w:r>
+                      <w:r>
+                        <w:t xml:space="preserve"> - </w:t>
+                      </w:r>
+                      <w:proofErr w:type="spellStart"/>
+                      <w:r>
+                        <w:t>tilemap</w:t>
+                      </w:r>
+                      <w:proofErr w:type="spellEnd"/>
+                      <w:r>
+                        <w:t xml:space="preserve"> komponent</w:t>
+                      </w:r>
+                    </w:p>
+                  </w:txbxContent>
+                </v:textbox>
+                <w10:wrap type="topAndBottom"/>
+              </v:shape>
+            </w:pict>
+          </mc:Fallback>
+        </mc:AlternateContent>
+      </w:r>
+      <w:r>
+        <w:rPr>
+          <w:noProof/>
+        </w:rPr>
+        <w:drawing>
+          <wp:anchor distT="0" distB="0" distL="114300" distR="114300" simplePos="0" relativeHeight="251700224" behindDoc="0" locked="0" layoutInCell="1" allowOverlap="1" wp14:anchorId="763AE3E3" wp14:editId="4C45621E">
+            <wp:simplePos x="0" y="0"/>
+            <wp:positionH relativeFrom="page">
+              <wp:align>center</wp:align>
+            </wp:positionH>
+            <wp:positionV relativeFrom="paragraph">
+              <wp:posOffset>349885</wp:posOffset>
+            </wp:positionV>
+            <wp:extent cx="4696460" cy="1781175"/>
+            <wp:effectExtent l="0" t="0" r="8890" b="9525"/>
+            <wp:wrapTopAndBottom/>
+            <wp:docPr id="1894249499" name="Obrázek 4" descr="Obsah obrázku snímek obrazovky, text, Multimediální software, software&#10;&#10;Popis byl vytvořen automaticky"/>
+            <wp:cNvGraphicFramePr>
+              <a:graphicFrameLocks xmlns:a="http://schemas.openxmlformats.org/drawingml/2006/main" noChangeAspect="1"/>
+            </wp:cNvGraphicFramePr>
+            <a:graphic xmlns:a="http://schemas.openxmlformats.org/drawingml/2006/main">
+              <a:graphicData uri="http://schemas.openxmlformats.org/drawingml/2006/picture">
+                <pic:pic xmlns:pic="http://schemas.openxmlformats.org/drawingml/2006/picture">
+                  <pic:nvPicPr>
+                    <pic:cNvPr id="1894249499" name="Obrázek 4" descr="Obsah obrázku snímek obrazovky, text, Multimediální software, software&#10;&#10;Popis byl vytvořen automaticky"/>
+                    <pic:cNvPicPr/>
+                  </pic:nvPicPr>
+                  <pic:blipFill>
+                    <a:blip r:embed="rId22">
+                      <a:extLst>
+                        <a:ext uri="{28A0092B-C50C-407E-A947-70E740481C1C}">
+                          <a14:useLocalDpi xmlns:a14="http://schemas.microsoft.com/office/drawing/2010/main" val="0"/>
+                        </a:ext>
+                      </a:extLst>
+                    </a:blip>
+                    <a:stretch>
+                      <a:fillRect/>
+                    </a:stretch>
+                  </pic:blipFill>
+                  <pic:spPr>
+                    <a:xfrm>
+                      <a:off x="0" y="0"/>
+                      <a:ext cx="4696460" cy="1781175"/>
+                    </a:xfrm>
+                    <a:prstGeom prst="rect">
+                      <a:avLst/>
+                    </a:prstGeom>
+                  </pic:spPr>
+                </pic:pic>
+              </a:graphicData>
+            </a:graphic>
+            <wp14:sizeRelH relativeFrom="page">
+              <wp14:pctWidth>0</wp14:pctWidth>
+            </wp14:sizeRelH>
+            <wp14:sizeRelV relativeFrom="page">
+              <wp14:pctHeight>0</wp14:pctHeight>
+            </wp14:sizeRelV>
+          </wp:anchor>
+        </w:drawing>
+      </w:r>
+      <w:proofErr w:type="spellStart"/>
+      <w:r>
+        <w:t>Orientation</w:t>
+      </w:r>
+      <w:proofErr w:type="spellEnd"/>
+      <w:r>
+        <w:t xml:space="preserve"> – jak už </w:t>
+      </w:r>
+      <w:proofErr w:type="spellStart"/>
+      <w:r>
+        <w:t>návez</w:t>
+      </w:r>
+      <w:proofErr w:type="spellEnd"/>
+      <w:r>
+        <w:t xml:space="preserve"> vypovídá jedná se o směr dlaždic </w:t>
+      </w:r>
+      <w:r>
+        <w:t>[1</w:t>
+      </w:r>
+      <w:r>
+        <w:t>8</w:t>
       </w:r>
       <w:r>
         <w:t>]</w:t>
@@ -9752,58 +12952,678 @@
     <w:p>
       <w:pPr>
         <w:spacing w:line="360" w:lineRule="auto"/>
-      </w:pPr>
-    </w:p>
-    <w:p>
-      <w:pPr>
-        <w:pStyle w:val="Nadpis4"/>
-      </w:pPr>
-      <w:r>
-        <w:t>Specify Render Queue</w:t>
-      </w:r>
-    </w:p>
-    <w:p>
-      <w:pPr>
-        <w:pStyle w:val="Nadpis4"/>
-      </w:pPr>
-      <w:r>
-        <w:t>Vzdálenost od kamery</w:t>
-      </w:r>
-    </w:p>
-    <w:p>
-      <w:pPr>
-        <w:pStyle w:val="Nadpis3"/>
-      </w:pPr>
-      <w:r>
-        <w:t>Timemaps</w:t>
-      </w:r>
+        <w:ind w:firstLine="431"/>
+      </w:pPr>
+      <w:r>
+        <w:lastRenderedPageBreak/>
+        <w:t xml:space="preserve">K použití </w:t>
+      </w:r>
+      <w:proofErr w:type="spellStart"/>
+      <w:r>
+        <w:t>Tilemaps</w:t>
+      </w:r>
+      <w:proofErr w:type="spellEnd"/>
+      <w:r>
+        <w:t xml:space="preserve"> dále potřebujeme několik dalších nástrojů jako je </w:t>
+      </w:r>
+      <w:proofErr w:type="spellStart"/>
+      <w:r>
+        <w:t>Grid</w:t>
+      </w:r>
+      <w:proofErr w:type="spellEnd"/>
+      <w:r>
+        <w:t xml:space="preserve">, </w:t>
+      </w:r>
+      <w:proofErr w:type="spellStart"/>
+      <w:r>
+        <w:t>Tiles</w:t>
+      </w:r>
+      <w:proofErr w:type="spellEnd"/>
+      <w:r>
+        <w:t xml:space="preserve">, Tile </w:t>
+      </w:r>
+      <w:proofErr w:type="spellStart"/>
+      <w:r>
+        <w:t>Palette</w:t>
+      </w:r>
+      <w:proofErr w:type="spellEnd"/>
+      <w:r>
+        <w:t xml:space="preserve"> a pro řešení kolizí </w:t>
+      </w:r>
+      <w:proofErr w:type="spellStart"/>
+      <w:r>
+        <w:t>Tileamp</w:t>
+      </w:r>
+      <w:proofErr w:type="spellEnd"/>
+      <w:r>
+        <w:t xml:space="preserve"> </w:t>
+      </w:r>
+      <w:proofErr w:type="spellStart"/>
+      <w:r>
+        <w:t>Collider</w:t>
+      </w:r>
+      <w:proofErr w:type="spellEnd"/>
+      <w:r>
+        <w:t xml:space="preserve"> </w:t>
+      </w:r>
+      <w:proofErr w:type="gramStart"/>
+      <w:r>
+        <w:t>2D</w:t>
+      </w:r>
+      <w:proofErr w:type="gramEnd"/>
+      <w:r>
+        <w:t xml:space="preserve">. </w:t>
+      </w:r>
+    </w:p>
+    <w:p>
+      <w:pPr>
+        <w:spacing w:line="360" w:lineRule="auto"/>
+        <w:ind w:firstLine="431"/>
+      </w:pPr>
+    </w:p>
+    <w:p>
+      <w:pPr>
+        <w:spacing w:line="360" w:lineRule="auto"/>
+        <w:jc w:val="center"/>
+        <w:rPr>
+          <w:b/>
+          <w:bCs/>
+        </w:rPr>
+      </w:pPr>
+      <w:proofErr w:type="spellStart"/>
+      <w:r>
+        <w:rPr>
+          <w:b/>
+          <w:bCs/>
+        </w:rPr>
+        <w:t>Grid</w:t>
+      </w:r>
+      <w:proofErr w:type="spellEnd"/>
+    </w:p>
+    <w:p>
+      <w:pPr>
+        <w:spacing w:line="360" w:lineRule="auto"/>
+        <w:ind w:left="431"/>
+      </w:pPr>
+      <w:r>
+        <w:t xml:space="preserve">Mřížka, která se automaticky </w:t>
+      </w:r>
+      <w:proofErr w:type="gramStart"/>
+      <w:r>
+        <w:t>vytvoří</w:t>
+      </w:r>
+      <w:proofErr w:type="gramEnd"/>
+      <w:r>
+        <w:t xml:space="preserve"> při přidání </w:t>
+      </w:r>
+      <w:proofErr w:type="spellStart"/>
+      <w:r>
+        <w:t>Tilemapy</w:t>
+      </w:r>
+      <w:proofErr w:type="spellEnd"/>
+      <w:r>
+        <w:t xml:space="preserve"> do scény. Dovoluje nám</w:t>
+      </w:r>
+    </w:p>
+    <w:p>
+      <w:pPr>
+        <w:spacing w:line="360" w:lineRule="auto"/>
+      </w:pPr>
+      <w:r>
+        <w:rPr>
+          <w:noProof/>
+        </w:rPr>
+        <mc:AlternateContent>
+          <mc:Choice Requires="wps">
+            <w:drawing>
+              <wp:anchor distT="0" distB="0" distL="114300" distR="114300" simplePos="0" relativeHeight="251698176" behindDoc="0" locked="0" layoutInCell="1" allowOverlap="1" wp14:anchorId="1CD1ED0C" wp14:editId="3C7F9829">
+                <wp:simplePos x="0" y="0"/>
+                <wp:positionH relativeFrom="margin">
+                  <wp:align>center</wp:align>
+                </wp:positionH>
+                <wp:positionV relativeFrom="paragraph">
+                  <wp:posOffset>1805305</wp:posOffset>
+                </wp:positionV>
+                <wp:extent cx="4200525" cy="635"/>
+                <wp:effectExtent l="0" t="0" r="9525" b="8255"/>
+                <wp:wrapTopAndBottom/>
+                <wp:docPr id="943944066" name="Textové pole 1"/>
+                <wp:cNvGraphicFramePr/>
+                <a:graphic xmlns:a="http://schemas.openxmlformats.org/drawingml/2006/main">
+                  <a:graphicData uri="http://schemas.microsoft.com/office/word/2010/wordprocessingShape">
+                    <wps:wsp>
+                      <wps:cNvSpPr txBox="1"/>
+                      <wps:spPr>
+                        <a:xfrm>
+                          <a:off x="0" y="0"/>
+                          <a:ext cx="4200525" cy="635"/>
+                        </a:xfrm>
+                        <a:prstGeom prst="rect">
+                          <a:avLst/>
+                        </a:prstGeom>
+                        <a:solidFill>
+                          <a:prstClr val="white"/>
+                        </a:solidFill>
+                        <a:ln>
+                          <a:noFill/>
+                        </a:ln>
+                      </wps:spPr>
+                      <wps:txbx>
+                        <w:txbxContent>
+                          <w:p>
+                            <w:pPr>
+                              <w:pStyle w:val="Titulek"/>
+                              <w:rPr>
+                                <w:noProof/>
+                                <w:sz w:val="24"/>
+                                <w:szCs w:val="24"/>
+                              </w:rPr>
+                            </w:pPr>
+                            <w:r>
+                              <w:t xml:space="preserve">Obrázek </w:t>
+                            </w:r>
+                            <w:r>
+                              <w:fldChar w:fldCharType="begin"/>
+                            </w:r>
+                            <w:r>
+                              <w:instrText xml:space="preserve"> SEQ Obrázek \* ARABIC </w:instrText>
+                            </w:r>
+                            <w:r>
+                              <w:fldChar w:fldCharType="separate"/>
+                            </w:r>
+                            <w:r>
+                              <w:rPr>
+                                <w:noProof/>
+                              </w:rPr>
+                              <w:t>13</w:t>
+                            </w:r>
+                            <w:r>
+                              <w:fldChar w:fldCharType="end"/>
+                            </w:r>
+                            <w:r>
+                              <w:t xml:space="preserve"> - </w:t>
+                            </w:r>
+                            <w:proofErr w:type="spellStart"/>
+                            <w:r>
+                              <w:t>grid</w:t>
+                            </w:r>
+                            <w:proofErr w:type="spellEnd"/>
+                          </w:p>
+                        </w:txbxContent>
+                      </wps:txbx>
+                      <wps:bodyPr rot="0" spcFirstLastPara="0" vertOverflow="overflow" horzOverflow="overflow" vert="horz" wrap="square" lIns="0" tIns="0" rIns="0" bIns="0" numCol="1" spcCol="0" rtlCol="0" fromWordArt="0" anchor="t" anchorCtr="0" forceAA="0" compatLnSpc="1">
+                        <a:prstTxWarp prst="textNoShape">
+                          <a:avLst/>
+                        </a:prstTxWarp>
+                        <a:spAutoFit/>
+                      </wps:bodyPr>
+                    </wps:wsp>
+                  </a:graphicData>
+                </a:graphic>
+              </wp:anchor>
+            </w:drawing>
+          </mc:Choice>
+          <mc:Fallback>
+            <w:pict>
+              <v:shape w14:anchorId="1CD1ED0C" id="_x0000_s1038" type="#_x0000_t202" style="position:absolute;margin-left:0;margin-top:142.15pt;width:330.75pt;height:.05pt;z-index:251698176;visibility:visible;mso-wrap-style:square;mso-wrap-distance-left:9pt;mso-wrap-distance-top:0;mso-wrap-distance-right:9pt;mso-wrap-distance-bottom:0;mso-position-horizontal:center;mso-position-horizontal-relative:margin;mso-position-vertical:absolute;mso-position-vertical-relative:text;v-text-anchor:top" o:gfxdata="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" stroked="f">
+                <v:textbox style="mso-fit-shape-to-text:t" inset="0,0,0,0">
+                  <w:txbxContent>
+                    <w:p>
+                      <w:pPr>
+                        <w:pStyle w:val="Titulek"/>
+                        <w:rPr>
+                          <w:noProof/>
+                          <w:sz w:val="24"/>
+                          <w:szCs w:val="24"/>
+                        </w:rPr>
+                      </w:pPr>
+                      <w:r>
+                        <w:t xml:space="preserve">Obrázek </w:t>
+                      </w:r>
+                      <w:r>
+                        <w:fldChar w:fldCharType="begin"/>
+                      </w:r>
+                      <w:r>
+                        <w:instrText xml:space="preserve"> SEQ Obrázek \* ARABIC </w:instrText>
+                      </w:r>
+                      <w:r>
+                        <w:fldChar w:fldCharType="separate"/>
+                      </w:r>
+                      <w:r>
+                        <w:rPr>
+                          <w:noProof/>
+                        </w:rPr>
+                        <w:t>13</w:t>
+                      </w:r>
+                      <w:r>
+                        <w:fldChar w:fldCharType="end"/>
+                      </w:r>
+                      <w:r>
+                        <w:t xml:space="preserve"> - </w:t>
+                      </w:r>
+                      <w:proofErr w:type="spellStart"/>
+                      <w:r>
+                        <w:t>grid</w:t>
+                      </w:r>
+                      <w:proofErr w:type="spellEnd"/>
+                    </w:p>
+                  </w:txbxContent>
+                </v:textbox>
+                <w10:wrap type="topAndBottom" anchorx="margin"/>
+              </v:shape>
+            </w:pict>
+          </mc:Fallback>
+        </mc:AlternateContent>
+      </w:r>
+      <w:r>
+        <w:rPr>
+          <w:noProof/>
+        </w:rPr>
+        <w:drawing>
+          <wp:anchor distT="0" distB="0" distL="114300" distR="114300" simplePos="0" relativeHeight="251697152" behindDoc="0" locked="0" layoutInCell="1" allowOverlap="1" wp14:anchorId="05FD3C95" wp14:editId="5F09D1E1">
+            <wp:simplePos x="0" y="0"/>
+            <wp:positionH relativeFrom="margin">
+              <wp:align>center</wp:align>
+            </wp:positionH>
+            <wp:positionV relativeFrom="paragraph">
+              <wp:posOffset>909320</wp:posOffset>
+            </wp:positionV>
+            <wp:extent cx="4200525" cy="905510"/>
+            <wp:effectExtent l="0" t="0" r="9525" b="8890"/>
+            <wp:wrapTopAndBottom/>
+            <wp:docPr id="503529299" name="Obrázek 2" descr="Obsah obrázku text, snímek obrazovky, Písmo, software&#10;&#10;Popis byl vytvořen automaticky"/>
+            <wp:cNvGraphicFramePr>
+              <a:graphicFrameLocks xmlns:a="http://schemas.openxmlformats.org/drawingml/2006/main" noChangeAspect="1"/>
+            </wp:cNvGraphicFramePr>
+            <a:graphic xmlns:a="http://schemas.openxmlformats.org/drawingml/2006/main">
+              <a:graphicData uri="http://schemas.openxmlformats.org/drawingml/2006/picture">
+                <pic:pic xmlns:pic="http://schemas.openxmlformats.org/drawingml/2006/picture">
+                  <pic:nvPicPr>
+                    <pic:cNvPr id="503529299" name="Obrázek 2" descr="Obsah obrázku text, snímek obrazovky, Písmo, software&#10;&#10;Popis byl vytvořen automaticky"/>
+                    <pic:cNvPicPr/>
+                  </pic:nvPicPr>
+                  <pic:blipFill>
+                    <a:blip r:embed="rId23">
+                      <a:extLst>
+                        <a:ext uri="{28A0092B-C50C-407E-A947-70E740481C1C}">
+                          <a14:useLocalDpi xmlns:a14="http://schemas.microsoft.com/office/drawing/2010/main" val="0"/>
+                        </a:ext>
+                      </a:extLst>
+                    </a:blip>
+                    <a:stretch>
+                      <a:fillRect/>
+                    </a:stretch>
+                  </pic:blipFill>
+                  <pic:spPr>
+                    <a:xfrm>
+                      <a:off x="0" y="0"/>
+                      <a:ext cx="4200525" cy="905510"/>
+                    </a:xfrm>
+                    <a:prstGeom prst="rect">
+                      <a:avLst/>
+                    </a:prstGeom>
+                  </pic:spPr>
+                </pic:pic>
+              </a:graphicData>
+            </a:graphic>
+            <wp14:sizeRelH relativeFrom="page">
+              <wp14:pctWidth>0</wp14:pctWidth>
+            </wp14:sizeRelH>
+            <wp14:sizeRelV relativeFrom="page">
+              <wp14:pctHeight>0</wp14:pctHeight>
+            </wp14:sizeRelV>
+          </wp:anchor>
+        </w:drawing>
+      </w:r>
+      <w:r>
+        <w:t>nastavit velikost jednotlivých buněk a také mezery mezi nimi, tyto nastavení by měli být prováděny s </w:t>
+      </w:r>
+      <w:proofErr w:type="gramStart"/>
+      <w:r>
+        <w:t>opatrností</w:t>
+      </w:r>
+      <w:proofErr w:type="gramEnd"/>
+      <w:r>
+        <w:t xml:space="preserve"> protože tato změna se promítne do všech </w:t>
+      </w:r>
+      <w:proofErr w:type="spellStart"/>
+      <w:r>
+        <w:t>tilemaps</w:t>
+      </w:r>
+      <w:proofErr w:type="spellEnd"/>
+      <w:r>
+        <w:t xml:space="preserve">. Ve scéně máme zpravidla pouze jeden </w:t>
+      </w:r>
+      <w:proofErr w:type="spellStart"/>
+      <w:proofErr w:type="gramStart"/>
+      <w:r>
+        <w:t>Grid</w:t>
+      </w:r>
+      <w:proofErr w:type="spellEnd"/>
+      <w:proofErr w:type="gramEnd"/>
+      <w:r>
+        <w:t xml:space="preserve"> ale ten může obsahovat několik </w:t>
+      </w:r>
+      <w:proofErr w:type="spellStart"/>
+      <w:r>
+        <w:t>Tilemaps</w:t>
+      </w:r>
+      <w:proofErr w:type="spellEnd"/>
+      <w:r>
+        <w:t>.</w:t>
+      </w:r>
+    </w:p>
+    <w:p>
+      <w:pPr>
+        <w:spacing w:line="360" w:lineRule="auto"/>
+        <w:jc w:val="center"/>
+        <w:rPr>
+          <w:b/>
+          <w:bCs/>
+        </w:rPr>
+      </w:pPr>
+      <w:r>
+        <w:rPr>
+          <w:b/>
+          <w:bCs/>
+        </w:rPr>
+        <w:t xml:space="preserve">Tile </w:t>
+      </w:r>
+      <w:proofErr w:type="spellStart"/>
+      <w:r>
+        <w:rPr>
+          <w:b/>
+          <w:bCs/>
+        </w:rPr>
+        <w:t>Palette</w:t>
+      </w:r>
+      <w:proofErr w:type="spellEnd"/>
     </w:p>
     <w:p>
       <w:pPr>
         <w:spacing w:line="360" w:lineRule="auto"/>
         <w:ind w:firstLine="709"/>
       </w:pPr>
+      <w:r>
+        <w:rPr>
+          <w:noProof/>
+        </w:rPr>
+        <mc:AlternateContent>
+          <mc:Choice Requires="wps">
+            <w:drawing>
+              <wp:anchor distT="0" distB="0" distL="114300" distR="114300" simplePos="0" relativeHeight="251702272" behindDoc="0" locked="0" layoutInCell="1" allowOverlap="1" wp14:anchorId="16C595F5" wp14:editId="35169D17">
+                <wp:simplePos x="0" y="0"/>
+                <wp:positionH relativeFrom="column">
+                  <wp:posOffset>1453515</wp:posOffset>
+                </wp:positionH>
+                <wp:positionV relativeFrom="paragraph">
+                  <wp:posOffset>4801235</wp:posOffset>
+                </wp:positionV>
+                <wp:extent cx="2673350" cy="635"/>
+                <wp:effectExtent l="0" t="0" r="0" b="0"/>
+                <wp:wrapTopAndBottom/>
+                <wp:docPr id="189245892" name="Textové pole 1"/>
+                <wp:cNvGraphicFramePr/>
+                <a:graphic xmlns:a="http://schemas.openxmlformats.org/drawingml/2006/main">
+                  <a:graphicData uri="http://schemas.microsoft.com/office/word/2010/wordprocessingShape">
+                    <wps:wsp>
+                      <wps:cNvSpPr txBox="1"/>
+                      <wps:spPr>
+                        <a:xfrm>
+                          <a:off x="0" y="0"/>
+                          <a:ext cx="2673350" cy="635"/>
+                        </a:xfrm>
+                        <a:prstGeom prst="rect">
+                          <a:avLst/>
+                        </a:prstGeom>
+                        <a:solidFill>
+                          <a:prstClr val="white"/>
+                        </a:solidFill>
+                        <a:ln>
+                          <a:noFill/>
+                        </a:ln>
+                      </wps:spPr>
+                      <wps:txbx>
+                        <w:txbxContent>
+                          <w:p>
+                            <w:pPr>
+                              <w:pStyle w:val="Titulek"/>
+                              <w:rPr>
+                                <w:noProof/>
+                                <w:sz w:val="24"/>
+                                <w:szCs w:val="24"/>
+                              </w:rPr>
+                            </w:pPr>
+                            <w:r>
+                              <w:t xml:space="preserve">Obrázek </w:t>
+                            </w:r>
+                            <w:r>
+                              <w:fldChar w:fldCharType="begin"/>
+                            </w:r>
+                            <w:r>
+                              <w:instrText xml:space="preserve"> SEQ Obrázek \* ARABIC </w:instrText>
+                            </w:r>
+                            <w:r>
+                              <w:fldChar w:fldCharType="separate"/>
+                            </w:r>
+                            <w:r>
+                              <w:rPr>
+                                <w:noProof/>
+                              </w:rPr>
+                              <w:t>14</w:t>
+                            </w:r>
+                            <w:r>
+                              <w:fldChar w:fldCharType="end"/>
+                            </w:r>
+                            <w:r>
+                              <w:t xml:space="preserve"> - Tile </w:t>
+                            </w:r>
+                            <w:proofErr w:type="spellStart"/>
+                            <w:r>
+                              <w:t>palette</w:t>
+                            </w:r>
+                            <w:proofErr w:type="spellEnd"/>
+                          </w:p>
+                        </w:txbxContent>
+                      </wps:txbx>
+                      <wps:bodyPr rot="0" spcFirstLastPara="0" vertOverflow="overflow" horzOverflow="overflow" vert="horz" wrap="square" lIns="0" tIns="0" rIns="0" bIns="0" numCol="1" spcCol="0" rtlCol="0" fromWordArt="0" anchor="t" anchorCtr="0" forceAA="0" compatLnSpc="1">
+                        <a:prstTxWarp prst="textNoShape">
+                          <a:avLst/>
+                        </a:prstTxWarp>
+                        <a:spAutoFit/>
+                      </wps:bodyPr>
+                    </wps:wsp>
+                  </a:graphicData>
+                </a:graphic>
+              </wp:anchor>
+            </w:drawing>
+          </mc:Choice>
+          <mc:Fallback>
+            <w:pict>
+              <v:shape w14:anchorId="16C595F5" id="_x0000_s1039" type="#_x0000_t202" style="position:absolute;left:0;text-align:left;margin-left:114.45pt;margin-top:378.05pt;width:210.5pt;height:.05pt;z-index:251702272;visibility:visible;mso-wrap-style:square;mso-wrap-distance-left:9pt;mso-wrap-distance-top:0;mso-wrap-distance-right:9pt;mso-wrap-distance-bottom:0;mso-position-horizontal:absolute;mso-position-horizontal-relative:text;mso-position-vertical:absolute;mso-position-vertical-relative:text;v-text-anchor:top" o:gfxdata="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" stroked="f">
+                <v:textbox style="mso-fit-shape-to-text:t" inset="0,0,0,0">
+                  <w:txbxContent>
+                    <w:p>
+                      <w:pPr>
+                        <w:pStyle w:val="Titulek"/>
+                        <w:rPr>
+                          <w:noProof/>
+                          <w:sz w:val="24"/>
+                          <w:szCs w:val="24"/>
+                        </w:rPr>
+                      </w:pPr>
+                      <w:r>
+                        <w:t xml:space="preserve">Obrázek </w:t>
+                      </w:r>
+                      <w:r>
+                        <w:fldChar w:fldCharType="begin"/>
+                      </w:r>
+                      <w:r>
+                        <w:instrText xml:space="preserve"> SEQ Obrázek \* ARABIC </w:instrText>
+                      </w:r>
+                      <w:r>
+                        <w:fldChar w:fldCharType="separate"/>
+                      </w:r>
+                      <w:r>
+                        <w:rPr>
+                          <w:noProof/>
+                        </w:rPr>
+                        <w:t>14</w:t>
+                      </w:r>
+                      <w:r>
+                        <w:fldChar w:fldCharType="end"/>
+                      </w:r>
+                      <w:r>
+                        <w:t xml:space="preserve"> - Tile </w:t>
+                      </w:r>
+                      <w:proofErr w:type="spellStart"/>
+                      <w:r>
+                        <w:t>palette</w:t>
+                      </w:r>
+                      <w:proofErr w:type="spellEnd"/>
+                    </w:p>
+                  </w:txbxContent>
+                </v:textbox>
+                <w10:wrap type="topAndBottom"/>
+              </v:shape>
+            </w:pict>
+          </mc:Fallback>
+        </mc:AlternateContent>
+      </w:r>
+      <w:r>
+        <w:rPr>
+          <w:noProof/>
+        </w:rPr>
+        <w:drawing>
+          <wp:anchor distT="0" distB="0" distL="114300" distR="114300" simplePos="0" relativeHeight="251699200" behindDoc="0" locked="0" layoutInCell="1" allowOverlap="1" wp14:anchorId="3F9540F7" wp14:editId="5BEA13C1">
+            <wp:simplePos x="0" y="0"/>
+            <wp:positionH relativeFrom="margin">
+              <wp:align>center</wp:align>
+            </wp:positionH>
+            <wp:positionV relativeFrom="paragraph">
+              <wp:posOffset>1343025</wp:posOffset>
+            </wp:positionV>
+            <wp:extent cx="2673350" cy="3619500"/>
+            <wp:effectExtent l="0" t="0" r="0" b="0"/>
+            <wp:wrapTopAndBottom/>
+            <wp:docPr id="439229644" name="Obrázek 3" descr="Obsah obrázku snímek obrazovky, text, diagram, Grafický software&#10;&#10;Popis byl vytvořen automaticky"/>
+            <wp:cNvGraphicFramePr>
+              <a:graphicFrameLocks xmlns:a="http://schemas.openxmlformats.org/drawingml/2006/main" noChangeAspect="1"/>
+            </wp:cNvGraphicFramePr>
+            <a:graphic xmlns:a="http://schemas.openxmlformats.org/drawingml/2006/main">
+              <a:graphicData uri="http://schemas.openxmlformats.org/drawingml/2006/picture">
+                <pic:pic xmlns:pic="http://schemas.openxmlformats.org/drawingml/2006/picture">
+                  <pic:nvPicPr>
+                    <pic:cNvPr id="439229644" name="Obrázek 3" descr="Obsah obrázku snímek obrazovky, text, diagram, Grafický software&#10;&#10;Popis byl vytvořen automaticky"/>
+                    <pic:cNvPicPr/>
+                  </pic:nvPicPr>
+                  <pic:blipFill>
+                    <a:blip r:embed="rId24">
+                      <a:extLst>
+                        <a:ext uri="{28A0092B-C50C-407E-A947-70E740481C1C}">
+                          <a14:useLocalDpi xmlns:a14="http://schemas.microsoft.com/office/drawing/2010/main" val="0"/>
+                        </a:ext>
+                      </a:extLst>
+                    </a:blip>
+                    <a:stretch>
+                      <a:fillRect/>
+                    </a:stretch>
+                  </pic:blipFill>
+                  <pic:spPr>
+                    <a:xfrm>
+                      <a:off x="0" y="0"/>
+                      <a:ext cx="2673350" cy="3619500"/>
+                    </a:xfrm>
+                    <a:prstGeom prst="rect">
+                      <a:avLst/>
+                    </a:prstGeom>
+                  </pic:spPr>
+                </pic:pic>
+              </a:graphicData>
+            </a:graphic>
+            <wp14:sizeRelH relativeFrom="page">
+              <wp14:pctWidth>0</wp14:pctWidth>
+            </wp14:sizeRelH>
+            <wp14:sizeRelV relativeFrom="page">
+              <wp14:pctHeight>0</wp14:pctHeight>
+            </wp14:sizeRelV>
+          </wp:anchor>
+        </w:drawing>
+      </w:r>
+      <w:r>
+        <w:t xml:space="preserve">Jedná </w:t>
+      </w:r>
+      <w:r>
+        <w:t>se o</w:t>
+      </w:r>
+      <w:r>
+        <w:t xml:space="preserve"> panel, který umožňuje organizovat a rychle přistupovat k sadám dlaždic, které používáte </w:t>
+      </w:r>
+      <w:r>
+        <w:t xml:space="preserve">při tvorbě </w:t>
+      </w:r>
+      <w:r>
+        <w:t>h</w:t>
+      </w:r>
+      <w:r>
+        <w:t>ry</w:t>
+      </w:r>
+      <w:r>
+        <w:t>. S</w:t>
+      </w:r>
+      <w:r>
+        <w:t xml:space="preserve"> touto paletou </w:t>
+      </w:r>
+      <w:r>
+        <w:t>můžete snadno přetahovat dlaždice z</w:t>
+      </w:r>
+      <w:r>
+        <w:t xml:space="preserve">e </w:t>
+      </w:r>
+      <w:r>
+        <w:t xml:space="preserve">sad na </w:t>
+      </w:r>
+      <w:proofErr w:type="spellStart"/>
+      <w:r>
+        <w:t>tilemapu</w:t>
+      </w:r>
+      <w:proofErr w:type="spellEnd"/>
+      <w:r>
+        <w:t xml:space="preserve"> a rychle vytvářet složité struktury a mapy. Tento nástroj také umožňuje definovat různé varianty dlaždic pro různé situace, což přidává flexibilitu do tvorby herního prostředí.</w:t>
+      </w:r>
+    </w:p>
+    <w:p>
+      <w:pPr>
+        <w:spacing w:line="360" w:lineRule="auto"/>
+        <w:ind w:firstLine="709"/>
+      </w:pPr>
+    </w:p>
+    <w:p>
+      <w:pPr>
+        <w:spacing w:line="360" w:lineRule="auto"/>
+        <w:ind w:firstLine="709"/>
+      </w:pPr>
     </w:p>
     <w:p>
       <w:pPr>
         <w:pStyle w:val="Nadpis1"/>
       </w:pPr>
-      <w:bookmarkStart w:id="37" w:name="_Toc144915670"/>
+      <w:bookmarkStart w:id="49" w:name="_Toc144990892"/>
       <w:r>
         <w:t>Vlastní práce</w:t>
       </w:r>
-      <w:bookmarkEnd w:id="37"/>
+      <w:bookmarkEnd w:id="49"/>
     </w:p>
     <w:p>
       <w:pPr>
         <w:pStyle w:val="Nadpis2"/>
         <w:spacing w:line="360" w:lineRule="auto"/>
       </w:pPr>
-      <w:bookmarkStart w:id="38" w:name="_Toc144915671"/>
+      <w:bookmarkStart w:id="50" w:name="_Toc144990893"/>
       <w:r>
         <w:t>Podkapitola úroveň 2</w:t>
       </w:r>
-      <w:bookmarkEnd w:id="38"/>
+      <w:bookmarkEnd w:id="50"/>
     </w:p>
     <w:p>
       <w:pPr>
@@ -9826,7 +13646,7 @@
         <w:pStyle w:val="Nadpis3"/>
         <w:spacing w:line="360" w:lineRule="auto"/>
       </w:pPr>
-      <w:bookmarkStart w:id="39" w:name="_Toc144915672"/>
+      <w:bookmarkStart w:id="51" w:name="_Toc144990894"/>
       <w:r>
         <w:t xml:space="preserve">Podkapitola </w:t>
       </w:r>
@@ -9836,7 +13656,7 @@
       <w:r>
         <w:t>3</w:t>
       </w:r>
-      <w:bookmarkEnd w:id="39"/>
+      <w:bookmarkEnd w:id="51"/>
     </w:p>
     <w:p>
       <w:pPr>
@@ -9856,7 +13676,7 @@
         <w:pStyle w:val="Nadpis3"/>
         <w:spacing w:line="360" w:lineRule="auto"/>
       </w:pPr>
-      <w:bookmarkStart w:id="40" w:name="_Toc144915673"/>
+      <w:bookmarkStart w:id="52" w:name="_Toc144990895"/>
       <w:r>
         <w:t xml:space="preserve">Podkapitola </w:t>
       </w:r>
@@ -9866,7 +13686,7 @@
       <w:r>
         <w:t>3</w:t>
       </w:r>
-      <w:bookmarkEnd w:id="40"/>
+      <w:bookmarkEnd w:id="52"/>
     </w:p>
     <w:p>
       <w:pPr>
@@ -9886,11 +13706,11 @@
         <w:pStyle w:val="Nadpis2"/>
         <w:spacing w:line="360" w:lineRule="auto"/>
       </w:pPr>
-      <w:bookmarkStart w:id="41" w:name="_Toc144915674"/>
+      <w:bookmarkStart w:id="53" w:name="_Toc144990896"/>
       <w:r>
         <w:t>Podkapitola úroveň 2</w:t>
       </w:r>
-      <w:bookmarkEnd w:id="41"/>
+      <w:bookmarkEnd w:id="53"/>
     </w:p>
     <w:p>
       <w:pPr>
@@ -9915,23 +13735,23 @@
       <w:r>
         <w:br w:type="page"/>
       </w:r>
-      <w:bookmarkStart w:id="42" w:name="_Toc144915675"/>
+      <w:bookmarkStart w:id="54" w:name="_Toc144990897"/>
       <w:r>
         <w:lastRenderedPageBreak/>
         <w:t>Výsledky a diskuse</w:t>
       </w:r>
-      <w:bookmarkEnd w:id="42"/>
+      <w:bookmarkEnd w:id="54"/>
     </w:p>
     <w:p>
       <w:pPr>
         <w:pStyle w:val="Nadpis2"/>
         <w:spacing w:line="360" w:lineRule="auto"/>
       </w:pPr>
-      <w:bookmarkStart w:id="43" w:name="_Toc144915676"/>
+      <w:bookmarkStart w:id="55" w:name="_Toc144990898"/>
       <w:r>
         <w:t>Podkapitola úroveň 2</w:t>
       </w:r>
-      <w:bookmarkEnd w:id="43"/>
+      <w:bookmarkEnd w:id="55"/>
     </w:p>
     <w:p>
       <w:pPr>
@@ -9954,7 +13774,7 @@
         <w:pStyle w:val="Nadpis3"/>
         <w:spacing w:line="360" w:lineRule="auto"/>
       </w:pPr>
-      <w:bookmarkStart w:id="44" w:name="_Toc144915677"/>
+      <w:bookmarkStart w:id="56" w:name="_Toc144990899"/>
       <w:r>
         <w:t xml:space="preserve">Podkapitola </w:t>
       </w:r>
@@ -9964,7 +13784,7 @@
       <w:r>
         <w:t>3</w:t>
       </w:r>
-      <w:bookmarkEnd w:id="44"/>
+      <w:bookmarkEnd w:id="56"/>
     </w:p>
     <w:p>
       <w:pPr>
@@ -9984,7 +13804,7 @@
         <w:pStyle w:val="Nadpis3"/>
         <w:spacing w:line="360" w:lineRule="auto"/>
       </w:pPr>
-      <w:bookmarkStart w:id="45" w:name="_Toc144915678"/>
+      <w:bookmarkStart w:id="57" w:name="_Toc144990900"/>
       <w:r>
         <w:t xml:space="preserve">Podkapitola </w:t>
       </w:r>
@@ -9994,7 +13814,7 @@
       <w:r>
         <w:t>3</w:t>
       </w:r>
-      <w:bookmarkEnd w:id="45"/>
+      <w:bookmarkEnd w:id="57"/>
     </w:p>
     <w:p>
       <w:pPr>
@@ -10014,11 +13834,11 @@
         <w:pStyle w:val="Nadpis2"/>
         <w:spacing w:line="360" w:lineRule="auto"/>
       </w:pPr>
-      <w:bookmarkStart w:id="46" w:name="_Toc144915679"/>
+      <w:bookmarkStart w:id="58" w:name="_Toc144990901"/>
       <w:r>
         <w:t>Podkapitola úroveň 2</w:t>
       </w:r>
-      <w:bookmarkEnd w:id="46"/>
+      <w:bookmarkEnd w:id="58"/>
     </w:p>
     <w:p>
       <w:pPr>
@@ -10043,12 +13863,12 @@
       <w:r>
         <w:br w:type="page"/>
       </w:r>
-      <w:bookmarkStart w:id="47" w:name="_Toc144915680"/>
+      <w:bookmarkStart w:id="59" w:name="_Toc144990902"/>
       <w:r>
         <w:lastRenderedPageBreak/>
         <w:t>Závěr</w:t>
       </w:r>
-      <w:bookmarkEnd w:id="47"/>
+      <w:bookmarkEnd w:id="59"/>
     </w:p>
     <w:p>
       <w:pPr>
@@ -10078,12 +13898,12 @@
       <w:r>
         <w:br w:type="page"/>
       </w:r>
-      <w:bookmarkStart w:id="48" w:name="_Toc144915681"/>
+      <w:bookmarkStart w:id="60" w:name="_Toc144990903"/>
       <w:r>
         <w:lastRenderedPageBreak/>
         <w:t>Seznam použitých zdrojů</w:t>
       </w:r>
-      <w:bookmarkEnd w:id="48"/>
+      <w:bookmarkEnd w:id="60"/>
     </w:p>
     <w:p>
       <w:pPr>
@@ -10093,7 +13913,7 @@
           <w:numId w:val="20"/>
         </w:numPr>
       </w:pPr>
-      <w:hyperlink r:id="rId21" w:history="1">
+      <w:hyperlink r:id="rId25" w:history="1">
         <w:r>
           <w:rPr>
             <w:rStyle w:val="Hypertextovodkaz"/>
@@ -10110,7 +13930,7 @@
           <w:numId w:val="20"/>
         </w:numPr>
       </w:pPr>
-      <w:hyperlink r:id="rId22" w:history="1">
+      <w:hyperlink r:id="rId26" w:history="1">
         <w:r>
           <w:rPr>
             <w:rStyle w:val="Hypertextovodkaz"/>
@@ -10127,7 +13947,7 @@
           <w:numId w:val="20"/>
         </w:numPr>
       </w:pPr>
-      <w:hyperlink r:id="rId23" w:history="1">
+      <w:hyperlink r:id="rId27" w:history="1">
         <w:r>
           <w:rPr>
             <w:rStyle w:val="Hypertextovodkaz"/>
@@ -10144,7 +13964,7 @@
           <w:numId w:val="20"/>
         </w:numPr>
       </w:pPr>
-      <w:hyperlink r:id="rId24" w:history="1">
+      <w:hyperlink r:id="rId28" w:history="1">
         <w:r>
           <w:rPr>
             <w:rStyle w:val="Hypertextovodkaz"/>
@@ -10161,7 +13981,7 @@
           <w:numId w:val="20"/>
         </w:numPr>
       </w:pPr>
-      <w:hyperlink r:id="rId25" w:history="1">
+      <w:hyperlink r:id="rId29" w:history="1">
         <w:r>
           <w:rPr>
             <w:rStyle w:val="Hypertextovodkaz"/>
@@ -10178,7 +13998,7 @@
           <w:numId w:val="20"/>
         </w:numPr>
       </w:pPr>
-      <w:hyperlink r:id="rId26" w:history="1">
+      <w:hyperlink r:id="rId30" w:history="1">
         <w:r>
           <w:rPr>
             <w:rStyle w:val="Hypertextovodkaz"/>
@@ -10195,7 +14015,7 @@
           <w:numId w:val="20"/>
         </w:numPr>
       </w:pPr>
-      <w:hyperlink r:id="rId27" w:history="1">
+      <w:hyperlink r:id="rId31" w:history="1">
         <w:r>
           <w:rPr>
             <w:rStyle w:val="Hypertextovodkaz"/>
@@ -10212,7 +14032,7 @@
           <w:numId w:val="20"/>
         </w:numPr>
       </w:pPr>
-      <w:hyperlink r:id="rId28" w:history="1">
+      <w:hyperlink r:id="rId32" w:history="1">
         <w:r>
           <w:rPr>
             <w:rStyle w:val="Hypertextovodkaz"/>
@@ -10229,7 +14049,7 @@
           <w:numId w:val="20"/>
         </w:numPr>
       </w:pPr>
-      <w:hyperlink r:id="rId29" w:history="1">
+      <w:hyperlink r:id="rId33" w:history="1">
         <w:r>
           <w:rPr>
             <w:rStyle w:val="Hypertextovodkaz"/>
@@ -10246,7 +14066,7 @@
           <w:numId w:val="20"/>
         </w:numPr>
       </w:pPr>
-      <w:hyperlink r:id="rId30" w:history="1">
+      <w:hyperlink r:id="rId34" w:history="1">
         <w:r>
           <w:rPr>
             <w:rStyle w:val="Hypertextovodkaz"/>
@@ -10263,7 +14083,7 @@
           <w:numId w:val="20"/>
         </w:numPr>
       </w:pPr>
-      <w:hyperlink r:id="rId31" w:anchor="how_to_use_prefabs" w:history="1">
+      <w:hyperlink r:id="rId35" w:anchor="how_to_use_prefabs" w:history="1">
         <w:r>
           <w:rPr>
             <w:rStyle w:val="Hypertextovodkaz"/>
@@ -10280,7 +14100,7 @@
           <w:numId w:val="20"/>
         </w:numPr>
       </w:pPr>
-      <w:hyperlink r:id="rId32" w:history="1">
+      <w:hyperlink r:id="rId36" w:history="1">
         <w:r>
           <w:rPr>
             <w:rStyle w:val="Hypertextovodkaz"/>
@@ -10297,7 +14117,7 @@
           <w:numId w:val="20"/>
         </w:numPr>
       </w:pPr>
-      <w:hyperlink r:id="rId33" w:history="1">
+      <w:hyperlink r:id="rId37" w:anchor="directional-light" w:history="1">
         <w:r>
           <w:rPr>
             <w:rStyle w:val="Hypertextovodkaz"/>
@@ -10314,7 +14134,7 @@
           <w:numId w:val="20"/>
         </w:numPr>
       </w:pPr>
-      <w:hyperlink r:id="rId34" w:history="1">
+      <w:hyperlink r:id="rId38" w:history="1">
         <w:r>
           <w:rPr>
             <w:rStyle w:val="Hypertextovodkaz"/>
@@ -10331,7 +14151,7 @@
           <w:numId w:val="20"/>
         </w:numPr>
       </w:pPr>
-      <w:hyperlink r:id="rId35" w:history="1">
+      <w:hyperlink r:id="rId39" w:history="1">
         <w:r>
           <w:rPr>
             <w:rStyle w:val="Hypertextovodkaz"/>
@@ -10348,9 +14168,52 @@
           <w:numId w:val="20"/>
         </w:numPr>
       </w:pPr>
-      <w:r>
-        <w:t>https://gamedevbeginner.com/how-to-use-sorting-layers-in-unity/</w:t>
-      </w:r>
+      <w:hyperlink r:id="rId40" w:history="1">
+        <w:r>
+          <w:rPr>
+            <w:rStyle w:val="Hypertextovodkaz"/>
+          </w:rPr>
+          <w:t>https://gamedevbeginner.com/how-to-use-sorting-layers-in-unity/</w:t>
+        </w:r>
+      </w:hyperlink>
+    </w:p>
+    <w:p>
+      <w:pPr>
+        <w:pStyle w:val="Odstavecseseznamem"/>
+        <w:numPr>
+          <w:ilvl w:val="0"/>
+          <w:numId w:val="20"/>
+        </w:numPr>
+      </w:pPr>
+      <w:hyperlink r:id="rId41" w:history="1">
+        <w:r>
+          <w:rPr>
+            <w:rStyle w:val="Hypertextovodkaz"/>
+          </w:rPr>
+          <w:t>https://www.linkedin.com/pulse/rendering-queues-unity-a-hassan</w:t>
+        </w:r>
+      </w:hyperlink>
+    </w:p>
+    <w:p>
+      <w:pPr>
+        <w:pStyle w:val="Odstavecseseznamem"/>
+        <w:numPr>
+          <w:ilvl w:val="0"/>
+          <w:numId w:val="20"/>
+        </w:numPr>
+      </w:pPr>
+      <w:r>
+        <w:t>https://gamedevacademy.org/mastering-unitys-new-tilemap-editor-building-2d-levels/</w:t>
+      </w:r>
+    </w:p>
+    <w:p>
+      <w:pPr>
+        <w:pStyle w:val="Odstavecseseznamem"/>
+        <w:numPr>
+          <w:ilvl w:val="0"/>
+          <w:numId w:val="20"/>
+        </w:numPr>
+      </w:pPr>
     </w:p>
     <w:p>
       <w:pPr>
@@ -10364,23 +14227,23 @@
       <w:r>
         <w:br w:type="page"/>
       </w:r>
-      <w:bookmarkStart w:id="49" w:name="_Toc144915682"/>
+      <w:bookmarkStart w:id="61" w:name="_Toc144990904"/>
       <w:r>
         <w:lastRenderedPageBreak/>
         <w:t>Seznam obrázků, tabulek, grafů a zkratek</w:t>
       </w:r>
-      <w:bookmarkEnd w:id="49"/>
+      <w:bookmarkEnd w:id="61"/>
     </w:p>
     <w:p>
       <w:pPr>
         <w:pStyle w:val="Nadpis2"/>
         <w:spacing w:line="360" w:lineRule="auto"/>
       </w:pPr>
-      <w:bookmarkStart w:id="50" w:name="_Toc144915683"/>
+      <w:bookmarkStart w:id="62" w:name="_Toc144990905"/>
       <w:r>
         <w:t>Seznam obrázků</w:t>
       </w:r>
-      <w:bookmarkEnd w:id="50"/>
+      <w:bookmarkEnd w:id="62"/>
     </w:p>
     <w:p>
       <w:pPr>
@@ -10390,7 +14253,7 @@
           <w:numId w:val="21"/>
         </w:numPr>
       </w:pPr>
-      <w:hyperlink r:id="rId36" w:history="1">
+      <w:hyperlink r:id="rId42" w:history="1">
         <w:r>
           <w:rPr>
             <w:rStyle w:val="Hypertextovodkaz"/>
@@ -10422,7 +14285,7 @@
           <w:numId w:val="21"/>
         </w:numPr>
       </w:pPr>
-      <w:hyperlink r:id="rId37" w:history="1">
+      <w:hyperlink r:id="rId43" w:history="1">
         <w:r>
           <w:rPr>
             <w:rStyle w:val="Hypertextovodkaz"/>
@@ -10454,8 +14317,13 @@
           <w:numId w:val="21"/>
         </w:numPr>
       </w:pPr>
-      <w:r>
-        <w:t xml:space="preserve">package manager </w:t>
+      <w:proofErr w:type="spellStart"/>
+      <w:r>
+        <w:t>package</w:t>
+      </w:r>
+      <w:proofErr w:type="spellEnd"/>
+      <w:r>
+        <w:t xml:space="preserve"> manager </w:t>
       </w:r>
       <w:r>
         <w:t>vlastní</w:t>
@@ -10469,7 +14337,7 @@
           <w:numId w:val="21"/>
         </w:numPr>
       </w:pPr>
-      <w:hyperlink r:id="rId38" w:history="1">
+      <w:hyperlink r:id="rId44" w:history="1">
         <w:r>
           <w:rPr>
             <w:rStyle w:val="Hypertextovodkaz"/>
@@ -10486,7 +14354,7 @@
           <w:numId w:val="21"/>
         </w:numPr>
       </w:pPr>
-      <w:hyperlink r:id="rId39" w:history="1">
+      <w:hyperlink r:id="rId45" w:history="1">
         <w:r>
           <w:rPr>
             <w:rStyle w:val="Hypertextovodkaz"/>
@@ -10503,7 +14371,7 @@
           <w:numId w:val="21"/>
         </w:numPr>
       </w:pPr>
-      <w:hyperlink r:id="rId40" w:history="1">
+      <w:hyperlink r:id="rId46" w:history="1">
         <w:r>
           <w:rPr>
             <w:rStyle w:val="Hypertextovodkaz"/>
@@ -10520,7 +14388,7 @@
           <w:numId w:val="21"/>
         </w:numPr>
       </w:pPr>
-      <w:hyperlink r:id="rId41" w:history="1">
+      <w:hyperlink r:id="rId47" w:history="1">
         <w:r>
           <w:rPr>
             <w:rStyle w:val="Hypertextovodkaz"/>
@@ -10537,8 +14405,84 @@
           <w:numId w:val="21"/>
         </w:numPr>
       </w:pPr>
-      <w:r>
-        <w:t>https://gamedevbeginner.com/how-to-use-sorting-layers-in-unity/</w:t>
+      <w:hyperlink r:id="rId48" w:history="1">
+        <w:r>
+          <w:rPr>
+            <w:rStyle w:val="Hypertextovodkaz"/>
+          </w:rPr>
+          <w:t>https://gamedevbeginner.com/how-to-use-sorting-layers-in-unity/</w:t>
+        </w:r>
+      </w:hyperlink>
+    </w:p>
+    <w:p>
+      <w:pPr>
+        <w:pStyle w:val="Odstavecseseznamem"/>
+        <w:numPr>
+          <w:ilvl w:val="0"/>
+          <w:numId w:val="21"/>
+        </w:numPr>
+      </w:pPr>
+      <w:proofErr w:type="spellStart"/>
+      <w:r>
+        <w:t>Tilemap</w:t>
+      </w:r>
+      <w:proofErr w:type="spellEnd"/>
+      <w:r>
+        <w:t xml:space="preserve"> vlastní</w:t>
+      </w:r>
+    </w:p>
+    <w:p>
+      <w:pPr>
+        <w:pStyle w:val="Odstavecseseznamem"/>
+        <w:numPr>
+          <w:ilvl w:val="0"/>
+          <w:numId w:val="21"/>
+        </w:numPr>
+      </w:pPr>
+      <w:proofErr w:type="spellStart"/>
+      <w:r>
+        <w:t>Tilemap</w:t>
+      </w:r>
+      <w:proofErr w:type="spellEnd"/>
+      <w:r>
+        <w:t xml:space="preserve"> </w:t>
+      </w:r>
+      <w:proofErr w:type="spellStart"/>
+      <w:r>
+        <w:t>komponet</w:t>
+      </w:r>
+      <w:proofErr w:type="spellEnd"/>
+      <w:r>
+        <w:t xml:space="preserve"> vlastni</w:t>
+      </w:r>
+    </w:p>
+    <w:p>
+      <w:pPr>
+        <w:pStyle w:val="Odstavecseseznamem"/>
+        <w:numPr>
+          <w:ilvl w:val="0"/>
+          <w:numId w:val="21"/>
+        </w:numPr>
+      </w:pPr>
+      <w:proofErr w:type="spellStart"/>
+      <w:r>
+        <w:t>Grid</w:t>
+      </w:r>
+      <w:proofErr w:type="spellEnd"/>
+      <w:r>
+        <w:t xml:space="preserve"> vlastní</w:t>
+      </w:r>
+    </w:p>
+    <w:p>
+      <w:pPr>
+        <w:pStyle w:val="Odstavecseseznamem"/>
+        <w:numPr>
+          <w:ilvl w:val="0"/>
+          <w:numId w:val="21"/>
+        </w:numPr>
+      </w:pPr>
+      <w:r>
+        <w:t>https://gamedevacademy.org/mastering-unitys-new-tilemap-editor-building-2d-levels/</w:t>
       </w:r>
     </w:p>
     <w:p>
@@ -10551,11 +14495,11 @@
           <w:lang w:eastAsia="en-US"/>
         </w:rPr>
       </w:pPr>
-      <w:bookmarkStart w:id="51" w:name="_Toc144915684"/>
+      <w:bookmarkStart w:id="63" w:name="_Toc144990906"/>
       <w:r>
         <w:t>Seznam tabulek</w:t>
       </w:r>
-      <w:bookmarkEnd w:id="51"/>
+      <w:bookmarkEnd w:id="63"/>
     </w:p>
     <w:p>
       <w:pPr>
@@ -10575,11 +14519,11 @@
           <w:lang w:eastAsia="en-US"/>
         </w:rPr>
       </w:pPr>
-      <w:bookmarkStart w:id="52" w:name="_Toc144915685"/>
+      <w:bookmarkStart w:id="64" w:name="_Toc144990907"/>
       <w:r>
         <w:t>Seznam grafů</w:t>
       </w:r>
-      <w:bookmarkEnd w:id="52"/>
+      <w:bookmarkEnd w:id="64"/>
     </w:p>
     <w:p>
       <w:pPr>
@@ -10599,11 +14543,11 @@
           <w:lang w:eastAsia="en-US"/>
         </w:rPr>
       </w:pPr>
-      <w:bookmarkStart w:id="53" w:name="_Toc144915686"/>
+      <w:bookmarkStart w:id="65" w:name="_Toc144990908"/>
       <w:r>
         <w:t>Seznam použitých zkratek</w:t>
       </w:r>
-      <w:bookmarkEnd w:id="53"/>
+      <w:bookmarkEnd w:id="65"/>
     </w:p>
     <w:p>
       <w:pPr>
@@ -10642,7 +14586,7 @@
           <w:numId w:val="0"/>
         </w:numPr>
         <w:sectPr>
-          <w:footerReference w:type="default" r:id="rId42"/>
+          <w:footerReference w:type="default" r:id="rId49"/>
           <w:type w:val="continuous"/>
           <w:pgSz w:w="11907" w:h="16839" w:code="9"/>
           <w:pgMar w:top="1701" w:right="1134" w:bottom="1418" w:left="1985" w:header="709" w:footer="709" w:gutter="0"/>
@@ -10651,12 +14595,12 @@
           <w:docGrid w:linePitch="326"/>
         </w:sectPr>
       </w:pPr>
-      <w:bookmarkStart w:id="54" w:name="_Toc144915687"/>
+      <w:bookmarkStart w:id="66" w:name="_Toc144990909"/>
       <w:r>
         <w:lastRenderedPageBreak/>
         <w:t>Přílohy</w:t>
       </w:r>
-      <w:bookmarkEnd w:id="54"/>
+      <w:bookmarkEnd w:id="66"/>
     </w:p>
     <w:p>
       <w:pPr>
@@ -10683,7 +14627,7 @@
       </w:pPr>
     </w:p>
     <w:sectPr>
-      <w:headerReference w:type="default" r:id="rId43"/>
+      <w:headerReference w:type="default" r:id="rId50"/>
       <w:type w:val="continuous"/>
       <w:pgSz w:w="11907" w:h="16839" w:code="9"/>
       <w:pgMar w:top="1418" w:right="851" w:bottom="1418" w:left="1985" w:header="709" w:footer="709" w:gutter="0"/>
@@ -11236,6 +15180,119 @@
     </w:lvl>
   </w:abstractNum>
   <w:abstractNum w:abstractNumId="4" w15:restartNumberingAfterBreak="0">
+    <w:nsid w:val="1A5E4309"/>
+    <w:multiLevelType w:val="hybridMultilevel"/>
+    <w:tmpl w:val="C29EDB0E"/>
+    <w:lvl w:ilvl="0" w:tplc="04050001">
+      <w:start w:val="1"/>
+      <w:numFmt w:val="bullet"/>
+      <w:lvlText w:val=""/>
+      <w:lvlJc w:val="left"/>
+      <w:pPr>
+        <w:ind w:left="1425" w:hanging="360"/>
+      </w:pPr>
+      <w:rPr>
+        <w:rFonts w:ascii="Symbol" w:hAnsi="Symbol" w:hint="default"/>
+      </w:rPr>
+    </w:lvl>
+    <w:lvl w:ilvl="1" w:tplc="04050003" w:tentative="1">
+      <w:start w:val="1"/>
+      <w:numFmt w:val="bullet"/>
+      <w:lvlText w:val="o"/>
+      <w:lvlJc w:val="left"/>
+      <w:pPr>
+        <w:ind w:left="2145" w:hanging="360"/>
+      </w:pPr>
+      <w:rPr>
+        <w:rFonts w:ascii="Courier New" w:hAnsi="Courier New" w:cs="Courier New" w:hint="default"/>
+      </w:rPr>
+    </w:lvl>
+    <w:lvl w:ilvl="2" w:tplc="04050005" w:tentative="1">
+      <w:start w:val="1"/>
+      <w:numFmt w:val="bullet"/>
+      <w:lvlText w:val=""/>
+      <w:lvlJc w:val="left"/>
+      <w:pPr>
+        <w:ind w:left="2865" w:hanging="360"/>
+      </w:pPr>
+      <w:rPr>
+        <w:rFonts w:ascii="Wingdings" w:hAnsi="Wingdings" w:hint="default"/>
+      </w:rPr>
+    </w:lvl>
+    <w:lvl w:ilvl="3" w:tplc="04050001" w:tentative="1">
+      <w:start w:val="1"/>
+      <w:numFmt w:val="bullet"/>
+      <w:lvlText w:val=""/>
+      <w:lvlJc w:val="left"/>
+      <w:pPr>
+        <w:ind w:left="3585" w:hanging="360"/>
+      </w:pPr>
+      <w:rPr>
+        <w:rFonts w:ascii="Symbol" w:hAnsi="Symbol" w:hint="default"/>
+      </w:rPr>
+    </w:lvl>
+    <w:lvl w:ilvl="4" w:tplc="04050003" w:tentative="1">
+      <w:start w:val="1"/>
+      <w:numFmt w:val="bullet"/>
+      <w:lvlText w:val="o"/>
+      <w:lvlJc w:val="left"/>
+      <w:pPr>
+        <w:ind w:left="4305" w:hanging="360"/>
+      </w:pPr>
+      <w:rPr>
+        <w:rFonts w:ascii="Courier New" w:hAnsi="Courier New" w:cs="Courier New" w:hint="default"/>
+      </w:rPr>
+    </w:lvl>
+    <w:lvl w:ilvl="5" w:tplc="04050005" w:tentative="1">
+      <w:start w:val="1"/>
+      <w:numFmt w:val="bullet"/>
+      <w:lvlText w:val=""/>
+      <w:lvlJc w:val="left"/>
+      <w:pPr>
+        <w:ind w:left="5025" w:hanging="360"/>
+      </w:pPr>
+      <w:rPr>
+        <w:rFonts w:ascii="Wingdings" w:hAnsi="Wingdings" w:hint="default"/>
+      </w:rPr>
+    </w:lvl>
+    <w:lvl w:ilvl="6" w:tplc="04050001" w:tentative="1">
+      <w:start w:val="1"/>
+      <w:numFmt w:val="bullet"/>
+      <w:lvlText w:val=""/>
+      <w:lvlJc w:val="left"/>
+      <w:pPr>
+        <w:ind w:left="5745" w:hanging="360"/>
+      </w:pPr>
+      <w:rPr>
+        <w:rFonts w:ascii="Symbol" w:hAnsi="Symbol" w:hint="default"/>
+      </w:rPr>
+    </w:lvl>
+    <w:lvl w:ilvl="7" w:tplc="04050003" w:tentative="1">
+      <w:start w:val="1"/>
+      <w:numFmt w:val="bullet"/>
+      <w:lvlText w:val="o"/>
+      <w:lvlJc w:val="left"/>
+      <w:pPr>
+        <w:ind w:left="6465" w:hanging="360"/>
+      </w:pPr>
+      <w:rPr>
+        <w:rFonts w:ascii="Courier New" w:hAnsi="Courier New" w:cs="Courier New" w:hint="default"/>
+      </w:rPr>
+    </w:lvl>
+    <w:lvl w:ilvl="8" w:tplc="04050005" w:tentative="1">
+      <w:start w:val="1"/>
+      <w:numFmt w:val="bullet"/>
+      <w:lvlText w:val=""/>
+      <w:lvlJc w:val="left"/>
+      <w:pPr>
+        <w:ind w:left="7185" w:hanging="360"/>
+      </w:pPr>
+      <w:rPr>
+        <w:rFonts w:ascii="Wingdings" w:hAnsi="Wingdings" w:hint="default"/>
+      </w:rPr>
+    </w:lvl>
+  </w:abstractNum>
+  <w:abstractNum w:abstractNumId="5" w15:restartNumberingAfterBreak="0">
     <w:nsid w:val="1B2E7202"/>
     <w:multiLevelType w:val="hybridMultilevel"/>
     <w:tmpl w:val="9B72D8A6"/>
@@ -11348,7 +15405,7 @@
       </w:pPr>
     </w:lvl>
   </w:abstractNum>
-  <w:abstractNum w:abstractNumId="5" w15:restartNumberingAfterBreak="0">
+  <w:abstractNum w:abstractNumId="6" w15:restartNumberingAfterBreak="0">
     <w:nsid w:val="1D6C6129"/>
     <w:multiLevelType w:val="hybridMultilevel"/>
     <w:tmpl w:val="4B462FA6"/>
@@ -11461,7 +15518,7 @@
       </w:rPr>
     </w:lvl>
   </w:abstractNum>
-  <w:abstractNum w:abstractNumId="6" w15:restartNumberingAfterBreak="0">
+  <w:abstractNum w:abstractNumId="7" w15:restartNumberingAfterBreak="0">
     <w:nsid w:val="1FC04423"/>
     <w:multiLevelType w:val="hybridMultilevel"/>
     <w:tmpl w:val="D034F3CE"/>
@@ -11546,7 +15603,7 @@
       </w:pPr>
     </w:lvl>
   </w:abstractNum>
-  <w:abstractNum w:abstractNumId="7" w15:restartNumberingAfterBreak="0">
+  <w:abstractNum w:abstractNumId="8" w15:restartNumberingAfterBreak="0">
     <w:nsid w:val="2069234D"/>
     <w:multiLevelType w:val="hybridMultilevel"/>
     <w:tmpl w:val="142ADDDA"/>
@@ -11632,7 +15689,7 @@
       </w:pPr>
     </w:lvl>
   </w:abstractNum>
-  <w:abstractNum w:abstractNumId="8" w15:restartNumberingAfterBreak="0">
+  <w:abstractNum w:abstractNumId="9" w15:restartNumberingAfterBreak="0">
     <w:nsid w:val="21F3110E"/>
     <w:multiLevelType w:val="hybridMultilevel"/>
     <w:tmpl w:val="F10C0700"/>
@@ -11745,7 +15802,7 @@
       </w:rPr>
     </w:lvl>
   </w:abstractNum>
-  <w:abstractNum w:abstractNumId="9" w15:restartNumberingAfterBreak="0">
+  <w:abstractNum w:abstractNumId="10" w15:restartNumberingAfterBreak="0">
     <w:nsid w:val="2E46767E"/>
     <w:multiLevelType w:val="hybridMultilevel"/>
     <w:tmpl w:val="AC3E4E98"/>
@@ -11858,7 +15915,7 @@
       </w:pPr>
     </w:lvl>
   </w:abstractNum>
-  <w:abstractNum w:abstractNumId="10" w15:restartNumberingAfterBreak="0">
+  <w:abstractNum w:abstractNumId="11" w15:restartNumberingAfterBreak="0">
     <w:nsid w:val="30C52C4E"/>
     <w:multiLevelType w:val="multilevel"/>
     <w:tmpl w:val="A1E07DBA"/>
@@ -11971,7 +16028,120 @@
       </w:pPr>
     </w:lvl>
   </w:abstractNum>
-  <w:abstractNum w:abstractNumId="11" w15:restartNumberingAfterBreak="0">
+  <w:abstractNum w:abstractNumId="12" w15:restartNumberingAfterBreak="0">
+    <w:nsid w:val="338830E4"/>
+    <w:multiLevelType w:val="hybridMultilevel"/>
+    <w:tmpl w:val="B5E82FB6"/>
+    <w:lvl w:ilvl="0" w:tplc="04050001">
+      <w:start w:val="1"/>
+      <w:numFmt w:val="bullet"/>
+      <w:lvlText w:val=""/>
+      <w:lvlJc w:val="left"/>
+      <w:pPr>
+        <w:ind w:left="1429" w:hanging="360"/>
+      </w:pPr>
+      <w:rPr>
+        <w:rFonts w:ascii="Symbol" w:hAnsi="Symbol" w:hint="default"/>
+      </w:rPr>
+    </w:lvl>
+    <w:lvl w:ilvl="1" w:tplc="04050003" w:tentative="1">
+      <w:start w:val="1"/>
+      <w:numFmt w:val="bullet"/>
+      <w:lvlText w:val="o"/>
+      <w:lvlJc w:val="left"/>
+      <w:pPr>
+        <w:ind w:left="2149" w:hanging="360"/>
+      </w:pPr>
+      <w:rPr>
+        <w:rFonts w:ascii="Courier New" w:hAnsi="Courier New" w:cs="Courier New" w:hint="default"/>
+      </w:rPr>
+    </w:lvl>
+    <w:lvl w:ilvl="2" w:tplc="04050005" w:tentative="1">
+      <w:start w:val="1"/>
+      <w:numFmt w:val="bullet"/>
+      <w:lvlText w:val=""/>
+      <w:lvlJc w:val="left"/>
+      <w:pPr>
+        <w:ind w:left="2869" w:hanging="360"/>
+      </w:pPr>
+      <w:rPr>
+        <w:rFonts w:ascii="Wingdings" w:hAnsi="Wingdings" w:hint="default"/>
+      </w:rPr>
+    </w:lvl>
+    <w:lvl w:ilvl="3" w:tplc="04050001" w:tentative="1">
+      <w:start w:val="1"/>
+      <w:numFmt w:val="bullet"/>
+      <w:lvlText w:val=""/>
+      <w:lvlJc w:val="left"/>
+      <w:pPr>
+        <w:ind w:left="3589" w:hanging="360"/>
+      </w:pPr>
+      <w:rPr>
+        <w:rFonts w:ascii="Symbol" w:hAnsi="Symbol" w:hint="default"/>
+      </w:rPr>
+    </w:lvl>
+    <w:lvl w:ilvl="4" w:tplc="04050003" w:tentative="1">
+      <w:start w:val="1"/>
+      <w:numFmt w:val="bullet"/>
+      <w:lvlText w:val="o"/>
+      <w:lvlJc w:val="left"/>
+      <w:pPr>
+        <w:ind w:left="4309" w:hanging="360"/>
+      </w:pPr>
+      <w:rPr>
+        <w:rFonts w:ascii="Courier New" w:hAnsi="Courier New" w:cs="Courier New" w:hint="default"/>
+      </w:rPr>
+    </w:lvl>
+    <w:lvl w:ilvl="5" w:tplc="04050005" w:tentative="1">
+      <w:start w:val="1"/>
+      <w:numFmt w:val="bullet"/>
+      <w:lvlText w:val=""/>
+      <w:lvlJc w:val="left"/>
+      <w:pPr>
+        <w:ind w:left="5029" w:hanging="360"/>
+      </w:pPr>
+      <w:rPr>
+        <w:rFonts w:ascii="Wingdings" w:hAnsi="Wingdings" w:hint="default"/>
+      </w:rPr>
+    </w:lvl>
+    <w:lvl w:ilvl="6" w:tplc="04050001" w:tentative="1">
+      <w:start w:val="1"/>
+      <w:numFmt w:val="bullet"/>
+      <w:lvlText w:val=""/>
+      <w:lvlJc w:val="left"/>
+      <w:pPr>
+        <w:ind w:left="5749" w:hanging="360"/>
+      </w:pPr>
+      <w:rPr>
+        <w:rFonts w:ascii="Symbol" w:hAnsi="Symbol" w:hint="default"/>
+      </w:rPr>
+    </w:lvl>
+    <w:lvl w:ilvl="7" w:tplc="04050003" w:tentative="1">
+      <w:start w:val="1"/>
+      <w:numFmt w:val="bullet"/>
+      <w:lvlText w:val="o"/>
+      <w:lvlJc w:val="left"/>
+      <w:pPr>
+        <w:ind w:left="6469" w:hanging="360"/>
+      </w:pPr>
+      <w:rPr>
+        <w:rFonts w:ascii="Courier New" w:hAnsi="Courier New" w:cs="Courier New" w:hint="default"/>
+      </w:rPr>
+    </w:lvl>
+    <w:lvl w:ilvl="8" w:tplc="04050005" w:tentative="1">
+      <w:start w:val="1"/>
+      <w:numFmt w:val="bullet"/>
+      <w:lvlText w:val=""/>
+      <w:lvlJc w:val="left"/>
+      <w:pPr>
+        <w:ind w:left="7189" w:hanging="360"/>
+      </w:pPr>
+      <w:rPr>
+        <w:rFonts w:ascii="Wingdings" w:hAnsi="Wingdings" w:hint="default"/>
+      </w:rPr>
+    </w:lvl>
+  </w:abstractNum>
+  <w:abstractNum w:abstractNumId="13" w15:restartNumberingAfterBreak="0">
     <w:nsid w:val="3F3C1639"/>
     <w:multiLevelType w:val="hybridMultilevel"/>
     <w:tmpl w:val="D236F858"/>
@@ -12057,7 +16227,7 @@
       </w:pPr>
     </w:lvl>
   </w:abstractNum>
-  <w:abstractNum w:abstractNumId="12" w15:restartNumberingAfterBreak="0">
+  <w:abstractNum w:abstractNumId="14" w15:restartNumberingAfterBreak="0">
     <w:nsid w:val="41DB2519"/>
     <w:multiLevelType w:val="hybridMultilevel"/>
     <w:tmpl w:val="E6E441E2"/>
@@ -12170,7 +16340,7 @@
       </w:pPr>
     </w:lvl>
   </w:abstractNum>
-  <w:abstractNum w:abstractNumId="13" w15:restartNumberingAfterBreak="0">
+  <w:abstractNum w:abstractNumId="15" w15:restartNumberingAfterBreak="0">
     <w:nsid w:val="47386D64"/>
     <w:multiLevelType w:val="hybridMultilevel"/>
     <w:tmpl w:val="0BEA5672"/>
@@ -12255,7 +16425,7 @@
       </w:pPr>
     </w:lvl>
   </w:abstractNum>
-  <w:abstractNum w:abstractNumId="14" w15:restartNumberingAfterBreak="0">
+  <w:abstractNum w:abstractNumId="16" w15:restartNumberingAfterBreak="0">
     <w:nsid w:val="476A68C1"/>
     <w:multiLevelType w:val="hybridMultilevel"/>
     <w:tmpl w:val="19B8EC08"/>
@@ -12368,7 +16538,7 @@
       </w:rPr>
     </w:lvl>
   </w:abstractNum>
-  <w:abstractNum w:abstractNumId="15" w15:restartNumberingAfterBreak="0">
+  <w:abstractNum w:abstractNumId="17" w15:restartNumberingAfterBreak="0">
     <w:nsid w:val="4896692F"/>
     <w:multiLevelType w:val="multilevel"/>
     <w:tmpl w:val="1E284B36"/>
@@ -12481,7 +16651,7 @@
       </w:pPr>
     </w:lvl>
   </w:abstractNum>
-  <w:abstractNum w:abstractNumId="16" w15:restartNumberingAfterBreak="0">
+  <w:abstractNum w:abstractNumId="18" w15:restartNumberingAfterBreak="0">
     <w:nsid w:val="4A00174F"/>
     <w:multiLevelType w:val="hybridMultilevel"/>
     <w:tmpl w:val="754ED1CC"/>
@@ -12567,7 +16737,7 @@
       </w:pPr>
     </w:lvl>
   </w:abstractNum>
-  <w:abstractNum w:abstractNumId="17" w15:restartNumberingAfterBreak="0">
+  <w:abstractNum w:abstractNumId="19" w15:restartNumberingAfterBreak="0">
     <w:nsid w:val="573A0D50"/>
     <w:multiLevelType w:val="multilevel"/>
     <w:tmpl w:val="B0204106"/>
@@ -12680,7 +16850,120 @@
       </w:pPr>
     </w:lvl>
   </w:abstractNum>
-  <w:abstractNum w:abstractNumId="18" w15:restartNumberingAfterBreak="0">
+  <w:abstractNum w:abstractNumId="20" w15:restartNumberingAfterBreak="0">
+    <w:nsid w:val="5BE94A67"/>
+    <w:multiLevelType w:val="hybridMultilevel"/>
+    <w:tmpl w:val="31560628"/>
+    <w:lvl w:ilvl="0" w:tplc="04050001">
+      <w:start w:val="1"/>
+      <w:numFmt w:val="bullet"/>
+      <w:lvlText w:val=""/>
+      <w:lvlJc w:val="left"/>
+      <w:pPr>
+        <w:ind w:left="1151" w:hanging="360"/>
+      </w:pPr>
+      <w:rPr>
+        <w:rFonts w:ascii="Symbol" w:hAnsi="Symbol" w:hint="default"/>
+      </w:rPr>
+    </w:lvl>
+    <w:lvl w:ilvl="1" w:tplc="04050003" w:tentative="1">
+      <w:start w:val="1"/>
+      <w:numFmt w:val="bullet"/>
+      <w:lvlText w:val="o"/>
+      <w:lvlJc w:val="left"/>
+      <w:pPr>
+        <w:ind w:left="1871" w:hanging="360"/>
+      </w:pPr>
+      <w:rPr>
+        <w:rFonts w:ascii="Courier New" w:hAnsi="Courier New" w:cs="Courier New" w:hint="default"/>
+      </w:rPr>
+    </w:lvl>
+    <w:lvl w:ilvl="2" w:tplc="04050005" w:tentative="1">
+      <w:start w:val="1"/>
+      <w:numFmt w:val="bullet"/>
+      <w:lvlText w:val=""/>
+      <w:lvlJc w:val="left"/>
+      <w:pPr>
+        <w:ind w:left="2591" w:hanging="360"/>
+      </w:pPr>
+      <w:rPr>
+        <w:rFonts w:ascii="Wingdings" w:hAnsi="Wingdings" w:hint="default"/>
+      </w:rPr>
+    </w:lvl>
+    <w:lvl w:ilvl="3" w:tplc="04050001" w:tentative="1">
+      <w:start w:val="1"/>
+      <w:numFmt w:val="bullet"/>
+      <w:lvlText w:val=""/>
+      <w:lvlJc w:val="left"/>
+      <w:pPr>
+        <w:ind w:left="3311" w:hanging="360"/>
+      </w:pPr>
+      <w:rPr>
+        <w:rFonts w:ascii="Symbol" w:hAnsi="Symbol" w:hint="default"/>
+      </w:rPr>
+    </w:lvl>
+    <w:lvl w:ilvl="4" w:tplc="04050003" w:tentative="1">
+      <w:start w:val="1"/>
+      <w:numFmt w:val="bullet"/>
+      <w:lvlText w:val="o"/>
+      <w:lvlJc w:val="left"/>
+      <w:pPr>
+        <w:ind w:left="4031" w:hanging="360"/>
+      </w:pPr>
+      <w:rPr>
+        <w:rFonts w:ascii="Courier New" w:hAnsi="Courier New" w:cs="Courier New" w:hint="default"/>
+      </w:rPr>
+    </w:lvl>
+    <w:lvl w:ilvl="5" w:tplc="04050005" w:tentative="1">
+      <w:start w:val="1"/>
+      <w:numFmt w:val="bullet"/>
+      <w:lvlText w:val=""/>
+      <w:lvlJc w:val="left"/>
+      <w:pPr>
+        <w:ind w:left="4751" w:hanging="360"/>
+      </w:pPr>
+      <w:rPr>
+        <w:rFonts w:ascii="Wingdings" w:hAnsi="Wingdings" w:hint="default"/>
+      </w:rPr>
+    </w:lvl>
+    <w:lvl w:ilvl="6" w:tplc="04050001" w:tentative="1">
+      <w:start w:val="1"/>
+      <w:numFmt w:val="bullet"/>
+      <w:lvlText w:val=""/>
+      <w:lvlJc w:val="left"/>
+      <w:pPr>
+        <w:ind w:left="5471" w:hanging="360"/>
+      </w:pPr>
+      <w:rPr>
+        <w:rFonts w:ascii="Symbol" w:hAnsi="Symbol" w:hint="default"/>
+      </w:rPr>
+    </w:lvl>
+    <w:lvl w:ilvl="7" w:tplc="04050003" w:tentative="1">
+      <w:start w:val="1"/>
+      <w:numFmt w:val="bullet"/>
+      <w:lvlText w:val="o"/>
+      <w:lvlJc w:val="left"/>
+      <w:pPr>
+        <w:ind w:left="6191" w:hanging="360"/>
+      </w:pPr>
+      <w:rPr>
+        <w:rFonts w:ascii="Courier New" w:hAnsi="Courier New" w:cs="Courier New" w:hint="default"/>
+      </w:rPr>
+    </w:lvl>
+    <w:lvl w:ilvl="8" w:tplc="04050005" w:tentative="1">
+      <w:start w:val="1"/>
+      <w:numFmt w:val="bullet"/>
+      <w:lvlText w:val=""/>
+      <w:lvlJc w:val="left"/>
+      <w:pPr>
+        <w:ind w:left="6911" w:hanging="360"/>
+      </w:pPr>
+      <w:rPr>
+        <w:rFonts w:ascii="Wingdings" w:hAnsi="Wingdings" w:hint="default"/>
+      </w:rPr>
+    </w:lvl>
+  </w:abstractNum>
+  <w:abstractNum w:abstractNumId="21" w15:restartNumberingAfterBreak="0">
     <w:nsid w:val="5E5666E0"/>
     <w:multiLevelType w:val="hybridMultilevel"/>
     <w:tmpl w:val="F00A5D66"/>
@@ -12766,7 +17049,7 @@
       </w:pPr>
     </w:lvl>
   </w:abstractNum>
-  <w:abstractNum w:abstractNumId="19" w15:restartNumberingAfterBreak="0">
+  <w:abstractNum w:abstractNumId="22" w15:restartNumberingAfterBreak="0">
     <w:nsid w:val="5F2607B3"/>
     <w:multiLevelType w:val="hybridMultilevel"/>
     <w:tmpl w:val="22206B6E"/>
@@ -12879,7 +17162,7 @@
       </w:rPr>
     </w:lvl>
   </w:abstractNum>
-  <w:abstractNum w:abstractNumId="20" w15:restartNumberingAfterBreak="0">
+  <w:abstractNum w:abstractNumId="23" w15:restartNumberingAfterBreak="0">
     <w:nsid w:val="66C4390B"/>
     <w:multiLevelType w:val="hybridMultilevel"/>
     <w:tmpl w:val="BC4A03B4"/>
@@ -12992,7 +17275,7 @@
       </w:pPr>
     </w:lvl>
   </w:abstractNum>
-  <w:abstractNum w:abstractNumId="21" w15:restartNumberingAfterBreak="0">
+  <w:abstractNum w:abstractNumId="24" w15:restartNumberingAfterBreak="0">
     <w:nsid w:val="6CA95061"/>
     <w:multiLevelType w:val="hybridMultilevel"/>
     <w:tmpl w:val="9D6EED90"/>
@@ -13105,7 +17388,7 @@
       </w:rPr>
     </w:lvl>
   </w:abstractNum>
-  <w:abstractNum w:abstractNumId="22" w15:restartNumberingAfterBreak="0">
+  <w:abstractNum w:abstractNumId="25" w15:restartNumberingAfterBreak="0">
     <w:nsid w:val="708873F7"/>
     <w:multiLevelType w:val="hybridMultilevel"/>
     <w:tmpl w:val="4F2CE3BE"/>
@@ -13190,7 +17473,7 @@
       </w:pPr>
     </w:lvl>
   </w:abstractNum>
-  <w:abstractNum w:abstractNumId="23" w15:restartNumberingAfterBreak="0">
+  <w:abstractNum w:abstractNumId="26" w15:restartNumberingAfterBreak="0">
     <w:nsid w:val="709B2A07"/>
     <w:multiLevelType w:val="hybridMultilevel"/>
     <w:tmpl w:val="219CAB38"/>
@@ -13276,7 +17559,7 @@
       </w:pPr>
     </w:lvl>
   </w:abstractNum>
-  <w:abstractNum w:abstractNumId="24" w15:restartNumberingAfterBreak="0">
+  <w:abstractNum w:abstractNumId="27" w15:restartNumberingAfterBreak="0">
     <w:nsid w:val="7545255E"/>
     <w:multiLevelType w:val="hybridMultilevel"/>
     <w:tmpl w:val="6F82260E"/>
@@ -13362,7 +17645,120 @@
       </w:pPr>
     </w:lvl>
   </w:abstractNum>
-  <w:abstractNum w:abstractNumId="25" w15:restartNumberingAfterBreak="0">
+  <w:abstractNum w:abstractNumId="28" w15:restartNumberingAfterBreak="0">
+    <w:nsid w:val="79981292"/>
+    <w:multiLevelType w:val="hybridMultilevel"/>
+    <w:tmpl w:val="425647EA"/>
+    <w:lvl w:ilvl="0" w:tplc="04050001">
+      <w:start w:val="1"/>
+      <w:numFmt w:val="bullet"/>
+      <w:lvlText w:val=""/>
+      <w:lvlJc w:val="left"/>
+      <w:pPr>
+        <w:ind w:left="720" w:hanging="360"/>
+      </w:pPr>
+      <w:rPr>
+        <w:rFonts w:ascii="Symbol" w:hAnsi="Symbol" w:hint="default"/>
+      </w:rPr>
+    </w:lvl>
+    <w:lvl w:ilvl="1" w:tplc="04050003" w:tentative="1">
+      <w:start w:val="1"/>
+      <w:numFmt w:val="bullet"/>
+      <w:lvlText w:val="o"/>
+      <w:lvlJc w:val="left"/>
+      <w:pPr>
+        <w:ind w:left="1440" w:hanging="360"/>
+      </w:pPr>
+      <w:rPr>
+        <w:rFonts w:ascii="Courier New" w:hAnsi="Courier New" w:cs="Courier New" w:hint="default"/>
+      </w:rPr>
+    </w:lvl>
+    <w:lvl w:ilvl="2" w:tplc="04050005" w:tentative="1">
+      <w:start w:val="1"/>
+      <w:numFmt w:val="bullet"/>
+      <w:lvlText w:val=""/>
+      <w:lvlJc w:val="left"/>
+      <w:pPr>
+        <w:ind w:left="2160" w:hanging="360"/>
+      </w:pPr>
+      <w:rPr>
+        <w:rFonts w:ascii="Wingdings" w:hAnsi="Wingdings" w:hint="default"/>
+      </w:rPr>
+    </w:lvl>
+    <w:lvl w:ilvl="3" w:tplc="04050001" w:tentative="1">
+      <w:start w:val="1"/>
+      <w:numFmt w:val="bullet"/>
+      <w:lvlText w:val=""/>
+      <w:lvlJc w:val="left"/>
+      <w:pPr>
+        <w:ind w:left="2880" w:hanging="360"/>
+      </w:pPr>
+      <w:rPr>
+        <w:rFonts w:ascii="Symbol" w:hAnsi="Symbol" w:hint="default"/>
+      </w:rPr>
+    </w:lvl>
+    <w:lvl w:ilvl="4" w:tplc="04050003" w:tentative="1">
+      <w:start w:val="1"/>
+      <w:numFmt w:val="bullet"/>
+      <w:lvlText w:val="o"/>
+      <w:lvlJc w:val="left"/>
+      <w:pPr>
+        <w:ind w:left="3600" w:hanging="360"/>
+      </w:pPr>
+      <w:rPr>
+        <w:rFonts w:ascii="Courier New" w:hAnsi="Courier New" w:cs="Courier New" w:hint="default"/>
+      </w:rPr>
+    </w:lvl>
+    <w:lvl w:ilvl="5" w:tplc="04050005" w:tentative="1">
+      <w:start w:val="1"/>
+      <w:numFmt w:val="bullet"/>
+      <w:lvlText w:val=""/>
+      <w:lvlJc w:val="left"/>
+      <w:pPr>
+        <w:ind w:left="4320" w:hanging="360"/>
+      </w:pPr>
+      <w:rPr>
+        <w:rFonts w:ascii="Wingdings" w:hAnsi="Wingdings" w:hint="default"/>
+      </w:rPr>
+    </w:lvl>
+    <w:lvl w:ilvl="6" w:tplc="04050001" w:tentative="1">
+      <w:start w:val="1"/>
+      <w:numFmt w:val="bullet"/>
+      <w:lvlText w:val=""/>
+      <w:lvlJc w:val="left"/>
+      <w:pPr>
+        <w:ind w:left="5040" w:hanging="360"/>
+      </w:pPr>
+      <w:rPr>
+        <w:rFonts w:ascii="Symbol" w:hAnsi="Symbol" w:hint="default"/>
+      </w:rPr>
+    </w:lvl>
+    <w:lvl w:ilvl="7" w:tplc="04050003" w:tentative="1">
+      <w:start w:val="1"/>
+      <w:numFmt w:val="bullet"/>
+      <w:lvlText w:val="o"/>
+      <w:lvlJc w:val="left"/>
+      <w:pPr>
+        <w:ind w:left="5760" w:hanging="360"/>
+      </w:pPr>
+      <w:rPr>
+        <w:rFonts w:ascii="Courier New" w:hAnsi="Courier New" w:cs="Courier New" w:hint="default"/>
+      </w:rPr>
+    </w:lvl>
+    <w:lvl w:ilvl="8" w:tplc="04050005" w:tentative="1">
+      <w:start w:val="1"/>
+      <w:numFmt w:val="bullet"/>
+      <w:lvlText w:val=""/>
+      <w:lvlJc w:val="left"/>
+      <w:pPr>
+        <w:ind w:left="6480" w:hanging="360"/>
+      </w:pPr>
+      <w:rPr>
+        <w:rFonts w:ascii="Wingdings" w:hAnsi="Wingdings" w:hint="default"/>
+      </w:rPr>
+    </w:lvl>
+  </w:abstractNum>
+  <w:abstractNum w:abstractNumId="29" w15:restartNumberingAfterBreak="0">
     <w:nsid w:val="7FBA585D"/>
     <w:multiLevelType w:val="hybridMultilevel"/>
     <w:tmpl w:val="C07E3C0E"/>
@@ -13449,7 +17845,7 @@
     </w:lvl>
   </w:abstractNum>
   <w:num w:numId="1" w16cid:durableId="709456700">
-    <w:abstractNumId w:val="12"/>
+    <w:abstractNumId w:val="14"/>
   </w:num>
   <w:num w:numId="2" w16cid:durableId="288049671">
     <w:abstractNumId w:val="1"/>
@@ -13458,73 +17854,85 @@
     <w:abstractNumId w:val="3"/>
   </w:num>
   <w:num w:numId="4" w16cid:durableId="1713919982">
-    <w:abstractNumId w:val="9"/>
+    <w:abstractNumId w:val="10"/>
   </w:num>
   <w:num w:numId="5" w16cid:durableId="525405487">
-    <w:abstractNumId w:val="20"/>
+    <w:abstractNumId w:val="23"/>
   </w:num>
   <w:num w:numId="6" w16cid:durableId="1079133308">
-    <w:abstractNumId w:val="4"/>
+    <w:abstractNumId w:val="5"/>
   </w:num>
   <w:num w:numId="7" w16cid:durableId="713886883">
     <w:abstractNumId w:val="2"/>
   </w:num>
   <w:num w:numId="8" w16cid:durableId="1248614827">
-    <w:abstractNumId w:val="22"/>
+    <w:abstractNumId w:val="25"/>
   </w:num>
   <w:num w:numId="9" w16cid:durableId="254483934">
     <w:abstractNumId w:val="0"/>
   </w:num>
   <w:num w:numId="10" w16cid:durableId="1883322900">
+    <w:abstractNumId w:val="7"/>
+  </w:num>
+  <w:num w:numId="11" w16cid:durableId="109400128">
+    <w:abstractNumId w:val="15"/>
+  </w:num>
+  <w:num w:numId="12" w16cid:durableId="644240379">
+    <w:abstractNumId w:val="11"/>
+  </w:num>
+  <w:num w:numId="13" w16cid:durableId="1739665330">
+    <w:abstractNumId w:val="13"/>
+  </w:num>
+  <w:num w:numId="14" w16cid:durableId="1337685222">
+    <w:abstractNumId w:val="19"/>
+  </w:num>
+  <w:num w:numId="15" w16cid:durableId="167719132">
+    <w:abstractNumId w:val="8"/>
+  </w:num>
+  <w:num w:numId="16" w16cid:durableId="2012828866">
+    <w:abstractNumId w:val="17"/>
+  </w:num>
+  <w:num w:numId="17" w16cid:durableId="473645087">
+    <w:abstractNumId w:val="18"/>
+  </w:num>
+  <w:num w:numId="18" w16cid:durableId="1797332878">
+    <w:abstractNumId w:val="29"/>
+  </w:num>
+  <w:num w:numId="19" w16cid:durableId="1415395887">
+    <w:abstractNumId w:val="21"/>
+  </w:num>
+  <w:num w:numId="20" w16cid:durableId="1187674162">
+    <w:abstractNumId w:val="27"/>
+  </w:num>
+  <w:num w:numId="21" w16cid:durableId="856114863">
+    <w:abstractNumId w:val="26"/>
+  </w:num>
+  <w:num w:numId="22" w16cid:durableId="1557468158">
     <w:abstractNumId w:val="6"/>
   </w:num>
-  <w:num w:numId="11" w16cid:durableId="109400128">
-    <w:abstractNumId w:val="13"/>
-  </w:num>
-  <w:num w:numId="12" w16cid:durableId="644240379">
-    <w:abstractNumId w:val="10"/>
-  </w:num>
-  <w:num w:numId="13" w16cid:durableId="1739665330">
-    <w:abstractNumId w:val="11"/>
-  </w:num>
-  <w:num w:numId="14" w16cid:durableId="1337685222">
-    <w:abstractNumId w:val="17"/>
-  </w:num>
-  <w:num w:numId="15" w16cid:durableId="167719132">
-    <w:abstractNumId w:val="7"/>
-  </w:num>
-  <w:num w:numId="16" w16cid:durableId="2012828866">
-    <w:abstractNumId w:val="15"/>
-  </w:num>
-  <w:num w:numId="17" w16cid:durableId="473645087">
+  <w:num w:numId="23" w16cid:durableId="1710521897">
     <w:abstractNumId w:val="16"/>
   </w:num>
-  <w:num w:numId="18" w16cid:durableId="1797332878">
-    <w:abstractNumId w:val="25"/>
-  </w:num>
-  <w:num w:numId="19" w16cid:durableId="1415395887">
-    <w:abstractNumId w:val="18"/>
-  </w:num>
-  <w:num w:numId="20" w16cid:durableId="1187674162">
+  <w:num w:numId="24" w16cid:durableId="297032378">
     <w:abstractNumId w:val="24"/>
   </w:num>
-  <w:num w:numId="21" w16cid:durableId="856114863">
-    <w:abstractNumId w:val="23"/>
-  </w:num>
-  <w:num w:numId="22" w16cid:durableId="1557468158">
-    <w:abstractNumId w:val="5"/>
-  </w:num>
-  <w:num w:numId="23" w16cid:durableId="1710521897">
-    <w:abstractNumId w:val="14"/>
-  </w:num>
-  <w:num w:numId="24" w16cid:durableId="297032378">
-    <w:abstractNumId w:val="21"/>
-  </w:num>
   <w:num w:numId="25" w16cid:durableId="1485974364">
-    <w:abstractNumId w:val="8"/>
+    <w:abstractNumId w:val="9"/>
   </w:num>
   <w:num w:numId="26" w16cid:durableId="480659172">
-    <w:abstractNumId w:val="19"/>
+    <w:abstractNumId w:val="22"/>
+  </w:num>
+  <w:num w:numId="27" w16cid:durableId="748502369">
+    <w:abstractNumId w:val="28"/>
+  </w:num>
+  <w:num w:numId="28" w16cid:durableId="979110575">
+    <w:abstractNumId w:val="4"/>
+  </w:num>
+  <w:num w:numId="29" w16cid:durableId="2074966995">
+    <w:abstractNumId w:val="12"/>
+  </w:num>
+  <w:num w:numId="30" w16cid:durableId="1991130778">
+    <w:abstractNumId w:val="20"/>
   </w:num>
   <w:numIdMacAtCleanup w:val="12"/>
 </w:numbering>
@@ -14065,6 +18473,7 @@
   <w:style w:type="character" w:default="1" w:styleId="Standardnpsmoodstavce">
     <w:name w:val="Default Paragraph Font"/>
     <w:uiPriority w:val="1"/>
+    <w:semiHidden/>
     <w:unhideWhenUsed/>
   </w:style>
   <w:style w:type="table" w:default="1" w:styleId="Normlntabulka">

--- a/My project/Vývoj 2D herní aplikace pro mobilní zařízení.docx
+++ b/My project/Vývoj 2D herní aplikace pro mobilní zařízení.docx
@@ -259,23 +259,7 @@
           <w:rFonts w:cs="Times New Roman"/>
           <w:szCs w:val="44"/>
         </w:rPr>
-        <w:t xml:space="preserve">Vývoj </w:t>
-      </w:r>
-      <w:proofErr w:type="gramStart"/>
-      <w:r>
-        <w:rPr>
-          <w:rFonts w:cs="Times New Roman"/>
-          <w:szCs w:val="44"/>
-        </w:rPr>
-        <w:t>2D</w:t>
-      </w:r>
-      <w:proofErr w:type="gramEnd"/>
-      <w:r>
-        <w:rPr>
-          <w:rFonts w:cs="Times New Roman"/>
-          <w:szCs w:val="44"/>
-        </w:rPr>
-        <w:t xml:space="preserve"> herní aplikace pro mobilní zařízení</w:t>
+        <w:t>Vývoj 2D herní aplikace pro mobilní zařízení</w:t>
       </w:r>
     </w:p>
     <w:p>
@@ -969,23 +953,7 @@
           <w:rFonts w:cs="Times New Roman"/>
           <w:szCs w:val="20"/>
         </w:rPr>
-        <w:t>(</w:t>
-      </w:r>
-      <w:proofErr w:type="spellStart"/>
-      <w:r>
-        <w:rPr>
-          <w:rFonts w:cs="Times New Roman"/>
-          <w:szCs w:val="20"/>
-        </w:rPr>
-        <w:t>ka</w:t>
-      </w:r>
-      <w:proofErr w:type="spellEnd"/>
-      <w:r>
-        <w:rPr>
-          <w:rFonts w:cs="Times New Roman"/>
-          <w:szCs w:val="20"/>
-        </w:rPr>
-        <w:t>)</w:t>
+        <w:t>(ka)</w:t>
       </w:r>
       <w:r>
         <w:rPr>
@@ -6058,15 +6026,7 @@
         <w:t>hry,</w:t>
       </w:r>
       <w:r>
-        <w:t xml:space="preserve"> a proto vývoj her není už tak složitý jako býval, existuje mnoho nástrojů neboli herních </w:t>
-      </w:r>
-      <w:proofErr w:type="spellStart"/>
-      <w:r>
-        <w:t>enginů</w:t>
-      </w:r>
-      <w:proofErr w:type="spellEnd"/>
-      <w:r>
-        <w:t xml:space="preserve"> na vývoj her.</w:t>
+        <w:t xml:space="preserve"> a proto vývoj her není už tak složitý jako býval, existuje mnoho nástrojů neboli herních enginů na vývoj her.</w:t>
       </w:r>
     </w:p>
     <w:p>
@@ -6099,13 +6059,8 @@
       <w:r>
         <w:t xml:space="preserve"> Zároveň </w:t>
       </w:r>
-      <w:proofErr w:type="gramStart"/>
-      <w:r>
-        <w:t>slouží</w:t>
-      </w:r>
-      <w:proofErr w:type="gramEnd"/>
-      <w:r>
-        <w:t xml:space="preserve"> čtenáři jako seznámení a také </w:t>
+      <w:r>
+        <w:t xml:space="preserve">slouží čtenáři jako seznámení a také </w:t>
       </w:r>
       <w:r>
         <w:t>návod,</w:t>
@@ -6117,15 +6072,7 @@
         <w:t xml:space="preserve">pomocí </w:t>
       </w:r>
       <w:r>
-        <w:t xml:space="preserve">herního </w:t>
-      </w:r>
-      <w:proofErr w:type="spellStart"/>
-      <w:r>
-        <w:t>enginu</w:t>
-      </w:r>
-      <w:proofErr w:type="spellEnd"/>
-      <w:r>
-        <w:t xml:space="preserve"> Unity.</w:t>
+        <w:t>herního enginu Unity.</w:t>
       </w:r>
     </w:p>
     <w:p>
@@ -6170,15 +6117,7 @@
         <w:jc w:val="both"/>
       </w:pPr>
       <w:r>
-        <w:t xml:space="preserve">Cílem bakalářské práce je charakteristika vývoje mobilní hry pro platformu Android. Práce bude obsahovat popis základních postupů a technik při práci s herním </w:t>
-      </w:r>
-      <w:proofErr w:type="spellStart"/>
-      <w:r>
-        <w:t>enginem</w:t>
-      </w:r>
-      <w:proofErr w:type="spellEnd"/>
-      <w:r>
-        <w:t xml:space="preserve"> Unity, díky tomu bude moci sloužit jako návod nejen začínajícím vývojářům. Dílčím cílem práce je implementace hry, která po důkladném uživatelském testování, bude publikována na Google Play. Součástí práce bude také podrobný popis postupu samostatného zveřejnění hry.</w:t>
+        <w:t>Cílem bakalářské práce je charakteristika vývoje mobilní hry pro platformu Android. Práce bude obsahovat popis základních postupů a technik při práci s herním enginem Unity, díky tomu bude moci sloužit jako návod nejen začínajícím vývojářům. Dílčím cílem práce je implementace hry, která po důkladném uživatelském testování, bude publikována na Google Play. Součástí práce bude také podrobný popis postupu samostatného zveřejnění hry.</w:t>
       </w:r>
     </w:p>
     <w:p>
@@ -6206,31 +6145,7 @@
         <w:jc w:val="both"/>
       </w:pPr>
       <w:r>
-        <w:t xml:space="preserve">Metodika řešené problematiky bakalářské práce je založena na studiu odborné literatury a dokumentace Unity. V teoretické části budou popsány základní postupy při práci v Unity a jejím </w:t>
-      </w:r>
-      <w:proofErr w:type="spellStart"/>
-      <w:r>
-        <w:t>asset</w:t>
-      </w:r>
-      <w:proofErr w:type="spellEnd"/>
-      <w:r>
-        <w:t xml:space="preserve"> </w:t>
-      </w:r>
-      <w:proofErr w:type="spellStart"/>
-      <w:r>
-        <w:t>store</w:t>
-      </w:r>
-      <w:proofErr w:type="spellEnd"/>
-      <w:r>
-        <w:t xml:space="preserve">, také jak probíhá vývoj mobilní aplikace a v neposlední řadě budou představeny různé druhy herních </w:t>
-      </w:r>
-      <w:proofErr w:type="spellStart"/>
-      <w:r>
-        <w:t>enginů</w:t>
-      </w:r>
-      <w:proofErr w:type="spellEnd"/>
-      <w:r>
-        <w:t xml:space="preserve"> a rozdíly mezi nimi. Pomocí znalostí z teoretické části bude probíhat samotná implementace hry se scripty psanými v jazyce C#.</w:t>
+        <w:t>Metodika řešené problematiky bakalářské práce je založena na studiu odborné literatury a dokumentace Unity. V teoretické části budou popsány základní postupy při práci v Unity a jejím asset store, také jak probíhá vývoj mobilní aplikace a v neposlední řadě budou představeny různé druhy herních enginů a rozdíly mezi nimi. Pomocí znalostí z teoretické části bude probíhat samotná implementace hry se scripty psanými v jazyce C#.</w:t>
       </w:r>
     </w:p>
     <w:p>
@@ -6254,14 +6169,9 @@
       </w:pPr>
       <w:bookmarkStart w:id="13" w:name="_Toc145004542"/>
       <w:r>
-        <w:t xml:space="preserve">Herní </w:t>
-      </w:r>
-      <w:proofErr w:type="spellStart"/>
-      <w:r>
-        <w:t>engine</w:t>
+        <w:t>Herní engine</w:t>
       </w:r>
       <w:bookmarkEnd w:id="13"/>
-      <w:proofErr w:type="spellEnd"/>
     </w:p>
     <w:p>
       <w:pPr>
@@ -6273,15 +6183,7 @@
         </w:rPr>
       </w:pPr>
       <w:r>
-        <w:t xml:space="preserve">Herní </w:t>
-      </w:r>
-      <w:proofErr w:type="spellStart"/>
-      <w:r>
-        <w:t>engine</w:t>
-      </w:r>
-      <w:proofErr w:type="spellEnd"/>
-      <w:r>
-        <w:t xml:space="preserve"> je prostředí pro </w:t>
+        <w:t xml:space="preserve">Herní engine je prostředí pro </w:t>
       </w:r>
       <w:r>
         <w:t>zjednodušení</w:t>
@@ -6322,16 +6224,11 @@
       <w:r>
         <w:t xml:space="preserve">nástrojů, pomocí nichž se </w:t>
       </w:r>
-      <w:proofErr w:type="gramStart"/>
       <w:r>
         <w:t>tvo</w:t>
       </w:r>
       <w:r>
-        <w:t>ří</w:t>
-      </w:r>
-      <w:proofErr w:type="gramEnd"/>
-      <w:r>
-        <w:t xml:space="preserve"> </w:t>
+        <w:t xml:space="preserve">ří </w:t>
       </w:r>
       <w:r>
         <w:t>vizuál hry, herních mechanik</w:t>
@@ -6374,15 +6271,7 @@
         <w:jc w:val="both"/>
       </w:pPr>
       <w:r>
-        <w:t xml:space="preserve">Existuje mnoho herních </w:t>
-      </w:r>
-      <w:proofErr w:type="spellStart"/>
-      <w:r>
-        <w:t>enginů</w:t>
-      </w:r>
-      <w:proofErr w:type="spellEnd"/>
-      <w:r>
-        <w:t xml:space="preserve"> a nejde </w:t>
+        <w:t xml:space="preserve">Existuje mnoho herních enginů a nejde </w:t>
       </w:r>
       <w:r>
         <w:t>ř</w:t>
@@ -6427,15 +6316,7 @@
         <w:t>společnosti</w:t>
       </w:r>
       <w:r>
-        <w:t xml:space="preserve"> si vyvíjejí jejich vlastní herní </w:t>
-      </w:r>
-      <w:proofErr w:type="spellStart"/>
-      <w:r>
-        <w:t>enginy</w:t>
-      </w:r>
-      <w:proofErr w:type="spellEnd"/>
-      <w:r>
-        <w:t xml:space="preserve">, </w:t>
+        <w:t xml:space="preserve"> si vyvíjejí jejich vlastní herní enginy, </w:t>
       </w:r>
       <w:r>
         <w:t>které přesně pasují a umožňují vše co daný titul zrovna potřebuje.</w:t>
@@ -6447,20 +6328,10 @@
         <w:spacing w:line="360" w:lineRule="auto"/>
       </w:pPr>
       <w:bookmarkStart w:id="14" w:name="_Toc145004543"/>
-      <w:proofErr w:type="spellStart"/>
-      <w:r>
-        <w:t>Unreal</w:t>
-      </w:r>
-      <w:proofErr w:type="spellEnd"/>
-      <w:r>
-        <w:t xml:space="preserve"> </w:t>
-      </w:r>
-      <w:proofErr w:type="spellStart"/>
-      <w:r>
-        <w:t>Engine</w:t>
+      <w:r>
+        <w:t>Unreal Engine</w:t>
       </w:r>
       <w:bookmarkEnd w:id="14"/>
-      <w:proofErr w:type="spellEnd"/>
     </w:p>
     <w:p>
       <w:pPr>
@@ -6469,137 +6340,63 @@
         <w:jc w:val="both"/>
       </w:pPr>
       <w:bookmarkStart w:id="15" w:name="_Hlk142651506"/>
-      <w:proofErr w:type="spellStart"/>
-      <w:r>
-        <w:t>Unreal</w:t>
-      </w:r>
-      <w:proofErr w:type="spellEnd"/>
+      <w:r>
+        <w:t xml:space="preserve">Unreal engine je jeden z nejpopulárnějších herních enginů součastnosti, </w:t>
+      </w:r>
+      <w:r>
+        <w:t xml:space="preserve">je </w:t>
+      </w:r>
+      <w:r>
+        <w:t>vyvíjen společností Epic Games od roku 1998.</w:t>
+      </w:r>
+      <w:r>
+        <w:t xml:space="preserve"> Je velmi dobře </w:t>
+      </w:r>
+      <w:r>
+        <w:t>zdokumentovaný,</w:t>
+      </w:r>
       <w:r>
         <w:t xml:space="preserve"> </w:t>
       </w:r>
-      <w:proofErr w:type="spellStart"/>
-      <w:r>
-        <w:t>engine</w:t>
-      </w:r>
-      <w:proofErr w:type="spellEnd"/>
-      <w:r>
-        <w:t xml:space="preserve"> je jeden z nejpopulárnějších herních </w:t>
-      </w:r>
-      <w:proofErr w:type="spellStart"/>
-      <w:r>
-        <w:t>enginů</w:t>
-      </w:r>
-      <w:proofErr w:type="spellEnd"/>
+      <w:r>
+        <w:t xml:space="preserve">a </w:t>
+      </w:r>
+      <w:r>
+        <w:t xml:space="preserve">proto je vhodný pro začátečníky ale </w:t>
+      </w:r>
+      <w:bookmarkEnd w:id="15"/>
+      <w:r>
+        <w:t>také i pro pokročilé vývojáře. Mezi jeho silné stránky patří například výkonost oproti ostatní konkurentům</w:t>
+      </w:r>
+      <w:r>
+        <w:t xml:space="preserve">, dále </w:t>
+      </w:r>
+      <w:r>
+        <w:t xml:space="preserve">poskytuje </w:t>
+      </w:r>
+      <w:r>
+        <w:t>velmi rozsáhlé</w:t>
+      </w:r>
       <w:r>
         <w:t xml:space="preserve"> </w:t>
       </w:r>
-      <w:proofErr w:type="spellStart"/>
-      <w:r>
-        <w:t>součastnosti</w:t>
-      </w:r>
-      <w:proofErr w:type="spellEnd"/>
-      <w:r>
-        <w:t xml:space="preserve">, </w:t>
-      </w:r>
-      <w:r>
-        <w:t xml:space="preserve">je </w:t>
-      </w:r>
-      <w:r>
-        <w:t xml:space="preserve">vyvíjen společností </w:t>
-      </w:r>
-      <w:proofErr w:type="spellStart"/>
-      <w:r>
-        <w:t>Epic</w:t>
-      </w:r>
-      <w:proofErr w:type="spellEnd"/>
+      <w:r>
+        <w:t>nástroje</w:t>
+      </w:r>
+      <w:r>
+        <w:t xml:space="preserve"> pro vývoj her pro virtuální realitu.</w:t>
+      </w:r>
       <w:r>
         <w:t xml:space="preserve"> </w:t>
       </w:r>
-      <w:proofErr w:type="spellStart"/>
-      <w:r>
-        <w:t>Games</w:t>
-      </w:r>
-      <w:proofErr w:type="spellEnd"/>
-      <w:r>
-        <w:t xml:space="preserve"> od roku 1998.</w:t>
-      </w:r>
-      <w:r>
-        <w:t xml:space="preserve"> Je velmi dobře </w:t>
-      </w:r>
-      <w:r>
-        <w:t>zdokumentovaný,</w:t>
-      </w:r>
-      <w:r>
-        <w:t xml:space="preserve"> </w:t>
-      </w:r>
-      <w:r>
-        <w:t xml:space="preserve">a </w:t>
-      </w:r>
-      <w:r>
-        <w:t xml:space="preserve">proto je vhodný pro začátečníky ale </w:t>
-      </w:r>
-      <w:bookmarkEnd w:id="15"/>
-      <w:r>
-        <w:t xml:space="preserve">také i pro pokročilé vývojáře. Mezi jeho silné stránky </w:t>
-      </w:r>
-      <w:proofErr w:type="gramStart"/>
-      <w:r>
-        <w:t>patří</w:t>
-      </w:r>
-      <w:proofErr w:type="gramEnd"/>
-      <w:r>
-        <w:t xml:space="preserve"> například výkonost oproti ostatní konkurentům</w:t>
-      </w:r>
-      <w:r>
-        <w:t xml:space="preserve">, dále </w:t>
-      </w:r>
-      <w:r>
-        <w:t xml:space="preserve">poskytuje </w:t>
-      </w:r>
-      <w:r>
-        <w:t>velmi rozsáhlé</w:t>
-      </w:r>
-      <w:r>
-        <w:t xml:space="preserve"> </w:t>
-      </w:r>
-      <w:r>
-        <w:t>nástroje</w:t>
-      </w:r>
-      <w:r>
-        <w:t xml:space="preserve"> pro vývoj her pro virtuální realitu.</w:t>
-      </w:r>
-      <w:r>
-        <w:t xml:space="preserve"> </w:t>
-      </w:r>
       <w:r>
         <w:t>Mezi nejznámější hry vyrobené v </w:t>
       </w:r>
-      <w:proofErr w:type="spellStart"/>
       <w:r>
         <w:t>U</w:t>
       </w:r>
       <w:r>
-        <w:t>nrealu</w:t>
-      </w:r>
-      <w:proofErr w:type="spellEnd"/>
-      <w:r>
-        <w:t xml:space="preserve"> patří například </w:t>
-      </w:r>
-      <w:proofErr w:type="spellStart"/>
-      <w:r>
-        <w:t>Fortnite</w:t>
-      </w:r>
-      <w:proofErr w:type="spellEnd"/>
-      <w:r>
-        <w:t xml:space="preserve"> </w:t>
-      </w:r>
-      <w:proofErr w:type="gramStart"/>
-      <w:r>
-        <w:t>a nebo</w:t>
-      </w:r>
-      <w:proofErr w:type="gramEnd"/>
-      <w:r>
-        <w:t xml:space="preserve"> Ark.</w:t>
+        <w:t>nrealu patří například Fortnite a nebo Ark.</w:t>
       </w:r>
       <w:r>
         <w:t xml:space="preserve"> </w:t>
@@ -6643,23 +6440,10 @@
         <w:jc w:val="both"/>
       </w:pPr>
       <w:r>
-        <w:t xml:space="preserve">Godot je herní </w:t>
-      </w:r>
-      <w:proofErr w:type="spellStart"/>
-      <w:r>
-        <w:t>engine</w:t>
-      </w:r>
-      <w:proofErr w:type="spellEnd"/>
-      <w:r>
-        <w:t xml:space="preserve">, který má unikátní přístup ke scéně pomocí </w:t>
-      </w:r>
-      <w:proofErr w:type="spellStart"/>
-      <w:r>
-        <w:t>nodes</w:t>
-      </w:r>
-      <w:proofErr w:type="spellEnd"/>
-      <w:r>
-        <w:t>, kde každému uzlu se může přiřadit script, pomocí, kterého kont</w:t>
+        <w:t xml:space="preserve">Godot je herní engine, který má unikátní přístup ke scéně pomocí </w:t>
+      </w:r>
+      <w:r>
+        <w:t>nodes, kde každému uzlu se může přiřadit script, pomocí, kterého kont</w:t>
       </w:r>
       <w:r>
         <w:t>r</w:t>
@@ -6674,76 +6458,31 @@
         <w:t xml:space="preserve"> na scéně.</w:t>
       </w:r>
       <w:r>
-        <w:t xml:space="preserve"> Na rozdíl od ostatních herních </w:t>
-      </w:r>
-      <w:proofErr w:type="spellStart"/>
-      <w:r>
-        <w:t>enginů</w:t>
-      </w:r>
-      <w:proofErr w:type="spellEnd"/>
-      <w:r>
-        <w:t xml:space="preserve">, tento poskytuje možnost psát scripty ve speciálním jazyce </w:t>
-      </w:r>
-      <w:proofErr w:type="spellStart"/>
-      <w:r>
-        <w:t>gdcript</w:t>
-      </w:r>
-      <w:proofErr w:type="spellEnd"/>
-      <w:r>
-        <w:t>, což je kombinace mezi</w:t>
+        <w:t xml:space="preserve"> Na rozdíl od ostatních herních enginů, tento poskytuje možnost psát scripty ve speciálním jazyce </w:t>
+      </w:r>
+      <w:r>
+        <w:t>gdcript, což je kombinace mezi</w:t>
       </w:r>
       <w:r>
         <w:t xml:space="preserve"> programovacími jazyky</w:t>
       </w:r>
       <w:r>
+        <w:t xml:space="preserve"> typescrip a pytho</w:t>
+      </w:r>
+      <w:r>
+        <w:t>n</w:t>
+      </w:r>
+      <w:r>
+        <w:t>.</w:t>
+      </w:r>
+      <w:r>
         <w:t xml:space="preserve"> </w:t>
       </w:r>
-      <w:proofErr w:type="spellStart"/>
-      <w:r>
-        <w:t>typescrip</w:t>
-      </w:r>
-      <w:proofErr w:type="spellEnd"/>
-      <w:r>
-        <w:t xml:space="preserve"> a pytho</w:t>
-      </w:r>
-      <w:r>
-        <w:t>n</w:t>
-      </w:r>
-      <w:r>
-        <w:t>.</w:t>
-      </w:r>
-      <w:r>
-        <w:t xml:space="preserve"> </w:t>
-      </w:r>
-      <w:r>
-        <w:t xml:space="preserve">Tento herní </w:t>
-      </w:r>
-      <w:proofErr w:type="spellStart"/>
-      <w:r>
-        <w:t>engine</w:t>
-      </w:r>
-      <w:proofErr w:type="spellEnd"/>
-      <w:r>
-        <w:t xml:space="preserve"> je zdarma a open-source </w:t>
-      </w:r>
-      <w:r>
-        <w:t xml:space="preserve">a je ideální pro tvorbu </w:t>
-      </w:r>
-      <w:proofErr w:type="gramStart"/>
-      <w:r>
-        <w:t>2D</w:t>
-      </w:r>
-      <w:proofErr w:type="gramEnd"/>
-      <w:r>
-        <w:t xml:space="preserve"> a 3D her. Kvůli tomu, že není tak populární jako Unity nebo </w:t>
-      </w:r>
-      <w:proofErr w:type="spellStart"/>
-      <w:r>
-        <w:t>Unreal</w:t>
-      </w:r>
-      <w:proofErr w:type="spellEnd"/>
-      <w:r>
-        <w:t xml:space="preserve"> existuje méně tutoriálu a matriálu pro práci s ním. </w:t>
+      <w:r>
+        <w:t xml:space="preserve">Tento herní engine je zdarma a open-source </w:t>
+      </w:r>
+      <w:r>
+        <w:t xml:space="preserve">a je ideální pro tvorbu 2D a 3D her. Kvůli tomu, že není tak populární jako Unity nebo Unreal existuje méně tutoriálu a matriálu pro práci s ním. </w:t>
       </w:r>
       <w:r>
         <w:t>[</w:t>
@@ -6764,44 +6503,39 @@
         <w:fldChar w:fldCharType="end"/>
       </w:r>
       <w:r>
+        <w:t xml:space="preserve">] </w:t>
+      </w:r>
+      <w:r>
+        <w:t>[</w:t>
+      </w:r>
+      <w:r>
+        <w:fldChar w:fldCharType="begin"/>
+      </w:r>
+      <w:r>
+        <w:instrText xml:space="preserve"> REF _Ref145005093 \r \h </w:instrText>
+      </w:r>
+      <w:r>
+        <w:fldChar w:fldCharType="separate"/>
+      </w:r>
+      <w:r>
+        <w:t>3</w:t>
+      </w:r>
+      <w:r>
+        <w:fldChar w:fldCharType="end"/>
+      </w:r>
+      <w:r>
         <w:t>]</w:t>
       </w:r>
-      <w:r>
-        <w:t xml:space="preserve"> </w:t>
-      </w:r>
-      <w:r>
-        <w:t>[</w:t>
-      </w:r>
-      <w:r>
-        <w:fldChar w:fldCharType="begin"/>
-      </w:r>
-      <w:r>
-        <w:instrText xml:space="preserve"> REF _Ref145005093 \r \h </w:instrText>
-      </w:r>
-      <w:r>
-        <w:fldChar w:fldCharType="separate"/>
-      </w:r>
-      <w:r>
-        <w:t>3</w:t>
-      </w:r>
-      <w:r>
-        <w:fldChar w:fldCharType="end"/>
-      </w:r>
-      <w:r>
-        <w:t>]</w:t>
-      </w:r>
     </w:p>
     <w:p>
       <w:pPr>
         <w:pStyle w:val="Nadpis3"/>
       </w:pPr>
       <w:bookmarkStart w:id="17" w:name="_Toc145004545"/>
-      <w:proofErr w:type="spellStart"/>
       <w:r>
         <w:t>CryEngine</w:t>
       </w:r>
       <w:bookmarkEnd w:id="17"/>
-      <w:proofErr w:type="spellEnd"/>
     </w:p>
     <w:p>
       <w:pPr>
@@ -6809,29 +6543,8 @@
         <w:ind w:firstLine="578"/>
         <w:jc w:val="both"/>
       </w:pPr>
-      <w:proofErr w:type="spellStart"/>
-      <w:r>
-        <w:t>CryEngine</w:t>
-      </w:r>
-      <w:proofErr w:type="spellEnd"/>
-      <w:r>
-        <w:t xml:space="preserve"> je herní </w:t>
-      </w:r>
-      <w:proofErr w:type="spellStart"/>
-      <w:r>
-        <w:t>engine</w:t>
-      </w:r>
-      <w:proofErr w:type="spellEnd"/>
-      <w:r>
-        <w:t xml:space="preserve"> vyvíjen společností </w:t>
-      </w:r>
-      <w:proofErr w:type="spellStart"/>
-      <w:r>
-        <w:t>CryTek</w:t>
-      </w:r>
-      <w:proofErr w:type="spellEnd"/>
-      <w:r>
-        <w:t xml:space="preserve"> od roku 2002. Pomocí něho j</w:t>
+      <w:r>
+        <w:t>CryEngine je herní engine vyvíjen společností CryTek od roku 2002. Pomocí něho j</w:t>
       </w:r>
       <w:r>
         <w:t>e</w:t>
@@ -6849,15 +6562,7 @@
         <w:t>V</w:t>
       </w:r>
       <w:r>
-        <w:t xml:space="preserve">šechny hry od </w:t>
-      </w:r>
-      <w:proofErr w:type="spellStart"/>
-      <w:r>
-        <w:t>CryTeku</w:t>
-      </w:r>
-      <w:proofErr w:type="spellEnd"/>
-      <w:r>
-        <w:t xml:space="preserve"> </w:t>
+        <w:t xml:space="preserve">šechny hry od CryTeku </w:t>
       </w:r>
       <w:r>
         <w:t xml:space="preserve">a </w:t>
@@ -6875,47 +6580,7 @@
         <w:t>y</w:t>
       </w:r>
       <w:r>
-        <w:t xml:space="preserve"> jako například </w:t>
-      </w:r>
-      <w:proofErr w:type="spellStart"/>
-      <w:r>
-        <w:t>Kingdom</w:t>
-      </w:r>
-      <w:proofErr w:type="spellEnd"/>
-      <w:r>
-        <w:t xml:space="preserve"> </w:t>
-      </w:r>
-      <w:proofErr w:type="spellStart"/>
-      <w:r>
-        <w:t>Come</w:t>
-      </w:r>
-      <w:proofErr w:type="spellEnd"/>
-      <w:r>
-        <w:t xml:space="preserve">: </w:t>
-      </w:r>
-      <w:proofErr w:type="spellStart"/>
-      <w:r>
-        <w:t>Deliverence</w:t>
-      </w:r>
-      <w:proofErr w:type="spellEnd"/>
-      <w:r>
-        <w:t xml:space="preserve"> od společnosti </w:t>
-      </w:r>
-      <w:proofErr w:type="spellStart"/>
-      <w:r>
-        <w:t>Warhorse</w:t>
-      </w:r>
-      <w:proofErr w:type="spellEnd"/>
-      <w:r>
-        <w:t xml:space="preserve"> </w:t>
-      </w:r>
-      <w:proofErr w:type="spellStart"/>
-      <w:r>
-        <w:t>Studios</w:t>
-      </w:r>
-      <w:proofErr w:type="spellEnd"/>
-      <w:r>
-        <w:t xml:space="preserve">. Mezi jeho přední stánky se řadí jednoduchost, výkonný editor a podpora virtuální reality. </w:t>
+        <w:t xml:space="preserve"> jako například Kingdom Come: Deliverence od společnosti Warhorse Studios. Mezi jeho přední stánky se řadí jednoduchost, výkonný editor a podpora virtuální reality. </w:t>
       </w:r>
       <w:r>
         <w:t>[</w:t>
@@ -6946,14 +6611,9 @@
       <w:bookmarkStart w:id="18" w:name="_Toc145004546"/>
       <w:r>
         <w:lastRenderedPageBreak/>
-        <w:t xml:space="preserve">Amazon </w:t>
-      </w:r>
-      <w:proofErr w:type="spellStart"/>
-      <w:r>
-        <w:t>Lumberyard</w:t>
+        <w:t>Amazon Lumberyard</w:t>
       </w:r>
       <w:bookmarkEnd w:id="18"/>
-      <w:proofErr w:type="spellEnd"/>
     </w:p>
     <w:p>
       <w:pPr>
@@ -6962,103 +6622,46 @@
         <w:jc w:val="both"/>
       </w:pPr>
       <w:bookmarkStart w:id="19" w:name="_Hlk143777197"/>
-      <w:proofErr w:type="spellStart"/>
-      <w:r>
-        <w:t>Lumberyard</w:t>
-      </w:r>
-      <w:proofErr w:type="spellEnd"/>
-      <w:r>
-        <w:t xml:space="preserve"> je </w:t>
+      <w:r>
+        <w:t xml:space="preserve">Lumberyard je </w:t>
       </w:r>
       <w:r>
         <w:t>herní</w:t>
       </w:r>
       <w:r>
-        <w:t xml:space="preserve"> </w:t>
-      </w:r>
-      <w:proofErr w:type="spellStart"/>
-      <w:r>
-        <w:t>engine</w:t>
-      </w:r>
-      <w:proofErr w:type="spellEnd"/>
-      <w:r>
-        <w:t xml:space="preserve"> od společnosti Amazon. Jeho technologie jsou založeny na </w:t>
-      </w:r>
-      <w:proofErr w:type="spellStart"/>
-      <w:r>
-        <w:t>CryEnginu</w:t>
-      </w:r>
-      <w:proofErr w:type="spellEnd"/>
-      <w:r>
-        <w:t xml:space="preserve">, které jsou vylepšeny a rozšířeny. </w:t>
-      </w:r>
-      <w:r>
-        <w:t xml:space="preserve">Tento </w:t>
-      </w:r>
-      <w:proofErr w:type="spellStart"/>
-      <w:r>
-        <w:t>engine</w:t>
-      </w:r>
-      <w:proofErr w:type="spellEnd"/>
-      <w:r>
-        <w:t xml:space="preserve"> je zdarma</w:t>
+        <w:t xml:space="preserve"> engine od společnosti Amazon. Jeho technologie jsou založeny na CryEnginu, které jsou vylepšeny a rozšířeny. </w:t>
+      </w:r>
+      <w:r>
+        <w:t>Tento engine je zdarma</w:t>
       </w:r>
       <w:r>
         <w:t xml:space="preserve">, </w:t>
       </w:r>
       <w:r>
-        <w:t xml:space="preserve">obsahuje </w:t>
-      </w:r>
-      <w:proofErr w:type="gramStart"/>
-      <w:r>
-        <w:t>3D</w:t>
-      </w:r>
-      <w:proofErr w:type="gramEnd"/>
-      <w:r>
-        <w:t xml:space="preserve"> modelovací nástroje a také podporu virtuální realit</w:t>
+        <w:t>obsahuje 3D modelovací nástroje a také podporu virtuální realit</w:t>
       </w:r>
       <w:r>
         <w:t>y</w:t>
       </w:r>
       <w:r>
-        <w:t xml:space="preserve">. Mezi nejznámější tituly vytvořené pomocí tohoto </w:t>
-      </w:r>
-      <w:proofErr w:type="spellStart"/>
-      <w:r>
-        <w:t>enginu</w:t>
-      </w:r>
-      <w:proofErr w:type="spellEnd"/>
-      <w:r>
-        <w:t xml:space="preserve"> patří </w:t>
+        <w:t xml:space="preserve">. Mezi nejznámější tituly vytvořené pomocí tohoto enginu patří </w:t>
       </w:r>
       <w:hyperlink r:id="rId10" w:history="1">
-        <w:proofErr w:type="spellStart"/>
         <w:r>
           <w:rPr>
             <w:rStyle w:val="Hypertextovodkaz"/>
             <w:color w:val="auto"/>
             <w:u w:val="none"/>
           </w:rPr>
-          <w:t>The</w:t>
-        </w:r>
-        <w:proofErr w:type="spellEnd"/>
-        <w:r>
-          <w:rPr>
-            <w:rStyle w:val="Hypertextovodkaz"/>
-            <w:color w:val="auto"/>
-            <w:u w:val="none"/>
-          </w:rPr>
-          <w:t xml:space="preserve"> Grand Tour Game</w:t>
+          <w:t>The Grand Tour Game</w:t>
         </w:r>
       </w:hyperlink>
       <w:r>
         <w:t xml:space="preserve"> a </w:t>
       </w:r>
-      <w:proofErr w:type="spellStart"/>
       <w:r>
         <w:t>Crucible</w:t>
       </w:r>
-      <w:proofErr w:type="spellEnd"/>
       <w:r>
         <w:t>.</w:t>
       </w:r>
@@ -7105,23 +6708,7 @@
         <w:jc w:val="both"/>
       </w:pPr>
       <w:r>
-        <w:t xml:space="preserve">Unity je herní </w:t>
-      </w:r>
-      <w:proofErr w:type="spellStart"/>
-      <w:r>
-        <w:t>engine</w:t>
-      </w:r>
-      <w:proofErr w:type="spellEnd"/>
-      <w:r>
-        <w:t xml:space="preserve"> pro vývoj </w:t>
-      </w:r>
-      <w:proofErr w:type="gramStart"/>
-      <w:r>
-        <w:t>2D</w:t>
-      </w:r>
-      <w:proofErr w:type="gramEnd"/>
-      <w:r>
-        <w:t xml:space="preserve"> a 3D her. Je </w:t>
+        <w:t xml:space="preserve">Unity je herní engine pro vývoj 2D a 3D her. Je </w:t>
       </w:r>
       <w:r>
         <w:t>vyvíjen</w:t>
@@ -7139,10 +6726,7 @@
         <w:t xml:space="preserve"> </w:t>
       </w:r>
       <w:r>
-        <w:t xml:space="preserve">Jedním z klíčových momentů v historii bylo vydání Unity 5 v roce 2015, které přineslo řadu vylepšení, včetně zvýšení grafické kvality a podpory pro více platforem. Tato verze získala pozornost vývojářského světa a přivedla Unity ještě blíže k pozici jednoho z hlavních hráčů na trhu s herním </w:t>
-      </w:r>
-      <w:r>
-        <w:t>vývojem.</w:t>
+        <w:t>Jedním z klíčových momentů v historii bylo vydání Unity 5 v roce 2015, které přineslo řadu vylepšení, včetně zvýšení grafické kvality a podpory pro více platforem. Tato verze získala pozornost vývojářského světa a přivedla Unity ještě blíže k pozici jednoho z hlavních hráčů na trhu s herním vývojem.</w:t>
       </w:r>
       <w:r>
         <w:t xml:space="preserve"> </w:t>
@@ -7190,10 +6774,7 @@
         <w:jc w:val="both"/>
       </w:pPr>
       <w:r>
-        <w:t xml:space="preserve">Snadné </w:t>
-      </w:r>
-      <w:r>
-        <w:t>použití</w:t>
+        <w:t>Snadné použití</w:t>
       </w:r>
       <w:r>
         <w:t xml:space="preserve"> – </w:t>
@@ -7248,10 +6829,7 @@
         <w:t>Velká</w:t>
       </w:r>
       <w:r>
-        <w:t xml:space="preserve"> </w:t>
-      </w:r>
-      <w:r>
-        <w:t>komunita</w:t>
+        <w:t xml:space="preserve"> komunita</w:t>
       </w:r>
       <w:r>
         <w:t xml:space="preserve"> – má</w:t>
@@ -7270,54 +6848,23 @@
         <w:spacing w:line="360" w:lineRule="auto"/>
         <w:jc w:val="both"/>
       </w:pPr>
-      <w:proofErr w:type="spellStart"/>
-      <w:r>
-        <w:t>Asset</w:t>
-      </w:r>
-      <w:proofErr w:type="spellEnd"/>
-      <w:r>
-        <w:t xml:space="preserve"> </w:t>
-      </w:r>
-      <w:proofErr w:type="spellStart"/>
+      <w:r>
+        <w:t xml:space="preserve">Asset </w:t>
+      </w:r>
       <w:r>
         <w:t>Store</w:t>
       </w:r>
-      <w:proofErr w:type="spellEnd"/>
       <w:r>
         <w:t xml:space="preserve"> – Unity</w:t>
       </w:r>
       <w:r>
-        <w:t xml:space="preserve"> </w:t>
-      </w:r>
-      <w:proofErr w:type="spellStart"/>
-      <w:r>
-        <w:t>Asset</w:t>
-      </w:r>
-      <w:proofErr w:type="spellEnd"/>
-      <w:r>
-        <w:t xml:space="preserve"> </w:t>
-      </w:r>
-      <w:proofErr w:type="spellStart"/>
-      <w:r>
-        <w:t>Store</w:t>
-      </w:r>
-      <w:proofErr w:type="spellEnd"/>
-      <w:r>
-        <w:t xml:space="preserve"> je </w:t>
+        <w:t xml:space="preserve"> Asset Store je </w:t>
       </w:r>
       <w:r>
         <w:t>místem</w:t>
       </w:r>
       <w:r>
-        <w:t xml:space="preserve">, kde vývojáři mohou zakoupit a prodávat herní </w:t>
-      </w:r>
-      <w:proofErr w:type="spellStart"/>
-      <w:r>
-        <w:t>assety</w:t>
-      </w:r>
-      <w:proofErr w:type="spellEnd"/>
-      <w:r>
-        <w:t>, pluginy a nástroje, které usnadňují vývoj her</w:t>
+        <w:t>, kde vývojáři mohou zakoupit a prodávat herní assety, pluginy a nástroje, které usnadňují vývoj her</w:t>
       </w:r>
     </w:p>
     <w:p>
@@ -7325,12 +6872,10 @@
         <w:pStyle w:val="Nadpis3"/>
       </w:pPr>
       <w:bookmarkStart w:id="21" w:name="_Toc145004548"/>
-      <w:proofErr w:type="spellStart"/>
       <w:r>
         <w:t>GameObject</w:t>
       </w:r>
       <w:bookmarkEnd w:id="21"/>
-      <w:proofErr w:type="spellEnd"/>
     </w:p>
     <w:p>
       <w:pPr>
@@ -7350,13 +6895,8 @@
       <w:r>
         <w:t xml:space="preserve"> </w:t>
       </w:r>
-      <w:proofErr w:type="spellStart"/>
-      <w:r>
-        <w:t>GameObject</w:t>
-      </w:r>
-      <w:proofErr w:type="spellEnd"/>
-      <w:r>
-        <w:t xml:space="preserve">. </w:t>
+      <w:r>
+        <w:t xml:space="preserve">GameObject. </w:t>
       </w:r>
       <w:r>
         <w:t>Tento herní objekt</w:t>
@@ -7371,32 +6911,24 @@
         <w:t>obal</w:t>
       </w:r>
       <w:r>
-        <w:t xml:space="preserve">, ke kterému se dále připojují komponenty, které určují chování daného </w:t>
-      </w:r>
-      <w:proofErr w:type="spellStart"/>
-      <w:r>
-        <w:t>GameObjektu</w:t>
-      </w:r>
-      <w:proofErr w:type="spellEnd"/>
+        <w:t>, ke kterému se dále připojují komponenty, které určují chování daného GameObjektu.</w:t>
+      </w:r>
+      <w:r>
+        <w:t xml:space="preserve"> Existuje mnoho komponent, kde každ</w:t>
+      </w:r>
+      <w:r>
+        <w:t>á</w:t>
+      </w:r>
+      <w:r>
+        <w:t xml:space="preserve"> má své vlastní </w:t>
+      </w:r>
+      <w:r>
+        <w:t>využití</w:t>
+      </w:r>
       <w:r>
         <w:t>.</w:t>
       </w:r>
       <w:r>
-        <w:t xml:space="preserve"> Existuje mnoho komponent, kde každ</w:t>
-      </w:r>
-      <w:r>
-        <w:t>á</w:t>
-      </w:r>
-      <w:r>
-        <w:t xml:space="preserve"> má své vlastní </w:t>
-      </w:r>
-      <w:r>
-        <w:t>využití</w:t>
-      </w:r>
-      <w:r>
-        <w:t>.</w:t>
-      </w:r>
-      <w:r>
         <w:t xml:space="preserve"> </w:t>
       </w:r>
       <w:r>
@@ -7421,13 +6953,8 @@
         <w:t>komplexnější</w:t>
       </w:r>
       <w:r>
-        <w:t xml:space="preserve"> herní objekt </w:t>
-      </w:r>
-      <w:proofErr w:type="gramStart"/>
-      <w:r>
-        <w:t>patří</w:t>
-      </w:r>
-      <w:proofErr w:type="gramEnd"/>
+        <w:t xml:space="preserve"> herní objekt patří</w:t>
+      </w:r>
       <w:r>
         <w:t>:</w:t>
       </w:r>
@@ -7445,13 +6972,11 @@
         <w:spacing w:line="360" w:lineRule="auto"/>
       </w:pPr>
       <w:bookmarkStart w:id="22" w:name="_Toc145004549"/>
-      <w:proofErr w:type="spellStart"/>
       <w:r>
         <w:lastRenderedPageBreak/>
         <w:t>Transform</w:t>
       </w:r>
       <w:bookmarkEnd w:id="22"/>
-      <w:proofErr w:type="spellEnd"/>
     </w:p>
     <w:p>
       <w:pPr>
@@ -7615,17 +7140,8 @@
                                 <w:i w:val="0"/>
                                 <w:iCs w:val="0"/>
                               </w:rPr>
-                              <w:t xml:space="preserve"> </w:t>
+                              <w:t xml:space="preserve"> Transform</w:t>
                             </w:r>
-                            <w:proofErr w:type="spellStart"/>
-                            <w:r>
-                              <w:rPr>
-                                <w:i w:val="0"/>
-                                <w:iCs w:val="0"/>
-                              </w:rPr>
-                              <w:t>Transform</w:t>
-                            </w:r>
-                            <w:proofErr w:type="spellEnd"/>
                             <w:r>
                               <w:rPr>
                                 <w:i w:val="0"/>
@@ -7660,13 +7176,13 @@
                                 <w:i w:val="0"/>
                                 <w:iCs w:val="0"/>
                               </w:rPr>
+                              <w:instrText xml:space="preserve"> \* MERGEFORMAT </w:instrText>
                             </w:r>
                             <w:r>
                               <w:rPr>
                                 <w:i w:val="0"/>
                                 <w:iCs w:val="0"/>
                               </w:rPr>
-                              <w:instrText xml:space="preserve"> \* MERGEFORMAT </w:instrText>
                             </w:r>
                             <w:r>
                               <w:rPr>
@@ -7799,17 +7315,8 @@
                           <w:i w:val="0"/>
                           <w:iCs w:val="0"/>
                         </w:rPr>
-                        <w:t xml:space="preserve"> </w:t>
+                        <w:t xml:space="preserve"> Transform</w:t>
                       </w:r>
-                      <w:proofErr w:type="spellStart"/>
-                      <w:r>
-                        <w:rPr>
-                          <w:i w:val="0"/>
-                          <w:iCs w:val="0"/>
-                        </w:rPr>
-                        <w:t>Transform</w:t>
-                      </w:r>
-                      <w:proofErr w:type="spellEnd"/>
                       <w:r>
                         <w:rPr>
                           <w:i w:val="0"/>
@@ -7844,13 +7351,13 @@
                           <w:i w:val="0"/>
                           <w:iCs w:val="0"/>
                         </w:rPr>
+                        <w:instrText xml:space="preserve"> \* MERGEFORMAT </w:instrText>
                       </w:r>
                       <w:r>
                         <w:rPr>
                           <w:i w:val="0"/>
                           <w:iCs w:val="0"/>
                         </w:rPr>
-                        <w:instrText xml:space="preserve"> \* MERGEFORMAT </w:instrText>
                       </w:r>
                       <w:r>
                         <w:rPr>
@@ -7991,21 +7498,8 @@
         <w:spacing w:line="360" w:lineRule="auto"/>
         <w:ind w:firstLine="578"/>
       </w:pPr>
-      <w:proofErr w:type="spellStart"/>
-      <w:r>
-        <w:t>void</w:t>
-      </w:r>
-      <w:proofErr w:type="spellEnd"/>
-      <w:r>
-        <w:t xml:space="preserve"> </w:t>
-      </w:r>
-      <w:proofErr w:type="gramStart"/>
-      <w:r>
-        <w:t>Start(</w:t>
-      </w:r>
-      <w:proofErr w:type="gramEnd"/>
-      <w:r>
-        <w:t xml:space="preserve">) </w:t>
+      <w:r>
+        <w:t xml:space="preserve">void Start() </w:t>
       </w:r>
     </w:p>
     <w:p>
@@ -8022,23 +7516,8 @@
         <w:spacing w:line="360" w:lineRule="auto"/>
         <w:ind w:left="709" w:firstLine="709"/>
       </w:pPr>
-      <w:proofErr w:type="spellStart"/>
-      <w:proofErr w:type="gramStart"/>
-      <w:r>
-        <w:t>transform.position</w:t>
-      </w:r>
-      <w:proofErr w:type="spellEnd"/>
-      <w:proofErr w:type="gramEnd"/>
-      <w:r>
-        <w:t xml:space="preserve"> = </w:t>
-      </w:r>
-      <w:proofErr w:type="spellStart"/>
-      <w:r>
-        <w:t>new</w:t>
-      </w:r>
-      <w:proofErr w:type="spellEnd"/>
-      <w:r>
-        <w:t xml:space="preserve"> Vector3(0, </w:t>
+      <w:r>
+        <w:t xml:space="preserve">transform.position = new Vector3(0, </w:t>
       </w:r>
       <w:r>
         <w:t>0</w:t>
@@ -8072,15 +7551,7 @@
         <w:t>Vlastnosti komponen</w:t>
       </w:r>
       <w:r>
-        <w:t xml:space="preserve">ty </w:t>
-      </w:r>
-      <w:proofErr w:type="spellStart"/>
-      <w:r>
-        <w:t>Transform</w:t>
-      </w:r>
-      <w:proofErr w:type="spellEnd"/>
-      <w:r>
-        <w:t xml:space="preserve"> jsou používány v celé hierarchii herního objektu. </w:t>
+        <w:t xml:space="preserve">ty Transform jsou používány v celé hierarchii herního objektu. </w:t>
       </w:r>
       <w:r>
         <w:t>Proto p</w:t>
@@ -8103,12 +7574,10 @@
         <w:pStyle w:val="Nadpis4"/>
       </w:pPr>
       <w:bookmarkStart w:id="26" w:name="_Toc145004550"/>
-      <w:proofErr w:type="spellStart"/>
       <w:r>
         <w:t>Collider</w:t>
       </w:r>
       <w:bookmarkEnd w:id="26"/>
-      <w:proofErr w:type="spellEnd"/>
     </w:p>
     <w:p>
       <w:pPr>
@@ -8127,15 +7596,7 @@
         <w:t>ý</w:t>
       </w:r>
       <w:r>
-        <w:t xml:space="preserve"> </w:t>
-      </w:r>
-      <w:proofErr w:type="gramStart"/>
-      <w:r>
-        <w:t>slouží</w:t>
-      </w:r>
-      <w:proofErr w:type="gramEnd"/>
-      <w:r>
-        <w:t xml:space="preserve"> k řešením kolizí mezi objekty ve scéně.</w:t>
+        <w:t xml:space="preserve"> slouží k řešením kolizí mezi objekty ve scéně.</w:t>
       </w:r>
       <w:r>
         <w:t xml:space="preserve"> </w:t>
@@ -8151,89 +7612,73 @@
           <w:b/>
           <w:bCs/>
         </w:rPr>
-        <w:t xml:space="preserve">primitive </w:t>
-      </w:r>
-      <w:proofErr w:type="spellStart"/>
+        <w:t>primitive colliders</w:t>
+      </w:r>
+      <w:r>
+        <w:t xml:space="preserve">, které </w:t>
+      </w:r>
+      <w:r>
+        <w:t xml:space="preserve">jsou </w:t>
+      </w:r>
+      <w:r>
+        <w:t>málo náročné</w:t>
+      </w:r>
+      <w:r>
+        <w:t xml:space="preserve"> pro procesor</w:t>
+      </w:r>
+      <w:r>
+        <w:t xml:space="preserve">, díky jejich </w:t>
+      </w:r>
+      <w:bookmarkEnd w:id="27"/>
+      <w:r>
+        <w:t xml:space="preserve">jednoduchosti. Patří mezi ně například </w:t>
+      </w:r>
+      <w:r>
+        <w:t>Box Collider, Sphere Collider, Capsule Collider</w:t>
+      </w:r>
+      <w:r>
+        <w:t xml:space="preserve"> a jejich zjednodušené verze ve 2D.</w:t>
+      </w:r>
+      <w:r>
+        <w:t xml:space="preserve"> </w:t>
+      </w:r>
+    </w:p>
+    <w:p>
+      <w:pPr>
+        <w:spacing w:line="360" w:lineRule="auto"/>
+        <w:ind w:firstLine="709"/>
+        <w:jc w:val="both"/>
+      </w:pPr>
+      <w:r>
+        <w:t>Pokud chceme</w:t>
+      </w:r>
+      <w:r>
+        <w:t>,</w:t>
+      </w:r>
+      <w:r>
+        <w:t xml:space="preserve"> aby </w:t>
+      </w:r>
+      <w:r>
+        <w:t xml:space="preserve">na objekty ve scéně se uplatňovaly klasické fyzikální síly jako je gravitace, hmotnost, odpor a </w:t>
+      </w:r>
+      <w:r>
+        <w:t>hybnost</w:t>
+      </w:r>
+      <w:r>
+        <w:t xml:space="preserve"> musíme k našemu objektu připnout komponentu </w:t>
+      </w:r>
       <w:r>
         <w:rPr>
           <w:b/>
           <w:bCs/>
         </w:rPr>
-        <w:t>colliders</w:t>
-      </w:r>
-      <w:proofErr w:type="spellEnd"/>
-      <w:r>
-        <w:t xml:space="preserve">, které </w:t>
-      </w:r>
-      <w:r>
-        <w:t xml:space="preserve">jsou </w:t>
-      </w:r>
-      <w:r>
-        <w:t>málo náročné</w:t>
-      </w:r>
-      <w:r>
-        <w:t xml:space="preserve"> pro procesor</w:t>
-      </w:r>
-      <w:r>
-        <w:t xml:space="preserve">, díky jejich </w:t>
-      </w:r>
-      <w:bookmarkEnd w:id="27"/>
-      <w:r>
-        <w:t xml:space="preserve">jednoduchosti. </w:t>
-      </w:r>
-      <w:proofErr w:type="gramStart"/>
-      <w:r>
-        <w:t>Patří</w:t>
-      </w:r>
-      <w:proofErr w:type="gramEnd"/>
-      <w:r>
-        <w:t xml:space="preserve"> mezi ně například </w:t>
-      </w:r>
-      <w:r>
-        <w:t xml:space="preserve">Box </w:t>
-      </w:r>
-      <w:proofErr w:type="spellStart"/>
-      <w:r>
-        <w:t>Collider</w:t>
-      </w:r>
-      <w:proofErr w:type="spellEnd"/>
-      <w:r>
-        <w:t xml:space="preserve">, </w:t>
-      </w:r>
-      <w:proofErr w:type="spellStart"/>
-      <w:r>
-        <w:t>Sphere</w:t>
-      </w:r>
-      <w:proofErr w:type="spellEnd"/>
-      <w:r>
-        <w:t xml:space="preserve"> </w:t>
-      </w:r>
-      <w:proofErr w:type="spellStart"/>
-      <w:r>
-        <w:t>Collider</w:t>
-      </w:r>
-      <w:proofErr w:type="spellEnd"/>
-      <w:r>
-        <w:t xml:space="preserve">, </w:t>
-      </w:r>
-      <w:proofErr w:type="spellStart"/>
-      <w:r>
-        <w:t>Capsule</w:t>
-      </w:r>
-      <w:proofErr w:type="spellEnd"/>
-      <w:r>
-        <w:t xml:space="preserve"> </w:t>
-      </w:r>
-      <w:proofErr w:type="spellStart"/>
-      <w:r>
-        <w:t>Collider</w:t>
-      </w:r>
-      <w:proofErr w:type="spellEnd"/>
-      <w:r>
-        <w:t xml:space="preserve"> a jejich zjednodušené verze ve 2D.</w:t>
-      </w:r>
-      <w:r>
-        <w:t xml:space="preserve"> </w:t>
+        <w:t>Rigid Body</w:t>
+      </w:r>
+      <w:r>
+        <w:t>, která společně s Collider docílí př</w:t>
+      </w:r>
+      <w:r>
+        <w:t>esného řešení kolizí.</w:t>
       </w:r>
     </w:p>
     <w:p>
@@ -8243,52 +7688,188 @@
         <w:jc w:val="both"/>
       </w:pPr>
       <w:r>
-        <w:t>Pokud chceme</w:t>
-      </w:r>
-      <w:r>
-        <w:t>,</w:t>
-      </w:r>
-      <w:r>
-        <w:t xml:space="preserve"> aby </w:t>
-      </w:r>
-      <w:r>
-        <w:t xml:space="preserve">na objekty ve scéně se uplatňovaly klasické fyzikální síly jako je gravitace, hmotnost, odpor a </w:t>
-      </w:r>
-      <w:r>
-        <w:t>hybnost</w:t>
-      </w:r>
-      <w:r>
-        <w:t xml:space="preserve"> musíme k našemu objektu připnout komponentu </w:t>
-      </w:r>
-      <w:proofErr w:type="spellStart"/>
-      <w:r>
         <w:rPr>
           <w:b/>
           <w:bCs/>
         </w:rPr>
-        <w:t>Rigid</w:t>
-      </w:r>
-      <w:proofErr w:type="spellEnd"/>
+        <w:t>Trigger</w:t>
+      </w:r>
+      <w:r>
+        <w:t xml:space="preserve">, neboli komponent </w:t>
+      </w:r>
+      <w:r>
+        <w:t>C</w:t>
+      </w:r>
+      <w:r>
+        <w:t xml:space="preserve">ollider, který má zapnutou možnost </w:t>
+      </w:r>
+      <w:r>
+        <w:rPr>
+          <w:lang w:val="en-GB"/>
+        </w:rPr>
+        <w:t>,,</w:t>
+      </w:r>
+      <w:r>
+        <w:t>Is Trigger‘‘ je speciálním druhem collideru, který slouží k</w:t>
+      </w:r>
+      <w:r>
+        <w:t>e</w:t>
+      </w:r>
+      <w:r>
+        <w:t xml:space="preserve"> spouštění funkcí při kolizi dvou </w:t>
+      </w:r>
+      <w:r>
+        <w:t>objektů</w:t>
+      </w:r>
+      <w:r>
+        <w:t xml:space="preserve">. </w:t>
+      </w:r>
+      <w:r>
+        <w:t xml:space="preserve">Na </w:t>
+      </w:r>
+      <w:r>
+        <w:lastRenderedPageBreak/>
+        <w:t>rozdíl od normálních kolizí t</w:t>
+      </w:r>
+      <w:r>
+        <w:t xml:space="preserve">yto </w:t>
+      </w:r>
+      <w:r>
+        <w:t>objekt</w:t>
+      </w:r>
+      <w:r>
+        <w:t>y</w:t>
+      </w:r>
+      <w:r>
+        <w:t xml:space="preserve"> spolu </w:t>
+      </w:r>
+      <w:r>
+        <w:t>n</w:t>
+      </w:r>
+      <w:r>
+        <w:t>i</w:t>
+      </w:r>
+      <w:r>
+        <w:t>j</w:t>
+      </w:r>
+      <w:r>
+        <w:t>ak neinteragují.</w:t>
+      </w:r>
+      <w:r>
+        <w:t xml:space="preserve"> Velmi častým příkladem </w:t>
+      </w:r>
+      <w:r>
+        <w:t>může být střela hráče,</w:t>
+      </w:r>
+      <w:r>
+        <w:t xml:space="preserve"> u které </w:t>
+      </w:r>
+      <w:r>
+        <w:t>nechceme</w:t>
+      </w:r>
+      <w:r>
+        <w:t xml:space="preserve"> aby </w:t>
+      </w:r>
+      <w:r>
+        <w:t xml:space="preserve">na </w:t>
+      </w:r>
+      <w:r>
+        <w:t>hráče působila z fyzické stránky (posunula ho).</w:t>
+      </w:r>
+      <w:r>
+        <w:t xml:space="preserve"> </w:t>
+      </w:r>
+      <w:r>
+        <w:t>[</w:t>
+      </w:r>
+      <w:r>
+        <w:fldChar w:fldCharType="begin"/>
+      </w:r>
+      <w:r>
+        <w:instrText xml:space="preserve"> REF _Ref145005136 \r \h </w:instrText>
+      </w:r>
+      <w:r>
+        <w:fldChar w:fldCharType="separate"/>
+      </w:r>
+      <w:r>
+        <w:t>7</w:t>
+      </w:r>
+      <w:r>
+        <w:fldChar w:fldCharType="end"/>
+      </w:r>
+      <w:r>
+        <w:t>]</w:t>
+      </w:r>
+      <w:r>
+        <w:t xml:space="preserve"> </w:t>
+      </w:r>
+      <w:r>
+        <w:t>[</w:t>
+      </w:r>
+      <w:r>
+        <w:fldChar w:fldCharType="begin"/>
+      </w:r>
+      <w:r>
+        <w:instrText xml:space="preserve"> REF _Ref145005144 \r \h </w:instrText>
+      </w:r>
+      <w:r>
+        <w:fldChar w:fldCharType="separate"/>
+      </w:r>
+      <w:r>
+        <w:t>8</w:t>
+      </w:r>
+      <w:r>
+        <w:fldChar w:fldCharType="end"/>
+      </w:r>
+      <w:r>
+        <w:t>]</w:t>
+      </w:r>
+    </w:p>
+    <w:p>
+      <w:pPr>
+        <w:pStyle w:val="Nadpis4"/>
+      </w:pPr>
+      <w:bookmarkStart w:id="28" w:name="_Toc145004551"/>
+      <w:r>
+        <w:t>Animator</w:t>
+      </w:r>
+      <w:bookmarkEnd w:id="28"/>
+    </w:p>
+    <w:p>
+      <w:pPr>
+        <w:spacing w:line="360" w:lineRule="auto"/>
+        <w:ind w:firstLine="709"/>
+        <w:jc w:val="both"/>
+      </w:pPr>
+      <w:r>
+        <w:t xml:space="preserve">Je komponenta, pomocí níž se provádí animace našeho objektu, ke kterému je připojena. </w:t>
+      </w:r>
+      <w:r>
+        <w:t xml:space="preserve">Ke správné funkčnosti vyžaduje </w:t>
+      </w:r>
+      <w:bookmarkStart w:id="29" w:name="_Hlk144743496"/>
       <w:r>
         <w:rPr>
           <w:b/>
           <w:bCs/>
         </w:rPr>
-        <w:t xml:space="preserve"> Body</w:t>
-      </w:r>
-      <w:r>
-        <w:t>, která společně s </w:t>
-      </w:r>
-      <w:proofErr w:type="spellStart"/>
-      <w:r>
-        <w:t>Collider</w:t>
-      </w:r>
-      <w:proofErr w:type="spellEnd"/>
-      <w:r>
-        <w:t xml:space="preserve"> docílí př</w:t>
-      </w:r>
-      <w:r>
-        <w:t>esného řešení kolizí.</w:t>
+        <w:t>Animator Controller</w:t>
+      </w:r>
+      <w:bookmarkEnd w:id="29"/>
+      <w:r>
+        <w:t xml:space="preserve">, který slouží k přepínání jednotlivých klipů a </w:t>
+      </w:r>
+      <w:r>
+        <w:t xml:space="preserve">vytváření </w:t>
+      </w:r>
+      <w:r>
+        <w:t>přechod</w:t>
+      </w:r>
+      <w:r>
+        <w:t>ů</w:t>
+      </w:r>
+      <w:r>
+        <w:t xml:space="preserve"> mezi nimi. </w:t>
       </w:r>
     </w:p>
     <w:p>
@@ -8297,190 +7878,27 @@
         <w:ind w:firstLine="709"/>
         <w:jc w:val="both"/>
       </w:pPr>
-      <w:proofErr w:type="spellStart"/>
-      <w:r>
-        <w:rPr>
-          <w:b/>
-          <w:bCs/>
-        </w:rPr>
-        <w:t>Trigger</w:t>
-      </w:r>
-      <w:proofErr w:type="spellEnd"/>
-      <w:r>
-        <w:t xml:space="preserve">, neboli komponent </w:t>
-      </w:r>
-      <w:proofErr w:type="spellStart"/>
-      <w:r>
-        <w:t>C</w:t>
-      </w:r>
-      <w:r>
-        <w:t>ollider</w:t>
-      </w:r>
-      <w:proofErr w:type="spellEnd"/>
-      <w:r>
-        <w:t xml:space="preserve">, který má zapnutou </w:t>
-      </w:r>
-      <w:proofErr w:type="gramStart"/>
-      <w:r>
-        <w:t xml:space="preserve">možnost </w:t>
-      </w:r>
-      <w:r>
-        <w:rPr>
-          <w:lang w:val="en-GB"/>
-        </w:rPr>
-        <w:t>,,</w:t>
-      </w:r>
-      <w:proofErr w:type="spellStart"/>
-      <w:r>
-        <w:t>Is</w:t>
-      </w:r>
-      <w:proofErr w:type="spellEnd"/>
-      <w:proofErr w:type="gramEnd"/>
-      <w:r>
-        <w:t xml:space="preserve"> </w:t>
-      </w:r>
-      <w:proofErr w:type="spellStart"/>
-      <w:r>
-        <w:t>Trigger</w:t>
-      </w:r>
-      <w:proofErr w:type="spellEnd"/>
-      <w:r>
-        <w:t xml:space="preserve">‘‘ je speciálním druhem </w:t>
-      </w:r>
-      <w:proofErr w:type="spellStart"/>
-      <w:r>
-        <w:t>collideru</w:t>
-      </w:r>
-      <w:proofErr w:type="spellEnd"/>
-      <w:r>
-        <w:t>, který slouží k</w:t>
-      </w:r>
-      <w:r>
-        <w:t>e</w:t>
-      </w:r>
-      <w:r>
-        <w:t xml:space="preserve"> spouštění funkcí při kolizi dvou </w:t>
-      </w:r>
-      <w:r>
-        <w:t>objektů</w:t>
-      </w:r>
-      <w:r>
-        <w:t xml:space="preserve">. </w:t>
-      </w:r>
-      <w:r>
-        <w:t xml:space="preserve">Na </w:t>
-      </w:r>
-      <w:r>
-        <w:lastRenderedPageBreak/>
-        <w:t>rozdíl od normálních kolizí t</w:t>
-      </w:r>
-      <w:r>
-        <w:t xml:space="preserve">yto </w:t>
-      </w:r>
-      <w:r>
-        <w:t>objekt</w:t>
-      </w:r>
-      <w:r>
-        <w:t>y</w:t>
-      </w:r>
-      <w:r>
-        <w:t xml:space="preserve"> spolu </w:t>
-      </w:r>
-      <w:r>
-        <w:t>n</w:t>
-      </w:r>
-      <w:r>
-        <w:t>i</w:t>
-      </w:r>
-      <w:r>
-        <w:t>j</w:t>
-      </w:r>
-      <w:r>
-        <w:t>ak neinteragují.</w:t>
-      </w:r>
-      <w:r>
-        <w:t xml:space="preserve"> Velmi častým příkladem </w:t>
-      </w:r>
-      <w:r>
-        <w:t>může být střela hráče,</w:t>
-      </w:r>
-      <w:r>
-        <w:t xml:space="preserve"> u které </w:t>
-      </w:r>
-      <w:proofErr w:type="gramStart"/>
-      <w:r>
-        <w:t>nechceme</w:t>
-      </w:r>
-      <w:proofErr w:type="gramEnd"/>
-      <w:r>
-        <w:t xml:space="preserve"> aby </w:t>
-      </w:r>
-      <w:r>
-        <w:t xml:space="preserve">na </w:t>
-      </w:r>
-      <w:r>
-        <w:t>hráče působila z fyzické stránky (posunula ho).</w:t>
-      </w:r>
-      <w:r>
-        <w:t xml:space="preserve"> </w:t>
-      </w:r>
-      <w:r>
-        <w:t>[</w:t>
-      </w:r>
-      <w:r>
-        <w:fldChar w:fldCharType="begin"/>
-      </w:r>
-      <w:r>
-        <w:instrText xml:space="preserve"> REF _Ref145005136 \r \h </w:instrText>
-      </w:r>
-      <w:r>
-        <w:fldChar w:fldCharType="separate"/>
-      </w:r>
-      <w:r>
-        <w:t>7</w:t>
-      </w:r>
-      <w:r>
-        <w:fldChar w:fldCharType="end"/>
-      </w:r>
-      <w:r>
-        <w:t>]</w:t>
-      </w:r>
-      <w:r>
-        <w:t xml:space="preserve"> </w:t>
-      </w:r>
-      <w:r>
-        <w:t>[</w:t>
-      </w:r>
-      <w:r>
-        <w:fldChar w:fldCharType="begin"/>
-      </w:r>
-      <w:r>
-        <w:instrText xml:space="preserve"> REF _Ref145005144 \r \h </w:instrText>
-      </w:r>
-      <w:r>
-        <w:fldChar w:fldCharType="separate"/>
-      </w:r>
-      <w:r>
-        <w:t>8</w:t>
-      </w:r>
-      <w:r>
-        <w:fldChar w:fldCharType="end"/>
-      </w:r>
-      <w:r>
-        <w:t>]</w:t>
-      </w:r>
-    </w:p>
-    <w:p>
-      <w:pPr>
-        <w:pStyle w:val="Nadpis4"/>
-      </w:pPr>
-      <w:bookmarkStart w:id="28" w:name="_Toc145004551"/>
-      <w:proofErr w:type="spellStart"/>
-      <w:r>
-        <w:t>Animator</w:t>
-      </w:r>
-      <w:bookmarkEnd w:id="28"/>
-      <w:proofErr w:type="spellEnd"/>
+      <w:r>
+        <w:t xml:space="preserve">Animator Controller se skládá z několika </w:t>
+      </w:r>
+      <w:r>
+        <w:t>obdélníků</w:t>
+      </w:r>
+      <w:r>
+        <w:t xml:space="preserve">, který představují jednotlivé </w:t>
+      </w:r>
+      <w:r>
+        <w:t xml:space="preserve">stavy </w:t>
+      </w:r>
+      <w:r>
+        <w:t xml:space="preserve">daného objektu. </w:t>
+      </w:r>
+      <w:r>
+        <w:t>Mezi těmito stavy se dají vytvořit přechody</w:t>
+      </w:r>
+      <w:r>
+        <w:t xml:space="preserve">, které obsahují podmínky, pomocí niž se řídí přepínání mezi jednotlivými stavy. </w:t>
+      </w:r>
     </w:p>
     <w:p>
       <w:pPr>
@@ -8489,127 +7907,7 @@
         <w:jc w:val="both"/>
       </w:pPr>
       <w:r>
-        <w:t xml:space="preserve">Je komponenta, pomocí níž se provádí animace našeho objektu, ke kterému je připojena. </w:t>
-      </w:r>
-      <w:r>
-        <w:t xml:space="preserve">Ke správné funkčnosti vyžaduje </w:t>
-      </w:r>
-      <w:bookmarkStart w:id="29" w:name="_Hlk144743496"/>
-      <w:proofErr w:type="spellStart"/>
-      <w:r>
-        <w:rPr>
-          <w:b/>
-          <w:bCs/>
-        </w:rPr>
-        <w:t>Animator</w:t>
-      </w:r>
-      <w:proofErr w:type="spellEnd"/>
-      <w:r>
-        <w:rPr>
-          <w:b/>
-          <w:bCs/>
-        </w:rPr>
-        <w:t xml:space="preserve"> </w:t>
-      </w:r>
-      <w:proofErr w:type="spellStart"/>
-      <w:r>
-        <w:rPr>
-          <w:b/>
-          <w:bCs/>
-        </w:rPr>
-        <w:t>Controller</w:t>
-      </w:r>
-      <w:bookmarkEnd w:id="29"/>
-      <w:proofErr w:type="spellEnd"/>
-      <w:r>
-        <w:t xml:space="preserve">, který </w:t>
-      </w:r>
-      <w:proofErr w:type="gramStart"/>
-      <w:r>
-        <w:t>slouží</w:t>
-      </w:r>
-      <w:proofErr w:type="gramEnd"/>
-      <w:r>
-        <w:t xml:space="preserve"> k přepínání jednotlivých klipů a </w:t>
-      </w:r>
-      <w:r>
-        <w:t xml:space="preserve">vytváření </w:t>
-      </w:r>
-      <w:r>
-        <w:t>přechod</w:t>
-      </w:r>
-      <w:r>
-        <w:t>ů</w:t>
-      </w:r>
-      <w:r>
-        <w:t xml:space="preserve"> mezi nimi. </w:t>
-      </w:r>
-    </w:p>
-    <w:p>
-      <w:pPr>
-        <w:spacing w:line="360" w:lineRule="auto"/>
-        <w:ind w:firstLine="709"/>
-        <w:jc w:val="both"/>
-      </w:pPr>
-      <w:proofErr w:type="spellStart"/>
-      <w:r>
-        <w:t>Animator</w:t>
-      </w:r>
-      <w:proofErr w:type="spellEnd"/>
-      <w:r>
-        <w:t xml:space="preserve"> </w:t>
-      </w:r>
-      <w:proofErr w:type="spellStart"/>
-      <w:r>
-        <w:t>Controller</w:t>
-      </w:r>
-      <w:proofErr w:type="spellEnd"/>
-      <w:r>
-        <w:t xml:space="preserve"> se skládá z několika </w:t>
-      </w:r>
-      <w:r>
-        <w:t>obdélníků</w:t>
-      </w:r>
-      <w:r>
-        <w:t xml:space="preserve">, který představují jednotlivé </w:t>
-      </w:r>
-      <w:r>
-        <w:t xml:space="preserve">stavy </w:t>
-      </w:r>
-      <w:r>
-        <w:t xml:space="preserve">daného objektu. </w:t>
-      </w:r>
-      <w:r>
-        <w:t>Mezi těmito stavy se dají vytvořit přechody</w:t>
-      </w:r>
-      <w:r>
-        <w:t xml:space="preserve">, které obsahují podmínky, pomocí niž se řídí přepínání mezi jednotlivými stavy. </w:t>
-      </w:r>
-    </w:p>
-    <w:p>
-      <w:pPr>
-        <w:spacing w:line="360" w:lineRule="auto"/>
-        <w:ind w:firstLine="709"/>
-        <w:jc w:val="both"/>
-      </w:pPr>
-      <w:r>
-        <w:t xml:space="preserve">Každý </w:t>
-      </w:r>
-      <w:proofErr w:type="spellStart"/>
-      <w:r>
-        <w:t>Animator</w:t>
-      </w:r>
-      <w:proofErr w:type="spellEnd"/>
-      <w:r>
-        <w:t xml:space="preserve"> </w:t>
-      </w:r>
-      <w:proofErr w:type="spellStart"/>
-      <w:r>
-        <w:t>Controller</w:t>
-      </w:r>
-      <w:proofErr w:type="spellEnd"/>
-      <w:r>
-        <w:t xml:space="preserve"> zpravidla obsahuje tři základní stavy:</w:t>
+        <w:t>Každý Animator Controller zpravidla obsahuje tři základní stavy:</w:t>
       </w:r>
     </w:p>
     <w:p>
@@ -8622,13 +7920,8 @@
         <w:spacing w:line="360" w:lineRule="auto"/>
         <w:jc w:val="both"/>
       </w:pPr>
-      <w:proofErr w:type="spellStart"/>
-      <w:r>
-        <w:t>Entry</w:t>
-      </w:r>
-      <w:proofErr w:type="spellEnd"/>
-      <w:r>
-        <w:t xml:space="preserve"> –</w:t>
+      <w:r>
+        <w:t>Entry –</w:t>
       </w:r>
       <w:r>
         <w:t xml:space="preserve"> stav</w:t>
@@ -8681,21 +7974,8 @@
         <w:t xml:space="preserve"> </w:t>
       </w:r>
       <w:r>
-        <w:t xml:space="preserve">tento stav </w:t>
-      </w:r>
-      <w:proofErr w:type="gramStart"/>
-      <w:r>
-        <w:t>slouží</w:t>
-      </w:r>
-      <w:proofErr w:type="gramEnd"/>
-      <w:r>
-        <w:t xml:space="preserve"> k ukončení animace a navracení do počátečního stavu </w:t>
-      </w:r>
-      <w:proofErr w:type="spellStart"/>
-      <w:r>
-        <w:t>Entry</w:t>
-      </w:r>
-      <w:proofErr w:type="spellEnd"/>
+        <w:t>tento stav slouží k ukončení animace a navracení do počátečního stavu Entry</w:t>
+      </w:r>
     </w:p>
     <w:p>
       <w:pPr>
@@ -8708,34 +7988,13 @@
         <w:jc w:val="both"/>
       </w:pPr>
       <w:r>
-        <w:t xml:space="preserve">Any </w:t>
-      </w:r>
-      <w:proofErr w:type="spellStart"/>
-      <w:r>
-        <w:t>State</w:t>
-      </w:r>
-      <w:proofErr w:type="spellEnd"/>
-      <w:r>
-        <w:t xml:space="preserve"> – </w:t>
-      </w:r>
-      <w:proofErr w:type="gramStart"/>
+        <w:t xml:space="preserve">Any State – </w:t>
+      </w:r>
       <w:r>
         <w:t>s</w:t>
       </w:r>
       <w:r>
-        <w:t>louží</w:t>
-      </w:r>
-      <w:proofErr w:type="gramEnd"/>
-      <w:r>
-        <w:t xml:space="preserve"> k </w:t>
-      </w:r>
-      <w:proofErr w:type="spellStart"/>
-      <w:r>
-        <w:t>přechodut</w:t>
-      </w:r>
-      <w:proofErr w:type="spellEnd"/>
-      <w:r>
-        <w:t xml:space="preserve"> do určitého stavu bez ohledu na to, ve kterém stavu se právě nacházíte.</w:t>
+        <w:t>louží k přechodut do určitého stavu bez ohledu na to, ve kterém stavu se právě nacházíte.</w:t>
       </w:r>
       <w:r>
         <w:t xml:space="preserve"> </w:t>
@@ -8869,33 +8128,8 @@
                                 <w:i w:val="0"/>
                                 <w:iCs w:val="0"/>
                               </w:rPr>
-                              <w:t xml:space="preserve"> - </w:t>
+                              <w:t xml:space="preserve"> - Animator Controller</w:t>
                             </w:r>
-                            <w:proofErr w:type="spellStart"/>
-                            <w:r>
-                              <w:rPr>
-                                <w:i w:val="0"/>
-                                <w:iCs w:val="0"/>
-                              </w:rPr>
-                              <w:t>Animator</w:t>
-                            </w:r>
-                            <w:proofErr w:type="spellEnd"/>
-                            <w:r>
-                              <w:rPr>
-                                <w:i w:val="0"/>
-                                <w:iCs w:val="0"/>
-                              </w:rPr>
-                              <w:t xml:space="preserve"> </w:t>
-                            </w:r>
-                            <w:proofErr w:type="spellStart"/>
-                            <w:r>
-                              <w:rPr>
-                                <w:i w:val="0"/>
-                                <w:iCs w:val="0"/>
-                              </w:rPr>
-                              <w:t>Controller</w:t>
-                            </w:r>
-                            <w:proofErr w:type="spellEnd"/>
                             <w:r>
                               <w:rPr>
                                 <w:i w:val="0"/>
@@ -8985,33 +8219,8 @@
                           <w:i w:val="0"/>
                           <w:iCs w:val="0"/>
                         </w:rPr>
-                        <w:t xml:space="preserve"> - </w:t>
+                        <w:t xml:space="preserve"> - Animator Controller</w:t>
                       </w:r>
-                      <w:proofErr w:type="spellStart"/>
-                      <w:r>
-                        <w:rPr>
-                          <w:i w:val="0"/>
-                          <w:iCs w:val="0"/>
-                        </w:rPr>
-                        <w:t>Animator</w:t>
-                      </w:r>
-                      <w:proofErr w:type="spellEnd"/>
-                      <w:r>
-                        <w:rPr>
-                          <w:i w:val="0"/>
-                          <w:iCs w:val="0"/>
-                        </w:rPr>
-                        <w:t xml:space="preserve"> </w:t>
-                      </w:r>
-                      <w:proofErr w:type="spellStart"/>
-                      <w:r>
-                        <w:rPr>
-                          <w:i w:val="0"/>
-                          <w:iCs w:val="0"/>
-                        </w:rPr>
-                        <w:t>Controller</w:t>
-                      </w:r>
-                      <w:proofErr w:type="spellEnd"/>
                       <w:r>
                         <w:rPr>
                           <w:i w:val="0"/>
@@ -9134,7 +8343,6 @@
       <w:r>
         <w:t xml:space="preserve"> ze třídy </w:t>
       </w:r>
-      <w:proofErr w:type="spellStart"/>
       <w:r>
         <w:rPr>
           <w:b/>
@@ -9142,7 +8350,6 @@
         </w:rPr>
         <w:t>MonoBehaviour</w:t>
       </w:r>
-      <w:proofErr w:type="spellEnd"/>
       <w:r>
         <w:t xml:space="preserve"> a implementuje dvě základní </w:t>
       </w:r>
@@ -9213,15 +8420,7 @@
         <w:t>obrazovky,</w:t>
       </w:r>
       <w:r>
-        <w:t xml:space="preserve"> proto sem </w:t>
-      </w:r>
-      <w:proofErr w:type="gramStart"/>
-      <w:r>
-        <w:t>patří</w:t>
-      </w:r>
-      <w:proofErr w:type="gramEnd"/>
-      <w:r>
-        <w:t xml:space="preserve"> </w:t>
+        <w:t xml:space="preserve"> proto sem patří </w:t>
       </w:r>
       <w:r>
         <w:t>vše,</w:t>
@@ -9675,17 +8874,8 @@
       </w:r>
       <w:bookmarkStart w:id="35" w:name="_Hlk144747156"/>
       <w:r>
-        <w:t xml:space="preserve">Další velmi důležitou funkcí, kterou třída </w:t>
-      </w:r>
-      <w:proofErr w:type="spellStart"/>
-      <w:r>
-        <w:t>MonoBehaviour</w:t>
-      </w:r>
-      <w:proofErr w:type="spellEnd"/>
-      <w:r>
-        <w:t xml:space="preserve"> poskytuje je </w:t>
-      </w:r>
-      <w:proofErr w:type="spellStart"/>
+        <w:t xml:space="preserve">Další velmi důležitou funkcí, kterou třída MonoBehaviour poskytuje je </w:t>
+      </w:r>
       <w:r>
         <w:rPr>
           <w:b/>
@@ -9693,17 +8883,8 @@
         </w:rPr>
         <w:t>Awake</w:t>
       </w:r>
-      <w:proofErr w:type="spellEnd"/>
-      <w:r>
-        <w:t xml:space="preserve">. Tato funkce se stejně jako Start provedena pouze jednou na začátku. </w:t>
-      </w:r>
-      <w:proofErr w:type="spellStart"/>
-      <w:r>
-        <w:t>Awake</w:t>
-      </w:r>
-      <w:proofErr w:type="spellEnd"/>
-      <w:r>
-        <w:t xml:space="preserve"> je ale na rozdíl od Start volán </w:t>
+      <w:r>
+        <w:t xml:space="preserve">. Tato funkce se stejně jako Start provedena pouze jednou na začátku. Awake je ale na rozdíl od Start volán </w:t>
       </w:r>
       <w:bookmarkEnd w:id="35"/>
       <w:r>
@@ -9713,15 +8894,7 @@
         <w:t>inicializován</w:t>
       </w:r>
       <w:r>
-        <w:t xml:space="preserve"> neboli všechny funkce </w:t>
-      </w:r>
-      <w:proofErr w:type="spellStart"/>
-      <w:r>
-        <w:t>Awake</w:t>
-      </w:r>
-      <w:proofErr w:type="spellEnd"/>
-      <w:r>
-        <w:t xml:space="preserve"> se provedou před </w:t>
+        <w:t xml:space="preserve"> neboli všechny funkce Awake se provedou před </w:t>
       </w:r>
       <w:r>
         <w:t>voláním</w:t>
@@ -9756,27 +8929,10 @@
           <w:b/>
           <w:bCs/>
         </w:rPr>
-        <w:t xml:space="preserve">Audio </w:t>
-      </w:r>
-      <w:proofErr w:type="spellStart"/>
-      <w:r>
-        <w:rPr>
-          <w:b/>
-          <w:bCs/>
-        </w:rPr>
-        <w:t>Listener</w:t>
-      </w:r>
-      <w:proofErr w:type="spellEnd"/>
-      <w:r>
-        <w:t xml:space="preserve"> je komponenta, která </w:t>
-      </w:r>
-      <w:proofErr w:type="gramStart"/>
-      <w:r>
-        <w:t>slouží</w:t>
-      </w:r>
-      <w:proofErr w:type="gramEnd"/>
-      <w:r>
-        <w:t xml:space="preserve"> k zaznamenávání všeho zvuku ve scéně. Nejčastěji se umísťuje na hlavní kameru, protože je to místo ze, kterého všechen zvuk je slyšet ve 3D.</w:t>
+        <w:t>Audio Listener</w:t>
+      </w:r>
+      <w:r>
+        <w:t xml:space="preserve"> je komponenta, která slouží k zaznamenávání všeho zvuku ve scéně. Nejčastěji se umísťuje na hlavní kameru, protože je to místo ze, kterého všechen zvuk je slyšet ve 3D.</w:t>
       </w:r>
     </w:p>
     <w:p>
@@ -10327,15 +9483,7 @@
         </w:drawing>
       </w:r>
       <w:r>
-        <w:t xml:space="preserve">Scény obsahují všechny objekty, které daná hra potřebuje. Jednodušší hry si většinou </w:t>
-      </w:r>
-      <w:proofErr w:type="gramStart"/>
-      <w:r>
-        <w:t>vystačí</w:t>
-      </w:r>
-      <w:proofErr w:type="gramEnd"/>
-      <w:r>
-        <w:t xml:space="preserve"> jen z jednou </w:t>
+        <w:t xml:space="preserve">Scény obsahují všechny objekty, které daná hra potřebuje. Jednodušší hry si většinou vystačí jen z jednou </w:t>
       </w:r>
       <w:r>
         <w:t>scénou,</w:t>
@@ -10367,7 +9515,6 @@
         <w:pStyle w:val="Nadpis3"/>
       </w:pPr>
       <w:bookmarkStart w:id="40" w:name="_Toc145004555"/>
-      <w:proofErr w:type="spellStart"/>
       <w:r>
         <w:t>Prefab</w:t>
       </w:r>
@@ -10375,7 +9522,6 @@
         <w:t>s</w:t>
       </w:r>
       <w:bookmarkEnd w:id="40"/>
-      <w:proofErr w:type="spellEnd"/>
     </w:p>
     <w:p>
       <w:pPr>
@@ -10383,13 +9529,8 @@
         <w:ind w:firstLine="709"/>
         <w:jc w:val="both"/>
       </w:pPr>
-      <w:proofErr w:type="spellStart"/>
-      <w:r>
-        <w:t>Prefab</w:t>
-      </w:r>
-      <w:proofErr w:type="spellEnd"/>
-      <w:r>
-        <w:t xml:space="preserve"> j</w:t>
+      <w:r>
+        <w:t>Prefab j</w:t>
       </w:r>
       <w:r>
         <w:t>e šablona</w:t>
@@ -10425,26 +9566,10 @@
         <w:t xml:space="preserve">proti klasické kopii </w:t>
       </w:r>
       <w:r>
-        <w:t xml:space="preserve">se </w:t>
-      </w:r>
-      <w:proofErr w:type="gramStart"/>
-      <w:r>
-        <w:t>liší</w:t>
-      </w:r>
-      <w:proofErr w:type="gramEnd"/>
-      <w:r>
-        <w:t xml:space="preserve"> v tom</w:t>
-      </w:r>
-      <w:r>
-        <w:t xml:space="preserve">, že když provedeme úpravu tohoto </w:t>
-      </w:r>
-      <w:proofErr w:type="spellStart"/>
-      <w:r>
-        <w:t>prefabu</w:t>
-      </w:r>
-      <w:proofErr w:type="spellEnd"/>
-      <w:r>
-        <w:t xml:space="preserve">, například změníme jeho velikost, tato změna se nám promítne do všech jeho </w:t>
+        <w:t>se liší v tom</w:t>
+      </w:r>
+      <w:r>
+        <w:t xml:space="preserve">, že když provedeme úpravu tohoto prefabu, například změníme jeho velikost, tato změna se nám promítne do všech jeho </w:t>
       </w:r>
       <w:r>
         <w:t>instancí</w:t>
@@ -10484,53 +9609,22 @@
         <w:t>scénách</w:t>
       </w:r>
       <w:r>
-        <w:t xml:space="preserve"> je doporučené z tohoto objektu vytvořit </w:t>
-      </w:r>
-      <w:proofErr w:type="spellStart"/>
-      <w:r>
-        <w:t>prefab</w:t>
-      </w:r>
-      <w:proofErr w:type="spellEnd"/>
-      <w:r>
-        <w:t>.</w:t>
-      </w:r>
-      <w:r>
-        <w:t xml:space="preserve"> Do scény se tento </w:t>
-      </w:r>
-      <w:proofErr w:type="spellStart"/>
-      <w:r>
-        <w:t>prefab</w:t>
-      </w:r>
-      <w:proofErr w:type="spellEnd"/>
-      <w:r>
-        <w:t xml:space="preserve"> přidá klasickým přetažením do okna hierarchie nebo přímo z kódu, což je nejčastější způsobem práce s</w:t>
+        <w:t xml:space="preserve"> je doporučené z tohoto objektu vytvořit prefab.</w:t>
+      </w:r>
+      <w:r>
+        <w:t xml:space="preserve"> Do scény se tento prefab přidá klasickým přetažením do okna hierarchie nebo přímo z kódu, což je nejčastější způsobem práce s</w:t>
       </w:r>
       <w:r>
         <w:t> </w:t>
       </w:r>
-      <w:proofErr w:type="spellStart"/>
       <w:r>
         <w:t>prefaby</w:t>
       </w:r>
-      <w:proofErr w:type="spellEnd"/>
       <w:r>
         <w:t>. V</w:t>
       </w:r>
       <w:r>
-        <w:t xml:space="preserve">ytvoření instance obstará funkce </w:t>
-      </w:r>
-      <w:proofErr w:type="spellStart"/>
-      <w:proofErr w:type="gramStart"/>
-      <w:r>
-        <w:t>Instantiate</w:t>
-      </w:r>
-      <w:proofErr w:type="spellEnd"/>
-      <w:r>
-        <w:t>(</w:t>
-      </w:r>
-      <w:proofErr w:type="gramEnd"/>
-      <w:r>
-        <w:t>)</w:t>
+        <w:t>ytvoření instance obstará funkce Instantiate()</w:t>
       </w:r>
       <w:r>
         <w:t xml:space="preserve">, která přijímá </w:t>
@@ -10539,15 +9633,7 @@
         <w:t xml:space="preserve">následující </w:t>
       </w:r>
       <w:r>
-        <w:t xml:space="preserve">parametry: </w:t>
-      </w:r>
-      <w:proofErr w:type="spellStart"/>
-      <w:r>
-        <w:t>prefab</w:t>
-      </w:r>
-      <w:proofErr w:type="spellEnd"/>
-      <w:r>
-        <w:t>, pozici a otočení.</w:t>
+        <w:t>parametry: prefab, pozici a otočení.</w:t>
       </w:r>
       <w:r>
         <w:t xml:space="preserve"> </w:t>
@@ -10583,26 +9669,13 @@
       </w:pPr>
       <w:r>
         <w:lastRenderedPageBreak/>
-        <w:t xml:space="preserve">public </w:t>
-      </w:r>
-      <w:proofErr w:type="spellStart"/>
-      <w:proofErr w:type="gramStart"/>
-      <w:r>
-        <w:t>spawnEnemy</w:t>
-      </w:r>
-      <w:proofErr w:type="spellEnd"/>
+        <w:t>public spawnEnemy</w:t>
+      </w:r>
       <w:r>
         <w:rPr>
           <w:lang w:val="en-GB"/>
         </w:rPr>
-        <w:t>(</w:t>
-      </w:r>
-      <w:proofErr w:type="gramEnd"/>
-      <w:r>
-        <w:rPr>
-          <w:lang w:val="en-GB"/>
-        </w:rPr>
-        <w:t>)</w:t>
+        <w:t>()</w:t>
       </w:r>
     </w:p>
     <w:p>
@@ -10619,45 +9692,20 @@
         <w:spacing w:line="360" w:lineRule="auto"/>
         <w:ind w:left="709" w:firstLine="709"/>
       </w:pPr>
-      <w:proofErr w:type="spellStart"/>
-      <w:proofErr w:type="gramStart"/>
-      <w:r>
-        <w:t>Instantiate</w:t>
-      </w:r>
-      <w:proofErr w:type="spellEnd"/>
-      <w:r>
-        <w:t>(</w:t>
-      </w:r>
-      <w:proofErr w:type="spellStart"/>
-      <w:proofErr w:type="gramEnd"/>
+      <w:r>
+        <w:t>Instantiate(</w:t>
+      </w:r>
       <w:r>
         <w:t>prefab</w:t>
       </w:r>
-      <w:proofErr w:type="spellEnd"/>
-      <w:r>
-        <w:t xml:space="preserve">, </w:t>
-      </w:r>
-      <w:proofErr w:type="spellStart"/>
-      <w:r>
-        <w:t>new</w:t>
-      </w:r>
-      <w:proofErr w:type="spellEnd"/>
-      <w:r>
-        <w:t xml:space="preserve"> Vector3(</w:t>
+      <w:r>
+        <w:t>, new Vector3(</w:t>
       </w:r>
       <w:r>
         <w:t>0,0,0</w:t>
       </w:r>
       <w:r>
-        <w:t xml:space="preserve">), </w:t>
-      </w:r>
-      <w:proofErr w:type="spellStart"/>
-      <w:r>
-        <w:t>Quaternion.identity</w:t>
-      </w:r>
-      <w:proofErr w:type="spellEnd"/>
-      <w:r>
-        <w:t>);</w:t>
+        <w:t>), Quaternion.identity);</w:t>
       </w:r>
     </w:p>
     <w:p>
@@ -10681,68 +9729,29 @@
         <w:ind w:firstLine="709"/>
         <w:jc w:val="both"/>
       </w:pPr>
-      <w:proofErr w:type="spellStart"/>
-      <w:r>
-        <w:t>Prefaby</w:t>
-      </w:r>
-      <w:proofErr w:type="spellEnd"/>
-      <w:r>
-        <w:t xml:space="preserve"> se dají různě kombinovat a vytvářet takzvané </w:t>
-      </w:r>
-      <w:proofErr w:type="spellStart"/>
+      <w:r>
+        <w:t xml:space="preserve">Prefaby se dají různě kombinovat a vytvářet takzvané </w:t>
+      </w:r>
       <w:r>
         <w:rPr>
           <w:b/>
           <w:bCs/>
         </w:rPr>
-        <w:t>nested</w:t>
-      </w:r>
-      <w:proofErr w:type="spellEnd"/>
-      <w:r>
-        <w:rPr>
-          <w:b/>
-          <w:bCs/>
-        </w:rPr>
+        <w:t>nested prefabs</w:t>
+      </w:r>
+      <w:r>
+        <w:t>, což jsou prefaby, které obsahují jiné prefaby.</w:t>
+      </w:r>
+      <w:r>
         <w:t xml:space="preserve"> </w:t>
       </w:r>
-      <w:proofErr w:type="spellStart"/>
-      <w:r>
-        <w:rPr>
-          <w:b/>
-          <w:bCs/>
-        </w:rPr>
-        <w:t>prefabs</w:t>
-      </w:r>
-      <w:proofErr w:type="spellEnd"/>
-      <w:r>
-        <w:t xml:space="preserve">, což jsou </w:t>
-      </w:r>
-      <w:proofErr w:type="spellStart"/>
-      <w:r>
-        <w:t>prefaby</w:t>
-      </w:r>
-      <w:proofErr w:type="spellEnd"/>
-      <w:r>
-        <w:t xml:space="preserve">, které obsahují jiné </w:t>
-      </w:r>
-      <w:proofErr w:type="spellStart"/>
-      <w:r>
-        <w:t>prefaby</w:t>
-      </w:r>
-      <w:proofErr w:type="spellEnd"/>
-      <w:r>
-        <w:t>.</w:t>
+      <w:r>
+        <w:t>To může být užitečné, když chcete zkombinovat více opakovaně použitelných objektů dohromady a vytvořit něco nového, ale přesto chcete mít možnost aktualizovat každý z nich jednotlivě.</w:t>
       </w:r>
       <w:r>
         <w:t xml:space="preserve"> </w:t>
       </w:r>
       <w:r>
-        <w:t>To může být užitečné, když chcete zkombinovat více opakovaně použitelných objektů dohromady a vytvořit něco nového, ale přesto chcete mít možnost aktualizovat každý z nich jednotlivě.</w:t>
-      </w:r>
-      <w:r>
-        <w:t xml:space="preserve"> </w:t>
-      </w:r>
-      <w:r>
         <w:t>[</w:t>
       </w:r>
       <w:r>
@@ -10770,20 +9779,10 @@
         <w:spacing w:line="360" w:lineRule="auto"/>
       </w:pPr>
       <w:bookmarkStart w:id="41" w:name="_Toc145004556"/>
-      <w:proofErr w:type="spellStart"/>
-      <w:r>
-        <w:t>Asset</w:t>
-      </w:r>
-      <w:proofErr w:type="spellEnd"/>
-      <w:r>
-        <w:t xml:space="preserve"> </w:t>
-      </w:r>
-      <w:proofErr w:type="spellStart"/>
-      <w:r>
-        <w:t>Store</w:t>
+      <w:r>
+        <w:t>Asset Store</w:t>
       </w:r>
       <w:bookmarkEnd w:id="41"/>
-      <w:proofErr w:type="spellEnd"/>
     </w:p>
     <w:p>
       <w:pPr>
@@ -10792,23 +9791,7 @@
         <w:jc w:val="both"/>
       </w:pPr>
       <w:r>
-        <w:t xml:space="preserve">Unity </w:t>
-      </w:r>
-      <w:proofErr w:type="spellStart"/>
-      <w:r>
-        <w:t>Asset</w:t>
-      </w:r>
-      <w:proofErr w:type="spellEnd"/>
-      <w:r>
-        <w:t xml:space="preserve"> </w:t>
-      </w:r>
-      <w:proofErr w:type="spellStart"/>
-      <w:r>
-        <w:t>Store</w:t>
-      </w:r>
-      <w:proofErr w:type="spellEnd"/>
-      <w:r>
-        <w:t xml:space="preserve"> je rozsáhlá platforma pro vývojáře her a aplikací, která nabízí širokou škálu nástrojů, modelů, textur</w:t>
+        <w:t>Unity Asset Store je rozsáhlá platforma pro vývojáře her a aplikací, která nabízí širokou škálu nástrojů, modelů, textur</w:t>
       </w:r>
       <w:r>
         <w:t xml:space="preserve"> a</w:t>
@@ -10820,31 +9803,7 @@
         <w:t>.</w:t>
       </w:r>
       <w:r>
-        <w:t xml:space="preserve"> Tato platforma </w:t>
-      </w:r>
-      <w:proofErr w:type="gramStart"/>
-      <w:r>
-        <w:t>slouží</w:t>
-      </w:r>
-      <w:proofErr w:type="gramEnd"/>
-      <w:r>
-        <w:t xml:space="preserve"> jako nepostradatelný zdroj pro vývojáře, kteří chtějí zrychlit a obohatit svůj vývojový proces. Unity </w:t>
-      </w:r>
-      <w:proofErr w:type="spellStart"/>
-      <w:r>
-        <w:t>Asset</w:t>
-      </w:r>
-      <w:proofErr w:type="spellEnd"/>
-      <w:r>
-        <w:t xml:space="preserve"> </w:t>
-      </w:r>
-      <w:proofErr w:type="spellStart"/>
-      <w:r>
-        <w:t>Store</w:t>
-      </w:r>
-      <w:proofErr w:type="spellEnd"/>
-      <w:r>
-        <w:t xml:space="preserve"> umožňuje vývojářům rychle najít a zakoupit komponenty, které potřebují k vytvoření vysoce kvalitních her a aplikací. Díky komunitnímu přístupu mohou také vývojáři sdílet své vlastní zdroje a získat z nich příjem.</w:t>
+        <w:t xml:space="preserve"> Tato platforma slouží jako nepostradatelný zdroj pro vývojáře, kteří chtějí zrychlit a obohatit svůj vývojový proces. Unity Asset Store umožňuje vývojářům rychle najít a zakoupit komponenty, které potřebují k vytvoření vysoce kvalitních her a aplikací. Díky komunitnímu přístupu mohou také vývojáři sdílet své vlastní zdroje a získat z nich příjem.</w:t>
       </w:r>
     </w:p>
     <w:p>
@@ -10958,7 +9917,6 @@
                               </w:rPr>
                               <w:t xml:space="preserve"> - </w:t>
                             </w:r>
-                            <w:proofErr w:type="spellStart"/>
                             <w:r>
                               <w:rPr>
                                 <w:i w:val="0"/>
@@ -10971,15 +9929,7 @@
                                 <w:i w:val="0"/>
                                 <w:iCs w:val="0"/>
                               </w:rPr>
-                              <w:t>ackage</w:t>
-                            </w:r>
-                            <w:proofErr w:type="spellEnd"/>
-                            <w:r>
-                              <w:rPr>
-                                <w:i w:val="0"/>
-                                <w:iCs w:val="0"/>
-                              </w:rPr>
-                              <w:t xml:space="preserve"> manager</w:t>
+                              <w:t>ackage manager</w:t>
                             </w:r>
                             <w:r>
                               <w:rPr>
@@ -11076,7 +10026,6 @@
                         </w:rPr>
                         <w:t xml:space="preserve"> - </w:t>
                       </w:r>
-                      <w:proofErr w:type="spellStart"/>
                       <w:r>
                         <w:rPr>
                           <w:i w:val="0"/>
@@ -11089,15 +10038,7 @@
                           <w:i w:val="0"/>
                           <w:iCs w:val="0"/>
                         </w:rPr>
-                        <w:t>ackage</w:t>
-                      </w:r>
-                      <w:proofErr w:type="spellEnd"/>
-                      <w:r>
-                        <w:rPr>
-                          <w:i w:val="0"/>
-                          <w:iCs w:val="0"/>
-                        </w:rPr>
-                        <w:t xml:space="preserve"> manager</w:t>
+                        <w:t>ackage manager</w:t>
                       </w:r>
                       <w:r>
                         <w:rPr>
@@ -11177,47 +10118,14 @@
         </w:drawing>
       </w:r>
       <w:r>
-        <w:t>K zahrnutí jednotlivých modelů z </w:t>
-      </w:r>
-      <w:proofErr w:type="spellStart"/>
-      <w:r>
-        <w:t>asset</w:t>
-      </w:r>
-      <w:proofErr w:type="spellEnd"/>
-      <w:r>
-        <w:t xml:space="preserve"> </w:t>
-      </w:r>
-      <w:proofErr w:type="spellStart"/>
-      <w:r>
-        <w:t>storu</w:t>
-      </w:r>
-      <w:proofErr w:type="spellEnd"/>
-      <w:r>
-        <w:t xml:space="preserve"> do našeho projektu </w:t>
-      </w:r>
-      <w:proofErr w:type="gramStart"/>
-      <w:r>
-        <w:t>složí</w:t>
-      </w:r>
-      <w:proofErr w:type="gramEnd"/>
-      <w:r>
-        <w:t xml:space="preserve"> nástroj </w:t>
-      </w:r>
-      <w:proofErr w:type="spellStart"/>
+        <w:t xml:space="preserve">K zahrnutí jednotlivých modelů z asset storu do našeho projektu složí nástroj </w:t>
+      </w:r>
       <w:r>
         <w:rPr>
           <w:b/>
           <w:bCs/>
         </w:rPr>
-        <w:t>Package</w:t>
-      </w:r>
-      <w:proofErr w:type="spellEnd"/>
-      <w:r>
-        <w:rPr>
-          <w:b/>
-          <w:bCs/>
-        </w:rPr>
-        <w:t xml:space="preserve"> manager</w:t>
+        <w:t>Package manager</w:t>
       </w:r>
       <w:r>
         <w:t>, pomocí jehož jednoduše můžeme spravovat všechny naše balíčky.</w:t>
@@ -11940,15 +10848,7 @@
         <w:t>způsobu,</w:t>
       </w:r>
       <w:r>
-        <w:t xml:space="preserve"> jak toho docílit, </w:t>
-      </w:r>
-      <w:proofErr w:type="gramStart"/>
-      <w:r>
-        <w:t>záleží</w:t>
-      </w:r>
-      <w:proofErr w:type="gramEnd"/>
-      <w:r>
-        <w:t xml:space="preserve"> jakého výsledku se snažíme docílit.</w:t>
+        <w:t xml:space="preserve"> jak toho docílit, záleží jakého výsledku se snažíme docílit.</w:t>
       </w:r>
       <w:r>
         <w:t xml:space="preserve"> Unity poskytuje čtyři základní druhy </w:t>
@@ -11968,31 +10868,13 @@
         <w:spacing w:line="360" w:lineRule="auto"/>
         <w:jc w:val="both"/>
       </w:pPr>
-      <w:proofErr w:type="spellStart"/>
       <w:r>
         <w:rPr>
           <w:b/>
           <w:bCs/>
         </w:rPr>
-        <w:t>Directional</w:t>
-      </w:r>
-      <w:proofErr w:type="spellEnd"/>
-      <w:r>
-        <w:rPr>
-          <w:b/>
-          <w:bCs/>
-        </w:rPr>
-        <w:t xml:space="preserve"> </w:t>
-      </w:r>
-      <w:proofErr w:type="spellStart"/>
-      <w:r>
-        <w:rPr>
-          <w:b/>
-          <w:bCs/>
-        </w:rPr>
-        <w:t>Light</w:t>
-      </w:r>
-      <w:proofErr w:type="spellEnd"/>
+        <w:t>Directional Light</w:t>
+      </w:r>
       <w:r>
         <w:t xml:space="preserve"> – jedná se o velké, vzdálené světlo, které se používá nejčastěji k simulaci slunce</w:t>
       </w:r>
@@ -12012,17 +10894,8 @@
           <w:b/>
           <w:bCs/>
         </w:rPr>
-        <w:t xml:space="preserve">Point </w:t>
-      </w:r>
-      <w:proofErr w:type="spellStart"/>
-      <w:r>
-        <w:rPr>
-          <w:b/>
-          <w:bCs/>
-        </w:rPr>
-        <w:t>Light</w:t>
-      </w:r>
-      <w:proofErr w:type="spellEnd"/>
+        <w:t>Point Light</w:t>
+      </w:r>
       <w:r>
         <w:t xml:space="preserve"> – světlo, které má pevně danou pozici a poloměr dosahu paprsků</w:t>
       </w:r>
@@ -12045,30 +10918,13 @@
           <w:b/>
           <w:bCs/>
         </w:rPr>
-        <w:t xml:space="preserve">Spot </w:t>
-      </w:r>
-      <w:proofErr w:type="spellStart"/>
-      <w:r>
-        <w:rPr>
-          <w:b/>
-          <w:bCs/>
-        </w:rPr>
-        <w:t>Light</w:t>
-      </w:r>
-      <w:proofErr w:type="spellEnd"/>
+        <w:t>Spot Light</w:t>
+      </w:r>
       <w:r>
         <w:t xml:space="preserve"> –</w:t>
       </w:r>
       <w:r>
-        <w:t xml:space="preserve"> na rozdíl od Point </w:t>
-      </w:r>
-      <w:proofErr w:type="spellStart"/>
-      <w:r>
-        <w:t>Light</w:t>
-      </w:r>
-      <w:proofErr w:type="spellEnd"/>
-      <w:r>
-        <w:t xml:space="preserve"> tento druh světla poskytuje možnost vyslat paprsky pouze jedním směrem pod určitým úhlem</w:t>
+        <w:t xml:space="preserve"> na rozdíl od Point Light tento druh světla poskytuje možnost vyslat paprsky pouze jedním směrem pod určitým úhlem</w:t>
       </w:r>
     </w:p>
     <w:p>
@@ -12086,134 +10942,74 @@
           <w:b/>
           <w:bCs/>
         </w:rPr>
-        <w:t xml:space="preserve">Area </w:t>
-      </w:r>
-      <w:proofErr w:type="spellStart"/>
+        <w:t>Area Light</w:t>
+      </w:r>
+      <w:r>
+        <w:t xml:space="preserve"> </w:t>
+      </w:r>
+      <w:r>
+        <w:t>– světla, která mají obdélníkový tvar a promítají se pouze jedním směrem</w:t>
+      </w:r>
+    </w:p>
+    <w:p>
+      <w:pPr>
+        <w:spacing w:line="360" w:lineRule="auto"/>
+        <w:jc w:val="both"/>
+      </w:pPr>
+    </w:p>
+    <w:p>
+      <w:pPr>
+        <w:spacing w:line="360" w:lineRule="auto"/>
+        <w:ind w:firstLine="578"/>
+        <w:jc w:val="both"/>
+      </w:pPr>
+      <w:r>
+        <w:t>Při vytváření světla máme dále možnost výběr</w:t>
+      </w:r>
+      <w:r>
+        <w:t>u</w:t>
+      </w:r>
+      <w:r>
+        <w:t xml:space="preserve"> ze tří režimů</w:t>
+      </w:r>
+      <w:r>
+        <w:t xml:space="preserve">. </w:t>
+      </w:r>
       <w:r>
         <w:rPr>
           <w:b/>
           <w:bCs/>
         </w:rPr>
-        <w:t>Light</w:t>
-      </w:r>
-      <w:proofErr w:type="spellEnd"/>
+        <w:t>Real-time Lighting</w:t>
+      </w:r>
+      <w:r>
+        <w:t xml:space="preserve">, jak už název vypovídá jedná se o metodu, kde se všechny výpočty potřebné k tvorbě světla provádí každý snímek. Tento režim je vhodný </w:t>
+      </w:r>
+      <w:r>
+        <w:t>pro osvětlení postav nebo jiné pohyblivé geometrie</w:t>
+      </w:r>
+      <w:r>
+        <w:t xml:space="preserve"> pro získání co nejlepšího obrazu.</w:t>
+      </w:r>
       <w:r>
         <w:t xml:space="preserve"> </w:t>
       </w:r>
       <w:r>
-        <w:t>– světla, která mají obdélníkový tvar a promítají se pouze jedním směrem</w:t>
-      </w:r>
-    </w:p>
-    <w:p>
-      <w:pPr>
-        <w:spacing w:line="360" w:lineRule="auto"/>
-        <w:jc w:val="both"/>
-      </w:pPr>
-    </w:p>
-    <w:p>
-      <w:pPr>
-        <w:spacing w:line="360" w:lineRule="auto"/>
-        <w:ind w:firstLine="578"/>
-        <w:jc w:val="both"/>
-      </w:pPr>
-      <w:r>
-        <w:t>Při vytváření světla máme dále možnost výběr</w:t>
-      </w:r>
-      <w:r>
-        <w:t>u</w:t>
-      </w:r>
-      <w:r>
-        <w:t xml:space="preserve"> ze tří režimů</w:t>
-      </w:r>
-      <w:r>
-        <w:t xml:space="preserve">. </w:t>
+        <w:t xml:space="preserve">Kvůli neustálým výpočtů je ale tento režim náročný pro CPU a GPU. Proto Unity poskytuje režim </w:t>
       </w:r>
       <w:r>
         <w:rPr>
           <w:b/>
           <w:bCs/>
         </w:rPr>
-        <w:t>Real-</w:t>
-      </w:r>
-      <w:proofErr w:type="spellStart"/>
-      <w:r>
-        <w:rPr>
-          <w:b/>
-          <w:bCs/>
-        </w:rPr>
-        <w:t>time</w:t>
-      </w:r>
-      <w:proofErr w:type="spellEnd"/>
-      <w:r>
-        <w:rPr>
-          <w:b/>
-          <w:bCs/>
-        </w:rPr>
+        <w:t>Baked Lighting</w:t>
+      </w:r>
+      <w:r>
+        <w:t>, který naopak všechny výpočty provede předem a uloží si jejich výsledky na disk, ze kterého je čte dle potřeby.</w:t>
+      </w:r>
+      <w:r>
         <w:t xml:space="preserve"> </w:t>
       </w:r>
-      <w:proofErr w:type="spellStart"/>
-      <w:r>
-        <w:rPr>
-          <w:b/>
-          <w:bCs/>
-        </w:rPr>
-        <w:t>Lighting</w:t>
-      </w:r>
-      <w:proofErr w:type="spellEnd"/>
-      <w:r>
-        <w:t xml:space="preserve">, jak už název vypovídá jedná se o metodu, kde se všechny výpočty potřebné k tvorbě světla provádí každý snímek. Tento režim je vhodný </w:t>
-      </w:r>
-      <w:r>
-        <w:t>pro osvětlení postav nebo jiné pohyblivé geometrie</w:t>
-      </w:r>
-      <w:r>
-        <w:t xml:space="preserve"> pro získání co nejlepšího obrazu.</w:t>
-      </w:r>
-      <w:r>
-        <w:t xml:space="preserve"> </w:t>
-      </w:r>
-      <w:r>
-        <w:t xml:space="preserve">Kvůli neustálým výpočtů je ale tento režim náročný pro CPU a GPU. Proto Unity poskytuje režim </w:t>
-      </w:r>
-      <w:proofErr w:type="spellStart"/>
-      <w:r>
-        <w:rPr>
-          <w:b/>
-          <w:bCs/>
-        </w:rPr>
-        <w:t>Baked</w:t>
-      </w:r>
-      <w:proofErr w:type="spellEnd"/>
-      <w:r>
-        <w:rPr>
-          <w:b/>
-          <w:bCs/>
-        </w:rPr>
-        <w:t xml:space="preserve"> </w:t>
-      </w:r>
-      <w:proofErr w:type="spellStart"/>
-      <w:r>
-        <w:rPr>
-          <w:b/>
-          <w:bCs/>
-        </w:rPr>
-        <w:t>Lighting</w:t>
-      </w:r>
-      <w:proofErr w:type="spellEnd"/>
-      <w:r>
-        <w:t xml:space="preserve">, který naopak všechny výpočty provede předem a </w:t>
-      </w:r>
-      <w:proofErr w:type="gramStart"/>
-      <w:r>
-        <w:t>uloží</w:t>
-      </w:r>
-      <w:proofErr w:type="gramEnd"/>
-      <w:r>
-        <w:t xml:space="preserve"> si jejich výsledky na disk, ze kterého je čte dle potřeby.</w:t>
-      </w:r>
-      <w:r>
-        <w:t xml:space="preserve"> </w:t>
-      </w:r>
       <w:r>
         <w:t>[</w:t>
       </w:r>
@@ -12288,37 +11084,11 @@
         <w:ind w:firstLine="578"/>
       </w:pPr>
       <w:r>
-        <w:t xml:space="preserve">    </w:t>
-      </w:r>
-      <w:proofErr w:type="spellStart"/>
-      <w:r>
-        <w:t>private</w:t>
-      </w:r>
-      <w:proofErr w:type="spellEnd"/>
-      <w:r>
-        <w:t xml:space="preserve"> </w:t>
-      </w:r>
-      <w:proofErr w:type="spellStart"/>
-      <w:r>
-        <w:t>void</w:t>
-      </w:r>
-      <w:proofErr w:type="spellEnd"/>
-      <w:r>
-        <w:t xml:space="preserve"> OnTriggerEnter2</w:t>
-      </w:r>
-      <w:proofErr w:type="gramStart"/>
-      <w:r>
-        <w:t>D(</w:t>
-      </w:r>
-      <w:proofErr w:type="gramEnd"/>
-      <w:r>
-        <w:t xml:space="preserve">Collider2D </w:t>
-      </w:r>
-      <w:proofErr w:type="spellStart"/>
+        <w:t xml:space="preserve">    private void OnTriggerEnter2D(Collider2D </w:t>
+      </w:r>
       <w:r>
         <w:t>other</w:t>
       </w:r>
-      <w:proofErr w:type="spellEnd"/>
       <w:r>
         <w:t>){</w:t>
       </w:r>
@@ -12329,36 +11099,13 @@
         <w:ind w:firstLine="578"/>
       </w:pPr>
       <w:r>
-        <w:t xml:space="preserve">        </w:t>
-      </w:r>
-      <w:proofErr w:type="spellStart"/>
-      <w:r>
-        <w:t>if</w:t>
-      </w:r>
-      <w:proofErr w:type="spellEnd"/>
-      <w:r>
-        <w:t>(</w:t>
-      </w:r>
-      <w:proofErr w:type="spellStart"/>
-      <w:proofErr w:type="gramStart"/>
+        <w:t>        if(</w:t>
+      </w:r>
       <w:r>
         <w:t>other</w:t>
       </w:r>
       <w:r>
-        <w:t>.CompareTag</w:t>
-      </w:r>
-      <w:proofErr w:type="spellEnd"/>
-      <w:proofErr w:type="gramEnd"/>
-      <w:r>
-        <w:t>("</w:t>
-      </w:r>
-      <w:proofErr w:type="spellStart"/>
-      <w:r>
-        <w:t>Enemy</w:t>
-      </w:r>
-      <w:proofErr w:type="spellEnd"/>
-      <w:r>
-        <w:t>")){            </w:t>
+        <w:t>.CompareTag("Enemy")){            </w:t>
       </w:r>
     </w:p>
     <w:p>
@@ -12367,23 +11114,11 @@
         <w:ind w:firstLine="578"/>
       </w:pPr>
       <w:r>
-        <w:t xml:space="preserve">            </w:t>
-      </w:r>
-      <w:proofErr w:type="spellStart"/>
-      <w:r>
-        <w:t>Destroy</w:t>
-      </w:r>
-      <w:proofErr w:type="spellEnd"/>
-      <w:r>
-        <w:t>(</w:t>
-      </w:r>
-      <w:proofErr w:type="spellStart"/>
-      <w:proofErr w:type="gramStart"/>
+        <w:t>            Destroy(</w:t>
+      </w:r>
       <w:r>
         <w:t>this.gameObject</w:t>
       </w:r>
-      <w:proofErr w:type="spellEnd"/>
-      <w:proofErr w:type="gramEnd"/>
       <w:r>
         <w:t>);</w:t>
       </w:r>
@@ -12413,14 +11148,9 @@
       <w:bookmarkStart w:id="50" w:name="_Toc145004560"/>
       <w:r>
         <w:lastRenderedPageBreak/>
-        <w:t xml:space="preserve">Unity </w:t>
-      </w:r>
-      <w:proofErr w:type="gramStart"/>
-      <w:r>
-        <w:t>2D</w:t>
+        <w:t>Unity 2D</w:t>
       </w:r>
       <w:bookmarkEnd w:id="50"/>
-      <w:proofErr w:type="gramEnd"/>
     </w:p>
     <w:p>
       <w:pPr>
@@ -12429,32 +11159,7 @@
         <w:jc w:val="both"/>
       </w:pPr>
       <w:r>
-        <w:t xml:space="preserve">Unity </w:t>
-      </w:r>
-      <w:proofErr w:type="spellStart"/>
-      <w:r>
-        <w:t>engine</w:t>
-      </w:r>
-      <w:proofErr w:type="spellEnd"/>
-      <w:r>
-        <w:t xml:space="preserve"> je hlavně známý pro jeho schopnosti vytvářet 3D hry, to ale neznamená, že pomocí něho nedokážeme vytvořit </w:t>
-      </w:r>
-      <w:proofErr w:type="gramStart"/>
-      <w:r>
-        <w:t>2D</w:t>
-      </w:r>
-      <w:proofErr w:type="gramEnd"/>
-      <w:r>
-        <w:t xml:space="preserve"> </w:t>
-      </w:r>
-      <w:r>
-        <w:rPr>
-          <w:color w:val="FF0000"/>
-        </w:rPr>
-        <w:t>ba</w:t>
-      </w:r>
-      <w:r>
-        <w:t xml:space="preserve"> přímo naopak.</w:t>
+        <w:t>Unity engine je hlavně známý pro jeho schopnosti vytvářet 3D hry, to ale neznamená, že pomocí něho nedokážeme vytvořit 2D.</w:t>
       </w:r>
       <w:r>
         <w:t xml:space="preserve"> Všechn</w:t>
@@ -12472,15 +11177,7 @@
         <w:t xml:space="preserve">. Existuje ale několik nástrojů a speciální funkcí, které Unity poskytuje, </w:t>
       </w:r>
       <w:r>
-        <w:t xml:space="preserve">pro vývoj </w:t>
-      </w:r>
-      <w:proofErr w:type="gramStart"/>
-      <w:r>
-        <w:t>2D</w:t>
-      </w:r>
-      <w:proofErr w:type="gramEnd"/>
-      <w:r>
-        <w:t xml:space="preserve"> her.</w:t>
+        <w:t>pro vývoj 2D her.</w:t>
       </w:r>
     </w:p>
     <w:p>
@@ -12655,13 +11352,13 @@
                                 <w:i w:val="0"/>
                                 <w:iCs w:val="0"/>
                               </w:rPr>
+                              <w:instrText xml:space="preserve"> \* MERGEFORMAT </w:instrText>
                             </w:r>
                             <w:r>
                               <w:rPr>
                                 <w:i w:val="0"/>
                                 <w:iCs w:val="0"/>
                               </w:rPr>
-                              <w:instrText xml:space="preserve"> \* MERGEFORMAT </w:instrText>
                             </w:r>
                             <w:r>
                               <w:rPr>
@@ -12821,13 +11518,13 @@
                           <w:i w:val="0"/>
                           <w:iCs w:val="0"/>
                         </w:rPr>
+                        <w:instrText xml:space="preserve"> \* MERGEFORMAT </w:instrText>
                       </w:r>
                       <w:r>
                         <w:rPr>
                           <w:i w:val="0"/>
                           <w:iCs w:val="0"/>
                         </w:rPr>
-                        <w:instrText xml:space="preserve"> \* MERGEFORMAT </w:instrText>
                       </w:r>
                       <w:r>
                         <w:rPr>
@@ -12930,7 +11627,6 @@
       <w:r>
         <w:t xml:space="preserve">Pro vytváření obrazu ve 2D hrách se používají </w:t>
       </w:r>
-      <w:proofErr w:type="spellStart"/>
       <w:r>
         <w:rPr>
           <w:b/>
@@ -12938,25 +11634,8 @@
         </w:rPr>
         <w:t>Sprites</w:t>
       </w:r>
-      <w:proofErr w:type="spellEnd"/>
-      <w:r>
-        <w:t xml:space="preserve">. Jedná se o jednoduché objekty neboli obrázky, které jsou vždycky otočené ke kameře. Tyto </w:t>
-      </w:r>
-      <w:proofErr w:type="spellStart"/>
-      <w:r>
-        <w:t>sprites</w:t>
-      </w:r>
-      <w:proofErr w:type="spellEnd"/>
-      <w:r>
-        <w:t xml:space="preserve"> se přidávají k objektům pomocí komponenty Sprite </w:t>
-      </w:r>
-      <w:proofErr w:type="spellStart"/>
-      <w:r>
-        <w:t>Renderer</w:t>
-      </w:r>
-      <w:proofErr w:type="spellEnd"/>
-      <w:r>
-        <w:t xml:space="preserve">, která nám dovoluje </w:t>
+      <w:r>
+        <w:t xml:space="preserve">. Jedná se o jednoduché objekty neboli obrázky, které jsou vždycky otočené ke kameře. Tyto sprites se přidávají k objektům pomocí komponenty Sprite Renderer, která nám dovoluje </w:t>
       </w:r>
       <w:r>
         <w:t>měnit</w:t>
@@ -13034,23 +11713,7 @@
         <w:t>systém,</w:t>
       </w:r>
       <w:r>
-        <w:t xml:space="preserve"> aby dosáhl maximální optimalizace pro 2D hry. Komponenty jako Box </w:t>
-      </w:r>
-      <w:proofErr w:type="spellStart"/>
-      <w:r>
-        <w:t>Collider</w:t>
-      </w:r>
-      <w:proofErr w:type="spellEnd"/>
-      <w:r>
-        <w:t xml:space="preserve">, které se běžně používají ve 3D hrách mají svojí zjednodušenou verzi, která se zpravidla jmenuje stejně s příponou </w:t>
-      </w:r>
-      <w:proofErr w:type="gramStart"/>
-      <w:r>
-        <w:t>2D</w:t>
-      </w:r>
-      <w:proofErr w:type="gramEnd"/>
-      <w:r>
-        <w:t xml:space="preserve"> na konci (Box Collider2D).</w:t>
+        <w:t xml:space="preserve"> aby dosáhl maximální optimalizace pro 2D hry. Komponenty jako Box Collider, které se běžně používají ve 3D hrách mají svojí zjednodušenou verzi, která se zpravidla jmenuje stejně s příponou 2D na konci (Box Collider2D).</w:t>
       </w:r>
     </w:p>
     <w:p>
@@ -13083,15 +11746,7 @@
         <w:t>bez problémů</w:t>
       </w:r>
       <w:r>
-        <w:t xml:space="preserve"> ve </w:t>
-      </w:r>
-      <w:proofErr w:type="gramStart"/>
-      <w:r>
-        <w:t>3D</w:t>
-      </w:r>
-      <w:proofErr w:type="gramEnd"/>
-      <w:r>
-        <w:t xml:space="preserve"> ale ve 2D hrách jsou všechny objekty stejně vzdálené, což způsobuje problém vzájemného překrývání.</w:t>
+        <w:t xml:space="preserve"> ve 3D ale ve 2D hrách jsou všechny objekty stejně vzdálené, což způsobuje problém vzájemného překrývání.</w:t>
       </w:r>
       <w:r>
         <w:t xml:space="preserve"> Proto Unity poskytuje několik </w:t>
@@ -13108,20 +11763,10 @@
         <w:pStyle w:val="Nadpis4"/>
       </w:pPr>
       <w:bookmarkStart w:id="56" w:name="_Toc145004564"/>
-      <w:proofErr w:type="spellStart"/>
-      <w:r>
-        <w:t>Sorting</w:t>
-      </w:r>
-      <w:proofErr w:type="spellEnd"/>
-      <w:r>
-        <w:t xml:space="preserve"> </w:t>
-      </w:r>
-      <w:proofErr w:type="spellStart"/>
-      <w:r>
-        <w:t>Layer</w:t>
+      <w:r>
+        <w:t>Sorting Layer</w:t>
       </w:r>
       <w:bookmarkEnd w:id="56"/>
-      <w:proofErr w:type="spellEnd"/>
     </w:p>
     <w:p>
       <w:pPr>
@@ -13160,23 +11805,7 @@
         <w:t xml:space="preserve"> Při vytváření těchto hladin závisí na jejich pořadí, kde vrstva s nejmenším číslem se zobrazuje jako první a další se na ní postupně přidávají.</w:t>
       </w:r>
       <w:r>
-        <w:t xml:space="preserve">  Pro příklad níže se nejdříve zobrazí všechny objekty, které mají přiřazenou vrstvu Background nad ní se zobrazí vrstva </w:t>
-      </w:r>
-      <w:proofErr w:type="spellStart"/>
-      <w:r>
-        <w:t>Foreground</w:t>
-      </w:r>
-      <w:proofErr w:type="spellEnd"/>
-      <w:r>
-        <w:t xml:space="preserve"> a úplně nahoře vrstva s objekty </w:t>
-      </w:r>
-      <w:proofErr w:type="spellStart"/>
-      <w:r>
-        <w:t>Character</w:t>
-      </w:r>
-      <w:proofErr w:type="spellEnd"/>
-      <w:r>
-        <w:t xml:space="preserve">. </w:t>
+        <w:t xml:space="preserve">  Pro příklad níže se nejdříve zobrazí všechny objekty, které mají přiřazenou vrstvu Background nad ní se zobrazí vrstva Foreground a úplně nahoře vrstva s objekty Character. </w:t>
       </w:r>
       <w:r>
         <w:t>[</w:t>
@@ -13320,17 +11949,8 @@
                                 <w:i w:val="0"/>
                                 <w:iCs w:val="0"/>
                               </w:rPr>
-                              <w:t xml:space="preserve"> </w:t>
+                              <w:t xml:space="preserve"> Layers</w:t>
                             </w:r>
-                            <w:proofErr w:type="spellStart"/>
-                            <w:r>
-                              <w:rPr>
-                                <w:i w:val="0"/>
-                                <w:iCs w:val="0"/>
-                              </w:rPr>
-                              <w:t>Layers</w:t>
-                            </w:r>
-                            <w:proofErr w:type="spellEnd"/>
                             <w:r>
                               <w:rPr>
                                 <w:i w:val="0"/>
@@ -13494,17 +12114,8 @@
                           <w:i w:val="0"/>
                           <w:iCs w:val="0"/>
                         </w:rPr>
-                        <w:t xml:space="preserve"> </w:t>
+                        <w:t xml:space="preserve"> Layers</w:t>
                       </w:r>
-                      <w:proofErr w:type="spellStart"/>
-                      <w:r>
-                        <w:rPr>
-                          <w:i w:val="0"/>
-                          <w:iCs w:val="0"/>
-                        </w:rPr>
-                        <w:t>Layers</w:t>
-                      </w:r>
-                      <w:proofErr w:type="spellEnd"/>
                       <w:r>
                         <w:rPr>
                           <w:i w:val="0"/>
@@ -13748,33 +12359,8 @@
                                 <w:i w:val="0"/>
                                 <w:iCs w:val="0"/>
                               </w:rPr>
-                              <w:t xml:space="preserve"> - </w:t>
+                              <w:t xml:space="preserve"> - Order in Layer</w:t>
                             </w:r>
-                            <w:proofErr w:type="spellStart"/>
-                            <w:r>
-                              <w:rPr>
-                                <w:i w:val="0"/>
-                                <w:iCs w:val="0"/>
-                              </w:rPr>
-                              <w:t>Order</w:t>
-                            </w:r>
-                            <w:proofErr w:type="spellEnd"/>
-                            <w:r>
-                              <w:rPr>
-                                <w:i w:val="0"/>
-                                <w:iCs w:val="0"/>
-                              </w:rPr>
-                              <w:t xml:space="preserve"> in </w:t>
-                            </w:r>
-                            <w:proofErr w:type="spellStart"/>
-                            <w:r>
-                              <w:rPr>
-                                <w:i w:val="0"/>
-                                <w:iCs w:val="0"/>
-                              </w:rPr>
-                              <w:t>Layer</w:t>
-                            </w:r>
-                            <w:proofErr w:type="spellEnd"/>
                             <w:r>
                               <w:rPr>
                                 <w:i w:val="0"/>
@@ -13911,33 +12497,8 @@
                           <w:i w:val="0"/>
                           <w:iCs w:val="0"/>
                         </w:rPr>
-                        <w:t xml:space="preserve"> - </w:t>
+                        <w:t xml:space="preserve"> - Order in Layer</w:t>
                       </w:r>
-                      <w:proofErr w:type="spellStart"/>
-                      <w:r>
-                        <w:rPr>
-                          <w:i w:val="0"/>
-                          <w:iCs w:val="0"/>
-                        </w:rPr>
-                        <w:t>Order</w:t>
-                      </w:r>
-                      <w:proofErr w:type="spellEnd"/>
-                      <w:r>
-                        <w:rPr>
-                          <w:i w:val="0"/>
-                          <w:iCs w:val="0"/>
-                        </w:rPr>
-                        <w:t xml:space="preserve"> in </w:t>
-                      </w:r>
-                      <w:proofErr w:type="spellStart"/>
-                      <w:r>
-                        <w:rPr>
-                          <w:i w:val="0"/>
-                          <w:iCs w:val="0"/>
-                        </w:rPr>
-                        <w:t>Layer</w:t>
-                      </w:r>
-                      <w:proofErr w:type="spellEnd"/>
                       <w:r>
                         <w:rPr>
                           <w:i w:val="0"/>
@@ -14082,80 +12643,16 @@
         <w:t xml:space="preserve"> </w:t>
       </w:r>
       <w:r>
-        <w:t xml:space="preserve">Sprite </w:t>
-      </w:r>
-      <w:proofErr w:type="spellStart"/>
-      <w:r>
-        <w:t>Renderer</w:t>
-      </w:r>
-      <w:proofErr w:type="spellEnd"/>
-      <w:r>
-        <w:t xml:space="preserve">, který nabízí dvě možnosti dalšího nastavení: </w:t>
-      </w:r>
-      <w:proofErr w:type="spellStart"/>
-      <w:r>
-        <w:t>Sorting</w:t>
-      </w:r>
-      <w:proofErr w:type="spellEnd"/>
-      <w:r>
-        <w:t xml:space="preserve"> </w:t>
-      </w:r>
-      <w:proofErr w:type="spellStart"/>
-      <w:r>
-        <w:t>Layer</w:t>
-      </w:r>
-      <w:proofErr w:type="spellEnd"/>
-      <w:r>
-        <w:t xml:space="preserve"> a </w:t>
-      </w:r>
-      <w:proofErr w:type="spellStart"/>
-      <w:r>
-        <w:t>Order</w:t>
-      </w:r>
-      <w:proofErr w:type="spellEnd"/>
-      <w:r>
-        <w:t xml:space="preserve"> in </w:t>
-      </w:r>
-      <w:proofErr w:type="spellStart"/>
-      <w:r>
-        <w:t>Layer</w:t>
-      </w:r>
-      <w:proofErr w:type="spellEnd"/>
-      <w:r>
-        <w:t>.</w:t>
-      </w:r>
-      <w:r>
-        <w:t xml:space="preserve"> </w:t>
-      </w:r>
-      <w:proofErr w:type="spellStart"/>
-      <w:r>
-        <w:t>Sorting</w:t>
-      </w:r>
-      <w:proofErr w:type="spellEnd"/>
-      <w:r>
-        <w:t xml:space="preserve"> </w:t>
-      </w:r>
-      <w:proofErr w:type="spellStart"/>
-      <w:r>
-        <w:t>Layer</w:t>
-      </w:r>
-      <w:proofErr w:type="spellEnd"/>
-      <w:r>
-        <w:t xml:space="preserve"> slouží k </w:t>
+        <w:t>Sprite Renderer, který nabízí dvě možnosti dalšího nastavení: Sorting Layer a Order in Layer.</w:t>
+      </w:r>
+      <w:r>
+        <w:t xml:space="preserve"> Sorting Layer slouží k </w:t>
       </w:r>
       <w:r>
         <w:t>přiřazení</w:t>
       </w:r>
       <w:r>
-        <w:t xml:space="preserve"> vrstvy, kterou </w:t>
-      </w:r>
-      <w:proofErr w:type="gramStart"/>
-      <w:r>
-        <w:t>jsem</w:t>
-      </w:r>
-      <w:proofErr w:type="gramEnd"/>
-      <w:r>
-        <w:t xml:space="preserve"> vytvořili dříve v nastavení projektu. Dále máme možnost nastavit pořadí daného objektu v rámci zvolené vrstvy.</w:t>
+        <w:t xml:space="preserve"> vrstvy, kterou jsem vytvořili dříve v nastavení projektu. Dále máme možnost nastavit pořadí daného objektu v rámci zvolené vrstvy.</w:t>
       </w:r>
     </w:p>
     <w:p>
@@ -14163,20 +12660,10 @@
         <w:pStyle w:val="Nadpis4"/>
       </w:pPr>
       <w:bookmarkStart w:id="61" w:name="_Toc145004565"/>
-      <w:proofErr w:type="spellStart"/>
-      <w:r>
-        <w:t>Sourting</w:t>
-      </w:r>
-      <w:proofErr w:type="spellEnd"/>
-      <w:r>
-        <w:t xml:space="preserve"> </w:t>
-      </w:r>
-      <w:proofErr w:type="spellStart"/>
-      <w:r>
-        <w:t>Groups</w:t>
+      <w:r>
+        <w:t>Sourting Groups</w:t>
       </w:r>
       <w:bookmarkEnd w:id="61"/>
-      <w:proofErr w:type="spellEnd"/>
     </w:p>
     <w:p>
       <w:pPr>
@@ -14253,13 +12740,8 @@
           </wp:anchor>
         </w:drawing>
       </w:r>
-      <w:proofErr w:type="spellStart"/>
-      <w:r>
-        <w:t>sprites</w:t>
-      </w:r>
-      <w:proofErr w:type="spellEnd"/>
-      <w:r>
-        <w:t xml:space="preserve"> najednou. Nejčastěji se používá na objektech jako je postava hráče nebo postava nepřátel, </w:t>
+      <w:r>
+        <w:t xml:space="preserve">sprites najednou. Nejčastěji se používá na objektech jako je postava hráče nebo postava nepřátel, </w:t>
       </w:r>
       <w:r>
         <w:t>které se skládají z</w:t>
@@ -14280,15 +12762,7 @@
         <w:t>jejich vzájemné překrývání.</w:t>
       </w:r>
       <w:r>
-        <w:t xml:space="preserve"> Přidání komponentu </w:t>
-      </w:r>
-      <w:proofErr w:type="spellStart"/>
-      <w:r>
-        <w:t>Sorting</w:t>
-      </w:r>
-      <w:proofErr w:type="spellEnd"/>
-      <w:r>
-        <w:t xml:space="preserve"> Group</w:t>
+        <w:t xml:space="preserve"> Přidání komponentu Sorting Group</w:t>
       </w:r>
       <w:r>
         <w:t xml:space="preserve"> do rodičovského objektu se všechno řazení jeho potomků spojí do jednoho.</w:t>
@@ -14297,15 +12771,7 @@
         <w:t xml:space="preserve"> </w:t>
       </w:r>
       <w:r>
-        <w:t xml:space="preserve">Čímž se docílí, že všechno řazení v rámci objektu se </w:t>
-      </w:r>
-      <w:proofErr w:type="gramStart"/>
-      <w:r>
-        <w:t>řeší</w:t>
-      </w:r>
-      <w:proofErr w:type="gramEnd"/>
-      <w:r>
-        <w:t xml:space="preserve"> pouze v tomto objektu nezávisle na okolí a o řazení celého </w:t>
+        <w:t xml:space="preserve">Čímž se docílí, že všechno řazení v rámci objektu se řeší pouze v tomto objektu nezávisle na okolí a o řazení celého </w:t>
       </w:r>
       <w:r>
         <w:t>objektu</w:t>
@@ -14314,15 +12780,7 @@
         <w:t xml:space="preserve"> ve scéně se postará</w:t>
       </w:r>
       <w:r>
-        <w:t xml:space="preserve"> </w:t>
-      </w:r>
-      <w:proofErr w:type="spellStart"/>
-      <w:r>
-        <w:t>Sorting</w:t>
-      </w:r>
-      <w:proofErr w:type="spellEnd"/>
-      <w:r>
-        <w:t xml:space="preserve"> Group komponent</w:t>
+        <w:t xml:space="preserve"> Sorting Group komponent</w:t>
       </w:r>
       <w:r>
         <w:t>.</w:t>
@@ -14462,7 +12920,6 @@
                               </w:rPr>
                               <w:t xml:space="preserve"> - </w:t>
                             </w:r>
-                            <w:proofErr w:type="spellStart"/>
                             <w:r>
                               <w:rPr>
                                 <w:i w:val="0"/>
@@ -14475,25 +12932,8 @@
                                 <w:i w:val="0"/>
                                 <w:iCs w:val="0"/>
                               </w:rPr>
-                              <w:t>orting</w:t>
+                              <w:t>orting group</w:t>
                             </w:r>
-                            <w:proofErr w:type="spellEnd"/>
-                            <w:r>
-                              <w:rPr>
-                                <w:i w:val="0"/>
-                                <w:iCs w:val="0"/>
-                              </w:rPr>
-                              <w:t xml:space="preserve"> </w:t>
-                            </w:r>
-                            <w:proofErr w:type="spellStart"/>
-                            <w:r>
-                              <w:rPr>
-                                <w:i w:val="0"/>
-                                <w:iCs w:val="0"/>
-                              </w:rPr>
-                              <w:t>group</w:t>
-                            </w:r>
-                            <w:proofErr w:type="spellEnd"/>
                             <w:r>
                               <w:rPr>
                                 <w:i w:val="0"/>
@@ -14520,13 +12960,13 @@
                                 <w:i w:val="0"/>
                                 <w:iCs w:val="0"/>
                               </w:rPr>
+                              <w:instrText xml:space="preserve"> \* MERGEFORMAT </w:instrText>
                             </w:r>
                             <w:r>
                               <w:rPr>
                                 <w:i w:val="0"/>
                                 <w:iCs w:val="0"/>
                               </w:rPr>
-                              <w:instrText xml:space="preserve"> \* MERGEFORMAT </w:instrText>
                             </w:r>
                             <w:r>
                               <w:rPr>
@@ -14639,7 +13079,6 @@
                         </w:rPr>
                         <w:t xml:space="preserve"> - </w:t>
                       </w:r>
-                      <w:proofErr w:type="spellStart"/>
                       <w:r>
                         <w:rPr>
                           <w:i w:val="0"/>
@@ -14652,25 +13091,8 @@
                           <w:i w:val="0"/>
                           <w:iCs w:val="0"/>
                         </w:rPr>
-                        <w:t>orting</w:t>
+                        <w:t>orting group</w:t>
                       </w:r>
-                      <w:proofErr w:type="spellEnd"/>
-                      <w:r>
-                        <w:rPr>
-                          <w:i w:val="0"/>
-                          <w:iCs w:val="0"/>
-                        </w:rPr>
-                        <w:t xml:space="preserve"> </w:t>
-                      </w:r>
-                      <w:proofErr w:type="spellStart"/>
-                      <w:r>
-                        <w:rPr>
-                          <w:i w:val="0"/>
-                          <w:iCs w:val="0"/>
-                        </w:rPr>
-                        <w:t>group</w:t>
-                      </w:r>
-                      <w:proofErr w:type="spellEnd"/>
                       <w:r>
                         <w:rPr>
                           <w:i w:val="0"/>
@@ -14697,13 +13119,13 @@
                           <w:i w:val="0"/>
                           <w:iCs w:val="0"/>
                         </w:rPr>
+                        <w:instrText xml:space="preserve"> \* MERGEFORMAT </w:instrText>
                       </w:r>
                       <w:r>
                         <w:rPr>
                           <w:i w:val="0"/>
                           <w:iCs w:val="0"/>
                         </w:rPr>
-                        <w:instrText xml:space="preserve"> \* MERGEFORMAT </w:instrText>
                       </w:r>
                       <w:r>
                         <w:rPr>
@@ -14772,29 +13194,11 @@
         <w:pStyle w:val="Nadpis4"/>
       </w:pPr>
       <w:bookmarkStart w:id="65" w:name="_Toc145004566"/>
-      <w:proofErr w:type="spellStart"/>
       <w:r>
         <w:lastRenderedPageBreak/>
-        <w:t>Specify</w:t>
-      </w:r>
-      <w:proofErr w:type="spellEnd"/>
-      <w:r>
-        <w:t xml:space="preserve"> </w:t>
-      </w:r>
-      <w:proofErr w:type="spellStart"/>
-      <w:r>
-        <w:t>Render</w:t>
-      </w:r>
-      <w:proofErr w:type="spellEnd"/>
-      <w:r>
-        <w:t xml:space="preserve"> </w:t>
-      </w:r>
-      <w:proofErr w:type="spellStart"/>
-      <w:r>
-        <w:t>Queue</w:t>
+        <w:t>Specify Render Queue</w:t>
       </w:r>
       <w:bookmarkEnd w:id="65"/>
-      <w:proofErr w:type="spellEnd"/>
     </w:p>
     <w:p>
       <w:pPr>
@@ -14818,31 +13222,7 @@
         <w:jc w:val="both"/>
       </w:pPr>
       <w:r>
-        <w:t xml:space="preserve">Zatímco </w:t>
-      </w:r>
-      <w:proofErr w:type="spellStart"/>
-      <w:r>
-        <w:t>Sorting</w:t>
-      </w:r>
-      <w:proofErr w:type="spellEnd"/>
-      <w:r>
-        <w:t xml:space="preserve"> </w:t>
-      </w:r>
-      <w:proofErr w:type="spellStart"/>
-      <w:r>
-        <w:t>Layers</w:t>
-      </w:r>
-      <w:proofErr w:type="spellEnd"/>
-      <w:r>
-        <w:t xml:space="preserve"> jsou vyvinuty zásadně pro </w:t>
-      </w:r>
-      <w:proofErr w:type="spellStart"/>
-      <w:r>
-        <w:t>sprites</w:t>
-      </w:r>
-      <w:proofErr w:type="spellEnd"/>
-      <w:r>
-        <w:t xml:space="preserve">, může nastat případ </w:t>
+        <w:t xml:space="preserve">Zatímco Sorting Layers jsou vyvinuty zásadně pro sprites, může nastat případ </w:t>
       </w:r>
       <w:r>
         <w:t>dvou</w:t>
@@ -14910,13 +13290,8 @@
         <w:spacing w:line="360" w:lineRule="auto"/>
         <w:jc w:val="both"/>
       </w:pPr>
-      <w:proofErr w:type="spellStart"/>
-      <w:r>
-        <w:t>Alpha</w:t>
-      </w:r>
-      <w:proofErr w:type="spellEnd"/>
-      <w:r>
-        <w:t xml:space="preserve"> Test</w:t>
+      <w:r>
+        <w:t>Alpha Test</w:t>
       </w:r>
     </w:p>
     <w:p>
@@ -14943,11 +13318,9 @@
         <w:spacing w:line="360" w:lineRule="auto"/>
         <w:jc w:val="both"/>
       </w:pPr>
-      <w:proofErr w:type="spellStart"/>
       <w:r>
         <w:t>Overlay</w:t>
       </w:r>
-      <w:proofErr w:type="spellEnd"/>
       <w:r>
         <w:t xml:space="preserve"> </w:t>
       </w:r>
@@ -14997,15 +13370,7 @@
         <w:jc w:val="both"/>
       </w:pPr>
       <w:r>
-        <w:t xml:space="preserve">Většina </w:t>
-      </w:r>
-      <w:proofErr w:type="gramStart"/>
-      <w:r>
-        <w:t>2D</w:t>
-      </w:r>
-      <w:proofErr w:type="gramEnd"/>
-      <w:r>
-        <w:t xml:space="preserve"> her, používá řazení pomocí víše zmíněných postupů, ale existuje</w:t>
+        <w:t>Většina 2D her, používá řazení pomocí víše zmíněných postupů, ale existuje</w:t>
       </w:r>
     </w:p>
     <w:p>
@@ -15051,7 +13416,6 @@
       </w:pPr>
       <w:bookmarkStart w:id="68" w:name="_Toc144989583"/>
       <w:bookmarkStart w:id="69" w:name="_Toc145004568"/>
-      <w:proofErr w:type="spellStart"/>
       <w:r>
         <w:t>Ti</w:t>
       </w:r>
@@ -15063,7 +13427,6 @@
       </w:r>
       <w:bookmarkEnd w:id="68"/>
       <w:bookmarkEnd w:id="69"/>
-      <w:proofErr w:type="spellEnd"/>
     </w:p>
     <w:p>
       <w:pPr>
@@ -15197,7 +13560,6 @@
                               </w:rPr>
                               <w:t xml:space="preserve"> </w:t>
                             </w:r>
-                            <w:proofErr w:type="spellStart"/>
                             <w:r>
                               <w:rPr>
                                 <w:i w:val="0"/>
@@ -15212,7 +13574,6 @@
                               </w:rPr>
                               <w:t>ilemap</w:t>
                             </w:r>
-                            <w:proofErr w:type="spellEnd"/>
                             <w:r>
                               <w:rPr>
                                 <w:i w:val="0"/>
@@ -15320,7 +13681,6 @@
                         </w:rPr>
                         <w:t xml:space="preserve"> </w:t>
                       </w:r>
-                      <w:proofErr w:type="spellStart"/>
                       <w:r>
                         <w:rPr>
                           <w:i w:val="0"/>
@@ -15335,7 +13695,6 @@
                         </w:rPr>
                         <w:t>ilemap</w:t>
                       </w:r>
-                      <w:proofErr w:type="spellEnd"/>
                       <w:r>
                         <w:rPr>
                           <w:i w:val="0"/>
@@ -15414,23 +13773,10 @@
         </w:drawing>
       </w:r>
       <w:r>
-        <w:t xml:space="preserve">pomocí </w:t>
-      </w:r>
-      <w:proofErr w:type="spellStart"/>
-      <w:r>
-        <w:t>Tilemaps</w:t>
-      </w:r>
-      <w:proofErr w:type="spellEnd"/>
-      <w:r>
-        <w:t xml:space="preserve">. Při vytváření </w:t>
-      </w:r>
-      <w:proofErr w:type="spellStart"/>
-      <w:r>
-        <w:t>tilemapy</w:t>
-      </w:r>
-      <w:proofErr w:type="spellEnd"/>
-      <w:r>
-        <w:t xml:space="preserve"> </w:t>
+        <w:t xml:space="preserve">pomocí Tilemaps. Při vytváření </w:t>
+      </w:r>
+      <w:r>
+        <w:t xml:space="preserve">tilemapy </w:t>
       </w:r>
       <w:r>
         <w:t xml:space="preserve">máme na výběr z několika druhů. </w:t>
@@ -15457,15 +13803,7 @@
         <w:t>vznikne</w:t>
       </w:r>
       <w:r>
-        <w:t xml:space="preserve"> objekt, který má k sobě připnutý komponent </w:t>
-      </w:r>
-      <w:proofErr w:type="spellStart"/>
-      <w:r>
-        <w:t>Tilemap</w:t>
-      </w:r>
-      <w:proofErr w:type="spellEnd"/>
-      <w:r>
-        <w:t xml:space="preserve">, který </w:t>
+        <w:t xml:space="preserve"> objekt, který má k sobě připnutý komponent Tilemap, který </w:t>
       </w:r>
       <w:r>
         <w:t>n</w:t>
@@ -15484,29 +13822,8 @@
         <w:spacing w:line="360" w:lineRule="auto"/>
         <w:jc w:val="both"/>
       </w:pPr>
-      <w:proofErr w:type="spellStart"/>
-      <w:r>
-        <w:t>Amination</w:t>
-      </w:r>
-      <w:proofErr w:type="spellEnd"/>
-      <w:r>
-        <w:t xml:space="preserve"> </w:t>
-      </w:r>
-      <w:proofErr w:type="spellStart"/>
-      <w:r>
-        <w:t>Frame</w:t>
-      </w:r>
-      <w:proofErr w:type="spellEnd"/>
-      <w:r>
-        <w:t xml:space="preserve"> </w:t>
-      </w:r>
-      <w:proofErr w:type="spellStart"/>
-      <w:r>
-        <w:t>Rate</w:t>
-      </w:r>
-      <w:proofErr w:type="spellEnd"/>
-      <w:r>
-        <w:t xml:space="preserve"> – mění rychlost animací animovaných dlaždic</w:t>
+      <w:r>
+        <w:t>Amination Frame Rate – mění rychlost animací animovaných dlaždic</w:t>
       </w:r>
     </w:p>
     <w:p>
@@ -15519,22 +13836,15 @@
         <w:spacing w:line="360" w:lineRule="auto"/>
         <w:jc w:val="both"/>
       </w:pPr>
-      <w:proofErr w:type="spellStart"/>
-      <w:r>
-        <w:t>Color</w:t>
-      </w:r>
-      <w:proofErr w:type="spellEnd"/>
-      <w:r>
-        <w:t xml:space="preserve"> – nám dovoluje nastavit barvu všech dlaždic v </w:t>
-      </w:r>
-      <w:proofErr w:type="spellStart"/>
+      <w:r>
+        <w:t>Color – nám dovoluje nastavit barvu všech dlaždic v </w:t>
+      </w:r>
       <w:r>
         <w:t>T</w:t>
       </w:r>
       <w:r>
         <w:t>ilemap</w:t>
       </w:r>
-      <w:proofErr w:type="spellEnd"/>
     </w:p>
     <w:p>
       <w:pPr>
@@ -15547,15 +13857,7 @@
         <w:jc w:val="both"/>
       </w:pPr>
       <w:r>
-        <w:t xml:space="preserve">Tile </w:t>
-      </w:r>
-      <w:proofErr w:type="spellStart"/>
-      <w:r>
-        <w:t>Anchor</w:t>
-      </w:r>
-      <w:proofErr w:type="spellEnd"/>
-      <w:r>
-        <w:t xml:space="preserve"> – určuje střed dlaždice</w:t>
+        <w:t>Tile Anchor – určuje střed dlaždice</w:t>
       </w:r>
     </w:p>
     <w:p>
@@ -15671,7 +13973,6 @@
                               </w:rPr>
                               <w:t xml:space="preserve"> - </w:t>
                             </w:r>
-                            <w:proofErr w:type="spellStart"/>
                             <w:r>
                               <w:rPr>
                                 <w:i w:val="0"/>
@@ -15684,29 +13985,14 @@
                                 <w:i w:val="0"/>
                                 <w:iCs w:val="0"/>
                               </w:rPr>
-                              <w:t>ilemap</w:t>
-                            </w:r>
-                            <w:proofErr w:type="spellEnd"/>
-                            <w:r>
-                              <w:rPr>
-                                <w:i w:val="0"/>
-                                <w:iCs w:val="0"/>
-                              </w:rPr>
-                              <w:t xml:space="preserve"> komponent</w:t>
+                              <w:t>ilemap komponent</w:t>
                             </w:r>
                             <w:r>
                               <w:rPr>
                                 <w:i w:val="0"/>
                                 <w:iCs w:val="0"/>
                               </w:rPr>
-                              <w:t xml:space="preserve"> </w:t>
-                            </w:r>
-                            <w:r>
-                              <w:rPr>
-                                <w:i w:val="0"/>
-                                <w:iCs w:val="0"/>
-                              </w:rPr>
-                              <w:t>(vlastní zpracování)</w:t>
+                              <w:t xml:space="preserve"> (vlastní zpracování)</w:t>
                             </w:r>
                             <w:bookmarkEnd w:id="72"/>
                           </w:p>
@@ -15791,7 +14077,6 @@
                         </w:rPr>
                         <w:t xml:space="preserve"> - </w:t>
                       </w:r>
-                      <w:proofErr w:type="spellStart"/>
                       <w:r>
                         <w:rPr>
                           <w:i w:val="0"/>
@@ -15804,29 +14089,14 @@
                           <w:i w:val="0"/>
                           <w:iCs w:val="0"/>
                         </w:rPr>
-                        <w:t>ilemap</w:t>
-                      </w:r>
-                      <w:proofErr w:type="spellEnd"/>
-                      <w:r>
-                        <w:rPr>
-                          <w:i w:val="0"/>
-                          <w:iCs w:val="0"/>
-                        </w:rPr>
-                        <w:t xml:space="preserve"> komponent</w:t>
+                        <w:t>ilemap komponent</w:t>
                       </w:r>
                       <w:r>
                         <w:rPr>
                           <w:i w:val="0"/>
                           <w:iCs w:val="0"/>
                         </w:rPr>
-                        <w:t xml:space="preserve"> </w:t>
-                      </w:r>
-                      <w:r>
-                        <w:rPr>
-                          <w:i w:val="0"/>
-                          <w:iCs w:val="0"/>
-                        </w:rPr>
-                        <w:t>(vlastní zpracování)</w:t>
+                        <w:t xml:space="preserve"> (vlastní zpracování)</w:t>
                       </w:r>
                       <w:bookmarkEnd w:id="73"/>
                     </w:p>
@@ -15898,13 +14168,8 @@
           </wp:anchor>
         </w:drawing>
       </w:r>
-      <w:proofErr w:type="spellStart"/>
-      <w:r>
-        <w:t>Orientation</w:t>
-      </w:r>
-      <w:proofErr w:type="spellEnd"/>
-      <w:r>
-        <w:t xml:space="preserve"> – </w:t>
+      <w:r>
+        <w:t xml:space="preserve">Orientation – </w:t>
       </w:r>
       <w:r>
         <w:t>určuje směr otočení dlaždic</w:t>
@@ -15941,63 +14206,7 @@
         <w:jc w:val="both"/>
       </w:pPr>
       <w:r>
-        <w:t xml:space="preserve">K použití </w:t>
-      </w:r>
-      <w:proofErr w:type="spellStart"/>
-      <w:r>
-        <w:t>Tilemaps</w:t>
-      </w:r>
-      <w:proofErr w:type="spellEnd"/>
-      <w:r>
-        <w:t xml:space="preserve"> dále potřebujeme několik dalších nástrojů jako je </w:t>
-      </w:r>
-      <w:proofErr w:type="spellStart"/>
-      <w:r>
-        <w:t>Grid</w:t>
-      </w:r>
-      <w:proofErr w:type="spellEnd"/>
-      <w:r>
-        <w:t xml:space="preserve">, </w:t>
-      </w:r>
-      <w:proofErr w:type="spellStart"/>
-      <w:r>
-        <w:t>Tiles</w:t>
-      </w:r>
-      <w:proofErr w:type="spellEnd"/>
-      <w:r>
-        <w:t xml:space="preserve">, Tile </w:t>
-      </w:r>
-      <w:proofErr w:type="spellStart"/>
-      <w:r>
-        <w:t>Palette</w:t>
-      </w:r>
-      <w:proofErr w:type="spellEnd"/>
-      <w:r>
-        <w:t xml:space="preserve"> a pro řešení kolizí </w:t>
-      </w:r>
-      <w:proofErr w:type="spellStart"/>
-      <w:r>
-        <w:t>Tileamp</w:t>
-      </w:r>
-      <w:proofErr w:type="spellEnd"/>
-      <w:r>
-        <w:t xml:space="preserve"> </w:t>
-      </w:r>
-      <w:proofErr w:type="spellStart"/>
-      <w:r>
-        <w:t>Collider</w:t>
-      </w:r>
-      <w:proofErr w:type="spellEnd"/>
-      <w:r>
-        <w:t xml:space="preserve"> </w:t>
-      </w:r>
-      <w:proofErr w:type="gramStart"/>
-      <w:r>
-        <w:t>2D</w:t>
-      </w:r>
-      <w:proofErr w:type="gramEnd"/>
-      <w:r>
-        <w:t xml:space="preserve">. </w:t>
+        <w:t xml:space="preserve">K použití Tilemaps dále potřebujeme několik dalších nástrojů jako je Grid, Tiles, Tile Palette a pro řešení kolizí Tileamp Collider 2D. </w:t>
       </w:r>
     </w:p>
     <w:p>
@@ -16015,14 +14224,12 @@
           <w:rStyle w:val="Siln"/>
         </w:rPr>
       </w:pPr>
-      <w:proofErr w:type="spellStart"/>
       <w:r>
         <w:rPr>
           <w:rStyle w:val="Siln"/>
         </w:rPr>
         <w:t>Grid</w:t>
       </w:r>
-      <w:proofErr w:type="spellEnd"/>
     </w:p>
     <w:p>
       <w:pPr>
@@ -16031,23 +14238,7 @@
         <w:jc w:val="both"/>
       </w:pPr>
       <w:r>
-        <w:t xml:space="preserve">Mřížka, která se automaticky </w:t>
-      </w:r>
-      <w:proofErr w:type="gramStart"/>
-      <w:r>
-        <w:t>vytvoří</w:t>
-      </w:r>
-      <w:proofErr w:type="gramEnd"/>
-      <w:r>
-        <w:t xml:space="preserve"> při přidání </w:t>
-      </w:r>
-      <w:proofErr w:type="spellStart"/>
-      <w:r>
-        <w:t>Tilemapy</w:t>
-      </w:r>
-      <w:proofErr w:type="spellEnd"/>
-      <w:r>
-        <w:t xml:space="preserve"> do scény. Dovoluje nám</w:t>
+        <w:t>Mřížka, která se automaticky vytvoří při přidání Tilemapy do scény. Dovoluje nám</w:t>
       </w:r>
     </w:p>
     <w:p>
@@ -16172,7 +14363,6 @@
                               </w:rPr>
                               <w:t xml:space="preserve"> </w:t>
                             </w:r>
-                            <w:proofErr w:type="spellStart"/>
                             <w:r>
                               <w:rPr>
                                 <w:i w:val="0"/>
@@ -16187,20 +14377,12 @@
                               </w:rPr>
                               <w:t>rid</w:t>
                             </w:r>
-                            <w:proofErr w:type="spellEnd"/>
                             <w:r>
                               <w:rPr>
                                 <w:i w:val="0"/>
                                 <w:iCs w:val="0"/>
                               </w:rPr>
-                              <w:t xml:space="preserve"> </w:t>
-                            </w:r>
-                            <w:r>
-                              <w:rPr>
-                                <w:i w:val="0"/>
-                                <w:iCs w:val="0"/>
-                              </w:rPr>
-                              <w:t>(vlastní zpracování)</w:t>
+                              <w:t xml:space="preserve"> (vlastní zpracování)</w:t>
                             </w:r>
                             <w:bookmarkEnd w:id="74"/>
                           </w:p>
@@ -16299,7 +14481,6 @@
                         </w:rPr>
                         <w:t xml:space="preserve"> </w:t>
                       </w:r>
-                      <w:proofErr w:type="spellStart"/>
                       <w:r>
                         <w:rPr>
                           <w:i w:val="0"/>
@@ -16314,20 +14495,12 @@
                         </w:rPr>
                         <w:t>rid</w:t>
                       </w:r>
-                      <w:proofErr w:type="spellEnd"/>
                       <w:r>
                         <w:rPr>
                           <w:i w:val="0"/>
                           <w:iCs w:val="0"/>
                         </w:rPr>
-                        <w:t xml:space="preserve"> </w:t>
-                      </w:r>
-                      <w:r>
-                        <w:rPr>
-                          <w:i w:val="0"/>
-                          <w:iCs w:val="0"/>
-                        </w:rPr>
-                        <w:t>(vlastní zpracování)</w:t>
+                        <w:t xml:space="preserve"> (vlastní zpracování)</w:t>
                       </w:r>
                       <w:bookmarkEnd w:id="75"/>
                     </w:p>
@@ -16406,41 +14579,7 @@
         <w:t>. T</w:t>
       </w:r>
       <w:r>
-        <w:t>yto nastavení by měli být prováděny s </w:t>
-      </w:r>
-      <w:proofErr w:type="gramStart"/>
-      <w:r>
-        <w:t>opatrností</w:t>
-      </w:r>
-      <w:proofErr w:type="gramEnd"/>
-      <w:r>
-        <w:t xml:space="preserve"> protože tato změna se promítne do všech </w:t>
-      </w:r>
-      <w:proofErr w:type="spellStart"/>
-      <w:r>
-        <w:t>tilemaps</w:t>
-      </w:r>
-      <w:proofErr w:type="spellEnd"/>
-      <w:r>
-        <w:t xml:space="preserve">. Ve scéně máme zpravidla pouze jeden </w:t>
-      </w:r>
-      <w:proofErr w:type="spellStart"/>
-      <w:proofErr w:type="gramStart"/>
-      <w:r>
-        <w:t>Grid</w:t>
-      </w:r>
-      <w:proofErr w:type="spellEnd"/>
-      <w:proofErr w:type="gramEnd"/>
-      <w:r>
-        <w:t xml:space="preserve"> ale ten může obsahovat několik </w:t>
-      </w:r>
-      <w:proofErr w:type="spellStart"/>
-      <w:r>
-        <w:t>Tilemaps</w:t>
-      </w:r>
-      <w:proofErr w:type="spellEnd"/>
-      <w:r>
-        <w:t>.</w:t>
+        <w:t>yto nastavení by měli být prováděny s opatrností protože tato změna se promítne do všech tilemaps. Ve scéně máme zpravidla pouze jeden Grid ale ten může obsahovat několik Tilemaps.</w:t>
       </w:r>
     </w:p>
     <w:p>
@@ -16510,16 +14649,8 @@
           <w:rStyle w:val="Siln"/>
         </w:rPr>
         <w:lastRenderedPageBreak/>
-        <w:t xml:space="preserve">Tile </w:t>
-      </w:r>
-      <w:proofErr w:type="spellStart"/>
-      <w:r>
-        <w:rPr>
-          <w:rStyle w:val="Siln"/>
-        </w:rPr>
-        <w:t>Palette</w:t>
-      </w:r>
-      <w:proofErr w:type="spellEnd"/>
+        <w:t>Tile Palette</w:t>
+      </w:r>
     </w:p>
     <w:p>
       <w:pPr>
@@ -16631,7 +14762,6 @@
                               </w:rPr>
                               <w:t xml:space="preserve"> - Tile </w:t>
                             </w:r>
-                            <w:proofErr w:type="spellStart"/>
                             <w:r>
                               <w:rPr>
                                 <w:i w:val="0"/>
@@ -16646,7 +14776,6 @@
                               </w:rPr>
                               <w:t>alette</w:t>
                             </w:r>
-                            <w:proofErr w:type="spellEnd"/>
                             <w:r>
                               <w:rPr>
                                 <w:i w:val="0"/>
@@ -16681,13 +14810,13 @@
                                 <w:i w:val="0"/>
                                 <w:iCs w:val="0"/>
                               </w:rPr>
+                              <w:instrText xml:space="preserve"> \* MERGEFORMAT </w:instrText>
                             </w:r>
                             <w:r>
                               <w:rPr>
                                 <w:i w:val="0"/>
                                 <w:iCs w:val="0"/>
                               </w:rPr>
-                              <w:instrText xml:space="preserve"> \* MERGEFORMAT </w:instrText>
                             </w:r>
                             <w:r>
                               <w:rPr>
@@ -16802,7 +14931,6 @@
                         </w:rPr>
                         <w:t xml:space="preserve"> - Tile </w:t>
                       </w:r>
-                      <w:proofErr w:type="spellStart"/>
                       <w:r>
                         <w:rPr>
                           <w:i w:val="0"/>
@@ -16817,7 +14945,6 @@
                         </w:rPr>
                         <w:t>alette</w:t>
                       </w:r>
-                      <w:proofErr w:type="spellEnd"/>
                       <w:r>
                         <w:rPr>
                           <w:i w:val="0"/>
@@ -16852,13 +14979,13 @@
                           <w:i w:val="0"/>
                           <w:iCs w:val="0"/>
                         </w:rPr>
+                        <w:instrText xml:space="preserve"> \* MERGEFORMAT </w:instrText>
                       </w:r>
                       <w:r>
                         <w:rPr>
                           <w:i w:val="0"/>
                           <w:iCs w:val="0"/>
                         </w:rPr>
-                        <w:instrText xml:space="preserve"> \* MERGEFORMAT </w:instrText>
                       </w:r>
                       <w:r>
                         <w:rPr>
@@ -16990,15 +15117,7 @@
         <w:t xml:space="preserve">e </w:t>
       </w:r>
       <w:r>
-        <w:t xml:space="preserve">sad na </w:t>
-      </w:r>
-      <w:proofErr w:type="spellStart"/>
-      <w:r>
-        <w:t>tilemapu</w:t>
-      </w:r>
-      <w:proofErr w:type="spellEnd"/>
-      <w:r>
-        <w:t xml:space="preserve"> a rychle vytvářet složité struktury a mapy. Tento nástroj také umožňuje definovat různé varianty dlaždic pro různé situace, což přidává flexibilitu do tvorby herního prostředí.</w:t>
+        <w:t>sad na tilemapu a rychle vytvářet složité struktury a mapy. Tento nástroj také umožňuje definovat různé varianty dlaždic pro různé situace, což přidává flexibilitu do tvorby herního prostředí.</w:t>
       </w:r>
     </w:p>
     <w:p>
@@ -17373,29 +15492,8 @@
         <w:spacing w:line="360" w:lineRule="auto"/>
       </w:pPr>
       <w:bookmarkStart w:id="90" w:name="_Ref145004894"/>
-      <w:proofErr w:type="spellStart"/>
-      <w:r>
-        <w:t>What</w:t>
-      </w:r>
-      <w:proofErr w:type="spellEnd"/>
-      <w:r>
-        <w:t xml:space="preserve"> </w:t>
-      </w:r>
-      <w:proofErr w:type="spellStart"/>
-      <w:r>
-        <w:t>is</w:t>
-      </w:r>
-      <w:proofErr w:type="spellEnd"/>
-      <w:r>
-        <w:t xml:space="preserve"> a Game </w:t>
-      </w:r>
-      <w:proofErr w:type="spellStart"/>
-      <w:r>
-        <w:t>Engine</w:t>
-      </w:r>
-      <w:proofErr w:type="spellEnd"/>
-      <w:r>
-        <w:t>? [online]. 2021 [cit. 2023-09-07]. Dostupné z: https://fullscale.io/blog/what-is-game-engine/</w:t>
+      <w:r>
+        <w:t>What is a Game Engine? [online]. 2021 [cit. 2023-09-07]. Dostupné z: https://fullscale.io/blog/what-is-game-engine/</w:t>
       </w:r>
       <w:bookmarkEnd w:id="90"/>
     </w:p>
@@ -17409,35 +15507,8 @@
         <w:spacing w:line="360" w:lineRule="auto"/>
       </w:pPr>
       <w:bookmarkStart w:id="91" w:name="_Ref145005068"/>
-      <w:proofErr w:type="spellStart"/>
-      <w:r>
-        <w:t>What</w:t>
-      </w:r>
-      <w:proofErr w:type="spellEnd"/>
-      <w:r>
-        <w:t xml:space="preserve"> Are </w:t>
-      </w:r>
-      <w:proofErr w:type="spellStart"/>
-      <w:r>
-        <w:t>the</w:t>
-      </w:r>
-      <w:proofErr w:type="spellEnd"/>
-      <w:r>
-        <w:t xml:space="preserve"> Best Game </w:t>
-      </w:r>
-      <w:proofErr w:type="spellStart"/>
-      <w:r>
-        <w:t>Engines</w:t>
-      </w:r>
-      <w:proofErr w:type="spellEnd"/>
-      <w:r>
-        <w:t>? [online]. 2023 [cit. 2023-09-0</w:t>
-      </w:r>
-      <w:r>
-        <w:t>7</w:t>
-      </w:r>
-      <w:r>
-        <w:t>]. Dostupné z: https://www.perforce.com/blog/vcs/most-popular-game-engines</w:t>
+      <w:r>
+        <w:t>What Are the Best Game Engines? [online]. 2023 [cit. 2023-09-07]. Dostupné z: https://www.perforce.com/blog/vcs/most-popular-game-engines</w:t>
       </w:r>
       <w:bookmarkEnd w:id="91"/>
     </w:p>
@@ -17451,21 +15522,8 @@
         <w:spacing w:line="360" w:lineRule="auto"/>
       </w:pPr>
       <w:bookmarkStart w:id="92" w:name="_Ref145005093"/>
-      <w:proofErr w:type="spellStart"/>
-      <w:r>
-        <w:t>Fireship</w:t>
-      </w:r>
-      <w:proofErr w:type="spellEnd"/>
-      <w:r>
-        <w:t xml:space="preserve">, 2022, Godot in 100 </w:t>
-      </w:r>
-      <w:proofErr w:type="spellStart"/>
-      <w:r>
-        <w:t>Seconds</w:t>
-      </w:r>
-      <w:proofErr w:type="spellEnd"/>
-      <w:r>
-        <w:t>, YouTube video. [cit. 2023-09-07]. Dostupné z: https://www.youtube.com/watch?v=QKgTZWbwD1U</w:t>
+      <w:r>
+        <w:t>Fireship, 2022, Godot in 100 Seconds, YouTube video. [cit. 2023-09-07]. Dostupné z: https://www.youtube.com/watch?v=QKgTZWbwD1U</w:t>
       </w:r>
       <w:bookmarkEnd w:id="92"/>
     </w:p>
@@ -17480,15 +15538,7 @@
       </w:pPr>
       <w:bookmarkStart w:id="93" w:name="_Ref145005106"/>
       <w:r>
-        <w:t xml:space="preserve">Amazon </w:t>
-      </w:r>
-      <w:proofErr w:type="spellStart"/>
-      <w:r>
-        <w:t>Lumberyard</w:t>
-      </w:r>
-      <w:proofErr w:type="spellEnd"/>
-      <w:r>
-        <w:t> [online]. 2023 [cit. 2023-09-0</w:t>
+        <w:t>Amazon Lumberyard [online]. 2023 [cit. 2023-09-0</w:t>
       </w:r>
       <w:r>
         <w:t>7</w:t>
@@ -17508,59 +15558,8 @@
         <w:spacing w:line="360" w:lineRule="auto"/>
       </w:pPr>
       <w:bookmarkStart w:id="94" w:name="_Ref145005117"/>
-      <w:proofErr w:type="spellStart"/>
-      <w:r>
-        <w:t>What</w:t>
-      </w:r>
-      <w:proofErr w:type="spellEnd"/>
-      <w:r>
-        <w:t xml:space="preserve"> </w:t>
-      </w:r>
-      <w:proofErr w:type="spellStart"/>
-      <w:r>
-        <w:t>is</w:t>
-      </w:r>
-      <w:proofErr w:type="spellEnd"/>
-      <w:r>
-        <w:t xml:space="preserve"> Unity? – A Top Game </w:t>
-      </w:r>
-      <w:proofErr w:type="spellStart"/>
-      <w:r>
-        <w:t>Engine</w:t>
-      </w:r>
-      <w:proofErr w:type="spellEnd"/>
-      <w:r>
-        <w:t xml:space="preserve"> </w:t>
-      </w:r>
-      <w:proofErr w:type="spellStart"/>
-      <w:r>
-        <w:t>Solution</w:t>
-      </w:r>
-      <w:proofErr w:type="spellEnd"/>
-      <w:r>
-        <w:t xml:space="preserve"> </w:t>
-      </w:r>
-      <w:proofErr w:type="spellStart"/>
-      <w:r>
-        <w:t>for</w:t>
-      </w:r>
-      <w:proofErr w:type="spellEnd"/>
-      <w:r>
-        <w:t xml:space="preserve"> Video </w:t>
-      </w:r>
-      <w:proofErr w:type="spellStart"/>
-      <w:r>
-        <w:t>Games</w:t>
-      </w:r>
-      <w:proofErr w:type="spellEnd"/>
-      <w:r>
-        <w:t> [online]. 2023 [cit. 2023-09-0</w:t>
-      </w:r>
-      <w:r>
-        <w:t>7</w:t>
-      </w:r>
-      <w:r>
-        <w:t>]. Dostupné z: https://gamedevacademy.org/what-is-unity/</w:t>
+      <w:r>
+        <w:t>What is Unity? – A Top Game Engine Solution for Video Games [online]. 2023 [cit. 2023-09-07]. Dostupné z: https://gamedevacademy.org/what-is-unity/</w:t>
       </w:r>
       <w:bookmarkEnd w:id="94"/>
     </w:p>
@@ -17575,15 +15574,7 @@
       </w:pPr>
       <w:bookmarkStart w:id="95" w:name="_Ref145005126"/>
       <w:r>
-        <w:t xml:space="preserve">Unity User </w:t>
-      </w:r>
-      <w:proofErr w:type="spellStart"/>
-      <w:r>
-        <w:t>Manual</w:t>
-      </w:r>
-      <w:proofErr w:type="spellEnd"/>
-      <w:r>
-        <w:t xml:space="preserve"> 2022.3 (LTS) [online]. Unity Technologies, 2023 [cit. 2023-09-07]. Dostupné z: https://docs.unity3d.com/Manual/index.html</w:t>
+        <w:t>Unity User Manual 2022.3 (LTS) [online]. Unity Technologies, 2023 [cit. 2023-09-07]. Dostupné z: https://docs.unity3d.com/Manual/index.html</w:t>
       </w:r>
       <w:bookmarkEnd w:id="95"/>
     </w:p>
@@ -17598,47 +15589,7 @@
       </w:pPr>
       <w:bookmarkStart w:id="96" w:name="_Ref145005136"/>
       <w:r>
-        <w:t>HILTON, Chris. </w:t>
-      </w:r>
-      <w:proofErr w:type="spellStart"/>
-      <w:r>
-        <w:t>Collider’s</w:t>
-      </w:r>
-      <w:proofErr w:type="spellEnd"/>
-      <w:r>
-        <w:t xml:space="preserve"> and </w:t>
-      </w:r>
-      <w:proofErr w:type="spellStart"/>
-      <w:r>
-        <w:t>Triggers</w:t>
-      </w:r>
-      <w:proofErr w:type="spellEnd"/>
-      <w:r>
-        <w:t xml:space="preserve"> in Unity — </w:t>
-      </w:r>
-      <w:proofErr w:type="spellStart"/>
-      <w:r>
-        <w:t>Understanding</w:t>
-      </w:r>
-      <w:proofErr w:type="spellEnd"/>
-      <w:r>
-        <w:t xml:space="preserve"> </w:t>
-      </w:r>
-      <w:proofErr w:type="spellStart"/>
-      <w:r>
-        <w:t>the</w:t>
-      </w:r>
-      <w:proofErr w:type="spellEnd"/>
-      <w:r>
-        <w:t xml:space="preserve"> </w:t>
-      </w:r>
-      <w:proofErr w:type="spellStart"/>
-      <w:r>
-        <w:t>Basics</w:t>
-      </w:r>
-      <w:proofErr w:type="spellEnd"/>
-      <w:r>
-        <w:t> [online]. 2021 [cit. 2023-09-07]. Dostupné z: https://christopherhilton88.medium.com/colliders-and-triggers-in-unity-understanding-the-basics-7192714f3440</w:t>
+        <w:t>HILTON, Chris. Collider’s and Triggers in Unity — Understanding the Basics [online]. 2021 [cit. 2023-09-07]. Dostupné z: https://christopherhilton88.medium.com/colliders-and-triggers-in-unity-understanding-the-basics-7192714f3440</w:t>
       </w:r>
       <w:bookmarkEnd w:id="96"/>
     </w:p>
@@ -17652,26 +15603,8 @@
         <w:spacing w:line="360" w:lineRule="auto"/>
       </w:pPr>
       <w:bookmarkStart w:id="97" w:name="_Ref145005144"/>
-      <w:proofErr w:type="gramStart"/>
-      <w:r>
-        <w:t xml:space="preserve">Unity - </w:t>
-      </w:r>
-      <w:proofErr w:type="spellStart"/>
-      <w:r>
-        <w:t>Rigidbodies</w:t>
-      </w:r>
-      <w:proofErr w:type="spellEnd"/>
-      <w:proofErr w:type="gramEnd"/>
-      <w:r>
-        <w:t xml:space="preserve"> and </w:t>
-      </w:r>
-      <w:proofErr w:type="spellStart"/>
-      <w:r>
-        <w:t>Physics</w:t>
-      </w:r>
-      <w:proofErr w:type="spellEnd"/>
-      <w:r>
-        <w:t> [online]. [cit. 2023-09-07]. Dostupné z: https://www.tutorialspoint.com/unity/unity_rigidbodies_and_physics.htm</w:t>
+      <w:r>
+        <w:t>Unity - Rigidbodies and Physics [online]. [cit. 2023-09-07]. Dostupné z: https://www.tutorialspoint.com/unity/unity_rigidbodies_and_physics.htm</w:t>
       </w:r>
       <w:bookmarkEnd w:id="97"/>
     </w:p>
@@ -17685,53 +15618,12 @@
         <w:spacing w:line="360" w:lineRule="auto"/>
       </w:pPr>
       <w:bookmarkStart w:id="98" w:name="_Ref145005152"/>
-      <w:proofErr w:type="spellStart"/>
       <w:r>
         <w:rPr>
           <w:color w:val="212529"/>
           <w:shd w:val="clear" w:color="auto" w:fill="FFFFFF"/>
         </w:rPr>
-        <w:t>Animation</w:t>
-      </w:r>
-      <w:proofErr w:type="spellEnd"/>
-      <w:r>
-        <w:rPr>
-          <w:color w:val="212529"/>
-          <w:shd w:val="clear" w:color="auto" w:fill="FFFFFF"/>
-        </w:rPr>
-        <w:t xml:space="preserve"> and </w:t>
-      </w:r>
-      <w:proofErr w:type="spellStart"/>
-      <w:r>
-        <w:rPr>
-          <w:color w:val="212529"/>
-          <w:shd w:val="clear" w:color="auto" w:fill="FFFFFF"/>
-        </w:rPr>
-        <w:t>Animator</w:t>
-      </w:r>
-      <w:proofErr w:type="spellEnd"/>
-      <w:r>
-        <w:rPr>
-          <w:color w:val="212529"/>
-          <w:shd w:val="clear" w:color="auto" w:fill="FFFFFF"/>
-        </w:rPr>
-        <w:t xml:space="preserve"> in Unity </w:t>
-      </w:r>
-      <w:proofErr w:type="gramStart"/>
-      <w:r>
-        <w:rPr>
-          <w:color w:val="212529"/>
-          <w:shd w:val="clear" w:color="auto" w:fill="FFFFFF"/>
-        </w:rPr>
-        <w:t>3D</w:t>
-      </w:r>
-      <w:proofErr w:type="gramEnd"/>
-      <w:r>
-        <w:rPr>
-          <w:color w:val="212529"/>
-          <w:shd w:val="clear" w:color="auto" w:fill="FFFFFF"/>
-        </w:rPr>
-        <w:t> [online]. [cit. 2023-09-07]. Dostupné z: https://www.studytonight.com/game-development-in-2D/animation-animator</w:t>
+        <w:t>Animation and Animator in Unity 3D [online]. [cit. 2023-09-07]. Dostupné z: https://www.studytonight.com/game-development-in-2D/animation-animator</w:t>
       </w:r>
       <w:bookmarkEnd w:id="98"/>
     </w:p>
@@ -17745,21 +15637,8 @@
         <w:spacing w:line="360" w:lineRule="auto"/>
       </w:pPr>
       <w:bookmarkStart w:id="99" w:name="_Ref145005166"/>
-      <w:proofErr w:type="spellStart"/>
-      <w:r>
-        <w:t>Brackeys</w:t>
-      </w:r>
-      <w:proofErr w:type="spellEnd"/>
-      <w:r>
-        <w:t xml:space="preserve">, 2017, </w:t>
-      </w:r>
-      <w:proofErr w:type="spellStart"/>
-      <w:r>
-        <w:t>GIntroduction</w:t>
-      </w:r>
-      <w:proofErr w:type="spellEnd"/>
-      <w:r>
-        <w:t xml:space="preserve"> to AUDIO in Unity, YouTube video. [cit. 2023-09-07]. Dostupné z: https://www.youtube.com/watch?v=6OT43pvUyfY</w:t>
+      <w:r>
+        <w:t>Brackeys, 2017, GIntroduction to AUDIO in Unity, YouTube video. [cit. 2023-09-07]. Dostupné z: https://www.youtube.com/watch?v=6OT43pvUyfY</w:t>
       </w:r>
       <w:bookmarkEnd w:id="99"/>
     </w:p>
@@ -17774,23 +15653,7 @@
       </w:pPr>
       <w:bookmarkStart w:id="100" w:name="_Ref145005176"/>
       <w:r>
-        <w:t>FRENCH, John. </w:t>
-      </w:r>
-      <w:proofErr w:type="spellStart"/>
-      <w:r>
-        <w:t>How</w:t>
-      </w:r>
-      <w:proofErr w:type="spellEnd"/>
-      <w:r>
-        <w:t xml:space="preserve"> to use </w:t>
-      </w:r>
-      <w:proofErr w:type="spellStart"/>
-      <w:r>
-        <w:t>Prefabs</w:t>
-      </w:r>
-      <w:proofErr w:type="spellEnd"/>
-      <w:r>
-        <w:t xml:space="preserve"> in Unity [online]. [cit. 2023-09-07]. Dostupné z: https://gamedevbeginner.com/how-to-use-prefabs-in-unity/#how_to_use_prefabs</w:t>
+        <w:t>FRENCH, John. How to use Prefabs in Unity [online]. [cit. 2023-09-07]. Dostupné z: https://gamedevbeginner.com/how-to-use-prefabs-in-unity/#how_to_use_prefabs</w:t>
       </w:r>
       <w:bookmarkEnd w:id="100"/>
     </w:p>
@@ -17805,53 +15668,7 @@
       </w:pPr>
       <w:bookmarkStart w:id="101" w:name="_Ref145005187"/>
       <w:r>
-        <w:t>ELEMUWA</w:t>
-      </w:r>
-      <w:r>
-        <w:t>, 2022,</w:t>
-      </w:r>
-      <w:r>
-        <w:t xml:space="preserve"> </w:t>
-      </w:r>
-      <w:proofErr w:type="spellStart"/>
-      <w:r>
-        <w:t>Fimber</w:t>
-      </w:r>
-      <w:proofErr w:type="spellEnd"/>
-      <w:r>
-        <w:t>. </w:t>
-      </w:r>
-      <w:proofErr w:type="spellStart"/>
-      <w:r>
-        <w:t>The</w:t>
-      </w:r>
-      <w:proofErr w:type="spellEnd"/>
-      <w:r>
-        <w:t xml:space="preserve"> </w:t>
-      </w:r>
-      <w:proofErr w:type="spellStart"/>
-      <w:r>
-        <w:t>basics</w:t>
-      </w:r>
-      <w:proofErr w:type="spellEnd"/>
-      <w:r>
-        <w:t xml:space="preserve"> </w:t>
-      </w:r>
-      <w:proofErr w:type="spellStart"/>
-      <w:r>
-        <w:t>of</w:t>
-      </w:r>
-      <w:proofErr w:type="spellEnd"/>
-      <w:r>
-        <w:t xml:space="preserve"> </w:t>
-      </w:r>
-      <w:proofErr w:type="spellStart"/>
-      <w:r>
-        <w:t>lighting</w:t>
-      </w:r>
-      <w:proofErr w:type="spellEnd"/>
-      <w:r>
-        <w:t xml:space="preserve"> in Unity [online]. [cit. 2023-09-07]. Dostupné z: https://blog.logrocket.com/lighting-basics-unity/#directional-light</w:t>
+        <w:t>ELEMUWA, 2022, Fimber. The basics of lighting in Unity [online]. [cit. 2023-09-07]. Dostupné z: https://blog.logrocket.com/lighting-basics-unity/#directional-light</w:t>
       </w:r>
       <w:bookmarkEnd w:id="101"/>
     </w:p>
@@ -17865,26 +15682,8 @@
         <w:spacing w:line="360" w:lineRule="auto"/>
       </w:pPr>
       <w:bookmarkStart w:id="102" w:name="_Ref145005198"/>
-      <w:proofErr w:type="gramStart"/>
-      <w:r>
-        <w:t xml:space="preserve">Unity - </w:t>
-      </w:r>
-      <w:proofErr w:type="spellStart"/>
-      <w:r>
-        <w:t>Creating</w:t>
-      </w:r>
-      <w:proofErr w:type="spellEnd"/>
-      <w:proofErr w:type="gramEnd"/>
-      <w:r>
-        <w:t xml:space="preserve"> </w:t>
-      </w:r>
-      <w:proofErr w:type="spellStart"/>
-      <w:r>
-        <w:t>Sprites</w:t>
-      </w:r>
-      <w:proofErr w:type="spellEnd"/>
-      <w:r>
-        <w:t> [online]. [cit. 2023-09-07]. Dostupné z: https://www.tutorialspoint.com/unity/unity_creating_sprites.htm</w:t>
+      <w:r>
+        <w:t>Unity - Creating Sprites [online]. [cit. 2023-09-07]. Dostupné z: https://www.tutorialspoint.com/unity/unity_creating_sprites.htm</w:t>
       </w:r>
       <w:bookmarkEnd w:id="102"/>
     </w:p>
@@ -17898,37 +15697,8 @@
         <w:spacing w:line="360" w:lineRule="auto"/>
       </w:pPr>
       <w:bookmarkStart w:id="103" w:name="_Ref145005207"/>
-      <w:proofErr w:type="spellStart"/>
-      <w:r>
-        <w:t>Sorting</w:t>
-      </w:r>
-      <w:proofErr w:type="spellEnd"/>
-      <w:r>
-        <w:t xml:space="preserve"> </w:t>
-      </w:r>
-      <w:proofErr w:type="spellStart"/>
-      <w:r>
-        <w:t>Layer</w:t>
-      </w:r>
-      <w:proofErr w:type="spellEnd"/>
-      <w:r>
-        <w:t>/</w:t>
-      </w:r>
-      <w:proofErr w:type="spellStart"/>
-      <w:r>
-        <w:t>Order</w:t>
-      </w:r>
-      <w:proofErr w:type="spellEnd"/>
-      <w:r>
-        <w:t xml:space="preserve"> </w:t>
-      </w:r>
-      <w:proofErr w:type="spellStart"/>
-      <w:r>
-        <w:t>Setting</w:t>
-      </w:r>
-      <w:proofErr w:type="spellEnd"/>
-      <w:r>
-        <w:t> [online]. [cit. 2023-09-07]. Dostupné z: https://rainyrizzle.github.io/en/AdvancedManual/AD_SortingLayer.html</w:t>
+      <w:r>
+        <w:t>Sorting Layer/Order Setting [online]. [cit. 2023-09-07]. Dostupné z: https://rainyrizzle.github.io/en/AdvancedManual/AD_SortingLayer.html</w:t>
       </w:r>
       <w:bookmarkEnd w:id="103"/>
     </w:p>
@@ -17944,31 +15714,7 @@
       <w:bookmarkStart w:id="104" w:name="_Ref145005216"/>
       <w:r>
         <w:lastRenderedPageBreak/>
-        <w:t>FRENCH, John. </w:t>
-      </w:r>
-      <w:proofErr w:type="spellStart"/>
-      <w:r>
-        <w:t>How</w:t>
-      </w:r>
-      <w:proofErr w:type="spellEnd"/>
-      <w:r>
-        <w:t xml:space="preserve"> to use </w:t>
-      </w:r>
-      <w:proofErr w:type="spellStart"/>
-      <w:r>
-        <w:t>Sorting</w:t>
-      </w:r>
-      <w:proofErr w:type="spellEnd"/>
-      <w:r>
-        <w:t xml:space="preserve"> </w:t>
-      </w:r>
-      <w:proofErr w:type="spellStart"/>
-      <w:r>
-        <w:t>Layers</w:t>
-      </w:r>
-      <w:proofErr w:type="spellEnd"/>
-      <w:r>
-        <w:t xml:space="preserve"> in Unity [online]. 2021 [cit. 2023-09-07]. Dostupné z: https://gamedevbeginner.com/how-to-use-sorting-layers-in-unity/</w:t>
+        <w:t>FRENCH, John. How to use Sorting Layers in Unity [online]. 2021 [cit. 2023-09-07]. Dostupné z: https://gamedevbeginner.com/how-to-use-sorting-layers-in-unity/</w:t>
       </w:r>
       <w:bookmarkEnd w:id="104"/>
     </w:p>
@@ -17983,23 +15729,7 @@
       </w:pPr>
       <w:bookmarkStart w:id="105" w:name="_Ref145005224"/>
       <w:r>
-        <w:t>SCHRUTE, Ahmed. </w:t>
-      </w:r>
-      <w:proofErr w:type="spellStart"/>
-      <w:r>
-        <w:t>Rendering</w:t>
-      </w:r>
-      <w:proofErr w:type="spellEnd"/>
-      <w:r>
-        <w:t xml:space="preserve"> </w:t>
-      </w:r>
-      <w:proofErr w:type="spellStart"/>
-      <w:r>
-        <w:t>Queues</w:t>
-      </w:r>
-      <w:proofErr w:type="spellEnd"/>
-      <w:r>
-        <w:t xml:space="preserve"> in Unity [online]. 2020 [cit. 2023-09-07]. Dostupné z: https://www.linkedin.com/pulse/rendering-queues-unity-a-hassan</w:t>
+        <w:t>SCHRUTE, Ahmed. Rendering Queues in Unity [online]. 2020 [cit. 2023-09-07]. Dostupné z: https://www.linkedin.com/pulse/rendering-queues-unity-a-hassan</w:t>
       </w:r>
       <w:bookmarkEnd w:id="105"/>
     </w:p>
@@ -18014,47 +15744,7 @@
       </w:pPr>
       <w:bookmarkStart w:id="106" w:name="_Ref145005232"/>
       <w:r>
-        <w:t>BONZON, Tim. </w:t>
-      </w:r>
-      <w:proofErr w:type="spellStart"/>
-      <w:r>
-        <w:t>How</w:t>
-      </w:r>
-      <w:proofErr w:type="spellEnd"/>
-      <w:r>
-        <w:t xml:space="preserve"> to Build </w:t>
-      </w:r>
-      <w:proofErr w:type="gramStart"/>
-      <w:r>
-        <w:t>2D</w:t>
-      </w:r>
-      <w:proofErr w:type="gramEnd"/>
-      <w:r>
-        <w:t xml:space="preserve"> </w:t>
-      </w:r>
-      <w:proofErr w:type="spellStart"/>
-      <w:r>
-        <w:t>Levels</w:t>
-      </w:r>
-      <w:proofErr w:type="spellEnd"/>
-      <w:r>
-        <w:t xml:space="preserve"> in Unity – </w:t>
-      </w:r>
-      <w:proofErr w:type="spellStart"/>
-      <w:r>
-        <w:t>Tilemap</w:t>
-      </w:r>
-      <w:proofErr w:type="spellEnd"/>
-      <w:r>
-        <w:t xml:space="preserve"> Editor </w:t>
-      </w:r>
-      <w:proofErr w:type="spellStart"/>
-      <w:r>
-        <w:t>Tutorial</w:t>
-      </w:r>
-      <w:proofErr w:type="spellEnd"/>
-      <w:r>
-        <w:t xml:space="preserve"> [online]. 2023 [cit. 2023-09-07]. Dostupné z: </w:t>
+        <w:t xml:space="preserve">BONZON, Tim. How to Build 2D Levels in Unity – Tilemap Editor Tutorial [online]. 2023 [cit. 2023-09-07]. Dostupné z: </w:t>
       </w:r>
       <w:r>
         <w:t>https://gamedevacademy.org/mastering-unitys-new-tilemap-editor-building-2d-levels</w:t>
@@ -18072,15 +15762,7 @@
       </w:pPr>
       <w:bookmarkStart w:id="107" w:name="_Ref145005347"/>
       <w:r>
-        <w:t xml:space="preserve">HOLAN, Tomáš. Unity: první seznámení s tvorbou počítačových her. Praha: CZ.NIC, </w:t>
-      </w:r>
-      <w:proofErr w:type="spellStart"/>
-      <w:r>
-        <w:t>z.s.p.o</w:t>
-      </w:r>
-      <w:proofErr w:type="spellEnd"/>
-      <w:r>
-        <w:t>., 2020. CZ.NIC. ISBN 978-80-88168-57-7.</w:t>
+        <w:t>HOLAN, Tomáš. Unity: první seznámení s tvorbou počítačových her. Praha: CZ.NIC, z.s.p.o., 2020. CZ.NIC. ISBN 978-80-88168-57-7.</w:t>
       </w:r>
       <w:bookmarkEnd w:id="107"/>
     </w:p>
@@ -18095,31 +15777,7 @@
       </w:pPr>
       <w:bookmarkStart w:id="108" w:name="_Ref145005288"/>
       <w:r>
-        <w:t>VIONIX. </w:t>
-      </w:r>
-      <w:proofErr w:type="spellStart"/>
-      <w:r>
-        <w:t>Sorting</w:t>
-      </w:r>
-      <w:proofErr w:type="spellEnd"/>
-      <w:r>
-        <w:t xml:space="preserve"> </w:t>
-      </w:r>
-      <w:proofErr w:type="spellStart"/>
-      <w:r>
-        <w:t>Layer</w:t>
-      </w:r>
-      <w:proofErr w:type="spellEnd"/>
-      <w:r>
-        <w:t xml:space="preserve"> in Unity </w:t>
-      </w:r>
-      <w:proofErr w:type="gramStart"/>
-      <w:r>
-        <w:t>2D</w:t>
-      </w:r>
-      <w:proofErr w:type="gramEnd"/>
-      <w:r>
-        <w:t> [online]. 2023 [cit. 2023-09-07]. Dostupné z: https://vionixstudio.com/2023/07/06/sorting-layer-in-unity-2d/?utm_content=cmp-true</w:t>
+        <w:t>VIONIX. Sorting Layer in Unity 2D [online]. 2023 [cit. 2023-09-07]. Dostupné z: https://vionixstudio.com/2023/07/06/sorting-layer-in-unity-2d/?utm_content=cmp-true</w:t>
       </w:r>
       <w:bookmarkEnd w:id="108"/>
     </w:p>
@@ -23436,6 +21094,7 @@
   <w:style w:type="character" w:default="1" w:styleId="Standardnpsmoodstavce">
     <w:name w:val="Default Paragraph Font"/>
     <w:uiPriority w:val="1"/>
+    <w:semiHidden/>
     <w:unhideWhenUsed/>
   </w:style>
   <w:style w:type="table" w:default="1" w:styleId="Normlntabulka">
